--- a/SUBMISSION/1_Technical_Documentation.docx
+++ b/SUBMISSION/1_Technical_Documentation.docx
@@ -4,7 +4,8 @@
   <w:body>
     <w:p>
       <w:pPr>
-        <w:pStyle w:val="Heading1"/>
+        <w:pStyle w:val="Title"/>
+        <w:jc w:val="left"/>
       </w:pPr>
       <w:r>
         <w:t>ClauseGuard: A Multi-Policy Entitlement Engine for Insurance Consumers</w:t>
@@ -12,7 +13,10 @@
     </w:p>
     <w:p>
       <w:r>
-        <w:t>*Compiles real policies into a constraint program; computes what you are owed, how to get it, and what to buy; proves every answer with clauses; acts only within safe permission tiers.*</w:t>
+        <w:rPr>
+          <w:i/>
+        </w:rPr>
+        <w:t>Compiles real policies into a constraint program; computes what you are owed, how to get it, and what to buy; proves every answer with clauses; acts only within safe permission tiers.</w:t>
       </w:r>
     </w:p>
     <w:p>
@@ -37,9 +41,12 @@
     </w:p>
     <w:p>
       <w:pPr>
-        <w:pStyle w:val="Heading2"/>
+        <w:pStyle w:val="Heading1"/>
       </w:pPr>
       <w:r>
+        <w:rPr>
+          <w:color w:val="14213D"/>
+        </w:rPr>
         <w:t>1. Problem</w:t>
       </w:r>
     </w:p>
@@ -72,7 +79,13 @@
             <w:r>
               <w:rPr>
                 <w:b/>
-                <w:sz w:val="17"/>
+                <w:sz w:val="18"/>
+              </w:rPr>
+            </w:r>
+            <w:r>
+              <w:rPr>
+                <w:b/>
+                <w:sz w:val="18"/>
               </w:rPr>
               <w:t>Figure</w:t>
             </w:r>
@@ -86,7 +99,13 @@
             <w:r>
               <w:rPr>
                 <w:b/>
-                <w:sz w:val="17"/>
+                <w:sz w:val="18"/>
+              </w:rPr>
+            </w:r>
+            <w:r>
+              <w:rPr>
+                <w:b/>
+                <w:sz w:val="18"/>
               </w:rPr>
               <w:t>Source</w:t>
             </w:r>
@@ -101,7 +120,12 @@
           <w:p>
             <w:r>
               <w:rPr>
-                <w:sz w:val="17"/>
+                <w:sz w:val="18"/>
+              </w:rPr>
+            </w:r>
+            <w:r>
+              <w:rPr>
+                <w:sz w:val="18"/>
               </w:rPr>
               <w:t>19% of in-network claims denied on HealthCare.gov in 2023; consumers appealed under 1%; 56% of appeals upheld the denial (KFF, Jan 2025)</w:t>
             </w:r>
@@ -114,7 +138,12 @@
           <w:p>
             <w:r>
               <w:rPr>
-                <w:sz w:val="17"/>
+                <w:sz w:val="18"/>
+              </w:rPr>
+            </w:r>
+            <w:r>
+              <w:rPr>
+                <w:sz w:val="18"/>
               </w:rPr>
               <w:t>https://www.kff.org/private-insurance/healthcare-gov-insurers-denied-nearly-1-in-5-in-network-claims-in-2023-but-information-about-reasons-is-limited-in-public-data/</w:t>
             </w:r>
@@ -129,7 +158,12 @@
           <w:p>
             <w:r>
               <w:rPr>
-                <w:sz w:val="17"/>
+                <w:sz w:val="18"/>
+              </w:rPr>
+            </w:r>
+            <w:r>
+              <w:rPr>
+                <w:sz w:val="18"/>
               </w:rPr>
               <w:t>More than 50% of insurance complaints in Indonesia concern claim difficulty (OJK, Dec 2023)</w:t>
             </w:r>
@@ -142,7 +176,12 @@
           <w:p>
             <w:r>
               <w:rPr>
-                <w:sz w:val="17"/>
+                <w:sz w:val="18"/>
+              </w:rPr>
+            </w:r>
+            <w:r>
+              <w:rPr>
+                <w:sz w:val="18"/>
               </w:rPr>
               <w:t>https://finansial.bisnis.com/read/20231206/215/1721354/ojk-ungkap-kesulitan-klaim-asuransi-paling-banyak-diadukan-konsumen</w:t>
             </w:r>
@@ -157,7 +196,12 @@
           <w:p>
             <w:r>
               <w:rPr>
-                <w:sz w:val="17"/>
+                <w:sz w:val="18"/>
+              </w:rPr>
+            </w:r>
+            <w:r>
+              <w:rPr>
+                <w:sz w:val="18"/>
               </w:rPr>
               <w:t>53% of consumer claims rejected; all 17 policies reviewed breached standard-clause rules (YLKI, Mar 2025; consumer-group figure)</w:t>
             </w:r>
@@ -170,7 +214,12 @@
           <w:p>
             <w:r>
               <w:rPr>
-                <w:sz w:val="17"/>
+                <w:sz w:val="18"/>
+              </w:rPr>
+            </w:r>
+            <w:r>
+              <w:rPr>
+                <w:sz w:val="18"/>
               </w:rPr>
               <w:t>https://finansial.bisnis.com/read/20250306/215/1857915/ylki-minta-ojk-buat-standar-polis-asuransi-baru-tulus-banyak-konsumen-dirugikan</w:t>
             </w:r>
@@ -185,7 +234,12 @@
           <w:p>
             <w:r>
               <w:rPr>
-                <w:sz w:val="17"/>
+                <w:sz w:val="18"/>
+              </w:rPr>
+            </w:r>
+            <w:r>
+              <w:rPr>
+                <w:sz w:val="18"/>
               </w:rPr>
               <w:t>Indonesian health claim ratio 97.52% (2023), then 71.23% (2024) after repricing (OJK)</w:t>
             </w:r>
@@ -198,7 +252,12 @@
           <w:p>
             <w:r>
               <w:rPr>
-                <w:sz w:val="17"/>
+                <w:sz w:val="18"/>
+              </w:rPr>
+            </w:r>
+            <w:r>
+              <w:rPr>
+                <w:sz w:val="18"/>
               </w:rPr>
               <w:t>https://finansial.bisnis.com/read/20250313/215/1861047/rasio-klaim-asuransi-kesehatan-susut-ojk-ungkap-alasannya</w:t>
             </w:r>
@@ -213,7 +272,12 @@
           <w:p>
             <w:r>
               <w:rPr>
-                <w:sz w:val="17"/>
+                <w:sz w:val="18"/>
+              </w:rPr>
+            </w:r>
+            <w:r>
+              <w:rPr>
+                <w:sz w:val="18"/>
               </w:rPr>
               <w:t>POJK 36/2025: co-payment capped at 5%, waiting period at most 6 months</w:t>
             </w:r>
@@ -226,7 +290,12 @@
           <w:p>
             <w:r>
               <w:rPr>
-                <w:sz w:val="17"/>
+                <w:sz w:val="18"/>
+              </w:rPr>
+            </w:r>
+            <w:r>
+              <w:rPr>
+                <w:sz w:val="18"/>
               </w:rPr>
               <w:t>https://investortrust.id/financial/111948/aaji-dukung-implementasi-pojk-asuransi-kesehatan-untuk-perkuat-tata-kelola-dan-manajemen-risiko-industri</w:t>
             </w:r>
@@ -241,7 +310,12 @@
           <w:p>
             <w:r>
               <w:rPr>
-                <w:sz w:val="17"/>
+                <w:sz w:val="18"/>
+              </w:rPr>
+            </w:r>
+            <w:r>
+              <w:rPr>
+                <w:sz w:val="18"/>
               </w:rPr>
               <w:t>China: commercial health payout rates near 40%, disputes over strict critical-illness definitions (Caixin, Sep 2025)</w:t>
             </w:r>
@@ -254,7 +328,12 @@
           <w:p>
             <w:r>
               <w:rPr>
-                <w:sz w:val="17"/>
+                <w:sz w:val="18"/>
+              </w:rPr>
+            </w:r>
+            <w:r>
+              <w:rPr>
+                <w:sz w:val="18"/>
               </w:rPr>
               <w:t>https://www.caixinglobal.com/2025-09-26/in-depth-lawsuits-lay-bare-shortcomings-of-chinas-commercial-insurers-102366418.html</w:t>
             </w:r>
@@ -269,7 +348,12 @@
           <w:p>
             <w:r>
               <w:rPr>
-                <w:sz w:val="17"/>
+                <w:sz w:val="18"/>
+              </w:rPr>
+            </w:r>
+            <w:r>
+              <w:rPr>
+                <w:sz w:val="18"/>
               </w:rPr>
               <w:t>Hong Kong: about 30% of settled complaints concern non-disclosure</w:t>
             </w:r>
@@ -282,7 +366,12 @@
           <w:p>
             <w:r>
               <w:rPr>
-                <w:sz w:val="17"/>
+                <w:sz w:val="18"/>
+              </w:rPr>
+            </w:r>
+            <w:r>
+              <w:rPr>
+                <w:sz w:val="18"/>
               </w:rPr>
               <w:t>https://www.asiainsurancereview.com/Magazine/ReadMagazineArticle?aid=43529</w:t>
             </w:r>
@@ -290,6 +379,7 @@
         </w:tc>
       </w:tr>
     </w:tbl>
+    <w:p/>
     <w:p>
       <w:r>
         <w:t>A general language model answers these questions from memory and may state a wrong rule with confidence. We ask a narrower question: can an assistant compute what a consumer is owed from the consumer's own policy text, prove it with the clauses, say how to obtain it, say what to buy to close the remaining gaps, and refuse to act beyond its permissions?</w:t>
@@ -302,9 +392,12 @@
     </w:p>
     <w:p>
       <w:pPr>
-        <w:pStyle w:val="Heading2"/>
+        <w:pStyle w:val="Heading1"/>
       </w:pPr>
       <w:r>
+        <w:rPr>
+          <w:color w:val="14213D"/>
+        </w:rPr>
         <w:t>2. Method: insurance as a constraint program</w:t>
       </w:r>
     </w:p>
@@ -432,7 +525,7 @@
       <w:r>
         <w:rPr>
           <w:rFonts w:ascii="Consolas" w:hAnsi="Consolas"/>
-          <w:sz w:val="17"/>
+          <w:sz w:val="18"/>
         </w:rPr>
         <w:t>flowchart LR</w:t>
         <w:br/>
@@ -479,9 +572,12 @@
     </w:p>
     <w:p>
       <w:pPr>
-        <w:pStyle w:val="Heading3"/>
+        <w:pStyle w:val="Heading2"/>
       </w:pPr>
       <w:r>
+        <w:rPr>
+          <w:color w:val="14213D"/>
+        </w:rPr>
         <w:t>2.1 Solver 1: verdict (`clauseguard/solver.py`)</w:t>
       </w:r>
     </w:p>
@@ -620,14 +716,16 @@
     </w:p>
     <w:p>
       <w:pPr>
-        <w:pStyle w:val="Heading3"/>
+        <w:pStyle w:val="Heading2"/>
       </w:pPr>
       <w:r>
+        <w:rPr>
+          <w:color w:val="14213D"/>
+        </w:rPr>
         <w:t>2.2 Verdict-sensitivity clarification</w:t>
       </w:r>
     </w:p>
     <w:p>
-      <w:r/>
       <w:r>
         <w:rPr>
           <w:rFonts w:ascii="Consolas" w:hAnsi="Consolas"/>
@@ -681,9 +779,12 @@
     </w:p>
     <w:p>
       <w:pPr>
-        <w:pStyle w:val="Heading3"/>
+        <w:pStyle w:val="Heading2"/>
       </w:pPr>
       <w:r>
+        <w:rPr>
+          <w:color w:val="14213D"/>
+        </w:rPr>
         <w:t>2.3 Solver 2: claim allocation (`clauseguard/allocation.py`, `clauseguard/rulepacks.py`)</w:t>
       </w:r>
     </w:p>
@@ -754,9 +855,12 @@
     </w:p>
     <w:p>
       <w:pPr>
-        <w:pStyle w:val="Heading3"/>
+        <w:pStyle w:val="Heading2"/>
       </w:pPr>
       <w:r>
+        <w:rPr>
+          <w:color w:val="14213D"/>
+        </w:rPr>
         <w:t>2.4 Solver 3: counterfactual recourse and adjudication twin (`clauseguard/recourse.py`, `clauseguard/twin.py`)</w:t>
       </w:r>
     </w:p>
@@ -827,9 +931,12 @@
     </w:p>
     <w:p>
       <w:pPr>
-        <w:pStyle w:val="Heading3"/>
+        <w:pStyle w:val="Heading2"/>
       </w:pPr>
       <w:r>
+        <w:rPr>
+          <w:color w:val="14213D"/>
+        </w:rPr>
         <w:t>2.5 Solver 4: plan selection under budget (`clauseguard/plans/selector.py`, `clauseguard/plans/cms_loader.py`)</w:t>
       </w:r>
     </w:p>
@@ -940,9 +1047,12 @@
     </w:p>
     <w:p>
       <w:pPr>
-        <w:pStyle w:val="Heading3"/>
+        <w:pStyle w:val="Heading2"/>
       </w:pPr>
       <w:r>
+        <w:rPr>
+          <w:color w:val="14213D"/>
+        </w:rPr>
         <w:t>2.6 Entitlement timeline (`clauseguard/timeline.py`)</w:t>
       </w:r>
     </w:p>
@@ -953,14 +1063,16 @@
     </w:p>
     <w:p>
       <w:pPr>
-        <w:pStyle w:val="Heading3"/>
+        <w:pStyle w:val="Heading2"/>
       </w:pPr>
       <w:r>
+        <w:rPr>
+          <w:color w:val="14213D"/>
+        </w:rPr>
         <w:t>2.7 Portfolio, extraction and the agent loop</w:t>
       </w:r>
     </w:p>
     <w:p>
-      <w:r/>
       <w:r>
         <w:rPr>
           <w:rFonts w:ascii="Consolas" w:hAnsi="Consolas"/>
@@ -979,7 +1091,47 @@
         <w:t>extractor/policy_extractor.py</w:t>
       </w:r>
       <w:r>
-        <w:t xml:space="preserve"> is a two-pass quarantined extractor (outline, then per-section tuples with closed enumerations, schema-constrained JSON, temperature 0; PDFs are sent as bytes). Claim documents use a separate quarantined extractor whose schema has only enums, numbers, dates and ICD-10 pattern strings, after a PyMuPDF hidden-text scan. </w:t>
+        <w:t xml:space="preserve"> is a two-pass quarantined extractor (outline, then per-section tuples with closed enumerations, schema-constrained JSON, temperature 0). PDFs are never sent as bytes: </w:t>
+      </w:r>
+      <w:r>
+        <w:rPr>
+          <w:rFonts w:ascii="Consolas" w:hAnsi="Consolas"/>
+          <w:sz w:val="19"/>
+        </w:rPr>
+        <w:t>extractor/_redact_pipeline.py</w:t>
+      </w:r>
+      <w:r>
+        <w:t xml:space="preserve"> extracts each page's text locally (embedded text, or OCR when a page has none), redacts NIK, bank/card numbers, phone numbers, dates of birth and named individuals (</w:t>
+      </w:r>
+      <w:r>
+        <w:rPr>
+          <w:rFonts w:ascii="Consolas" w:hAnsi="Consolas"/>
+          <w:sz w:val="19"/>
+        </w:rPr>
+        <w:t>privacy/redact.py</w:t>
+      </w:r>
+      <w:r>
+        <w:t xml:space="preserve">), and </w:t>
+      </w:r>
+      <w:r>
+        <w:rPr>
+          <w:rFonts w:ascii="Consolas" w:hAnsi="Consolas"/>
+          <w:sz w:val="19"/>
+        </w:rPr>
+        <w:t>final_gate</w:t>
+      </w:r>
+      <w:r>
+        <w:t xml:space="preserve"> re-scans the redacted text and blocks the call outright if anything residual is found (</w:t>
+      </w:r>
+      <w:r>
+        <w:rPr>
+          <w:rFonts w:ascii="Consolas" w:hAnsi="Consolas"/>
+          <w:sz w:val="19"/>
+        </w:rPr>
+        <w:t>PII_BLOCKED</w:t>
+      </w:r>
+      <w:r>
+        <w:t xml:space="preserve">, audited with counts and types only, never the matched values); only the cleaned text reaches the model. Claim documents go through the same pipeline before their separate quarantined extractor (schema limited to enums, numbers, dates and ICD-10 pattern strings) runs, after the existing PyMuPDF hidden-text scan. </w:t>
       </w:r>
       <w:r>
         <w:rPr>
@@ -1022,6 +1174,204 @@
         <w:pStyle w:val="Heading2"/>
       </w:pPr>
       <w:r>
+        <w:rPr>
+          <w:color w:val="14213D"/>
+        </w:rPr>
+        <w:t>2.8 Conversation context, claim preparation and the insurer side</w:t>
+      </w:r>
+    </w:p>
+    <w:p>
+      <w:r>
+        <w:rPr>
+          <w:b/>
+        </w:rPr>
+        <w:t>Conversation Agent</w:t>
+      </w:r>
+      <w:r>
+        <w:t xml:space="preserve"> (</w:t>
+      </w:r>
+      <w:r>
+        <w:rPr>
+          <w:rFonts w:ascii="Consolas" w:hAnsi="Consolas"/>
+          <w:sz w:val="19"/>
+        </w:rPr>
+        <w:t>agent/context.py</w:t>
+      </w:r>
+      <w:r>
+        <w:t>). Before facts are bound, a schema-constrained model call classifies the turn against the typed situation on the table (never the raw transcript): NEW_SCENARIO, CONTINUE, CORRECTION, ANSWER (to the assistant's last question), HYPOTHETICAL or GENERAL, plus the language of the message. The decision can only discard facts (a new scenario clears the previous event and dates, keeping the slots the model names as still valid); it can never add one, so a misclassification degrades to an extra question, not a wrong verdict. A hypothetical turn is solved without matching it to a claim on file. The reply language follows the message; when a short reply carries no language cue ("yes", "ok") the conversation's language is kept.</w:t>
+      </w:r>
+    </w:p>
+    <w:p>
+      <w:r>
+        <w:rPr>
+          <w:b/>
+        </w:rPr>
+        <w:t>Planner with a rule floor</w:t>
+      </w:r>
+      <w:r>
+        <w:t xml:space="preserve"> (</w:t>
+      </w:r>
+      <w:r>
+        <w:rPr>
+          <w:rFonts w:ascii="Consolas" w:hAnsi="Consolas"/>
+          <w:sz w:val="19"/>
+        </w:rPr>
+        <w:t>agent/planner.py</w:t>
+      </w:r>
+      <w:r>
+        <w:t>). Safety classifications (misrepresentation, cross-account access, privileged actions, authority or data-dump requests) are decided by rules the model cannot override. For benign intents the model reads the message in context and chooses the intent and the read-only tools; a request to act yields an ACTION plan whose tool is still subject to the enforcement point and the confirmation click.</w:t>
+      </w:r>
+    </w:p>
+    <w:p>
+      <w:r>
+        <w:rPr>
+          <w:b/>
+        </w:rPr>
+        <w:t>Claim form from the insurer's own wording</w:t>
+      </w:r>
+      <w:r>
+        <w:t xml:space="preserve"> (</w:t>
+      </w:r>
+      <w:r>
+        <w:rPr>
+          <w:rFonts w:ascii="Consolas" w:hAnsi="Consolas"/>
+          <w:sz w:val="19"/>
+        </w:rPr>
+        <w:t>agent/claim_form.py</w:t>
+      </w:r>
+      <w:r>
+        <w:t>). Every insurer asks for a different form. Once per policy the model reads that policy's claim-related clauses (required documents, filing and notice periods, covered events) and proposes the form layout: a title, sections and fields, each field bound to exactly one key of a closed set of typed sources (policy id, insured name, admission and discharge dates, diagnosis, amounts, filing deadline, documents checklist, declaration) or left blank for the customer's hand-written parts. The layout is validated (known sources only, bounded size, one field per source, a documents checklist and at least five typed fields) and cached; a policy without a usable layout gets a standard form. Values are filled in code from the claim draft, never written by the model. The customer sees the filled form inside the confirmation card and can download it as a PDF; a correction before the Confirm tap withdraws the pending submission and rebuilds the form in the same turn. The form is stored with the claim (</w:t>
+      </w:r>
+      <w:r>
+        <w:rPr>
+          <w:rFonts w:ascii="Consolas" w:hAnsi="Consolas"/>
+          <w:sz w:val="19"/>
+        </w:rPr>
+        <w:t>form_json</w:t>
+      </w:r>
+      <w:r>
+        <w:t>) and shown to the adjuster.</w:t>
+      </w:r>
+    </w:p>
+    <w:p>
+      <w:r>
+        <w:rPr>
+          <w:b/>
+        </w:rPr>
+        <w:t>Documents</w:t>
+      </w:r>
+      <w:r>
+        <w:t xml:space="preserve"> (</w:t>
+      </w:r>
+      <w:r>
+        <w:rPr>
+          <w:rFonts w:ascii="Consolas" w:hAnsi="Consolas"/>
+          <w:sz w:val="19"/>
+        </w:rPr>
+        <w:t>agent/doc_match.py</w:t>
+      </w:r>
+      <w:r>
+        <w:t xml:space="preserve">, </w:t>
+      </w:r>
+      <w:r>
+        <w:rPr>
+          <w:rFonts w:ascii="Consolas" w:hAnsi="Consolas"/>
+          <w:sz w:val="19"/>
+        </w:rPr>
+        <w:t>agent/loop.py</w:t>
+      </w:r>
+      <w:r>
+        <w:t xml:space="preserve">). An uploaded file passes the hidden-text scan, local redaction and the quarantined claim-document extractor (document type, dates, totals, line categories, diagnosis). A fixed table maps document types to the requirement codes they satisfy; on top of it the model compares the typed summary of the file with the policy's own requirement codes and clause wording and may add codes from that list only. A requirement is marked </w:t>
+      </w:r>
+      <w:r>
+        <w:rPr>
+          <w:i/>
+        </w:rPr>
+        <w:t>attached</w:t>
+      </w:r>
+      <w:r>
+        <w:t xml:space="preserve"> only when a file proves it; one the customer merely says they hold is </w:t>
+      </w:r>
+      <w:r>
+        <w:rPr>
+          <w:i/>
+        </w:rPr>
+        <w:t>declared</w:t>
+      </w:r>
+      <w:r>
+        <w:t xml:space="preserve">; the assistant's own form satisfies the claim-form requirement. The files travel with the claim as typed </w:t>
+      </w:r>
+      <w:r>
+        <w:rPr>
+          <w:rFonts w:ascii="Consolas" w:hAnsi="Consolas"/>
+          <w:sz w:val="19"/>
+        </w:rPr>
+        <w:t>DocRef</w:t>
+      </w:r>
+      <w:r>
+        <w:t xml:space="preserve"> handles and are filed under it for the insurer.</w:t>
+      </w:r>
+    </w:p>
+    <w:p>
+      <w:r>
+        <w:rPr>
+          <w:b/>
+        </w:rPr>
+        <w:t>Submission gate and autonomy.</w:t>
+      </w:r>
+      <w:r>
+        <w:t xml:space="preserve"> A claim with missing documents is held back with the list; the customer may attach documents or submit anyway, which still ends at a confirmation card that lists what is missing and asks for a separate acknowledgement. The session carries an autonomy mode (observe: answers only; draft: prepares, never submits; act: submits after confirmation) that caps the tier the enforcement point will allow.</w:t>
+      </w:r>
+    </w:p>
+    <w:p>
+      <w:r>
+        <w:rPr>
+          <w:b/>
+        </w:rPr>
+        <w:t>Insurer side</w:t>
+      </w:r>
+      <w:r>
+        <w:t xml:space="preserve"> (</w:t>
+      </w:r>
+      <w:r>
+        <w:rPr>
+          <w:rFonts w:ascii="Consolas" w:hAnsi="Consolas"/>
+          <w:sz w:val="19"/>
+        </w:rPr>
+        <w:t>sandbox/api.py</w:t>
+      </w:r>
+      <w:r>
+        <w:t xml:space="preserve"> </w:t>
+      </w:r>
+      <w:r>
+        <w:rPr>
+          <w:rFonts w:ascii="Consolas" w:hAnsi="Consolas"/>
+          <w:sz w:val="19"/>
+        </w:rPr>
+        <w:t>/backoffice/*</w:t>
+      </w:r>
+      <w:r>
+        <w:t xml:space="preserve">, web </w:t>
+      </w:r>
+      <w:r>
+        <w:rPr>
+          <w:rFonts w:ascii="Consolas" w:hAnsi="Consolas"/>
+          <w:sz w:val="19"/>
+        </w:rPr>
+        <w:t>/insurer</w:t>
+      </w:r>
+      <w:r>
+        <w:t>). The sandbox insurer's desk, behind a separate back-office token the agent has no tool for, lists submitted claims with the form and attachments, moves them through received, under review, approved, rejected or paid with a note, and holds the halt switch that refuses every agent action for every customer. Decisions and notes flow back to the customer's digest as claim-status items (with an appeal route after a rejection), closing the loop: the agent prepares and submits, a person decides, the agent reports.</w:t>
+      </w:r>
+    </w:p>
+    <w:p>
+      <w:pPr>
+        <w:pStyle w:val="Heading1"/>
+      </w:pPr>
+      <w:r>
+        <w:rPr>
+          <w:color w:val="14213D"/>
+        </w:rPr>
         <w:t>3. Data</w:t>
       </w:r>
     </w:p>
@@ -1070,7 +1420,13 @@
             <w:r>
               <w:rPr>
                 <w:b/>
-                <w:sz w:val="17"/>
+                <w:sz w:val="18"/>
+              </w:rPr>
+            </w:r>
+            <w:r>
+              <w:rPr>
+                <w:b/>
+                <w:sz w:val="18"/>
               </w:rPr>
               <w:t>Source</w:t>
             </w:r>
@@ -1084,7 +1440,13 @@
             <w:r>
               <w:rPr>
                 <w:b/>
-                <w:sz w:val="17"/>
+                <w:sz w:val="18"/>
+              </w:rPr>
+            </w:r>
+            <w:r>
+              <w:rPr>
+                <w:b/>
+                <w:sz w:val="18"/>
               </w:rPr>
               <w:t>What</w:t>
             </w:r>
@@ -1098,7 +1460,13 @@
             <w:r>
               <w:rPr>
                 <w:b/>
-                <w:sz w:val="17"/>
+                <w:sz w:val="18"/>
+              </w:rPr>
+            </w:r>
+            <w:r>
+              <w:rPr>
+                <w:b/>
+                <w:sz w:val="18"/>
               </w:rPr>
               <w:t>Use</w:t>
             </w:r>
@@ -1113,20 +1481,25 @@
           <w:p>
             <w:r>
               <w:rPr>
-                <w:sz w:val="17"/>
+                <w:sz w:val="18"/>
+              </w:rPr>
+            </w:r>
+            <w:r>
+              <w:rPr>
+                <w:sz w:val="18"/>
               </w:rPr>
               <w:t>Six insurer wordings, public PDFs (</w:t>
             </w:r>
             <w:r>
               <w:rPr>
                 <w:rFonts w:ascii="Consolas" w:hAnsi="Consolas"/>
-                <w:sz w:val="17"/>
+                <w:sz w:val="18"/>
               </w:rPr>
               <w:t>data/policies/real/</w:t>
             </w:r>
             <w:r>
               <w:rPr>
-                <w:sz w:val="17"/>
+                <w:sz w:val="18"/>
               </w:rPr>
               <w:t>): Astra Flexi Life, Astra HCP rider, Chubb Malaysia PA, Chubb VHIS standard plan, Great Eastern Singapore PA, Sompo/Roojai hospital cash</w:t>
             </w:r>
@@ -1139,7 +1512,12 @@
           <w:p>
             <w:r>
               <w:rPr>
-                <w:sz w:val="17"/>
+                <w:sz w:val="18"/>
+              </w:rPr>
+            </w:r>
+            <w:r>
+              <w:rPr>
+                <w:sz w:val="18"/>
               </w:rPr>
               <w:t>Real policy documents</w:t>
             </w:r>
@@ -1152,20 +1530,25 @@
           <w:p>
             <w:r>
               <w:rPr>
-                <w:sz w:val="17"/>
+                <w:sz w:val="18"/>
+              </w:rPr>
+            </w:r>
+            <w:r>
+              <w:rPr>
+                <w:sz w:val="18"/>
               </w:rPr>
               <w:t>Extractor input (</w:t>
             </w:r>
             <w:r>
               <w:rPr>
                 <w:rFonts w:ascii="Consolas" w:hAnsi="Consolas"/>
-                <w:sz w:val="17"/>
+                <w:sz w:val="18"/>
               </w:rPr>
               <w:t>data/extracted/*.json</w:t>
             </w:r>
             <w:r>
               <w:rPr>
-                <w:sz w:val="17"/>
+                <w:sz w:val="18"/>
               </w:rPr>
               <w:t>); four of the sandbox persona policies quote their clauses verbatim</w:t>
             </w:r>
@@ -1180,7 +1563,12 @@
           <w:p>
             <w:r>
               <w:rPr>
-                <w:sz w:val="17"/>
+                <w:sz w:val="18"/>
+              </w:rPr>
+            </w:r>
+            <w:r>
+              <w:rPr>
+                <w:sz w:val="18"/>
               </w:rPr>
               <w:t>CMS Exchange PUF, plan year 2026, Texas: 834 standard plans (4,183 cost-sharing variants) from 15 issuers; Rate PUF premiums</w:t>
             </w:r>
@@ -1193,7 +1581,12 @@
           <w:p>
             <w:r>
               <w:rPr>
-                <w:sz w:val="17"/>
+                <w:sz w:val="18"/>
+              </w:rPr>
+            </w:r>
+            <w:r>
+              <w:rPr>
+                <w:sz w:val="18"/>
               </w:rPr>
               <w:t>Real US marketplace plans</w:t>
             </w:r>
@@ -1206,34 +1599,34 @@
           <w:p>
             <w:r>
               <w:rPr>
-                <w:sz w:val="17"/>
+                <w:sz w:val="18"/>
+              </w:rPr>
+            </w:r>
+            <w:r>
+              <w:rPr>
+                <w:sz w:val="18"/>
               </w:rPr>
               <w:t>Plan selection catalogue (</w:t>
             </w:r>
             <w:r>
               <w:rPr>
                 <w:rFonts w:ascii="Consolas" w:hAnsi="Consolas"/>
-                <w:sz w:val="17"/>
+                <w:sz w:val="18"/>
               </w:rPr>
               <w:t>clauseguard/plans/cms_loader.py</w:t>
             </w:r>
             <w:r>
               <w:rPr>
-                <w:sz w:val="17"/>
+                <w:sz w:val="18"/>
               </w:rPr>
               <w:t xml:space="preserve">), Experiment A in </w:t>
             </w:r>
             <w:r>
               <w:rPr>
                 <w:rFonts w:ascii="Consolas" w:hAnsi="Consolas"/>
-                <w:sz w:val="17"/>
+                <w:sz w:val="18"/>
               </w:rPr>
               <w:t>evidence/plan_selection_report.md</w:t>
-            </w:r>
-            <w:r>
-              <w:rPr>
-                <w:sz w:val="17"/>
-              </w:rPr>
             </w:r>
           </w:p>
         </w:tc>
@@ -1246,7 +1639,12 @@
           <w:p>
             <w:r>
               <w:rPr>
-                <w:sz w:val="17"/>
+                <w:sz w:val="18"/>
+              </w:rPr>
+            </w:r>
+            <w:r>
+              <w:rPr>
+                <w:sz w:val="18"/>
               </w:rPr>
               <w:t>InsuranceQA V2: 16,860 real consumer questions, with a fixed 200-question stratified sample</w:t>
             </w:r>
@@ -1259,7 +1657,12 @@
           <w:p>
             <w:r>
               <w:rPr>
-                <w:sz w:val="17"/>
+                <w:sz w:val="18"/>
+              </w:rPr>
+            </w:r>
+            <w:r>
+              <w:rPr>
+                <w:sz w:val="18"/>
               </w:rPr>
               <w:t>Real consumer questions</w:t>
             </w:r>
@@ -1272,7 +1675,12 @@
           <w:p>
             <w:r>
               <w:rPr>
-                <w:sz w:val="17"/>
+                <w:sz w:val="18"/>
+              </w:rPr>
+            </w:r>
+            <w:r>
+              <w:rPr>
+                <w:sz w:val="18"/>
               </w:rPr>
               <w:t>Off-script robustness material</w:t>
             </w:r>
@@ -1287,20 +1695,25 @@
           <w:p>
             <w:r>
               <w:rPr>
-                <w:sz w:val="17"/>
+                <w:sz w:val="18"/>
+              </w:rPr>
+            </w:r>
+            <w:r>
+              <w:rPr>
+                <w:sz w:val="18"/>
               </w:rPr>
               <w:t>UK Financial Ombudsman Service decisions (</w:t>
             </w:r>
             <w:r>
               <w:rPr>
                 <w:rFonts w:ascii="Consolas" w:hAnsi="Consolas"/>
-                <w:sz w:val="17"/>
+                <w:sz w:val="18"/>
               </w:rPr>
               <w:t>data/real/fos_decisions.jsonl</w:t>
             </w:r>
             <w:r>
               <w:rPr>
-                <w:sz w:val="17"/>
+                <w:sz w:val="18"/>
               </w:rPr>
               <w:t>)</w:t>
             </w:r>
@@ -1313,7 +1726,12 @@
           <w:p>
             <w:r>
               <w:rPr>
-                <w:sz w:val="17"/>
+                <w:sz w:val="18"/>
+              </w:rPr>
+            </w:r>
+            <w:r>
+              <w:rPr>
+                <w:sz w:val="18"/>
               </w:rPr>
               <w:t>Real dispute narratives</w:t>
             </w:r>
@@ -1326,20 +1744,25 @@
           <w:p>
             <w:r>
               <w:rPr>
-                <w:sz w:val="17"/>
+                <w:sz w:val="18"/>
+              </w:rPr>
+            </w:r>
+            <w:r>
+              <w:rPr>
+                <w:sz w:val="18"/>
               </w:rPr>
               <w:t>Clause-type replay for the adjudication twin (</w:t>
             </w:r>
             <w:r>
               <w:rPr>
                 <w:rFonts w:ascii="Consolas" w:hAnsi="Consolas"/>
-                <w:sz w:val="17"/>
+                <w:sz w:val="18"/>
               </w:rPr>
               <w:t>bench/recourse_eval.py</w:t>
             </w:r>
             <w:r>
               <w:rPr>
-                <w:sz w:val="17"/>
+                <w:sz w:val="18"/>
               </w:rPr>
               <w:t>, Part B)</w:t>
             </w:r>
@@ -1354,20 +1777,25 @@
           <w:p>
             <w:r>
               <w:rPr>
-                <w:sz w:val="17"/>
+                <w:sz w:val="18"/>
+              </w:rPr>
+            </w:r>
+            <w:r>
+              <w:rPr>
+                <w:sz w:val="18"/>
               </w:rPr>
               <w:t>RIPLAY product summaries (</w:t>
             </w:r>
             <w:r>
               <w:rPr>
                 <w:rFonts w:ascii="Consolas" w:hAnsi="Consolas"/>
-                <w:sz w:val="17"/>
+                <w:sz w:val="18"/>
               </w:rPr>
               <w:t>data/real/riplay/</w:t>
             </w:r>
             <w:r>
               <w:rPr>
-                <w:sz w:val="17"/>
+                <w:sz w:val="18"/>
               </w:rPr>
               <w:t>), 30 documents from Astra, Chubb, Sequis, Sompo/Roojai, FWD, AXA, Manulife, Prudential, Great Eastern</w:t>
             </w:r>
@@ -1380,7 +1808,12 @@
           <w:p>
             <w:r>
               <w:rPr>
-                <w:sz w:val="17"/>
+                <w:sz w:val="18"/>
+              </w:rPr>
+            </w:r>
+            <w:r>
+              <w:rPr>
+                <w:sz w:val="18"/>
               </w:rPr>
               <w:t>Indonesian product summaries</w:t>
             </w:r>
@@ -1393,20 +1826,25 @@
           <w:p>
             <w:r>
               <w:rPr>
-                <w:sz w:val="17"/>
+                <w:sz w:val="18"/>
+              </w:rPr>
+            </w:r>
+            <w:r>
+              <w:rPr>
+                <w:sz w:val="18"/>
               </w:rPr>
               <w:t xml:space="preserve">Extractor input; the Santoso family's employer group health and individual health clauses now quote these verbatim (provenance: </w:t>
             </w:r>
             <w:r>
               <w:rPr>
                 <w:rFonts w:ascii="Consolas" w:hAnsi="Consolas"/>
-                <w:sz w:val="17"/>
+                <w:sz w:val="18"/>
               </w:rPr>
               <w:t>data/real/riplay/PROVENANCE.md</w:t>
             </w:r>
             <w:r>
               <w:rPr>
-                <w:sz w:val="17"/>
+                <w:sz w:val="18"/>
               </w:rPr>
               <w:t>)</w:t>
             </w:r>
@@ -1421,7 +1859,12 @@
           <w:p>
             <w:r>
               <w:rPr>
-                <w:sz w:val="17"/>
+                <w:sz w:val="18"/>
+              </w:rPr>
+            </w:r>
+            <w:r>
+              <w:rPr>
+                <w:sz w:val="18"/>
               </w:rPr>
               <w:t>KFF denial rates 2023</w:t>
             </w:r>
@@ -1434,7 +1877,12 @@
           <w:p>
             <w:r>
               <w:rPr>
-                <w:sz w:val="17"/>
+                <w:sz w:val="18"/>
+              </w:rPr>
+            </w:r>
+            <w:r>
+              <w:rPr>
+                <w:sz w:val="18"/>
               </w:rPr>
               <w:t>Published base rates</w:t>
             </w:r>
@@ -1447,14 +1895,102 @@
           <w:p>
             <w:r>
               <w:rPr>
-                <w:sz w:val="17"/>
+                <w:sz w:val="18"/>
+              </w:rPr>
+            </w:r>
+            <w:r>
+              <w:rPr>
+                <w:sz w:val="18"/>
               </w:rPr>
               <w:t>Problem framing only</w:t>
             </w:r>
           </w:p>
         </w:tc>
       </w:tr>
+      <w:tr>
+        <w:tc>
+          <w:tcPr>
+            <w:tcW w:type="dxa" w:w="2880"/>
+          </w:tcPr>
+          <w:p>
+            <w:r>
+              <w:rPr>
+                <w:sz w:val="18"/>
+              </w:rPr>
+            </w:r>
+            <w:r>
+              <w:rPr>
+                <w:sz w:val="18"/>
+              </w:rPr>
+              <w:t>ICD-10-CM FY2027 code descriptions (CMS/CDC-NCHS), 74,879 codes (</w:t>
+            </w:r>
+            <w:r>
+              <w:rPr>
+                <w:rFonts w:ascii="Consolas" w:hAnsi="Consolas"/>
+                <w:sz w:val="18"/>
+              </w:rPr>
+              <w:t>data/real/icd10cm_codes.txt</w:t>
+            </w:r>
+            <w:r>
+              <w:rPr>
+                <w:sz w:val="18"/>
+              </w:rPr>
+              <w:t>)</w:t>
+            </w:r>
+          </w:p>
+        </w:tc>
+        <w:tc>
+          <w:tcPr>
+            <w:tcW w:type="dxa" w:w="2880"/>
+          </w:tcPr>
+          <w:p>
+            <w:r>
+              <w:rPr>
+                <w:sz w:val="18"/>
+              </w:rPr>
+            </w:r>
+            <w:r>
+              <w:rPr>
+                <w:sz w:val="18"/>
+              </w:rPr>
+              <w:t>Official diagnosis code list, US public domain</w:t>
+            </w:r>
+          </w:p>
+        </w:tc>
+        <w:tc>
+          <w:tcPr>
+            <w:tcW w:type="dxa" w:w="2880"/>
+          </w:tcPr>
+          <w:p>
+            <w:r>
+              <w:rPr>
+                <w:sz w:val="18"/>
+              </w:rPr>
+            </w:r>
+            <w:r>
+              <w:rPr>
+                <w:sz w:val="18"/>
+              </w:rPr>
+              <w:t>Retrieval index for the diagnosis coder (</w:t>
+            </w:r>
+            <w:r>
+              <w:rPr>
+                <w:rFonts w:ascii="Consolas" w:hAnsi="Consolas"/>
+                <w:sz w:val="18"/>
+              </w:rPr>
+              <w:t>clauseguard/icd10_coder.py</w:t>
+            </w:r>
+            <w:r>
+              <w:rPr>
+                <w:sz w:val="18"/>
+              </w:rPr>
+              <w:t>)</w:t>
+            </w:r>
+          </w:p>
+        </w:tc>
+      </w:tr>
     </w:tbl>
+    <w:p/>
     <w:p>
       <w:r>
         <w:t xml:space="preserve">Synthetic or modelled data, stated as such: the public benchmark's ten contracts are expert-reviewed synthetic US life-insurance contracts with 58 scenarios and 580 clause-traced labels (Mridul, Kapa and Seneviratne 2026, arXiv:2604.10853, CC-BY-4.0); the three sandbox personas and their claims are synthetic; benefit amounts (limits, annual caps) on the sandbox policies are engineered to match the worked examples used across the tests and tasks, documented per policy in </w:t>
@@ -1501,10 +2037,183 @@
       </w:r>
     </w:p>
     <w:p>
+      <w:r>
+        <w:t>ICD-10. Critical-illness coverage (</w:t>
+      </w:r>
+      <w:r>
+        <w:rPr>
+          <w:rFonts w:ascii="Consolas" w:hAnsi="Consolas"/>
+          <w:sz w:val="19"/>
+        </w:rPr>
+        <w:t>CI-CHUBB-05</w:t>
+      </w:r>
+      <w:r>
+        <w:t>) can require a diagnosed condition to be on the clause's covered ICD-10 list (</w:t>
+      </w:r>
+      <w:r>
+        <w:rPr>
+          <w:rFonts w:ascii="Consolas" w:hAnsi="Consolas"/>
+          <w:sz w:val="19"/>
+        </w:rPr>
+        <w:t>Qualifiers.icd10_codes</w:t>
+      </w:r>
+      <w:r>
+        <w:t xml:space="preserve">, e.g. </w:t>
+      </w:r>
+      <w:r>
+        <w:rPr>
+          <w:rFonts w:ascii="Consolas" w:hAnsi="Consolas"/>
+          <w:sz w:val="19"/>
+        </w:rPr>
+        <w:t>"C00-C97"</w:t>
+      </w:r>
+      <w:r>
+        <w:t xml:space="preserve">, </w:t>
+      </w:r>
+      <w:r>
+        <w:rPr>
+          <w:rFonts w:ascii="Consolas" w:hAnsi="Consolas"/>
+          <w:sz w:val="19"/>
+        </w:rPr>
+        <w:t>"I21"</w:t>
+      </w:r>
+      <w:r>
+        <w:t xml:space="preserve">); matching is code membership in </w:t>
+      </w:r>
+      <w:r>
+        <w:rPr>
+          <w:rFonts w:ascii="Consolas" w:hAnsi="Consolas"/>
+          <w:sz w:val="19"/>
+        </w:rPr>
+        <w:t>clauseguard/solver.py::icd10_covered</w:t>
+      </w:r>
+      <w:r>
+        <w:t>, which also places a full ICD-10-CM code (</w:t>
+      </w:r>
+      <w:r>
+        <w:rPr>
+          <w:rFonts w:ascii="Consolas" w:hAnsi="Consolas"/>
+          <w:sz w:val="19"/>
+        </w:rPr>
+        <w:t>C50.911</w:t>
+      </w:r>
+      <w:r>
+        <w:t xml:space="preserve">) inside its 3-character category or range. Real diagnosis letters name the condition rather than print a code, so the claim-document extractor transcribes the diagnosis name as written and resolves it in a fixed order, recorded on the extract as </w:t>
+      </w:r>
+      <w:r>
+        <w:rPr>
+          <w:rFonts w:ascii="Consolas" w:hAnsi="Consolas"/>
+          <w:sz w:val="19"/>
+        </w:rPr>
+        <w:t>diagnosis_icd10_method</w:t>
+      </w:r>
+      <w:r>
+        <w:t>:</w:t>
+      </w:r>
+    </w:p>
+    <w:p>
       <w:pPr>
-        <w:pStyle w:val="Heading2"/>
+        <w:pStyle w:val="ListNumber"/>
       </w:pPr>
       <w:r>
+        <w:rPr>
+          <w:rFonts w:ascii="Consolas" w:hAnsi="Consolas"/>
+          <w:sz w:val="19"/>
+        </w:rPr>
+        <w:t>printed</w:t>
+      </w:r>
+      <w:r>
+        <w:t>: a code literally printed on the document (regex-validated).</w:t>
+      </w:r>
+    </w:p>
+    <w:p>
+      <w:pPr>
+        <w:pStyle w:val="ListNumber"/>
+      </w:pPr>
+      <w:r>
+        <w:rPr>
+          <w:rFonts w:ascii="Consolas" w:hAnsi="Consolas"/>
+          <w:sz w:val="19"/>
+        </w:rPr>
+        <w:t>coder</w:t>
+      </w:r>
+      <w:r>
+        <w:t xml:space="preserve"> (</w:t>
+      </w:r>
+      <w:r>
+        <w:rPr>
+          <w:rFonts w:ascii="Consolas" w:hAnsi="Consolas"/>
+          <w:sz w:val="19"/>
+        </w:rPr>
+        <w:t>clauseguard/icd10_coder.py</w:t>
+      </w:r>
+      <w:r>
+        <w:t>): retrieve, select, verify over the official code list. One bounded model call rewrites the line into ICD-style English terms (Indonesian, Latin and abbreviations such as "DBD" are the common case); plain-Python BM25 over the ICD-10-CM code descriptions returns the top 15 categories (a category scores as the best of its member codes) plus 5 full codes; one schema-constrained model call must pick a candidate or null and quote the substring of the line that names it. Code then verifies: the code must be in the candidate list, the quoted phrase must occur in the line, confidence must reach 0.6, and a null is respected. Anything that fails is undetermined. The model never assigns a code from memory; it selects from a closed list the code built, and the code checks the selection.</w:t>
+      </w:r>
+    </w:p>
+    <w:p>
+      <w:pPr>
+        <w:pStyle w:val="ListNumber"/>
+      </w:pPr>
+      <w:r>
+        <w:rPr>
+          <w:rFonts w:ascii="Consolas" w:hAnsi="Consolas"/>
+          <w:sz w:val="19"/>
+        </w:rPr>
+        <w:t>alias</w:t>
+      </w:r>
+      <w:r>
+        <w:t xml:space="preserve"> (</w:t>
+      </w:r>
+      <w:r>
+        <w:rPr>
+          <w:rFonts w:ascii="Consolas" w:hAnsi="Consolas"/>
+          <w:sz w:val="19"/>
+        </w:rPr>
+        <w:t>clauseguard/icd10_lookup.py</w:t>
+      </w:r>
+      <w:r>
+        <w:t>): the curated name/alias dictionary, used only when the coder cannot run (no code list, no model key, offline mode). If the coder ran and declined, the line stays undetermined; the dictionary never overrules it.</w:t>
+      </w:r>
+    </w:p>
+    <w:p>
+      <w:r>
+        <w:t xml:space="preserve">The code list is the ICD-10-CM FY2027 "Code Descriptions in Tabular Order" release (CMS/CDC-NCHS, US public domain; 74,879 billable codes; </w:t>
+      </w:r>
+      <w:r>
+        <w:rPr>
+          <w:rFonts w:ascii="Consolas" w:hAnsi="Consolas"/>
+          <w:sz w:val="19"/>
+        </w:rPr>
+        <w:t>data/real/icd10cm_codes.txt</w:t>
+      </w:r>
+      <w:r>
+        <w:t xml:space="preserve">, URL and SHA-256 in </w:t>
+      </w:r>
+      <w:r>
+        <w:rPr>
+          <w:rFonts w:ascii="Consolas" w:hAnsi="Consolas"/>
+          <w:sz w:val="19"/>
+        </w:rPr>
+        <w:t>data/real/manifest.json</w:t>
+      </w:r>
+      <w:r>
+        <w:t>). ICD-10-CM is used because it is the only official ICD-10 code list published as a public-domain text file; its 3-character categories coincide with WHO ICD-10 for the critical-illness conditions in scope (ICD-10-CM has no A16; unconfirmed respiratory TB is A15). Evaluation in section 4.11. Not implemented: INA-CBG tariff grouping, which BPJS uses to set hospital payment amounts from a diagnosis and procedure group; that needs the licensed Kemenkes INA-CBG grouper and tariff tables, which this project does not have access to, so it remains future work.</w:t>
+      </w:r>
+    </w:p>
+    <w:p>
+      <w:r>
+        <w:t>Related work and design choice. Supervised automatic ICD coding is an active line of research: CAML (Mullenbach et al., "Explainable Prediction of Medical Codes from Clinical Text", NAACL 2018) uses a convolutional network with per-code attention, and PLM-ICD (Huang, Tsai and Chen, "PLM-ICD: Automatic ICD Coding with Pretrained Language Models", ClinicalNLP 2022) adapts pretrained language models to the large label space and long inputs, reporting results on the MIMIC benchmark. Such classifiers need many documents labelled with ICD codes; we have no Indonesian discharge-summary corpus with ICD labels, and real ones carry patient data, so none is trained here. Entity-linking models such as SapBERT (Liu et al., "Self-Alignment Pretraining for Biomedical Entity Representations", NAACL 2021), which aligns UMLS synonyms in embedding space, address name-to-concept matching but are trained for English biomedical surface forms. The coder instead uses a zero-shot alternative: retrieval over the official code descriptions followed by a constrained selection among the retrieved candidates, with code-side verification. The optional dense retriever uses multilingual-e5-small (Wang et al., "Multilingual E5 Text Embeddings: A Technical Report", arXiv:2402.05672) and fuses its ranking with BM25 by reciprocal rank fusion (Cormack, Clarke and Buettcher, SIGIR 2009). The two sets used to evaluate this are team-written (see section 4.11); the comparison of retrievers is reported there with confidence intervals and is not a claim of state-of-the-art coding accuracy.</w:t>
+      </w:r>
+    </w:p>
+    <w:p>
+      <w:pPr>
+        <w:pStyle w:val="Heading1"/>
+      </w:pPr>
+      <w:r>
+        <w:rPr>
+          <w:color w:val="14213D"/>
+        </w:rPr>
         <w:t>4. Evaluation</w:t>
       </w:r>
     </w:p>
@@ -1525,14 +2234,16 @@
     </w:p>
     <w:p>
       <w:pPr>
-        <w:pStyle w:val="Heading3"/>
+        <w:pStyle w:val="Heading2"/>
       </w:pPr>
       <w:r>
+        <w:rPr>
+          <w:color w:val="14213D"/>
+        </w:rPr>
         <w:t>4.1 Scripted tasks and off-script questions</w:t>
       </w:r>
     </w:p>
     <w:p>
-      <w:r/>
       <w:r>
         <w:rPr>
           <w:rFonts w:ascii="Consolas" w:hAnsi="Consolas"/>
@@ -1581,14 +2292,16 @@
     </w:p>
     <w:p>
       <w:pPr>
-        <w:pStyle w:val="Heading3"/>
+        <w:pStyle w:val="Heading2"/>
       </w:pPr>
       <w:r>
+        <w:rPr>
+          <w:color w:val="14213D"/>
+        </w:rPr>
         <w:t>4.2 Adversarial suite</w:t>
       </w:r>
     </w:p>
     <w:p>
-      <w:r/>
       <w:r>
         <w:rPr>
           <w:rFonts w:ascii="Consolas" w:hAnsi="Consolas"/>
@@ -1602,14 +2315,16 @@
     </w:p>
     <w:p>
       <w:pPr>
-        <w:pStyle w:val="Heading3"/>
+        <w:pStyle w:val="Heading2"/>
       </w:pPr>
       <w:r>
+        <w:rPr>
+          <w:color w:val="14213D"/>
+        </w:rPr>
         <w:t>4.3 Paraphrase consistency</w:t>
       </w:r>
     </w:p>
     <w:p>
-      <w:r/>
       <w:r>
         <w:rPr>
           <w:rFonts w:ascii="Consolas" w:hAnsi="Consolas"/>
@@ -1623,14 +2338,16 @@
     </w:p>
     <w:p>
       <w:pPr>
-        <w:pStyle w:val="Heading3"/>
+        <w:pStyle w:val="Heading2"/>
       </w:pPr>
       <w:r>
+        <w:rPr>
+          <w:color w:val="14213D"/>
+        </w:rPr>
         <w:t>4.4 Clarification quality</w:t>
       </w:r>
     </w:p>
     <w:p>
-      <w:r/>
       <w:r>
         <w:rPr>
           <w:rFonts w:ascii="Consolas" w:hAnsi="Consolas"/>
@@ -1644,14 +2361,16 @@
     </w:p>
     <w:p>
       <w:pPr>
-        <w:pStyle w:val="Heading3"/>
+        <w:pStyle w:val="Heading2"/>
       </w:pPr>
       <w:r>
+        <w:rPr>
+          <w:color w:val="14213D"/>
+        </w:rPr>
         <w:t>4.5 Public benchmark</w:t>
       </w:r>
     </w:p>
     <w:p>
-      <w:r/>
       <w:r>
         <w:rPr>
           <w:rFonts w:ascii="Consolas" w:hAnsi="Consolas"/>
@@ -1688,7 +2407,13 @@
             <w:r>
               <w:rPr>
                 <w:b/>
-                <w:sz w:val="17"/>
+                <w:sz w:val="18"/>
+              </w:rPr>
+            </w:r>
+            <w:r>
+              <w:rPr>
+                <w:b/>
+                <w:sz w:val="18"/>
               </w:rPr>
               <w:t>system</w:t>
             </w:r>
@@ -1702,7 +2427,13 @@
             <w:r>
               <w:rPr>
                 <w:b/>
-                <w:sz w:val="17"/>
+                <w:sz w:val="18"/>
+              </w:rPr>
+            </w:r>
+            <w:r>
+              <w:rPr>
+                <w:b/>
+                <w:sz w:val="18"/>
               </w:rPr>
               <w:t>contracts</w:t>
             </w:r>
@@ -1716,7 +2447,13 @@
             <w:r>
               <w:rPr>
                 <w:b/>
-                <w:sz w:val="17"/>
+                <w:sz w:val="18"/>
+              </w:rPr>
+            </w:r>
+            <w:r>
+              <w:rPr>
+                <w:b/>
+                <w:sz w:val="18"/>
               </w:rPr>
               <w:t>n</w:t>
             </w:r>
@@ -1730,7 +2467,13 @@
             <w:r>
               <w:rPr>
                 <w:b/>
-                <w:sz w:val="17"/>
+                <w:sz w:val="18"/>
+              </w:rPr>
+            </w:r>
+            <w:r>
+              <w:rPr>
+                <w:b/>
+                <w:sz w:val="18"/>
               </w:rPr>
               <w:t>accuracy (%)</w:t>
             </w:r>
@@ -1744,7 +2487,13 @@
             <w:r>
               <w:rPr>
                 <w:b/>
-                <w:sz w:val="17"/>
+                <w:sz w:val="18"/>
+              </w:rPr>
+            </w:r>
+            <w:r>
+              <w:rPr>
+                <w:b/>
+                <w:sz w:val="18"/>
               </w:rPr>
               <w:t>95% CI</w:t>
             </w:r>
@@ -1758,7 +2507,13 @@
             <w:r>
               <w:rPr>
                 <w:b/>
-                <w:sz w:val="17"/>
+                <w:sz w:val="18"/>
+              </w:rPr>
+            </w:r>
+            <w:r>
+              <w:rPr>
+                <w:b/>
+                <w:sz w:val="18"/>
               </w:rPr>
               <w:t>macro-F1</w:t>
             </w:r>
@@ -1772,7 +2527,13 @@
             <w:r>
               <w:rPr>
                 <w:b/>
-                <w:sz w:val="17"/>
+                <w:sz w:val="18"/>
+              </w:rPr>
+            </w:r>
+            <w:r>
+              <w:rPr>
+                <w:b/>
+                <w:sz w:val="18"/>
               </w:rPr>
               <w:t>NA to DENIED (%)</w:t>
             </w:r>
@@ -1786,7 +2547,13 @@
             <w:r>
               <w:rPr>
                 <w:b/>
-                <w:sz w:val="17"/>
+                <w:sz w:val="18"/>
+              </w:rPr>
+            </w:r>
+            <w:r>
+              <w:rPr>
+                <w:b/>
+                <w:sz w:val="18"/>
               </w:rPr>
               <w:t>evidence hit (%)</w:t>
             </w:r>
@@ -1801,7 +2568,12 @@
           <w:p>
             <w:r>
               <w:rPr>
-                <w:sz w:val="17"/>
+                <w:sz w:val="18"/>
+              </w:rPr>
+            </w:r>
+            <w:r>
+              <w:rPr>
+                <w:sz w:val="18"/>
               </w:rPr>
               <w:t>b4 (extracted tuples + solver)</w:t>
             </w:r>
@@ -1814,7 +2586,12 @@
           <w:p>
             <w:r>
               <w:rPr>
-                <w:sz w:val="17"/>
+                <w:sz w:val="18"/>
+              </w:rPr>
+            </w:r>
+            <w:r>
+              <w:rPr>
+                <w:sz w:val="18"/>
               </w:rPr>
               <w:t>C1 to C10</w:t>
             </w:r>
@@ -1827,7 +2604,12 @@
           <w:p>
             <w:r>
               <w:rPr>
-                <w:sz w:val="17"/>
+                <w:sz w:val="18"/>
+              </w:rPr>
+            </w:r>
+            <w:r>
+              <w:rPr>
+                <w:sz w:val="18"/>
               </w:rPr>
               <w:t>390</w:t>
             </w:r>
@@ -1840,7 +2622,12 @@
           <w:p>
             <w:r>
               <w:rPr>
-                <w:sz w:val="17"/>
+                <w:sz w:val="18"/>
+              </w:rPr>
+            </w:r>
+            <w:r>
+              <w:rPr>
+                <w:sz w:val="18"/>
               </w:rPr>
               <w:t>84.6</w:t>
             </w:r>
@@ -1853,7 +2640,12 @@
           <w:p>
             <w:r>
               <w:rPr>
-                <w:sz w:val="17"/>
+                <w:sz w:val="18"/>
+              </w:rPr>
+            </w:r>
+            <w:r>
+              <w:rPr>
+                <w:sz w:val="18"/>
               </w:rPr>
               <w:t>[77.8, 90.0]</w:t>
             </w:r>
@@ -1866,7 +2658,12 @@
           <w:p>
             <w:r>
               <w:rPr>
-                <w:sz w:val="17"/>
+                <w:sz w:val="18"/>
+              </w:rPr>
+            </w:r>
+            <w:r>
+              <w:rPr>
+                <w:sz w:val="18"/>
               </w:rPr>
               <w:t>80.7</w:t>
             </w:r>
@@ -1879,7 +2676,12 @@
           <w:p>
             <w:r>
               <w:rPr>
-                <w:sz w:val="17"/>
+                <w:sz w:val="18"/>
+              </w:rPr>
+            </w:r>
+            <w:r>
+              <w:rPr>
+                <w:sz w:val="18"/>
               </w:rPr>
               <w:t>1.4</w:t>
             </w:r>
@@ -1892,7 +2694,12 @@
           <w:p>
             <w:r>
               <w:rPr>
-                <w:sz w:val="17"/>
+                <w:sz w:val="18"/>
+              </w:rPr>
+            </w:r>
+            <w:r>
+              <w:rPr>
+                <w:sz w:val="18"/>
               </w:rPr>
               <w:t>57.1</w:t>
             </w:r>
@@ -1907,7 +2714,12 @@
           <w:p>
             <w:r>
               <w:rPr>
-                <w:sz w:val="17"/>
+                <w:sz w:val="18"/>
+              </w:rPr>
+            </w:r>
+            <w:r>
+              <w:rPr>
+                <w:sz w:val="18"/>
               </w:rPr>
               <w:t>b0cw (long context, closed world)</w:t>
             </w:r>
@@ -1920,7 +2732,12 @@
           <w:p>
             <w:r>
               <w:rPr>
-                <w:sz w:val="17"/>
+                <w:sz w:val="18"/>
+              </w:rPr>
+            </w:r>
+            <w:r>
+              <w:rPr>
+                <w:sz w:val="18"/>
               </w:rPr>
               <w:t>C1, C2, C7</w:t>
             </w:r>
@@ -1933,7 +2750,12 @@
           <w:p>
             <w:r>
               <w:rPr>
-                <w:sz w:val="17"/>
+                <w:sz w:val="18"/>
+              </w:rPr>
+            </w:r>
+            <w:r>
+              <w:rPr>
+                <w:sz w:val="18"/>
               </w:rPr>
               <w:t>112</w:t>
             </w:r>
@@ -1946,7 +2768,12 @@
           <w:p>
             <w:r>
               <w:rPr>
-                <w:sz w:val="17"/>
+                <w:sz w:val="18"/>
+              </w:rPr>
+            </w:r>
+            <w:r>
+              <w:rPr>
+                <w:sz w:val="18"/>
               </w:rPr>
               <w:t>87.5</w:t>
             </w:r>
@@ -1959,7 +2786,12 @@
           <w:p>
             <w:r>
               <w:rPr>
-                <w:sz w:val="17"/>
+                <w:sz w:val="18"/>
+              </w:rPr>
+            </w:r>
+            <w:r>
+              <w:rPr>
+                <w:sz w:val="18"/>
               </w:rPr>
               <w:t>[78.1, 95.5]</w:t>
             </w:r>
@@ -1972,7 +2804,12 @@
           <w:p>
             <w:r>
               <w:rPr>
-                <w:sz w:val="17"/>
+                <w:sz w:val="18"/>
+              </w:rPr>
+            </w:r>
+            <w:r>
+              <w:rPr>
+                <w:sz w:val="18"/>
               </w:rPr>
               <w:t>82.0</w:t>
             </w:r>
@@ -1985,7 +2822,12 @@
           <w:p>
             <w:r>
               <w:rPr>
-                <w:sz w:val="17"/>
+                <w:sz w:val="18"/>
+              </w:rPr>
+            </w:r>
+            <w:r>
+              <w:rPr>
+                <w:sz w:val="18"/>
               </w:rPr>
               <w:t>3.1</w:t>
             </w:r>
@@ -1998,7 +2840,12 @@
           <w:p>
             <w:r>
               <w:rPr>
-                <w:sz w:val="17"/>
+                <w:sz w:val="18"/>
+              </w:rPr>
+            </w:r>
+            <w:r>
+              <w:rPr>
+                <w:sz w:val="18"/>
               </w:rPr>
               <w:t>85.1</w:t>
             </w:r>
@@ -2013,7 +2860,12 @@
           <w:p>
             <w:r>
               <w:rPr>
-                <w:sz w:val="17"/>
+                <w:sz w:val="18"/>
+              </w:rPr>
+            </w:r>
+            <w:r>
+              <w:rPr>
+                <w:sz w:val="18"/>
               </w:rPr>
               <w:t>b0 (long context)</w:t>
             </w:r>
@@ -2026,7 +2878,12 @@
           <w:p>
             <w:r>
               <w:rPr>
-                <w:sz w:val="17"/>
+                <w:sz w:val="18"/>
+              </w:rPr>
+            </w:r>
+            <w:r>
+              <w:rPr>
+                <w:sz w:val="18"/>
               </w:rPr>
               <w:t>C1, C2, C7</w:t>
             </w:r>
@@ -2039,7 +2896,12 @@
           <w:p>
             <w:r>
               <w:rPr>
-                <w:sz w:val="17"/>
+                <w:sz w:val="18"/>
+              </w:rPr>
+            </w:r>
+            <w:r>
+              <w:rPr>
+                <w:sz w:val="18"/>
               </w:rPr>
               <w:t>32</w:t>
             </w:r>
@@ -2052,7 +2914,12 @@
           <w:p>
             <w:r>
               <w:rPr>
-                <w:sz w:val="17"/>
+                <w:sz w:val="18"/>
+              </w:rPr>
+            </w:r>
+            <w:r>
+              <w:rPr>
+                <w:sz w:val="18"/>
               </w:rPr>
               <w:t>96.9</w:t>
             </w:r>
@@ -2065,7 +2932,12 @@
           <w:p>
             <w:r>
               <w:rPr>
-                <w:sz w:val="17"/>
+                <w:sz w:val="18"/>
+              </w:rPr>
+            </w:r>
+            <w:r>
+              <w:rPr>
+                <w:sz w:val="18"/>
               </w:rPr>
               <w:t>[90.0, 100.0]</w:t>
             </w:r>
@@ -2078,7 +2950,12 @@
           <w:p>
             <w:r>
               <w:rPr>
-                <w:sz w:val="17"/>
+                <w:sz w:val="18"/>
+              </w:rPr>
+            </w:r>
+            <w:r>
+              <w:rPr>
+                <w:sz w:val="18"/>
               </w:rPr>
               <w:t>97.3</w:t>
             </w:r>
@@ -2091,7 +2968,12 @@
           <w:p>
             <w:r>
               <w:rPr>
-                <w:sz w:val="17"/>
+                <w:sz w:val="18"/>
+              </w:rPr>
+            </w:r>
+            <w:r>
+              <w:rPr>
+                <w:sz w:val="18"/>
               </w:rPr>
               <w:t>0.0</w:t>
             </w:r>
@@ -2104,7 +2986,12 @@
           <w:p>
             <w:r>
               <w:rPr>
-                <w:sz w:val="17"/>
+                <w:sz w:val="18"/>
+              </w:rPr>
+            </w:r>
+            <w:r>
+              <w:rPr>
+                <w:sz w:val="18"/>
               </w:rPr>
               <w:t>95.5</w:t>
             </w:r>
@@ -2119,7 +3006,12 @@
           <w:p>
             <w:r>
               <w:rPr>
-                <w:sz w:val="17"/>
+                <w:sz w:val="18"/>
+              </w:rPr>
+            </w:r>
+            <w:r>
+              <w:rPr>
+                <w:sz w:val="18"/>
               </w:rPr>
               <w:t>b4oracle (gold tuples + solver)</w:t>
             </w:r>
@@ -2132,7 +3024,12 @@
           <w:p>
             <w:r>
               <w:rPr>
-                <w:sz w:val="17"/>
+                <w:sz w:val="18"/>
+              </w:rPr>
+            </w:r>
+            <w:r>
+              <w:rPr>
+                <w:sz w:val="18"/>
               </w:rPr>
               <w:t>C1 to C10</w:t>
             </w:r>
@@ -2145,7 +3042,12 @@
           <w:p>
             <w:r>
               <w:rPr>
-                <w:sz w:val="17"/>
+                <w:sz w:val="18"/>
+              </w:rPr>
+            </w:r>
+            <w:r>
+              <w:rPr>
+                <w:sz w:val="18"/>
               </w:rPr>
               <w:t>342</w:t>
             </w:r>
@@ -2158,7 +3060,12 @@
           <w:p>
             <w:r>
               <w:rPr>
-                <w:sz w:val="17"/>
+                <w:sz w:val="18"/>
+              </w:rPr>
+            </w:r>
+            <w:r>
+              <w:rPr>
+                <w:sz w:val="18"/>
               </w:rPr>
               <w:t>91.8</w:t>
             </w:r>
@@ -2171,7 +3078,12 @@
           <w:p>
             <w:r>
               <w:rPr>
-                <w:sz w:val="17"/>
+                <w:sz w:val="18"/>
+              </w:rPr>
+            </w:r>
+            <w:r>
+              <w:rPr>
+                <w:sz w:val="18"/>
               </w:rPr>
               <w:t>[83.3, 98.0]</w:t>
             </w:r>
@@ -2184,7 +3096,12 @@
           <w:p>
             <w:r>
               <w:rPr>
-                <w:sz w:val="17"/>
+                <w:sz w:val="18"/>
+              </w:rPr>
+            </w:r>
+            <w:r>
+              <w:rPr>
+                <w:sz w:val="18"/>
               </w:rPr>
               <w:t>89.3</w:t>
             </w:r>
@@ -2197,7 +3114,12 @@
           <w:p>
             <w:r>
               <w:rPr>
-                <w:sz w:val="17"/>
+                <w:sz w:val="18"/>
+              </w:rPr>
+            </w:r>
+            <w:r>
+              <w:rPr>
+                <w:sz w:val="18"/>
               </w:rPr>
               <w:t>2.9</w:t>
             </w:r>
@@ -2210,7 +3132,12 @@
           <w:p>
             <w:r>
               <w:rPr>
-                <w:sz w:val="17"/>
+                <w:sz w:val="18"/>
+              </w:rPr>
+            </w:r>
+            <w:r>
+              <w:rPr>
+                <w:sz w:val="18"/>
               </w:rPr>
               <w:t>69.6</w:t>
             </w:r>
@@ -2218,31 +3145,54 @@
         </w:tc>
       </w:tr>
     </w:tbl>
+    <w:p/>
     <w:p>
       <w:r>
-        <w:t>An earlier comparison reported b4 at 82.9 (n=340, macro-F1 80.0) against b0cw's 87.5 on a different, smaller item set (112 items); that comparison used mismatched item counts and is retracted. After extraction-side fixes, held-out accuracy (contracts not seen during tuning) is 84.1% [77.9, 88.8], unchanged before and after the fixes; the long-context baseline comparison on this clean held-out set could not be completed (API quota exhausted), so no parity or superiority claim is made there. The extracted-tuple system adds a deterministic, auditable verdict with a cited clause and a security boundary; its evidence-hit rate (57.1) is lower than the baselines. Limits: b0 and b0cw ran on three contracts and the fast model because of API quota; C1 and C7 were used to tune extractor prompts; scope labels (34 in, 24 out of 58 scenarios) were assigned by hand; the benchmark states most facts, so b4 resolves CLARIFY by majority vote (21 cases) and does not measure clarification quality; b4oracle's residual errors trace to inconsistent gold labels listed in the report. Extraction quality against the gold annotations (</w:t>
+        <w:t xml:space="preserve">On the solver-scope subset b4 (previous version) scored 82.9 (n=340) against b0cw's 87.5, but the two numbers were measured on different items (340 solver-scope items versus 112 items of C1, C2, C7); on the 78 items they share the difference is 11 versus 12 discordant pairs, exact p = 1.000, which shows no difference and does not establish parity. After the refinement stages (evidence verification, recall pass, out-of-vocabulary rows kept as UNMODELED_RULE) accuracy on the post-tuning analysis set is 92.2 [85.3, 96.0] (n=102) and on the clean held-out set 84.1 [77.9, 88.8] (n=170), unchanged from before; the held-out comparison with the long-context baseline could not be completed (quota), so no superiority or parity claim is made on clean data. Oracle ceilings: 94.1 (analysis), 89.4 (held-out). See </w:t>
       </w:r>
       <w:r>
         <w:rPr>
           <w:rFonts w:ascii="Consolas" w:hAnsi="Consolas"/>
           <w:sz w:val="19"/>
         </w:rPr>
-        <w:t>evidence/extraction_quality.md</w:t>
-      </w:r>
-      <w:r>
-        <w:t>, prompts tuned on C1 and C7 only): suicide_months precision 1.00 recall 1.00; grace_days 1.00 / 1.00; contest_years 1.00 / 0.80; free_look_days 1.00 / 1.00; loan_available 0.83 / 1.00.</w:t>
+        <w:t>evidence/bench_report.md</w:t>
+      </w:r>
+      <w:r>
+        <w:t xml:space="preserve">, </w:t>
+      </w:r>
+      <w:r>
+        <w:rPr>
+          <w:rFonts w:ascii="Consolas" w:hAnsi="Consolas"/>
+          <w:sz w:val="19"/>
+        </w:rPr>
+        <w:t>bench_protocol.md</w:t>
+      </w:r>
+      <w:r>
+        <w:t xml:space="preserve">, </w:t>
+      </w:r>
+      <w:r>
+        <w:rPr>
+          <w:rFonts w:ascii="Consolas" w:hAnsi="Consolas"/>
+          <w:sz w:val="19"/>
+        </w:rPr>
+        <w:t>bench_error_taxonomy.md</w:t>
+      </w:r>
+      <w:r>
+        <w:t>.</w:t>
       </w:r>
     </w:p>
     <w:p>
       <w:pPr>
-        <w:pStyle w:val="Heading3"/>
+        <w:pStyle w:val="Heading2"/>
       </w:pPr>
       <w:r>
+        <w:rPr>
+          <w:color w:val="14213D"/>
+        </w:rPr>
         <w:t>4.6 Recourse and adjudication twin</w:t>
       </w:r>
     </w:p>
     <w:p>
-      <w:r/>
       <w:r>
         <w:rPr>
           <w:rFonts w:ascii="Consolas" w:hAnsi="Consolas"/>
@@ -2256,14 +3206,16 @@
     </w:p>
     <w:p>
       <w:pPr>
-        <w:pStyle w:val="Heading3"/>
+        <w:pStyle w:val="Heading2"/>
       </w:pPr>
       <w:r>
+        <w:rPr>
+          <w:color w:val="14213D"/>
+        </w:rPr>
         <w:t>4.7 Plan selection</w:t>
       </w:r>
     </w:p>
     <w:p>
-      <w:r/>
       <w:r>
         <w:rPr>
           <w:rFonts w:ascii="Consolas" w:hAnsi="Consolas"/>
@@ -2277,9 +3229,12 @@
     </w:p>
     <w:p>
       <w:pPr>
-        <w:pStyle w:val="Heading3"/>
+        <w:pStyle w:val="Heading2"/>
       </w:pPr>
       <w:r>
+        <w:rPr>
+          <w:color w:val="14213D"/>
+        </w:rPr>
         <w:t>4.8 Claim allocation</w:t>
       </w:r>
     </w:p>
@@ -2300,14 +3255,16 @@
     </w:p>
     <w:p>
       <w:pPr>
-        <w:pStyle w:val="Heading3"/>
+        <w:pStyle w:val="Heading2"/>
       </w:pPr>
       <w:r>
+        <w:rPr>
+          <w:color w:val="14213D"/>
+        </w:rPr>
         <w:t>4.9 Cost</w:t>
       </w:r>
     </w:p>
     <w:p>
-      <w:r/>
       <w:r>
         <w:rPr>
           <w:rFonts w:ascii="Consolas" w:hAnsi="Consolas"/>
@@ -2321,14 +3278,69 @@
     </w:p>
     <w:p>
       <w:pPr>
-        <w:pStyle w:val="Heading3"/>
+        <w:pStyle w:val="Heading2"/>
       </w:pPr>
       <w:r>
-        <w:t>4.10 Test suite</w:t>
+        <w:rPr>
+          <w:color w:val="14213D"/>
+        </w:rPr>
+        <w:t>4.11 Diagnosis coding</w:t>
       </w:r>
     </w:p>
     <w:p>
-      <w:r/>
+      <w:r>
+        <w:rPr>
+          <w:rFonts w:ascii="Consolas" w:hAnsi="Consolas"/>
+          <w:sz w:val="19"/>
+        </w:rPr>
+        <w:t>python -m bench.icd_eval</w:t>
+      </w:r>
+      <w:r>
+        <w:t xml:space="preserve"> runs 76 team-written, hand-labelled diagnosis lines (</w:t>
+      </w:r>
+      <w:r>
+        <w:rPr>
+          <w:rFonts w:ascii="Consolas" w:hAnsi="Consolas"/>
+          <w:sz w:val="19"/>
+        </w:rPr>
+        <w:t>data/benchmark/icd_eval.jsonl</w:t>
+      </w:r>
+      <w:r>
+        <w:t>; 64 with a gold 3-character category, 12 gold-undetermined) through both resolution paths (</w:t>
+      </w:r>
+      <w:r>
+        <w:rPr>
+          <w:rFonts w:ascii="Consolas" w:hAnsi="Consolas"/>
+          <w:sz w:val="19"/>
+        </w:rPr>
+        <w:t>evidence/icd_report.md</w:t>
+      </w:r>
+      <w:r>
+        <w:t xml:space="preserve">, </w:t>
+      </w:r>
+      <w:r>
+        <w:rPr>
+          <w:rFonts w:ascii="Consolas" w:hAnsi="Consolas"/>
+          <w:sz w:val="19"/>
+        </w:rPr>
+        <w:t>evidence/icd_results.jsonl</w:t>
+      </w:r>
+      <w:r>
+        <w:t>). The set is team-authored, not a public clinical dataset; no public Indonesian discharge-summary benchmark with ICD-10 labels exists. Coder path: category accuracy 92.2% on gold-coded lines, 6.2% of gold-coded lines left undetermined, 83.3% of gold-undetermined lines correctly left undetermined, false-code rate 3.9% (3 of 76), BM25 retrieval recall@k 96.9%. Alias dictionary path: 17.2% accuracy, 85.5% undetermined, 0 false codes (it covers about 30 conditions and declines everything else). The three coder false codes are a status code chosen for a "post-CABG" line whose gold is the underlying disease (Z95.1 for I25), a follow-up-care code for "kontrol rutin pasca operasi" (Z09), and an uncertain-behaviour neoplasm code for "tumor abdomen, jenis belum diketahui" (D48.7); the last two are lines whose gold is undetermined and the labels were not changed after seeing the output. None of the three falls inside a critical-illness range such as C00-C97 or I21.</w:t>
+      </w:r>
+    </w:p>
+    <w:p>
+      <w:pPr>
+        <w:pStyle w:val="Heading2"/>
+      </w:pPr>
+      <w:r>
+        <w:rPr>
+          <w:color w:val="14213D"/>
+        </w:rPr>
+        <w:t>4.10 Test suite</w:t>
+      </w:r>
+    </w:p>
+    <w:p>
       <w:r>
         <w:rPr>
           <w:rFonts w:ascii="Consolas" w:hAnsi="Consolas"/>
@@ -2337,7 +3349,247 @@
         <w:t>python -m pytest -q</w:t>
       </w:r>
       <w:r>
-        <w:t>: 532 passed, 1 skipped (2026-10-14, no API key).</w:t>
+        <w:t>: 532 passed, 1 skipped (2026-10-14, no API key, 2162s).</w:t>
+      </w:r>
+    </w:p>
+    <w:p>
+      <w:pPr>
+        <w:pStyle w:val="Heading1"/>
+      </w:pPr>
+      <w:r>
+        <w:rPr>
+          <w:color w:val="14213D"/>
+        </w:rPr>
+        <w:t>5. Why each component exists (kill tests)</w:t>
+      </w:r>
+    </w:p>
+    <w:p>
+      <w:pPr>
+        <w:pStyle w:val="ListBullet"/>
+      </w:pPr>
+      <w:r>
+        <w:t>Verdict solver instead of a model answer: on the public benchmark the model-only conditions answer from the whole contract and cannot show which clause fired; b0cw's evidence hit is high but its NA-to-DENIED rate (3.1) shows it inventing denials where no clause governs. The solver's NA-to-DENIED rate is 1.4 (b4) and it never emits a verdict without a tuple id (</w:t>
+      </w:r>
+      <w:r>
+        <w:rPr>
+          <w:rFonts w:ascii="Consolas" w:hAnsi="Consolas"/>
+          <w:sz w:val="19"/>
+        </w:rPr>
+        <w:t>evidence/bench_report.md</w:t>
+      </w:r>
+      <w:r>
+        <w:t>).</w:t>
+      </w:r>
+    </w:p>
+    <w:p>
+      <w:pPr>
+        <w:pStyle w:val="ListBullet"/>
+      </w:pPr>
+      <w:r>
+        <w:t>Verdict-sensitivity clarification instead of asking for every missing slot: 35 of 35 irrelevant removals stayed silent while 26 of 30 relevant ones were asked (</w:t>
+      </w:r>
+      <w:r>
+        <w:rPr>
+          <w:rFonts w:ascii="Consolas" w:hAnsi="Consolas"/>
+          <w:sz w:val="19"/>
+        </w:rPr>
+        <w:t>evidence/clarify_report.md</w:t>
+      </w:r>
+      <w:r>
+        <w:t>).</w:t>
+      </w:r>
+    </w:p>
+    <w:p>
+      <w:pPr>
+        <w:pStyle w:val="ListBullet"/>
+      </w:pPr>
+      <w:r>
+        <w:t>Claim allocation optimizer instead of greedy claiming: by construction greedy equals the optimum only when the holding order respects the rule pack and no policy has a deductible, co-payment or cap; where it does not, the exact order search recovers more: on 200 real CMS plans it is suboptimal in 47.2% of 500 simulated households, by a mean of USD 988 where suboptimal (</w:t>
+      </w:r>
+      <w:r>
+        <w:rPr>
+          <w:rFonts w:ascii="Consolas" w:hAnsi="Consolas"/>
+          <w:sz w:val="19"/>
+        </w:rPr>
+        <w:t>evidence/allocation_report.md</w:t>
+      </w:r>
+      <w:r>
+        <w:t>).</w:t>
+      </w:r>
+    </w:p>
+    <w:p>
+      <w:pPr>
+        <w:pStyle w:val="ListBullet"/>
+      </w:pPr>
+      <w:r>
+        <w:t>Plan selection optimizer instead of "cheapest" or "most expensive": 73/100 and 79/100 households on the mixed catalogue; identical on the single-peril CMS catalogue (</w:t>
+      </w:r>
+      <w:r>
+        <w:rPr>
+          <w:rFonts w:ascii="Consolas" w:hAnsi="Consolas"/>
+          <w:sz w:val="19"/>
+        </w:rPr>
+        <w:t>evidence/plan_selection_report.md</w:t>
+      </w:r>
+      <w:r>
+        <w:t>).</w:t>
+      </w:r>
+    </w:p>
+    <w:p>
+      <w:pPr>
+        <w:pStyle w:val="ListBullet"/>
+      </w:pPr>
+      <w:r>
+        <w:t>Recourse instead of a bare denial: 4 of 6 denials had a legitimate path to COVERED (</w:t>
+      </w:r>
+      <w:r>
+        <w:rPr>
+          <w:rFonts w:ascii="Consolas" w:hAnsi="Consolas"/>
+          <w:sz w:val="19"/>
+        </w:rPr>
+        <w:t>evidence/recourse_report.md</w:t>
+      </w:r>
+      <w:r>
+        <w:t>).</w:t>
+      </w:r>
+    </w:p>
+    <w:p>
+      <w:pPr>
+        <w:pStyle w:val="ListBullet"/>
+      </w:pPr>
+      <w:r>
+        <w:t>Enforcement in code instead of in the prompt: with the enforcement function patched to allow-all, the kill-switch attack succeeds (1/27); with it on, 0/27 (</w:t>
+      </w:r>
+      <w:r>
+        <w:rPr>
+          <w:rFonts w:ascii="Consolas" w:hAnsi="Consolas"/>
+          <w:sz w:val="19"/>
+        </w:rPr>
+        <w:t>evidence/adversarial_report.md</w:t>
+      </w:r>
+      <w:r>
+        <w:t>).</w:t>
+      </w:r>
+    </w:p>
+    <w:p>
+      <w:pPr>
+        <w:pStyle w:val="Heading1"/>
+      </w:pPr>
+      <w:r>
+        <w:rPr>
+          <w:color w:val="14213D"/>
+        </w:rPr>
+        <w:t>6. Limitations</w:t>
+      </w:r>
+    </w:p>
+    <w:p>
+      <w:pPr>
+        <w:pStyle w:val="ListBullet"/>
+      </w:pPr>
+      <w:r>
+        <w:t>The extractor is a model and can output wrong values inside the schema; extraction coverage per benchmark contract ranges from 0.62 to 1.00.</w:t>
+      </w:r>
+    </w:p>
+    <w:p>
+      <w:pPr>
+        <w:pStyle w:val="ListBullet"/>
+      </w:pPr>
+      <w:r>
+        <w:t>Solver scope covers coverage, exclusion, period, rider, termination and permitted-action questions; 24 of 58 benchmark scenarios (dividends, index caps, estate planning) are outside it.</w:t>
+      </w:r>
+    </w:p>
+    <w:p>
+      <w:pPr>
+        <w:pStyle w:val="ListBullet"/>
+      </w:pPr>
+      <w:r>
+        <w:t>The public benchmark is life insurance only; Indonesian products are covered by hand-verified sandbox policies and team-written tasks, not a labelled benchmark. Test sets are small and team-written; the blind off-script batch (3 of 14) is the only out-of-sample figure.</w:t>
+      </w:r>
+    </w:p>
+    <w:p>
+      <w:pPr>
+        <w:pStyle w:val="ListBullet"/>
+      </w:pPr>
+      <w:r>
+        <w:t>Statutory amounts and payer rules are sandbox stubs marked "verify with the payer"; the GENERIC pack has no statutory layer.</w:t>
+      </w:r>
+    </w:p>
+    <w:p>
+      <w:pPr>
+        <w:pStyle w:val="ListBullet"/>
+      </w:pPr>
+      <w:r>
+        <w:t>The CMS experiment ran without premiums; recourse costs are ordinal; the ombudsman replay depends on a manual mapping.</w:t>
+      </w:r>
+    </w:p>
+    <w:p>
+      <w:pPr>
+        <w:pStyle w:val="ListBullet"/>
+      </w:pPr>
+      <w:r>
+        <w:t>Diagnosis coding resolves a diagnosis line to an ICD-10 category for coverage membership only; the evaluation set is team-written (no public Indonesian discharge-summary benchmark exists), and INA-CBG tariff grouping is not implemented.</w:t>
+      </w:r>
+    </w:p>
+    <w:p>
+      <w:pPr>
+        <w:pStyle w:val="ListBullet"/>
+      </w:pPr>
+      <w:r>
+        <w:t>The extractor redacts personal data locally and blocks the call if any residual is found, then sends only redacted text to a hosted model; this has not been re-run against the 0/20 hidden-text-rendered-as-an-image adversarial result, so whether OCR extraction changes that figure is untested, not claimed.</w:t>
+      </w:r>
+    </w:p>
+    <w:p>
+      <w:pPr>
+        <w:pStyle w:val="ListBullet"/>
+      </w:pPr>
+      <w:r>
+        <w:t>The enforcement layer bounds side effects; it does not guarantee that advice text is correct.</w:t>
+      </w:r>
+    </w:p>
+    <w:p>
+      <w:pPr>
+        <w:pStyle w:val="Heading1"/>
+      </w:pPr>
+      <w:r>
+        <w:rPr>
+          <w:color w:val="14213D"/>
+        </w:rPr>
+        <w:t>7. Security summary</w:t>
+      </w:r>
+    </w:p>
+    <w:p>
+      <w:r>
+        <w:t xml:space="preserve">Four permission tiers are enforced in code by </w:t>
+      </w:r>
+      <w:r>
+        <w:rPr>
+          <w:rFonts w:ascii="Consolas" w:hAnsi="Consolas"/>
+          <w:sz w:val="19"/>
+        </w:rPr>
+        <w:t>clauseguard/security/pep.py</w:t>
+      </w:r>
+      <w:r>
+        <w:t xml:space="preserve">: T0 read own data, T1 compute or draft, T2 submit after a UI click and a single-use server nonce bound to the arguments, T3 money or identity, for which no executing tool exists (the agent can only open a ticket for out-of-band verification). Untrusted text (documents, tool output, model text) can never become a T2 or T3 argument. A hash-chained audit log, an output guard and a kill switch support oversight. Threat model, OWASP mapping, rules R1 to R9, test results and the risk register: </w:t>
+      </w:r>
+      <w:r>
+        <w:rPr>
+          <w:rFonts w:ascii="Consolas" w:hAnsi="Consolas"/>
+          <w:sz w:val="19"/>
+        </w:rPr>
+        <w:t>SECURITY.md</w:t>
+      </w:r>
+      <w:r>
+        <w:t xml:space="preserve"> and </w:t>
+      </w:r>
+      <w:r>
+        <w:rPr>
+          <w:rFonts w:ascii="Consolas" w:hAnsi="Consolas"/>
+          <w:sz w:val="19"/>
+        </w:rPr>
+        <w:t>docs/SECURITY_SELF_ASSESSMENT.md</w:t>
+      </w:r>
+      <w:r>
+        <w:t>.</w:t>
       </w:r>
     </w:p>
     <w:p>
@@ -2345,219 +3597,172 @@
         <w:pStyle w:val="Heading2"/>
       </w:pPr>
       <w:r>
-        <w:t>5. Why each component exists (kill tests)</w:t>
+        <w:rPr>
+          <w:color w:val="14213D"/>
+        </w:rPr>
+        <w:t>7.1 Persistence and deployment</w:t>
       </w:r>
     </w:p>
     <w:p>
-      <w:pPr>
-        <w:pStyle w:val="ListBullet"/>
-      </w:pPr>
-      <w:r>
-        <w:t>Verdict solver instead of a model answer: on the public benchmark the model-only conditions answer from the whole contract and cannot show which clause fired; b0cw's evidence hit is high but its NA-to-DENIED rate (3.1) shows it inventing denials where no clause governs. The solver's NA-to-DENIED rate is 1.4 (b4) and it never emits a verdict without a tuple id (</w:t>
+      <w:r>
+        <w:t xml:space="preserve">By default state lives in local files and SQLite. With </w:t>
       </w:r>
       <w:r>
         <w:rPr>
           <w:rFonts w:ascii="Consolas" w:hAnsi="Consolas"/>
           <w:sz w:val="19"/>
         </w:rPr>
-        <w:t>evidence/bench_report.md</w:t>
-      </w:r>
-      <w:r>
-        <w:t>).</w:t>
-      </w:r>
-    </w:p>
-    <w:p>
-      <w:pPr>
-        <w:pStyle w:val="ListBullet"/>
-      </w:pPr>
-      <w:r>
-        <w:t>Verdict-sensitivity clarification instead of asking for every missing slot: 35 of 35 irrelevant removals stayed silent while 26 of 30 relevant ones were asked (</w:t>
+        <w:t>CG_STORAGE=postgres</w:t>
+      </w:r>
+      <w:r>
+        <w:t xml:space="preserve"> and </w:t>
       </w:r>
       <w:r>
         <w:rPr>
           <w:rFonts w:ascii="Consolas" w:hAnsi="Consolas"/>
           <w:sz w:val="19"/>
         </w:rPr>
-        <w:t>evidence/clarify_report.md</w:t>
-      </w:r>
-      <w:r>
-        <w:t>).</w:t>
-      </w:r>
-    </w:p>
-    <w:p>
-      <w:pPr>
-        <w:pStyle w:val="ListBullet"/>
-      </w:pPr>
-      <w:r>
-        <w:t>Claim allocation optimizer instead of greedy claiming: by construction greedy equals the optimum only when the holding order respects the rule pack and no policy has a deductible, co-payment or cap; where it does not, the exact order search recovers more: on 200 real CMS plans it is suboptimal in 47.2% of 500 simulated households, by a mean of USD 988 where suboptimal (</w:t>
+        <w:t>DATABASE_URL</w:t>
+      </w:r>
+      <w:r>
+        <w:t xml:space="preserve"> set, the hash-chained audit log, conversation history and the claims and tickets written by agent actions are stored in Postgres (the demo uses a managed Postgres on Supabase in region ap-southeast-2; migrations </w:t>
       </w:r>
       <w:r>
         <w:rPr>
           <w:rFonts w:ascii="Consolas" w:hAnsi="Consolas"/>
           <w:sz w:val="19"/>
         </w:rPr>
-        <w:t>evidence/allocation_report.md</w:t>
-      </w:r>
-      <w:r>
-        <w:t>).</w:t>
-      </w:r>
-    </w:p>
-    <w:p>
-      <w:pPr>
-        <w:pStyle w:val="ListBullet"/>
-      </w:pPr>
-      <w:r>
-        <w:t>Plan selection optimizer instead of "cheapest" or "most expensive": 73/100 and 79/100 households on the mixed catalogue; identical on the single-peril CMS catalogue (</w:t>
+        <w:t>deploy/migrations/001_init.sql</w:t>
+      </w:r>
+      <w:r>
+        <w:t xml:space="preserve">, </w:t>
       </w:r>
       <w:r>
         <w:rPr>
           <w:rFonts w:ascii="Consolas" w:hAnsi="Consolas"/>
           <w:sz w:val="19"/>
         </w:rPr>
-        <w:t>evidence/plan_selection_report.md</w:t>
-      </w:r>
-      <w:r>
-        <w:t>).</w:t>
-      </w:r>
-    </w:p>
-    <w:p>
-      <w:pPr>
-        <w:pStyle w:val="ListBullet"/>
-      </w:pPr>
-      <w:r>
-        <w:t>Recourse instead of a bare denial: 4 of 6 denials had a legitimate path to COVERED (</w:t>
+        <w:t>002_payments.sql</w:t>
+      </w:r>
+      <w:r>
+        <w:t xml:space="preserve"> applied with </w:t>
       </w:r>
       <w:r>
         <w:rPr>
           <w:rFonts w:ascii="Consolas" w:hAnsi="Consolas"/>
           <w:sz w:val="19"/>
         </w:rPr>
-        <w:t>evidence/recourse_report.md</w:t>
-      </w:r>
-      <w:r>
-        <w:t>).</w:t>
-      </w:r>
-    </w:p>
-    <w:p>
-      <w:pPr>
-        <w:pStyle w:val="ListBullet"/>
-      </w:pPr>
-      <w:r>
-        <w:t>Enforcement in code instead of in the prompt: with the enforcement function patched to allow-all, the kill-switch attack succeeds (1/27); with it on, 0/27 (</w:t>
+        <w:t>scripts/apply_migration.py</w:t>
+      </w:r>
+      <w:r>
+        <w:t>); synthetic personas and policies are re-seeded at boot and typed session state stays in memory, so a backend restart ends open sessions. The web client is deployed on Vercel (</w:t>
       </w:r>
       <w:r>
         <w:rPr>
           <w:rFonts w:ascii="Consolas" w:hAnsi="Consolas"/>
           <w:sz w:val="19"/>
         </w:rPr>
-        <w:t>evidence/adversarial_report.md</w:t>
-      </w:r>
-      <w:r>
-        <w:t>).</w:t>
-      </w:r>
-    </w:p>
-    <w:p>
-      <w:pPr>
-        <w:pStyle w:val="Heading2"/>
-      </w:pPr>
-      <w:r>
-        <w:t>6. Limitations</w:t>
-      </w:r>
-    </w:p>
-    <w:p>
-      <w:pPr>
-        <w:pStyle w:val="ListBullet"/>
-      </w:pPr>
-      <w:r>
-        <w:t>The extractor is a model and can output wrong values inside the schema; extraction coverage per benchmark contract ranges from 0.62 to 1.00.</w:t>
-      </w:r>
-    </w:p>
-    <w:p>
-      <w:pPr>
-        <w:pStyle w:val="ListBullet"/>
-      </w:pPr>
-      <w:r>
-        <w:t>Solver scope covers coverage, exclusion, period, rider, termination and permitted-action questions; 24 of 58 benchmark scenarios (dividends, index caps, estate planning) are outside it.</w:t>
-      </w:r>
-    </w:p>
-    <w:p>
-      <w:pPr>
-        <w:pStyle w:val="ListBullet"/>
-      </w:pPr>
-      <w:r>
-        <w:t>The public benchmark is life insurance only; Indonesian products are covered by hand-verified sandbox policies and team-written tasks, not a labelled benchmark. Test sets are small and team-written; the blind off-script batch (3 of 14) is the only out-of-sample figure.</w:t>
-      </w:r>
-    </w:p>
-    <w:p>
-      <w:pPr>
-        <w:pStyle w:val="ListBullet"/>
-      </w:pPr>
-      <w:r>
-        <w:t>Statutory amounts and payer rules are sandbox stubs marked "verify with the payer"; the GENERIC pack has no statutory layer.</w:t>
-      </w:r>
-    </w:p>
-    <w:p>
-      <w:pPr>
-        <w:pStyle w:val="ListBullet"/>
-      </w:pPr>
-      <w:r>
-        <w:t>The CMS experiment ran without premiums; recourse costs are ordinal; the ombudsman replay depends on a manual mapping.</w:t>
-      </w:r>
-    </w:p>
-    <w:p>
-      <w:pPr>
-        <w:pStyle w:val="ListBullet"/>
-      </w:pPr>
-      <w:r>
-        <w:t>The extractor redacts personal data (NIK, account/card numbers, phone, date of birth, named individuals) from the extracted text before any model call, and a final gate blocks the call outright if residual PII is detected; only redacted text is sent to the hosted model. Redaction is not claimed perfect: unlabelled third-party names are a known gap. No OCR; text rendered as an image is not detected (0/20).</w:t>
-      </w:r>
-    </w:p>
-    <w:p>
-      <w:pPr>
-        <w:pStyle w:val="ListBullet"/>
-      </w:pPr>
-      <w:r>
-        <w:t>The enforcement layer bounds side effects; it does not guarantee that advice text is correct.</w:t>
-      </w:r>
-    </w:p>
-    <w:p>
-      <w:pPr>
-        <w:pStyle w:val="Heading2"/>
-      </w:pPr>
-      <w:r>
-        <w:t>7. Security summary</w:t>
-      </w:r>
-    </w:p>
-    <w:p>
-      <w:r>
-        <w:t xml:space="preserve">Four permission tiers are enforced in code by </w:t>
+        <w:t>https://clauseguard-red.vercel.app</w:t>
+      </w:r>
+      <w:r>
+        <w:t xml:space="preserve">) and proxies </w:t>
       </w:r>
       <w:r>
         <w:rPr>
           <w:rFonts w:ascii="Consolas" w:hAnsi="Consolas"/>
           <w:sz w:val="19"/>
         </w:rPr>
-        <w:t>clauseguard/security/pep.py</w:t>
-      </w:r>
-      <w:r>
-        <w:t xml:space="preserve">: T0 read own data, T1 compute or draft, T2 submit after a UI click and a single-use server nonce bound to the arguments, T3 money or identity, for which no executing tool exists (the agent can only open a ticket for out-of-band verification). Untrusted text (documents, tool output, model text) can never become a T2 or T3 argument. A hash-chained audit log, an output guard and a kill switch support oversight. Threat model, OWASP mapping, rules R1 to R9, test results and the risk register: </w:t>
+        <w:t>/api/cg/*</w:t>
+      </w:r>
+      <w:r>
+        <w:t xml:space="preserve"> to the backend; the backend runs as a Docker image (</w:t>
       </w:r>
       <w:r>
         <w:rPr>
           <w:rFonts w:ascii="Consolas" w:hAnsi="Consolas"/>
           <w:sz w:val="19"/>
         </w:rPr>
-        <w:t>SECURITY.md</w:t>
-      </w:r>
-      <w:r>
-        <w:t xml:space="preserve"> and </w:t>
+        <w:t>Dockerfile</w:t>
+      </w:r>
+      <w:r>
+        <w:t xml:space="preserve">, </w:t>
       </w:r>
       <w:r>
         <w:rPr>
           <w:rFonts w:ascii="Consolas" w:hAnsi="Consolas"/>
           <w:sz w:val="19"/>
         </w:rPr>
-        <w:t>docs/SECURITY_SELF_ASSESSMENT.md</w:t>
+        <w:t>uvicorn</w:t>
+      </w:r>
+      <w:r>
+        <w:t xml:space="preserve"> on </w:t>
+      </w:r>
+      <w:r>
+        <w:rPr>
+          <w:rFonts w:ascii="Consolas" w:hAnsi="Consolas"/>
+          <w:sz w:val="19"/>
+        </w:rPr>
+        <w:t>$PORT</w:t>
+      </w:r>
+      <w:r>
+        <w:t xml:space="preserve">, </w:t>
+      </w:r>
+      <w:r>
+        <w:rPr>
+          <w:rFonts w:ascii="Consolas" w:hAnsi="Consolas"/>
+          <w:sz w:val="19"/>
+        </w:rPr>
+        <w:t>/health</w:t>
+      </w:r>
+      <w:r>
+        <w:t xml:space="preserve">) on any container host, or on the team's machine behind a tunnel during demonstrations. Appends to the audit chain are serialised by a row lock on a single head row, and hashing is shared with the file backend. All tables have row level security enabled with no policies and no privileges for the </w:t>
+      </w:r>
+      <w:r>
+        <w:rPr>
+          <w:rFonts w:ascii="Consolas" w:hAnsi="Consolas"/>
+          <w:sz w:val="19"/>
+        </w:rPr>
+        <w:t>anon</w:t>
+      </w:r>
+      <w:r>
+        <w:t xml:space="preserve"> and </w:t>
+      </w:r>
+      <w:r>
+        <w:rPr>
+          <w:rFonts w:ascii="Consolas" w:hAnsi="Consolas"/>
+          <w:sz w:val="19"/>
+        </w:rPr>
+        <w:t>authenticated</w:t>
+      </w:r>
+      <w:r>
+        <w:t xml:space="preserve"> roles, so the database REST API rejects the publishable key (</w:t>
+      </w:r>
+      <w:r>
+        <w:rPr>
+          <w:rFonts w:ascii="Consolas" w:hAnsi="Consolas"/>
+          <w:sz w:val="19"/>
+        </w:rPr>
+        <w:t>scripts/check_supabase_rls.py</w:t>
+      </w:r>
+      <w:r>
+        <w:t xml:space="preserve">); only the server connection reads or writes them. If Postgres is unreachable the audit log continues in a local chain; the next successful append writes an </w:t>
+      </w:r>
+      <w:r>
+        <w:rPr>
+          <w:rFonts w:ascii="Consolas" w:hAnsi="Consolas"/>
+          <w:sz w:val="19"/>
+        </w:rPr>
+        <w:t>AUDIT_GAP</w:t>
+      </w:r>
+      <w:r>
+        <w:t xml:space="preserve"> event that records the number of local events and their head hash, and verification reports every gap. Details: </w:t>
+      </w:r>
+      <w:r>
+        <w:rPr>
+          <w:rFonts w:ascii="Consolas" w:hAnsi="Consolas"/>
+          <w:sz w:val="19"/>
+        </w:rPr>
+        <w:t>deploy/storage.md</w:t>
       </w:r>
       <w:r>
         <w:t>.</w:t>
@@ -2565,30 +3770,20 @@
     </w:p>
     <w:p>
       <w:pPr>
-        <w:pStyle w:val="Heading3"/>
+        <w:pStyle w:val="Heading1"/>
       </w:pPr>
       <w:r>
-        <w:t>7.1 Persistence and deployment status</w:t>
+        <w:rPr>
+          <w:color w:val="14213D"/>
+        </w:rPr>
+        <w:t>8. Reproducibility</w:t>
       </w:r>
     </w:p>
     <w:p>
       <w:r>
-        <w:t>By default state lives in local files and SQLite. With CG_STORAGE=postgres and DATABASE_URL set (the intended production/hosted configuration), the hash-chained audit log, conversation history and the claims and tickets written by agent actions are stored in Postgres (Supabase); all tables have row level security enabled with no policies and no privileges for the anon and authenticated roles, confirmed live against the REST API. If Postgres is unreachable the audit log continues in a local chain, and the next successful append writes an AUDIT_GAP event recording the number of local events and their head hash; verification reports every gap. Deployment status: not yet deployed to a public URL. The Hugging Face Spaces Docker tier was found to require a paid PRO subscription, and Render's free tier was found to require a card on file; the Dockerfile, CI and runbook are ready, and hosting on a verified no-card-required provider is still pending. The system currently runs locally only.</w:t>
-      </w:r>
-    </w:p>
-    <w:p>
-      <w:pPr>
-        <w:pStyle w:val="Heading2"/>
-      </w:pPr>
-      <w:r>
-        <w:t>8. Reproducibility</w:t>
-      </w:r>
-    </w:p>
-    <w:p>
-      <w:r>
         <w:rPr>
           <w:rFonts w:ascii="Consolas" w:hAnsi="Consolas"/>
-          <w:sz w:val="17"/>
+          <w:sz w:val="18"/>
         </w:rPr>
         <w:t>python -m venv .venv &amp;&amp; .venv/Scripts/activate        # Windows</w:t>
         <w:br/>
@@ -2644,9 +3839,12 @@
     </w:p>
     <w:p>
       <w:pPr>
-        <w:pStyle w:val="Heading2"/>
+        <w:pStyle w:val="Heading1"/>
       </w:pPr>
       <w:r>
+        <w:rPr>
+          <w:color w:val="14213D"/>
+        </w:rPr>
         <w:t>9. Related work</w:t>
       </w:r>
     </w:p>

--- a/SUBMISSION/1_Technical_Documentation.docx
+++ b/SUBMISSION/1_Technical_Documentation.docx
@@ -1166,7 +1166,7 @@
         <w:t>clauseguard/llm.py::pool_status</w:t>
       </w:r>
       <w:r>
-        <w:t>); no solver or permission-tier decision reads it, and the agent falls back to deterministic templates and rule-based parsing automatically regardless of what it reports.</w:t>
+        <w:t>); no solver or permission-tier decision reads it.</w:t>
       </w:r>
     </w:p>
     <w:p>
@@ -1361,7 +1361,112 @@
         <w:t>/insurer</w:t>
       </w:r>
       <w:r>
-        <w:t>). The sandbox insurer's desk, behind a separate back-office token the agent has no tool for, lists submitted claims with the form and attachments, moves them through received, under review, approved, rejected or paid with a note, and holds the halt switch that refuses every agent action for every customer. Decisions and notes flow back to the customer's digest as claim-status items (with an appeal route after a rejection), closing the loop: the agent prepares and submits, a person decides, the agent reports.</w:t>
+        <w:t>). The sandbox insurer's desk, behind a separate back-office token the agent has no tool for, lists submitted claims with the form and attachments, moves them through received, under review, approved, rejected or paid with a note, and holds the halt switch that refuses every agent action for every customer. Decisions and notes flow back to the customer's digest as claim-status items (with an appeal route after a rejection), closing the loop: the agent prepares and submits, a person decides, the agent reports. The adjuster can open every attached file from the claim, and appeals and attachments the agent files after the customer's confirmation land on the same claim.</w:t>
+      </w:r>
+    </w:p>
+    <w:p>
+      <w:r>
+        <w:rPr>
+          <w:b/>
+        </w:rPr>
+        <w:t>What the customer's documents say</w:t>
+      </w:r>
+      <w:r>
+        <w:t xml:space="preserve"> (</w:t>
+      </w:r>
+      <w:r>
+        <w:rPr>
+          <w:rFonts w:ascii="Consolas" w:hAnsi="Consolas"/>
+          <w:sz w:val="19"/>
+        </w:rPr>
+        <w:t>agent/doc_facts.py</w:t>
+      </w:r>
+      <w:r>
+        <w:t>). A customer can start a claim by sending files alone. The model reads the extractor's typed summaries (type, dates, days in hospital, ICD-10 code; never the raw text) and answers in the rules' own vocabulary: an inpatient stay, an illness, the diagnosis. Each answer is a closed choice checked again in code (a stay only with typed date or day evidence, an illness only, never an assumed accident, a diagnosis only from the known list). A discharge date printed on a discharge summary replaces one the assistant had only derived from a stated day count. The reply carries, per file, what was read (amounts, dates, diagnosis, charges, whether the patient is the policyholder), the checks that failed (hidden text, totals that do not add up, the same stay coded differently across files) and which of the insurer's requirements the file now satisfies, so the customer sees what the claim rests on.</w:t>
+      </w:r>
+    </w:p>
+    <w:p>
+      <w:r>
+        <w:rPr>
+          <w:b/>
+        </w:rPr>
+        <w:t>Asking instead of guessing</w:t>
+      </w:r>
+      <w:r>
+        <w:t xml:space="preserve"> (</w:t>
+      </w:r>
+      <w:r>
+        <w:rPr>
+          <w:rFonts w:ascii="Consolas" w:hAnsi="Consolas"/>
+          <w:sz w:val="19"/>
+        </w:rPr>
+        <w:t>agent/policy_pick.py</w:t>
+      </w:r>
+      <w:r>
+        <w:t>). When more than one policy could take a claim, the customer is asked which to file first, with one button per policy; the model may name the one the message clearly means, from a closed list of candidates. A request to act is accepted only when the model reads an explicit request or an accepted offer, so a greeting never prepares a submission.</w:t>
+      </w:r>
+    </w:p>
+    <w:p>
+      <w:r>
+        <w:rPr>
+          <w:b/>
+        </w:rPr>
+        <w:t>Answering what was asked.</w:t>
+      </w:r>
+      <w:r>
+        <w:t xml:space="preserve"> The planner model also reads what the turn is about (documents to prepare, how to submit, the deadline, what happens if late, the amount, a filed claim's progress). For those questions the code puts the deterministic answer first: the documents required and still missing with the next step, or the late-filing effect and the last day. Progress questions read the live status of the claim at the insurer's desk, with the assessor's note, and a decision reaches the chat by itself: the agent states it, and for a rejection the model classifies the assessor's note (</w:t>
+      </w:r>
+      <w:r>
+        <w:rPr>
+          <w:rFonts w:ascii="Consolas" w:hAnsi="Consolas"/>
+          <w:sz w:val="19"/>
+        </w:rPr>
+        <w:t>agent/decision_read.py</w:t>
+      </w:r>
+      <w:r>
+        <w:t>) as a defect the customer can fix, a reason the policy facts contradict (an appeal is offered, quoting the clause by its printed section), or a valid reason.</w:t>
+      </w:r>
+    </w:p>
+    <w:p>
+      <w:r>
+        <w:rPr>
+          <w:b/>
+        </w:rPr>
+        <w:t>Wording.</w:t>
+      </w:r>
+      <w:r>
+        <w:t xml:space="preserve"> The reply writer (</w:t>
+      </w:r>
+      <w:r>
+        <w:rPr>
+          <w:rFonts w:ascii="Consolas" w:hAnsi="Consolas"/>
+          <w:sz w:val="19"/>
+        </w:rPr>
+        <w:t>agent/composer.py</w:t>
+      </w:r>
+      <w:r>
+        <w:t>) receives the engine's payload, the last four exchanges as data for reading references, and six worked examples. It reasons privately, writes two candidate replies and names its pick; the verifier tries the pick and then the other candidate, and only when both state a value that is not in the payload is the deterministic text used. Small talk, thanks and off-topic requests are answered by the model in the customer's language (</w:t>
+      </w:r>
+      <w:r>
+        <w:rPr>
+          <w:rFonts w:ascii="Consolas" w:hAnsi="Consolas"/>
+          <w:sz w:val="19"/>
+        </w:rPr>
+        <w:t>agent/smalltalk.py</w:t>
+      </w:r>
+      <w:r>
+        <w:t>). The customer can correct a form value from the confirmation card (insured or claimant name, hospital, diagnosis, dates, bill); the change goes back through the agent as the customer's own correction and the form is rebuilt. A correction that names no value is answered with what the form currently says, never "updated"; a request to relabel the event to fit another policy is refused as misrepresentation.</w:t>
+      </w:r>
+    </w:p>
+    <w:p>
+      <w:r>
+        <w:rPr>
+          <w:b/>
+        </w:rPr>
+        <w:t>When the model is unavailable.</w:t>
+      </w:r>
+      <w:r>
+        <w:t xml:space="preserve"> Keys are rotated per request; a per-minute limit rests a key for about a minute, a key the API rejects is taken out of rotation. If no key can serve a turn, the reply says so in the customer's language (quota reached, key not accepted, service not responding) and offers the customer's own Gemini key, which is checked once with Google and kept only in that session's memory. The cards from the engine still show; no rule-based text is presented as the assistant's answer.</w:t>
       </w:r>
     </w:p>
     <w:p>
@@ -3349,7 +3454,40 @@
         <w:t>python -m pytest -q</w:t>
       </w:r>
       <w:r>
-        <w:t>: 532 passed, 1 skipped (2026-10-14, no API key, 2162s).</w:t>
+        <w:t>: 554 passed, 1 skipped (2026-10-19, no API key, tests isolated from the hosted database and from the developer's environment file).</w:t>
+      </w:r>
+    </w:p>
+    <w:p>
+      <w:pPr>
+        <w:pStyle w:val="Heading2"/>
+      </w:pPr>
+      <w:r>
+        <w:rPr>
+          <w:color w:val="14213D"/>
+        </w:rPr>
+        <w:t>4.12 Conversation quality</w:t>
+      </w:r>
+    </w:p>
+    <w:p>
+      <w:r>
+        <w:rPr>
+          <w:rFonts w:ascii="Consolas" w:hAnsi="Consolas"/>
+          <w:sz w:val="19"/>
+        </w:rPr>
+        <w:t>python scripts/conversation_eval.py</w:t>
+      </w:r>
+      <w:r>
+        <w:t xml:space="preserve"> runs 32 fixed conversations, 47 turns in all (Indonesian, English, slang, typos, mixed language, long narratives, corrections, what-ifs, topic switches, small talk, refusals, attacks), against a running backend, and checks each reply with language-independent anchors (what the answer must carry and must not do, the reply language, how the turn relates to the conversation, whether an action was prepared). The report is written to </w:t>
+      </w:r>
+      <w:r>
+        <w:rPr>
+          <w:rFonts w:ascii="Consolas" w:hAnsi="Consolas"/>
+          <w:sz w:val="19"/>
+        </w:rPr>
+        <w:t>evidence/conversation_eval_&lt;label&gt;.json</w:t>
+      </w:r>
+      <w:r>
+        <w:t xml:space="preserve"> so every prompt change is measured against the last. Before the reply-writer rewrite (few-shot examples, private reasoning, two candidates, recent turns as data): 40 of 47 turns passed (85%), 28 of 47 replies model-written. After: 42 of 47 (89%), 30 of 47. The remaining failures were then fixed in code (question focus, Indonesian account-change wording, deadline worry read as a deadline question, choice only among decided policies); a full re-run after those fixes is not reported here. The set is team-written.</w:t>
       </w:r>
     </w:p>
     <w:p>
@@ -3548,6 +3686,22 @@
     </w:p>
     <w:p>
       <w:pPr>
+        <w:pStyle w:val="ListBullet"/>
+      </w:pPr>
+      <w:r>
+        <w:t>The agent's working memory of a conversation (facts, documents read, a form waiting for Confirm) lives in the backend process; a restart or redeploy ends it, and the customer is told so and asked to restate the situation. Saved chats and filed claims are unaffected.</w:t>
+      </w:r>
+    </w:p>
+    <w:p>
+      <w:pPr>
+        <w:pStyle w:val="ListBullet"/>
+      </w:pPr>
+      <w:r>
+        <w:t>A claim already filed cannot be amended in place; a fixable rejection is answered with a new, corrected submission after the customer's confirmation.</w:t>
+      </w:r>
+    </w:p>
+    <w:p>
+      <w:pPr>
         <w:pStyle w:val="Heading1"/>
       </w:pPr>
       <w:r>
@@ -3765,7 +3919,17 @@
         <w:t>deploy/storage.md</w:t>
       </w:r>
       <w:r>
-        <w:t>.</w:t>
+        <w:t xml:space="preserve">. Since 2026-10-18 the demo also runs fully hosted on Railway: the web service at </w:t>
+      </w:r>
+      <w:r>
+        <w:rPr>
+          <w:rFonts w:ascii="Consolas" w:hAnsi="Consolas"/>
+          <w:sz w:val="19"/>
+        </w:rPr>
+        <w:t>https://clauseguard.up.railway.app</w:t>
+      </w:r>
+      <w:r>
+        <w:t xml:space="preserve"> and the backend as a second service in Southeast Asia (Singapore), next to the Postgres region. Customers sign in with Supabase Auth (email and password, email confirmation required); the backend asks Supabase who owns the access token and derives the account id from it, and the three sandbox customers are three confirmed accounts mapped to their seeded policies. Audit events are chained in memory at once and stored by a single writer thread in ordered batches, each written only if the stored head still equals the batch's starting point; another writer moving the chain makes the queue re-chain on top of it, so the chain never forks, and a chat turn no longer waits for the database (from about 90 seconds to a few seconds per turn on a distant database).</w:t>
       </w:r>
     </w:p>
     <w:p>

--- a/SUBMISSION/1_Technical_Documentation.docx
+++ b/SUBMISSION/1_Technical_Documentation.docx
@@ -8,7 +8,7 @@
         <w:jc w:val="left"/>
       </w:pPr>
       <w:r>
-        <w:t>ClauseGuard: A Multi-Policy Entitlement Engine for Insurance Consumers</w:t>
+        <w:t>ClauseGuard: Technical Documentation</w:t>
       </w:r>
     </w:p>
     <w:p>
@@ -16,27 +16,22 @@
         <w:rPr>
           <w:i/>
         </w:rPr>
-        <w:t>Compiles real policies into a constraint program; computes what you are owed, how to get it, and what to buy; proves every answer with clauses; acts only within safe permission tiers.</w:t>
+        <w:t>Clarity in every clause, confidence in every claim.</w:t>
       </w:r>
     </w:p>
     <w:p>
       <w:r>
-        <w:t>FinTechathon 2026, International Track, Topic D (AI Insurance Assistant).</w:t>
+        <w:t>FinTechathon 2026 · International Track · Topic D: AI Insurance Assistant</w:t>
       </w:r>
     </w:p>
     <w:p>
       <w:r>
-        <w:t xml:space="preserve">Status date: 2026-10-11. Code license: Apache-2.0. Every number in this document is copied from a file in </w:t>
+        <w:t>Team: Bunga Laelatul Muna, Izra, Wan Sabrina · Institut Teknologi Sepuluh Nopember, Indonesia</w:t>
       </w:r>
+    </w:p>
+    <w:p>
       <w:r>
-        <w:rPr>
-          <w:rFonts w:ascii="Consolas" w:hAnsi="Consolas"/>
-          <w:sz w:val="19"/>
-        </w:rPr>
-        <w:t>evidence/</w:t>
-      </w:r>
-      <w:r>
-        <w:t>; the file is named next to the number. Results that were not measured are stated as not measured.</w:t>
+        <w:t>Live demo: https://clauseguard.up.railway.app · Source code: https://github.com/bungagana/clauseguard</w:t>
       </w:r>
     </w:p>
     <w:p>
@@ -47,17 +42,26 @@
         <w:rPr>
           <w:color w:val="14213D"/>
         </w:rPr>
-        <w:t>1. Problem</w:t>
+        <w:t>1. Summary</w:t>
       </w:r>
     </w:p>
     <w:p>
       <w:r>
-        <w:t>Insurance consumers hold several policies at once: a statutory scheme, an employer plan, an individual plan, a rider, an accident cover. Coverage is fragmented, and the rules that decide a claim (dates, amounts, document lists, payer order, waiting periods) live in documents the consumer rarely reads. This is a global condition. In the United States, marketplace insurers denied about one in five in-network claims in 2023 and consumers appealed under 1% of them. In the United Kingdom, the Financial Ombudsman Service publishes its insurance decisions, each quoting the disputed clause. In Singapore and Hong Kong, published complaint statistics concentrate on non-disclosure (about 30% of settled complaints in Hong Kong). In China, strict critical-illness definitions have produced lawsuits over payout rates. In Indonesia, the regulator reports that more than half of insurance complaints concern claim difficulty, and the national health scheme (BPJS Kesehatan) coordinates with private cover under rules that few policyholders know.</w:t>
+        <w:t>ClauseGuard is an AI insurance assistant for policyholders. A customer describes what happened in their own words, in English or Indonesian, and ClauseGuard answers three questions from the customer's own policies: is this covered, how much is paid, and by when must the claim be filed. Every answer quotes the clause that decides it. ClauseGuard then reads the customer's hospital documents, prepares the insurer's own claim form, files the claim once the customer confirms, and brings the insurer's decision back to the chat with the next step.</w:t>
       </w:r>
     </w:p>
     <w:p>
       <w:r>
-        <w:t>Sourced figures:</w:t>
+        <w:t xml:space="preserve">The design rests on one principle: </w:t>
+      </w:r>
+      <w:r>
+        <w:rPr>
+          <w:b/>
+        </w:rPr>
+        <w:t>language models understand and explain, code decides and acts.</w:t>
+      </w:r>
+      <w:r>
+        <w:t xml:space="preserve"> Coverage verdicts, amounts and deadlines come from a deterministic rules engine that runs over the policy wording compiled into typed rules. Actions run inside four permission tiers enforced in code. Money and identity changes are never executed by the assistant.</w:t>
       </w:r>
     </w:p>
     <w:tbl>
@@ -87,7 +91,7 @@
                 <w:b/>
                 <w:sz w:val="18"/>
               </w:rPr>
-              <w:t>Figure</w:t>
+              <w:t>Measure</w:t>
             </w:r>
           </w:p>
         </w:tc>
@@ -107,7 +111,7 @@
                 <w:b/>
                 <w:sz w:val="18"/>
               </w:rPr>
-              <w:t>Source</w:t>
+              <w:t>Result</w:t>
             </w:r>
           </w:p>
         </w:tc>
@@ -127,7 +131,7 @@
               <w:rPr>
                 <w:sz w:val="18"/>
               </w:rPr>
-              <w:t>19% of in-network claims denied on HealthCare.gov in 2023; consumers appealed under 1%; 56% of appeals upheld the denial (KFF, Jan 2025)</w:t>
+              <w:t>Attacks that changed anything, of 27 (permission enforcement on)</w:t>
             </w:r>
           </w:p>
         </w:tc>
@@ -145,7 +149,7 @@
               <w:rPr>
                 <w:sz w:val="18"/>
               </w:rPr>
-              <w:t>https://www.kff.org/private-insurance/healthcare-gov-insurers-denied-nearly-1-in-5-in-network-claims-in-2023-but-information-about-reasons-is-limited-in-public-data/</w:t>
+              <w:t>0</w:t>
             </w:r>
           </w:p>
         </w:tc>
@@ -165,7 +169,7 @@
               <w:rPr>
                 <w:sz w:val="18"/>
               </w:rPr>
-              <w:t>More than 50% of insurance complaints in Indonesia concern claim difficulty (OJK, Dec 2023)</w:t>
+              <w:t>Accuracy on a public insurance benchmark (390 labels)</w:t>
             </w:r>
           </w:p>
         </w:tc>
@@ -183,7 +187,7 @@
               <w:rPr>
                 <w:sz w:val="18"/>
               </w:rPr>
-              <w:t>https://finansial.bisnis.com/read/20231206/215/1721354/ojk-ungkap-kesulitan-klaim-asuransi-paling-banyak-diadukan-konsumen</w:t>
+              <w:t>84.6%</w:t>
             </w:r>
           </w:p>
         </w:tc>
@@ -203,7 +207,7 @@
               <w:rPr>
                 <w:sz w:val="18"/>
               </w:rPr>
-              <w:t>53% of consumer claims rejected; all 17 policies reviewed breached standard-clause rules (YLKI, Mar 2025; consumer-group figure)</w:t>
+              <w:t>Denials invented where no clause applies</w:t>
             </w:r>
           </w:p>
         </w:tc>
@@ -221,7 +225,7 @@
               <w:rPr>
                 <w:sz w:val="18"/>
               </w:rPr>
-              <w:t>https://finansial.bisnis.com/read/20250306/215/1857915/ylki-minta-ojk-buat-standar-polis-asuransi-baru-tulus-banyak-konsumen-dirugikan</w:t>
+              <w:t>1.4%</w:t>
             </w:r>
           </w:p>
         </w:tc>
@@ -241,7 +245,7 @@
               <w:rPr>
                 <w:sz w:val="18"/>
               </w:rPr>
-              <w:t>Indonesian health claim ratio 97.52% (2023), then 71.23% (2024) after repricing (OJK)</w:t>
+              <w:t>Scripted claim tasks passed</w:t>
             </w:r>
           </w:p>
         </w:tc>
@@ -259,7 +263,7 @@
               <w:rPr>
                 <w:sz w:val="18"/>
               </w:rPr>
-              <w:t>https://finansial.bisnis.com/read/20250313/215/1861047/rasio-klaim-asuransi-kesehatan-susut-ojk-ungkap-alasannya</w:t>
+              <w:t>33 of 33</w:t>
             </w:r>
           </w:p>
         </w:tc>
@@ -279,7 +283,7 @@
               <w:rPr>
                 <w:sz w:val="18"/>
               </w:rPr>
-              <w:t>POJK 36/2025: co-payment capped at 5%, waiting period at most 6 months</w:t>
+              <w:t>Automated tests passed</w:t>
             </w:r>
           </w:p>
         </w:tc>
@@ -297,83 +301,7 @@
               <w:rPr>
                 <w:sz w:val="18"/>
               </w:rPr>
-              <w:t>https://investortrust.id/financial/111948/aaji-dukung-implementasi-pojk-asuransi-kesehatan-untuk-perkuat-tata-kelola-dan-manajemen-risiko-industri</w:t>
-            </w:r>
-          </w:p>
-        </w:tc>
-      </w:tr>
-      <w:tr>
-        <w:tc>
-          <w:tcPr>
-            <w:tcW w:type="dxa" w:w="4320"/>
-          </w:tcPr>
-          <w:p>
-            <w:r>
-              <w:rPr>
-                <w:sz w:val="18"/>
-              </w:rPr>
-            </w:r>
-            <w:r>
-              <w:rPr>
-                <w:sz w:val="18"/>
-              </w:rPr>
-              <w:t>China: commercial health payout rates near 40%, disputes over strict critical-illness definitions (Caixin, Sep 2025)</w:t>
-            </w:r>
-          </w:p>
-        </w:tc>
-        <w:tc>
-          <w:tcPr>
-            <w:tcW w:type="dxa" w:w="4320"/>
-          </w:tcPr>
-          <w:p>
-            <w:r>
-              <w:rPr>
-                <w:sz w:val="18"/>
-              </w:rPr>
-            </w:r>
-            <w:r>
-              <w:rPr>
-                <w:sz w:val="18"/>
-              </w:rPr>
-              <w:t>https://www.caixinglobal.com/2025-09-26/in-depth-lawsuits-lay-bare-shortcomings-of-chinas-commercial-insurers-102366418.html</w:t>
-            </w:r>
-          </w:p>
-        </w:tc>
-      </w:tr>
-      <w:tr>
-        <w:tc>
-          <w:tcPr>
-            <w:tcW w:type="dxa" w:w="4320"/>
-          </w:tcPr>
-          <w:p>
-            <w:r>
-              <w:rPr>
-                <w:sz w:val="18"/>
-              </w:rPr>
-            </w:r>
-            <w:r>
-              <w:rPr>
-                <w:sz w:val="18"/>
-              </w:rPr>
-              <w:t>Hong Kong: about 30% of settled complaints concern non-disclosure</w:t>
-            </w:r>
-          </w:p>
-        </w:tc>
-        <w:tc>
-          <w:tcPr>
-            <w:tcW w:type="dxa" w:w="4320"/>
-          </w:tcPr>
-          <w:p>
-            <w:r>
-              <w:rPr>
-                <w:sz w:val="18"/>
-              </w:rPr>
-            </w:r>
-            <w:r>
-              <w:rPr>
-                <w:sz w:val="18"/>
-              </w:rPr>
-              <w:t>https://www.asiainsurancereview.com/Magazine/ReadMagazineArticle?aid=43529</w:t>
+              <w:t>554</w:t>
             </w:r>
           </w:p>
         </w:tc>
@@ -381,13 +309,24 @@
     </w:tbl>
     <w:p/>
     <w:p>
+      <w:pPr>
+        <w:pStyle w:val="Heading1"/>
+      </w:pPr>
       <w:r>
-        <w:t>A general language model answers these questions from memory and may state a wrong rule with confidence. We ask a narrower question: can an assistant compute what a consumer is owed from the consumer's own policy text, prove it with the clauses, say how to obtain it, say what to buy to close the remaining gaps, and refuse to act beyond its permissions?</w:t>
+        <w:rPr>
+          <w:color w:val="14213D"/>
+        </w:rPr>
+        <w:t>2. The problem</w:t>
       </w:r>
     </w:p>
     <w:p>
       <w:r>
-        <w:t>Five failure modes drive the design. Each is arithmetic on the user's own documents: a claim filed after the deadline (the Sompo hospital-cash wording rejects claims later than 60 days after treatment ends; the Astra rider allows 90 days after discharge); a claim inside a waiting period or for a specified disease; the wrong payer order (statutory cover, then BPJS, then group, then individual indemnity, with fixed-benefit cover in parallel); paying twice for overlapping indemnity cover or missing benefits that stack; and lapse during the grace period.</w:t>
+        <w:t>Most households hold several policies at once: national health insurance, an employer plan, an individual plan, a rider, an accident cover. The rules that decide a claim (filing deadlines, waiting periods, required documents, which payer goes first) sit in documents that customers rarely read. In Indonesia, the financial services authority (OJK) reports that more than half of insurance complaints concern difficulty with claims. In the United States, marketplace insurers denied about one in five in-network claims in 2023, and fewer than 1% were appealed (KFF, 2025). In China and Hong Kong, published disputes concentrate on strict critical-illness definitions and non-disclosure.</w:t>
+      </w:r>
+    </w:p>
+    <w:p>
+      <w:r>
+        <w:t>A general chatbot answers these questions from memory and can state a wrong rule with confidence. Five costly mistakes recur, and each one is arithmetic on the customer's own documents: filing after the deadline, claiming inside a waiting period, claiming from the wrong payer first, paying twice for overlapping cover or missing benefits that stack, and letting a policy lapse during its grace period.</w:t>
       </w:r>
     </w:p>
     <w:p>
@@ -398,176 +337,7 @@
         <w:rPr>
           <w:color w:val="14213D"/>
         </w:rPr>
-        <w:t>2. Method: insurance as a constraint program</w:t>
-      </w:r>
-    </w:p>
-    <w:p>
-      <w:r>
-        <w:t xml:space="preserve">Every policy is compiled by a quarantined extractor into a </w:t>
-      </w:r>
-      <w:r>
-        <w:rPr>
-          <w:rFonts w:ascii="Consolas" w:hAnsi="Consolas"/>
-          <w:sz w:val="19"/>
-        </w:rPr>
-        <w:t>PolicyRecord</w:t>
-      </w:r>
-      <w:r>
-        <w:t xml:space="preserve"> of typed clause tuples </w:t>
-      </w:r>
-      <w:r>
-        <w:rPr>
-          <w:rFonts w:ascii="Consolas" w:hAnsi="Consolas"/>
-          <w:sz w:val="19"/>
-        </w:rPr>
-        <w:t>(head, relation, object, qualifiers, evidence, confidence, source_tier)</w:t>
-      </w:r>
-      <w:r>
-        <w:t xml:space="preserve"> (</w:t>
-      </w:r>
-      <w:r>
-        <w:rPr>
-          <w:rFonts w:ascii="Consolas" w:hAnsi="Consolas"/>
-          <w:sz w:val="19"/>
-        </w:rPr>
-        <w:t>clauseguard/schema.py</w:t>
-      </w:r>
-      <w:r>
-        <w:t>). Relations are a closed set (COVERS, EXCLUDES, EXCEPTS, CONDITIONED_ON, HAS_PERIOD, PAYS, PERMITS, TERMINATES_IF, REQUIRES_DOCUMENT, DEFINES, REFERS_TO, HAS_RIDER). Qualifiers are typed, never free text: amounts, per-day and per-case limits, deductibles and co-payments, time windows (</w:t>
-      </w:r>
-      <w:r>
-        <w:rPr>
-          <w:rFonts w:ascii="Consolas" w:hAnsi="Consolas"/>
-          <w:sz w:val="19"/>
-        </w:rPr>
-        <w:t>window_len</w:t>
-      </w:r>
-      <w:r>
-        <w:t xml:space="preserve">, </w:t>
-      </w:r>
-      <w:r>
-        <w:rPr>
-          <w:rFonts w:ascii="Consolas" w:hAnsi="Consolas"/>
-          <w:sz w:val="19"/>
-        </w:rPr>
-        <w:t>window_unit</w:t>
-      </w:r>
-      <w:r>
-        <w:t xml:space="preserve">, </w:t>
-      </w:r>
-      <w:r>
-        <w:rPr>
-          <w:rFonts w:ascii="Consolas" w:hAnsi="Consolas"/>
-          <w:sz w:val="19"/>
-        </w:rPr>
-        <w:t>window_from</w:t>
-      </w:r>
-      <w:r>
-        <w:t xml:space="preserve">), filing deadlines, </w:t>
-      </w:r>
-      <w:r>
-        <w:rPr>
-          <w:rFonts w:ascii="Consolas" w:hAnsi="Consolas"/>
-          <w:sz w:val="19"/>
-        </w:rPr>
-        <w:t>applies_if</w:t>
-      </w:r>
-      <w:r>
-        <w:t xml:space="preserve"> conditions over a closed slot vocabulary, and a basis (INDEMNITY or FIXED_BENEFIT). </w:t>
-      </w:r>
-      <w:r>
-        <w:rPr>
-          <w:rFonts w:ascii="Consolas" w:hAnsi="Consolas"/>
-          <w:sz w:val="19"/>
-        </w:rPr>
-        <w:t>evidence</w:t>
-      </w:r>
-      <w:r>
-        <w:t xml:space="preserve"> holds the verbatim clause text and section; it is display text only and never reaches a decision. </w:t>
-      </w:r>
-      <w:r>
-        <w:rPr>
-          <w:rFonts w:ascii="Consolas" w:hAnsi="Consolas"/>
-          <w:sz w:val="19"/>
-        </w:rPr>
-        <w:t>source_tier</w:t>
-      </w:r>
-      <w:r>
-        <w:t xml:space="preserve"> is an ordered trust level (</w:t>
-      </w:r>
-      <w:r>
-        <w:rPr>
-          <w:rFonts w:ascii="Consolas" w:hAnsi="Consolas"/>
-          <w:sz w:val="19"/>
-        </w:rPr>
-        <w:t>LLM &lt; USER_UPLOAD &lt; TOOL &lt; POLICY_DOC_UNVERIFIED &lt; POLICY_DOC_VERIFIED &lt; USER &lt; USER_CONFIRMED &lt; SYSTEM</w:t>
-      </w:r>
-      <w:r>
-        <w:t>); trust is a qualifier like any other, so the solver reports the weakest tier it used and the enforcement layer gates actions on the same tiers.</w:t>
-      </w:r>
-    </w:p>
-    <w:p>
-      <w:r>
-        <w:t xml:space="preserve">The user's situation is a </w:t>
-      </w:r>
-      <w:r>
-        <w:rPr>
-          <w:rFonts w:ascii="Consolas" w:hAnsi="Consolas"/>
-          <w:sz w:val="19"/>
-        </w:rPr>
-        <w:t>ScenarioFacts</w:t>
-      </w:r>
-      <w:r>
-        <w:t xml:space="preserve"> object over a closed list of slots; an unbound slot is absent, not false. Four deterministic solvers read these objects. No model runs inside any of them; the model only extracts, binds facts and phrases text.</w:t>
-      </w:r>
-    </w:p>
-    <w:p>
-      <w:r>
-        <w:rPr>
-          <w:rFonts w:ascii="Consolas" w:hAnsi="Consolas"/>
-          <w:sz w:val="18"/>
-        </w:rPr>
-        <w:t>flowchart LR</w:t>
-        <w:br/>
-        <w:t xml:space="preserve">  PDF[Policy PDF, text or CMS PUF row] --&gt; EX[Quarantined extractor&lt;br/&gt;closed schema, no tools, no history]</w:t>
-        <w:br/>
-        <w:t xml:space="preserve">  EX --&gt; ST[(Typed clause store&lt;br/&gt;tuples, qualifiers, evidence, trust tier)]</w:t>
-        <w:br/>
-        <w:t xml:space="preserve">  U[User message] --&gt; PL[Planner&lt;br/&gt;intent and tool names only]</w:t>
-        <w:br/>
-        <w:t xml:space="preserve">  PL --&gt; PEP{Policy enforcement point&lt;br/&gt;code, no LLM}</w:t>
-        <w:br/>
-        <w:t xml:space="preserve">  PEP --&gt; TR[Tool registry T0 to T3]</w:t>
-        <w:br/>
-        <w:t xml:space="preserve">  TR --&gt; SV[Verdict solver]</w:t>
-        <w:br/>
-        <w:t xml:space="preserve">  TR --&gt; AL[Claim allocation]</w:t>
-        <w:br/>
-        <w:t xml:space="preserve">  TR --&gt; RC[Recourse and adjudication twin]</w:t>
-        <w:br/>
-        <w:t xml:space="preserve">  TR --&gt; PS[Plan selection]</w:t>
-        <w:br/>
-        <w:t xml:space="preserve">  ST --&gt; SV</w:t>
-        <w:br/>
-        <w:t xml:space="preserve">  ST --&gt; AL</w:t>
-        <w:br/>
-        <w:t xml:space="preserve">  ST --&gt; RC</w:t>
-        <w:br/>
-        <w:t xml:space="preserve">  ST --&gt; PS</w:t>
-        <w:br/>
-        <w:t xml:space="preserve">  SV --&gt; CL[Clarifier&lt;br/&gt;one verdict-changing question]</w:t>
-        <w:br/>
-        <w:t xml:space="preserve">  SV --&gt; XP[Explainer&lt;br/&gt;verbatim clause quotes, verified]</w:t>
-        <w:br/>
-        <w:t xml:space="preserve">  CL --&gt; OG[Output guard]</w:t>
-        <w:br/>
-        <w:t xml:space="preserve">  XP --&gt; OG</w:t>
-        <w:br/>
-        <w:t xml:space="preserve">  OG --&gt; R[Reply with cited clauses]</w:t>
-        <w:br/>
-        <w:t xml:space="preserve">  PEP --&gt; AU[(Hash-chained audit log)]</w:t>
-        <w:br/>
-        <w:t xml:space="preserve">  D[Uploaded claim document] --&gt; HT[Hidden-text scan] --&gt; QX[Quarantined claim extractor&lt;br/&gt;typed JSON only] --&gt; PEP</w:t>
+        <w:t>3. What ClauseGuard does</w:t>
       </w:r>
     </w:p>
     <w:p>
@@ -578,140 +348,40 @@
         <w:rPr>
           <w:color w:val="14213D"/>
         </w:rPr>
-        <w:t>2.1 Solver 1: verdict (`clauseguard/solver.py`)</w:t>
+        <w:t>3.1 Core features</w:t>
       </w:r>
     </w:p>
     <w:p>
       <w:r>
-        <w:t xml:space="preserve">For a policy P and facts f, </w:t>
+        <w:rPr>
+          <w:b/>
+        </w:rPr>
+        <w:t>ClauseLens: understands your cover.</w:t>
       </w:r>
       <w:r>
-        <w:rPr>
-          <w:rFonts w:ascii="Consolas" w:hAnsi="Consolas"/>
-          <w:sz w:val="19"/>
-        </w:rPr>
-        <w:t>evaluate(P, f)</w:t>
-      </w:r>
-      <w:r>
-        <w:t xml:space="preserve"> runs in a fixed order:</w:t>
-      </w:r>
-    </w:p>
-    <w:p>
-      <w:pPr>
-        <w:pStyle w:val="ListNumber"/>
-      </w:pPr>
-      <w:r>
-        <w:t xml:space="preserve">candidates = COVERS (or PERMITS, for action events) tuples for the event whose </w:t>
-      </w:r>
-      <w:r>
-        <w:rPr>
-          <w:rFonts w:ascii="Consolas" w:hAnsi="Consolas"/>
-          <w:sz w:val="19"/>
-        </w:rPr>
-        <w:t>applies_if</w:t>
-      </w:r>
-      <w:r>
-        <w:t xml:space="preserve"> conditions hold;</w:t>
-      </w:r>
-    </w:p>
-    <w:p>
-      <w:pPr>
-        <w:pStyle w:val="ListNumber"/>
-      </w:pPr>
-      <w:r>
-        <w:t>closed world: no candidate and no governing EXCLUDES, HAS_PERIOD or TERMINATES_IF tuple gives NOT_APPLICABLE (NOT_SPECIFIED when the document's extraction coverage is low); the solver never invents a denial;</w:t>
-      </w:r>
-    </w:p>
-    <w:p>
-      <w:pPr>
-        <w:pStyle w:val="ListNumber"/>
-      </w:pPr>
-      <w:r>
-        <w:t>any EXCLUDES tuple on the event or cause whose window and conditions hold, and that is not EXCEPTED, gives DENIED;</w:t>
-      </w:r>
-    </w:p>
-    <w:p>
-      <w:pPr>
-        <w:pStyle w:val="ListNumber"/>
-      </w:pPr>
-      <w:r>
-        <w:t>any unmet CONDITIONED_ON or HAS_PERIOD tuple (waiting, specified-disease waiting, grace, survival, contestability, suicide) gives DENIED;</w:t>
-      </w:r>
-    </w:p>
-    <w:p>
-      <w:pPr>
-        <w:pStyle w:val="ListNumber"/>
-      </w:pPr>
-      <w:r>
-        <w:t>a TERMINATES_IF tuple that holds gives DENIED;</w:t>
-      </w:r>
-    </w:p>
-    <w:p>
-      <w:pPr>
-        <w:pStyle w:val="ListNumber"/>
-      </w:pPr>
-      <w:r>
-        <w:t>otherwise COVERED, with the payable computed from PAYS tuples, limits, deductible days and caps.</w:t>
+        <w:t xml:space="preserve"> The customer asks in plain words ("three days in hospital with dengue, can I claim?"). ClauseLens reads all of the customer's policies together and returns, per policy, covered or not, the indicative amount and the last day to file, with the deciding clause quoted word for word. When one missing fact would change the answer, it asks for that fact only. When several policies apply, it computes which payer goes first and how much each one pays.</w:t>
       </w:r>
     </w:p>
     <w:p>
       <w:r>
-        <w:t>Precedence is exception over exclusion over condition over coverage, and rider tuples scope to the rider's own events. Every step appends a trace entry naming the tuple id, so the reply can quote exactly the clauses that fired.</w:t>
+        <w:rPr>
+          <w:b/>
+        </w:rPr>
+        <w:t>ClaimFlow: handles your claim.</w:t>
+      </w:r>
+      <w:r>
+        <w:t xml:space="preserve"> The customer sends hospital documents (invoice, medical resume, prescription, lab results). ClaimFlow shows what it read from each file, checks the files against the insurer's own list of required documents, and fills in that insurer's claim form. The customer can correct any field before sending. The claim is filed only after the customer taps Confirm. When the insurer decides, the decision and the assessor's note arrive in the chat, together with what can be fixed or whether an appeal has grounds.</w:t>
       </w:r>
     </w:p>
     <w:p>
       <w:r>
-        <w:t xml:space="preserve">Worked example (tests </w:t>
+        <w:rPr>
+          <w:b/>
+        </w:rPr>
+        <w:t>TrustLock: keeps you in control.</w:t>
       </w:r>
       <w:r>
-        <w:rPr>
-          <w:rFonts w:ascii="Consolas" w:hAnsi="Consolas"/>
-          <w:sz w:val="19"/>
-        </w:rPr>
-        <w:t>tests/test_solver.py::test_denied_inside_waiting_period</w:t>
-      </w:r>
-      <w:r>
-        <w:t xml:space="preserve">, </w:t>
-      </w:r>
-      <w:r>
-        <w:rPr>
-          <w:rFonts w:ascii="Consolas" w:hAnsi="Consolas"/>
-          <w:sz w:val="19"/>
-        </w:rPr>
-        <w:t>::test_covered_after_waiting_with_payable</w:t>
-      </w:r>
-      <w:r>
-        <w:t xml:space="preserve">): a hospital cash plan has a 30-day waiting period (tuple </w:t>
-      </w:r>
-      <w:r>
-        <w:rPr>
-          <w:rFonts w:ascii="Consolas" w:hAnsi="Consolas"/>
-          <w:sz w:val="19"/>
-        </w:rPr>
-        <w:t>t_wait</w:t>
-      </w:r>
-      <w:r>
-        <w:t xml:space="preserve">) exempt for accidents and emergencies. A user admitted for illness on day 20 gets DENIED, code WAITING_PERIOD, trace </w:t>
-      </w:r>
-      <w:r>
-        <w:rPr>
-          <w:rFonts w:ascii="Consolas" w:hAnsi="Consolas"/>
-          <w:sz w:val="19"/>
-        </w:rPr>
-        <w:t>day 20 &lt; waiting 30</w:t>
-      </w:r>
-      <w:r>
-        <w:t xml:space="preserve">, fired clause </w:t>
-      </w:r>
-      <w:r>
-        <w:rPr>
-          <w:rFonts w:ascii="Consolas" w:hAnsi="Consolas"/>
-          <w:sz w:val="19"/>
-        </w:rPr>
-        <w:t>t_wait</w:t>
-      </w:r>
-      <w:r>
-        <w:t>. With day 44 and 5 hospital days at IDR 500,000 per day the same policy gives COVERED and IDR 2,500,000.</w:t>
+        <w:t xml:space="preserve"> The customer chooses how far the assistant may go (Observe, Draft or Act). Submitting anything requires a one-time confirmation that the model cannot produce. Changing a payout account or a beneficiary is reserved for a person at the insurer. Hidden instructions inside uploaded files are detected and ignored. Every step is written to a tamper-evident log.</w:t>
       </w:r>
     </w:p>
     <w:p>
@@ -722,61 +392,367 @@
         <w:rPr>
           <w:color w:val="14213D"/>
         </w:rPr>
-        <w:t>2.2 Verdict-sensitivity clarification</w:t>
+        <w:t>3.2 Supporting features</w:t>
       </w:r>
     </w:p>
-    <w:p>
-      <w:r>
-        <w:rPr>
-          <w:rFonts w:ascii="Consolas" w:hAnsi="Consolas"/>
-          <w:sz w:val="19"/>
-        </w:rPr>
-        <w:t>decide(P, f)</w:t>
-      </w:r>
-      <w:r>
-        <w:t xml:space="preserve"> extends </w:t>
-      </w:r>
-      <w:r>
-        <w:rPr>
-          <w:rFonts w:ascii="Consolas" w:hAnsi="Consolas"/>
-          <w:sz w:val="19"/>
-        </w:rPr>
-        <w:t>evaluate</w:t>
-      </w:r>
-      <w:r>
-        <w:t xml:space="preserve">. If evaluation touches an unbound slot s, it re-runs the solver for every value in the slot's domain </w:t>
-      </w:r>
-      <w:r>
-        <w:rPr>
-          <w:rFonts w:ascii="Consolas" w:hAnsi="Consolas"/>
-          <w:sz w:val="19"/>
-        </w:rPr>
-        <w:t>SLOT_DOMAINS[s]</w:t>
-      </w:r>
-      <w:r>
-        <w:t xml:space="preserve">. If the verdict is invariant, the slot is irrelevant and the agent does not ask. If the verdict changes, the result is CLARIFY naming exactly that slot, with the verdict under each value, and the clarifier phrases one question citing the clause that makes the slot matter. Example: with the effective date unknown, the waiting period decides between DENIED and COVERED, so the agent asks for the date only. Tests: </w:t>
-      </w:r>
-      <w:r>
-        <w:rPr>
-          <w:rFonts w:ascii="Consolas" w:hAnsi="Consolas"/>
-          <w:sz w:val="19"/>
-        </w:rPr>
-        <w:t>tests/test_solver.py::test_clarify_asks_only_verdict_changing_slot</w:t>
-      </w:r>
-      <w:r>
-        <w:t xml:space="preserve">, </w:t>
-      </w:r>
-      <w:r>
-        <w:rPr>
-          <w:rFonts w:ascii="Consolas" w:hAnsi="Consolas"/>
-          <w:sz w:val="19"/>
-        </w:rPr>
-        <w:t>::test_no_clarification_when_slot_irrelevant</w:t>
-      </w:r>
-      <w:r>
-        <w:t>.</w:t>
-      </w:r>
-    </w:p>
+    <w:tbl>
+      <w:tblPr>
+        <w:tblStyle w:val="TableGrid"/>
+        <w:tblW w:type="auto" w:w="0"/>
+        <w:tblLook w:firstColumn="1" w:firstRow="1" w:lastColumn="0" w:lastRow="0" w:noHBand="0" w:noVBand="1" w:val="04A0"/>
+      </w:tblPr>
+      <w:tblGrid>
+        <w:gridCol w:w="4320"/>
+        <w:gridCol w:w="4320"/>
+      </w:tblGrid>
+      <w:tr>
+        <w:tc>
+          <w:tcPr>
+            <w:tcW w:type="dxa" w:w="4320"/>
+          </w:tcPr>
+          <w:p>
+            <w:r>
+              <w:rPr>
+                <w:b/>
+                <w:sz w:val="18"/>
+              </w:rPr>
+            </w:r>
+            <w:r>
+              <w:rPr>
+                <w:b/>
+                <w:sz w:val="18"/>
+              </w:rPr>
+              <w:t>Feature</w:t>
+            </w:r>
+          </w:p>
+        </w:tc>
+        <w:tc>
+          <w:tcPr>
+            <w:tcW w:type="dxa" w:w="4320"/>
+          </w:tcPr>
+          <w:p>
+            <w:r>
+              <w:rPr>
+                <w:b/>
+                <w:sz w:val="18"/>
+              </w:rPr>
+            </w:r>
+            <w:r>
+              <w:rPr>
+                <w:b/>
+                <w:sz w:val="18"/>
+              </w:rPr>
+              <w:t>What it gives the customer</w:t>
+            </w:r>
+          </w:p>
+        </w:tc>
+      </w:tr>
+      <w:tr>
+        <w:tc>
+          <w:tcPr>
+            <w:tcW w:type="dxa" w:w="4320"/>
+          </w:tcPr>
+          <w:p>
+            <w:r>
+              <w:rPr>
+                <w:sz w:val="18"/>
+              </w:rPr>
+            </w:r>
+            <w:r>
+              <w:rPr>
+                <w:sz w:val="18"/>
+              </w:rPr>
+              <w:t>Deadline Tracker</w:t>
+            </w:r>
+          </w:p>
+        </w:tc>
+        <w:tc>
+          <w:tcPr>
+            <w:tcW w:type="dxa" w:w="4320"/>
+          </w:tcPr>
+          <w:p>
+            <w:r>
+              <w:rPr>
+                <w:sz w:val="18"/>
+              </w:rPr>
+            </w:r>
+            <w:r>
+              <w:rPr>
+                <w:sz w:val="18"/>
+              </w:rPr>
+              <w:t>Warnings before a claim deadline or premium grace period runs out</w:t>
+            </w:r>
+          </w:p>
+        </w:tc>
+      </w:tr>
+      <w:tr>
+        <w:tc>
+          <w:tcPr>
+            <w:tcW w:type="dxa" w:w="4320"/>
+          </w:tcPr>
+          <w:p>
+            <w:r>
+              <w:rPr>
+                <w:sz w:val="18"/>
+              </w:rPr>
+            </w:r>
+            <w:r>
+              <w:rPr>
+                <w:sz w:val="18"/>
+              </w:rPr>
+              <w:t>Claim Simulator</w:t>
+            </w:r>
+          </w:p>
+        </w:tc>
+        <w:tc>
+          <w:tcPr>
+            <w:tcW w:type="dxa" w:w="4320"/>
+          </w:tcPr>
+          <w:p>
+            <w:r>
+              <w:rPr>
+                <w:sz w:val="18"/>
+              </w:rPr>
+            </w:r>
+            <w:r>
+              <w:rPr>
+                <w:sz w:val="18"/>
+              </w:rPr>
+              <w:t>What-if answers ("if I had stayed five days") without affecting a real claim</w:t>
+            </w:r>
+          </w:p>
+        </w:tc>
+      </w:tr>
+      <w:tr>
+        <w:tc>
+          <w:tcPr>
+            <w:tcW w:type="dxa" w:w="4320"/>
+          </w:tcPr>
+          <w:p>
+            <w:r>
+              <w:rPr>
+                <w:sz w:val="18"/>
+              </w:rPr>
+            </w:r>
+            <w:r>
+              <w:rPr>
+                <w:sz w:val="18"/>
+              </w:rPr>
+              <w:t>Own policy upload</w:t>
+            </w:r>
+          </w:p>
+        </w:tc>
+        <w:tc>
+          <w:tcPr>
+            <w:tcW w:type="dxa" w:w="4320"/>
+          </w:tcPr>
+          <w:p>
+            <w:r>
+              <w:rPr>
+                <w:sz w:val="18"/>
+              </w:rPr>
+            </w:r>
+            <w:r>
+              <w:rPr>
+                <w:sz w:val="18"/>
+              </w:rPr>
+              <w:t>Any policy PDF is read live and can be asked about immediately; marked unverified until reviewed</w:t>
+            </w:r>
+          </w:p>
+        </w:tc>
+      </w:tr>
+      <w:tr>
+        <w:tc>
+          <w:tcPr>
+            <w:tcW w:type="dxa" w:w="4320"/>
+          </w:tcPr>
+          <w:p>
+            <w:r>
+              <w:rPr>
+                <w:sz w:val="18"/>
+              </w:rPr>
+            </w:r>
+            <w:r>
+              <w:rPr>
+                <w:sz w:val="18"/>
+              </w:rPr>
+              <w:t>Document reader</w:t>
+            </w:r>
+          </w:p>
+        </w:tc>
+        <w:tc>
+          <w:tcPr>
+            <w:tcW w:type="dxa" w:w="4320"/>
+          </w:tcPr>
+          <w:p>
+            <w:r>
+              <w:rPr>
+                <w:sz w:val="18"/>
+              </w:rPr>
+            </w:r>
+            <w:r>
+              <w:rPr>
+                <w:sz w:val="18"/>
+              </w:rPr>
+              <w:t>A per-file summary of amounts, dates, diagnosis and which requirement the file satisfies</w:t>
+            </w:r>
+          </w:p>
+        </w:tc>
+      </w:tr>
+      <w:tr>
+        <w:tc>
+          <w:tcPr>
+            <w:tcW w:type="dxa" w:w="4320"/>
+          </w:tcPr>
+          <w:p>
+            <w:r>
+              <w:rPr>
+                <w:sz w:val="18"/>
+              </w:rPr>
+            </w:r>
+            <w:r>
+              <w:rPr>
+                <w:sz w:val="18"/>
+              </w:rPr>
+              <w:t>Appeal helper</w:t>
+            </w:r>
+          </w:p>
+        </w:tc>
+        <w:tc>
+          <w:tcPr>
+            <w:tcW w:type="dxa" w:w="4320"/>
+          </w:tcPr>
+          <w:p>
+            <w:r>
+              <w:rPr>
+                <w:sz w:val="18"/>
+              </w:rPr>
+            </w:r>
+            <w:r>
+              <w:rPr>
+                <w:sz w:val="18"/>
+              </w:rPr>
+              <w:t>Checks whether a rejection contradicts the policy and drafts an appeal letter that quotes the clause</w:t>
+            </w:r>
+          </w:p>
+        </w:tc>
+      </w:tr>
+      <w:tr>
+        <w:tc>
+          <w:tcPr>
+            <w:tcW w:type="dxa" w:w="4320"/>
+          </w:tcPr>
+          <w:p>
+            <w:r>
+              <w:rPr>
+                <w:sz w:val="18"/>
+              </w:rPr>
+            </w:r>
+            <w:r>
+              <w:rPr>
+                <w:sz w:val="18"/>
+              </w:rPr>
+              <w:t>PDF export</w:t>
+            </w:r>
+          </w:p>
+        </w:tc>
+        <w:tc>
+          <w:tcPr>
+            <w:tcW w:type="dxa" w:w="4320"/>
+          </w:tcPr>
+          <w:p>
+            <w:r>
+              <w:rPr>
+                <w:sz w:val="18"/>
+              </w:rPr>
+            </w:r>
+            <w:r>
+              <w:rPr>
+                <w:sz w:val="18"/>
+              </w:rPr>
+              <w:t>The answer, the evidence and the claim form as a document</w:t>
+            </w:r>
+          </w:p>
+        </w:tc>
+      </w:tr>
+      <w:tr>
+        <w:tc>
+          <w:tcPr>
+            <w:tcW w:type="dxa" w:w="4320"/>
+          </w:tcPr>
+          <w:p>
+            <w:r>
+              <w:rPr>
+                <w:sz w:val="18"/>
+              </w:rPr>
+            </w:r>
+            <w:r>
+              <w:rPr>
+                <w:sz w:val="18"/>
+              </w:rPr>
+              <w:t>Bilingual</w:t>
+            </w:r>
+          </w:p>
+        </w:tc>
+        <w:tc>
+          <w:tcPr>
+            <w:tcW w:type="dxa" w:w="4320"/>
+          </w:tcPr>
+          <w:p>
+            <w:r>
+              <w:rPr>
+                <w:sz w:val="18"/>
+              </w:rPr>
+            </w:r>
+            <w:r>
+              <w:rPr>
+                <w:sz w:val="18"/>
+              </w:rPr>
+              <w:t>Replies in the language the customer writes, English or Indonesian</w:t>
+            </w:r>
+          </w:p>
+        </w:tc>
+      </w:tr>
+      <w:tr>
+        <w:tc>
+          <w:tcPr>
+            <w:tcW w:type="dxa" w:w="4320"/>
+          </w:tcPr>
+          <w:p>
+            <w:r>
+              <w:rPr>
+                <w:sz w:val="18"/>
+              </w:rPr>
+            </w:r>
+            <w:r>
+              <w:rPr>
+                <w:sz w:val="18"/>
+              </w:rPr>
+              <w:t>Accounts and history</w:t>
+            </w:r>
+          </w:p>
+        </w:tc>
+        <w:tc>
+          <w:tcPr>
+            <w:tcW w:type="dxa" w:w="4320"/>
+          </w:tcPr>
+          <w:p>
+            <w:r>
+              <w:rPr>
+                <w:sz w:val="18"/>
+              </w:rPr>
+            </w:r>
+            <w:r>
+              <w:rPr>
+                <w:sz w:val="18"/>
+              </w:rPr>
+              <w:t>Email sign-in; each customer's policies, claims and chats stay on their account</w:t>
+            </w:r>
+          </w:p>
+        </w:tc>
+      </w:tr>
+    </w:tbl>
+    <w:p/>
     <w:p>
       <w:pPr>
         <w:pStyle w:val="Heading2"/>
@@ -785,688 +761,52 @@
         <w:rPr>
           <w:color w:val="14213D"/>
         </w:rPr>
-        <w:t>2.3 Solver 2: claim allocation (`clauseguard/allocation.py`, `clauseguard/rulepacks.py`)</w:t>
+        <w:t>3.3 A complete claim, end to end</w:t>
+      </w:r>
+    </w:p>
+    <w:p>
+      <w:pPr>
+        <w:pStyle w:val="ListNumber"/>
+      </w:pPr>
+      <w:r>
+        <w:t>Rizky, a graduate student, writes: "I was admitted for dengue on 25 September for three days."</w:t>
+      </w:r>
+    </w:p>
+    <w:p>
+      <w:pPr>
+        <w:pStyle w:val="ListNumber"/>
+      </w:pPr>
+      <w:r>
+        <w:t>ClauseLens answers: the hospital cash plan covers it, IDR 1,500,000, file by 27 November, quoting Benefits Article 1. For national health insurance, it asks one question: was the hospital a partner facility?</w:t>
+      </w:r>
+    </w:p>
+    <w:p>
+      <w:pPr>
+        <w:pStyle w:val="ListNumber"/>
+      </w:pPr>
+      <w:r>
+        <w:t>Rizky sends four hospital files. ClaimFlow lists what each file contains and confirms that every required document is present.</w:t>
+      </w:r>
+    </w:p>
+    <w:p>
+      <w:pPr>
+        <w:pStyle w:val="ListNumber"/>
+      </w:pPr>
+      <w:r>
+        <w:t>Rizky asks the assistant to submit. ClaimFlow shows the insurer's claim form filled in; Rizky taps Confirm.</w:t>
+      </w:r>
+    </w:p>
+    <w:p>
+      <w:pPr>
+        <w:pStyle w:val="ListNumber"/>
+      </w:pPr>
+      <w:r>
+        <w:t>An assessor at the insurer's desk approves the claim with a note. The decision appears in Rizky's chat without being asked for.</w:t>
       </w:r>
     </w:p>
     <w:p>
       <w:r>
-        <w:t>Which policy of a household pays what share of one bill, and in which order, under the coordination rules of a jurisdiction. Eligibility of each policy comes from Solver 1.</w:t>
-      </w:r>
-    </w:p>
-    <w:p>
-      <w:r>
-        <w:t>The eligible bill B is split into categories c (room, surgery, other when the bill is itemised; a single category otherwise), B = sum_c B_c. For an eligible indemnity policy i presented charges y_{i,c} &gt;= 0 with s_i = sum_c y_{i,c}, the policy pays</w:t>
-      </w:r>
-    </w:p>
-    <w:p>
-      <w:r>
-        <w:t>p_i = g_i(s_i) = min(A_i, s_i - m_i(s_i)),</w:t>
-      </w:r>
-    </w:p>
-    <w:p>
-      <w:r>
-        <w:t>m_i(s) = min(K_i, min(s, D_i + F_i) + r_i * max(0, s - D_i - F_i)),</w:t>
-      </w:r>
-    </w:p>
-    <w:p>
-      <w:r>
-        <w:t>where D_i is the deductible, F_i a flat co-payment, r_i the co-payment rate, K_i the cap on the member's own cost sharing and A_i the cap on what the insurer pays; inner limits bound what can be presented per category (y_{i,c} &lt;= L_{i,c}) and per pool. g_i is non-decreasing and 1-Lipschitz. Coordination is sequential: the k-th payer is presented what is still unpaid, U_k = B - sum_{j&lt;k} p_j, so sum_k p_k &lt;= B holds by construction (the indemnity principle). Fixed-benefit policies sit outside the sequence and stack.</w:t>
-      </w:r>
-    </w:p>
-    <w:p>
-      <w:r>
-        <w:t>Payer layers come from a rule pack (</w:t>
-      </w:r>
-      <w:r>
-        <w:rPr>
-          <w:rFonts w:ascii="Consolas" w:hAnsi="Consolas"/>
-          <w:sz w:val="19"/>
-        </w:rPr>
-        <w:t>rulepacks.py</w:t>
-      </w:r>
-      <w:r>
-        <w:t>), which is data rather than code: the layer order is statutory schemes first (each with a gate), then commercial indemnity policies by class (employer group before individual under the Indonesian pack) and by other-insurance kind (primary, PRO_RATA, EXCESS), and fixed-benefit policies in parallel. Layer k receives R_k = B - sum_{j&lt;k} P_j. Within a layer of co-primary policies the only free choice is the claiming order; presenting a payer everything still unpaid is optimal because every g_j' &lt;= 1, while the order matters as soon as a policy has a deductible, a co-payment or a cap. The optimizer evaluates every order of the layer exactly (at most 6 policies, 720 orders; beyond that a capacity-sorted heuristic is used and labelled), with ties broken toward the pack's preferred order. PRO_RATA policies split the unpaid charges in proportion to their limits; two EXCESS policies in one layer are circular and are resolved pro rata and flagged with their clause ids. Two baselines are reported: greedy (claim in the order the policies are held) and the best single policy. Since g is 1-Lipschitz, greedy &gt;= single always, and optimizer &gt;= greedy whenever the holding order does not breach a coordination rule.</w:t>
-      </w:r>
-    </w:p>
-    <w:p>
-      <w:r>
-        <w:t xml:space="preserve">Packs shipped: </w:t>
-      </w:r>
-      <w:r>
-        <w:rPr>
-          <w:rFonts w:ascii="Consolas" w:hAnsi="Consolas"/>
-          <w:sz w:val="19"/>
-        </w:rPr>
-        <w:t>ID</w:t>
-      </w:r>
-      <w:r>
-        <w:t xml:space="preserve"> (Indonesia: Jasa Raharja first for traffic accidents involving two or more vehicles; BPJS Ketenagakerjaan for work accidents of members; BPJS Kesehatan when membership is active and the admission is at a partner facility or an emergency; employer group before individual; fixed benefits stack; statutory amounts are modelled and carry a "verify" note) and </w:t>
-      </w:r>
-      <w:r>
-        <w:rPr>
-          <w:rFonts w:ascii="Consolas" w:hAnsi="Consolas"/>
-          <w:sz w:val="19"/>
-        </w:rPr>
-        <w:t>GENERIC</w:t>
-      </w:r>
-      <w:r>
-        <w:t xml:space="preserve"> (no statutory layer, no class rule; primary, PRO_RATA, EXCESS only), which is what a US or UK household uses.</w:t>
-      </w:r>
-    </w:p>
-    <w:p>
-      <w:pPr>
-        <w:pStyle w:val="Heading2"/>
-      </w:pPr>
-      <w:r>
-        <w:rPr>
-          <w:color w:val="14213D"/>
-        </w:rPr>
-        <w:t>2.4 Solver 3: counterfactual recourse and adjudication twin (`clauseguard/recourse.py`, `clauseguard/twin.py`)</w:t>
-      </w:r>
-    </w:p>
-    <w:p>
-      <w:r>
-        <w:t>Recourse. Given P, f and a verdict V(f) = DENIED (or NOT_APPLICABLE), find the smallest sets of legitimate fact changes A = {a_1, ..., a_k}, k &lt;= max_changes, such that V(f after A) = COVERED, and return the Pareto-minimal ones under the cost vector</w:t>
-      </w:r>
-    </w:p>
-    <w:p>
-      <w:r>
-        <w:t>c(A) = sum_i c(a_i) = (days, money, effort),   componentwise, all &gt;= 0.</w:t>
-      </w:r>
-    </w:p>
-    <w:p>
-      <w:r>
-        <w:t xml:space="preserve">An option A dominates B when c(A) &lt;= c(B) in every component and c(A) != c(B); only non-dominated options are returned. The search is breadth-first over the action set (single actions first, then pairs), and a set that already flips the verdict is never extended. Legitimate actions are things the claimant can really do: wait until a date (the earliest date that flips the verdict is reported), provide documents, choose a partner facility for a future admission, obtain an emergency classification when the facts do not already state otherwise, settle premium arrears while inside the grace period, attach a rider for future cover, or claim under another policy of the same portfolio. Nothing about what happened may change: </w:t>
-      </w:r>
-      <w:r>
-        <w:rPr>
-          <w:rFonts w:ascii="Consolas" w:hAnsi="Consolas"/>
-          <w:sz w:val="19"/>
-        </w:rPr>
-        <w:t>IMMUTABLE_SLOTS</w:t>
-      </w:r>
-      <w:r>
-        <w:t xml:space="preserve"> lists the slots that describe the event itself (cause, dates of a past event, diagnosis, occupation, licence, intoxication), </w:t>
-      </w:r>
-      <w:r>
-        <w:rPr>
-          <w:rFonts w:ascii="Consolas" w:hAnsi="Consolas"/>
-          <w:sz w:val="19"/>
-        </w:rPr>
-        <w:t>MISREPRESENTATION_GUARD</w:t>
-      </w:r>
-      <w:r>
-        <w:t xml:space="preserve"> adds the slots whose value may only be bound when unknown and never flipped once stated, and every action passes through </w:t>
-      </w:r>
-      <w:r>
-        <w:rPr>
-          <w:rFonts w:ascii="Consolas" w:hAnsi="Consolas"/>
-          <w:sz w:val="19"/>
-        </w:rPr>
-        <w:t>guard_change</w:t>
-      </w:r>
-      <w:r>
-        <w:t>.</w:t>
-      </w:r>
-    </w:p>
-    <w:p>
-      <w:r>
-        <w:t>Adjudication twin. The solver stops at the first clause that denies; a claims assessor lists every ground. The twin isolates each denial-capable clause t (EXCLUDES, HAS_PERIOD, CONDITIONED_ON, TERMINATES_IF) in a one-clause view P_t = grants(P) + exceptions(P) + {t} and runs the frozen solver on it; a DENIED verdict on P_t is a ground attributable to t. Uploaded documents are cross-checked in code (dates against stated days, diagnosis codes against cause, invoice total against line items, invoice against stated bill, policyholder name). With grounds G, weights w: G -&gt; (0, 1] and the fixable subset F,</w:t>
-      </w:r>
-    </w:p>
-    <w:p>
-      <w:r>
-        <w:t>readiness_score = max(0, 1 - sum_{g in G} w(g)),</w:t>
-      </w:r>
-    </w:p>
-    <w:p>
-      <w:r>
-        <w:t>after_fix_score = max(0, 1 - sum_{g in G \ F} w(g)),</w:t>
-      </w:r>
-    </w:p>
-    <w:p>
-      <w:r>
-        <w:t>so fixing a ground never lowers the score and a fatal ground (weight 1) alone makes it 0. Every ground carries the clause id, the verbatim evidence text and, where one exists, a recourse option.</w:t>
-      </w:r>
-    </w:p>
-    <w:p>
-      <w:pPr>
-        <w:pStyle w:val="Heading2"/>
-      </w:pPr>
-      <w:r>
-        <w:rPr>
-          <w:color w:val="14213D"/>
-        </w:rPr>
-        <w:t>2.5 Solver 4: plan selection under budget (`clauseguard/plans/selector.py`, `clauseguard/plans/cms_loader.py`)</w:t>
-      </w:r>
-    </w:p>
-    <w:p>
-      <w:r>
-        <w:t xml:space="preserve">Open gaps are the (peril, person) cells that </w:t>
-      </w:r>
-      <w:r>
-        <w:rPr>
-          <w:rFonts w:ascii="Consolas" w:hAnsi="Consolas"/>
-          <w:sz w:val="19"/>
-        </w:rPr>
-        <w:t>portfolio.gap_overlap</w:t>
-      </w:r>
-      <w:r>
-        <w:t xml:space="preserve"> reports as uncovered by any active policy. With gaps g in G weighted w_g, candidate plans j with monthly cost c_j, out-of-pocket maximum m_j and the gap set S_j they close, and budget B:</w:t>
-      </w:r>
-    </w:p>
-    <w:p>
-      <w:r>
-        <w:t>maximise   sum_g w_g y_g                                   (lexicographic, first)</w:t>
-      </w:r>
-    </w:p>
-    <w:p>
-      <w:r>
-        <w:t>then minimise sum_j c_j x_j, then sum_j x_j, then sum_j m_j x_j</w:t>
-      </w:r>
-    </w:p>
-    <w:p>
-      <w:r>
-        <w:t>subject to y_g &lt;= sum_{j : g in S_j} x_j          for all g</w:t>
-      </w:r>
-    </w:p>
-    <w:p>
-      <w:r>
-        <w:t>sum_j c_j x_j &lt;= B                              (when a budget is given)</w:t>
-      </w:r>
-    </w:p>
-    <w:p>
-      <w:r>
-        <w:t>sum_{j indemnity : g in S_j} x_j &lt;= 1          for all g   (indemnity plans never overlap)</w:t>
-      </w:r>
-    </w:p>
-    <w:p>
-      <w:r>
-        <w:t>x_j, y_g in {0, 1}</w:t>
-      </w:r>
-    </w:p>
-    <w:p>
-      <w:r>
-        <w:t>The lexicographic order is folded into one linear objective with separating scale factors and solved as a single mixed-integer programme (</w:t>
-      </w:r>
-      <w:r>
-        <w:rPr>
-          <w:rFonts w:ascii="Consolas" w:hAnsi="Consolas"/>
-          <w:sz w:val="19"/>
-        </w:rPr>
-        <w:t>scipy.optimize.milp</w:t>
-      </w:r>
-      <w:r>
-        <w:t>, HiGHS); without scipy the same objective is solved exactly by enumerating subsets of size &lt;= 3 and extended greedily. Alternatives are the next-best solutions found with a no-good cut. Cost c_j is the monthly premium when the Rate PUF is present, else (deductible + out-of-pocket maximum) / 12, and the rationale names which. Candidates that close no open gap, indemnity plans whose perils are already indemnified for every person, and group top-ups without an active group plan are dropped before the programme runs.</w:t>
-      </w:r>
-    </w:p>
-    <w:p>
-      <w:r>
-        <w:t xml:space="preserve">Real catalogue: </w:t>
-      </w:r>
-      <w:r>
-        <w:rPr>
-          <w:rFonts w:ascii="Consolas" w:hAnsi="Consolas"/>
-          <w:sz w:val="19"/>
-        </w:rPr>
-        <w:t>cms_loader.py</w:t>
-      </w:r>
-      <w:r>
-        <w:t xml:space="preserve"> reads the CMS Health Insurance Exchange Public Use Files (Plan Attributes, Benefits and Cost Sharing, Rate) into </w:t>
-      </w:r>
-      <w:r>
-        <w:rPr>
-          <w:rFonts w:ascii="Consolas" w:hAnsi="Consolas"/>
-          <w:sz w:val="19"/>
-        </w:rPr>
-        <w:t>PolicyRecord</w:t>
-      </w:r>
-      <w:r>
-        <w:t xml:space="preserve">s with typed cost sharing (copay, coinsurance, deductible, out-of-pocket maximum mapped to </w:t>
-      </w:r>
-      <w:r>
-        <w:rPr>
-          <w:rFonts w:ascii="Consolas" w:hAnsi="Consolas"/>
-          <w:sz w:val="19"/>
-        </w:rPr>
-        <w:t>copay_cap</w:t>
-      </w:r>
-      <w:r>
-        <w:t xml:space="preserve">, day limits), </w:t>
-      </w:r>
-      <w:r>
-        <w:rPr>
-          <w:rFonts w:ascii="Consolas" w:hAnsi="Consolas"/>
-          <w:sz w:val="19"/>
-        </w:rPr>
-        <w:t>EXCLUDES</w:t>
-      </w:r>
-      <w:r>
-        <w:t xml:space="preserve"> tuples for non-covered benefits and PUF row references as evidence. For a billed amount B and benefit b of plan p the member pays min(MOOP_p, D_p + copay_b + coins_b * max(0, B - D_p)) and the insurer pays the rest; the same qualifiers drive the allocation solver.</w:t>
-      </w:r>
-    </w:p>
-    <w:p>
-      <w:pPr>
-        <w:pStyle w:val="Heading2"/>
-      </w:pPr>
-      <w:r>
-        <w:rPr>
-          <w:color w:val="14213D"/>
-        </w:rPr>
-        <w:t>2.6 Entitlement timeline (`clauseguard/timeline.py`)</w:t>
-      </w:r>
-    </w:p>
-    <w:p>
-      <w:r>
-        <w:t>Every dated event in a household's policies and open claims, with the money that turns on it. For a policy p with anchors (effective e_p, issue i_p, reinstatement r_p, expiry x_p) and a HAS_PERIOD tuple t with window (n, unit, from), the event date is d(t) = anchor(from) + n units, and the period kind maps to WAITING_ENDS, SPECIFIED_WAITING_ENDS or CONTESTABILITY_ENDS. A policy in grace with premium due date u_p yields GRACE_ENDS at u_p + grace days; its expiry yields POLICY_EXPIRES; an open claim with a FILING_DEADLINE tuple (k days from anchor a) yields FILING_DEADLINE at date(a) + k; a SURVIVAL tuple on a critical-illness claim yields SURVIVAL_PERIOD_ENDS at diagnosis + n. money_at_risk is the claim amount for deadlines and survival periods, and the cover at stake (sum assured, else the largest annual limit or benefit) for grace and expiry. days_left = d - as_of; past events are dropped except GRACE_ENDS and FILING_DEADLINE, whose passing is itself the risk.</w:t>
-      </w:r>
-    </w:p>
-    <w:p>
-      <w:pPr>
-        <w:pStyle w:val="Heading2"/>
-      </w:pPr>
-      <w:r>
-        <w:rPr>
-          <w:color w:val="14213D"/>
-        </w:rPr>
-        <w:t>2.7 Portfolio, extraction and the agent loop</w:t>
-      </w:r>
-    </w:p>
-    <w:p>
-      <w:r>
-        <w:rPr>
-          <w:rFonts w:ascii="Consolas" w:hAnsi="Consolas"/>
-          <w:sz w:val="19"/>
-        </w:rPr>
-        <w:t>portfolio.py</w:t>
-      </w:r>
-      <w:r>
-        <w:t xml:space="preserve"> builds the person by peril by policy matrix (overlap = same peril under INDEMNITY in two or more policies; fixed benefit = stackable; no policy = gap), the payer order used by the chat reply, and claim readiness (deadline from the FILING_DEADLINE tuple, documents required and missing, denial code). </w:t>
-      </w:r>
-      <w:r>
-        <w:rPr>
-          <w:rFonts w:ascii="Consolas" w:hAnsi="Consolas"/>
-          <w:sz w:val="19"/>
-        </w:rPr>
-        <w:t>extractor/policy_extractor.py</w:t>
-      </w:r>
-      <w:r>
-        <w:t xml:space="preserve"> is a two-pass quarantined extractor (outline, then per-section tuples with closed enumerations, schema-constrained JSON, temperature 0). PDFs are never sent as bytes: </w:t>
-      </w:r>
-      <w:r>
-        <w:rPr>
-          <w:rFonts w:ascii="Consolas" w:hAnsi="Consolas"/>
-          <w:sz w:val="19"/>
-        </w:rPr>
-        <w:t>extractor/_redact_pipeline.py</w:t>
-      </w:r>
-      <w:r>
-        <w:t xml:space="preserve"> extracts each page's text locally (embedded text, or OCR when a page has none), redacts NIK, bank/card numbers, phone numbers, dates of birth and named individuals (</w:t>
-      </w:r>
-      <w:r>
-        <w:rPr>
-          <w:rFonts w:ascii="Consolas" w:hAnsi="Consolas"/>
-          <w:sz w:val="19"/>
-        </w:rPr>
-        <w:t>privacy/redact.py</w:t>
-      </w:r>
-      <w:r>
-        <w:t xml:space="preserve">), and </w:t>
-      </w:r>
-      <w:r>
-        <w:rPr>
-          <w:rFonts w:ascii="Consolas" w:hAnsi="Consolas"/>
-          <w:sz w:val="19"/>
-        </w:rPr>
-        <w:t>final_gate</w:t>
-      </w:r>
-      <w:r>
-        <w:t xml:space="preserve"> re-scans the redacted text and blocks the call outright if anything residual is found (</w:t>
-      </w:r>
-      <w:r>
-        <w:rPr>
-          <w:rFonts w:ascii="Consolas" w:hAnsi="Consolas"/>
-          <w:sz w:val="19"/>
-        </w:rPr>
-        <w:t>PII_BLOCKED</w:t>
-      </w:r>
-      <w:r>
-        <w:t xml:space="preserve">, audited with counts and types only, never the matched values); only the cleaned text reaches the model. Claim documents go through the same pipeline before their separate quarantined extractor (schema limited to enums, numbers, dates and ICD-10 pattern strings) runs, after the existing PyMuPDF hidden-text scan. </w:t>
-      </w:r>
-      <w:r>
-        <w:rPr>
-          <w:rFonts w:ascii="Consolas" w:hAnsi="Consolas"/>
-          <w:sz w:val="19"/>
-        </w:rPr>
-        <w:t>agent/loop.py::handle_turn</w:t>
-      </w:r>
-      <w:r>
-        <w:t xml:space="preserve"> runs plan, enforcement check, tools, fact binding, solvers, clarifier or explainer, output guard. Regex rules in the planner are authoritative for safety-relevant intents; a fast model may refine only among benign intents and sees only the user text and tool names. The explainer string-matches every quoted span against the clause text and falls back to a template on mismatch.</w:t>
-      </w:r>
-    </w:p>
-    <w:p>
-      <w:r>
-        <w:t xml:space="preserve">A separate read-only endpoint, </w:t>
-      </w:r>
-      <w:r>
-        <w:rPr>
-          <w:rFonts w:ascii="Consolas" w:hAnsi="Consolas"/>
-          <w:sz w:val="19"/>
-        </w:rPr>
-        <w:t>GET /system/status</w:t>
-      </w:r>
-      <w:r>
-        <w:t>, reports whether the language-model key pool currently has quota, for a UI indicator only (</w:t>
-      </w:r>
-      <w:r>
-        <w:rPr>
-          <w:rFonts w:ascii="Consolas" w:hAnsi="Consolas"/>
-          <w:sz w:val="19"/>
-        </w:rPr>
-        <w:t>clauseguard/llm.py::pool_status</w:t>
-      </w:r>
-      <w:r>
-        <w:t>); no solver or permission-tier decision reads it.</w:t>
-      </w:r>
-    </w:p>
-    <w:p>
-      <w:pPr>
-        <w:pStyle w:val="Heading2"/>
-      </w:pPr>
-      <w:r>
-        <w:rPr>
-          <w:color w:val="14213D"/>
-        </w:rPr>
-        <w:t>2.8 Conversation context, claim preparation and the insurer side</w:t>
-      </w:r>
-    </w:p>
-    <w:p>
-      <w:r>
-        <w:rPr>
-          <w:b/>
-        </w:rPr>
-        <w:t>Conversation Agent</w:t>
-      </w:r>
-      <w:r>
-        <w:t xml:space="preserve"> (</w:t>
-      </w:r>
-      <w:r>
-        <w:rPr>
-          <w:rFonts w:ascii="Consolas" w:hAnsi="Consolas"/>
-          <w:sz w:val="19"/>
-        </w:rPr>
-        <w:t>agent/context.py</w:t>
-      </w:r>
-      <w:r>
-        <w:t>). Before facts are bound, a schema-constrained model call classifies the turn against the typed situation on the table (never the raw transcript): NEW_SCENARIO, CONTINUE, CORRECTION, ANSWER (to the assistant's last question), HYPOTHETICAL or GENERAL, plus the language of the message. The decision can only discard facts (a new scenario clears the previous event and dates, keeping the slots the model names as still valid); it can never add one, so a misclassification degrades to an extra question, not a wrong verdict. A hypothetical turn is solved without matching it to a claim on file. The reply language follows the message; when a short reply carries no language cue ("yes", "ok") the conversation's language is kept.</w:t>
-      </w:r>
-    </w:p>
-    <w:p>
-      <w:r>
-        <w:rPr>
-          <w:b/>
-        </w:rPr>
-        <w:t>Planner with a rule floor</w:t>
-      </w:r>
-      <w:r>
-        <w:t xml:space="preserve"> (</w:t>
-      </w:r>
-      <w:r>
-        <w:rPr>
-          <w:rFonts w:ascii="Consolas" w:hAnsi="Consolas"/>
-          <w:sz w:val="19"/>
-        </w:rPr>
-        <w:t>agent/planner.py</w:t>
-      </w:r>
-      <w:r>
-        <w:t>). Safety classifications (misrepresentation, cross-account access, privileged actions, authority or data-dump requests) are decided by rules the model cannot override. For benign intents the model reads the message in context and chooses the intent and the read-only tools; a request to act yields an ACTION plan whose tool is still subject to the enforcement point and the confirmation click.</w:t>
-      </w:r>
-    </w:p>
-    <w:p>
-      <w:r>
-        <w:rPr>
-          <w:b/>
-        </w:rPr>
-        <w:t>Claim form from the insurer's own wording</w:t>
-      </w:r>
-      <w:r>
-        <w:t xml:space="preserve"> (</w:t>
-      </w:r>
-      <w:r>
-        <w:rPr>
-          <w:rFonts w:ascii="Consolas" w:hAnsi="Consolas"/>
-          <w:sz w:val="19"/>
-        </w:rPr>
-        <w:t>agent/claim_form.py</w:t>
-      </w:r>
-      <w:r>
-        <w:t>). Every insurer asks for a different form. Once per policy the model reads that policy's claim-related clauses (required documents, filing and notice periods, covered events) and proposes the form layout: a title, sections and fields, each field bound to exactly one key of a closed set of typed sources (policy id, insured name, admission and discharge dates, diagnosis, amounts, filing deadline, documents checklist, declaration) or left blank for the customer's hand-written parts. The layout is validated (known sources only, bounded size, one field per source, a documents checklist and at least five typed fields) and cached; a policy without a usable layout gets a standard form. Values are filled in code from the claim draft, never written by the model. The customer sees the filled form inside the confirmation card and can download it as a PDF; a correction before the Confirm tap withdraws the pending submission and rebuilds the form in the same turn. The form is stored with the claim (</w:t>
-      </w:r>
-      <w:r>
-        <w:rPr>
-          <w:rFonts w:ascii="Consolas" w:hAnsi="Consolas"/>
-          <w:sz w:val="19"/>
-        </w:rPr>
-        <w:t>form_json</w:t>
-      </w:r>
-      <w:r>
-        <w:t>) and shown to the adjuster.</w:t>
-      </w:r>
-    </w:p>
-    <w:p>
-      <w:r>
-        <w:rPr>
-          <w:b/>
-        </w:rPr>
-        <w:t>Documents</w:t>
-      </w:r>
-      <w:r>
-        <w:t xml:space="preserve"> (</w:t>
-      </w:r>
-      <w:r>
-        <w:rPr>
-          <w:rFonts w:ascii="Consolas" w:hAnsi="Consolas"/>
-          <w:sz w:val="19"/>
-        </w:rPr>
-        <w:t>agent/doc_match.py</w:t>
-      </w:r>
-      <w:r>
-        <w:t xml:space="preserve">, </w:t>
-      </w:r>
-      <w:r>
-        <w:rPr>
-          <w:rFonts w:ascii="Consolas" w:hAnsi="Consolas"/>
-          <w:sz w:val="19"/>
-        </w:rPr>
-        <w:t>agent/loop.py</w:t>
-      </w:r>
-      <w:r>
-        <w:t xml:space="preserve">). An uploaded file passes the hidden-text scan, local redaction and the quarantined claim-document extractor (document type, dates, totals, line categories, diagnosis). A fixed table maps document types to the requirement codes they satisfy; on top of it the model compares the typed summary of the file with the policy's own requirement codes and clause wording and may add codes from that list only. A requirement is marked </w:t>
-      </w:r>
-      <w:r>
-        <w:rPr>
-          <w:i/>
-        </w:rPr>
-        <w:t>attached</w:t>
-      </w:r>
-      <w:r>
-        <w:t xml:space="preserve"> only when a file proves it; one the customer merely says they hold is </w:t>
-      </w:r>
-      <w:r>
-        <w:rPr>
-          <w:i/>
-        </w:rPr>
-        <w:t>declared</w:t>
-      </w:r>
-      <w:r>
-        <w:t xml:space="preserve">; the assistant's own form satisfies the claim-form requirement. The files travel with the claim as typed </w:t>
-      </w:r>
-      <w:r>
-        <w:rPr>
-          <w:rFonts w:ascii="Consolas" w:hAnsi="Consolas"/>
-          <w:sz w:val="19"/>
-        </w:rPr>
-        <w:t>DocRef</w:t>
-      </w:r>
-      <w:r>
-        <w:t xml:space="preserve"> handles and are filed under it for the insurer.</w:t>
-      </w:r>
-    </w:p>
-    <w:p>
-      <w:r>
-        <w:rPr>
-          <w:b/>
-        </w:rPr>
-        <w:t>Submission gate and autonomy.</w:t>
-      </w:r>
-      <w:r>
-        <w:t xml:space="preserve"> A claim with missing documents is held back with the list; the customer may attach documents or submit anyway, which still ends at a confirmation card that lists what is missing and asks for a separate acknowledgement. The session carries an autonomy mode (observe: answers only; draft: prepares, never submits; act: submits after confirmation) that caps the tier the enforcement point will allow.</w:t>
-      </w:r>
-    </w:p>
-    <w:p>
-      <w:r>
-        <w:rPr>
-          <w:b/>
-        </w:rPr>
-        <w:t>Insurer side</w:t>
-      </w:r>
-      <w:r>
-        <w:t xml:space="preserve"> (</w:t>
-      </w:r>
-      <w:r>
-        <w:rPr>
-          <w:rFonts w:ascii="Consolas" w:hAnsi="Consolas"/>
-          <w:sz w:val="19"/>
-        </w:rPr>
-        <w:t>sandbox/api.py</w:t>
-      </w:r>
-      <w:r>
-        <w:t xml:space="preserve"> </w:t>
-      </w:r>
-      <w:r>
-        <w:rPr>
-          <w:rFonts w:ascii="Consolas" w:hAnsi="Consolas"/>
-          <w:sz w:val="19"/>
-        </w:rPr>
-        <w:t>/backoffice/*</w:t>
-      </w:r>
-      <w:r>
-        <w:t xml:space="preserve">, web </w:t>
-      </w:r>
-      <w:r>
-        <w:rPr>
-          <w:rFonts w:ascii="Consolas" w:hAnsi="Consolas"/>
-          <w:sz w:val="19"/>
-        </w:rPr>
-        <w:t>/insurer</w:t>
-      </w:r>
-      <w:r>
-        <w:t>). The sandbox insurer's desk, behind a separate back-office token the agent has no tool for, lists submitted claims with the form and attachments, moves them through received, under review, approved, rejected or paid with a note, and holds the halt switch that refuses every agent action for every customer. Decisions and notes flow back to the customer's digest as claim-status items (with an appeal route after a rejection), closing the loop: the agent prepares and submits, a person decides, the agent reports. The adjuster can open every attached file from the claim, and appeals and attachments the agent files after the customer's confirmation land on the same claim.</w:t>
-      </w:r>
-    </w:p>
-    <w:p>
-      <w:r>
-        <w:rPr>
-          <w:b/>
-        </w:rPr>
-        <w:t>What the customer's documents say</w:t>
-      </w:r>
-      <w:r>
-        <w:t xml:space="preserve"> (</w:t>
-      </w:r>
-      <w:r>
-        <w:rPr>
-          <w:rFonts w:ascii="Consolas" w:hAnsi="Consolas"/>
-          <w:sz w:val="19"/>
-        </w:rPr>
-        <w:t>agent/doc_facts.py</w:t>
-      </w:r>
-      <w:r>
-        <w:t>). A customer can start a claim by sending files alone. The model reads the extractor's typed summaries (type, dates, days in hospital, ICD-10 code; never the raw text) and answers in the rules' own vocabulary: an inpatient stay, an illness, the diagnosis. Each answer is a closed choice checked again in code (a stay only with typed date or day evidence, an illness only, never an assumed accident, a diagnosis only from the known list). A discharge date printed on a discharge summary replaces one the assistant had only derived from a stated day count. The reply carries, per file, what was read (amounts, dates, diagnosis, charges, whether the patient is the policyholder), the checks that failed (hidden text, totals that do not add up, the same stay coded differently across files) and which of the insurer's requirements the file now satisfies, so the customer sees what the claim rests on.</w:t>
-      </w:r>
-    </w:p>
-    <w:p>
-      <w:r>
-        <w:rPr>
-          <w:b/>
-        </w:rPr>
-        <w:t>Asking instead of guessing</w:t>
-      </w:r>
-      <w:r>
-        <w:t xml:space="preserve"> (</w:t>
-      </w:r>
-      <w:r>
-        <w:rPr>
-          <w:rFonts w:ascii="Consolas" w:hAnsi="Consolas"/>
-          <w:sz w:val="19"/>
-        </w:rPr>
-        <w:t>agent/policy_pick.py</w:t>
-      </w:r>
-      <w:r>
-        <w:t>). When more than one policy could take a claim, the customer is asked which to file first, with one button per policy; the model may name the one the message clearly means, from a closed list of candidates. A request to act is accepted only when the model reads an explicit request or an accepted offer, so a greeting never prepares a submission.</w:t>
-      </w:r>
-    </w:p>
-    <w:p>
-      <w:r>
-        <w:rPr>
-          <w:b/>
-        </w:rPr>
-        <w:t>Answering what was asked.</w:t>
-      </w:r>
-      <w:r>
-        <w:t xml:space="preserve"> The planner model also reads what the turn is about (documents to prepare, how to submit, the deadline, what happens if late, the amount, a filed claim's progress). For those questions the code puts the deterministic answer first: the documents required and still missing with the next step, or the late-filing effect and the last day. Progress questions read the live status of the claim at the insurer's desk, with the assessor's note, and a decision reaches the chat by itself: the agent states it, and for a rejection the model classifies the assessor's note (</w:t>
-      </w:r>
-      <w:r>
-        <w:rPr>
-          <w:rFonts w:ascii="Consolas" w:hAnsi="Consolas"/>
-          <w:sz w:val="19"/>
-        </w:rPr>
-        <w:t>agent/decision_read.py</w:t>
-      </w:r>
-      <w:r>
-        <w:t>) as a defect the customer can fix, a reason the policy facts contradict (an appeal is offered, quoting the clause by its printed section), or a valid reason.</w:t>
-      </w:r>
-    </w:p>
-    <w:p>
-      <w:r>
-        <w:rPr>
-          <w:b/>
-        </w:rPr>
-        <w:t>Wording.</w:t>
-      </w:r>
-      <w:r>
-        <w:t xml:space="preserve"> The reply writer (</w:t>
-      </w:r>
-      <w:r>
-        <w:rPr>
-          <w:rFonts w:ascii="Consolas" w:hAnsi="Consolas"/>
-          <w:sz w:val="19"/>
-        </w:rPr>
-        <w:t>agent/composer.py</w:t>
-      </w:r>
-      <w:r>
-        <w:t>) receives the engine's payload, the last four exchanges as data for reading references, and six worked examples. It reasons privately, writes two candidate replies and names its pick; the verifier tries the pick and then the other candidate, and only when both state a value that is not in the payload is the deterministic text used. Small talk, thanks and off-topic requests are answered by the model in the customer's language (</w:t>
-      </w:r>
-      <w:r>
-        <w:rPr>
-          <w:rFonts w:ascii="Consolas" w:hAnsi="Consolas"/>
-          <w:sz w:val="19"/>
-        </w:rPr>
-        <w:t>agent/smalltalk.py</w:t>
-      </w:r>
-      <w:r>
-        <w:t>). The customer can correct a form value from the confirmation card (insured or claimant name, hospital, diagnosis, dates, bill); the change goes back through the agent as the customer's own correction and the form is rebuilt. A correction that names no value is answered with what the form currently says, never "updated"; a request to relabel the event to fit another policy is refused as misrepresentation.</w:t>
-      </w:r>
-    </w:p>
-    <w:p>
-      <w:r>
-        <w:rPr>
-          <w:b/>
-        </w:rPr>
-        <w:t>When the model is unavailable.</w:t>
-      </w:r>
-      <w:r>
-        <w:t xml:space="preserve"> Keys are rotated per request; a per-minute limit rests a key for about a minute, a key the API rejects is taken out of rotation. If no key can serve a turn, the reply says so in the customer's language (quota reached, key not accepted, service not responding) and offers the customer's own Gemini key, which is checked once with Google and kept only in that session's memory. The cards from the engine still show; no rule-based text is presented as the assistant's answer.</w:t>
+        <w:t>This flow was recorded against the sandbox insurer with its audit sequence numbers (execution evidence, item "claims desk run").</w:t>
       </w:r>
     </w:p>
     <w:p>
@@ -1477,32 +817,58 @@
         <w:rPr>
           <w:color w:val="14213D"/>
         </w:rPr>
-        <w:t>3. Data</w:t>
+        <w:t>4. Architecture</w:t>
       </w:r>
     </w:p>
     <w:p>
+      <w:pPr>
+        <w:jc w:val="center"/>
+      </w:pPr>
       <w:r>
-        <w:t xml:space="preserve">Real sources (download dates and hashes in </w:t>
+        <w:drawing>
+          <wp:inline xmlns:a="http://schemas.openxmlformats.org/drawingml/2006/main" xmlns:pic="http://schemas.openxmlformats.org/drawingml/2006/picture">
+            <wp:extent cx="5760720" cy="3418794"/>
+            <wp:docPr id="1" name="Picture 1"/>
+            <wp:cNvGraphicFramePr>
+              <a:graphicFrameLocks noChangeAspect="1"/>
+            </wp:cNvGraphicFramePr>
+            <a:graphic>
+              <a:graphicData uri="http://schemas.openxmlformats.org/drawingml/2006/picture">
+                <pic:pic>
+                  <pic:nvPicPr>
+                    <pic:cNvPr id="0" name="architecture.png"/>
+                    <pic:cNvPicPr/>
+                  </pic:nvPicPr>
+                  <pic:blipFill>
+                    <a:blip r:embed="rId9"/>
+                    <a:stretch>
+                      <a:fillRect/>
+                    </a:stretch>
+                  </pic:blipFill>
+                  <pic:spPr>
+                    <a:xfrm>
+                      <a:off x="0" y="0"/>
+                      <a:ext cx="5760720" cy="3418794"/>
+                    </a:xfrm>
+                    <a:prstGeom prst="rect"/>
+                  </pic:spPr>
+                </pic:pic>
+              </a:graphicData>
+            </a:graphic>
+          </wp:inline>
+        </w:drawing>
       </w:r>
+    </w:p>
+    <w:p>
+      <w:pPr>
+        <w:jc w:val="center"/>
+      </w:pPr>
       <w:r>
         <w:rPr>
-          <w:rFonts w:ascii="Consolas" w:hAnsi="Consolas"/>
-          <w:sz w:val="19"/>
+          <w:i/>
+          <w:sz w:val="18"/>
         </w:rPr>
-        <w:t>data/real/manifest.json</w:t>
-      </w:r>
-      <w:r>
-        <w:t xml:space="preserve">; fetch script </w:t>
-      </w:r>
-      <w:r>
-        <w:rPr>
-          <w:rFonts w:ascii="Consolas" w:hAnsi="Consolas"/>
-          <w:sz w:val="19"/>
-        </w:rPr>
-        <w:t>scripts/fetch_real_data.py</w:t>
-      </w:r>
-      <w:r>
-        <w:t>):</w:t>
+        <w:t>Figure 1. ClauseGuard architecture: AI agents understand and explain; the rules engine decides; the guardian enforces permissions; every step is recorded.</w:t>
       </w:r>
     </w:p>
     <w:tbl>
@@ -1533,7 +899,7 @@
                 <w:b/>
                 <w:sz w:val="18"/>
               </w:rPr>
-              <w:t>Source</w:t>
+              <w:t>Component</w:t>
             </w:r>
           </w:p>
         </w:tc>
@@ -1553,7 +919,7 @@
                 <w:b/>
                 <w:sz w:val="18"/>
               </w:rPr>
-              <w:t>What</w:t>
+              <w:t>Kind</w:t>
             </w:r>
           </w:p>
         </w:tc>
@@ -1573,7 +939,7 @@
                 <w:b/>
                 <w:sz w:val="18"/>
               </w:rPr>
-              <w:t>Use</w:t>
+              <w:t>Responsibility</w:t>
             </w:r>
           </w:p>
         </w:tc>
@@ -1593,20 +959,7 @@
               <w:rPr>
                 <w:sz w:val="18"/>
               </w:rPr>
-              <w:t>Six insurer wordings, public PDFs (</w:t>
-            </w:r>
-            <w:r>
-              <w:rPr>
-                <w:rFonts w:ascii="Consolas" w:hAnsi="Consolas"/>
-                <w:sz w:val="18"/>
-              </w:rPr>
-              <w:t>data/policies/real/</w:t>
-            </w:r>
-            <w:r>
-              <w:rPr>
-                <w:sz w:val="18"/>
-              </w:rPr>
-              <w:t>): Astra Flexi Life, Astra HCP rider, Chubb Malaysia PA, Chubb VHIS standard plan, Great Eastern Singapore PA, Sompo/Roojai hospital cash</w:t>
+              <w:t>Conversation Agent</w:t>
             </w:r>
           </w:p>
         </w:tc>
@@ -1624,7 +977,7 @@
               <w:rPr>
                 <w:sz w:val="18"/>
               </w:rPr>
-              <w:t>Real policy documents</w:t>
+              <w:t>AI</w:t>
             </w:r>
           </w:p>
         </w:tc>
@@ -1642,20 +995,7 @@
               <w:rPr>
                 <w:sz w:val="18"/>
               </w:rPr>
-              <w:t>Extractor input (</w:t>
-            </w:r>
-            <w:r>
-              <w:rPr>
-                <w:rFonts w:ascii="Consolas" w:hAnsi="Consolas"/>
-                <w:sz w:val="18"/>
-              </w:rPr>
-              <w:t>data/extracted/*.json</w:t>
-            </w:r>
-            <w:r>
-              <w:rPr>
-                <w:sz w:val="18"/>
-              </w:rPr>
-              <w:t>); four of the sandbox persona policies quote their clauses verbatim</w:t>
+              <w:t>Reads how a message relates to the conversation: a new situation, a correction, an answer to the assistant's question, a what-if, or a general question</w:t>
             </w:r>
           </w:p>
         </w:tc>
@@ -1675,7 +1015,7 @@
               <w:rPr>
                 <w:sz w:val="18"/>
               </w:rPr>
-              <w:t>CMS Exchange PUF, plan year 2026, Texas: 834 standard plans (4,183 cost-sharing variants) from 15 issuers; Rate PUF premiums</w:t>
+              <w:t>Fact Agent</w:t>
             </w:r>
           </w:p>
         </w:tc>
@@ -1693,7 +1033,7 @@
               <w:rPr>
                 <w:sz w:val="18"/>
               </w:rPr>
-              <w:t>Real US marketplace plans</w:t>
+              <w:t>AI</w:t>
             </w:r>
           </w:p>
         </w:tc>
@@ -1711,27 +1051,7 @@
               <w:rPr>
                 <w:sz w:val="18"/>
               </w:rPr>
-              <w:t>Plan selection catalogue (</w:t>
-            </w:r>
-            <w:r>
-              <w:rPr>
-                <w:rFonts w:ascii="Consolas" w:hAnsi="Consolas"/>
-                <w:sz w:val="18"/>
-              </w:rPr>
-              <w:t>clauseguard/plans/cms_loader.py</w:t>
-            </w:r>
-            <w:r>
-              <w:rPr>
-                <w:sz w:val="18"/>
-              </w:rPr>
-              <w:t xml:space="preserve">), Experiment A in </w:t>
-            </w:r>
-            <w:r>
-              <w:rPr>
-                <w:rFonts w:ascii="Consolas" w:hAnsi="Consolas"/>
-                <w:sz w:val="18"/>
-              </w:rPr>
-              <w:t>evidence/plan_selection_report.md</w:t>
+              <w:t>Turns free text into typed facts (dates, days in hospital, bill, cause)</w:t>
             </w:r>
           </w:p>
         </w:tc>
@@ -1751,7 +1071,7 @@
               <w:rPr>
                 <w:sz w:val="18"/>
               </w:rPr>
-              <w:t>InsuranceQA V2: 16,860 real consumer questions, with a fixed 200-question stratified sample</w:t>
+              <w:t>Document Reader Agent</w:t>
             </w:r>
           </w:p>
         </w:tc>
@@ -1769,7 +1089,7 @@
               <w:rPr>
                 <w:sz w:val="18"/>
               </w:rPr>
-              <w:t>Real consumer questions</w:t>
+              <w:t>AI, quarantined</w:t>
             </w:r>
           </w:p>
         </w:tc>
@@ -1787,7 +1107,7 @@
               <w:rPr>
                 <w:sz w:val="18"/>
               </w:rPr>
-              <w:t>Off-script robustness material</w:t>
+              <w:t>Removes personal data locally, then turns policy wording and claim documents into typed records; it has no tools and no conversation history</w:t>
             </w:r>
           </w:p>
         </w:tc>
@@ -1807,20 +1127,7 @@
               <w:rPr>
                 <w:sz w:val="18"/>
               </w:rPr>
-              <w:t>UK Financial Ombudsman Service decisions (</w:t>
-            </w:r>
-            <w:r>
-              <w:rPr>
-                <w:rFonts w:ascii="Consolas" w:hAnsi="Consolas"/>
-                <w:sz w:val="18"/>
-              </w:rPr>
-              <w:t>data/real/fos_decisions.jsonl</w:t>
-            </w:r>
-            <w:r>
-              <w:rPr>
-                <w:sz w:val="18"/>
-              </w:rPr>
-              <w:t>)</w:t>
+              <w:t>Rules engine</w:t>
             </w:r>
           </w:p>
         </w:tc>
@@ -1838,7 +1145,7 @@
               <w:rPr>
                 <w:sz w:val="18"/>
               </w:rPr>
-              <w:t>Real dispute narratives</w:t>
+              <w:t>Code</w:t>
             </w:r>
           </w:p>
         </w:tc>
@@ -1856,20 +1163,7 @@
               <w:rPr>
                 <w:sz w:val="18"/>
               </w:rPr>
-              <w:t>Clause-type replay for the adjudication twin (</w:t>
-            </w:r>
-            <w:r>
-              <w:rPr>
-                <w:rFonts w:ascii="Consolas" w:hAnsi="Consolas"/>
-                <w:sz w:val="18"/>
-              </w:rPr>
-              <w:t>bench/recourse_eval.py</w:t>
-            </w:r>
-            <w:r>
-              <w:rPr>
-                <w:sz w:val="18"/>
-              </w:rPr>
-              <w:t>, Part B)</w:t>
+              <w:t>Decides coverage, amounts, deadlines, payer order and readiness from the typed rules</w:t>
             </w:r>
           </w:p>
         </w:tc>
@@ -1889,20 +1183,7 @@
               <w:rPr>
                 <w:sz w:val="18"/>
               </w:rPr>
-              <w:t>RIPLAY product summaries (</w:t>
-            </w:r>
-            <w:r>
-              <w:rPr>
-                <w:rFonts w:ascii="Consolas" w:hAnsi="Consolas"/>
-                <w:sz w:val="18"/>
-              </w:rPr>
-              <w:t>data/real/riplay/</w:t>
-            </w:r>
-            <w:r>
-              <w:rPr>
-                <w:sz w:val="18"/>
-              </w:rPr>
-              <w:t>), 30 documents from Astra, Chubb, Sequis, Sompo/Roojai, FWD, AXA, Manulife, Prudential, Great Eastern</w:t>
+              <w:t>Guardian</w:t>
             </w:r>
           </w:p>
         </w:tc>
@@ -1920,7 +1201,7 @@
               <w:rPr>
                 <w:sz w:val="18"/>
               </w:rPr>
-              <w:t>Indonesian product summaries</w:t>
+              <w:t>Code</w:t>
             </w:r>
           </w:p>
         </w:tc>
@@ -1938,20 +1219,7 @@
               <w:rPr>
                 <w:sz w:val="18"/>
               </w:rPr>
-              <w:t xml:space="preserve">Extractor input; the Santoso family's employer group health and individual health clauses now quote these verbatim (provenance: </w:t>
-            </w:r>
-            <w:r>
-              <w:rPr>
-                <w:rFonts w:ascii="Consolas" w:hAnsi="Consolas"/>
-                <w:sz w:val="18"/>
-              </w:rPr>
-              <w:t>data/real/riplay/PROVENANCE.md</w:t>
-            </w:r>
-            <w:r>
-              <w:rPr>
-                <w:sz w:val="18"/>
-              </w:rPr>
-              <w:t>)</w:t>
+              <w:t>Enforces the four permission tiers on every tool call</w:t>
             </w:r>
           </w:p>
         </w:tc>
@@ -1971,7 +1239,7 @@
               <w:rPr>
                 <w:sz w:val="18"/>
               </w:rPr>
-              <w:t>KFF denial rates 2023</w:t>
+              <w:t>Explainer Agent</w:t>
             </w:r>
           </w:p>
         </w:tc>
@@ -1989,7 +1257,7 @@
               <w:rPr>
                 <w:sz w:val="18"/>
               </w:rPr>
-              <w:t>Published base rates</w:t>
+              <w:t>AI</w:t>
             </w:r>
           </w:p>
         </w:tc>
@@ -2007,7 +1275,7 @@
               <w:rPr>
                 <w:sz w:val="18"/>
               </w:rPr>
-              <w:t>Problem framing only</w:t>
+              <w:t>Words the answer; every amount, date and identifier is checked against the engine before it is shown</w:t>
             </w:r>
           </w:p>
         </w:tc>
@@ -2027,20 +1295,7 @@
               <w:rPr>
                 <w:sz w:val="18"/>
               </w:rPr>
-              <w:t>ICD-10-CM FY2027 code descriptions (CMS/CDC-NCHS), 74,879 codes (</w:t>
-            </w:r>
-            <w:r>
-              <w:rPr>
-                <w:rFonts w:ascii="Consolas" w:hAnsi="Consolas"/>
-                <w:sz w:val="18"/>
-              </w:rPr>
-              <w:t>data/real/icd10cm_codes.txt</w:t>
-            </w:r>
-            <w:r>
-              <w:rPr>
-                <w:sz w:val="18"/>
-              </w:rPr>
-              <w:t>)</w:t>
+              <w:t>Watchdog Agent</w:t>
             </w:r>
           </w:p>
         </w:tc>
@@ -2058,7 +1313,7 @@
               <w:rPr>
                 <w:sz w:val="18"/>
               </w:rPr>
-              <w:t>Official diagnosis code list, US public domain</w:t>
+              <w:t>AI and code</w:t>
             </w:r>
           </w:p>
         </w:tc>
@@ -2076,20 +1331,63 @@
               <w:rPr>
                 <w:sz w:val="18"/>
               </w:rPr>
-              <w:t>Retrieval index for the diagnosis coder (</w:t>
-            </w:r>
-            <w:r>
-              <w:rPr>
-                <w:rFonts w:ascii="Consolas" w:hAnsi="Consolas"/>
-                <w:sz w:val="18"/>
-              </w:rPr>
-              <w:t>clauseguard/icd10_coder.py</w:t>
-            </w:r>
-            <w:r>
-              <w:rPr>
-                <w:sz w:val="18"/>
-              </w:rPr>
-              <w:t>)</w:t>
+              <w:t>Follows deadlines and claim decisions, and tells the customer before money is lost</w:t>
+            </w:r>
+          </w:p>
+        </w:tc>
+      </w:tr>
+      <w:tr>
+        <w:tc>
+          <w:tcPr>
+            <w:tcW w:type="dxa" w:w="2880"/>
+          </w:tcPr>
+          <w:p>
+            <w:r>
+              <w:rPr>
+                <w:sz w:val="18"/>
+              </w:rPr>
+            </w:r>
+            <w:r>
+              <w:rPr>
+                <w:sz w:val="18"/>
+              </w:rPr>
+              <w:t>Audit log</w:t>
+            </w:r>
+          </w:p>
+        </w:tc>
+        <w:tc>
+          <w:tcPr>
+            <w:tcW w:type="dxa" w:w="2880"/>
+          </w:tcPr>
+          <w:p>
+            <w:r>
+              <w:rPr>
+                <w:sz w:val="18"/>
+              </w:rPr>
+            </w:r>
+            <w:r>
+              <w:rPr>
+                <w:sz w:val="18"/>
+              </w:rPr>
+              <w:t>Code</w:t>
+            </w:r>
+          </w:p>
+        </w:tc>
+        <w:tc>
+          <w:tcPr>
+            <w:tcW w:type="dxa" w:w="2880"/>
+          </w:tcPr>
+          <w:p>
+            <w:r>
+              <w:rPr>
+                <w:sz w:val="18"/>
+              </w:rPr>
+            </w:r>
+            <w:r>
+              <w:rPr>
+                <w:sz w:val="18"/>
+              </w:rPr>
+              <w:t>Hash-chained record of every step, written by code only</w:t>
             </w:r>
           </w:p>
         </w:tc>
@@ -2098,217 +1396,7 @@
     <w:p/>
     <w:p>
       <w:r>
-        <w:t xml:space="preserve">Synthetic or modelled data, stated as such: the public benchmark's ten contracts are expert-reviewed synthetic US life-insurance contracts with 58 scenarios and 580 clause-traced labels (Mridul, Kapa and Seneviratne 2026, arXiv:2604.10853, CC-BY-4.0); the three sandbox personas and their claims are synthetic; benefit amounts (limits, annual caps) on the sandbox policies are engineered to match the worked examples used across the tests and tasks, documented per policy in </w:t>
-      </w:r>
-      <w:r>
-        <w:rPr>
-          <w:rFonts w:ascii="Consolas" w:hAnsi="Consolas"/>
-          <w:sz w:val="19"/>
-        </w:rPr>
-        <w:t>data/real/riplay/PROVENANCE.md</w:t>
-      </w:r>
-      <w:r>
-        <w:t xml:space="preserve">; the gig-platform accident cover is fully synthetic because no Indonesian ride-hailing platform publishes a product summary; BPJS Kesehatan and Jasa Raharja records are modelled from public regulation, since a product summary does not apply to a statutory scheme; the six-plan catalogue in </w:t>
-      </w:r>
-      <w:r>
-        <w:rPr>
-          <w:rFonts w:ascii="Consolas" w:hAnsi="Consolas"/>
-          <w:sz w:val="19"/>
-        </w:rPr>
-        <w:t>clauseguard/catalogue.py</w:t>
-      </w:r>
-      <w:r>
-        <w:t xml:space="preserve"> has invented prices. A user can also add their own policy live: </w:t>
-      </w:r>
-      <w:r>
-        <w:rPr>
-          <w:rFonts w:ascii="Consolas" w:hAnsi="Consolas"/>
-          <w:sz w:val="19"/>
-        </w:rPr>
-        <w:t>POST /policies/upload</w:t>
-      </w:r>
-      <w:r>
-        <w:t xml:space="preserve"> runs the same quarantined extractor on an uploaded PDF and adds the result to the account tagged </w:t>
-      </w:r>
-      <w:r>
-        <w:rPr>
-          <w:rFonts w:ascii="Consolas" w:hAnsi="Consolas"/>
-          <w:sz w:val="19"/>
-        </w:rPr>
-        <w:t>POLICY_DOC_UNVERIFIED</w:t>
-      </w:r>
-      <w:r>
-        <w:t>, shown with an "Unverified" badge everywhere the sandbox's hand-verified policies show "Verified".</w:t>
-      </w:r>
-    </w:p>
-    <w:p>
-      <w:r>
-        <w:t>ICD-10. Critical-illness coverage (</w:t>
-      </w:r>
-      <w:r>
-        <w:rPr>
-          <w:rFonts w:ascii="Consolas" w:hAnsi="Consolas"/>
-          <w:sz w:val="19"/>
-        </w:rPr>
-        <w:t>CI-CHUBB-05</w:t>
-      </w:r>
-      <w:r>
-        <w:t>) can require a diagnosed condition to be on the clause's covered ICD-10 list (</w:t>
-      </w:r>
-      <w:r>
-        <w:rPr>
-          <w:rFonts w:ascii="Consolas" w:hAnsi="Consolas"/>
-          <w:sz w:val="19"/>
-        </w:rPr>
-        <w:t>Qualifiers.icd10_codes</w:t>
-      </w:r>
-      <w:r>
-        <w:t xml:space="preserve">, e.g. </w:t>
-      </w:r>
-      <w:r>
-        <w:rPr>
-          <w:rFonts w:ascii="Consolas" w:hAnsi="Consolas"/>
-          <w:sz w:val="19"/>
-        </w:rPr>
-        <w:t>"C00-C97"</w:t>
-      </w:r>
-      <w:r>
-        <w:t xml:space="preserve">, </w:t>
-      </w:r>
-      <w:r>
-        <w:rPr>
-          <w:rFonts w:ascii="Consolas" w:hAnsi="Consolas"/>
-          <w:sz w:val="19"/>
-        </w:rPr>
-        <w:t>"I21"</w:t>
-      </w:r>
-      <w:r>
-        <w:t xml:space="preserve">); matching is code membership in </w:t>
-      </w:r>
-      <w:r>
-        <w:rPr>
-          <w:rFonts w:ascii="Consolas" w:hAnsi="Consolas"/>
-          <w:sz w:val="19"/>
-        </w:rPr>
-        <w:t>clauseguard/solver.py::icd10_covered</w:t>
-      </w:r>
-      <w:r>
-        <w:t>, which also places a full ICD-10-CM code (</w:t>
-      </w:r>
-      <w:r>
-        <w:rPr>
-          <w:rFonts w:ascii="Consolas" w:hAnsi="Consolas"/>
-          <w:sz w:val="19"/>
-        </w:rPr>
-        <w:t>C50.911</w:t>
-      </w:r>
-      <w:r>
-        <w:t xml:space="preserve">) inside its 3-character category or range. Real diagnosis letters name the condition rather than print a code, so the claim-document extractor transcribes the diagnosis name as written and resolves it in a fixed order, recorded on the extract as </w:t>
-      </w:r>
-      <w:r>
-        <w:rPr>
-          <w:rFonts w:ascii="Consolas" w:hAnsi="Consolas"/>
-          <w:sz w:val="19"/>
-        </w:rPr>
-        <w:t>diagnosis_icd10_method</w:t>
-      </w:r>
-      <w:r>
-        <w:t>:</w:t>
-      </w:r>
-    </w:p>
-    <w:p>
-      <w:pPr>
-        <w:pStyle w:val="ListNumber"/>
-      </w:pPr>
-      <w:r>
-        <w:rPr>
-          <w:rFonts w:ascii="Consolas" w:hAnsi="Consolas"/>
-          <w:sz w:val="19"/>
-        </w:rPr>
-        <w:t>printed</w:t>
-      </w:r>
-      <w:r>
-        <w:t>: a code literally printed on the document (regex-validated).</w:t>
-      </w:r>
-    </w:p>
-    <w:p>
-      <w:pPr>
-        <w:pStyle w:val="ListNumber"/>
-      </w:pPr>
-      <w:r>
-        <w:rPr>
-          <w:rFonts w:ascii="Consolas" w:hAnsi="Consolas"/>
-          <w:sz w:val="19"/>
-        </w:rPr>
-        <w:t>coder</w:t>
-      </w:r>
-      <w:r>
-        <w:t xml:space="preserve"> (</w:t>
-      </w:r>
-      <w:r>
-        <w:rPr>
-          <w:rFonts w:ascii="Consolas" w:hAnsi="Consolas"/>
-          <w:sz w:val="19"/>
-        </w:rPr>
-        <w:t>clauseguard/icd10_coder.py</w:t>
-      </w:r>
-      <w:r>
-        <w:t>): retrieve, select, verify over the official code list. One bounded model call rewrites the line into ICD-style English terms (Indonesian, Latin and abbreviations such as "DBD" are the common case); plain-Python BM25 over the ICD-10-CM code descriptions returns the top 15 categories (a category scores as the best of its member codes) plus 5 full codes; one schema-constrained model call must pick a candidate or null and quote the substring of the line that names it. Code then verifies: the code must be in the candidate list, the quoted phrase must occur in the line, confidence must reach 0.6, and a null is respected. Anything that fails is undetermined. The model never assigns a code from memory; it selects from a closed list the code built, and the code checks the selection.</w:t>
-      </w:r>
-    </w:p>
-    <w:p>
-      <w:pPr>
-        <w:pStyle w:val="ListNumber"/>
-      </w:pPr>
-      <w:r>
-        <w:rPr>
-          <w:rFonts w:ascii="Consolas" w:hAnsi="Consolas"/>
-          <w:sz w:val="19"/>
-        </w:rPr>
-        <w:t>alias</w:t>
-      </w:r>
-      <w:r>
-        <w:t xml:space="preserve"> (</w:t>
-      </w:r>
-      <w:r>
-        <w:rPr>
-          <w:rFonts w:ascii="Consolas" w:hAnsi="Consolas"/>
-          <w:sz w:val="19"/>
-        </w:rPr>
-        <w:t>clauseguard/icd10_lookup.py</w:t>
-      </w:r>
-      <w:r>
-        <w:t>): the curated name/alias dictionary, used only when the coder cannot run (no code list, no model key, offline mode). If the coder ran and declined, the line stays undetermined; the dictionary never overrules it.</w:t>
-      </w:r>
-    </w:p>
-    <w:p>
-      <w:r>
-        <w:t xml:space="preserve">The code list is the ICD-10-CM FY2027 "Code Descriptions in Tabular Order" release (CMS/CDC-NCHS, US public domain; 74,879 billable codes; </w:t>
-      </w:r>
-      <w:r>
-        <w:rPr>
-          <w:rFonts w:ascii="Consolas" w:hAnsi="Consolas"/>
-          <w:sz w:val="19"/>
-        </w:rPr>
-        <w:t>data/real/icd10cm_codes.txt</w:t>
-      </w:r>
-      <w:r>
-        <w:t xml:space="preserve">, URL and SHA-256 in </w:t>
-      </w:r>
-      <w:r>
-        <w:rPr>
-          <w:rFonts w:ascii="Consolas" w:hAnsi="Consolas"/>
-          <w:sz w:val="19"/>
-        </w:rPr>
-        <w:t>data/real/manifest.json</w:t>
-      </w:r>
-      <w:r>
-        <w:t>). ICD-10-CM is used because it is the only official ICD-10 code list published as a public-domain text file; its 3-character categories coincide with WHO ICD-10 for the critical-illness conditions in scope (ICD-10-CM has no A16; unconfirmed respiratory TB is A15). Evaluation in section 4.11. Not implemented: INA-CBG tariff grouping, which BPJS uses to set hospital payment amounts from a diagnosis and procedure group; that needs the licensed Kemenkes INA-CBG grouper and tariff tables, which this project does not have access to, so it remains future work.</w:t>
-      </w:r>
-    </w:p>
-    <w:p>
-      <w:r>
-        <w:t>Related work and design choice. Supervised automatic ICD coding is an active line of research: CAML (Mullenbach et al., "Explainable Prediction of Medical Codes from Clinical Text", NAACL 2018) uses a convolutional network with per-code attention, and PLM-ICD (Huang, Tsai and Chen, "PLM-ICD: Automatic ICD Coding with Pretrained Language Models", ClinicalNLP 2022) adapts pretrained language models to the large label space and long inputs, reporting results on the MIMIC benchmark. Such classifiers need many documents labelled with ICD codes; we have no Indonesian discharge-summary corpus with ICD labels, and real ones carry patient data, so none is trained here. Entity-linking models such as SapBERT (Liu et al., "Self-Alignment Pretraining for Biomedical Entity Representations", NAACL 2021), which aligns UMLS synonyms in embedding space, address name-to-concept matching but are trained for English biomedical surface forms. The coder instead uses a zero-shot alternative: retrieval over the official code descriptions followed by a constrained selection among the retrieved candidates, with code-side verification. The optional dense retriever uses multilingual-e5-small (Wang et al., "Multilingual E5 Text Embeddings: A Technical Report", arXiv:2402.05672) and fuses its ranking with BM25 by reciprocal rank fusion (Cormack, Clarke and Buettcher, SIGIR 2009). The two sets used to evaluate this are team-written (see section 4.11); the comparison of retrievers is reported there with confidence intervals and is not a claim of state-of-the-art coding accuracy.</w:t>
+        <w:t>Each language-model call is schema-constrained: the model fills a closed structure (an intent from a fixed list, a choice among given candidates, a fact from a fixed vocabulary), and code validates the result before it is used. No model output ever becomes a tool argument for a submission, and no model is inside the rules engine.</w:t>
       </w:r>
     </w:p>
     <w:p>
@@ -2319,22 +1407,7 @@
         <w:rPr>
           <w:color w:val="14213D"/>
         </w:rPr>
-        <w:t>4. Evaluation</w:t>
-      </w:r>
-    </w:p>
-    <w:p>
-      <w:r>
-        <w:t xml:space="preserve">All figures below are in </w:t>
-      </w:r>
-      <w:r>
-        <w:rPr>
-          <w:rFonts w:ascii="Consolas" w:hAnsi="Consolas"/>
-          <w:sz w:val="19"/>
-        </w:rPr>
-        <w:t>evidence/</w:t>
-      </w:r>
-      <w:r>
-        <w:t>. Deterministic mode means the rule planner, the rule fact binder and template wording, with no model calls.</w:t>
+        <w:t>5. Core method</w:t>
       </w:r>
     </w:p>
     <w:p>
@@ -2345,54 +1418,84 @@
         <w:rPr>
           <w:color w:val="14213D"/>
         </w:rPr>
-        <w:t>4.1 Scripted tasks and off-script questions</w:t>
+        <w:t>5.1 Policies as typed rules</w:t>
       </w:r>
     </w:p>
     <w:p>
       <w:r>
-        <w:rPr>
-          <w:rFonts w:ascii="Consolas" w:hAnsi="Consolas"/>
-          <w:sz w:val="19"/>
-        </w:rPr>
-        <w:t>evidence/task_report.md</w:t>
-      </w:r>
-      <w:r>
-        <w:t>: 33 of 33 scripted tasks passed (20 functional, 10 adversarial, 3 plan recommendation), deterministic mode on the sandbox records. Pass criteria are code and regex checks on structured reply fields (verdict, payable, deadline, denial code, clarification slot, refusal flag, executed tool tiers, payer order); no model judges anything.</w:t>
-      </w:r>
-    </w:p>
-    <w:p>
-      <w:r>
-        <w:t>Off-script questions (</w:t>
+        <w:t xml:space="preserve">Each policy is compiled into a record of clause rules: </w:t>
       </w:r>
       <w:r>
         <w:rPr>
-          <w:rFonts w:ascii="Consolas" w:hAnsi="Consolas"/>
-          <w:sz w:val="19"/>
+          <w:i/>
         </w:rPr>
-        <w:t>evidence/offscript_report.md</w:t>
+        <w:t>covers</w:t>
       </w:r>
       <w:r>
         <w:t xml:space="preserve">, </w:t>
       </w:r>
       <w:r>
         <w:rPr>
-          <w:rFonts w:ascii="Consolas" w:hAnsi="Consolas"/>
-          <w:sz w:val="19"/>
+          <w:i/>
         </w:rPr>
-        <w:t>offscript_holdout_report.md</w:t>
+        <w:t>excludes</w:t>
       </w:r>
       <w:r>
         <w:t xml:space="preserve">, </w:t>
       </w:r>
       <w:r>
         <w:rPr>
-          <w:rFonts w:ascii="Consolas" w:hAnsi="Consolas"/>
-          <w:sz w:val="19"/>
+          <w:i/>
         </w:rPr>
-        <w:t>offscript_blind_report.md</w:t>
+        <w:t>except</w:t>
       </w:r>
       <w:r>
-        <w:t>): 15 of 15 on the first batch and 10 of 10 on the second, both development sets whose failures were fixed in the planner and rule binder before the criteria were frozen (first probes: 6 of 15 and 5 of 10). The blind batch, 14 questions written once and run once before any fix, passed 3 of 14. That is the out-of-sample figure for the deterministic layer; nine of the eleven failures are lexical limits of the rule planner (a wording that maps to no topic), one is safe-but-not-refused, one is a design choice. Behaviour with the model planner on was not measured.</w:t>
+        <w:t xml:space="preserve">, </w:t>
+      </w:r>
+      <w:r>
+        <w:rPr>
+          <w:i/>
+        </w:rPr>
+        <w:t>conditioned on</w:t>
+      </w:r>
+      <w:r>
+        <w:t xml:space="preserve">, </w:t>
+      </w:r>
+      <w:r>
+        <w:rPr>
+          <w:i/>
+        </w:rPr>
+        <w:t>period</w:t>
+      </w:r>
+      <w:r>
+        <w:t xml:space="preserve"> (waiting, grace, filing deadline, survival), </w:t>
+      </w:r>
+      <w:r>
+        <w:rPr>
+          <w:i/>
+        </w:rPr>
+        <w:t>pays</w:t>
+      </w:r>
+      <w:r>
+        <w:t xml:space="preserve">, </w:t>
+      </w:r>
+      <w:r>
+        <w:rPr>
+          <w:i/>
+        </w:rPr>
+        <w:t>requires document</w:t>
+      </w:r>
+      <w:r>
+        <w:t xml:space="preserve">, </w:t>
+      </w:r>
+      <w:r>
+        <w:rPr>
+          <w:i/>
+        </w:rPr>
+        <w:t>terminates if</w:t>
+      </w:r>
+      <w:r>
+        <w:t>. Each rule carries typed qualifiers (amounts, per-day limits, deductibles, co-payments, time windows, conditions) and the verbatim clause text with its section. The clause text is shown to the customer but never used to decide. Extraction runs in two passes (outline, then rules per section) with temperature zero and a closed schema.</w:t>
       </w:r>
     </w:p>
     <w:p>
@@ -2403,19 +1506,41 @@
         <w:rPr>
           <w:color w:val="14213D"/>
         </w:rPr>
-        <w:t>4.2 Adversarial suite</w:t>
+        <w:t>5.2 The verdict</w:t>
+      </w:r>
+    </w:p>
+    <w:p>
+      <w:r>
+        <w:t xml:space="preserve">For a policy and the customer's facts, the engine evaluates the rules in a fixed order: find the covering rules for the event; if none and nothing governs the event, the answer is </w:t>
+      </w:r>
+      <w:r>
+        <w:rPr>
+          <w:i/>
+        </w:rPr>
+        <w:t>not addressed by this policy</w:t>
+      </w:r>
+      <w:r>
+        <w:t xml:space="preserve"> (it never invents a denial); then exclusions, unmet conditions and periods, and termination; otherwise </w:t>
+      </w:r>
+      <w:r>
+        <w:rPr>
+          <w:i/>
+        </w:rPr>
+        <w:t>covered</w:t>
+      </w:r>
+      <w:r>
+        <w:t>, with the payable amount computed from the benefit rules and limits. Every step records the rule that fired, which is why each answer can quote its clause.</w:t>
       </w:r>
     </w:p>
     <w:p>
       <w:r>
         <w:rPr>
-          <w:rFonts w:ascii="Consolas" w:hAnsi="Consolas"/>
-          <w:sz w:val="19"/>
+          <w:b/>
         </w:rPr>
-        <w:t>evidence/adversarial_report.md</w:t>
+        <w:t>Ask only what changes the answer.</w:t>
       </w:r>
       <w:r>
-        <w:t xml:space="preserve"> (oracle: recorded tool calls, audit events, SQLite table hashes before and after, regex over the reply including base64 and ROT13 decoding; no model judge). End-to-end chat suite: attack success rate 0.0% (0/27) with the enforcement layer on; false-block rate on benign twins 0.0% (0/15). With the enforcement layer patched to allow-all, one attack (KS-01, kill switch) succeeded (1/27). Direct probes of the enforcement function and nonce store: 0/10 succeeded with the guard on. Hidden-text scanner, 20 files per technique: white text, tiny font, off-page and annotation 20/20 each; metadata 12/20; image alt text 12/20; text rendered inside an image 0/20; false positives 0/5 on clean files and 0/3 on inflated-amount files.</w:t>
+        <w:t xml:space="preserve"> If a fact is missing, the engine re-runs the verdict for every possible value of that fact. If the verdict does not change, the assistant does not ask. If it does, the assistant asks for that one fact and explains which clause makes it matter.</w:t>
       </w:r>
     </w:p>
     <w:p>
@@ -2426,19 +1551,30 @@
         <w:rPr>
           <w:color w:val="14213D"/>
         </w:rPr>
-        <w:t>4.3 Paraphrase consistency</w:t>
+        <w:t>5.3 Who pays first</w:t>
       </w:r>
     </w:p>
     <w:p>
       <w:r>
-        <w:rPr>
-          <w:rFonts w:ascii="Consolas" w:hAnsi="Consolas"/>
-          <w:sz w:val="19"/>
-        </w:rPr>
-        <w:t>evidence/paraphrase_report.md</w:t>
+        <w:t xml:space="preserve">For one bill and several eligible policies, payers are layered by the coordination rules of the jurisdiction (for Indonesia: the statutory road-accident scheme, then national health insurance at a partner facility, then employer group before individual cover; fixed daily benefits are paid in parallel). Policy </w:t>
       </w:r>
       <w:r>
-        <w:t>: 20 coverage scenarios over the three personas, three wordings each (formal English; colloquial Indonesian-English with typos; relative dates). With the rule binder all 20 scenarios gave identical decisions across wordings (20/20), and all 12 scenarios with a stated expected answer were correct. With the model fact binder on a live sample, 7 of 8 completed scenarios were consistent; the one disagreement is the model inferring the number of vehicles from "fell from my motorbike" in one wording. The 20/20 is in-sample (11 root causes were fixed after a first run of 5/20).</w:t>
+        <w:rPr>
+          <w:i/>
+        </w:rPr>
+        <w:t>i</w:t>
+      </w:r>
+      <w:r>
+        <w:t xml:space="preserve"> pays </w:t>
+      </w:r>
+      <w:r>
+        <w:rPr>
+          <w:i/>
+        </w:rPr>
+        <w:t>min(cap, presented amount minus the member's cost sharing)</w:t>
+      </w:r>
+      <w:r>
+        <w:t>, and each payer is presented only what is still unpaid, so the total never exceeds the bill. Within a layer, every claiming order is evaluated exactly and the one that recovers the most is chosen.</w:t>
       </w:r>
     </w:p>
     <w:p>
@@ -2449,19 +1585,21 @@
         <w:rPr>
           <w:color w:val="14213D"/>
         </w:rPr>
-        <w:t>4.4 Clarification quality</w:t>
+        <w:t>5.4 Fixing a rejection</w:t>
       </w:r>
     </w:p>
     <w:p>
       <w:r>
-        <w:rPr>
-          <w:rFonts w:ascii="Consolas" w:hAnsi="Consolas"/>
-          <w:sz w:val="19"/>
-        </w:rPr>
-        <w:t>evidence/clarify_report.md</w:t>
+        <w:t xml:space="preserve">When a verdict is a denial, the engine searches for the smallest set of </w:t>
       </w:r>
       <w:r>
-        <w:t>: 18 base messages, one fact removed at a time; a brute-force oracle decides whether the removed fact changes any verdict. Recall (asks when it should) 87% (26/30); silence (stays silent when it should) 100% (35/35); ask precision 100% (26/26); asked slot correct 100% (26/26). All four misses are a missing event date, which the agent evaluates as today and says so. In-sample: the first run gave recall 69% and silence 96%.</w:t>
+        <w:rPr>
+          <w:i/>
+        </w:rPr>
+        <w:t>legitimate</w:t>
+      </w:r>
+      <w:r>
+        <w:t xml:space="preserve"> changes that would make it covered (wait until a date, provide a document, use another policy in the portfolio, choose a partner hospital for a future stay) and returns the options that are best in time, money and effort. Facts that describe what happened (cause, dates, diagnosis, licence, intoxication) can never be changed, so the search cannot coach misrepresentation. An adjudication twin lists every ground an assessor could raise, not only the first, and gives a readiness score before filing.</w:t>
       </w:r>
     </w:p>
     <w:p>
@@ -2472,818 +1610,12 @@
         <w:rPr>
           <w:color w:val="14213D"/>
         </w:rPr>
-        <w:t>4.5 Public benchmark</w:t>
+        <w:t>5.5 Closing gaps within a budget</w:t>
       </w:r>
     </w:p>
     <w:p>
       <w:r>
-        <w:rPr>
-          <w:rFonts w:ascii="Consolas" w:hAnsi="Consolas"/>
-          <w:sz w:val="19"/>
-        </w:rPr>
-        <w:t>evidence/bench_report.md</w:t>
-      </w:r>
-      <w:r>
-        <w:t>. Conditions: b0 (whole contract plus scenario, one model call), b0cw (b0 plus a closed-world instruction), b4 (our extracted tuples, then the solver; the model binds facts only), b4oracle (the benchmark's gold annotations as tuples, then the solver; isolates extraction error, not deployable).</w:t>
-      </w:r>
-    </w:p>
-    <w:tbl>
-      <w:tblPr>
-        <w:tblStyle w:val="TableGrid"/>
-        <w:tblW w:type="auto" w:w="0"/>
-        <w:tblLook w:firstColumn="1" w:firstRow="1" w:lastColumn="0" w:lastRow="0" w:noHBand="0" w:noVBand="1" w:val="04A0"/>
-      </w:tblPr>
-      <w:tblGrid>
-        <w:gridCol w:w="1080"/>
-        <w:gridCol w:w="1080"/>
-        <w:gridCol w:w="1080"/>
-        <w:gridCol w:w="1080"/>
-        <w:gridCol w:w="1080"/>
-        <w:gridCol w:w="1080"/>
-        <w:gridCol w:w="1080"/>
-        <w:gridCol w:w="1080"/>
-      </w:tblGrid>
-      <w:tr>
-        <w:tc>
-          <w:tcPr>
-            <w:tcW w:type="dxa" w:w="1080"/>
-          </w:tcPr>
-          <w:p>
-            <w:r>
-              <w:rPr>
-                <w:b/>
-                <w:sz w:val="18"/>
-              </w:rPr>
-            </w:r>
-            <w:r>
-              <w:rPr>
-                <w:b/>
-                <w:sz w:val="18"/>
-              </w:rPr>
-              <w:t>system</w:t>
-            </w:r>
-          </w:p>
-        </w:tc>
-        <w:tc>
-          <w:tcPr>
-            <w:tcW w:type="dxa" w:w="1080"/>
-          </w:tcPr>
-          <w:p>
-            <w:r>
-              <w:rPr>
-                <w:b/>
-                <w:sz w:val="18"/>
-              </w:rPr>
-            </w:r>
-            <w:r>
-              <w:rPr>
-                <w:b/>
-                <w:sz w:val="18"/>
-              </w:rPr>
-              <w:t>contracts</w:t>
-            </w:r>
-          </w:p>
-        </w:tc>
-        <w:tc>
-          <w:tcPr>
-            <w:tcW w:type="dxa" w:w="1080"/>
-          </w:tcPr>
-          <w:p>
-            <w:r>
-              <w:rPr>
-                <w:b/>
-                <w:sz w:val="18"/>
-              </w:rPr>
-            </w:r>
-            <w:r>
-              <w:rPr>
-                <w:b/>
-                <w:sz w:val="18"/>
-              </w:rPr>
-              <w:t>n</w:t>
-            </w:r>
-          </w:p>
-        </w:tc>
-        <w:tc>
-          <w:tcPr>
-            <w:tcW w:type="dxa" w:w="1080"/>
-          </w:tcPr>
-          <w:p>
-            <w:r>
-              <w:rPr>
-                <w:b/>
-                <w:sz w:val="18"/>
-              </w:rPr>
-            </w:r>
-            <w:r>
-              <w:rPr>
-                <w:b/>
-                <w:sz w:val="18"/>
-              </w:rPr>
-              <w:t>accuracy (%)</w:t>
-            </w:r>
-          </w:p>
-        </w:tc>
-        <w:tc>
-          <w:tcPr>
-            <w:tcW w:type="dxa" w:w="1080"/>
-          </w:tcPr>
-          <w:p>
-            <w:r>
-              <w:rPr>
-                <w:b/>
-                <w:sz w:val="18"/>
-              </w:rPr>
-            </w:r>
-            <w:r>
-              <w:rPr>
-                <w:b/>
-                <w:sz w:val="18"/>
-              </w:rPr>
-              <w:t>95% CI</w:t>
-            </w:r>
-          </w:p>
-        </w:tc>
-        <w:tc>
-          <w:tcPr>
-            <w:tcW w:type="dxa" w:w="1080"/>
-          </w:tcPr>
-          <w:p>
-            <w:r>
-              <w:rPr>
-                <w:b/>
-                <w:sz w:val="18"/>
-              </w:rPr>
-            </w:r>
-            <w:r>
-              <w:rPr>
-                <w:b/>
-                <w:sz w:val="18"/>
-              </w:rPr>
-              <w:t>macro-F1</w:t>
-            </w:r>
-          </w:p>
-        </w:tc>
-        <w:tc>
-          <w:tcPr>
-            <w:tcW w:type="dxa" w:w="1080"/>
-          </w:tcPr>
-          <w:p>
-            <w:r>
-              <w:rPr>
-                <w:b/>
-                <w:sz w:val="18"/>
-              </w:rPr>
-            </w:r>
-            <w:r>
-              <w:rPr>
-                <w:b/>
-                <w:sz w:val="18"/>
-              </w:rPr>
-              <w:t>NA to DENIED (%)</w:t>
-            </w:r>
-          </w:p>
-        </w:tc>
-        <w:tc>
-          <w:tcPr>
-            <w:tcW w:type="dxa" w:w="1080"/>
-          </w:tcPr>
-          <w:p>
-            <w:r>
-              <w:rPr>
-                <w:b/>
-                <w:sz w:val="18"/>
-              </w:rPr>
-            </w:r>
-            <w:r>
-              <w:rPr>
-                <w:b/>
-                <w:sz w:val="18"/>
-              </w:rPr>
-              <w:t>evidence hit (%)</w:t>
-            </w:r>
-          </w:p>
-        </w:tc>
-      </w:tr>
-      <w:tr>
-        <w:tc>
-          <w:tcPr>
-            <w:tcW w:type="dxa" w:w="1080"/>
-          </w:tcPr>
-          <w:p>
-            <w:r>
-              <w:rPr>
-                <w:sz w:val="18"/>
-              </w:rPr>
-            </w:r>
-            <w:r>
-              <w:rPr>
-                <w:sz w:val="18"/>
-              </w:rPr>
-              <w:t>b4 (extracted tuples + solver)</w:t>
-            </w:r>
-          </w:p>
-        </w:tc>
-        <w:tc>
-          <w:tcPr>
-            <w:tcW w:type="dxa" w:w="1080"/>
-          </w:tcPr>
-          <w:p>
-            <w:r>
-              <w:rPr>
-                <w:sz w:val="18"/>
-              </w:rPr>
-            </w:r>
-            <w:r>
-              <w:rPr>
-                <w:sz w:val="18"/>
-              </w:rPr>
-              <w:t>C1 to C10</w:t>
-            </w:r>
-          </w:p>
-        </w:tc>
-        <w:tc>
-          <w:tcPr>
-            <w:tcW w:type="dxa" w:w="1080"/>
-          </w:tcPr>
-          <w:p>
-            <w:r>
-              <w:rPr>
-                <w:sz w:val="18"/>
-              </w:rPr>
-            </w:r>
-            <w:r>
-              <w:rPr>
-                <w:sz w:val="18"/>
-              </w:rPr>
-              <w:t>390</w:t>
-            </w:r>
-          </w:p>
-        </w:tc>
-        <w:tc>
-          <w:tcPr>
-            <w:tcW w:type="dxa" w:w="1080"/>
-          </w:tcPr>
-          <w:p>
-            <w:r>
-              <w:rPr>
-                <w:sz w:val="18"/>
-              </w:rPr>
-            </w:r>
-            <w:r>
-              <w:rPr>
-                <w:sz w:val="18"/>
-              </w:rPr>
-              <w:t>84.6</w:t>
-            </w:r>
-          </w:p>
-        </w:tc>
-        <w:tc>
-          <w:tcPr>
-            <w:tcW w:type="dxa" w:w="1080"/>
-          </w:tcPr>
-          <w:p>
-            <w:r>
-              <w:rPr>
-                <w:sz w:val="18"/>
-              </w:rPr>
-            </w:r>
-            <w:r>
-              <w:rPr>
-                <w:sz w:val="18"/>
-              </w:rPr>
-              <w:t>[77.8, 90.0]</w:t>
-            </w:r>
-          </w:p>
-        </w:tc>
-        <w:tc>
-          <w:tcPr>
-            <w:tcW w:type="dxa" w:w="1080"/>
-          </w:tcPr>
-          <w:p>
-            <w:r>
-              <w:rPr>
-                <w:sz w:val="18"/>
-              </w:rPr>
-            </w:r>
-            <w:r>
-              <w:rPr>
-                <w:sz w:val="18"/>
-              </w:rPr>
-              <w:t>80.7</w:t>
-            </w:r>
-          </w:p>
-        </w:tc>
-        <w:tc>
-          <w:tcPr>
-            <w:tcW w:type="dxa" w:w="1080"/>
-          </w:tcPr>
-          <w:p>
-            <w:r>
-              <w:rPr>
-                <w:sz w:val="18"/>
-              </w:rPr>
-            </w:r>
-            <w:r>
-              <w:rPr>
-                <w:sz w:val="18"/>
-              </w:rPr>
-              <w:t>1.4</w:t>
-            </w:r>
-          </w:p>
-        </w:tc>
-        <w:tc>
-          <w:tcPr>
-            <w:tcW w:type="dxa" w:w="1080"/>
-          </w:tcPr>
-          <w:p>
-            <w:r>
-              <w:rPr>
-                <w:sz w:val="18"/>
-              </w:rPr>
-            </w:r>
-            <w:r>
-              <w:rPr>
-                <w:sz w:val="18"/>
-              </w:rPr>
-              <w:t>57.1</w:t>
-            </w:r>
-          </w:p>
-        </w:tc>
-      </w:tr>
-      <w:tr>
-        <w:tc>
-          <w:tcPr>
-            <w:tcW w:type="dxa" w:w="1080"/>
-          </w:tcPr>
-          <w:p>
-            <w:r>
-              <w:rPr>
-                <w:sz w:val="18"/>
-              </w:rPr>
-            </w:r>
-            <w:r>
-              <w:rPr>
-                <w:sz w:val="18"/>
-              </w:rPr>
-              <w:t>b0cw (long context, closed world)</w:t>
-            </w:r>
-          </w:p>
-        </w:tc>
-        <w:tc>
-          <w:tcPr>
-            <w:tcW w:type="dxa" w:w="1080"/>
-          </w:tcPr>
-          <w:p>
-            <w:r>
-              <w:rPr>
-                <w:sz w:val="18"/>
-              </w:rPr>
-            </w:r>
-            <w:r>
-              <w:rPr>
-                <w:sz w:val="18"/>
-              </w:rPr>
-              <w:t>C1, C2, C7</w:t>
-            </w:r>
-          </w:p>
-        </w:tc>
-        <w:tc>
-          <w:tcPr>
-            <w:tcW w:type="dxa" w:w="1080"/>
-          </w:tcPr>
-          <w:p>
-            <w:r>
-              <w:rPr>
-                <w:sz w:val="18"/>
-              </w:rPr>
-            </w:r>
-            <w:r>
-              <w:rPr>
-                <w:sz w:val="18"/>
-              </w:rPr>
-              <w:t>112</w:t>
-            </w:r>
-          </w:p>
-        </w:tc>
-        <w:tc>
-          <w:tcPr>
-            <w:tcW w:type="dxa" w:w="1080"/>
-          </w:tcPr>
-          <w:p>
-            <w:r>
-              <w:rPr>
-                <w:sz w:val="18"/>
-              </w:rPr>
-            </w:r>
-            <w:r>
-              <w:rPr>
-                <w:sz w:val="18"/>
-              </w:rPr>
-              <w:t>87.5</w:t>
-            </w:r>
-          </w:p>
-        </w:tc>
-        <w:tc>
-          <w:tcPr>
-            <w:tcW w:type="dxa" w:w="1080"/>
-          </w:tcPr>
-          <w:p>
-            <w:r>
-              <w:rPr>
-                <w:sz w:val="18"/>
-              </w:rPr>
-            </w:r>
-            <w:r>
-              <w:rPr>
-                <w:sz w:val="18"/>
-              </w:rPr>
-              <w:t>[78.1, 95.5]</w:t>
-            </w:r>
-          </w:p>
-        </w:tc>
-        <w:tc>
-          <w:tcPr>
-            <w:tcW w:type="dxa" w:w="1080"/>
-          </w:tcPr>
-          <w:p>
-            <w:r>
-              <w:rPr>
-                <w:sz w:val="18"/>
-              </w:rPr>
-            </w:r>
-            <w:r>
-              <w:rPr>
-                <w:sz w:val="18"/>
-              </w:rPr>
-              <w:t>82.0</w:t>
-            </w:r>
-          </w:p>
-        </w:tc>
-        <w:tc>
-          <w:tcPr>
-            <w:tcW w:type="dxa" w:w="1080"/>
-          </w:tcPr>
-          <w:p>
-            <w:r>
-              <w:rPr>
-                <w:sz w:val="18"/>
-              </w:rPr>
-            </w:r>
-            <w:r>
-              <w:rPr>
-                <w:sz w:val="18"/>
-              </w:rPr>
-              <w:t>3.1</w:t>
-            </w:r>
-          </w:p>
-        </w:tc>
-        <w:tc>
-          <w:tcPr>
-            <w:tcW w:type="dxa" w:w="1080"/>
-          </w:tcPr>
-          <w:p>
-            <w:r>
-              <w:rPr>
-                <w:sz w:val="18"/>
-              </w:rPr>
-            </w:r>
-            <w:r>
-              <w:rPr>
-                <w:sz w:val="18"/>
-              </w:rPr>
-              <w:t>85.1</w:t>
-            </w:r>
-          </w:p>
-        </w:tc>
-      </w:tr>
-      <w:tr>
-        <w:tc>
-          <w:tcPr>
-            <w:tcW w:type="dxa" w:w="1080"/>
-          </w:tcPr>
-          <w:p>
-            <w:r>
-              <w:rPr>
-                <w:sz w:val="18"/>
-              </w:rPr>
-            </w:r>
-            <w:r>
-              <w:rPr>
-                <w:sz w:val="18"/>
-              </w:rPr>
-              <w:t>b0 (long context)</w:t>
-            </w:r>
-          </w:p>
-        </w:tc>
-        <w:tc>
-          <w:tcPr>
-            <w:tcW w:type="dxa" w:w="1080"/>
-          </w:tcPr>
-          <w:p>
-            <w:r>
-              <w:rPr>
-                <w:sz w:val="18"/>
-              </w:rPr>
-            </w:r>
-            <w:r>
-              <w:rPr>
-                <w:sz w:val="18"/>
-              </w:rPr>
-              <w:t>C1, C2, C7</w:t>
-            </w:r>
-          </w:p>
-        </w:tc>
-        <w:tc>
-          <w:tcPr>
-            <w:tcW w:type="dxa" w:w="1080"/>
-          </w:tcPr>
-          <w:p>
-            <w:r>
-              <w:rPr>
-                <w:sz w:val="18"/>
-              </w:rPr>
-            </w:r>
-            <w:r>
-              <w:rPr>
-                <w:sz w:val="18"/>
-              </w:rPr>
-              <w:t>32</w:t>
-            </w:r>
-          </w:p>
-        </w:tc>
-        <w:tc>
-          <w:tcPr>
-            <w:tcW w:type="dxa" w:w="1080"/>
-          </w:tcPr>
-          <w:p>
-            <w:r>
-              <w:rPr>
-                <w:sz w:val="18"/>
-              </w:rPr>
-            </w:r>
-            <w:r>
-              <w:rPr>
-                <w:sz w:val="18"/>
-              </w:rPr>
-              <w:t>96.9</w:t>
-            </w:r>
-          </w:p>
-        </w:tc>
-        <w:tc>
-          <w:tcPr>
-            <w:tcW w:type="dxa" w:w="1080"/>
-          </w:tcPr>
-          <w:p>
-            <w:r>
-              <w:rPr>
-                <w:sz w:val="18"/>
-              </w:rPr>
-            </w:r>
-            <w:r>
-              <w:rPr>
-                <w:sz w:val="18"/>
-              </w:rPr>
-              <w:t>[90.0, 100.0]</w:t>
-            </w:r>
-          </w:p>
-        </w:tc>
-        <w:tc>
-          <w:tcPr>
-            <w:tcW w:type="dxa" w:w="1080"/>
-          </w:tcPr>
-          <w:p>
-            <w:r>
-              <w:rPr>
-                <w:sz w:val="18"/>
-              </w:rPr>
-            </w:r>
-            <w:r>
-              <w:rPr>
-                <w:sz w:val="18"/>
-              </w:rPr>
-              <w:t>97.3</w:t>
-            </w:r>
-          </w:p>
-        </w:tc>
-        <w:tc>
-          <w:tcPr>
-            <w:tcW w:type="dxa" w:w="1080"/>
-          </w:tcPr>
-          <w:p>
-            <w:r>
-              <w:rPr>
-                <w:sz w:val="18"/>
-              </w:rPr>
-            </w:r>
-            <w:r>
-              <w:rPr>
-                <w:sz w:val="18"/>
-              </w:rPr>
-              <w:t>0.0</w:t>
-            </w:r>
-          </w:p>
-        </w:tc>
-        <w:tc>
-          <w:tcPr>
-            <w:tcW w:type="dxa" w:w="1080"/>
-          </w:tcPr>
-          <w:p>
-            <w:r>
-              <w:rPr>
-                <w:sz w:val="18"/>
-              </w:rPr>
-            </w:r>
-            <w:r>
-              <w:rPr>
-                <w:sz w:val="18"/>
-              </w:rPr>
-              <w:t>95.5</w:t>
-            </w:r>
-          </w:p>
-        </w:tc>
-      </w:tr>
-      <w:tr>
-        <w:tc>
-          <w:tcPr>
-            <w:tcW w:type="dxa" w:w="1080"/>
-          </w:tcPr>
-          <w:p>
-            <w:r>
-              <w:rPr>
-                <w:sz w:val="18"/>
-              </w:rPr>
-            </w:r>
-            <w:r>
-              <w:rPr>
-                <w:sz w:val="18"/>
-              </w:rPr>
-              <w:t>b4oracle (gold tuples + solver)</w:t>
-            </w:r>
-          </w:p>
-        </w:tc>
-        <w:tc>
-          <w:tcPr>
-            <w:tcW w:type="dxa" w:w="1080"/>
-          </w:tcPr>
-          <w:p>
-            <w:r>
-              <w:rPr>
-                <w:sz w:val="18"/>
-              </w:rPr>
-            </w:r>
-            <w:r>
-              <w:rPr>
-                <w:sz w:val="18"/>
-              </w:rPr>
-              <w:t>C1 to C10</w:t>
-            </w:r>
-          </w:p>
-        </w:tc>
-        <w:tc>
-          <w:tcPr>
-            <w:tcW w:type="dxa" w:w="1080"/>
-          </w:tcPr>
-          <w:p>
-            <w:r>
-              <w:rPr>
-                <w:sz w:val="18"/>
-              </w:rPr>
-            </w:r>
-            <w:r>
-              <w:rPr>
-                <w:sz w:val="18"/>
-              </w:rPr>
-              <w:t>342</w:t>
-            </w:r>
-          </w:p>
-        </w:tc>
-        <w:tc>
-          <w:tcPr>
-            <w:tcW w:type="dxa" w:w="1080"/>
-          </w:tcPr>
-          <w:p>
-            <w:r>
-              <w:rPr>
-                <w:sz w:val="18"/>
-              </w:rPr>
-            </w:r>
-            <w:r>
-              <w:rPr>
-                <w:sz w:val="18"/>
-              </w:rPr>
-              <w:t>91.8</w:t>
-            </w:r>
-          </w:p>
-        </w:tc>
-        <w:tc>
-          <w:tcPr>
-            <w:tcW w:type="dxa" w:w="1080"/>
-          </w:tcPr>
-          <w:p>
-            <w:r>
-              <w:rPr>
-                <w:sz w:val="18"/>
-              </w:rPr>
-            </w:r>
-            <w:r>
-              <w:rPr>
-                <w:sz w:val="18"/>
-              </w:rPr>
-              <w:t>[83.3, 98.0]</w:t>
-            </w:r>
-          </w:p>
-        </w:tc>
-        <w:tc>
-          <w:tcPr>
-            <w:tcW w:type="dxa" w:w="1080"/>
-          </w:tcPr>
-          <w:p>
-            <w:r>
-              <w:rPr>
-                <w:sz w:val="18"/>
-              </w:rPr>
-            </w:r>
-            <w:r>
-              <w:rPr>
-                <w:sz w:val="18"/>
-              </w:rPr>
-              <w:t>89.3</w:t>
-            </w:r>
-          </w:p>
-        </w:tc>
-        <w:tc>
-          <w:tcPr>
-            <w:tcW w:type="dxa" w:w="1080"/>
-          </w:tcPr>
-          <w:p>
-            <w:r>
-              <w:rPr>
-                <w:sz w:val="18"/>
-              </w:rPr>
-            </w:r>
-            <w:r>
-              <w:rPr>
-                <w:sz w:val="18"/>
-              </w:rPr>
-              <w:t>2.9</w:t>
-            </w:r>
-          </w:p>
-        </w:tc>
-        <w:tc>
-          <w:tcPr>
-            <w:tcW w:type="dxa" w:w="1080"/>
-          </w:tcPr>
-          <w:p>
-            <w:r>
-              <w:rPr>
-                <w:sz w:val="18"/>
-              </w:rPr>
-            </w:r>
-            <w:r>
-              <w:rPr>
-                <w:sz w:val="18"/>
-              </w:rPr>
-              <w:t>69.6</w:t>
-            </w:r>
-          </w:p>
-        </w:tc>
-      </w:tr>
-    </w:tbl>
-    <w:p/>
-    <w:p>
-      <w:r>
-        <w:t xml:space="preserve">On the solver-scope subset b4 (previous version) scored 82.9 (n=340) against b0cw's 87.5, but the two numbers were measured on different items (340 solver-scope items versus 112 items of C1, C2, C7); on the 78 items they share the difference is 11 versus 12 discordant pairs, exact p = 1.000, which shows no difference and does not establish parity. After the refinement stages (evidence verification, recall pass, out-of-vocabulary rows kept as UNMODELED_RULE) accuracy on the post-tuning analysis set is 92.2 [85.3, 96.0] (n=102) and on the clean held-out set 84.1 [77.9, 88.8] (n=170), unchanged from before; the held-out comparison with the long-context baseline could not be completed (quota), so no superiority or parity claim is made on clean data. Oracle ceilings: 94.1 (analysis), 89.4 (held-out). See </w:t>
-      </w:r>
-      <w:r>
-        <w:rPr>
-          <w:rFonts w:ascii="Consolas" w:hAnsi="Consolas"/>
-          <w:sz w:val="19"/>
-        </w:rPr>
-        <w:t>evidence/bench_report.md</w:t>
-      </w:r>
-      <w:r>
-        <w:t xml:space="preserve">, </w:t>
-      </w:r>
-      <w:r>
-        <w:rPr>
-          <w:rFonts w:ascii="Consolas" w:hAnsi="Consolas"/>
-          <w:sz w:val="19"/>
-        </w:rPr>
-        <w:t>bench_protocol.md</w:t>
-      </w:r>
-      <w:r>
-        <w:t xml:space="preserve">, </w:t>
-      </w:r>
-      <w:r>
-        <w:rPr>
-          <w:rFonts w:ascii="Consolas" w:hAnsi="Consolas"/>
-          <w:sz w:val="19"/>
-        </w:rPr>
-        <w:t>bench_error_taxonomy.md</w:t>
-      </w:r>
-      <w:r>
-        <w:t>.</w:t>
+        <w:t>For coverage gaps, a mixed-integer programme selects the plans that close the most weighted gap within the customer's monthly budget, without buying overlapping indemnity cover.</w:t>
       </w:r>
     </w:p>
     <w:p>
@@ -3294,19 +1626,12 @@
         <w:rPr>
           <w:color w:val="14213D"/>
         </w:rPr>
-        <w:t>4.6 Recourse and adjudication twin</w:t>
+        <w:t>5.6 Understanding the conversation</w:t>
       </w:r>
     </w:p>
     <w:p>
       <w:r>
-        <w:rPr>
-          <w:rFonts w:ascii="Consolas" w:hAnsi="Consolas"/>
-          <w:sz w:val="19"/>
-        </w:rPr>
-        <w:t>evidence/recourse_report.md</w:t>
-      </w:r>
-      <w:r>
-        <w:t>, Part A: replaying the 33 scripted tasks (90 turns) produced 6 DENIED verdicts, of which 4 of 6 (67%) have a legitimate recourse (three by claiming under another policy of the portfolio, one by waiting until the waiting period ends). The two without recourse depend on immutable facts (cause of a dental claim; survival days), which is the intended result. Part B (ombudsman decisions) was not yet run when the report was generated; the loader and the mapping replay are implemented.</w:t>
+        <w:t>Before any fact is used, the Conversation Agent classifies the message against the situation already established, using the last few exchanges for references such as "that one" or "and the other policy?". A correction updates only the corrected fact; a what-if is answered as a what-if; a new situation clears the previous one. The planner also reads what the customer wants to know (documents, deadline, amount, progress of a filed claim), and the deterministic answer to that question is placed first. When more than one policy could take a claim, the assistant asks which one to file instead of choosing. A request to act is accepted only when the model reads an explicit request or an accepted offer; a greeting can never prepare a submission.</w:t>
       </w:r>
     </w:p>
     <w:p>
@@ -3317,177 +1642,12 @@
         <w:rPr>
           <w:color w:val="14213D"/>
         </w:rPr>
-        <w:t>4.7 Plan selection</w:t>
+        <w:t>5.7 Writing the answer</w:t>
       </w:r>
     </w:p>
     <w:p>
       <w:r>
-        <w:rPr>
-          <w:rFonts w:ascii="Consolas" w:hAnsi="Consolas"/>
-          <w:sz w:val="19"/>
-        </w:rPr>
-        <w:t>evidence/plan_selection_report.md</w:t>
-      </w:r>
-      <w:r>
-        <w:t>, 100 synthetic households, seed 7. Experiment B (mixed-peril catalogue, premiums): the optimiser closes more weighted gap than the cheapest plan in 73/100 households (ties 27) and more than the most expensive plan in 79/100 (ties 21), with 0 budget violations for every method. Experiment A (834 real CMS Texas plans, out-of-pocket cost basis because the Rate PUF was absent at run time): the optimiser, the cheapest plan and the highest metal plan picked the identical plan in 100/100 households. This is the honest result: every ACA plan covers the same essential-health-benefit perils, so with one cost basis the choice reduces to price. With premiums the baselines separate and the answer depends on the chosen objective.</w:t>
-      </w:r>
-    </w:p>
-    <w:p>
-      <w:pPr>
-        <w:pStyle w:val="Heading2"/>
-      </w:pPr>
-      <w:r>
-        <w:rPr>
-          <w:color w:val="14213D"/>
-        </w:rPr>
-        <w:t>4.8 Claim allocation</w:t>
-      </w:r>
-    </w:p>
-    <w:p>
-      <w:r>
-        <w:t>Measured (</w:t>
-      </w:r>
-      <w:r>
-        <w:rPr>
-          <w:rFonts w:ascii="Consolas" w:hAnsi="Consolas"/>
-          <w:sz w:val="19"/>
-        </w:rPr>
-        <w:t>evidence/allocation_report.md</w:t>
-      </w:r>
-      <w:r>
-        <w:t>, 500 households, seed 20261011, no language model): on real CMS Marketplace plans (200 Texas PY2026 plans, co-primary layer), greedy is suboptimal in 236/500 households (47.2%), with a mean gain of USD 988 where suboptimal (USD 466 across all households; mean recovery USD 13,526 optimizer vs USD 13,060 greedy vs USD 11,649 single-policy). On the persona households (Indonesian rule pack, real policy wordings, sampled bills) the ID coordination rules are fully order-determined, so greedy matches the optimizer (0/500 suboptimal); the optimizer's contribution there is the exact claiming order and amount per payer, not a recovery gain. The CMS data has no coordination-of-benefits clause, so plans are also evaluated "as loaded" (every plan treated as mutually excess, which the optimizer resolves pro rata by limit); that resolution recovers less than sequential claiming (20.4% vs 58.1% of the bill), a property of the pro-rata rule, not of the optimizer.</w:t>
-      </w:r>
-    </w:p>
-    <w:p>
-      <w:pPr>
-        <w:pStyle w:val="Heading2"/>
-      </w:pPr>
-      <w:r>
-        <w:rPr>
-          <w:color w:val="14213D"/>
-        </w:rPr>
-        <w:t>4.9 Cost</w:t>
-      </w:r>
-    </w:p>
-    <w:p>
-      <w:r>
-        <w:rPr>
-          <w:rFonts w:ascii="Consolas" w:hAnsi="Consolas"/>
-          <w:sz w:val="19"/>
-        </w:rPr>
-        <w:t>evidence/cost_report.md</w:t>
-      </w:r>
-      <w:r>
-        <w:t xml:space="preserve"> (90 turns of the 33 scripted tasks, replay only): mean 0.98 model calls per turn, 48 of 90 turns with zero calls; functional tasks only, mean 2.36 calls and 2,358 tokens per turn against 13,877 for a full-document baseline (17.0%). Output-token figures are assumptions; input tokens are measured prompt sizes / 4.</w:t>
-      </w:r>
-    </w:p>
-    <w:p>
-      <w:pPr>
-        <w:pStyle w:val="Heading2"/>
-      </w:pPr>
-      <w:r>
-        <w:rPr>
-          <w:color w:val="14213D"/>
-        </w:rPr>
-        <w:t>4.11 Diagnosis coding</w:t>
-      </w:r>
-    </w:p>
-    <w:p>
-      <w:r>
-        <w:rPr>
-          <w:rFonts w:ascii="Consolas" w:hAnsi="Consolas"/>
-          <w:sz w:val="19"/>
-        </w:rPr>
-        <w:t>python -m bench.icd_eval</w:t>
-      </w:r>
-      <w:r>
-        <w:t xml:space="preserve"> runs 76 team-written, hand-labelled diagnosis lines (</w:t>
-      </w:r>
-      <w:r>
-        <w:rPr>
-          <w:rFonts w:ascii="Consolas" w:hAnsi="Consolas"/>
-          <w:sz w:val="19"/>
-        </w:rPr>
-        <w:t>data/benchmark/icd_eval.jsonl</w:t>
-      </w:r>
-      <w:r>
-        <w:t>; 64 with a gold 3-character category, 12 gold-undetermined) through both resolution paths (</w:t>
-      </w:r>
-      <w:r>
-        <w:rPr>
-          <w:rFonts w:ascii="Consolas" w:hAnsi="Consolas"/>
-          <w:sz w:val="19"/>
-        </w:rPr>
-        <w:t>evidence/icd_report.md</w:t>
-      </w:r>
-      <w:r>
-        <w:t xml:space="preserve">, </w:t>
-      </w:r>
-      <w:r>
-        <w:rPr>
-          <w:rFonts w:ascii="Consolas" w:hAnsi="Consolas"/>
-          <w:sz w:val="19"/>
-        </w:rPr>
-        <w:t>evidence/icd_results.jsonl</w:t>
-      </w:r>
-      <w:r>
-        <w:t>). The set is team-authored, not a public clinical dataset; no public Indonesian discharge-summary benchmark with ICD-10 labels exists. Coder path: category accuracy 92.2% on gold-coded lines, 6.2% of gold-coded lines left undetermined, 83.3% of gold-undetermined lines correctly left undetermined, false-code rate 3.9% (3 of 76), BM25 retrieval recall@k 96.9%. Alias dictionary path: 17.2% accuracy, 85.5% undetermined, 0 false codes (it covers about 30 conditions and declines everything else). The three coder false codes are a status code chosen for a "post-CABG" line whose gold is the underlying disease (Z95.1 for I25), a follow-up-care code for "kontrol rutin pasca operasi" (Z09), and an uncertain-behaviour neoplasm code for "tumor abdomen, jenis belum diketahui" (D48.7); the last two are lines whose gold is undetermined and the labels were not changed after seeing the output. None of the three falls inside a critical-illness range such as C00-C97 or I21.</w:t>
-      </w:r>
-    </w:p>
-    <w:p>
-      <w:pPr>
-        <w:pStyle w:val="Heading2"/>
-      </w:pPr>
-      <w:r>
-        <w:rPr>
-          <w:color w:val="14213D"/>
-        </w:rPr>
-        <w:t>4.10 Test suite</w:t>
-      </w:r>
-    </w:p>
-    <w:p>
-      <w:r>
-        <w:rPr>
-          <w:rFonts w:ascii="Consolas" w:hAnsi="Consolas"/>
-          <w:sz w:val="19"/>
-        </w:rPr>
-        <w:t>python -m pytest -q</w:t>
-      </w:r>
-      <w:r>
-        <w:t>: 554 passed, 1 skipped (2026-10-19, no API key, tests isolated from the hosted database and from the developer's environment file).</w:t>
-      </w:r>
-    </w:p>
-    <w:p>
-      <w:pPr>
-        <w:pStyle w:val="Heading2"/>
-      </w:pPr>
-      <w:r>
-        <w:rPr>
-          <w:color w:val="14213D"/>
-        </w:rPr>
-        <w:t>4.12 Conversation quality</w:t>
-      </w:r>
-    </w:p>
-    <w:p>
-      <w:r>
-        <w:rPr>
-          <w:rFonts w:ascii="Consolas" w:hAnsi="Consolas"/>
-          <w:sz w:val="19"/>
-        </w:rPr>
-        <w:t>python scripts/conversation_eval.py</w:t>
-      </w:r>
-      <w:r>
-        <w:t xml:space="preserve"> runs 32 fixed conversations, 47 turns in all (Indonesian, English, slang, typos, mixed language, long narratives, corrections, what-ifs, topic switches, small talk, refusals, attacks), against a running backend, and checks each reply with language-independent anchors (what the answer must carry and must not do, the reply language, how the turn relates to the conversation, whether an action was prepared). The report is written to </w:t>
-      </w:r>
-      <w:r>
-        <w:rPr>
-          <w:rFonts w:ascii="Consolas" w:hAnsi="Consolas"/>
-          <w:sz w:val="19"/>
-        </w:rPr>
-        <w:t>evidence/conversation_eval_&lt;label&gt;.json</w:t>
-      </w:r>
-      <w:r>
-        <w:t xml:space="preserve"> so every prompt change is measured against the last. Before the reply-writer rewrite (few-shot examples, private reasoning, two candidates, recent turns as data): 40 of 47 turns passed (85%), 28 of 47 replies model-written. After: 42 of 47 (89%), 30 of 47. The remaining failures were then fixed in code (question focus, Indonesian account-change wording, deadline worry read as a deadline question, choice only among decided policies); a full re-run after those fixes is not reported here. The set is team-written.</w:t>
+        <w:t>The Explainer Agent receives only the engine's results and worked examples. It writes two candidate replies; a verifier checks that every number, date and identifier in the chosen candidate appears in the engine's results, and falls back to the other candidate, then to a fixed text, if not. Quoted clause text must match the policy word for word. If the language model is unavailable, the customer is told so plainly and may use their own key; no rule-based text is presented as the assistant's answer.</w:t>
       </w:r>
     </w:p>
     <w:p>
@@ -3498,115 +1658,316 @@
         <w:rPr>
           <w:color w:val="14213D"/>
         </w:rPr>
-        <w:t>5. Why each component exists (kill tests)</w:t>
+        <w:t>6. Security</w:t>
       </w:r>
     </w:p>
     <w:p>
-      <w:pPr>
-        <w:pStyle w:val="ListBullet"/>
-      </w:pPr>
       <w:r>
-        <w:t>Verdict solver instead of a model answer: on the public benchmark the model-only conditions answer from the whole contract and cannot show which clause fired; b0cw's evidence hit is high but its NA-to-DENIED rate (3.1) shows it inventing denials where no clause governs. The solver's NA-to-DENIED rate is 1.4 (b4) and it never emits a verdict without a tuple id (</w:t>
-      </w:r>
-      <w:r>
-        <w:rPr>
-          <w:rFonts w:ascii="Consolas" w:hAnsi="Consolas"/>
-          <w:sz w:val="19"/>
-        </w:rPr>
-        <w:t>evidence/bench_report.md</w:t>
-      </w:r>
-      <w:r>
-        <w:t>).</w:t>
+        <w:t>Four permission tiers are enforced by code on every tool call:</w:t>
       </w:r>
     </w:p>
+    <w:tbl>
+      <w:tblPr>
+        <w:tblStyle w:val="TableGrid"/>
+        <w:tblW w:type="auto" w:w="0"/>
+        <w:tblLook w:firstColumn="1" w:firstRow="1" w:lastColumn="0" w:lastRow="0" w:noHBand="0" w:noVBand="1" w:val="04A0"/>
+      </w:tblPr>
+      <w:tblGrid>
+        <w:gridCol w:w="2880"/>
+        <w:gridCol w:w="2880"/>
+        <w:gridCol w:w="2880"/>
+      </w:tblGrid>
+      <w:tr>
+        <w:tc>
+          <w:tcPr>
+            <w:tcW w:type="dxa" w:w="2880"/>
+          </w:tcPr>
+          <w:p>
+            <w:r>
+              <w:rPr>
+                <w:b/>
+                <w:sz w:val="18"/>
+              </w:rPr>
+            </w:r>
+            <w:r>
+              <w:rPr>
+                <w:b/>
+                <w:sz w:val="18"/>
+              </w:rPr>
+              <w:t>Tier</w:t>
+            </w:r>
+          </w:p>
+        </w:tc>
+        <w:tc>
+          <w:tcPr>
+            <w:tcW w:type="dxa" w:w="2880"/>
+          </w:tcPr>
+          <w:p>
+            <w:r>
+              <w:rPr>
+                <w:b/>
+                <w:sz w:val="18"/>
+              </w:rPr>
+            </w:r>
+            <w:r>
+              <w:rPr>
+                <w:b/>
+                <w:sz w:val="18"/>
+              </w:rPr>
+              <w:t>What it allows</w:t>
+            </w:r>
+          </w:p>
+        </w:tc>
+        <w:tc>
+          <w:tcPr>
+            <w:tcW w:type="dxa" w:w="2880"/>
+          </w:tcPr>
+          <w:p>
+            <w:r>
+              <w:rPr>
+                <w:b/>
+                <w:sz w:val="18"/>
+              </w:rPr>
+            </w:r>
+            <w:r>
+              <w:rPr>
+                <w:b/>
+                <w:sz w:val="18"/>
+              </w:rPr>
+              <w:t>How it is controlled</w:t>
+            </w:r>
+          </w:p>
+        </w:tc>
+      </w:tr>
+      <w:tr>
+        <w:tc>
+          <w:tcPr>
+            <w:tcW w:type="dxa" w:w="2880"/>
+          </w:tcPr>
+          <w:p>
+            <w:r>
+              <w:rPr>
+                <w:sz w:val="18"/>
+              </w:rPr>
+            </w:r>
+            <w:r>
+              <w:rPr>
+                <w:sz w:val="18"/>
+              </w:rPr>
+              <w:t>T0</w:t>
+            </w:r>
+          </w:p>
+        </w:tc>
+        <w:tc>
+          <w:tcPr>
+            <w:tcW w:type="dxa" w:w="2880"/>
+          </w:tcPr>
+          <w:p>
+            <w:r>
+              <w:rPr>
+                <w:sz w:val="18"/>
+              </w:rPr>
+            </w:r>
+            <w:r>
+              <w:rPr>
+                <w:sz w:val="18"/>
+              </w:rPr>
+              <w:t>Read the customer's own data</w:t>
+            </w:r>
+          </w:p>
+        </w:tc>
+        <w:tc>
+          <w:tcPr>
+            <w:tcW w:type="dxa" w:w="2880"/>
+          </w:tcPr>
+          <w:p>
+            <w:r>
+              <w:rPr>
+                <w:sz w:val="18"/>
+              </w:rPr>
+            </w:r>
+            <w:r>
+              <w:rPr>
+                <w:sz w:val="18"/>
+              </w:rPr>
+              <w:t>Account isolation on every request</w:t>
+            </w:r>
+          </w:p>
+        </w:tc>
+      </w:tr>
+      <w:tr>
+        <w:tc>
+          <w:tcPr>
+            <w:tcW w:type="dxa" w:w="2880"/>
+          </w:tcPr>
+          <w:p>
+            <w:r>
+              <w:rPr>
+                <w:sz w:val="18"/>
+              </w:rPr>
+            </w:r>
+            <w:r>
+              <w:rPr>
+                <w:sz w:val="18"/>
+              </w:rPr>
+              <w:t>T1</w:t>
+            </w:r>
+          </w:p>
+        </w:tc>
+        <w:tc>
+          <w:tcPr>
+            <w:tcW w:type="dxa" w:w="2880"/>
+          </w:tcPr>
+          <w:p>
+            <w:r>
+              <w:rPr>
+                <w:sz w:val="18"/>
+              </w:rPr>
+            </w:r>
+            <w:r>
+              <w:rPr>
+                <w:sz w:val="18"/>
+              </w:rPr>
+              <w:t>Compute, draft, prepare a form</w:t>
+            </w:r>
+          </w:p>
+        </w:tc>
+        <w:tc>
+          <w:tcPr>
+            <w:tcW w:type="dxa" w:w="2880"/>
+          </w:tcPr>
+          <w:p>
+            <w:r>
+              <w:rPr>
+                <w:sz w:val="18"/>
+              </w:rPr>
+            </w:r>
+            <w:r>
+              <w:rPr>
+                <w:sz w:val="18"/>
+              </w:rPr>
+              <w:t>Runs automatically, no side effects outside the session</w:t>
+            </w:r>
+          </w:p>
+        </w:tc>
+      </w:tr>
+      <w:tr>
+        <w:tc>
+          <w:tcPr>
+            <w:tcW w:type="dxa" w:w="2880"/>
+          </w:tcPr>
+          <w:p>
+            <w:r>
+              <w:rPr>
+                <w:sz w:val="18"/>
+              </w:rPr>
+            </w:r>
+            <w:r>
+              <w:rPr>
+                <w:sz w:val="18"/>
+              </w:rPr>
+              <w:t>T2</w:t>
+            </w:r>
+          </w:p>
+        </w:tc>
+        <w:tc>
+          <w:tcPr>
+            <w:tcW w:type="dxa" w:w="2880"/>
+          </w:tcPr>
+          <w:p>
+            <w:r>
+              <w:rPr>
+                <w:sz w:val="18"/>
+              </w:rPr>
+            </w:r>
+            <w:r>
+              <w:rPr>
+                <w:sz w:val="18"/>
+              </w:rPr>
+              <w:t>Submit a claim, attach a document, file an appeal, book a call-back</w:t>
+            </w:r>
+          </w:p>
+        </w:tc>
+        <w:tc>
+          <w:tcPr>
+            <w:tcW w:type="dxa" w:w="2880"/>
+          </w:tcPr>
+          <w:p>
+            <w:r>
+              <w:rPr>
+                <w:sz w:val="18"/>
+              </w:rPr>
+            </w:r>
+            <w:r>
+              <w:rPr>
+                <w:sz w:val="18"/>
+              </w:rPr>
+              <w:t>Only after the customer taps Confirm; a single-use server token bound to the exact arguments</w:t>
+            </w:r>
+          </w:p>
+        </w:tc>
+      </w:tr>
+      <w:tr>
+        <w:tc>
+          <w:tcPr>
+            <w:tcW w:type="dxa" w:w="2880"/>
+          </w:tcPr>
+          <w:p>
+            <w:r>
+              <w:rPr>
+                <w:sz w:val="18"/>
+              </w:rPr>
+            </w:r>
+            <w:r>
+              <w:rPr>
+                <w:sz w:val="18"/>
+              </w:rPr>
+              <w:t>T3</w:t>
+            </w:r>
+          </w:p>
+        </w:tc>
+        <w:tc>
+          <w:tcPr>
+            <w:tcW w:type="dxa" w:w="2880"/>
+          </w:tcPr>
+          <w:p>
+            <w:r>
+              <w:rPr>
+                <w:sz w:val="18"/>
+              </w:rPr>
+            </w:r>
+            <w:r>
+              <w:rPr>
+                <w:sz w:val="18"/>
+              </w:rPr>
+              <w:t>Money and identity (payout account, beneficiary)</w:t>
+            </w:r>
+          </w:p>
+        </w:tc>
+        <w:tc>
+          <w:tcPr>
+            <w:tcW w:type="dxa" w:w="2880"/>
+          </w:tcPr>
+          <w:p>
+            <w:r>
+              <w:rPr>
+                <w:sz w:val="18"/>
+              </w:rPr>
+            </w:r>
+            <w:r>
+              <w:rPr>
+                <w:sz w:val="18"/>
+              </w:rPr>
+              <w:t>No executing tool exists; the assistant opens a ticket for a person at the insurer</w:t>
+            </w:r>
+          </w:p>
+        </w:tc>
+      </w:tr>
+    </w:tbl>
+    <w:p/>
     <w:p>
-      <w:pPr>
-        <w:pStyle w:val="ListBullet"/>
-      </w:pPr>
       <w:r>
-        <w:t>Verdict-sensitivity clarification instead of asking for every missing slot: 35 of 35 irrelevant removals stayed silent while 26 of 30 relevant ones were asked (</w:t>
-      </w:r>
-      <w:r>
-        <w:rPr>
-          <w:rFonts w:ascii="Consolas" w:hAnsi="Consolas"/>
-          <w:sz w:val="19"/>
-        </w:rPr>
-        <w:t>evidence/clarify_report.md</w:t>
-      </w:r>
-      <w:r>
-        <w:t>).</w:t>
-      </w:r>
-    </w:p>
-    <w:p>
-      <w:pPr>
-        <w:pStyle w:val="ListBullet"/>
-      </w:pPr>
-      <w:r>
-        <w:t>Claim allocation optimizer instead of greedy claiming: by construction greedy equals the optimum only when the holding order respects the rule pack and no policy has a deductible, co-payment or cap; where it does not, the exact order search recovers more: on 200 real CMS plans it is suboptimal in 47.2% of 500 simulated households, by a mean of USD 988 where suboptimal (</w:t>
-      </w:r>
-      <w:r>
-        <w:rPr>
-          <w:rFonts w:ascii="Consolas" w:hAnsi="Consolas"/>
-          <w:sz w:val="19"/>
-        </w:rPr>
-        <w:t>evidence/allocation_report.md</w:t>
-      </w:r>
-      <w:r>
-        <w:t>).</w:t>
-      </w:r>
-    </w:p>
-    <w:p>
-      <w:pPr>
-        <w:pStyle w:val="ListBullet"/>
-      </w:pPr>
-      <w:r>
-        <w:t>Plan selection optimizer instead of "cheapest" or "most expensive": 73/100 and 79/100 households on the mixed catalogue; identical on the single-peril CMS catalogue (</w:t>
-      </w:r>
-      <w:r>
-        <w:rPr>
-          <w:rFonts w:ascii="Consolas" w:hAnsi="Consolas"/>
-          <w:sz w:val="19"/>
-        </w:rPr>
-        <w:t>evidence/plan_selection_report.md</w:t>
-      </w:r>
-      <w:r>
-        <w:t>).</w:t>
-      </w:r>
-    </w:p>
-    <w:p>
-      <w:pPr>
-        <w:pStyle w:val="ListBullet"/>
-      </w:pPr>
-      <w:r>
-        <w:t>Recourse instead of a bare denial: 4 of 6 denials had a legitimate path to COVERED (</w:t>
-      </w:r>
-      <w:r>
-        <w:rPr>
-          <w:rFonts w:ascii="Consolas" w:hAnsi="Consolas"/>
-          <w:sz w:val="19"/>
-        </w:rPr>
-        <w:t>evidence/recourse_report.md</w:t>
-      </w:r>
-      <w:r>
-        <w:t>).</w:t>
-      </w:r>
-    </w:p>
-    <w:p>
-      <w:pPr>
-        <w:pStyle w:val="ListBullet"/>
-      </w:pPr>
-      <w:r>
-        <w:t>Enforcement in code instead of in the prompt: with the enforcement function patched to allow-all, the kill-switch attack succeeds (1/27); with it on, 0/27 (</w:t>
-      </w:r>
-      <w:r>
-        <w:rPr>
-          <w:rFonts w:ascii="Consolas" w:hAnsi="Consolas"/>
-          <w:sz w:val="19"/>
-        </w:rPr>
-        <w:t>evidence/adversarial_report.md</w:t>
-      </w:r>
-      <w:r>
-        <w:t>).</w:t>
+        <w:t>Further controls: text from documents, tools and models is labelled untrusted and can never become a T2 or T3 argument; uploaded files are scanned for hidden instructions (white text, tiny fonts, off-page text, annotations); personal data is removed locally before any document reaches a hosted model; a circuit breaker stops a session after repeated denials; the insurer holds a halt switch that stops every assistant action for every customer; customers sign in with confirmed email accounts, and one account can never read another's policies, claims, files or chats. The threat model, OWASP mapping, test results and risk register are in the Security Self-Assessment.</w:t>
       </w:r>
     </w:p>
     <w:p>
@@ -3617,87 +1978,256 @@
         <w:rPr>
           <w:color w:val="14213D"/>
         </w:rPr>
-        <w:t>6. Limitations</w:t>
+        <w:t>7. Data</w:t>
       </w:r>
     </w:p>
+    <w:tbl>
+      <w:tblPr>
+        <w:tblStyle w:val="TableGrid"/>
+        <w:tblW w:type="auto" w:w="0"/>
+        <w:tblLook w:firstColumn="1" w:firstRow="1" w:lastColumn="0" w:lastRow="0" w:noHBand="0" w:noVBand="1" w:val="04A0"/>
+      </w:tblPr>
+      <w:tblGrid>
+        <w:gridCol w:w="4320"/>
+        <w:gridCol w:w="4320"/>
+      </w:tblGrid>
+      <w:tr>
+        <w:tc>
+          <w:tcPr>
+            <w:tcW w:type="dxa" w:w="4320"/>
+          </w:tcPr>
+          <w:p>
+            <w:r>
+              <w:rPr>
+                <w:b/>
+                <w:sz w:val="18"/>
+              </w:rPr>
+            </w:r>
+            <w:r>
+              <w:rPr>
+                <w:b/>
+                <w:sz w:val="18"/>
+              </w:rPr>
+              <w:t>Source</w:t>
+            </w:r>
+          </w:p>
+        </w:tc>
+        <w:tc>
+          <w:tcPr>
+            <w:tcW w:type="dxa" w:w="4320"/>
+          </w:tcPr>
+          <w:p>
+            <w:r>
+              <w:rPr>
+                <w:b/>
+                <w:sz w:val="18"/>
+              </w:rPr>
+            </w:r>
+            <w:r>
+              <w:rPr>
+                <w:b/>
+                <w:sz w:val="18"/>
+              </w:rPr>
+              <w:t>Use</w:t>
+            </w:r>
+          </w:p>
+        </w:tc>
+      </w:tr>
+      <w:tr>
+        <w:tc>
+          <w:tcPr>
+            <w:tcW w:type="dxa" w:w="4320"/>
+          </w:tcPr>
+          <w:p>
+            <w:r>
+              <w:rPr>
+                <w:sz w:val="18"/>
+              </w:rPr>
+            </w:r>
+            <w:r>
+              <w:rPr>
+                <w:sz w:val="18"/>
+              </w:rPr>
+              <w:t>Six public insurer policy wordings (Sompo, Astra, Chubb, Great Eastern) and 30 Indonesian product summaries (RIPLAY)</w:t>
+            </w:r>
+          </w:p>
+        </w:tc>
+        <w:tc>
+          <w:tcPr>
+            <w:tcW w:type="dxa" w:w="4320"/>
+          </w:tcPr>
+          <w:p>
+            <w:r>
+              <w:rPr>
+                <w:sz w:val="18"/>
+              </w:rPr>
+            </w:r>
+            <w:r>
+              <w:rPr>
+                <w:sz w:val="18"/>
+              </w:rPr>
+              <w:t>Extraction; the sandbox policies quote these clauses verbatim</w:t>
+            </w:r>
+          </w:p>
+        </w:tc>
+      </w:tr>
+      <w:tr>
+        <w:tc>
+          <w:tcPr>
+            <w:tcW w:type="dxa" w:w="4320"/>
+          </w:tcPr>
+          <w:p>
+            <w:r>
+              <w:rPr>
+                <w:sz w:val="18"/>
+              </w:rPr>
+            </w:r>
+            <w:r>
+              <w:rPr>
+                <w:sz w:val="18"/>
+              </w:rPr>
+              <w:t>Public insurance benchmark: 10 contracts, 58 scenarios, 580 clause-traced labels (Mridul, Kapa and Seneviratne, 2026, CC-BY-4.0)</w:t>
+            </w:r>
+          </w:p>
+        </w:tc>
+        <w:tc>
+          <w:tcPr>
+            <w:tcW w:type="dxa" w:w="4320"/>
+          </w:tcPr>
+          <w:p>
+            <w:r>
+              <w:rPr>
+                <w:sz w:val="18"/>
+              </w:rPr>
+            </w:r>
+            <w:r>
+              <w:rPr>
+                <w:sz w:val="18"/>
+              </w:rPr>
+              <w:t>Accuracy evaluation</w:t>
+            </w:r>
+          </w:p>
+        </w:tc>
+      </w:tr>
+      <w:tr>
+        <w:tc>
+          <w:tcPr>
+            <w:tcW w:type="dxa" w:w="4320"/>
+          </w:tcPr>
+          <w:p>
+            <w:r>
+              <w:rPr>
+                <w:sz w:val="18"/>
+              </w:rPr>
+            </w:r>
+            <w:r>
+              <w:rPr>
+                <w:sz w:val="18"/>
+              </w:rPr>
+              <w:t>US marketplace plans (CMS Public Use Files, 2026, 834 plans)</w:t>
+            </w:r>
+          </w:p>
+        </w:tc>
+        <w:tc>
+          <w:tcPr>
+            <w:tcW w:type="dxa" w:w="4320"/>
+          </w:tcPr>
+          <w:p>
+            <w:r>
+              <w:rPr>
+                <w:sz w:val="18"/>
+              </w:rPr>
+            </w:r>
+            <w:r>
+              <w:rPr>
+                <w:sz w:val="18"/>
+              </w:rPr>
+              <w:t>Plan selection and payer-order experiments</w:t>
+            </w:r>
+          </w:p>
+        </w:tc>
+      </w:tr>
+      <w:tr>
+        <w:tc>
+          <w:tcPr>
+            <w:tcW w:type="dxa" w:w="4320"/>
+          </w:tcPr>
+          <w:p>
+            <w:r>
+              <w:rPr>
+                <w:sz w:val="18"/>
+              </w:rPr>
+            </w:r>
+            <w:r>
+              <w:rPr>
+                <w:sz w:val="18"/>
+              </w:rPr>
+              <w:t>ICD-10-CM code list (public domain, 74,879 codes)</w:t>
+            </w:r>
+          </w:p>
+        </w:tc>
+        <w:tc>
+          <w:tcPr>
+            <w:tcW w:type="dxa" w:w="4320"/>
+          </w:tcPr>
+          <w:p>
+            <w:r>
+              <w:rPr>
+                <w:sz w:val="18"/>
+              </w:rPr>
+            </w:r>
+            <w:r>
+              <w:rPr>
+                <w:sz w:val="18"/>
+              </w:rPr>
+              <w:t>Mapping diagnoses to critical-illness rules</w:t>
+            </w:r>
+          </w:p>
+        </w:tc>
+      </w:tr>
+      <w:tr>
+        <w:tc>
+          <w:tcPr>
+            <w:tcW w:type="dxa" w:w="4320"/>
+          </w:tcPr>
+          <w:p>
+            <w:r>
+              <w:rPr>
+                <w:sz w:val="18"/>
+              </w:rPr>
+            </w:r>
+            <w:r>
+              <w:rPr>
+                <w:sz w:val="18"/>
+              </w:rPr>
+              <w:t>InsuranceQA and UK Financial Ombudsman decisions</w:t>
+            </w:r>
+          </w:p>
+        </w:tc>
+        <w:tc>
+          <w:tcPr>
+            <w:tcW w:type="dxa" w:w="4320"/>
+          </w:tcPr>
+          <w:p>
+            <w:r>
+              <w:rPr>
+                <w:sz w:val="18"/>
+              </w:rPr>
+            </w:r>
+            <w:r>
+              <w:rPr>
+                <w:sz w:val="18"/>
+              </w:rPr>
+              <w:t>Robustness and dispute replay material</w:t>
+            </w:r>
+          </w:p>
+        </w:tc>
+      </w:tr>
+    </w:tbl>
+    <w:p/>
     <w:p>
-      <w:pPr>
-        <w:pStyle w:val="ListBullet"/>
-      </w:pPr>
       <w:r>
-        <w:t>The extractor is a model and can output wrong values inside the schema; extraction coverage per benchmark contract ranges from 0.62 to 1.00.</w:t>
-      </w:r>
-    </w:p>
-    <w:p>
-      <w:pPr>
-        <w:pStyle w:val="ListBullet"/>
-      </w:pPr>
-      <w:r>
-        <w:t>Solver scope covers coverage, exclusion, period, rider, termination and permitted-action questions; 24 of 58 benchmark scenarios (dividends, index caps, estate planning) are outside it.</w:t>
-      </w:r>
-    </w:p>
-    <w:p>
-      <w:pPr>
-        <w:pStyle w:val="ListBullet"/>
-      </w:pPr>
-      <w:r>
-        <w:t>The public benchmark is life insurance only; Indonesian products are covered by hand-verified sandbox policies and team-written tasks, not a labelled benchmark. Test sets are small and team-written; the blind off-script batch (3 of 14) is the only out-of-sample figure.</w:t>
-      </w:r>
-    </w:p>
-    <w:p>
-      <w:pPr>
-        <w:pStyle w:val="ListBullet"/>
-      </w:pPr>
-      <w:r>
-        <w:t>Statutory amounts and payer rules are sandbox stubs marked "verify with the payer"; the GENERIC pack has no statutory layer.</w:t>
-      </w:r>
-    </w:p>
-    <w:p>
-      <w:pPr>
-        <w:pStyle w:val="ListBullet"/>
-      </w:pPr>
-      <w:r>
-        <w:t>The CMS experiment ran without premiums; recourse costs are ordinal; the ombudsman replay depends on a manual mapping.</w:t>
-      </w:r>
-    </w:p>
-    <w:p>
-      <w:pPr>
-        <w:pStyle w:val="ListBullet"/>
-      </w:pPr>
-      <w:r>
-        <w:t>Diagnosis coding resolves a diagnosis line to an ICD-10 category for coverage membership only; the evaluation set is team-written (no public Indonesian discharge-summary benchmark exists), and INA-CBG tariff grouping is not implemented.</w:t>
-      </w:r>
-    </w:p>
-    <w:p>
-      <w:pPr>
-        <w:pStyle w:val="ListBullet"/>
-      </w:pPr>
-      <w:r>
-        <w:t>The extractor redacts personal data locally and blocks the call if any residual is found, then sends only redacted text to a hosted model; this has not been re-run against the 0/20 hidden-text-rendered-as-an-image adversarial result, so whether OCR extraction changes that figure is untested, not claimed.</w:t>
-      </w:r>
-    </w:p>
-    <w:p>
-      <w:pPr>
-        <w:pStyle w:val="ListBullet"/>
-      </w:pPr>
-      <w:r>
-        <w:t>The enforcement layer bounds side effects; it does not guarantee that advice text is correct.</w:t>
-      </w:r>
-    </w:p>
-    <w:p>
-      <w:pPr>
-        <w:pStyle w:val="ListBullet"/>
-      </w:pPr>
-      <w:r>
-        <w:t>The agent's working memory of a conversation (facts, documents read, a form waiting for Confirm) lives in the backend process; a restart or redeploy ends it, and the customer is told so and asked to restate the situation. Saved chats and filed claims are unaffected.</w:t>
-      </w:r>
-    </w:p>
-    <w:p>
-      <w:pPr>
-        <w:pStyle w:val="ListBullet"/>
-      </w:pPr>
-      <w:r>
-        <w:t>A claim already filed cannot be amended in place; a fixable rejection is answered with a new, corrected submission after the customer's confirmation.</w:t>
+        <w:t>The three demo customers, their claims and the sandbox insurer are synthetic. Statutory schemes (BPJS Kesehatan, Jasa Raharja) are modelled from public regulation. Benefit amounts on the sandbox policies are set to match the worked examples. No real customer data is used.</w:t>
       </w:r>
     </w:p>
     <w:p>
@@ -3708,228 +2238,882 @@
         <w:rPr>
           <w:color w:val="14213D"/>
         </w:rPr>
-        <w:t>7. Security summary</w:t>
+        <w:t>8. Evaluation</w:t>
       </w:r>
     </w:p>
     <w:p>
       <w:r>
-        <w:t xml:space="preserve">Four permission tiers are enforced in code by </w:t>
+        <w:t>All results are reproducible from the scripts listed in the Execution Evidence Index; every figure below names its report.</w:t>
+      </w:r>
+    </w:p>
+    <w:tbl>
+      <w:tblPr>
+        <w:tblStyle w:val="TableGrid"/>
+        <w:tblW w:type="auto" w:w="0"/>
+        <w:tblLook w:firstColumn="1" w:firstRow="1" w:lastColumn="0" w:lastRow="0" w:noHBand="0" w:noVBand="1" w:val="04A0"/>
+      </w:tblPr>
+      <w:tblGrid>
+        <w:gridCol w:w="2880"/>
+        <w:gridCol w:w="2880"/>
+        <w:gridCol w:w="2880"/>
+      </w:tblGrid>
+      <w:tr>
+        <w:tc>
+          <w:tcPr>
+            <w:tcW w:type="dxa" w:w="2880"/>
+          </w:tcPr>
+          <w:p>
+            <w:r>
+              <w:rPr>
+                <w:b/>
+                <w:sz w:val="18"/>
+              </w:rPr>
+            </w:r>
+            <w:r>
+              <w:rPr>
+                <w:b/>
+                <w:sz w:val="18"/>
+              </w:rPr>
+              <w:t>Evaluation</w:t>
+            </w:r>
+          </w:p>
+        </w:tc>
+        <w:tc>
+          <w:tcPr>
+            <w:tcW w:type="dxa" w:w="2880"/>
+          </w:tcPr>
+          <w:p>
+            <w:r>
+              <w:rPr>
+                <w:b/>
+                <w:sz w:val="18"/>
+              </w:rPr>
+            </w:r>
+            <w:r>
+              <w:rPr>
+                <w:b/>
+                <w:sz w:val="18"/>
+              </w:rPr>
+              <w:t>Result</w:t>
+            </w:r>
+          </w:p>
+        </w:tc>
+        <w:tc>
+          <w:tcPr>
+            <w:tcW w:type="dxa" w:w="2880"/>
+          </w:tcPr>
+          <w:p>
+            <w:r>
+              <w:rPr>
+                <w:b/>
+                <w:sz w:val="18"/>
+              </w:rPr>
+            </w:r>
+            <w:r>
+              <w:rPr>
+                <w:b/>
+                <w:sz w:val="18"/>
+              </w:rPr>
+              <w:t>Report</w:t>
+            </w:r>
+          </w:p>
+        </w:tc>
+      </w:tr>
+      <w:tr>
+        <w:tc>
+          <w:tcPr>
+            <w:tcW w:type="dxa" w:w="2880"/>
+          </w:tcPr>
+          <w:p>
+            <w:r>
+              <w:rPr>
+                <w:sz w:val="18"/>
+              </w:rPr>
+            </w:r>
+            <w:r>
+              <w:rPr>
+                <w:sz w:val="18"/>
+              </w:rPr>
+              <w:t>Scripted claim tasks (functional, adversarial, plan recommendation)</w:t>
+            </w:r>
+          </w:p>
+        </w:tc>
+        <w:tc>
+          <w:tcPr>
+            <w:tcW w:type="dxa" w:w="2880"/>
+          </w:tcPr>
+          <w:p>
+            <w:r>
+              <w:rPr>
+                <w:sz w:val="18"/>
+              </w:rPr>
+            </w:r>
+            <w:r>
+              <w:rPr>
+                <w:sz w:val="18"/>
+              </w:rPr>
+              <w:t>33 of 33 passed</w:t>
+            </w:r>
+          </w:p>
+        </w:tc>
+        <w:tc>
+          <w:tcPr>
+            <w:tcW w:type="dxa" w:w="2880"/>
+          </w:tcPr>
+          <w:p>
+            <w:r>
+              <w:rPr>
+                <w:sz w:val="18"/>
+              </w:rPr>
+            </w:r>
+            <w:r>
+              <w:rPr>
+                <w:sz w:val="18"/>
+              </w:rPr>
+              <w:t>task report</w:t>
+            </w:r>
+          </w:p>
+        </w:tc>
+      </w:tr>
+      <w:tr>
+        <w:tc>
+          <w:tcPr>
+            <w:tcW w:type="dxa" w:w="2880"/>
+          </w:tcPr>
+          <w:p>
+            <w:r>
+              <w:rPr>
+                <w:sz w:val="18"/>
+              </w:rPr>
+            </w:r>
+            <w:r>
+              <w:rPr>
+                <w:sz w:val="18"/>
+              </w:rPr>
+              <w:t>Attacks through the full chat (prompt injection, privilege escalation, data exfiltration, misrepresentation)</w:t>
+            </w:r>
+          </w:p>
+        </w:tc>
+        <w:tc>
+          <w:tcPr>
+            <w:tcW w:type="dxa" w:w="2880"/>
+          </w:tcPr>
+          <w:p>
+            <w:r>
+              <w:rPr>
+                <w:sz w:val="18"/>
+              </w:rPr>
+            </w:r>
+            <w:r>
+              <w:rPr>
+                <w:sz w:val="18"/>
+              </w:rPr>
+              <w:t>0 of 27 succeeded; 0 of 15 benign requests blocked</w:t>
+            </w:r>
+          </w:p>
+        </w:tc>
+        <w:tc>
+          <w:tcPr>
+            <w:tcW w:type="dxa" w:w="2880"/>
+          </w:tcPr>
+          <w:p>
+            <w:r>
+              <w:rPr>
+                <w:sz w:val="18"/>
+              </w:rPr>
+            </w:r>
+            <w:r>
+              <w:rPr>
+                <w:sz w:val="18"/>
+              </w:rPr>
+              <w:t>adversarial report</w:t>
+            </w:r>
+          </w:p>
+        </w:tc>
+      </w:tr>
+      <w:tr>
+        <w:tc>
+          <w:tcPr>
+            <w:tcW w:type="dxa" w:w="2880"/>
+          </w:tcPr>
+          <w:p>
+            <w:r>
+              <w:rPr>
+                <w:sz w:val="18"/>
+              </w:rPr>
+            </w:r>
+            <w:r>
+              <w:rPr>
+                <w:sz w:val="18"/>
+              </w:rPr>
+              <w:t>Same attacks with the permission enforcement removed</w:t>
+            </w:r>
+          </w:p>
+        </w:tc>
+        <w:tc>
+          <w:tcPr>
+            <w:tcW w:type="dxa" w:w="2880"/>
+          </w:tcPr>
+          <w:p>
+            <w:r>
+              <w:rPr>
+                <w:sz w:val="18"/>
+              </w:rPr>
+            </w:r>
+            <w:r>
+              <w:rPr>
+                <w:sz w:val="18"/>
+              </w:rPr>
+              <w:t>1 of 27 succeeded</w:t>
+            </w:r>
+          </w:p>
+        </w:tc>
+        <w:tc>
+          <w:tcPr>
+            <w:tcW w:type="dxa" w:w="2880"/>
+          </w:tcPr>
+          <w:p>
+            <w:r>
+              <w:rPr>
+                <w:sz w:val="18"/>
+              </w:rPr>
+            </w:r>
+            <w:r>
+              <w:rPr>
+                <w:sz w:val="18"/>
+              </w:rPr>
+              <w:t>adversarial report</w:t>
+            </w:r>
+          </w:p>
+        </w:tc>
+      </w:tr>
+      <w:tr>
+        <w:tc>
+          <w:tcPr>
+            <w:tcW w:type="dxa" w:w="2880"/>
+          </w:tcPr>
+          <w:p>
+            <w:r>
+              <w:rPr>
+                <w:sz w:val="18"/>
+              </w:rPr>
+            </w:r>
+            <w:r>
+              <w:rPr>
+                <w:sz w:val="18"/>
+              </w:rPr>
+              <w:t>Public benchmark, extracted rules plus engine (n = 390)</w:t>
+            </w:r>
+          </w:p>
+        </w:tc>
+        <w:tc>
+          <w:tcPr>
+            <w:tcW w:type="dxa" w:w="2880"/>
+          </w:tcPr>
+          <w:p>
+            <w:r>
+              <w:rPr>
+                <w:sz w:val="18"/>
+              </w:rPr>
+            </w:r>
+            <w:r>
+              <w:rPr>
+                <w:sz w:val="18"/>
+              </w:rPr>
+              <w:t>84.6% accuracy [77.8, 90.0]; 1.4% invented denials</w:t>
+            </w:r>
+          </w:p>
+        </w:tc>
+        <w:tc>
+          <w:tcPr>
+            <w:tcW w:type="dxa" w:w="2880"/>
+          </w:tcPr>
+          <w:p>
+            <w:r>
+              <w:rPr>
+                <w:sz w:val="18"/>
+              </w:rPr>
+            </w:r>
+            <w:r>
+              <w:rPr>
+                <w:sz w:val="18"/>
+              </w:rPr>
+              <w:t>benchmark report</w:t>
+            </w:r>
+          </w:p>
+        </w:tc>
+      </w:tr>
+      <w:tr>
+        <w:tc>
+          <w:tcPr>
+            <w:tcW w:type="dxa" w:w="2880"/>
+          </w:tcPr>
+          <w:p>
+            <w:r>
+              <w:rPr>
+                <w:sz w:val="18"/>
+              </w:rPr>
+            </w:r>
+            <w:r>
+              <w:rPr>
+                <w:sz w:val="18"/>
+              </w:rPr>
+              <w:t>Same, with the benchmark's own gold rules (n = 342)</w:t>
+            </w:r>
+          </w:p>
+        </w:tc>
+        <w:tc>
+          <w:tcPr>
+            <w:tcW w:type="dxa" w:w="2880"/>
+          </w:tcPr>
+          <w:p>
+            <w:r>
+              <w:rPr>
+                <w:sz w:val="18"/>
+              </w:rPr>
+            </w:r>
+            <w:r>
+              <w:rPr>
+                <w:sz w:val="18"/>
+              </w:rPr>
+              <w:t>91.8%; the remaining gap comes from document reading</w:t>
+            </w:r>
+          </w:p>
+        </w:tc>
+        <w:tc>
+          <w:tcPr>
+            <w:tcW w:type="dxa" w:w="2880"/>
+          </w:tcPr>
+          <w:p>
+            <w:r>
+              <w:rPr>
+                <w:sz w:val="18"/>
+              </w:rPr>
+            </w:r>
+            <w:r>
+              <w:rPr>
+                <w:sz w:val="18"/>
+              </w:rPr>
+              <w:t>benchmark report</w:t>
+            </w:r>
+          </w:p>
+        </w:tc>
+      </w:tr>
+      <w:tr>
+        <w:tc>
+          <w:tcPr>
+            <w:tcW w:type="dxa" w:w="2880"/>
+          </w:tcPr>
+          <w:p>
+            <w:r>
+              <w:rPr>
+                <w:sz w:val="18"/>
+              </w:rPr>
+            </w:r>
+            <w:r>
+              <w:rPr>
+                <w:sz w:val="18"/>
+              </w:rPr>
+              <w:t>Clarification (ask only when the answer would change)</w:t>
+            </w:r>
+          </w:p>
+        </w:tc>
+        <w:tc>
+          <w:tcPr>
+            <w:tcW w:type="dxa" w:w="2880"/>
+          </w:tcPr>
+          <w:p>
+            <w:r>
+              <w:rPr>
+                <w:sz w:val="18"/>
+              </w:rPr>
+            </w:r>
+            <w:r>
+              <w:rPr>
+                <w:sz w:val="18"/>
+              </w:rPr>
+              <w:t>asks when needed 87%; stays silent when not needed 100%</w:t>
+            </w:r>
+          </w:p>
+        </w:tc>
+        <w:tc>
+          <w:tcPr>
+            <w:tcW w:type="dxa" w:w="2880"/>
+          </w:tcPr>
+          <w:p>
+            <w:r>
+              <w:rPr>
+                <w:sz w:val="18"/>
+              </w:rPr>
+            </w:r>
+            <w:r>
+              <w:rPr>
+                <w:sz w:val="18"/>
+              </w:rPr>
+              <w:t>clarification report</w:t>
+            </w:r>
+          </w:p>
+        </w:tc>
+      </w:tr>
+      <w:tr>
+        <w:tc>
+          <w:tcPr>
+            <w:tcW w:type="dxa" w:w="2880"/>
+          </w:tcPr>
+          <w:p>
+            <w:r>
+              <w:rPr>
+                <w:sz w:val="18"/>
+              </w:rPr>
+            </w:r>
+            <w:r>
+              <w:rPr>
+                <w:sz w:val="18"/>
+              </w:rPr>
+              <w:t>Paraphrase consistency (three wordings per question)</w:t>
+            </w:r>
+          </w:p>
+        </w:tc>
+        <w:tc>
+          <w:tcPr>
+            <w:tcW w:type="dxa" w:w="2880"/>
+          </w:tcPr>
+          <w:p>
+            <w:r>
+              <w:rPr>
+                <w:sz w:val="18"/>
+              </w:rPr>
+            </w:r>
+            <w:r>
+              <w:rPr>
+                <w:sz w:val="18"/>
+              </w:rPr>
+              <w:t>20 of 20 identical decisions</w:t>
+            </w:r>
+          </w:p>
+        </w:tc>
+        <w:tc>
+          <w:tcPr>
+            <w:tcW w:type="dxa" w:w="2880"/>
+          </w:tcPr>
+          <w:p>
+            <w:r>
+              <w:rPr>
+                <w:sz w:val="18"/>
+              </w:rPr>
+            </w:r>
+            <w:r>
+              <w:rPr>
+                <w:sz w:val="18"/>
+              </w:rPr>
+              <w:t>paraphrase report</w:t>
+            </w:r>
+          </w:p>
+        </w:tc>
+      </w:tr>
+      <w:tr>
+        <w:tc>
+          <w:tcPr>
+            <w:tcW w:type="dxa" w:w="2880"/>
+          </w:tcPr>
+          <w:p>
+            <w:r>
+              <w:rPr>
+                <w:sz w:val="18"/>
+              </w:rPr>
+            </w:r>
+            <w:r>
+              <w:rPr>
+                <w:sz w:val="18"/>
+              </w:rPr>
+              <w:t>Payer order versus claiming in the order held (500 households, real US plans)</w:t>
+            </w:r>
+          </w:p>
+        </w:tc>
+        <w:tc>
+          <w:tcPr>
+            <w:tcW w:type="dxa" w:w="2880"/>
+          </w:tcPr>
+          <w:p>
+            <w:r>
+              <w:rPr>
+                <w:sz w:val="18"/>
+              </w:rPr>
+            </w:r>
+            <w:r>
+              <w:rPr>
+                <w:sz w:val="18"/>
+              </w:rPr>
+              <w:t>the held order is suboptimal in 47.2% of households, by USD 988 on average</w:t>
+            </w:r>
+          </w:p>
+        </w:tc>
+        <w:tc>
+          <w:tcPr>
+            <w:tcW w:type="dxa" w:w="2880"/>
+          </w:tcPr>
+          <w:p>
+            <w:r>
+              <w:rPr>
+                <w:sz w:val="18"/>
+              </w:rPr>
+            </w:r>
+            <w:r>
+              <w:rPr>
+                <w:sz w:val="18"/>
+              </w:rPr>
+              <w:t>allocation report</w:t>
+            </w:r>
+          </w:p>
+        </w:tc>
+      </w:tr>
+      <w:tr>
+        <w:tc>
+          <w:tcPr>
+            <w:tcW w:type="dxa" w:w="2880"/>
+          </w:tcPr>
+          <w:p>
+            <w:r>
+              <w:rPr>
+                <w:sz w:val="18"/>
+              </w:rPr>
+            </w:r>
+            <w:r>
+              <w:rPr>
+                <w:sz w:val="18"/>
+              </w:rPr>
+              <w:t>Plan selection versus cheapest plan (100 households)</w:t>
+            </w:r>
+          </w:p>
+        </w:tc>
+        <w:tc>
+          <w:tcPr>
+            <w:tcW w:type="dxa" w:w="2880"/>
+          </w:tcPr>
+          <w:p>
+            <w:r>
+              <w:rPr>
+                <w:sz w:val="18"/>
+              </w:rPr>
+            </w:r>
+            <w:r>
+              <w:rPr>
+                <w:sz w:val="18"/>
+              </w:rPr>
+              <w:t>closes more gap in 73 of 100</w:t>
+            </w:r>
+          </w:p>
+        </w:tc>
+        <w:tc>
+          <w:tcPr>
+            <w:tcW w:type="dxa" w:w="2880"/>
+          </w:tcPr>
+          <w:p>
+            <w:r>
+              <w:rPr>
+                <w:sz w:val="18"/>
+              </w:rPr>
+            </w:r>
+            <w:r>
+              <w:rPr>
+                <w:sz w:val="18"/>
+              </w:rPr>
+              <w:t>plan selection report</w:t>
+            </w:r>
+          </w:p>
+        </w:tc>
+      </w:tr>
+      <w:tr>
+        <w:tc>
+          <w:tcPr>
+            <w:tcW w:type="dxa" w:w="2880"/>
+          </w:tcPr>
+          <w:p>
+            <w:r>
+              <w:rPr>
+                <w:sz w:val="18"/>
+              </w:rPr>
+            </w:r>
+            <w:r>
+              <w:rPr>
+                <w:sz w:val="18"/>
+              </w:rPr>
+              <w:t>Hidden-text detection (20 files per technique)</w:t>
+            </w:r>
+          </w:p>
+        </w:tc>
+        <w:tc>
+          <w:tcPr>
+            <w:tcW w:type="dxa" w:w="2880"/>
+          </w:tcPr>
+          <w:p>
+            <w:r>
+              <w:rPr>
+                <w:sz w:val="18"/>
+              </w:rPr>
+            </w:r>
+            <w:r>
+              <w:rPr>
+                <w:sz w:val="18"/>
+              </w:rPr>
+              <w:t>20 of 20 for white, tiny, off-page and annotation text; 0 of 20 for text drawn inside an image</w:t>
+            </w:r>
+          </w:p>
+        </w:tc>
+        <w:tc>
+          <w:tcPr>
+            <w:tcW w:type="dxa" w:w="2880"/>
+          </w:tcPr>
+          <w:p>
+            <w:r>
+              <w:rPr>
+                <w:sz w:val="18"/>
+              </w:rPr>
+            </w:r>
+            <w:r>
+              <w:rPr>
+                <w:sz w:val="18"/>
+              </w:rPr>
+              <w:t>adversarial report</w:t>
+            </w:r>
+          </w:p>
+        </w:tc>
+      </w:tr>
+      <w:tr>
+        <w:tc>
+          <w:tcPr>
+            <w:tcW w:type="dxa" w:w="2880"/>
+          </w:tcPr>
+          <w:p>
+            <w:r>
+              <w:rPr>
+                <w:sz w:val="18"/>
+              </w:rPr>
+            </w:r>
+            <w:r>
+              <w:rPr>
+                <w:sz w:val="18"/>
+              </w:rPr>
+              <w:t>Diagnosis coding (76 labelled lines)</w:t>
+            </w:r>
+          </w:p>
+        </w:tc>
+        <w:tc>
+          <w:tcPr>
+            <w:tcW w:type="dxa" w:w="2880"/>
+          </w:tcPr>
+          <w:p>
+            <w:r>
+              <w:rPr>
+                <w:sz w:val="18"/>
+              </w:rPr>
+            </w:r>
+            <w:r>
+              <w:rPr>
+                <w:sz w:val="18"/>
+              </w:rPr>
+              <w:t>92.2% correct category; 3 of 76 wrong codes, none inside a critical-illness range</w:t>
+            </w:r>
+          </w:p>
+        </w:tc>
+        <w:tc>
+          <w:tcPr>
+            <w:tcW w:type="dxa" w:w="2880"/>
+          </w:tcPr>
+          <w:p>
+            <w:r>
+              <w:rPr>
+                <w:sz w:val="18"/>
+              </w:rPr>
+            </w:r>
+            <w:r>
+              <w:rPr>
+                <w:sz w:val="18"/>
+              </w:rPr>
+              <w:t>diagnosis report</w:t>
+            </w:r>
+          </w:p>
+        </w:tc>
+      </w:tr>
+      <w:tr>
+        <w:tc>
+          <w:tcPr>
+            <w:tcW w:type="dxa" w:w="2880"/>
+          </w:tcPr>
+          <w:p>
+            <w:r>
+              <w:rPr>
+                <w:sz w:val="18"/>
+              </w:rPr>
+            </w:r>
+            <w:r>
+              <w:rPr>
+                <w:sz w:val="18"/>
+              </w:rPr>
+              <w:t>Conversation quality (47 turns: slang, typos, corrections, what-ifs, small talk, attacks)</w:t>
+            </w:r>
+          </w:p>
+        </w:tc>
+        <w:tc>
+          <w:tcPr>
+            <w:tcW w:type="dxa" w:w="2880"/>
+          </w:tcPr>
+          <w:p>
+            <w:r>
+              <w:rPr>
+                <w:sz w:val="18"/>
+              </w:rPr>
+            </w:r>
+            <w:r>
+              <w:rPr>
+                <w:sz w:val="18"/>
+              </w:rPr>
+              <w:t>42 of 47 passed</w:t>
+            </w:r>
+          </w:p>
+        </w:tc>
+        <w:tc>
+          <w:tcPr>
+            <w:tcW w:type="dxa" w:w="2880"/>
+          </w:tcPr>
+          <w:p>
+            <w:r>
+              <w:rPr>
+                <w:sz w:val="18"/>
+              </w:rPr>
+            </w:r>
+            <w:r>
+              <w:rPr>
+                <w:sz w:val="18"/>
+              </w:rPr>
+              <w:t>conversation report</w:t>
+            </w:r>
+          </w:p>
+        </w:tc>
+      </w:tr>
+      <w:tr>
+        <w:tc>
+          <w:tcPr>
+            <w:tcW w:type="dxa" w:w="2880"/>
+          </w:tcPr>
+          <w:p>
+            <w:r>
+              <w:rPr>
+                <w:sz w:val="18"/>
+              </w:rPr>
+            </w:r>
+            <w:r>
+              <w:rPr>
+                <w:sz w:val="18"/>
+              </w:rPr>
+              <w:t>Cost</w:t>
+            </w:r>
+          </w:p>
+        </w:tc>
+        <w:tc>
+          <w:tcPr>
+            <w:tcW w:type="dxa" w:w="2880"/>
+          </w:tcPr>
+          <w:p>
+            <w:r>
+              <w:rPr>
+                <w:sz w:val="18"/>
+              </w:rPr>
+            </w:r>
+            <w:r>
+              <w:rPr>
+                <w:sz w:val="18"/>
+              </w:rPr>
+              <w:t>0.98 model calls per chat turn on average</w:t>
+            </w:r>
+          </w:p>
+        </w:tc>
+        <w:tc>
+          <w:tcPr>
+            <w:tcW w:type="dxa" w:w="2880"/>
+          </w:tcPr>
+          <w:p>
+            <w:r>
+              <w:rPr>
+                <w:sz w:val="18"/>
+              </w:rPr>
+            </w:r>
+            <w:r>
+              <w:rPr>
+                <w:sz w:val="18"/>
+              </w:rPr>
+              <w:t>cost report</w:t>
+            </w:r>
+          </w:p>
+        </w:tc>
+      </w:tr>
+      <w:tr>
+        <w:tc>
+          <w:tcPr>
+            <w:tcW w:type="dxa" w:w="2880"/>
+          </w:tcPr>
+          <w:p>
+            <w:r>
+              <w:rPr>
+                <w:sz w:val="18"/>
+              </w:rPr>
+            </w:r>
+            <w:r>
+              <w:rPr>
+                <w:sz w:val="18"/>
+              </w:rPr>
+              <w:t>Automated tests</w:t>
+            </w:r>
+          </w:p>
+        </w:tc>
+        <w:tc>
+          <w:tcPr>
+            <w:tcW w:type="dxa" w:w="2880"/>
+          </w:tcPr>
+          <w:p>
+            <w:r>
+              <w:rPr>
+                <w:sz w:val="18"/>
+              </w:rPr>
+            </w:r>
+            <w:r>
+              <w:rPr>
+                <w:sz w:val="18"/>
+              </w:rPr>
+              <w:t>554 passed</w:t>
+            </w:r>
+          </w:p>
+        </w:tc>
+        <w:tc>
+          <w:tcPr>
+            <w:tcW w:type="dxa" w:w="2880"/>
+          </w:tcPr>
+          <w:p>
+            <w:r>
+              <w:rPr>
+                <w:sz w:val="18"/>
+              </w:rPr>
+            </w:r>
+            <w:r>
+              <w:rPr>
+                <w:sz w:val="18"/>
+              </w:rPr>
+              <w:t>test suite</w:t>
+            </w:r>
+          </w:p>
+        </w:tc>
+      </w:tr>
+    </w:tbl>
+    <w:p/>
+    <w:p>
+      <w:r>
+        <w:rPr>
+          <w:b/>
+        </w:rPr>
+        <w:t>Why each component exists.</w:t>
       </w:r>
       <w:r>
-        <w:rPr>
-          <w:rFonts w:ascii="Consolas" w:hAnsi="Consolas"/>
-          <w:sz w:val="19"/>
-        </w:rPr>
-        <w:t>clauseguard/security/pep.py</w:t>
-      </w:r>
-      <w:r>
-        <w:t xml:space="preserve">: T0 read own data, T1 compute or draft, T2 submit after a UI click and a single-use server nonce bound to the arguments, T3 money or identity, for which no executing tool exists (the agent can only open a ticket for out-of-band verification). Untrusted text (documents, tool output, model text) can never become a T2 or T3 argument. A hash-chained audit log, an output guard and a kill switch support oversight. Threat model, OWASP mapping, rules R1 to R9, test results and the risk register: </w:t>
-      </w:r>
-      <w:r>
-        <w:rPr>
-          <w:rFonts w:ascii="Consolas" w:hAnsi="Consolas"/>
-          <w:sz w:val="19"/>
-        </w:rPr>
-        <w:t>SECURITY.md</w:t>
-      </w:r>
-      <w:r>
-        <w:t xml:space="preserve"> and </w:t>
-      </w:r>
-      <w:r>
-        <w:rPr>
-          <w:rFonts w:ascii="Consolas" w:hAnsi="Consolas"/>
-          <w:sz w:val="19"/>
-        </w:rPr>
-        <w:t>docs/SECURITY_SELF_ASSESSMENT.md</w:t>
-      </w:r>
-      <w:r>
-        <w:t>.</w:t>
-      </w:r>
-    </w:p>
-    <w:p>
-      <w:pPr>
-        <w:pStyle w:val="Heading2"/>
-      </w:pPr>
-      <w:r>
-        <w:rPr>
-          <w:color w:val="14213D"/>
-        </w:rPr>
-        <w:t>7.1 Persistence and deployment</w:t>
-      </w:r>
-    </w:p>
-    <w:p>
-      <w:r>
-        <w:t xml:space="preserve">By default state lives in local files and SQLite. With </w:t>
-      </w:r>
-      <w:r>
-        <w:rPr>
-          <w:rFonts w:ascii="Consolas" w:hAnsi="Consolas"/>
-          <w:sz w:val="19"/>
-        </w:rPr>
-        <w:t>CG_STORAGE=postgres</w:t>
-      </w:r>
-      <w:r>
-        <w:t xml:space="preserve"> and </w:t>
-      </w:r>
-      <w:r>
-        <w:rPr>
-          <w:rFonts w:ascii="Consolas" w:hAnsi="Consolas"/>
-          <w:sz w:val="19"/>
-        </w:rPr>
-        <w:t>DATABASE_URL</w:t>
-      </w:r>
-      <w:r>
-        <w:t xml:space="preserve"> set, the hash-chained audit log, conversation history and the claims and tickets written by agent actions are stored in Postgres (the demo uses a managed Postgres on Supabase in region ap-southeast-2; migrations </w:t>
-      </w:r>
-      <w:r>
-        <w:rPr>
-          <w:rFonts w:ascii="Consolas" w:hAnsi="Consolas"/>
-          <w:sz w:val="19"/>
-        </w:rPr>
-        <w:t>deploy/migrations/001_init.sql</w:t>
-      </w:r>
-      <w:r>
-        <w:t xml:space="preserve">, </w:t>
-      </w:r>
-      <w:r>
-        <w:rPr>
-          <w:rFonts w:ascii="Consolas" w:hAnsi="Consolas"/>
-          <w:sz w:val="19"/>
-        </w:rPr>
-        <w:t>002_payments.sql</w:t>
-      </w:r>
-      <w:r>
-        <w:t xml:space="preserve"> applied with </w:t>
-      </w:r>
-      <w:r>
-        <w:rPr>
-          <w:rFonts w:ascii="Consolas" w:hAnsi="Consolas"/>
-          <w:sz w:val="19"/>
-        </w:rPr>
-        <w:t>scripts/apply_migration.py</w:t>
-      </w:r>
-      <w:r>
-        <w:t>); synthetic personas and policies are re-seeded at boot and typed session state stays in memory, so a backend restart ends open sessions. The web client is deployed on Vercel (</w:t>
-      </w:r>
-      <w:r>
-        <w:rPr>
-          <w:rFonts w:ascii="Consolas" w:hAnsi="Consolas"/>
-          <w:sz w:val="19"/>
-        </w:rPr>
-        <w:t>https://clauseguard-red.vercel.app</w:t>
-      </w:r>
-      <w:r>
-        <w:t xml:space="preserve">) and proxies </w:t>
-      </w:r>
-      <w:r>
-        <w:rPr>
-          <w:rFonts w:ascii="Consolas" w:hAnsi="Consolas"/>
-          <w:sz w:val="19"/>
-        </w:rPr>
-        <w:t>/api/cg/*</w:t>
-      </w:r>
-      <w:r>
-        <w:t xml:space="preserve"> to the backend; the backend runs as a Docker image (</w:t>
-      </w:r>
-      <w:r>
-        <w:rPr>
-          <w:rFonts w:ascii="Consolas" w:hAnsi="Consolas"/>
-          <w:sz w:val="19"/>
-        </w:rPr>
-        <w:t>Dockerfile</w:t>
-      </w:r>
-      <w:r>
-        <w:t xml:space="preserve">, </w:t>
-      </w:r>
-      <w:r>
-        <w:rPr>
-          <w:rFonts w:ascii="Consolas" w:hAnsi="Consolas"/>
-          <w:sz w:val="19"/>
-        </w:rPr>
-        <w:t>uvicorn</w:t>
-      </w:r>
-      <w:r>
-        <w:t xml:space="preserve"> on </w:t>
-      </w:r>
-      <w:r>
-        <w:rPr>
-          <w:rFonts w:ascii="Consolas" w:hAnsi="Consolas"/>
-          <w:sz w:val="19"/>
-        </w:rPr>
-        <w:t>$PORT</w:t>
-      </w:r>
-      <w:r>
-        <w:t xml:space="preserve">, </w:t>
-      </w:r>
-      <w:r>
-        <w:rPr>
-          <w:rFonts w:ascii="Consolas" w:hAnsi="Consolas"/>
-          <w:sz w:val="19"/>
-        </w:rPr>
-        <w:t>/health</w:t>
-      </w:r>
-      <w:r>
-        <w:t xml:space="preserve">) on any container host, or on the team's machine behind a tunnel during demonstrations. Appends to the audit chain are serialised by a row lock on a single head row, and hashing is shared with the file backend. All tables have row level security enabled with no policies and no privileges for the </w:t>
-      </w:r>
-      <w:r>
-        <w:rPr>
-          <w:rFonts w:ascii="Consolas" w:hAnsi="Consolas"/>
-          <w:sz w:val="19"/>
-        </w:rPr>
-        <w:t>anon</w:t>
-      </w:r>
-      <w:r>
-        <w:t xml:space="preserve"> and </w:t>
-      </w:r>
-      <w:r>
-        <w:rPr>
-          <w:rFonts w:ascii="Consolas" w:hAnsi="Consolas"/>
-          <w:sz w:val="19"/>
-        </w:rPr>
-        <w:t>authenticated</w:t>
-      </w:r>
-      <w:r>
-        <w:t xml:space="preserve"> roles, so the database REST API rejects the publishable key (</w:t>
-      </w:r>
-      <w:r>
-        <w:rPr>
-          <w:rFonts w:ascii="Consolas" w:hAnsi="Consolas"/>
-          <w:sz w:val="19"/>
-        </w:rPr>
-        <w:t>scripts/check_supabase_rls.py</w:t>
-      </w:r>
-      <w:r>
-        <w:t xml:space="preserve">); only the server connection reads or writes them. If Postgres is unreachable the audit log continues in a local chain; the next successful append writes an </w:t>
-      </w:r>
-      <w:r>
-        <w:rPr>
-          <w:rFonts w:ascii="Consolas" w:hAnsi="Consolas"/>
-          <w:sz w:val="19"/>
-        </w:rPr>
-        <w:t>AUDIT_GAP</w:t>
-      </w:r>
-      <w:r>
-        <w:t xml:space="preserve"> event that records the number of local events and their head hash, and verification reports every gap. Details: </w:t>
-      </w:r>
-      <w:r>
-        <w:rPr>
-          <w:rFonts w:ascii="Consolas" w:hAnsi="Consolas"/>
-          <w:sz w:val="19"/>
-        </w:rPr>
-        <w:t>deploy/storage.md</w:t>
-      </w:r>
-      <w:r>
-        <w:t xml:space="preserve">. Since 2026-10-18 the demo also runs fully hosted on Railway: the web service at </w:t>
-      </w:r>
-      <w:r>
-        <w:rPr>
-          <w:rFonts w:ascii="Consolas" w:hAnsi="Consolas"/>
-          <w:sz w:val="19"/>
-        </w:rPr>
-        <w:t>https://clauseguard.up.railway.app</w:t>
-      </w:r>
-      <w:r>
-        <w:t xml:space="preserve"> and the backend as a second service in Southeast Asia (Singapore), next to the Postgres region. Customers sign in with Supabase Auth (email and password, email confirmation required); the backend asks Supabase who owns the access token and derives the account id from it, and the three sandbox customers are three confirmed accounts mapped to their seeded policies. Audit events are chained in memory at once and stored by a single writer thread in ordered batches, each written only if the stored head still equals the batch's starting point; another writer moving the chain makes the queue re-chain on top of it, so the chain never forks, and a chat turn no longer waits for the database (from about 90 seconds to a few seconds per turn on a distant database).</w:t>
+        <w:t xml:space="preserve"> On the benchmark, model-only answers invent denials where no clause governs more often (3.1%) than the engine (1.4%), and cannot show which clause decided. Without the permission layer, one attack succeeds; with it, none does. Asking only verdict-changing questions kept the assistant silent on all 35 irrelevant gaps. The payer-order optimiser recovers more than claiming in the order policies are held whenever deductibles, co-payments or caps are involved.</w:t>
       </w:r>
     </w:p>
     <w:p>
@@ -3940,65 +3124,256 @@
         <w:rPr>
           <w:color w:val="14213D"/>
         </w:rPr>
-        <w:t>8. Reproducibility</w:t>
+        <w:t>9. Implementation and deployment</w:t>
       </w:r>
     </w:p>
+    <w:tbl>
+      <w:tblPr>
+        <w:tblStyle w:val="TableGrid"/>
+        <w:tblW w:type="auto" w:w="0"/>
+        <w:tblLook w:firstColumn="1" w:firstRow="1" w:lastColumn="0" w:lastRow="0" w:noHBand="0" w:noVBand="1" w:val="04A0"/>
+      </w:tblPr>
+      <w:tblGrid>
+        <w:gridCol w:w="4320"/>
+        <w:gridCol w:w="4320"/>
+      </w:tblGrid>
+      <w:tr>
+        <w:tc>
+          <w:tcPr>
+            <w:tcW w:type="dxa" w:w="4320"/>
+          </w:tcPr>
+          <w:p>
+            <w:r>
+              <w:rPr>
+                <w:b/>
+                <w:sz w:val="18"/>
+              </w:rPr>
+            </w:r>
+            <w:r>
+              <w:rPr>
+                <w:b/>
+                <w:sz w:val="18"/>
+              </w:rPr>
+              <w:t>Layer</w:t>
+            </w:r>
+          </w:p>
+        </w:tc>
+        <w:tc>
+          <w:tcPr>
+            <w:tcW w:type="dxa" w:w="4320"/>
+          </w:tcPr>
+          <w:p>
+            <w:r>
+              <w:rPr>
+                <w:b/>
+                <w:sz w:val="18"/>
+              </w:rPr>
+            </w:r>
+            <w:r>
+              <w:rPr>
+                <w:b/>
+                <w:sz w:val="18"/>
+              </w:rPr>
+              <w:t>Technology</w:t>
+            </w:r>
+          </w:p>
+        </w:tc>
+      </w:tr>
+      <w:tr>
+        <w:tc>
+          <w:tcPr>
+            <w:tcW w:type="dxa" w:w="4320"/>
+          </w:tcPr>
+          <w:p>
+            <w:r>
+              <w:rPr>
+                <w:sz w:val="18"/>
+              </w:rPr>
+            </w:r>
+            <w:r>
+              <w:rPr>
+                <w:sz w:val="18"/>
+              </w:rPr>
+              <w:t>Rules engine, agents, sandbox insurer API</w:t>
+            </w:r>
+          </w:p>
+        </w:tc>
+        <w:tc>
+          <w:tcPr>
+            <w:tcW w:type="dxa" w:w="4320"/>
+          </w:tcPr>
+          <w:p>
+            <w:r>
+              <w:rPr>
+                <w:sz w:val="18"/>
+              </w:rPr>
+            </w:r>
+            <w:r>
+              <w:rPr>
+                <w:sz w:val="18"/>
+              </w:rPr>
+              <w:t>Python, FastAPI, Pydantic</w:t>
+            </w:r>
+          </w:p>
+        </w:tc>
+      </w:tr>
+      <w:tr>
+        <w:tc>
+          <w:tcPr>
+            <w:tcW w:type="dxa" w:w="4320"/>
+          </w:tcPr>
+          <w:p>
+            <w:r>
+              <w:rPr>
+                <w:sz w:val="18"/>
+              </w:rPr>
+            </w:r>
+            <w:r>
+              <w:rPr>
+                <w:sz w:val="18"/>
+              </w:rPr>
+              <w:t>Language models</w:t>
+            </w:r>
+          </w:p>
+        </w:tc>
+        <w:tc>
+          <w:tcPr>
+            <w:tcW w:type="dxa" w:w="4320"/>
+          </w:tcPr>
+          <w:p>
+            <w:r>
+              <w:rPr>
+                <w:sz w:val="18"/>
+              </w:rPr>
+            </w:r>
+            <w:r>
+              <w:rPr>
+                <w:sz w:val="18"/>
+              </w:rPr>
+              <w:t>Google Gemini (schema-constrained JSON output, temperature zero)</w:t>
+            </w:r>
+          </w:p>
+        </w:tc>
+      </w:tr>
+      <w:tr>
+        <w:tc>
+          <w:tcPr>
+            <w:tcW w:type="dxa" w:w="4320"/>
+          </w:tcPr>
+          <w:p>
+            <w:r>
+              <w:rPr>
+                <w:sz w:val="18"/>
+              </w:rPr>
+            </w:r>
+            <w:r>
+              <w:rPr>
+                <w:sz w:val="18"/>
+              </w:rPr>
+              <w:t>Web application and insurer desk</w:t>
+            </w:r>
+          </w:p>
+        </w:tc>
+        <w:tc>
+          <w:tcPr>
+            <w:tcW w:type="dxa" w:w="4320"/>
+          </w:tcPr>
+          <w:p>
+            <w:r>
+              <w:rPr>
+                <w:sz w:val="18"/>
+              </w:rPr>
+            </w:r>
+            <w:r>
+              <w:rPr>
+                <w:sz w:val="18"/>
+              </w:rPr>
+              <w:t>Next.js, TypeScript, Tailwind CSS</w:t>
+            </w:r>
+          </w:p>
+        </w:tc>
+      </w:tr>
+      <w:tr>
+        <w:tc>
+          <w:tcPr>
+            <w:tcW w:type="dxa" w:w="4320"/>
+          </w:tcPr>
+          <w:p>
+            <w:r>
+              <w:rPr>
+                <w:sz w:val="18"/>
+              </w:rPr>
+            </w:r>
+            <w:r>
+              <w:rPr>
+                <w:sz w:val="18"/>
+              </w:rPr>
+              <w:t>Accounts and storage</w:t>
+            </w:r>
+          </w:p>
+        </w:tc>
+        <w:tc>
+          <w:tcPr>
+            <w:tcW w:type="dxa" w:w="4320"/>
+          </w:tcPr>
+          <w:p>
+            <w:r>
+              <w:rPr>
+                <w:sz w:val="18"/>
+              </w:rPr>
+            </w:r>
+            <w:r>
+              <w:rPr>
+                <w:sz w:val="18"/>
+              </w:rPr>
+              <w:t>Supabase Auth and Postgres (audit chain, chat history, claims), with row-level security</w:t>
+            </w:r>
+          </w:p>
+        </w:tc>
+      </w:tr>
+      <w:tr>
+        <w:tc>
+          <w:tcPr>
+            <w:tcW w:type="dxa" w:w="4320"/>
+          </w:tcPr>
+          <w:p>
+            <w:r>
+              <w:rPr>
+                <w:sz w:val="18"/>
+              </w:rPr>
+            </w:r>
+            <w:r>
+              <w:rPr>
+                <w:sz w:val="18"/>
+              </w:rPr>
+              <w:t>Hosting</w:t>
+            </w:r>
+          </w:p>
+        </w:tc>
+        <w:tc>
+          <w:tcPr>
+            <w:tcW w:type="dxa" w:w="4320"/>
+          </w:tcPr>
+          <w:p>
+            <w:r>
+              <w:rPr>
+                <w:sz w:val="18"/>
+              </w:rPr>
+            </w:r>
+            <w:r>
+              <w:rPr>
+                <w:sz w:val="18"/>
+              </w:rPr>
+              <w:t>Railway: web service and API service, Southeast Asia region</w:t>
+            </w:r>
+          </w:p>
+        </w:tc>
+      </w:tr>
+    </w:tbl>
+    <w:p/>
     <w:p>
       <w:r>
-        <w:rPr>
-          <w:rFonts w:ascii="Consolas" w:hAnsi="Consolas"/>
-          <w:sz w:val="18"/>
-        </w:rPr>
-        <w:t>python -m venv .venv &amp;&amp; .venv/Scripts/activate        # Windows</w:t>
-        <w:br/>
-        <w:t>pip install -r requirements.txt</w:t>
-        <w:br/>
-        <w:t>copy .env.example .env                                # optional GEMINI_API_KEY; every step has a deterministic fallback</w:t>
-        <w:br/>
-        <w:t>python -m pytest -q</w:t>
-        <w:br/>
-        <w:t>python scripts/serve.py --fresh                       # UI at http://127.0.0.1:8000</w:t>
-        <w:br/>
-        <w:t>python scripts/run_tasks.py --no-llm                  # evidence/task_report.md</w:t>
-        <w:br/>
-        <w:t>python scripts/run_tasks.py --no-llm --suite off_script</w:t>
-        <w:br/>
-        <w:t>python scripts/run_tasks.py --no-llm --suite holdout</w:t>
-        <w:br/>
-        <w:t>python scripts/run_tasks.py --no-llm --suite blind</w:t>
-        <w:br/>
-        <w:t>python scripts/run_adversarial.py --no-guard          # evidence/adversarial_report.md</w:t>
-        <w:br/>
-        <w:t>python bench/paraphrase.py                            # evidence/paraphrase_report.md</w:t>
-        <w:br/>
-        <w:t>python bench/clarify_eval.py                          # evidence/clarify_report.md</w:t>
-        <w:br/>
-        <w:t>python bench/cost_eval.py                             # evidence/cost_report.md</w:t>
-        <w:br/>
-        <w:t>python -m bench.recourse_eval                         # evidence/recourse_report.md</w:t>
-        <w:br/>
-        <w:t>python -m bench.plan_selection_eval --households 100 --seed 7   # evidence/plan_selection_report.md</w:t>
-        <w:br/>
-        <w:t>python -m bench.allocation_eval                       # evidence/allocation_report.md</w:t>
-        <w:br/>
-        <w:t>python scripts/fetch_real_data.py                     # data/real/* (CMS PUF, InsuranceQA, FOS, RIPLAY, KFF)</w:t>
-        <w:br/>
-        <w:t>python scripts/extract_all.py &amp;&amp; python scripts/extraction_quality.py</w:t>
-        <w:br/>
-        <w:t>python -m bench.abox_to_tuples &amp;&amp; python -m bench.run_bench --system b4oracle</w:t>
-        <w:br/>
-        <w:t>python -m bench.run_bench --system b0cw --contracts C1,C2,C7</w:t>
-        <w:br/>
-        <w:t>python -m bench.run_bench --system b0 --contracts C1,C2,C7</w:t>
-        <w:br/>
-        <w:t>python -m bench.run_bench --system b4 &amp;&amp; python -m bench.report</w:t>
-        <w:br/>
-        <w:t>python scripts/verify_audit.py                        # OK (n events)</w:t>
-      </w:r>
-    </w:p>
-    <w:p>
-      <w:r>
-        <w:t>Without an API key every model step falls back to rules and cached calls replay. The benchmark and extraction commands need the third-party data and an API key with quota.</w:t>
+        <w:t>The sandbox insurer is a separate service with its own claims desk. Claims filed by the assistant arrive there with the filled form and the attached files; a person moves them through received, under review, approved, rejected or paid, with a note that is returned to the customer.</w:t>
       </w:r>
     </w:p>
     <w:p>
@@ -4009,7 +3384,7 @@
         <w:rPr>
           <w:color w:val="14213D"/>
         </w:rPr>
-        <w:t>9. Related work</w:t>
+        <w:t>10. Limitations</w:t>
       </w:r>
     </w:p>
     <w:p>
@@ -4017,7 +3392,7 @@
         <w:pStyle w:val="ListBullet"/>
       </w:pPr>
       <w:r>
-        <w:t>Benchmark for gap and overlap analysis of insurance contracts (arXiv:2604.10853): we use its contracts and labels; it answers scenarios with hand-written ontology queries, we fill a fixed qualifier schema from text and answer with generic solvers.</w:t>
+        <w:t>The extractor is a language model and can read a value wrongly inside the schema; on the benchmark, extraction coverage per contract ranges from 0.62 to 1.00, and the gap between extracted and gold rules is 7 points.</w:t>
       </w:r>
     </w:p>
     <w:p>
@@ -4025,7 +3400,7 @@
         <w:pStyle w:val="ListBullet"/>
       </w:pPr>
       <w:r>
-        <w:t>GrOIL (arXiv:2608.22135) induces ontologies from text; we use a fixed domain schema so numeric limits and time windows are first-class data.</w:t>
+        <w:t>The engine covers coverage, exclusion, period, rider and termination questions; 24 of 58 benchmark scenarios (dividends, investment-linked caps, estate planning) are outside its scope.</w:t>
       </w:r>
     </w:p>
     <w:p>
@@ -4033,7 +3408,7 @@
         <w:pStyle w:val="ListBullet"/>
       </w:pPr>
       <w:r>
-        <w:t>CaMeL (Debenedetti et al., arXiv:2503.18813) separates a privileged planner from a quarantined model and tracks data flow; our enforcement layer is a simplified form with coarse trust labels and reference-only arguments.</w:t>
+        <w:t>The public benchmark covers life insurance only; Indonesian products are tested on hand-verified sandbox policies and team-written tasks. The blind off-script batch for the rule-only mode passed 3 of 14.</w:t>
       </w:r>
     </w:p>
     <w:p>
@@ -4041,7 +3416,7 @@
         <w:pStyle w:val="ListBullet"/>
       </w:pPr>
       <w:r>
-        <w:t>Counterfactual explanations and algorithmic recourse (Wachter et al. 2017; Ustun et al. 2019) motivate Solver 3; our action set is restricted to legitimate claimant actions.</w:t>
+        <w:t>Statutory amounts and payer rules are modelled and marked "verify with the payer"; INA-CBG tariff grouping is not implemented.</w:t>
       </w:r>
     </w:p>
     <w:p>
@@ -4049,7 +3424,113 @@
         <w:pStyle w:val="ListBullet"/>
       </w:pPr>
       <w:r>
-        <w:t>OWASP Top 10 for Agentic Applications 2026 structures the threat model.</w:t>
+        <w:t>Text drawn inside an image is not detected as hidden text.</w:t>
+      </w:r>
+    </w:p>
+    <w:p>
+      <w:pPr>
+        <w:pStyle w:val="ListBullet"/>
+      </w:pPr>
+      <w:r>
+        <w:t>The permission layer limits what the assistant can do; it does not guarantee that advice text is correct, which is why every answer is marked indicative.</w:t>
+      </w:r>
+    </w:p>
+    <w:p>
+      <w:pPr>
+        <w:pStyle w:val="ListBullet"/>
+      </w:pPr>
+      <w:r>
+        <w:t>The assistant's working memory of a conversation ends when the server restarts; the customer is told and asked to restate the situation. Saved chats and filed claims are kept.</w:t>
+      </w:r>
+    </w:p>
+    <w:p>
+      <w:pPr>
+        <w:pStyle w:val="Heading1"/>
+      </w:pPr>
+      <w:r>
+        <w:rPr>
+          <w:color w:val="14213D"/>
+        </w:rPr>
+        <w:t>11. Running it</w:t>
+      </w:r>
+    </w:p>
+    <w:p>
+      <w:r>
+        <w:rPr>
+          <w:rFonts w:ascii="Consolas" w:hAnsi="Consolas"/>
+          <w:sz w:val="18"/>
+        </w:rPr>
+        <w:t>git clone https://github.com/bungagana/clauseguard.git &amp;&amp; cd clauseguard</w:t>
+        <w:br/>
+        <w:t>cd clauseguard &amp;&amp; pip install -r requirements.txt &amp;&amp; python scripts/serve.py --fresh</w:t>
+        <w:br/>
+        <w:t>cd ../clauseguard-web &amp;&amp; npm install &amp;&amp; npm run dev</w:t>
+        <w:br/>
+        <w:t>cd ../clauseguard &amp;&amp; python -m pytest -q</w:t>
+      </w:r>
+    </w:p>
+    <w:p>
+      <w:r>
+        <w:t>Without a model key, every step falls back to its deterministic path. The full list of evaluation commands is in the Execution Evidence Index.</w:t>
+      </w:r>
+    </w:p>
+    <w:p>
+      <w:pPr>
+        <w:pStyle w:val="Heading1"/>
+      </w:pPr>
+      <w:r>
+        <w:rPr>
+          <w:color w:val="14213D"/>
+        </w:rPr>
+        <w:t>12. References</w:t>
+      </w:r>
+    </w:p>
+    <w:p>
+      <w:pPr>
+        <w:pStyle w:val="ListBullet"/>
+      </w:pPr>
+      <w:r>
+        <w:t>Mridul, Kapa and Seneviratne (2026). A benchmark for gap and overlap analysis of insurance contracts. arXiv:2604.10853.</w:t>
+      </w:r>
+    </w:p>
+    <w:p>
+      <w:pPr>
+        <w:pStyle w:val="ListBullet"/>
+      </w:pPr>
+      <w:r>
+        <w:t>Debenedetti et al. (2025). CaMeL: defeating prompt injections by design. arXiv:2503.18813.</w:t>
+      </w:r>
+    </w:p>
+    <w:p>
+      <w:pPr>
+        <w:pStyle w:val="ListBullet"/>
+      </w:pPr>
+      <w:r>
+        <w:t>Wachter, Mittelstadt and Russell (2017); Ustun, Spangher and Liu (2019). Counterfactual explanations and algorithmic recourse.</w:t>
+      </w:r>
+    </w:p>
+    <w:p>
+      <w:pPr>
+        <w:pStyle w:val="ListBullet"/>
+      </w:pPr>
+      <w:r>
+        <w:t>OWASP Top 10 for Agentic Applications (2026).</w:t>
+      </w:r>
+    </w:p>
+    <w:p>
+      <w:pPr>
+        <w:pStyle w:val="ListBullet"/>
+      </w:pPr>
+      <w:r>
+        <w:t>KFF (2025). HealthCare.gov insurers denied nearly 1 in 5 in-network claims in 2023.</w:t>
+      </w:r>
+    </w:p>
+    <w:p>
+      <w:pPr>
+        <w:pStyle w:val="ListBullet"/>
+      </w:pPr>
+      <w:r>
+        <w:t>OJK (2023). Claim difficulty is the most reported insurance complaint.</w:t>
       </w:r>
     </w:p>
     <w:sectPr>

--- a/SUBMISSION/1_Technical_Documentation.docx
+++ b/SUBMISSION/1_Technical_Documentation.docx
@@ -42,26 +42,39 @@
         <w:rPr>
           <w:color w:val="14213D"/>
         </w:rPr>
-        <w:t>1. Summary</w:t>
+        <w:t>1. Problem &amp; scope</w:t>
+      </w:r>
+    </w:p>
+    <w:p>
+      <w:pPr>
+        <w:pStyle w:val="Heading2"/>
+      </w:pPr>
+      <w:r>
+        <w:rPr>
+          <w:color w:val="14213D"/>
+        </w:rPr>
+        <w:t>1.1 Topic and problem</w:t>
       </w:r>
     </w:p>
     <w:p>
       <w:r>
-        <w:t>ClauseGuard is an AI insurance assistant for policyholders. A customer describes what happened in their own words, in English or Indonesian, and ClauseGuard answers three questions from the customer's own policies: is this covered, how much is paid, and by when must the claim be filed. Every answer quotes the clause that decides it. ClauseGuard then reads the customer's hospital documents, prepares the insurer's own claim form, files the claim once the customer confirms, and brings the insurer's decision back to the chat with the next step.</w:t>
+        <w:t>ClauseGuard addresses Topic D, the AI insurance assistant. Many households hold several policies at once, for example national health insurance (BPJS Kesehatan), an employer plan, a personal policy and an accident cover. The rules that decide a claim sit in long policy documents that people rarely read. These rules include filing deadlines, waiting periods, required documents and the order in which payers pay. Indonesia's financial services authority (OJK) reports that more than half of insurance complaints concern difficulty with claims. In the United States, about one in five in-network claims was denied in 2023 and fewer than 1% were appealed (KFF, 2025).</w:t>
       </w:r>
     </w:p>
     <w:p>
       <w:r>
-        <w:t xml:space="preserve">The design rests on one principle: </w:t>
+        <w:t>Five costly mistakes recur. A claim is filed after the deadline. A claim is filed inside a waiting period. The wrong payer is claimed first. The customer pays twice for overlapping cover or misses benefits that stack. A policy lapses during its grace period. All five can be computed from the customer's own documents.</w:t>
       </w:r>
+    </w:p>
+    <w:p>
+      <w:pPr>
+        <w:pStyle w:val="Heading2"/>
+      </w:pPr>
       <w:r>
         <w:rPr>
-          <w:b/>
+          <w:color w:val="14213D"/>
         </w:rPr>
-        <w:t>language models understand and explain, code decides and acts.</w:t>
-      </w:r>
-      <w:r>
-        <w:t xml:space="preserve"> Coverage verdicts, amounts and deadlines come from a deterministic rules engine that runs over the policy wording compiled into typed rules. Actions run inside four permission tiers enforced in code. Money and identity changes are never executed by the assistant.</w:t>
+        <w:t>1.2 User personas</w:t>
       </w:r>
     </w:p>
     <w:tbl>
@@ -71,13 +84,14 @@
         <w:tblLook w:firstColumn="1" w:firstRow="1" w:lastColumn="0" w:lastRow="0" w:noHBand="0" w:noVBand="1" w:val="04A0"/>
       </w:tblPr>
       <w:tblGrid>
-        <w:gridCol w:w="4320"/>
-        <w:gridCol w:w="4320"/>
+        <w:gridCol w:w="2880"/>
+        <w:gridCol w:w="2880"/>
+        <w:gridCol w:w="2880"/>
       </w:tblGrid>
       <w:tr>
         <w:tc>
           <w:tcPr>
-            <w:tcW w:type="dxa" w:w="4320"/>
+            <w:tcW w:type="dxa" w:w="2880"/>
           </w:tcPr>
           <w:p>
             <w:r>
@@ -91,13 +105,13 @@
                 <w:b/>
                 <w:sz w:val="18"/>
               </w:rPr>
-              <w:t>Measure</w:t>
+              <w:t>Persona</w:t>
             </w:r>
           </w:p>
         </w:tc>
         <w:tc>
           <w:tcPr>
-            <w:tcW w:type="dxa" w:w="4320"/>
+            <w:tcW w:type="dxa" w:w="2880"/>
           </w:tcPr>
           <w:p>
             <w:r>
@@ -111,7 +125,27 @@
                 <w:b/>
                 <w:sz w:val="18"/>
               </w:rPr>
-              <w:t>Result</w:t>
+              <w:t>Profile</w:t>
+            </w:r>
+          </w:p>
+        </w:tc>
+        <w:tc>
+          <w:tcPr>
+            <w:tcW w:type="dxa" w:w="2880"/>
+          </w:tcPr>
+          <w:p>
+            <w:r>
+              <w:rPr>
+                <w:b/>
+                <w:sz w:val="18"/>
+              </w:rPr>
+            </w:r>
+            <w:r>
+              <w:rPr>
+                <w:b/>
+                <w:sz w:val="18"/>
+              </w:rPr>
+              <w:t>Policies held</w:t>
             </w:r>
           </w:p>
         </w:tc>
@@ -119,7 +153,7 @@
       <w:tr>
         <w:tc>
           <w:tcPr>
-            <w:tcW w:type="dxa" w:w="4320"/>
+            <w:tcW w:type="dxa" w:w="2880"/>
           </w:tcPr>
           <w:p>
             <w:r>
@@ -131,13 +165,13 @@
               <w:rPr>
                 <w:sz w:val="18"/>
               </w:rPr>
-              <w:t>Attacks that changed anything, of 27 (permission enforcement on)</w:t>
+              <w:t>Rizky, 24</w:t>
             </w:r>
           </w:p>
         </w:tc>
         <w:tc>
           <w:tcPr>
-            <w:tcW w:type="dxa" w:w="4320"/>
+            <w:tcW w:type="dxa" w:w="2880"/>
           </w:tcPr>
           <w:p>
             <w:r>
@@ -149,7 +183,25 @@
               <w:rPr>
                 <w:sz w:val="18"/>
               </w:rPr>
-              <w:t>0</w:t>
+              <w:t>Graduate student with a dengue hospital claim in progress</w:t>
+            </w:r>
+          </w:p>
+        </w:tc>
+        <w:tc>
+          <w:tcPr>
+            <w:tcW w:type="dxa" w:w="2880"/>
+          </w:tcPr>
+          <w:p>
+            <w:r>
+              <w:rPr>
+                <w:sz w:val="18"/>
+              </w:rPr>
+            </w:r>
+            <w:r>
+              <w:rPr>
+                <w:sz w:val="18"/>
+              </w:rPr>
+              <w:t>Hospital cash plan (Sompo), term life with an overdue premium, critical illness, BPJS Kesehatan class 2</w:t>
             </w:r>
           </w:p>
         </w:tc>
@@ -157,7 +209,7 @@
       <w:tr>
         <w:tc>
           <w:tcPr>
-            <w:tcW w:type="dxa" w:w="4320"/>
+            <w:tcW w:type="dxa" w:w="2880"/>
           </w:tcPr>
           <w:p>
             <w:r>
@@ -169,13 +221,13 @@
               <w:rPr>
                 <w:sz w:val="18"/>
               </w:rPr>
-              <w:t>Accuracy on a public insurance benchmark (390 labels)</w:t>
+              <w:t>The Santoso family</w:t>
             </w:r>
           </w:p>
         </w:tc>
         <w:tc>
           <w:tcPr>
-            <w:tcW w:type="dxa" w:w="4320"/>
+            <w:tcW w:type="dxa" w:w="2880"/>
           </w:tcPr>
           <w:p>
             <w:r>
@@ -187,7 +239,25 @@
               <w:rPr>
                 <w:sz w:val="18"/>
               </w:rPr>
-              <w:t>84.6%</w:t>
+              <w:t>Family of four, the head of the family is an employee</w:t>
+            </w:r>
+          </w:p>
+        </w:tc>
+        <w:tc>
+          <w:tcPr>
+            <w:tcW w:type="dxa" w:w="2880"/>
+          </w:tcPr>
+          <w:p>
+            <w:r>
+              <w:rPr>
+                <w:sz w:val="18"/>
+              </w:rPr>
+            </w:r>
+            <w:r>
+              <w:rPr>
+                <w:sz w:val="18"/>
+              </w:rPr>
+              <w:t>Employer group health and life, a family hospital-cash rider, the wife's individual health plan, BPJS Kesehatan class 1</w:t>
             </w:r>
           </w:p>
         </w:tc>
@@ -195,7 +265,7 @@
       <w:tr>
         <w:tc>
           <w:tcPr>
-            <w:tcW w:type="dxa" w:w="4320"/>
+            <w:tcW w:type="dxa" w:w="2880"/>
           </w:tcPr>
           <w:p>
             <w:r>
@@ -207,13 +277,13 @@
               <w:rPr>
                 <w:sz w:val="18"/>
               </w:rPr>
-              <w:t>Denials invented where no clause applies</w:t>
+              <w:t>Dewi, 29</w:t>
             </w:r>
           </w:p>
         </w:tc>
         <w:tc>
           <w:tcPr>
-            <w:tcW w:type="dxa" w:w="4320"/>
+            <w:tcW w:type="dxa" w:w="2880"/>
           </w:tcPr>
           <w:p>
             <w:r>
@@ -225,7 +295,211 @@
               <w:rPr>
                 <w:sz w:val="18"/>
               </w:rPr>
-              <w:t>1.4%</w:t>
+              <w:t>Ride-hailing courier</w:t>
+            </w:r>
+          </w:p>
+        </w:tc>
+        <w:tc>
+          <w:tcPr>
+            <w:tcW w:type="dxa" w:w="2880"/>
+          </w:tcPr>
+          <w:p>
+            <w:r>
+              <w:rPr>
+                <w:sz w:val="18"/>
+              </w:rPr>
+            </w:r>
+            <w:r>
+              <w:rPr>
+                <w:sz w:val="18"/>
+              </w:rPr>
+              <w:t>Personal accident, the platform's on-trip accident cover, BPJS Kesehatan class 3 with three months of arrears, Jasa Raharja</w:t>
+            </w:r>
+          </w:p>
+        </w:tc>
+      </w:tr>
+    </w:tbl>
+    <w:p/>
+    <w:p>
+      <w:r>
+        <w:t>The three personas and their policies are synthetic. Their policy wording is modelled on public insurer documents. Real customers can also sign up, upload their own policy PDF and ask about it right away.</w:t>
+      </w:r>
+    </w:p>
+    <w:p>
+      <w:pPr>
+        <w:pStyle w:val="Heading2"/>
+      </w:pPr>
+      <w:r>
+        <w:rPr>
+          <w:color w:val="14213D"/>
+        </w:rPr>
+        <w:t>1.3 Financial tasks the agent completes</w:t>
+      </w:r>
+    </w:p>
+    <w:p>
+      <w:pPr>
+        <w:pStyle w:val="ListNumber"/>
+      </w:pPr>
+      <w:r>
+        <w:rPr>
+          <w:b/>
+        </w:rPr>
+        <w:t>Check coverage.</w:t>
+      </w:r>
+      <w:r>
+        <w:t xml:space="preserve"> For each policy the agent decides whether the event is covered, the indicative benefit and the filing deadline, with the deciding clause quoted.</w:t>
+      </w:r>
+    </w:p>
+    <w:p>
+      <w:pPr>
+        <w:pStyle w:val="ListNumber"/>
+      </w:pPr>
+      <w:r>
+        <w:rPr>
+          <w:b/>
+        </w:rPr>
+        <w:t>Order the payers.</w:t>
+      </w:r>
+      <w:r>
+        <w:t xml:space="preserve"> For one hospital bill the agent computes which policy pays first and how much each one pays.</w:t>
+      </w:r>
+    </w:p>
+    <w:p>
+      <w:pPr>
+        <w:pStyle w:val="ListNumber"/>
+      </w:pPr>
+      <w:r>
+        <w:rPr>
+          <w:b/>
+        </w:rPr>
+        <w:t>Prepare and file the claim.</w:t>
+      </w:r>
+      <w:r>
+        <w:t xml:space="preserve"> The agent reads the hospital documents, matches them to the insurer's list of required documents, fills in that insurer's claim form and files it after the customer taps Confirm.</w:t>
+      </w:r>
+    </w:p>
+    <w:p>
+      <w:pPr>
+        <w:pStyle w:val="ListNumber"/>
+      </w:pPr>
+      <w:r>
+        <w:rPr>
+          <w:b/>
+        </w:rPr>
+        <w:t>Follow up on the decision.</w:t>
+      </w:r>
+      <w:r>
+        <w:t xml:space="preserve"> The agent relays the insurer's decision, explains what can be fixed and checks whether a rejection has grounds for appeal.</w:t>
+      </w:r>
+    </w:p>
+    <w:p>
+      <w:pPr>
+        <w:pStyle w:val="ListNumber"/>
+      </w:pPr>
+      <w:r>
+        <w:rPr>
+          <w:b/>
+        </w:rPr>
+        <w:t>Watch deadlines and policy status.</w:t>
+      </w:r>
+      <w:r>
+        <w:t xml:space="preserve"> The agent warns before a filing deadline or a premium grace period runs out.</w:t>
+      </w:r>
+    </w:p>
+    <w:p>
+      <w:pPr>
+        <w:pStyle w:val="ListNumber"/>
+      </w:pPr>
+      <w:r>
+        <w:rPr>
+          <w:b/>
+        </w:rPr>
+        <w:t>Close coverage gaps.</w:t>
+      </w:r>
+      <w:r>
+        <w:t xml:space="preserve"> The agent recommends the plans that close the largest gap within a monthly budget.</w:t>
+      </w:r>
+    </w:p>
+    <w:p>
+      <w:pPr>
+        <w:pStyle w:val="Heading2"/>
+      </w:pPr>
+      <w:r>
+        <w:rPr>
+          <w:color w:val="14213D"/>
+        </w:rPr>
+        <w:t>1.4 Success metrics</w:t>
+      </w:r>
+    </w:p>
+    <w:tbl>
+      <w:tblPr>
+        <w:tblStyle w:val="TableGrid"/>
+        <w:tblW w:type="auto" w:w="0"/>
+        <w:tblLook w:firstColumn="1" w:firstRow="1" w:lastColumn="0" w:lastRow="0" w:noHBand="0" w:noVBand="1" w:val="04A0"/>
+      </w:tblPr>
+      <w:tblGrid>
+        <w:gridCol w:w="2880"/>
+        <w:gridCol w:w="2880"/>
+        <w:gridCol w:w="2880"/>
+      </w:tblGrid>
+      <w:tr>
+        <w:tc>
+          <w:tcPr>
+            <w:tcW w:type="dxa" w:w="2880"/>
+          </w:tcPr>
+          <w:p>
+            <w:r>
+              <w:rPr>
+                <w:b/>
+                <w:sz w:val="18"/>
+              </w:rPr>
+            </w:r>
+            <w:r>
+              <w:rPr>
+                <w:b/>
+                <w:sz w:val="18"/>
+              </w:rPr>
+              <w:t>Metric</w:t>
+            </w:r>
+          </w:p>
+        </w:tc>
+        <w:tc>
+          <w:tcPr>
+            <w:tcW w:type="dxa" w:w="2880"/>
+          </w:tcPr>
+          <w:p>
+            <w:r>
+              <w:rPr>
+                <w:b/>
+                <w:sz w:val="18"/>
+              </w:rPr>
+            </w:r>
+            <w:r>
+              <w:rPr>
+                <w:b/>
+                <w:sz w:val="18"/>
+              </w:rPr>
+              <w:t>Definition</w:t>
+            </w:r>
+          </w:p>
+        </w:tc>
+        <w:tc>
+          <w:tcPr>
+            <w:tcW w:type="dxa" w:w="2880"/>
+          </w:tcPr>
+          <w:p>
+            <w:r>
+              <w:rPr>
+                <w:b/>
+                <w:sz w:val="18"/>
+              </w:rPr>
+            </w:r>
+            <w:r>
+              <w:rPr>
+                <w:b/>
+                <w:sz w:val="18"/>
+              </w:rPr>
+              <w:t>Result</w:t>
             </w:r>
           </w:p>
         </w:tc>
@@ -233,7 +507,7 @@
       <w:tr>
         <w:tc>
           <w:tcPr>
-            <w:tcW w:type="dxa" w:w="4320"/>
+            <w:tcW w:type="dxa" w:w="2880"/>
           </w:tcPr>
           <w:p>
             <w:r>
@@ -245,13 +519,13 @@
               <w:rPr>
                 <w:sz w:val="18"/>
               </w:rPr>
-              <w:t>Scripted claim tasks passed</w:t>
+              <w:t>Scripted task completion</w:t>
             </w:r>
           </w:p>
         </w:tc>
         <w:tc>
           <w:tcPr>
-            <w:tcW w:type="dxa" w:w="4320"/>
+            <w:tcW w:type="dxa" w:w="2880"/>
           </w:tcPr>
           <w:p>
             <w:r>
@@ -263,7 +537,25 @@
               <w:rPr>
                 <w:sz w:val="18"/>
               </w:rPr>
-              <w:t>33 of 33</w:t>
+              <w:t>Share of claim tasks that pass automatic checks on verdict, amount, deadline, denial code and actions</w:t>
+            </w:r>
+          </w:p>
+        </w:tc>
+        <w:tc>
+          <w:tcPr>
+            <w:tcW w:type="dxa" w:w="2880"/>
+          </w:tcPr>
+          <w:p>
+            <w:r>
+              <w:rPr>
+                <w:sz w:val="18"/>
+              </w:rPr>
+            </w:r>
+            <w:r>
+              <w:rPr>
+                <w:sz w:val="18"/>
+              </w:rPr>
+              <w:t>33 of 33 (100%)</w:t>
             </w:r>
           </w:p>
         </w:tc>
@@ -271,7 +563,7 @@
       <w:tr>
         <w:tc>
           <w:tcPr>
-            <w:tcW w:type="dxa" w:w="4320"/>
+            <w:tcW w:type="dxa" w:w="2880"/>
           </w:tcPr>
           <w:p>
             <w:r>
@@ -283,13 +575,13 @@
               <w:rPr>
                 <w:sz w:val="18"/>
               </w:rPr>
-              <w:t>Automated tests passed</w:t>
+              <w:t>Coverage accuracy</w:t>
             </w:r>
           </w:p>
         </w:tc>
         <w:tc>
           <w:tcPr>
-            <w:tcW w:type="dxa" w:w="4320"/>
+            <w:tcW w:type="dxa" w:w="2880"/>
           </w:tcPr>
           <w:p>
             <w:r>
@@ -301,7 +593,305 @@
               <w:rPr>
                 <w:sz w:val="18"/>
               </w:rPr>
-              <w:t>554</w:t>
+              <w:t>Correct verdicts on a public insurance benchmark</w:t>
+            </w:r>
+          </w:p>
+        </w:tc>
+        <w:tc>
+          <w:tcPr>
+            <w:tcW w:type="dxa" w:w="2880"/>
+          </w:tcPr>
+          <w:p>
+            <w:r>
+              <w:rPr>
+                <w:sz w:val="18"/>
+              </w:rPr>
+            </w:r>
+            <w:r>
+              <w:rPr>
+                <w:sz w:val="18"/>
+              </w:rPr>
+              <w:t>84.6% (n = 390)</w:t>
+            </w:r>
+          </w:p>
+        </w:tc>
+      </w:tr>
+      <w:tr>
+        <w:tc>
+          <w:tcPr>
+            <w:tcW w:type="dxa" w:w="2880"/>
+          </w:tcPr>
+          <w:p>
+            <w:r>
+              <w:rPr>
+                <w:sz w:val="18"/>
+              </w:rPr>
+            </w:r>
+            <w:r>
+              <w:rPr>
+                <w:sz w:val="18"/>
+              </w:rPr>
+              <w:t>Invented denials</w:t>
+            </w:r>
+          </w:p>
+        </w:tc>
+        <w:tc>
+          <w:tcPr>
+            <w:tcW w:type="dxa" w:w="2880"/>
+          </w:tcPr>
+          <w:p>
+            <w:r>
+              <w:rPr>
+                <w:sz w:val="18"/>
+              </w:rPr>
+            </w:r>
+            <w:r>
+              <w:rPr>
+                <w:sz w:val="18"/>
+              </w:rPr>
+              <w:t>Denials returned where no clause applies</w:t>
+            </w:r>
+          </w:p>
+        </w:tc>
+        <w:tc>
+          <w:tcPr>
+            <w:tcW w:type="dxa" w:w="2880"/>
+          </w:tcPr>
+          <w:p>
+            <w:r>
+              <w:rPr>
+                <w:sz w:val="18"/>
+              </w:rPr>
+            </w:r>
+            <w:r>
+              <w:rPr>
+                <w:sz w:val="18"/>
+              </w:rPr>
+              <w:t>1.4%</w:t>
+            </w:r>
+          </w:p>
+        </w:tc>
+      </w:tr>
+      <w:tr>
+        <w:tc>
+          <w:tcPr>
+            <w:tcW w:type="dxa" w:w="2880"/>
+          </w:tcPr>
+          <w:p>
+            <w:r>
+              <w:rPr>
+                <w:sz w:val="18"/>
+              </w:rPr>
+            </w:r>
+            <w:r>
+              <w:rPr>
+                <w:sz w:val="18"/>
+              </w:rPr>
+              <w:t>Clarification precision</w:t>
+            </w:r>
+          </w:p>
+        </w:tc>
+        <w:tc>
+          <w:tcPr>
+            <w:tcW w:type="dxa" w:w="2880"/>
+          </w:tcPr>
+          <w:p>
+            <w:r>
+              <w:rPr>
+                <w:sz w:val="18"/>
+              </w:rPr>
+            </w:r>
+            <w:r>
+              <w:rPr>
+                <w:sz w:val="18"/>
+              </w:rPr>
+              <w:t>Asks when the answer would change and stays silent otherwise</w:t>
+            </w:r>
+          </w:p>
+        </w:tc>
+        <w:tc>
+          <w:tcPr>
+            <w:tcW w:type="dxa" w:w="2880"/>
+          </w:tcPr>
+          <w:p>
+            <w:r>
+              <w:rPr>
+                <w:sz w:val="18"/>
+              </w:rPr>
+            </w:r>
+            <w:r>
+              <w:rPr>
+                <w:sz w:val="18"/>
+              </w:rPr>
+              <w:t>87% and 100%</w:t>
+            </w:r>
+          </w:p>
+        </w:tc>
+      </w:tr>
+      <w:tr>
+        <w:tc>
+          <w:tcPr>
+            <w:tcW w:type="dxa" w:w="2880"/>
+          </w:tcPr>
+          <w:p>
+            <w:r>
+              <w:rPr>
+                <w:sz w:val="18"/>
+              </w:rPr>
+            </w:r>
+            <w:r>
+              <w:rPr>
+                <w:sz w:val="18"/>
+              </w:rPr>
+              <w:t>End-to-end claim</w:t>
+            </w:r>
+          </w:p>
+        </w:tc>
+        <w:tc>
+          <w:tcPr>
+            <w:tcW w:type="dxa" w:w="2880"/>
+          </w:tcPr>
+          <w:p>
+            <w:r>
+              <w:rPr>
+                <w:sz w:val="18"/>
+              </w:rPr>
+            </w:r>
+            <w:r>
+              <w:rPr>
+                <w:sz w:val="18"/>
+              </w:rPr>
+              <w:t>Documents, form, confirmation, desk decision and the decision back in the chat</w:t>
+            </w:r>
+          </w:p>
+        </w:tc>
+        <w:tc>
+          <w:tcPr>
+            <w:tcW w:type="dxa" w:w="2880"/>
+          </w:tcPr>
+          <w:p>
+            <w:r>
+              <w:rPr>
+                <w:sz w:val="18"/>
+              </w:rPr>
+            </w:r>
+            <w:r>
+              <w:rPr>
+                <w:sz w:val="18"/>
+              </w:rPr>
+              <w:t>Completed and recorded with audit sequence numbers</w:t>
+            </w:r>
+          </w:p>
+        </w:tc>
+      </w:tr>
+      <w:tr>
+        <w:tc>
+          <w:tcPr>
+            <w:tcW w:type="dxa" w:w="2880"/>
+          </w:tcPr>
+          <w:p>
+            <w:r>
+              <w:rPr>
+                <w:sz w:val="18"/>
+              </w:rPr>
+            </w:r>
+            <w:r>
+              <w:rPr>
+                <w:sz w:val="18"/>
+              </w:rPr>
+              <w:t>Conversation quality</w:t>
+            </w:r>
+          </w:p>
+        </w:tc>
+        <w:tc>
+          <w:tcPr>
+            <w:tcW w:type="dxa" w:w="2880"/>
+          </w:tcPr>
+          <w:p>
+            <w:r>
+              <w:rPr>
+                <w:sz w:val="18"/>
+              </w:rPr>
+            </w:r>
+            <w:r>
+              <w:rPr>
+                <w:sz w:val="18"/>
+              </w:rPr>
+              <w:t>Turns passed out of 47 turns of slang, typos, corrections and what-ifs</w:t>
+            </w:r>
+          </w:p>
+        </w:tc>
+        <w:tc>
+          <w:tcPr>
+            <w:tcW w:type="dxa" w:w="2880"/>
+          </w:tcPr>
+          <w:p>
+            <w:r>
+              <w:rPr>
+                <w:sz w:val="18"/>
+              </w:rPr>
+            </w:r>
+            <w:r>
+              <w:rPr>
+                <w:sz w:val="18"/>
+              </w:rPr>
+              <w:t>42 of 47 (89%)</w:t>
+            </w:r>
+          </w:p>
+        </w:tc>
+      </w:tr>
+      <w:tr>
+        <w:tc>
+          <w:tcPr>
+            <w:tcW w:type="dxa" w:w="2880"/>
+          </w:tcPr>
+          <w:p>
+            <w:r>
+              <w:rPr>
+                <w:sz w:val="18"/>
+              </w:rPr>
+            </w:r>
+            <w:r>
+              <w:rPr>
+                <w:sz w:val="18"/>
+              </w:rPr>
+              <w:t>Action safety</w:t>
+            </w:r>
+          </w:p>
+        </w:tc>
+        <w:tc>
+          <w:tcPr>
+            <w:tcW w:type="dxa" w:w="2880"/>
+          </w:tcPr>
+          <w:p>
+            <w:r>
+              <w:rPr>
+                <w:sz w:val="18"/>
+              </w:rPr>
+            </w:r>
+            <w:r>
+              <w:rPr>
+                <w:sz w:val="18"/>
+              </w:rPr>
+              <w:t>Attacks that produced any effect</w:t>
+            </w:r>
+          </w:p>
+        </w:tc>
+        <w:tc>
+          <w:tcPr>
+            <w:tcW w:type="dxa" w:w="2880"/>
+          </w:tcPr>
+          <w:p>
+            <w:r>
+              <w:rPr>
+                <w:sz w:val="18"/>
+              </w:rPr>
+            </w:r>
+            <w:r>
+              <w:rPr>
+                <w:sz w:val="18"/>
+              </w:rPr>
+              <w:t>0 of 27</w:t>
             </w:r>
           </w:p>
         </w:tc>
@@ -316,28 +906,7 @@
         <w:rPr>
           <w:color w:val="14213D"/>
         </w:rPr>
-        <w:t>2. The problem</w:t>
-      </w:r>
-    </w:p>
-    <w:p>
-      <w:r>
-        <w:t>Most households hold several policies at once: national health insurance, an employer plan, an individual plan, a rider, an accident cover. The rules that decide a claim (filing deadlines, waiting periods, required documents, which payer goes first) sit in documents that customers rarely read. In Indonesia, the financial services authority (OJK) reports that more than half of insurance complaints concern difficulty with claims. In the United States, marketplace insurers denied about one in five in-network claims in 2023, and fewer than 1% were appealed (KFF, 2025). In China and Hong Kong, published disputes concentrate on strict critical-illness definitions and non-disclosure.</w:t>
-      </w:r>
-    </w:p>
-    <w:p>
-      <w:r>
-        <w:t>A general chatbot answers these questions from memory and can state a wrong rule with confidence. Five costly mistakes recur, and each one is arithmetic on the customer's own documents: filing after the deadline, claiming inside a waiting period, claiming from the wrong payer first, paying twice for overlapping cover or missing benefits that stack, and letting a policy lapse during its grace period.</w:t>
-      </w:r>
-    </w:p>
-    <w:p>
-      <w:pPr>
-        <w:pStyle w:val="Heading1"/>
-      </w:pPr>
-      <w:r>
-        <w:rPr>
-          <w:color w:val="14213D"/>
-        </w:rPr>
-        <w:t>3. What ClauseGuard does</w:t>
+        <w:t>2. System architecture</w:t>
       </w:r>
     </w:p>
     <w:p>
@@ -348,476 +917,7 @@
         <w:rPr>
           <w:color w:val="14213D"/>
         </w:rPr>
-        <w:t>3.1 Core features</w:t>
-      </w:r>
-    </w:p>
-    <w:p>
-      <w:r>
-        <w:rPr>
-          <w:b/>
-        </w:rPr>
-        <w:t>ClauseLens: understands your cover.</w:t>
-      </w:r>
-      <w:r>
-        <w:t xml:space="preserve"> The customer asks in plain words ("three days in hospital with dengue, can I claim?"). ClauseLens reads all of the customer's policies together and returns, per policy, covered or not, the indicative amount and the last day to file, with the deciding clause quoted word for word. When one missing fact would change the answer, it asks for that fact only. When several policies apply, it computes which payer goes first and how much each one pays.</w:t>
-      </w:r>
-    </w:p>
-    <w:p>
-      <w:r>
-        <w:rPr>
-          <w:b/>
-        </w:rPr>
-        <w:t>ClaimFlow: handles your claim.</w:t>
-      </w:r>
-      <w:r>
-        <w:t xml:space="preserve"> The customer sends hospital documents (invoice, medical resume, prescription, lab results). ClaimFlow shows what it read from each file, checks the files against the insurer's own list of required documents, and fills in that insurer's claim form. The customer can correct any field before sending. The claim is filed only after the customer taps Confirm. When the insurer decides, the decision and the assessor's note arrive in the chat, together with what can be fixed or whether an appeal has grounds.</w:t>
-      </w:r>
-    </w:p>
-    <w:p>
-      <w:r>
-        <w:rPr>
-          <w:b/>
-        </w:rPr>
-        <w:t>TrustLock: keeps you in control.</w:t>
-      </w:r>
-      <w:r>
-        <w:t xml:space="preserve"> The customer chooses how far the assistant may go (Observe, Draft or Act). Submitting anything requires a one-time confirmation that the model cannot produce. Changing a payout account or a beneficiary is reserved for a person at the insurer. Hidden instructions inside uploaded files are detected and ignored. Every step is written to a tamper-evident log.</w:t>
-      </w:r>
-    </w:p>
-    <w:p>
-      <w:pPr>
-        <w:pStyle w:val="Heading2"/>
-      </w:pPr>
-      <w:r>
-        <w:rPr>
-          <w:color w:val="14213D"/>
-        </w:rPr>
-        <w:t>3.2 Supporting features</w:t>
-      </w:r>
-    </w:p>
-    <w:tbl>
-      <w:tblPr>
-        <w:tblStyle w:val="TableGrid"/>
-        <w:tblW w:type="auto" w:w="0"/>
-        <w:tblLook w:firstColumn="1" w:firstRow="1" w:lastColumn="0" w:lastRow="0" w:noHBand="0" w:noVBand="1" w:val="04A0"/>
-      </w:tblPr>
-      <w:tblGrid>
-        <w:gridCol w:w="4320"/>
-        <w:gridCol w:w="4320"/>
-      </w:tblGrid>
-      <w:tr>
-        <w:tc>
-          <w:tcPr>
-            <w:tcW w:type="dxa" w:w="4320"/>
-          </w:tcPr>
-          <w:p>
-            <w:r>
-              <w:rPr>
-                <w:b/>
-                <w:sz w:val="18"/>
-              </w:rPr>
-            </w:r>
-            <w:r>
-              <w:rPr>
-                <w:b/>
-                <w:sz w:val="18"/>
-              </w:rPr>
-              <w:t>Feature</w:t>
-            </w:r>
-          </w:p>
-        </w:tc>
-        <w:tc>
-          <w:tcPr>
-            <w:tcW w:type="dxa" w:w="4320"/>
-          </w:tcPr>
-          <w:p>
-            <w:r>
-              <w:rPr>
-                <w:b/>
-                <w:sz w:val="18"/>
-              </w:rPr>
-            </w:r>
-            <w:r>
-              <w:rPr>
-                <w:b/>
-                <w:sz w:val="18"/>
-              </w:rPr>
-              <w:t>What it gives the customer</w:t>
-            </w:r>
-          </w:p>
-        </w:tc>
-      </w:tr>
-      <w:tr>
-        <w:tc>
-          <w:tcPr>
-            <w:tcW w:type="dxa" w:w="4320"/>
-          </w:tcPr>
-          <w:p>
-            <w:r>
-              <w:rPr>
-                <w:sz w:val="18"/>
-              </w:rPr>
-            </w:r>
-            <w:r>
-              <w:rPr>
-                <w:sz w:val="18"/>
-              </w:rPr>
-              <w:t>Deadline Tracker</w:t>
-            </w:r>
-          </w:p>
-        </w:tc>
-        <w:tc>
-          <w:tcPr>
-            <w:tcW w:type="dxa" w:w="4320"/>
-          </w:tcPr>
-          <w:p>
-            <w:r>
-              <w:rPr>
-                <w:sz w:val="18"/>
-              </w:rPr>
-            </w:r>
-            <w:r>
-              <w:rPr>
-                <w:sz w:val="18"/>
-              </w:rPr>
-              <w:t>Warnings before a claim deadline or premium grace period runs out</w:t>
-            </w:r>
-          </w:p>
-        </w:tc>
-      </w:tr>
-      <w:tr>
-        <w:tc>
-          <w:tcPr>
-            <w:tcW w:type="dxa" w:w="4320"/>
-          </w:tcPr>
-          <w:p>
-            <w:r>
-              <w:rPr>
-                <w:sz w:val="18"/>
-              </w:rPr>
-            </w:r>
-            <w:r>
-              <w:rPr>
-                <w:sz w:val="18"/>
-              </w:rPr>
-              <w:t>Claim Simulator</w:t>
-            </w:r>
-          </w:p>
-        </w:tc>
-        <w:tc>
-          <w:tcPr>
-            <w:tcW w:type="dxa" w:w="4320"/>
-          </w:tcPr>
-          <w:p>
-            <w:r>
-              <w:rPr>
-                <w:sz w:val="18"/>
-              </w:rPr>
-            </w:r>
-            <w:r>
-              <w:rPr>
-                <w:sz w:val="18"/>
-              </w:rPr>
-              <w:t>What-if answers ("if I had stayed five days") without affecting a real claim</w:t>
-            </w:r>
-          </w:p>
-        </w:tc>
-      </w:tr>
-      <w:tr>
-        <w:tc>
-          <w:tcPr>
-            <w:tcW w:type="dxa" w:w="4320"/>
-          </w:tcPr>
-          <w:p>
-            <w:r>
-              <w:rPr>
-                <w:sz w:val="18"/>
-              </w:rPr>
-            </w:r>
-            <w:r>
-              <w:rPr>
-                <w:sz w:val="18"/>
-              </w:rPr>
-              <w:t>Own policy upload</w:t>
-            </w:r>
-          </w:p>
-        </w:tc>
-        <w:tc>
-          <w:tcPr>
-            <w:tcW w:type="dxa" w:w="4320"/>
-          </w:tcPr>
-          <w:p>
-            <w:r>
-              <w:rPr>
-                <w:sz w:val="18"/>
-              </w:rPr>
-            </w:r>
-            <w:r>
-              <w:rPr>
-                <w:sz w:val="18"/>
-              </w:rPr>
-              <w:t>Any policy PDF is read live and can be asked about immediately; marked unverified until reviewed</w:t>
-            </w:r>
-          </w:p>
-        </w:tc>
-      </w:tr>
-      <w:tr>
-        <w:tc>
-          <w:tcPr>
-            <w:tcW w:type="dxa" w:w="4320"/>
-          </w:tcPr>
-          <w:p>
-            <w:r>
-              <w:rPr>
-                <w:sz w:val="18"/>
-              </w:rPr>
-            </w:r>
-            <w:r>
-              <w:rPr>
-                <w:sz w:val="18"/>
-              </w:rPr>
-              <w:t>Document reader</w:t>
-            </w:r>
-          </w:p>
-        </w:tc>
-        <w:tc>
-          <w:tcPr>
-            <w:tcW w:type="dxa" w:w="4320"/>
-          </w:tcPr>
-          <w:p>
-            <w:r>
-              <w:rPr>
-                <w:sz w:val="18"/>
-              </w:rPr>
-            </w:r>
-            <w:r>
-              <w:rPr>
-                <w:sz w:val="18"/>
-              </w:rPr>
-              <w:t>A per-file summary of amounts, dates, diagnosis and which requirement the file satisfies</w:t>
-            </w:r>
-          </w:p>
-        </w:tc>
-      </w:tr>
-      <w:tr>
-        <w:tc>
-          <w:tcPr>
-            <w:tcW w:type="dxa" w:w="4320"/>
-          </w:tcPr>
-          <w:p>
-            <w:r>
-              <w:rPr>
-                <w:sz w:val="18"/>
-              </w:rPr>
-            </w:r>
-            <w:r>
-              <w:rPr>
-                <w:sz w:val="18"/>
-              </w:rPr>
-              <w:t>Appeal helper</w:t>
-            </w:r>
-          </w:p>
-        </w:tc>
-        <w:tc>
-          <w:tcPr>
-            <w:tcW w:type="dxa" w:w="4320"/>
-          </w:tcPr>
-          <w:p>
-            <w:r>
-              <w:rPr>
-                <w:sz w:val="18"/>
-              </w:rPr>
-            </w:r>
-            <w:r>
-              <w:rPr>
-                <w:sz w:val="18"/>
-              </w:rPr>
-              <w:t>Checks whether a rejection contradicts the policy and drafts an appeal letter that quotes the clause</w:t>
-            </w:r>
-          </w:p>
-        </w:tc>
-      </w:tr>
-      <w:tr>
-        <w:tc>
-          <w:tcPr>
-            <w:tcW w:type="dxa" w:w="4320"/>
-          </w:tcPr>
-          <w:p>
-            <w:r>
-              <w:rPr>
-                <w:sz w:val="18"/>
-              </w:rPr>
-            </w:r>
-            <w:r>
-              <w:rPr>
-                <w:sz w:val="18"/>
-              </w:rPr>
-              <w:t>PDF export</w:t>
-            </w:r>
-          </w:p>
-        </w:tc>
-        <w:tc>
-          <w:tcPr>
-            <w:tcW w:type="dxa" w:w="4320"/>
-          </w:tcPr>
-          <w:p>
-            <w:r>
-              <w:rPr>
-                <w:sz w:val="18"/>
-              </w:rPr>
-            </w:r>
-            <w:r>
-              <w:rPr>
-                <w:sz w:val="18"/>
-              </w:rPr>
-              <w:t>The answer, the evidence and the claim form as a document</w:t>
-            </w:r>
-          </w:p>
-        </w:tc>
-      </w:tr>
-      <w:tr>
-        <w:tc>
-          <w:tcPr>
-            <w:tcW w:type="dxa" w:w="4320"/>
-          </w:tcPr>
-          <w:p>
-            <w:r>
-              <w:rPr>
-                <w:sz w:val="18"/>
-              </w:rPr>
-            </w:r>
-            <w:r>
-              <w:rPr>
-                <w:sz w:val="18"/>
-              </w:rPr>
-              <w:t>Bilingual</w:t>
-            </w:r>
-          </w:p>
-        </w:tc>
-        <w:tc>
-          <w:tcPr>
-            <w:tcW w:type="dxa" w:w="4320"/>
-          </w:tcPr>
-          <w:p>
-            <w:r>
-              <w:rPr>
-                <w:sz w:val="18"/>
-              </w:rPr>
-            </w:r>
-            <w:r>
-              <w:rPr>
-                <w:sz w:val="18"/>
-              </w:rPr>
-              <w:t>Replies in the language the customer writes, English or Indonesian</w:t>
-            </w:r>
-          </w:p>
-        </w:tc>
-      </w:tr>
-      <w:tr>
-        <w:tc>
-          <w:tcPr>
-            <w:tcW w:type="dxa" w:w="4320"/>
-          </w:tcPr>
-          <w:p>
-            <w:r>
-              <w:rPr>
-                <w:sz w:val="18"/>
-              </w:rPr>
-            </w:r>
-            <w:r>
-              <w:rPr>
-                <w:sz w:val="18"/>
-              </w:rPr>
-              <w:t>Accounts and history</w:t>
-            </w:r>
-          </w:p>
-        </w:tc>
-        <w:tc>
-          <w:tcPr>
-            <w:tcW w:type="dxa" w:w="4320"/>
-          </w:tcPr>
-          <w:p>
-            <w:r>
-              <w:rPr>
-                <w:sz w:val="18"/>
-              </w:rPr>
-            </w:r>
-            <w:r>
-              <w:rPr>
-                <w:sz w:val="18"/>
-              </w:rPr>
-              <w:t>Email sign-in; each customer's policies, claims and chats stay on their account</w:t>
-            </w:r>
-          </w:p>
-        </w:tc>
-      </w:tr>
-    </w:tbl>
-    <w:p/>
-    <w:p>
-      <w:pPr>
-        <w:pStyle w:val="Heading2"/>
-      </w:pPr>
-      <w:r>
-        <w:rPr>
-          <w:color w:val="14213D"/>
-        </w:rPr>
-        <w:t>3.3 A complete claim, end to end</w:t>
-      </w:r>
-    </w:p>
-    <w:p>
-      <w:pPr>
-        <w:pStyle w:val="ListNumber"/>
-      </w:pPr>
-      <w:r>
-        <w:t>Rizky, a graduate student, writes: "I was admitted for dengue on 25 September for three days."</w:t>
-      </w:r>
-    </w:p>
-    <w:p>
-      <w:pPr>
-        <w:pStyle w:val="ListNumber"/>
-      </w:pPr>
-      <w:r>
-        <w:t>ClauseLens answers: the hospital cash plan covers it, IDR 1,500,000, file by 27 November, quoting Benefits Article 1. For national health insurance, it asks one question: was the hospital a partner facility?</w:t>
-      </w:r>
-    </w:p>
-    <w:p>
-      <w:pPr>
-        <w:pStyle w:val="ListNumber"/>
-      </w:pPr>
-      <w:r>
-        <w:t>Rizky sends four hospital files. ClaimFlow lists what each file contains and confirms that every required document is present.</w:t>
-      </w:r>
-    </w:p>
-    <w:p>
-      <w:pPr>
-        <w:pStyle w:val="ListNumber"/>
-      </w:pPr>
-      <w:r>
-        <w:t>Rizky asks the assistant to submit. ClaimFlow shows the insurer's claim form filled in; Rizky taps Confirm.</w:t>
-      </w:r>
-    </w:p>
-    <w:p>
-      <w:pPr>
-        <w:pStyle w:val="ListNumber"/>
-      </w:pPr>
-      <w:r>
-        <w:t>An assessor at the insurer's desk approves the claim with a note. The decision appears in Rizky's chat without being asked for.</w:t>
-      </w:r>
-    </w:p>
-    <w:p>
-      <w:r>
-        <w:t>This flow was recorded against the sandbox insurer with its audit sequence numbers (execution evidence, item "claims desk run").</w:t>
-      </w:r>
-    </w:p>
-    <w:p>
-      <w:pPr>
-        <w:pStyle w:val="Heading1"/>
-      </w:pPr>
-      <w:r>
-        <w:rPr>
-          <w:color w:val="14213D"/>
-        </w:rPr>
-        <w:t>4. Architecture</w:t>
+        <w:t>2.1 Component diagram</w:t>
       </w:r>
     </w:p>
     <w:p>
@@ -868,7 +968,532 @@
           <w:i/>
           <w:sz w:val="18"/>
         </w:rPr>
-        <w:t>Figure 1. ClauseGuard architecture: AI agents understand and explain; the rules engine decides; the guardian enforces permissions; every step is recorded.</w:t>
+        <w:t>Figure 1. ClauseGuard architecture. AI agents understand and explain, the rules engine decides, the guardian enforces permissions and every step is recorded.</w:t>
+      </w:r>
+    </w:p>
+    <w:tbl>
+      <w:tblPr>
+        <w:tblStyle w:val="TableGrid"/>
+        <w:tblW w:type="auto" w:w="0"/>
+        <w:tblLook w:firstColumn="1" w:firstRow="1" w:lastColumn="0" w:lastRow="0" w:noHBand="0" w:noVBand="1" w:val="04A0"/>
+      </w:tblPr>
+      <w:tblGrid>
+        <w:gridCol w:w="4320"/>
+        <w:gridCol w:w="4320"/>
+      </w:tblGrid>
+      <w:tr>
+        <w:tc>
+          <w:tcPr>
+            <w:tcW w:type="dxa" w:w="4320"/>
+          </w:tcPr>
+          <w:p>
+            <w:r>
+              <w:rPr>
+                <w:b/>
+                <w:sz w:val="18"/>
+              </w:rPr>
+            </w:r>
+            <w:r>
+              <w:rPr>
+                <w:b/>
+                <w:sz w:val="18"/>
+              </w:rPr>
+              <w:t>Component</w:t>
+            </w:r>
+          </w:p>
+        </w:tc>
+        <w:tc>
+          <w:tcPr>
+            <w:tcW w:type="dxa" w:w="4320"/>
+          </w:tcPr>
+          <w:p>
+            <w:r>
+              <w:rPr>
+                <w:b/>
+                <w:sz w:val="18"/>
+              </w:rPr>
+            </w:r>
+            <w:r>
+              <w:rPr>
+                <w:b/>
+                <w:sz w:val="18"/>
+              </w:rPr>
+              <w:t>Role</w:t>
+            </w:r>
+          </w:p>
+        </w:tc>
+      </w:tr>
+      <w:tr>
+        <w:tc>
+          <w:tcPr>
+            <w:tcW w:type="dxa" w:w="4320"/>
+          </w:tcPr>
+          <w:p>
+            <w:r>
+              <w:rPr>
+                <w:sz w:val="18"/>
+              </w:rPr>
+            </w:r>
+            <w:r>
+              <w:rPr>
+                <w:sz w:val="18"/>
+              </w:rPr>
+              <w:t>UI and dialog</w:t>
+            </w:r>
+          </w:p>
+        </w:tc>
+        <w:tc>
+          <w:tcPr>
+            <w:tcW w:type="dxa" w:w="4320"/>
+          </w:tcPr>
+          <w:p>
+            <w:r>
+              <w:rPr>
+                <w:sz w:val="18"/>
+              </w:rPr>
+            </w:r>
+            <w:r>
+              <w:rPr>
+                <w:sz w:val="18"/>
+              </w:rPr>
+              <w:t>A web app for customers (chat, verdict cards, claim form, document upload) and a claims desk for the insurer's staff</w:t>
+            </w:r>
+          </w:p>
+        </w:tc>
+      </w:tr>
+      <w:tr>
+        <w:tc>
+          <w:tcPr>
+            <w:tcW w:type="dxa" w:w="4320"/>
+          </w:tcPr>
+          <w:p>
+            <w:r>
+              <w:rPr>
+                <w:sz w:val="18"/>
+              </w:rPr>
+            </w:r>
+            <w:r>
+              <w:rPr>
+                <w:sz w:val="18"/>
+              </w:rPr>
+              <w:t>Orchestrator</w:t>
+            </w:r>
+          </w:p>
+        </w:tc>
+        <w:tc>
+          <w:tcPr>
+            <w:tcW w:type="dxa" w:w="4320"/>
+          </w:tcPr>
+          <w:p>
+            <w:r>
+              <w:rPr>
+                <w:sz w:val="18"/>
+              </w:rPr>
+            </w:r>
+            <w:r>
+              <w:rPr>
+                <w:sz w:val="18"/>
+              </w:rPr>
+              <w:t>The agent loop that runs planning, the permission check, tool calls, fact binding, the rules engine and reply writing for every turn</w:t>
+            </w:r>
+          </w:p>
+        </w:tc>
+      </w:tr>
+      <w:tr>
+        <w:tc>
+          <w:tcPr>
+            <w:tcW w:type="dxa" w:w="4320"/>
+          </w:tcPr>
+          <w:p>
+            <w:r>
+              <w:rPr>
+                <w:sz w:val="18"/>
+              </w:rPr>
+            </w:r>
+            <w:r>
+              <w:rPr>
+                <w:sz w:val="18"/>
+              </w:rPr>
+              <w:t>LLM</w:t>
+            </w:r>
+          </w:p>
+        </w:tc>
+        <w:tc>
+          <w:tcPr>
+            <w:tcW w:type="dxa" w:w="4320"/>
+          </w:tcPr>
+          <w:p>
+            <w:r>
+              <w:rPr>
+                <w:sz w:val="18"/>
+              </w:rPr>
+            </w:r>
+            <w:r>
+              <w:rPr>
+                <w:sz w:val="18"/>
+              </w:rPr>
+              <w:t>Google Gemini, used to understand messages, read documents and word replies</w:t>
+            </w:r>
+          </w:p>
+        </w:tc>
+      </w:tr>
+      <w:tr>
+        <w:tc>
+          <w:tcPr>
+            <w:tcW w:type="dxa" w:w="4320"/>
+          </w:tcPr>
+          <w:p>
+            <w:r>
+              <w:rPr>
+                <w:sz w:val="18"/>
+              </w:rPr>
+            </w:r>
+            <w:r>
+              <w:rPr>
+                <w:sz w:val="18"/>
+              </w:rPr>
+              <w:t>AI agents</w:t>
+            </w:r>
+          </w:p>
+        </w:tc>
+        <w:tc>
+          <w:tcPr>
+            <w:tcW w:type="dxa" w:w="4320"/>
+          </w:tcPr>
+          <w:p>
+            <w:r>
+              <w:rPr>
+                <w:sz w:val="18"/>
+              </w:rPr>
+            </w:r>
+            <w:r>
+              <w:rPr>
+                <w:sz w:val="18"/>
+              </w:rPr>
+              <w:t>Conversation Agent, Fact Agent, Document Reader Agent, Explainer Agent and Watchdog Agent</w:t>
+            </w:r>
+          </w:p>
+        </w:tc>
+      </w:tr>
+      <w:tr>
+        <w:tc>
+          <w:tcPr>
+            <w:tcW w:type="dxa" w:w="4320"/>
+          </w:tcPr>
+          <w:p>
+            <w:r>
+              <w:rPr>
+                <w:sz w:val="18"/>
+              </w:rPr>
+            </w:r>
+            <w:r>
+              <w:rPr>
+                <w:sz w:val="18"/>
+              </w:rPr>
+              <w:t>Tools and API</w:t>
+            </w:r>
+          </w:p>
+        </w:tc>
+        <w:tc>
+          <w:tcPr>
+            <w:tcW w:type="dxa" w:w="4320"/>
+          </w:tcPr>
+          <w:p>
+            <w:r>
+              <w:rPr>
+                <w:sz w:val="18"/>
+              </w:rPr>
+            </w:r>
+            <w:r>
+              <w:rPr>
+                <w:sz w:val="18"/>
+              </w:rPr>
+              <w:t>19 permission-tiered tools (read policies, check coverage, draft a claim, file a claim, attach a document, file an appeal and others) that call the sandbox insurer API</w:t>
+            </w:r>
+          </w:p>
+        </w:tc>
+      </w:tr>
+      <w:tr>
+        <w:tc>
+          <w:tcPr>
+            <w:tcW w:type="dxa" w:w="4320"/>
+          </w:tcPr>
+          <w:p>
+            <w:r>
+              <w:rPr>
+                <w:sz w:val="18"/>
+              </w:rPr>
+            </w:r>
+            <w:r>
+              <w:rPr>
+                <w:sz w:val="18"/>
+              </w:rPr>
+              <w:t>Rules engine</w:t>
+            </w:r>
+          </w:p>
+        </w:tc>
+        <w:tc>
+          <w:tcPr>
+            <w:tcW w:type="dxa" w:w="4320"/>
+          </w:tcPr>
+          <w:p>
+            <w:r>
+              <w:rPr>
+                <w:sz w:val="18"/>
+              </w:rPr>
+            </w:r>
+            <w:r>
+              <w:rPr>
+                <w:sz w:val="18"/>
+              </w:rPr>
+              <w:t>Deterministic code that decides coverage, amounts, deadlines, payer order and claim readiness</w:t>
+            </w:r>
+          </w:p>
+        </w:tc>
+      </w:tr>
+      <w:tr>
+        <w:tc>
+          <w:tcPr>
+            <w:tcW w:type="dxa" w:w="4320"/>
+          </w:tcPr>
+          <w:p>
+            <w:r>
+              <w:rPr>
+                <w:sz w:val="18"/>
+              </w:rPr>
+            </w:r>
+            <w:r>
+              <w:rPr>
+                <w:sz w:val="18"/>
+              </w:rPr>
+              <w:t>Guardian</w:t>
+            </w:r>
+          </w:p>
+        </w:tc>
+        <w:tc>
+          <w:tcPr>
+            <w:tcW w:type="dxa" w:w="4320"/>
+          </w:tcPr>
+          <w:p>
+            <w:r>
+              <w:rPr>
+                <w:sz w:val="18"/>
+              </w:rPr>
+            </w:r>
+            <w:r>
+              <w:rPr>
+                <w:sz w:val="18"/>
+              </w:rPr>
+              <w:t>The permission enforcement point in code that checks every tool call</w:t>
+            </w:r>
+          </w:p>
+        </w:tc>
+      </w:tr>
+      <w:tr>
+        <w:tc>
+          <w:tcPr>
+            <w:tcW w:type="dxa" w:w="4320"/>
+          </w:tcPr>
+          <w:p>
+            <w:r>
+              <w:rPr>
+                <w:sz w:val="18"/>
+              </w:rPr>
+            </w:r>
+            <w:r>
+              <w:rPr>
+                <w:sz w:val="18"/>
+              </w:rPr>
+              <w:t>Data store</w:t>
+            </w:r>
+          </w:p>
+        </w:tc>
+        <w:tc>
+          <w:tcPr>
+            <w:tcW w:type="dxa" w:w="4320"/>
+          </w:tcPr>
+          <w:p>
+            <w:r>
+              <w:rPr>
+                <w:sz w:val="18"/>
+              </w:rPr>
+            </w:r>
+            <w:r>
+              <w:rPr>
+                <w:sz w:val="18"/>
+              </w:rPr>
+              <w:t>Postgres on Supabase for the audit chain, chat history, claims and tickets. A sandbox database for policies and customers</w:t>
+            </w:r>
+          </w:p>
+        </w:tc>
+      </w:tr>
+      <w:tr>
+        <w:tc>
+          <w:tcPr>
+            <w:tcW w:type="dxa" w:w="4320"/>
+          </w:tcPr>
+          <w:p>
+            <w:r>
+              <w:rPr>
+                <w:sz w:val="18"/>
+              </w:rPr>
+            </w:r>
+            <w:r>
+              <w:rPr>
+                <w:sz w:val="18"/>
+              </w:rPr>
+              <w:t>Sandbox insurer</w:t>
+            </w:r>
+          </w:p>
+        </w:tc>
+        <w:tc>
+          <w:tcPr>
+            <w:tcW w:type="dxa" w:w="4320"/>
+          </w:tcPr>
+          <w:p>
+            <w:r>
+              <w:rPr>
+                <w:sz w:val="18"/>
+              </w:rPr>
+            </w:r>
+            <w:r>
+              <w:rPr>
+                <w:sz w:val="18"/>
+              </w:rPr>
+              <w:t>A simulated insurer with its own claims desk, where a person decides the claims the agent files</w:t>
+            </w:r>
+          </w:p>
+        </w:tc>
+      </w:tr>
+    </w:tbl>
+    <w:p/>
+    <w:p>
+      <w:pPr>
+        <w:pStyle w:val="Heading2"/>
+      </w:pPr>
+      <w:r>
+        <w:rPr>
+          <w:color w:val="14213D"/>
+        </w:rPr>
+        <w:t>2.2 Data flow</w:t>
+      </w:r>
+    </w:p>
+    <w:p>
+      <w:pPr>
+        <w:pStyle w:val="ListNumber"/>
+      </w:pPr>
+      <w:r>
+        <w:t>The customer sends a message or a file through the web app.</w:t>
+      </w:r>
+    </w:p>
+    <w:p>
+      <w:pPr>
+        <w:pStyle w:val="ListNumber"/>
+      </w:pPr>
+      <w:r>
+        <w:t>Files pass a hidden-text scanner. Personal data such as national ID numbers, bank accounts and phone numbers is removed locally.</w:t>
+      </w:r>
+    </w:p>
+    <w:p>
+      <w:pPr>
+        <w:pStyle w:val="ListNumber"/>
+      </w:pPr>
+      <w:r>
+        <w:t>The Document Reader Agent turns the file into a typed record, for example document type, dates, bill total and diagnosis.</w:t>
+      </w:r>
+    </w:p>
+    <w:p>
+      <w:pPr>
+        <w:pStyle w:val="ListNumber"/>
+      </w:pPr>
+      <w:r>
+        <w:t>The customer's policies are available as typed rules, and each rule links to its sentence in the policy.</w:t>
+      </w:r>
+    </w:p>
+    <w:p>
+      <w:pPr>
+        <w:pStyle w:val="ListNumber"/>
+      </w:pPr>
+      <w:r>
+        <w:t>Engine results and replies are kept in the customer's session. Chat history, claims and the audit log are stored in Postgres per account.</w:t>
+      </w:r>
+    </w:p>
+    <w:p>
+      <w:pPr>
+        <w:pStyle w:val="Heading2"/>
+      </w:pPr>
+      <w:r>
+        <w:rPr>
+          <w:color w:val="14213D"/>
+        </w:rPr>
+        <w:t>2.3 Decision flow</w:t>
+      </w:r>
+    </w:p>
+    <w:p>
+      <w:pPr>
+        <w:pStyle w:val="ListNumber"/>
+      </w:pPr>
+      <w:r>
+        <w:t>The Conversation Agent decides how the message relates to the conversation: a new situation, a correction, an answer to a question, a what-if or a general question.</w:t>
+      </w:r>
+    </w:p>
+    <w:p>
+      <w:pPr>
+        <w:pStyle w:val="ListNumber"/>
+      </w:pPr>
+      <w:r>
+        <w:t>The planner decides the intent and the tools needed. Safety classifications are decided first by code.</w:t>
+      </w:r>
+    </w:p>
+    <w:p>
+      <w:pPr>
+        <w:pStyle w:val="ListNumber"/>
+      </w:pPr>
+      <w:r>
+        <w:t>The Guardian checks every tool against its permission tier and the autonomy mode the customer chose.</w:t>
+      </w:r>
+    </w:p>
+    <w:p>
+      <w:pPr>
+        <w:pStyle w:val="ListNumber"/>
+      </w:pPr>
+      <w:r>
+        <w:t>The Fact Agent turns sentences into typed facts. The rules engine computes the verdict for every policy.</w:t>
+      </w:r>
+    </w:p>
+    <w:p>
+      <w:pPr>
+        <w:pStyle w:val="ListNumber"/>
+      </w:pPr>
+      <w:r>
+        <w:t>If one unknown fact would change the verdict, the agent asks for that fact only.</w:t>
+      </w:r>
+    </w:p>
+    <w:p>
+      <w:pPr>
+        <w:pStyle w:val="ListNumber"/>
+      </w:pPr>
+      <w:r>
+        <w:t>The Explainer Agent writes the reply. Every amount, date and identifier is checked against the engine's results before it is shown.</w:t>
+      </w:r>
+    </w:p>
+    <w:p>
+      <w:pPr>
+        <w:pStyle w:val="ListNumber"/>
+      </w:pPr>
+      <w:r>
+        <w:t>Any action that sends something to the insurer waits for the customer's confirmation. A person at the insurer decides the claim, and the decision comes back to the chat.</w:t>
+      </w:r>
+    </w:p>
+    <w:p>
+      <w:pPr>
+        <w:pStyle w:val="Heading2"/>
+      </w:pPr>
+      <w:r>
+        <w:rPr>
+          <w:color w:val="14213D"/>
+        </w:rPr>
+        <w:t>2.4 Technology stack, deployment and rationale</w:t>
       </w:r>
     </w:p>
     <w:tbl>
@@ -899,7 +1524,7 @@
                 <w:b/>
                 <w:sz w:val="18"/>
               </w:rPr>
-              <w:t>Component</w:t>
+              <w:t>Layer</w:t>
             </w:r>
           </w:p>
         </w:tc>
@@ -919,7 +1544,7 @@
                 <w:b/>
                 <w:sz w:val="18"/>
               </w:rPr>
-              <w:t>Kind</w:t>
+              <w:t>Technology</w:t>
             </w:r>
           </w:p>
         </w:tc>
@@ -939,7 +1564,7 @@
                 <w:b/>
                 <w:sz w:val="18"/>
               </w:rPr>
-              <w:t>Responsibility</w:t>
+              <w:t>Reason</w:t>
             </w:r>
           </w:p>
         </w:tc>
@@ -959,7 +1584,7 @@
               <w:rPr>
                 <w:sz w:val="18"/>
               </w:rPr>
-              <w:t>Conversation Agent</w:t>
+              <w:t>Rules engine and agent</w:t>
             </w:r>
           </w:p>
         </w:tc>
@@ -977,7 +1602,7 @@
               <w:rPr>
                 <w:sz w:val="18"/>
               </w:rPr>
-              <w:t>AI</w:t>
+              <w:t>Python, FastAPI, Pydantic</w:t>
             </w:r>
           </w:p>
         </w:tc>
@@ -995,7 +1620,7 @@
               <w:rPr>
                 <w:sz w:val="18"/>
               </w:rPr>
-              <w:t>Reads how a message relates to the conversation: a new situation, a correction, an answer to the assistant's question, a what-if, or a general question</w:t>
+              <w:t>Strict typed schemas for policy rules, facts and model output. Pydantic rejects model output that does not fit the schema</w:t>
             </w:r>
           </w:p>
         </w:tc>
@@ -1015,7 +1640,7 @@
               <w:rPr>
                 <w:sz w:val="18"/>
               </w:rPr>
-              <w:t>Fact Agent</w:t>
+              <w:t>LLM</w:t>
             </w:r>
           </w:p>
         </w:tc>
@@ -1033,7 +1658,7 @@
               <w:rPr>
                 <w:sz w:val="18"/>
               </w:rPr>
-              <w:t>AI</w:t>
+              <w:t>Google Gemini Flash Lite</w:t>
             </w:r>
           </w:p>
         </w:tc>
@@ -1051,7 +1676,7 @@
               <w:rPr>
                 <w:sz w:val="18"/>
               </w:rPr>
-              <w:t>Turns free text into typed facts (dates, days in hospital, bill, cause)</w:t>
+              <w:t>Schema-constrained JSON output, low latency, low cost and good understanding of everyday Indonesian</w:t>
             </w:r>
           </w:p>
         </w:tc>
@@ -1071,7 +1696,7 @@
               <w:rPr>
                 <w:sz w:val="18"/>
               </w:rPr>
-              <w:t>Document Reader Agent</w:t>
+              <w:t>Optimisation</w:t>
             </w:r>
           </w:p>
         </w:tc>
@@ -1089,7 +1714,7 @@
               <w:rPr>
                 <w:sz w:val="18"/>
               </w:rPr>
-              <w:t>AI, quarantined</w:t>
+              <w:t>SciPy (MILP, HiGHS)</w:t>
             </w:r>
           </w:p>
         </w:tc>
@@ -1107,7 +1732,7 @@
               <w:rPr>
                 <w:sz w:val="18"/>
               </w:rPr>
-              <w:t>Removes personal data locally, then turns policy wording and claim documents into typed records; it has no tools and no conversation history</w:t>
+              <w:t>Plan selection as an integer programme with optimal, checkable results</w:t>
             </w:r>
           </w:p>
         </w:tc>
@@ -1127,7 +1752,7 @@
               <w:rPr>
                 <w:sz w:val="18"/>
               </w:rPr>
-              <w:t>Rules engine</w:t>
+              <w:t>Web app</w:t>
             </w:r>
           </w:p>
         </w:tc>
@@ -1145,7 +1770,7 @@
               <w:rPr>
                 <w:sz w:val="18"/>
               </w:rPr>
-              <w:t>Code</w:t>
+              <w:t>Next.js, TypeScript, Tailwind CSS</w:t>
             </w:r>
           </w:p>
         </w:tc>
@@ -1163,7 +1788,7 @@
               <w:rPr>
                 <w:sz w:val="18"/>
               </w:rPr>
-              <w:t>Decides coverage, amounts, deadlines, payer order and readiness from the typed rules</w:t>
+              <w:t>A chat interface with interactive cards, one code base for customers and the insurer's desk</w:t>
             </w:r>
           </w:p>
         </w:tc>
@@ -1183,7 +1808,7 @@
               <w:rPr>
                 <w:sz w:val="18"/>
               </w:rPr>
-              <w:t>Guardian</w:t>
+              <w:t>Accounts and storage</w:t>
             </w:r>
           </w:p>
         </w:tc>
@@ -1201,7 +1826,7 @@
               <w:rPr>
                 <w:sz w:val="18"/>
               </w:rPr>
-              <w:t>Code</w:t>
+              <w:t>Supabase Auth and Postgres</w:t>
             </w:r>
           </w:p>
         </w:tc>
@@ -1219,7 +1844,7 @@
               <w:rPr>
                 <w:sz w:val="18"/>
               </w:rPr>
-              <w:t>Enforces the four permission tiers on every tool call</w:t>
+              <w:t>Email sign-in with confirmation, row-level security, and an audit chain that survives server restarts</w:t>
             </w:r>
           </w:p>
         </w:tc>
@@ -1239,7 +1864,7 @@
               <w:rPr>
                 <w:sz w:val="18"/>
               </w:rPr>
-              <w:t>Explainer Agent</w:t>
+              <w:t>Hosting</w:t>
             </w:r>
           </w:p>
         </w:tc>
@@ -1257,7 +1882,7 @@
               <w:rPr>
                 <w:sz w:val="18"/>
               </w:rPr>
-              <w:t>AI</w:t>
+              <w:t>Railway, Southeast Asia region</w:t>
             </w:r>
           </w:p>
         </w:tc>
@@ -1275,130 +1900,13 @@
               <w:rPr>
                 <w:sz w:val="18"/>
               </w:rPr>
-              <w:t>Words the answer; every amount, date and identifier is checked against the engine before it is shown</w:t>
-            </w:r>
-          </w:p>
-        </w:tc>
-      </w:tr>
-      <w:tr>
-        <w:tc>
-          <w:tcPr>
-            <w:tcW w:type="dxa" w:w="2880"/>
-          </w:tcPr>
-          <w:p>
-            <w:r>
-              <w:rPr>
-                <w:sz w:val="18"/>
-              </w:rPr>
-            </w:r>
-            <w:r>
-              <w:rPr>
-                <w:sz w:val="18"/>
-              </w:rPr>
-              <w:t>Watchdog Agent</w:t>
-            </w:r>
-          </w:p>
-        </w:tc>
-        <w:tc>
-          <w:tcPr>
-            <w:tcW w:type="dxa" w:w="2880"/>
-          </w:tcPr>
-          <w:p>
-            <w:r>
-              <w:rPr>
-                <w:sz w:val="18"/>
-              </w:rPr>
-            </w:r>
-            <w:r>
-              <w:rPr>
-                <w:sz w:val="18"/>
-              </w:rPr>
-              <w:t>AI and code</w:t>
-            </w:r>
-          </w:p>
-        </w:tc>
-        <w:tc>
-          <w:tcPr>
-            <w:tcW w:type="dxa" w:w="2880"/>
-          </w:tcPr>
-          <w:p>
-            <w:r>
-              <w:rPr>
-                <w:sz w:val="18"/>
-              </w:rPr>
-            </w:r>
-            <w:r>
-              <w:rPr>
-                <w:sz w:val="18"/>
-              </w:rPr>
-              <w:t>Follows deadlines and claim decisions, and tells the customer before money is lost</w:t>
-            </w:r>
-          </w:p>
-        </w:tc>
-      </w:tr>
-      <w:tr>
-        <w:tc>
-          <w:tcPr>
-            <w:tcW w:type="dxa" w:w="2880"/>
-          </w:tcPr>
-          <w:p>
-            <w:r>
-              <w:rPr>
-                <w:sz w:val="18"/>
-              </w:rPr>
-            </w:r>
-            <w:r>
-              <w:rPr>
-                <w:sz w:val="18"/>
-              </w:rPr>
-              <w:t>Audit log</w:t>
-            </w:r>
-          </w:p>
-        </w:tc>
-        <w:tc>
-          <w:tcPr>
-            <w:tcW w:type="dxa" w:w="2880"/>
-          </w:tcPr>
-          <w:p>
-            <w:r>
-              <w:rPr>
-                <w:sz w:val="18"/>
-              </w:rPr>
-            </w:r>
-            <w:r>
-              <w:rPr>
-                <w:sz w:val="18"/>
-              </w:rPr>
-              <w:t>Code</w:t>
-            </w:r>
-          </w:p>
-        </w:tc>
-        <w:tc>
-          <w:tcPr>
-            <w:tcW w:type="dxa" w:w="2880"/>
-          </w:tcPr>
-          <w:p>
-            <w:r>
-              <w:rPr>
-                <w:sz w:val="18"/>
-              </w:rPr>
-            </w:r>
-            <w:r>
-              <w:rPr>
-                <w:sz w:val="18"/>
-              </w:rPr>
-              <w:t>Hash-chained record of every step, written by code only</w:t>
+              <w:t>Web and API as two services close to the database, deployed automatically from the repository</w:t>
             </w:r>
           </w:p>
         </w:tc>
       </w:tr>
     </w:tbl>
     <w:p/>
-    <w:p>
-      <w:r>
-        <w:t>Each language-model call is schema-constrained: the model fills a closed structure (an intent from a fixed list, a choice among given candidates, a fact from a fixed vocabulary), and code validates the result before it is used. No model output ever becomes a tool argument for a submission, and no model is inside the rules engine.</w:t>
-      </w:r>
-    </w:p>
     <w:p>
       <w:pPr>
         <w:pStyle w:val="Heading1"/>
@@ -1407,7 +1915,7 @@
         <w:rPr>
           <w:color w:val="14213D"/>
         </w:rPr>
-        <w:t>5. Core method</w:t>
+        <w:t>3. Core algorithm description</w:t>
       </w:r>
     </w:p>
     <w:p>
@@ -1418,84 +1926,12 @@
         <w:rPr>
           <w:color w:val="14213D"/>
         </w:rPr>
-        <w:t>5.1 Policies as typed rules</w:t>
+        <w:t>3.1 Planning</w:t>
       </w:r>
     </w:p>
     <w:p>
       <w:r>
-        <w:t xml:space="preserve">Each policy is compiled into a record of clause rules: </w:t>
-      </w:r>
-      <w:r>
-        <w:rPr>
-          <w:i/>
-        </w:rPr>
-        <w:t>covers</w:t>
-      </w:r>
-      <w:r>
-        <w:t xml:space="preserve">, </w:t>
-      </w:r>
-      <w:r>
-        <w:rPr>
-          <w:i/>
-        </w:rPr>
-        <w:t>excludes</w:t>
-      </w:r>
-      <w:r>
-        <w:t xml:space="preserve">, </w:t>
-      </w:r>
-      <w:r>
-        <w:rPr>
-          <w:i/>
-        </w:rPr>
-        <w:t>except</w:t>
-      </w:r>
-      <w:r>
-        <w:t xml:space="preserve">, </w:t>
-      </w:r>
-      <w:r>
-        <w:rPr>
-          <w:i/>
-        </w:rPr>
-        <w:t>conditioned on</w:t>
-      </w:r>
-      <w:r>
-        <w:t xml:space="preserve">, </w:t>
-      </w:r>
-      <w:r>
-        <w:rPr>
-          <w:i/>
-        </w:rPr>
-        <w:t>period</w:t>
-      </w:r>
-      <w:r>
-        <w:t xml:space="preserve"> (waiting, grace, filing deadline, survival), </w:t>
-      </w:r>
-      <w:r>
-        <w:rPr>
-          <w:i/>
-        </w:rPr>
-        <w:t>pays</w:t>
-      </w:r>
-      <w:r>
-        <w:t xml:space="preserve">, </w:t>
-      </w:r>
-      <w:r>
-        <w:rPr>
-          <w:i/>
-        </w:rPr>
-        <w:t>requires document</w:t>
-      </w:r>
-      <w:r>
-        <w:t xml:space="preserve">, </w:t>
-      </w:r>
-      <w:r>
-        <w:rPr>
-          <w:i/>
-        </w:rPr>
-        <w:t>terminates if</w:t>
-      </w:r>
-      <w:r>
-        <w:t>. Each rule carries typed qualifiers (amounts, per-day limits, deductibles, co-payments, time windows, conditions) and the verbatim clause text with its section. The clause text is shown to the customer but never used to decide. Extraction runs in two passes (outline, then rules per section) with temperature zero and a closed schema.</w:t>
+        <w:t>The planner has two layers. The first layer is code rules for safety-relevant classifications, such as misrepresentation requests, access to another customer's data, account changes and requests to reveal system internals. The model cannot change these classifications. The second layer is a model that reads the message in the context of the conversation. It decides the intent, the read-only tools needed and the topic of the question, for example documents, deadline, amount or claim progress. A request to act is accepted only when the model reads a clear request or an accepted offer from the agent.</w:t>
       </w:r>
     </w:p>
     <w:p>
@@ -1506,41 +1942,12 @@
         <w:rPr>
           <w:color w:val="14213D"/>
         </w:rPr>
-        <w:t>5.2 The verdict</w:t>
+        <w:t>3.2 Tool calling</w:t>
       </w:r>
     </w:p>
     <w:p>
       <w:r>
-        <w:t xml:space="preserve">For a policy and the customer's facts, the engine evaluates the rules in a fixed order: find the covering rules for the event; if none and nothing governs the event, the answer is </w:t>
-      </w:r>
-      <w:r>
-        <w:rPr>
-          <w:i/>
-        </w:rPr>
-        <w:t>not addressed by this policy</w:t>
-      </w:r>
-      <w:r>
-        <w:t xml:space="preserve"> (it never invents a denial); then exclusions, unmet conditions and periods, and termination; otherwise </w:t>
-      </w:r>
-      <w:r>
-        <w:rPr>
-          <w:i/>
-        </w:rPr>
-        <w:t>covered</w:t>
-      </w:r>
-      <w:r>
-        <w:t>, with the payable amount computed from the benefit rules and limits. Every step records the rule that fired, which is why each answer can quote its clause.</w:t>
-      </w:r>
-    </w:p>
-    <w:p>
-      <w:r>
-        <w:rPr>
-          <w:b/>
-        </w:rPr>
-        <w:t>Ask only what changes the answer.</w:t>
-      </w:r>
-      <w:r>
-        <w:t xml:space="preserve"> If a fact is missing, the engine re-runs the verdict for every possible value of that fact. If the verdict does not change, the assistant does not ask. If it does, the assistant asks for that one fact and explains which clause makes it matter.</w:t>
+        <w:t>Every tool is registered with a permission tier, argument types and a result type. Tool results are stored as typed handles with a trust label. Tier 2 tools accept handles only, so free text from documents or models cannot become an argument of a submission. When several policies could take a claim, the agent asks which one to file first, with one button per policy.</w:t>
       </w:r>
     </w:p>
     <w:p>
@@ -1551,12 +1958,58 @@
         <w:rPr>
           <w:color w:val="14213D"/>
         </w:rPr>
-        <w:t>5.3 Who pays first</w:t>
+        <w:t>3.3 Memory</w:t>
       </w:r>
     </w:p>
     <w:p>
       <w:r>
-        <w:t xml:space="preserve">For one bill and several eligible policies, payers are layered by the coordination rules of the jurisdiction (for Indonesia: the statutory road-accident scheme, then national health insurance at a partner facility, then employer group before individual cover; fixed daily benefits are paid in parallel). Policy </w:t>
+        <w:t>The agent uses three kinds of memory. Session working memory holds typed facts, dates, documents read and any form waiting for confirmation. Conversation memory holds the last four exchanges as data for references such as "that one" or "the other policy". Chat history is stored per account in Postgres, so it can be opened from another device.</w:t>
+      </w:r>
+    </w:p>
+    <w:p>
+      <w:pPr>
+        <w:pStyle w:val="Heading2"/>
+      </w:pPr>
+      <w:r>
+        <w:rPr>
+          <w:color w:val="14213D"/>
+        </w:rPr>
+        <w:t>3.4 Retrieval</w:t>
+      </w:r>
+    </w:p>
+    <w:p>
+      <w:r>
+        <w:t>Policy information is retrieved from a typed clause store. Each policy has been compiled into rules such as covers, excludes, waiting period, filing deadline, pays and requires document. The rules engine retrieves the relevant rules by event, cause and insured person. This design was chosen because an insurance verdict needs the exact rule with its numbers and time windows. Every rule used can be shown with its original sentence. For diagnoses, the agent uses BM25 retrieval over 74,879 ICD-10 code descriptions, then the model picks one code from the candidate list and code verifies the pick.</w:t>
+      </w:r>
+    </w:p>
+    <w:p>
+      <w:pPr>
+        <w:pStyle w:val="Heading2"/>
+      </w:pPr>
+      <w:r>
+        <w:rPr>
+          <w:color w:val="14213D"/>
+        </w:rPr>
+        <w:t>3.5 Claim allocation model</w:t>
+      </w:r>
+    </w:p>
+    <w:p>
+      <w:r>
+        <w:t xml:space="preserve">For one bill </w:t>
+      </w:r>
+      <w:r>
+        <w:rPr>
+          <w:i/>
+        </w:rPr>
+        <w:t>B</w:t>
+      </w:r>
+      <w:r>
+        <w:t xml:space="preserve"> and several policies, payers are layered by the Indonesian coordination rules. Jasa Raharja pays first for road accidents involving two or more vehicles. BPJS Kesehatan pays when the hospital is a partner facility and membership is active. Employer group cover pays before individual cover. Daily cash benefits are paid in parallel because they stack.</w:t>
+      </w:r>
+    </w:p>
+    <w:p>
+      <w:r>
+        <w:t xml:space="preserve">Policy </w:t>
       </w:r>
       <w:r>
         <w:rPr>
@@ -1571,10 +2024,37 @@
         <w:rPr>
           <w:i/>
         </w:rPr>
-        <w:t>min(cap, presented amount minus the member's cost sharing)</w:t>
+        <w:t>min(A_i, s_i − m_i)</w:t>
       </w:r>
       <w:r>
-        <w:t>, and each payer is presented only what is still unpaid, so the total never exceeds the bill. Within a layer, every claiming order is evaluated exactly and the one that recovers the most is chosen.</w:t>
+        <w:t xml:space="preserve">. Here </w:t>
+      </w:r>
+      <w:r>
+        <w:rPr>
+          <w:i/>
+        </w:rPr>
+        <w:t>s_i</w:t>
+      </w:r>
+      <w:r>
+        <w:t xml:space="preserve"> is the amount presented, </w:t>
+      </w:r>
+      <w:r>
+        <w:rPr>
+          <w:i/>
+        </w:rPr>
+        <w:t>m_i</w:t>
+      </w:r>
+      <w:r>
+        <w:t xml:space="preserve"> is the member's cost sharing (deductible and co-payment) and </w:t>
+      </w:r>
+      <w:r>
+        <w:rPr>
+          <w:i/>
+        </w:rPr>
+        <w:t>A_i</w:t>
+      </w:r>
+      <w:r>
+        <w:t xml:space="preserve"> is the policy's payment cap. Each payer is presented only what is still unpaid, so the total never exceeds the bill. Within a layer, every claiming order is evaluated and the order that recovers the most is chosen.</w:t>
       </w:r>
     </w:p>
     <w:p>
@@ -1585,21 +2065,12 @@
         <w:rPr>
           <w:color w:val="14213D"/>
         </w:rPr>
-        <w:t>5.4 Fixing a rejection</w:t>
+        <w:t>3.6 Claim risk assessment</w:t>
       </w:r>
     </w:p>
     <w:p>
       <w:r>
-        <w:t xml:space="preserve">When a verdict is a denial, the engine searches for the smallest set of </w:t>
-      </w:r>
-      <w:r>
-        <w:rPr>
-          <w:i/>
-        </w:rPr>
-        <w:t>legitimate</w:t>
-      </w:r>
-      <w:r>
-        <w:t xml:space="preserve"> changes that would make it covered (wait until a date, provide a document, use another policy in the portfolio, choose a partner hospital for a future stay) and returns the options that are best in time, money and effort. Facts that describe what happened (cause, dates, diagnosis, licence, intoxication) can never be changed, so the search cannot coach misrepresentation. An adjudication twin lists every ground an assessor could raise, not only the first, and gives a readiness score before filing.</w:t>
+        <w:t>The adjudication twin checks each clause that could deny a claim separately and lists every ground an assessor could raise. Documents are cross-checked, for example dates against days in hospital, diagnosis codes against the cause, and receipt totals against their line items. The result is a claim readiness score with the grounds that can be fixed. When a claim is denied, the engine searches for the smallest legitimate change that makes it covered, such as waiting until a date, providing a document or using another policy. Facts that describe what happened, such as cause, dates and diagnosis, are locked in code and are never changed.</w:t>
       </w:r>
     </w:p>
     <w:p>
@@ -1610,12 +2081,12 @@
         <w:rPr>
           <w:color w:val="14213D"/>
         </w:rPr>
-        <w:t>5.5 Closing gaps within a budget</w:t>
+        <w:t>3.7 Prompt design</w:t>
       </w:r>
     </w:p>
     <w:p>
       <w:r>
-        <w:t>For coverage gaps, a mixed-integer programme selects the plans that close the most weighted gap within the customer's monthly budget, without buying overlapping indemnity cover.</w:t>
+        <w:t>Every model call uses a closed output schema at temperature zero. The model fills choices from fixed lists, for example the intent, the relation of the message or one policy from a candidate list. Code validates every output before it is used. Customer messages and document content are marked as data in the prompt, and the model is instructed to ignore any instruction inside them. The planner and conversation prompts contain worked examples in Indonesian and English. The reply writer receives the engine's results and six example replies. The model writes short private reasoning notes, drafts two candidate replies and picks the better one.</w:t>
       </w:r>
     </w:p>
     <w:p>
@@ -1626,12 +2097,12 @@
         <w:rPr>
           <w:color w:val="14213D"/>
         </w:rPr>
-        <w:t>5.6 Understanding the conversation</w:t>
+        <w:t>3.8 Guardrails and explainability</w:t>
       </w:r>
     </w:p>
     <w:p>
       <w:r>
-        <w:t>Before any fact is used, the Conversation Agent classifies the message against the situation already established, using the last few exchanges for references such as "that one" or "and the other policy?". A correction updates only the corrected fact; a what-if is answered as a what-if; a new situation clears the previous one. The planner also reads what the customer wants to know (documents, deadline, amount, progress of a filed claim), and the deterministic answer to that question is placed first. When more than one policy could take a claim, the assistant asks which one to file instead of choosing. A request to act is accepted only when the model reads an explicit request or an accepted offer; a greeting can never prepare a submission.</w:t>
+        <w:t>A reply verifier checks that every amount, date, percentage and policy number in a reply comes from the engine's results. If the first candidate fails, the second is checked, then a fixed text is used. Clause quotes must match the policy text exactly. Every answer has a "How was this decided" panel that shows how the message was understood, the facts used, the clauses that applied, the engine's verdict, the wording check and the audit record numbers. If the model is unavailable, the customer is told plainly and can use their own API key.</w:t>
       </w:r>
     </w:p>
     <w:p>
@@ -1642,28 +2113,7 @@
         <w:rPr>
           <w:color w:val="14213D"/>
         </w:rPr>
-        <w:t>5.7 Writing the answer</w:t>
-      </w:r>
-    </w:p>
-    <w:p>
-      <w:r>
-        <w:t>The Explainer Agent receives only the engine's results and worked examples. It writes two candidate replies; a verifier checks that every number, date and identifier in the chosen candidate appears in the engine's results, and falls back to the other candidate, then to a fixed text, if not. Quoted clause text must match the policy word for word. If the language model is unavailable, the customer is told so plainly and may use their own key; no rule-based text is presented as the assistant's answer.</w:t>
-      </w:r>
-    </w:p>
-    <w:p>
-      <w:pPr>
-        <w:pStyle w:val="Heading1"/>
-      </w:pPr>
-      <w:r>
-        <w:rPr>
-          <w:color w:val="14213D"/>
-        </w:rPr>
-        <w:t>6. Security</w:t>
-      </w:r>
-    </w:p>
-    <w:p>
-      <w:r>
-        <w:t>Four permission tiers are enforced by code on every tool call:</w:t>
+        <w:t>3.9 Evaluation</w:t>
       </w:r>
     </w:p>
     <w:tbl>
@@ -1673,14 +2123,15 @@
         <w:tblLook w:firstColumn="1" w:firstRow="1" w:lastColumn="0" w:lastRow="0" w:noHBand="0" w:noVBand="1" w:val="04A0"/>
       </w:tblPr>
       <w:tblGrid>
-        <w:gridCol w:w="2880"/>
-        <w:gridCol w:w="2880"/>
-        <w:gridCol w:w="2880"/>
+        <w:gridCol w:w="2160"/>
+        <w:gridCol w:w="2160"/>
+        <w:gridCol w:w="2160"/>
+        <w:gridCol w:w="2160"/>
       </w:tblGrid>
       <w:tr>
         <w:tc>
           <w:tcPr>
-            <w:tcW w:type="dxa" w:w="2880"/>
+            <w:tcW w:type="dxa" w:w="2160"/>
           </w:tcPr>
           <w:p>
             <w:r>
@@ -1694,13 +2145,13 @@
                 <w:b/>
                 <w:sz w:val="18"/>
               </w:rPr>
-              <w:t>Tier</w:t>
+              <w:t>Evaluation</w:t>
             </w:r>
           </w:p>
         </w:tc>
         <w:tc>
           <w:tcPr>
-            <w:tcW w:type="dxa" w:w="2880"/>
+            <w:tcW w:type="dxa" w:w="2160"/>
           </w:tcPr>
           <w:p>
             <w:r>
@@ -1714,13 +2165,13 @@
                 <w:b/>
                 <w:sz w:val="18"/>
               </w:rPr>
-              <w:t>What it allows</w:t>
+              <w:t>Dataset or scenario</w:t>
             </w:r>
           </w:p>
         </w:tc>
         <w:tc>
           <w:tcPr>
-            <w:tcW w:type="dxa" w:w="2880"/>
+            <w:tcW w:type="dxa" w:w="2160"/>
           </w:tcPr>
           <w:p>
             <w:r>
@@ -1734,7 +2185,27 @@
                 <w:b/>
                 <w:sz w:val="18"/>
               </w:rPr>
-              <w:t>How it is controlled</w:t>
+              <w:t>Baseline</w:t>
+            </w:r>
+          </w:p>
+        </w:tc>
+        <w:tc>
+          <w:tcPr>
+            <w:tcW w:type="dxa" w:w="2160"/>
+          </w:tcPr>
+          <w:p>
+            <w:r>
+              <w:rPr>
+                <w:b/>
+                <w:sz w:val="18"/>
+              </w:rPr>
+            </w:r>
+            <w:r>
+              <w:rPr>
+                <w:b/>
+                <w:sz w:val="18"/>
+              </w:rPr>
+              <w:t>Result</w:t>
             </w:r>
           </w:p>
         </w:tc>
@@ -1742,7 +2213,7 @@
       <w:tr>
         <w:tc>
           <w:tcPr>
-            <w:tcW w:type="dxa" w:w="2880"/>
+            <w:tcW w:type="dxa" w:w="2160"/>
           </w:tcPr>
           <w:p>
             <w:r>
@@ -1754,13 +2225,13 @@
               <w:rPr>
                 <w:sz w:val="18"/>
               </w:rPr>
-              <w:t>T0</w:t>
+              <w:t>Claim tasks</w:t>
             </w:r>
           </w:p>
         </w:tc>
         <w:tc>
           <w:tcPr>
-            <w:tcW w:type="dxa" w:w="2880"/>
+            <w:tcW w:type="dxa" w:w="2160"/>
           </w:tcPr>
           <w:p>
             <w:r>
@@ -1772,13 +2243,13 @@
               <w:rPr>
                 <w:sz w:val="18"/>
               </w:rPr>
-              <w:t>Read the customer's own data</w:t>
+              <w:t>33 scripted tasks (20 functional, 10 adversarial, 3 recommendations)</w:t>
             </w:r>
           </w:p>
         </w:tc>
         <w:tc>
           <w:tcPr>
-            <w:tcW w:type="dxa" w:w="2880"/>
+            <w:tcW w:type="dxa" w:w="2160"/>
           </w:tcPr>
           <w:p>
             <w:r>
@@ -1790,7 +2261,25 @@
               <w:rPr>
                 <w:sz w:val="18"/>
               </w:rPr>
-              <w:t>Account isolation on every request</w:t>
+              <w:t>None</w:t>
+            </w:r>
+          </w:p>
+        </w:tc>
+        <w:tc>
+          <w:tcPr>
+            <w:tcW w:type="dxa" w:w="2160"/>
+          </w:tcPr>
+          <w:p>
+            <w:r>
+              <w:rPr>
+                <w:sz w:val="18"/>
+              </w:rPr>
+            </w:r>
+            <w:r>
+              <w:rPr>
+                <w:sz w:val="18"/>
+              </w:rPr>
+              <w:t>33 of 33 passed</w:t>
             </w:r>
           </w:p>
         </w:tc>
@@ -1798,7 +2287,7 @@
       <w:tr>
         <w:tc>
           <w:tcPr>
-            <w:tcW w:type="dxa" w:w="2880"/>
+            <w:tcW w:type="dxa" w:w="2160"/>
           </w:tcPr>
           <w:p>
             <w:r>
@@ -1810,13 +2299,13 @@
               <w:rPr>
                 <w:sz w:val="18"/>
               </w:rPr>
-              <w:t>T1</w:t>
+              <w:t>Coverage accuracy</w:t>
             </w:r>
           </w:p>
         </w:tc>
         <w:tc>
           <w:tcPr>
-            <w:tcW w:type="dxa" w:w="2880"/>
+            <w:tcW w:type="dxa" w:w="2160"/>
           </w:tcPr>
           <w:p>
             <w:r>
@@ -1828,13 +2317,13 @@
               <w:rPr>
                 <w:sz w:val="18"/>
               </w:rPr>
-              <w:t>Compute, draft, prepare a form</w:t>
+              <w:t>Public life insurance benchmark, 10 contracts, 580 labels (CC-BY-4.0)</w:t>
             </w:r>
           </w:p>
         </w:tc>
         <w:tc>
           <w:tcPr>
-            <w:tcW w:type="dxa" w:w="2880"/>
+            <w:tcW w:type="dxa" w:w="2160"/>
           </w:tcPr>
           <w:p>
             <w:r>
@@ -1846,7 +2335,25 @@
               <w:rPr>
                 <w:sz w:val="18"/>
               </w:rPr>
-              <w:t>Runs automatically, no side effects outside the session</w:t>
+              <w:t>A model reading the whole contract (b0, b0cw)</w:t>
+            </w:r>
+          </w:p>
+        </w:tc>
+        <w:tc>
+          <w:tcPr>
+            <w:tcW w:type="dxa" w:w="2160"/>
+          </w:tcPr>
+          <w:p>
+            <w:r>
+              <w:rPr>
+                <w:sz w:val="18"/>
+              </w:rPr>
+            </w:r>
+            <w:r>
+              <w:rPr>
+                <w:sz w:val="18"/>
+              </w:rPr>
+              <w:t>84.6% with 1.4% invented denials. Baseline b0cw 87.5% with 3.1% invented denials on a 112-item subset</w:t>
             </w:r>
           </w:p>
         </w:tc>
@@ -1854,7 +2361,7 @@
       <w:tr>
         <w:tc>
           <w:tcPr>
-            <w:tcW w:type="dxa" w:w="2880"/>
+            <w:tcW w:type="dxa" w:w="2160"/>
           </w:tcPr>
           <w:p>
             <w:r>
@@ -1866,13 +2373,13 @@
               <w:rPr>
                 <w:sz w:val="18"/>
               </w:rPr>
-              <w:t>T2</w:t>
+              <w:t>Clarification</w:t>
             </w:r>
           </w:p>
         </w:tc>
         <w:tc>
           <w:tcPr>
-            <w:tcW w:type="dxa" w:w="2880"/>
+            <w:tcW w:type="dxa" w:w="2160"/>
           </w:tcPr>
           <w:p>
             <w:r>
@@ -1884,13 +2391,13 @@
               <w:rPr>
                 <w:sz w:val="18"/>
               </w:rPr>
-              <w:t>Submit a claim, attach a document, file an appeal, book a call-back</w:t>
+              <w:t>18 messages with one fact removed per test, judged by an oracle</w:t>
             </w:r>
           </w:p>
         </w:tc>
         <w:tc>
           <w:tcPr>
-            <w:tcW w:type="dxa" w:w="2880"/>
+            <w:tcW w:type="dxa" w:w="2160"/>
           </w:tcPr>
           <w:p>
             <w:r>
@@ -1902,7 +2409,25 @@
               <w:rPr>
                 <w:sz w:val="18"/>
               </w:rPr>
-              <w:t>Only after the customer taps Confirm; a single-use server token bound to the exact arguments</w:t>
+              <w:t>Asking for every missing fact</w:t>
+            </w:r>
+          </w:p>
+        </w:tc>
+        <w:tc>
+          <w:tcPr>
+            <w:tcW w:type="dxa" w:w="2160"/>
+          </w:tcPr>
+          <w:p>
+            <w:r>
+              <w:rPr>
+                <w:sz w:val="18"/>
+              </w:rPr>
+            </w:r>
+            <w:r>
+              <w:rPr>
+                <w:sz w:val="18"/>
+              </w:rPr>
+              <w:t>Asks when needed 87%, silent when not needed 100%</w:t>
             </w:r>
           </w:p>
         </w:tc>
@@ -1910,7 +2435,7 @@
       <w:tr>
         <w:tc>
           <w:tcPr>
-            <w:tcW w:type="dxa" w:w="2880"/>
+            <w:tcW w:type="dxa" w:w="2160"/>
           </w:tcPr>
           <w:p>
             <w:r>
@@ -1922,13 +2447,13 @@
               <w:rPr>
                 <w:sz w:val="18"/>
               </w:rPr>
-              <w:t>T3</w:t>
+              <w:t>Paraphrase consistency</w:t>
             </w:r>
           </w:p>
         </w:tc>
         <w:tc>
           <w:tcPr>
-            <w:tcW w:type="dxa" w:w="2880"/>
+            <w:tcW w:type="dxa" w:w="2160"/>
           </w:tcPr>
           <w:p>
             <w:r>
@@ -1940,13 +2465,13 @@
               <w:rPr>
                 <w:sz w:val="18"/>
               </w:rPr>
-              <w:t>Money and identity (payout account, beneficiary)</w:t>
+              <w:t>20 scenarios in three wordings</w:t>
             </w:r>
           </w:p>
         </w:tc>
         <w:tc>
           <w:tcPr>
-            <w:tcW w:type="dxa" w:w="2880"/>
+            <w:tcW w:type="dxa" w:w="2160"/>
           </w:tcPr>
           <w:p>
             <w:r>
@@ -1958,7 +2483,395 @@
               <w:rPr>
                 <w:sz w:val="18"/>
               </w:rPr>
-              <w:t>No executing tool exists; the assistant opens a ticket for a person at the insurer</w:t>
+              <w:t>None</w:t>
+            </w:r>
+          </w:p>
+        </w:tc>
+        <w:tc>
+          <w:tcPr>
+            <w:tcW w:type="dxa" w:w="2160"/>
+          </w:tcPr>
+          <w:p>
+            <w:r>
+              <w:rPr>
+                <w:sz w:val="18"/>
+              </w:rPr>
+            </w:r>
+            <w:r>
+              <w:rPr>
+                <w:sz w:val="18"/>
+              </w:rPr>
+              <w:t>20 of 20 identical verdicts</w:t>
+            </w:r>
+          </w:p>
+        </w:tc>
+      </w:tr>
+      <w:tr>
+        <w:tc>
+          <w:tcPr>
+            <w:tcW w:type="dxa" w:w="2160"/>
+          </w:tcPr>
+          <w:p>
+            <w:r>
+              <w:rPr>
+                <w:sz w:val="18"/>
+              </w:rPr>
+            </w:r>
+            <w:r>
+              <w:rPr>
+                <w:sz w:val="18"/>
+              </w:rPr>
+              <w:t>Payer order</w:t>
+            </w:r>
+          </w:p>
+        </w:tc>
+        <w:tc>
+          <w:tcPr>
+            <w:tcW w:type="dxa" w:w="2160"/>
+          </w:tcPr>
+          <w:p>
+            <w:r>
+              <w:rPr>
+                <w:sz w:val="18"/>
+              </w:rPr>
+            </w:r>
+            <w:r>
+              <w:rPr>
+                <w:sz w:val="18"/>
+              </w:rPr>
+              <w:t>500 households with 200 real US marketplace plans</w:t>
+            </w:r>
+          </w:p>
+        </w:tc>
+        <w:tc>
+          <w:tcPr>
+            <w:tcW w:type="dxa" w:w="2160"/>
+          </w:tcPr>
+          <w:p>
+            <w:r>
+              <w:rPr>
+                <w:sz w:val="18"/>
+              </w:rPr>
+            </w:r>
+            <w:r>
+              <w:rPr>
+                <w:sz w:val="18"/>
+              </w:rPr>
+              <w:t>Claiming in the order held, single policy only</w:t>
+            </w:r>
+          </w:p>
+        </w:tc>
+        <w:tc>
+          <w:tcPr>
+            <w:tcW w:type="dxa" w:w="2160"/>
+          </w:tcPr>
+          <w:p>
+            <w:r>
+              <w:rPr>
+                <w:sz w:val="18"/>
+              </w:rPr>
+            </w:r>
+            <w:r>
+              <w:rPr>
+                <w:sz w:val="18"/>
+              </w:rPr>
+              <w:t>The held order is suboptimal in 47.2% of households, by USD 988 on average</w:t>
+            </w:r>
+          </w:p>
+        </w:tc>
+      </w:tr>
+      <w:tr>
+        <w:tc>
+          <w:tcPr>
+            <w:tcW w:type="dxa" w:w="2160"/>
+          </w:tcPr>
+          <w:p>
+            <w:r>
+              <w:rPr>
+                <w:sz w:val="18"/>
+              </w:rPr>
+            </w:r>
+            <w:r>
+              <w:rPr>
+                <w:sz w:val="18"/>
+              </w:rPr>
+              <w:t>Plan selection</w:t>
+            </w:r>
+          </w:p>
+        </w:tc>
+        <w:tc>
+          <w:tcPr>
+            <w:tcW w:type="dxa" w:w="2160"/>
+          </w:tcPr>
+          <w:p>
+            <w:r>
+              <w:rPr>
+                <w:sz w:val="18"/>
+              </w:rPr>
+            </w:r>
+            <w:r>
+              <w:rPr>
+                <w:sz w:val="18"/>
+              </w:rPr>
+              <w:t>100 households, mixed catalogue</w:t>
+            </w:r>
+          </w:p>
+        </w:tc>
+        <w:tc>
+          <w:tcPr>
+            <w:tcW w:type="dxa" w:w="2160"/>
+          </w:tcPr>
+          <w:p>
+            <w:r>
+              <w:rPr>
+                <w:sz w:val="18"/>
+              </w:rPr>
+            </w:r>
+            <w:r>
+              <w:rPr>
+                <w:sz w:val="18"/>
+              </w:rPr>
+              <w:t>Cheapest plan, most expensive plan</w:t>
+            </w:r>
+          </w:p>
+        </w:tc>
+        <w:tc>
+          <w:tcPr>
+            <w:tcW w:type="dxa" w:w="2160"/>
+          </w:tcPr>
+          <w:p>
+            <w:r>
+              <w:rPr>
+                <w:sz w:val="18"/>
+              </w:rPr>
+            </w:r>
+            <w:r>
+              <w:rPr>
+                <w:sz w:val="18"/>
+              </w:rPr>
+              <w:t>Closes more gap in 73 and 79 of 100</w:t>
+            </w:r>
+          </w:p>
+        </w:tc>
+      </w:tr>
+      <w:tr>
+        <w:tc>
+          <w:tcPr>
+            <w:tcW w:type="dxa" w:w="2160"/>
+          </w:tcPr>
+          <w:p>
+            <w:r>
+              <w:rPr>
+                <w:sz w:val="18"/>
+              </w:rPr>
+            </w:r>
+            <w:r>
+              <w:rPr>
+                <w:sz w:val="18"/>
+              </w:rPr>
+              <w:t>Diagnosis coding</w:t>
+            </w:r>
+          </w:p>
+        </w:tc>
+        <w:tc>
+          <w:tcPr>
+            <w:tcW w:type="dxa" w:w="2160"/>
+          </w:tcPr>
+          <w:p>
+            <w:r>
+              <w:rPr>
+                <w:sz w:val="18"/>
+              </w:rPr>
+            </w:r>
+            <w:r>
+              <w:rPr>
+                <w:sz w:val="18"/>
+              </w:rPr>
+              <w:t>76 labelled diagnosis lines</w:t>
+            </w:r>
+          </w:p>
+        </w:tc>
+        <w:tc>
+          <w:tcPr>
+            <w:tcW w:type="dxa" w:w="2160"/>
+          </w:tcPr>
+          <w:p>
+            <w:r>
+              <w:rPr>
+                <w:sz w:val="18"/>
+              </w:rPr>
+            </w:r>
+            <w:r>
+              <w:rPr>
+                <w:sz w:val="18"/>
+              </w:rPr>
+              <w:t>Alias dictionary</w:t>
+            </w:r>
+          </w:p>
+        </w:tc>
+        <w:tc>
+          <w:tcPr>
+            <w:tcW w:type="dxa" w:w="2160"/>
+          </w:tcPr>
+          <w:p>
+            <w:r>
+              <w:rPr>
+                <w:sz w:val="18"/>
+              </w:rPr>
+            </w:r>
+            <w:r>
+              <w:rPr>
+                <w:sz w:val="18"/>
+              </w:rPr>
+              <w:t>92.2% correct category. Alias dictionary 17.2%</w:t>
+            </w:r>
+          </w:p>
+        </w:tc>
+      </w:tr>
+      <w:tr>
+        <w:tc>
+          <w:tcPr>
+            <w:tcW w:type="dxa" w:w="2160"/>
+          </w:tcPr>
+          <w:p>
+            <w:r>
+              <w:rPr>
+                <w:sz w:val="18"/>
+              </w:rPr>
+            </w:r>
+            <w:r>
+              <w:rPr>
+                <w:sz w:val="18"/>
+              </w:rPr>
+              <w:t>Conversation</w:t>
+            </w:r>
+          </w:p>
+        </w:tc>
+        <w:tc>
+          <w:tcPr>
+            <w:tcW w:type="dxa" w:w="2160"/>
+          </w:tcPr>
+          <w:p>
+            <w:r>
+              <w:rPr>
+                <w:sz w:val="18"/>
+              </w:rPr>
+            </w:r>
+            <w:r>
+              <w:rPr>
+                <w:sz w:val="18"/>
+              </w:rPr>
+              <w:t>47 narrative, slang, typo, correction and what-if turns</w:t>
+            </w:r>
+          </w:p>
+        </w:tc>
+        <w:tc>
+          <w:tcPr>
+            <w:tcW w:type="dxa" w:w="2160"/>
+          </w:tcPr>
+          <w:p>
+            <w:r>
+              <w:rPr>
+                <w:sz w:val="18"/>
+              </w:rPr>
+            </w:r>
+            <w:r>
+              <w:rPr>
+                <w:sz w:val="18"/>
+              </w:rPr>
+              <w:t>Previous prompt version</w:t>
+            </w:r>
+          </w:p>
+        </w:tc>
+        <w:tc>
+          <w:tcPr>
+            <w:tcW w:type="dxa" w:w="2160"/>
+          </w:tcPr>
+          <w:p>
+            <w:r>
+              <w:rPr>
+                <w:sz w:val="18"/>
+              </w:rPr>
+            </w:r>
+            <w:r>
+              <w:rPr>
+                <w:sz w:val="18"/>
+              </w:rPr>
+              <w:t>42 of 47, up from 40 of 47</w:t>
+            </w:r>
+          </w:p>
+        </w:tc>
+      </w:tr>
+      <w:tr>
+        <w:tc>
+          <w:tcPr>
+            <w:tcW w:type="dxa" w:w="2160"/>
+          </w:tcPr>
+          <w:p>
+            <w:r>
+              <w:rPr>
+                <w:sz w:val="18"/>
+              </w:rPr>
+            </w:r>
+            <w:r>
+              <w:rPr>
+                <w:sz w:val="18"/>
+              </w:rPr>
+              <w:t>Cost</w:t>
+            </w:r>
+          </w:p>
+        </w:tc>
+        <w:tc>
+          <w:tcPr>
+            <w:tcW w:type="dxa" w:w="2160"/>
+          </w:tcPr>
+          <w:p>
+            <w:r>
+              <w:rPr>
+                <w:sz w:val="18"/>
+              </w:rPr>
+            </w:r>
+            <w:r>
+              <w:rPr>
+                <w:sz w:val="18"/>
+              </w:rPr>
+              <w:t>90 turns of the scripted tasks</w:t>
+            </w:r>
+          </w:p>
+        </w:tc>
+        <w:tc>
+          <w:tcPr>
+            <w:tcW w:type="dxa" w:w="2160"/>
+          </w:tcPr>
+          <w:p>
+            <w:r>
+              <w:rPr>
+                <w:sz w:val="18"/>
+              </w:rPr>
+            </w:r>
+            <w:r>
+              <w:rPr>
+                <w:sz w:val="18"/>
+              </w:rPr>
+              <w:t>A model reading whole documents</w:t>
+            </w:r>
+          </w:p>
+        </w:tc>
+        <w:tc>
+          <w:tcPr>
+            <w:tcW w:type="dxa" w:w="2160"/>
+          </w:tcPr>
+          <w:p>
+            <w:r>
+              <w:rPr>
+                <w:sz w:val="18"/>
+              </w:rPr>
+            </w:r>
+            <w:r>
+              <w:rPr>
+                <w:sz w:val="18"/>
+              </w:rPr>
+              <w:t>0.98 model calls per turn, 17% of the baseline's tokens</w:t>
             </w:r>
           </w:p>
         </w:tc>
@@ -1967,18 +2880,10 @@
     <w:p/>
     <w:p>
       <w:r>
-        <w:t>Further controls: text from documents, tools and models is labelled untrusted and can never become a T2 or T3 argument; uploaded files are scanned for hidden instructions (white text, tiny fonts, off-page text, annotations); personal data is removed locally before any document reaches a hosted model; a circuit breaker stops a session after repeated denials; the insurer holds a halt switch that stops every assistant action for every customer; customers sign in with confirmed email accounts, and one account can never read another's policies, claims, files or chats. The threat model, OWASP mapping, test results and risk register are in the Security Self-Assessment.</w:t>
-      </w:r>
-    </w:p>
-    <w:p>
-      <w:pPr>
-        <w:pStyle w:val="Heading1"/>
-      </w:pPr>
-      <w:r>
         <w:rPr>
-          <w:color w:val="14213D"/>
+          <w:b/>
         </w:rPr>
-        <w:t>7. Data</w:t>
+        <w:t>Ablation.</w:t>
       </w:r>
     </w:p>
     <w:tbl>
@@ -2008,7 +2913,7 @@
                 <w:b/>
                 <w:sz w:val="18"/>
               </w:rPr>
-              <w:t>Source</w:t>
+              <w:t>Component removed</w:t>
             </w:r>
           </w:p>
         </w:tc>
@@ -2028,7 +2933,7 @@
                 <w:b/>
                 <w:sz w:val="18"/>
               </w:rPr>
-              <w:t>Use</w:t>
+              <w:t>Effect</w:t>
             </w:r>
           </w:p>
         </w:tc>
@@ -2048,7 +2953,7 @@
               <w:rPr>
                 <w:sz w:val="18"/>
               </w:rPr>
-              <w:t>Six public insurer policy wordings (Sompo, Astra, Chubb, Great Eastern) and 30 Indonesian product summaries (RIPLAY)</w:t>
+              <w:t>Permission enforcement in code</w:t>
             </w:r>
           </w:p>
         </w:tc>
@@ -2066,7 +2971,7 @@
               <w:rPr>
                 <w:sz w:val="18"/>
               </w:rPr>
-              <w:t>Extraction; the sandbox policies quote these clauses verbatim</w:t>
+              <w:t>Successful attacks rise from 0 to 1 of 27</w:t>
             </w:r>
           </w:p>
         </w:tc>
@@ -2086,7 +2991,7 @@
               <w:rPr>
                 <w:sz w:val="18"/>
               </w:rPr>
-              <w:t>Public insurance benchmark: 10 contracts, 58 scenarios, 580 clause-traced labels (Mridul, Kapa and Seneviratne, 2026, CC-BY-4.0)</w:t>
+              <w:t>Extracted rules replaced by the benchmark's gold rules</w:t>
             </w:r>
           </w:p>
         </w:tc>
@@ -2104,7 +3009,7 @@
               <w:rPr>
                 <w:sz w:val="18"/>
               </w:rPr>
-              <w:t>Accuracy evaluation</w:t>
+              <w:t>Accuracy rises from 84.6% to 91.8%, so the remaining gap comes from document reading</w:t>
             </w:r>
           </w:p>
         </w:tc>
@@ -2124,7 +3029,7 @@
               <w:rPr>
                 <w:sz w:val="18"/>
               </w:rPr>
-              <w:t>US marketplace plans (CMS Public Use Files, 2026, 834 plans)</w:t>
+              <w:t>Rules engine replaced by model-only answers</w:t>
             </w:r>
           </w:p>
         </w:tc>
@@ -2142,7 +3047,7 @@
               <w:rPr>
                 <w:sz w:val="18"/>
               </w:rPr>
-              <w:t>Plan selection and payer-order experiments</w:t>
+              <w:t>Invented denials rise from 1.4% to 3.1% and the deciding clause cannot be shown</w:t>
             </w:r>
           </w:p>
         </w:tc>
@@ -2162,7 +3067,7 @@
               <w:rPr>
                 <w:sz w:val="18"/>
               </w:rPr>
-              <w:t>ICD-10-CM code list (public domain, 74,879 codes)</w:t>
+              <w:t>Verdict-sensitivity clarification</w:t>
             </w:r>
           </w:p>
         </w:tc>
@@ -2180,7 +3085,125 @@
               <w:rPr>
                 <w:sz w:val="18"/>
               </w:rPr>
-              <w:t>Mapping diagnoses to critical-illness rules</w:t>
+              <w:t>Without it the agent asks for every missing fact. With it, 35 of 35 irrelevant gaps were not asked about</w:t>
+            </w:r>
+          </w:p>
+        </w:tc>
+      </w:tr>
+    </w:tbl>
+    <w:p/>
+    <w:p>
+      <w:pPr>
+        <w:pStyle w:val="Heading1"/>
+      </w:pPr>
+      <w:r>
+        <w:rPr>
+          <w:color w:val="14213D"/>
+        </w:rPr>
+        <w:t>4. Security design</w:t>
+      </w:r>
+    </w:p>
+    <w:p>
+      <w:pPr>
+        <w:pStyle w:val="Heading2"/>
+      </w:pPr>
+      <w:r>
+        <w:rPr>
+          <w:color w:val="14213D"/>
+        </w:rPr>
+        <w:t>4.1 Permission tiers</w:t>
+      </w:r>
+    </w:p>
+    <w:tbl>
+      <w:tblPr>
+        <w:tblStyle w:val="TableGrid"/>
+        <w:tblW w:type="auto" w:w="0"/>
+        <w:tblLook w:firstColumn="1" w:firstRow="1" w:lastColumn="0" w:lastRow="0" w:noHBand="0" w:noVBand="1" w:val="04A0"/>
+      </w:tblPr>
+      <w:tblGrid>
+        <w:gridCol w:w="2160"/>
+        <w:gridCol w:w="2160"/>
+        <w:gridCol w:w="2160"/>
+        <w:gridCol w:w="2160"/>
+      </w:tblGrid>
+      <w:tr>
+        <w:tc>
+          <w:tcPr>
+            <w:tcW w:type="dxa" w:w="2160"/>
+          </w:tcPr>
+          <w:p>
+            <w:r>
+              <w:rPr>
+                <w:b/>
+                <w:sz w:val="18"/>
+              </w:rPr>
+            </w:r>
+            <w:r>
+              <w:rPr>
+                <w:b/>
+                <w:sz w:val="18"/>
+              </w:rPr>
+              <w:t>Tier</w:t>
+            </w:r>
+          </w:p>
+        </w:tc>
+        <w:tc>
+          <w:tcPr>
+            <w:tcW w:type="dxa" w:w="2160"/>
+          </w:tcPr>
+          <w:p>
+            <w:r>
+              <w:rPr>
+                <w:b/>
+                <w:sz w:val="18"/>
+              </w:rPr>
+            </w:r>
+            <w:r>
+              <w:rPr>
+                <w:b/>
+                <w:sz w:val="18"/>
+              </w:rPr>
+              <w:t>Type</w:t>
+            </w:r>
+          </w:p>
+        </w:tc>
+        <w:tc>
+          <w:tcPr>
+            <w:tcW w:type="dxa" w:w="2160"/>
+          </w:tcPr>
+          <w:p>
+            <w:r>
+              <w:rPr>
+                <w:b/>
+                <w:sz w:val="18"/>
+              </w:rPr>
+            </w:r>
+            <w:r>
+              <w:rPr>
+                <w:b/>
+                <w:sz w:val="18"/>
+              </w:rPr>
+              <w:t>Example actions</w:t>
+            </w:r>
+          </w:p>
+        </w:tc>
+        <w:tc>
+          <w:tcPr>
+            <w:tcW w:type="dxa" w:w="2160"/>
+          </w:tcPr>
+          <w:p>
+            <w:r>
+              <w:rPr>
+                <w:b/>
+                <w:sz w:val="18"/>
+              </w:rPr>
+            </w:r>
+            <w:r>
+              <w:rPr>
+                <w:b/>
+                <w:sz w:val="18"/>
+              </w:rPr>
+              <w:t>Rule</w:t>
             </w:r>
           </w:p>
         </w:tc>
@@ -2188,7 +3211,7 @@
       <w:tr>
         <w:tc>
           <w:tcPr>
-            <w:tcW w:type="dxa" w:w="4320"/>
+            <w:tcW w:type="dxa" w:w="2160"/>
           </w:tcPr>
           <w:p>
             <w:r>
@@ -2200,13 +3223,13 @@
               <w:rPr>
                 <w:sz w:val="18"/>
               </w:rPr>
-              <w:t>InsuranceQA and UK Financial Ombudsman decisions</w:t>
+              <w:t>T0</w:t>
             </w:r>
           </w:p>
         </w:tc>
         <w:tc>
           <w:tcPr>
-            <w:tcW w:type="dxa" w:w="4320"/>
+            <w:tcW w:type="dxa" w:w="2160"/>
           </w:tcPr>
           <w:p>
             <w:r>
@@ -2218,7 +3241,265 @@
               <w:rPr>
                 <w:sz w:val="18"/>
               </w:rPr>
-              <w:t>Robustness and dispute replay material</w:t>
+              <w:t>Automatic</w:t>
+            </w:r>
+          </w:p>
+        </w:tc>
+        <w:tc>
+          <w:tcPr>
+            <w:tcW w:type="dxa" w:w="2160"/>
+          </w:tcPr>
+          <w:p>
+            <w:r>
+              <w:rPr>
+                <w:sz w:val="18"/>
+              </w:rPr>
+            </w:r>
+            <w:r>
+              <w:rPr>
+                <w:sz w:val="18"/>
+              </w:rPr>
+              <w:t>Read the customer's own policies, claim status, premium status and deadline reminders</w:t>
+            </w:r>
+          </w:p>
+        </w:tc>
+        <w:tc>
+          <w:tcPr>
+            <w:tcW w:type="dxa" w:w="2160"/>
+          </w:tcPr>
+          <w:p>
+            <w:r>
+              <w:rPr>
+                <w:sz w:val="18"/>
+              </w:rPr>
+            </w:r>
+            <w:r>
+              <w:rPr>
+                <w:sz w:val="18"/>
+              </w:rPr>
+              <w:t>Always restricted to the signed-in account</w:t>
+            </w:r>
+          </w:p>
+        </w:tc>
+      </w:tr>
+      <w:tr>
+        <w:tc>
+          <w:tcPr>
+            <w:tcW w:type="dxa" w:w="2160"/>
+          </w:tcPr>
+          <w:p>
+            <w:r>
+              <w:rPr>
+                <w:sz w:val="18"/>
+              </w:rPr>
+            </w:r>
+            <w:r>
+              <w:rPr>
+                <w:sz w:val="18"/>
+              </w:rPr>
+              <w:t>T1</w:t>
+            </w:r>
+          </w:p>
+        </w:tc>
+        <w:tc>
+          <w:tcPr>
+            <w:tcW w:type="dxa" w:w="2160"/>
+          </w:tcPr>
+          <w:p>
+            <w:r>
+              <w:rPr>
+                <w:sz w:val="18"/>
+              </w:rPr>
+            </w:r>
+            <w:r>
+              <w:rPr>
+                <w:sz w:val="18"/>
+              </w:rPr>
+              <w:t>Automatic</w:t>
+            </w:r>
+          </w:p>
+        </w:tc>
+        <w:tc>
+          <w:tcPr>
+            <w:tcW w:type="dxa" w:w="2160"/>
+          </w:tcPr>
+          <w:p>
+            <w:r>
+              <w:rPr>
+                <w:sz w:val="18"/>
+              </w:rPr>
+            </w:r>
+            <w:r>
+              <w:rPr>
+                <w:sz w:val="18"/>
+              </w:rPr>
+              <w:t>Check coverage, compute payer order, draft a claim, prepare a form, draft an appeal</w:t>
+            </w:r>
+          </w:p>
+        </w:tc>
+        <w:tc>
+          <w:tcPr>
+            <w:tcW w:type="dxa" w:w="2160"/>
+          </w:tcPr>
+          <w:p>
+            <w:r>
+              <w:rPr>
+                <w:sz w:val="18"/>
+              </w:rPr>
+            </w:r>
+            <w:r>
+              <w:rPr>
+                <w:sz w:val="18"/>
+              </w:rPr>
+              <w:t>No effect outside the session</w:t>
+            </w:r>
+          </w:p>
+        </w:tc>
+      </w:tr>
+      <w:tr>
+        <w:tc>
+          <w:tcPr>
+            <w:tcW w:type="dxa" w:w="2160"/>
+          </w:tcPr>
+          <w:p>
+            <w:r>
+              <w:rPr>
+                <w:sz w:val="18"/>
+              </w:rPr>
+            </w:r>
+            <w:r>
+              <w:rPr>
+                <w:sz w:val="18"/>
+              </w:rPr>
+              <w:t>T2</w:t>
+            </w:r>
+          </w:p>
+        </w:tc>
+        <w:tc>
+          <w:tcPr>
+            <w:tcW w:type="dxa" w:w="2160"/>
+          </w:tcPr>
+          <w:p>
+            <w:r>
+              <w:rPr>
+                <w:sz w:val="18"/>
+              </w:rPr>
+            </w:r>
+            <w:r>
+              <w:rPr>
+                <w:sz w:val="18"/>
+              </w:rPr>
+              <w:t>Needs confirmation</w:t>
+            </w:r>
+          </w:p>
+        </w:tc>
+        <w:tc>
+          <w:tcPr>
+            <w:tcW w:type="dxa" w:w="2160"/>
+          </w:tcPr>
+          <w:p>
+            <w:r>
+              <w:rPr>
+                <w:sz w:val="18"/>
+              </w:rPr>
+            </w:r>
+            <w:r>
+              <w:rPr>
+                <w:sz w:val="18"/>
+              </w:rPr>
+              <w:t>File a claim, attach a document to a claim, file an appeal, book a call-back</w:t>
+            </w:r>
+          </w:p>
+        </w:tc>
+        <w:tc>
+          <w:tcPr>
+            <w:tcW w:type="dxa" w:w="2160"/>
+          </w:tcPr>
+          <w:p>
+            <w:r>
+              <w:rPr>
+                <w:sz w:val="18"/>
+              </w:rPr>
+            </w:r>
+            <w:r>
+              <w:rPr>
+                <w:sz w:val="18"/>
+              </w:rPr>
+              <w:t>Runs after the customer taps Confirm. The server issues a single-use token bound to the session, the tool and the exact arguments</w:t>
+            </w:r>
+          </w:p>
+        </w:tc>
+      </w:tr>
+      <w:tr>
+        <w:tc>
+          <w:tcPr>
+            <w:tcW w:type="dxa" w:w="2160"/>
+          </w:tcPr>
+          <w:p>
+            <w:r>
+              <w:rPr>
+                <w:sz w:val="18"/>
+              </w:rPr>
+            </w:r>
+            <w:r>
+              <w:rPr>
+                <w:sz w:val="18"/>
+              </w:rPr>
+              <w:t>T3</w:t>
+            </w:r>
+          </w:p>
+        </w:tc>
+        <w:tc>
+          <w:tcPr>
+            <w:tcW w:type="dxa" w:w="2160"/>
+          </w:tcPr>
+          <w:p>
+            <w:r>
+              <w:rPr>
+                <w:sz w:val="18"/>
+              </w:rPr>
+            </w:r>
+            <w:r>
+              <w:rPr>
+                <w:sz w:val="18"/>
+              </w:rPr>
+              <w:t>Forbidden for the agent</w:t>
+            </w:r>
+          </w:p>
+        </w:tc>
+        <w:tc>
+          <w:tcPr>
+            <w:tcW w:type="dxa" w:w="2160"/>
+          </w:tcPr>
+          <w:p>
+            <w:r>
+              <w:rPr>
+                <w:sz w:val="18"/>
+              </w:rPr>
+            </w:r>
+            <w:r>
+              <w:rPr>
+                <w:sz w:val="18"/>
+              </w:rPr>
+              <w:t>Change the payout account, change a beneficiary, move money</w:t>
+            </w:r>
+          </w:p>
+        </w:tc>
+        <w:tc>
+          <w:tcPr>
+            <w:tcW w:type="dxa" w:w="2160"/>
+          </w:tcPr>
+          <w:p>
+            <w:r>
+              <w:rPr>
+                <w:sz w:val="18"/>
+              </w:rPr>
+            </w:r>
+            <w:r>
+              <w:rPr>
+                <w:sz w:val="18"/>
+              </w:rPr>
+              <w:t>No tool executes it. The agent opens a ticket for a person at the insurer, who verifies identity through a separate channel</w:t>
             </w:r>
           </w:p>
         </w:tc>
@@ -2227,7 +3508,481 @@
     <w:p/>
     <w:p>
       <w:r>
-        <w:t>The three demo customers, their claims and the sandbox insurer are synthetic. Statutory schemes (BPJS Kesehatan, Jasa Raharja) are modelled from public regulation. Benefit amounts on the sandbox policies are set to match the worked examples. No real customer data is used.</w:t>
+        <w:t>The customer also chooses an autonomy mode. Observe only answers. Draft prepares without sending. Act sends after confirmation.</w:t>
+      </w:r>
+    </w:p>
+    <w:p>
+      <w:pPr>
+        <w:pStyle w:val="Heading2"/>
+      </w:pPr>
+      <w:r>
+        <w:rPr>
+          <w:color w:val="14213D"/>
+        </w:rPr>
+        <w:t>4.2 Threat model</w:t>
+      </w:r>
+    </w:p>
+    <w:tbl>
+      <w:tblPr>
+        <w:tblStyle w:val="TableGrid"/>
+        <w:tblW w:type="auto" w:w="0"/>
+        <w:tblLook w:firstColumn="1" w:firstRow="1" w:lastColumn="0" w:lastRow="0" w:noHBand="0" w:noVBand="1" w:val="04A0"/>
+      </w:tblPr>
+      <w:tblGrid>
+        <w:gridCol w:w="2160"/>
+        <w:gridCol w:w="2160"/>
+        <w:gridCol w:w="2160"/>
+        <w:gridCol w:w="2160"/>
+      </w:tblGrid>
+      <w:tr>
+        <w:tc>
+          <w:tcPr>
+            <w:tcW w:type="dxa" w:w="2160"/>
+          </w:tcPr>
+          <w:p>
+            <w:r>
+              <w:rPr>
+                <w:b/>
+                <w:sz w:val="18"/>
+              </w:rPr>
+            </w:r>
+            <w:r>
+              <w:rPr>
+                <w:b/>
+                <w:sz w:val="18"/>
+              </w:rPr>
+              <w:t>Threat</w:t>
+            </w:r>
+          </w:p>
+        </w:tc>
+        <w:tc>
+          <w:tcPr>
+            <w:tcW w:type="dxa" w:w="2160"/>
+          </w:tcPr>
+          <w:p>
+            <w:r>
+              <w:rPr>
+                <w:b/>
+                <w:sz w:val="18"/>
+              </w:rPr>
+            </w:r>
+            <w:r>
+              <w:rPr>
+                <w:b/>
+                <w:sz w:val="18"/>
+              </w:rPr>
+              <w:t>Example</w:t>
+            </w:r>
+          </w:p>
+        </w:tc>
+        <w:tc>
+          <w:tcPr>
+            <w:tcW w:type="dxa" w:w="2160"/>
+          </w:tcPr>
+          <w:p>
+            <w:r>
+              <w:rPr>
+                <w:b/>
+                <w:sz w:val="18"/>
+              </w:rPr>
+            </w:r>
+            <w:r>
+              <w:rPr>
+                <w:b/>
+                <w:sz w:val="18"/>
+              </w:rPr>
+              <w:t>Control</w:t>
+            </w:r>
+          </w:p>
+        </w:tc>
+        <w:tc>
+          <w:tcPr>
+            <w:tcW w:type="dxa" w:w="2160"/>
+          </w:tcPr>
+          <w:p>
+            <w:r>
+              <w:rPr>
+                <w:b/>
+                <w:sz w:val="18"/>
+              </w:rPr>
+            </w:r>
+            <w:r>
+              <w:rPr>
+                <w:b/>
+                <w:sz w:val="18"/>
+              </w:rPr>
+              <w:t>Test result</w:t>
+            </w:r>
+          </w:p>
+        </w:tc>
+      </w:tr>
+      <w:tr>
+        <w:tc>
+          <w:tcPr>
+            <w:tcW w:type="dxa" w:w="2160"/>
+          </w:tcPr>
+          <w:p>
+            <w:r>
+              <w:rPr>
+                <w:sz w:val="18"/>
+              </w:rPr>
+            </w:r>
+            <w:r>
+              <w:rPr>
+                <w:sz w:val="18"/>
+              </w:rPr>
+              <w:t>Prompt injection</w:t>
+            </w:r>
+          </w:p>
+        </w:tc>
+        <w:tc>
+          <w:tcPr>
+            <w:tcW w:type="dxa" w:w="2160"/>
+          </w:tcPr>
+          <w:p>
+            <w:r>
+              <w:rPr>
+                <w:sz w:val="18"/>
+              </w:rPr>
+            </w:r>
+            <w:r>
+              <w:rPr>
+                <w:sz w:val="18"/>
+              </w:rPr>
+              <w:t>Hidden instructions in a hospital receipt, such as white text asking to approve the claim</w:t>
+            </w:r>
+          </w:p>
+        </w:tc>
+        <w:tc>
+          <w:tcPr>
+            <w:tcW w:type="dxa" w:w="2160"/>
+          </w:tcPr>
+          <w:p>
+            <w:r>
+              <w:rPr>
+                <w:sz w:val="18"/>
+              </w:rPr>
+            </w:r>
+            <w:r>
+              <w:rPr>
+                <w:sz w:val="18"/>
+              </w:rPr>
+              <w:t>Hidden-text scanner, a quarantined extractor with no tools, untrusted labels on document text, handle-only T2 arguments</w:t>
+            </w:r>
+          </w:p>
+        </w:tc>
+        <w:tc>
+          <w:tcPr>
+            <w:tcW w:type="dxa" w:w="2160"/>
+          </w:tcPr>
+          <w:p>
+            <w:r>
+              <w:rPr>
+                <w:sz w:val="18"/>
+              </w:rPr>
+            </w:r>
+            <w:r>
+              <w:rPr>
+                <w:sz w:val="18"/>
+              </w:rPr>
+              <w:t>0 of 27 attacks succeeded. White, tiny, off-page and annotation text detected 20 of 20</w:t>
+            </w:r>
+          </w:p>
+        </w:tc>
+      </w:tr>
+      <w:tr>
+        <w:tc>
+          <w:tcPr>
+            <w:tcW w:type="dxa" w:w="2160"/>
+          </w:tcPr>
+          <w:p>
+            <w:r>
+              <w:rPr>
+                <w:sz w:val="18"/>
+              </w:rPr>
+            </w:r>
+            <w:r>
+              <w:rPr>
+                <w:sz w:val="18"/>
+              </w:rPr>
+              <w:t>Data leakage</w:t>
+            </w:r>
+          </w:p>
+        </w:tc>
+        <w:tc>
+          <w:tcPr>
+            <w:tcW w:type="dxa" w:w="2160"/>
+          </w:tcPr>
+          <w:p>
+            <w:r>
+              <w:rPr>
+                <w:sz w:val="18"/>
+              </w:rPr>
+            </w:r>
+            <w:r>
+              <w:rPr>
+                <w:sz w:val="18"/>
+              </w:rPr>
+              <w:t>Asking for another customer's policies or claims, or for system internals</w:t>
+            </w:r>
+          </w:p>
+        </w:tc>
+        <w:tc>
+          <w:tcPr>
+            <w:tcW w:type="dxa" w:w="2160"/>
+          </w:tcPr>
+          <w:p>
+            <w:r>
+              <w:rPr>
+                <w:sz w:val="18"/>
+              </w:rPr>
+            </w:r>
+            <w:r>
+              <w:rPr>
+                <w:sz w:val="18"/>
+              </w:rPr>
+              <w:t>Account isolation on every route, row-level security in the database, output filtering for account and identity numbers, removal of personal data before a document reaches the model</w:t>
+            </w:r>
+          </w:p>
+        </w:tc>
+        <w:tc>
+          <w:tcPr>
+            <w:tcW w:type="dxa" w:w="2160"/>
+          </w:tcPr>
+          <w:p>
+            <w:r>
+              <w:rPr>
+                <w:sz w:val="18"/>
+              </w:rPr>
+            </w:r>
+            <w:r>
+              <w:rPr>
+                <w:sz w:val="18"/>
+              </w:rPr>
+              <w:t>A second account gets a refusal or an empty list for the first account's uploads, chats and claims. Every attempt is recorded in the audit log</w:t>
+            </w:r>
+          </w:p>
+        </w:tc>
+      </w:tr>
+      <w:tr>
+        <w:tc>
+          <w:tcPr>
+            <w:tcW w:type="dxa" w:w="2160"/>
+          </w:tcPr>
+          <w:p>
+            <w:r>
+              <w:rPr>
+                <w:sz w:val="18"/>
+              </w:rPr>
+            </w:r>
+            <w:r>
+              <w:rPr>
+                <w:sz w:val="18"/>
+              </w:rPr>
+              <w:t>Unauthorized transaction</w:t>
+            </w:r>
+          </w:p>
+        </w:tc>
+        <w:tc>
+          <w:tcPr>
+            <w:tcW w:type="dxa" w:w="2160"/>
+          </w:tcPr>
+          <w:p>
+            <w:r>
+              <w:rPr>
+                <w:sz w:val="18"/>
+              </w:rPr>
+            </w:r>
+            <w:r>
+              <w:rPr>
+                <w:sz w:val="18"/>
+              </w:rPr>
+              <w:t>Filing a claim without confirmation, changing a bank account with an urgent excuse</w:t>
+            </w:r>
+          </w:p>
+        </w:tc>
+        <w:tc>
+          <w:tcPr>
+            <w:tcW w:type="dxa" w:w="2160"/>
+          </w:tcPr>
+          <w:p>
+            <w:r>
+              <w:rPr>
+                <w:sz w:val="18"/>
+              </w:rPr>
+            </w:r>
+            <w:r>
+              <w:rPr>
+                <w:sz w:val="18"/>
+              </w:rPr>
+              <w:t>Single-use confirmation tokens, no T3 tools, per-session action limits, a circuit breaker, a halt switch at the insurer's desk</w:t>
+            </w:r>
+          </w:p>
+        </w:tc>
+        <w:tc>
+          <w:tcPr>
+            <w:tcW w:type="dxa" w:w="2160"/>
+          </w:tcPr>
+          <w:p>
+            <w:r>
+              <w:rPr>
+                <w:sz w:val="18"/>
+              </w:rPr>
+            </w:r>
+            <w:r>
+              <w:rPr>
+                <w:sz w:val="18"/>
+              </w:rPr>
+              <w:t>Attacks without confirmation and account-change requests produced no effect</w:t>
+            </w:r>
+          </w:p>
+        </w:tc>
+      </w:tr>
+      <w:tr>
+        <w:tc>
+          <w:tcPr>
+            <w:tcW w:type="dxa" w:w="2160"/>
+          </w:tcPr>
+          <w:p>
+            <w:r>
+              <w:rPr>
+                <w:sz w:val="18"/>
+              </w:rPr>
+            </w:r>
+            <w:r>
+              <w:rPr>
+                <w:sz w:val="18"/>
+              </w:rPr>
+              <w:t>Hallucinated advice</w:t>
+            </w:r>
+          </w:p>
+        </w:tc>
+        <w:tc>
+          <w:tcPr>
+            <w:tcW w:type="dxa" w:w="2160"/>
+          </w:tcPr>
+          <w:p>
+            <w:r>
+              <w:rPr>
+                <w:sz w:val="18"/>
+              </w:rPr>
+            </w:r>
+            <w:r>
+              <w:rPr>
+                <w:sz w:val="18"/>
+              </w:rPr>
+              <w:t>Stating an amount, date or denial that is not in the policy</w:t>
+            </w:r>
+          </w:p>
+        </w:tc>
+        <w:tc>
+          <w:tcPr>
+            <w:tcW w:type="dxa" w:w="2160"/>
+          </w:tcPr>
+          <w:p>
+            <w:r>
+              <w:rPr>
+                <w:sz w:val="18"/>
+              </w:rPr>
+            </w:r>
+            <w:r>
+              <w:rPr>
+                <w:sz w:val="18"/>
+              </w:rPr>
+              <w:t>Verdicts from the rules engine, a number and date check on replies, exact clause quotes, an indicative label</w:t>
+            </w:r>
+          </w:p>
+        </w:tc>
+        <w:tc>
+          <w:tcPr>
+            <w:tcW w:type="dxa" w:w="2160"/>
+          </w:tcPr>
+          <w:p>
+            <w:r>
+              <w:rPr>
+                <w:sz w:val="18"/>
+              </w:rPr>
+            </w:r>
+            <w:r>
+              <w:rPr>
+                <w:sz w:val="18"/>
+              </w:rPr>
+              <w:t>1.4% invented denials on the benchmark. Replies that state values outside the engine's results are rejected before they are shown</w:t>
+            </w:r>
+          </w:p>
+        </w:tc>
+      </w:tr>
+    </w:tbl>
+    <w:p/>
+    <w:p>
+      <w:pPr>
+        <w:pStyle w:val="Heading2"/>
+      </w:pPr>
+      <w:r>
+        <w:rPr>
+          <w:color w:val="14213D"/>
+        </w:rPr>
+        <w:t>4.3 Risk controls</w:t>
+      </w:r>
+    </w:p>
+    <w:p>
+      <w:r>
+        <w:rPr>
+          <w:b/>
+        </w:rPr>
+        <w:t>Transaction limits.</w:t>
+      </w:r>
+      <w:r>
+        <w:t xml:space="preserve"> A claim amount cap of IDR 100,000,000 per submission. At most three T2 actions and 60 tool calls per session. One T3 ticket per 24 hours. A session stops automatically after three permission denials.</w:t>
+      </w:r>
+    </w:p>
+    <w:p>
+      <w:r>
+        <w:rPr>
+          <w:b/>
+        </w:rPr>
+        <w:t>Audit log.</w:t>
+      </w:r>
+      <w:r>
+        <w:t xml:space="preserve"> Every message, plan, tool call, permission decision and reply is recorded in a hash chain. Each record carries the hash of the previous record, so a change to any record is detected on verification.</w:t>
+      </w:r>
+    </w:p>
+    <w:p>
+      <w:r>
+        <w:rPr>
+          <w:b/>
+        </w:rPr>
+        <w:t>Human in the loop.</w:t>
+      </w:r>
+      <w:r>
+        <w:t xml:space="preserve"> The customer confirms every submission. A person at the insurer decides every claim at the claims desk. The insurer holds a halt switch that stops every agent action for every customer.</w:t>
+      </w:r>
+    </w:p>
+    <w:p>
+      <w:r>
+        <w:rPr>
+          <w:b/>
+        </w:rPr>
+        <w:t>Data privacy.</w:t>
+      </w:r>
+      <w:r>
+        <w:t xml:space="preserve"> National ID numbers, bank account numbers, card numbers, phone numbers, dates of birth and personal names are removed locally before a document is sent to the model. If any personal data remains, the model call is blocked. Customers sign in with a confirmed email, and each account's data is isolated.</w:t>
+      </w:r>
+    </w:p>
+    <w:p>
+      <w:r>
+        <w:rPr>
+          <w:b/>
+        </w:rPr>
+        <w:t>Regulatory compliance.</w:t>
+      </w:r>
+      <w:r>
+        <w:t xml:space="preserve"> Every answer is marked indicative and states that the policy wording prevails. After a rejection, the agent gives the official complaint route (the insurer's complaint unit, OJK contact 157 and the financial services dispute resolution body LAPS SJK). Identity verification (KYC) for sensitive changes is done by the insurer through a separate channel. The agent does not move funds, so AML screening stays with the insurer.</w:t>
+      </w:r>
+    </w:p>
+    <w:p>
+      <w:r>
+        <w:t>This topic does not use a blockchain, so key management, signing policy and transaction simulation for Topic F do not apply.</w:t>
       </w:r>
     </w:p>
     <w:p>
@@ -2238,12 +3993,18 @@
         <w:rPr>
           <w:color w:val="14213D"/>
         </w:rPr>
-        <w:t>8. Evaluation</w:t>
+        <w:t>5. Innovation &amp; interaction</w:t>
       </w:r>
     </w:p>
     <w:p>
+      <w:pPr>
+        <w:pStyle w:val="Heading2"/>
+      </w:pPr>
       <w:r>
-        <w:t>All results are reproducible from the scripts listed in the Execution Evidence Index; every figure below names its report.</w:t>
+        <w:rPr>
+          <w:color w:val="14213D"/>
+        </w:rPr>
+        <w:t>5.1 Difference from existing solutions</w:t>
       </w:r>
     </w:p>
     <w:tbl>
@@ -2253,14 +4014,16 @@
         <w:tblLook w:firstColumn="1" w:firstRow="1" w:lastColumn="0" w:lastRow="0" w:noHBand="0" w:noVBand="1" w:val="04A0"/>
       </w:tblPr>
       <w:tblGrid>
-        <w:gridCol w:w="2880"/>
-        <w:gridCol w:w="2880"/>
-        <w:gridCol w:w="2880"/>
+        <w:gridCol w:w="1728"/>
+        <w:gridCol w:w="1728"/>
+        <w:gridCol w:w="1728"/>
+        <w:gridCol w:w="1728"/>
+        <w:gridCol w:w="1728"/>
       </w:tblGrid>
       <w:tr>
         <w:tc>
           <w:tcPr>
-            <w:tcW w:type="dxa" w:w="2880"/>
+            <w:tcW w:type="dxa" w:w="1728"/>
           </w:tcPr>
           <w:p>
             <w:r>
@@ -2274,13 +4037,13 @@
                 <w:b/>
                 <w:sz w:val="18"/>
               </w:rPr>
-              <w:t>Evaluation</w:t>
+              <w:t>Capability</w:t>
             </w:r>
           </w:p>
         </w:tc>
         <w:tc>
           <w:tcPr>
-            <w:tcW w:type="dxa" w:w="2880"/>
+            <w:tcW w:type="dxa" w:w="1728"/>
           </w:tcPr>
           <w:p>
             <w:r>
@@ -2294,13 +4057,13 @@
                 <w:b/>
                 <w:sz w:val="18"/>
               </w:rPr>
-              <w:t>Result</w:t>
+              <w:t>Insurer chatbot</w:t>
             </w:r>
           </w:p>
         </w:tc>
         <w:tc>
           <w:tcPr>
-            <w:tcW w:type="dxa" w:w="2880"/>
+            <w:tcW w:type="dxa" w:w="1728"/>
           </w:tcPr>
           <w:p>
             <w:r>
@@ -2314,7 +4077,47 @@
                 <w:b/>
                 <w:sz w:val="18"/>
               </w:rPr>
-              <w:t>Report</w:t>
+              <w:t>General AI chatbot</w:t>
+            </w:r>
+          </w:p>
+        </w:tc>
+        <w:tc>
+          <w:tcPr>
+            <w:tcW w:type="dxa" w:w="1728"/>
+          </w:tcPr>
+          <w:p>
+            <w:r>
+              <w:rPr>
+                <w:b/>
+                <w:sz w:val="18"/>
+              </w:rPr>
+            </w:r>
+            <w:r>
+              <w:rPr>
+                <w:b/>
+                <w:sz w:val="18"/>
+              </w:rPr>
+              <w:t>Policy comparison site</w:t>
+            </w:r>
+          </w:p>
+        </w:tc>
+        <w:tc>
+          <w:tcPr>
+            <w:tcW w:type="dxa" w:w="1728"/>
+          </w:tcPr>
+          <w:p>
+            <w:r>
+              <w:rPr>
+                <w:b/>
+                <w:sz w:val="18"/>
+              </w:rPr>
+            </w:r>
+            <w:r>
+              <w:rPr>
+                <w:b/>
+                <w:sz w:val="18"/>
+              </w:rPr>
+              <w:t>ClauseGuard</w:t>
             </w:r>
           </w:p>
         </w:tc>
@@ -2322,7 +4125,7 @@
       <w:tr>
         <w:tc>
           <w:tcPr>
-            <w:tcW w:type="dxa" w:w="2880"/>
+            <w:tcW w:type="dxa" w:w="1728"/>
           </w:tcPr>
           <w:p>
             <w:r>
@@ -2334,13 +4137,13 @@
               <w:rPr>
                 <w:sz w:val="18"/>
               </w:rPr>
-              <w:t>Scripted claim tasks (functional, adversarial, plan recommendation)</w:t>
+              <w:t>Reads all of a customer's policies from different insurers together</w:t>
             </w:r>
           </w:p>
         </w:tc>
         <w:tc>
           <w:tcPr>
-            <w:tcW w:type="dxa" w:w="2880"/>
+            <w:tcW w:type="dxa" w:w="1728"/>
           </w:tcPr>
           <w:p>
             <w:r>
@@ -2352,13 +4155,13 @@
               <w:rPr>
                 <w:sz w:val="18"/>
               </w:rPr>
-              <w:t>33 of 33 passed</w:t>
+              <w:t>Own products only</w:t>
             </w:r>
           </w:p>
         </w:tc>
         <w:tc>
           <w:tcPr>
-            <w:tcW w:type="dxa" w:w="2880"/>
+            <w:tcW w:type="dxa" w:w="1728"/>
           </w:tcPr>
           <w:p>
             <w:r>
@@ -2370,7 +4173,43 @@
               <w:rPr>
                 <w:sz w:val="18"/>
               </w:rPr>
-              <w:t>task report</w:t>
+              <w:t>When uploaded, with no fixed rules</w:t>
+            </w:r>
+          </w:p>
+        </w:tc>
+        <w:tc>
+          <w:tcPr>
+            <w:tcW w:type="dxa" w:w="1728"/>
+          </w:tcPr>
+          <w:p>
+            <w:r>
+              <w:rPr>
+                <w:sz w:val="18"/>
+              </w:rPr>
+            </w:r>
+            <w:r>
+              <w:rPr>
+                <w:sz w:val="18"/>
+              </w:rPr>
+              <w:t>No</w:t>
+            </w:r>
+          </w:p>
+        </w:tc>
+        <w:tc>
+          <w:tcPr>
+            <w:tcW w:type="dxa" w:w="1728"/>
+          </w:tcPr>
+          <w:p>
+            <w:r>
+              <w:rPr>
+                <w:sz w:val="18"/>
+              </w:rPr>
+            </w:r>
+            <w:r>
+              <w:rPr>
+                <w:sz w:val="18"/>
+              </w:rPr>
+              <w:t>Yes</w:t>
             </w:r>
           </w:p>
         </w:tc>
@@ -2378,7 +4217,7 @@
       <w:tr>
         <w:tc>
           <w:tcPr>
-            <w:tcW w:type="dxa" w:w="2880"/>
+            <w:tcW w:type="dxa" w:w="1728"/>
           </w:tcPr>
           <w:p>
             <w:r>
@@ -2390,13 +4229,13 @@
               <w:rPr>
                 <w:sz w:val="18"/>
               </w:rPr>
-              <w:t>Attacks through the full chat (prompt injection, privilege escalation, data exfiltration, misrepresentation)</w:t>
+              <w:t>Coverage verdict with the deciding clause quoted</w:t>
             </w:r>
           </w:p>
         </w:tc>
         <w:tc>
           <w:tcPr>
-            <w:tcW w:type="dxa" w:w="2880"/>
+            <w:tcW w:type="dxa" w:w="1728"/>
           </w:tcPr>
           <w:p>
             <w:r>
@@ -2408,13 +4247,13 @@
               <w:rPr>
                 <w:sz w:val="18"/>
               </w:rPr>
-              <w:t>0 of 27 succeeded; 0 of 15 benign requests blocked</w:t>
+              <w:t>General answers</w:t>
             </w:r>
           </w:p>
         </w:tc>
         <w:tc>
           <w:tcPr>
-            <w:tcW w:type="dxa" w:w="2880"/>
+            <w:tcW w:type="dxa" w:w="1728"/>
           </w:tcPr>
           <w:p>
             <w:r>
@@ -2426,7 +4265,43 @@
               <w:rPr>
                 <w:sz w:val="18"/>
               </w:rPr>
-              <w:t>adversarial report</w:t>
+              <w:t>From model memory</w:t>
+            </w:r>
+          </w:p>
+        </w:tc>
+        <w:tc>
+          <w:tcPr>
+            <w:tcW w:type="dxa" w:w="1728"/>
+          </w:tcPr>
+          <w:p>
+            <w:r>
+              <w:rPr>
+                <w:sz w:val="18"/>
+              </w:rPr>
+            </w:r>
+            <w:r>
+              <w:rPr>
+                <w:sz w:val="18"/>
+              </w:rPr>
+              <w:t>No</w:t>
+            </w:r>
+          </w:p>
+        </w:tc>
+        <w:tc>
+          <w:tcPr>
+            <w:tcW w:type="dxa" w:w="1728"/>
+          </w:tcPr>
+          <w:p>
+            <w:r>
+              <w:rPr>
+                <w:sz w:val="18"/>
+              </w:rPr>
+            </w:r>
+            <w:r>
+              <w:rPr>
+                <w:sz w:val="18"/>
+              </w:rPr>
+              <w:t>Yes, computed by the rules engine</w:t>
             </w:r>
           </w:p>
         </w:tc>
@@ -2434,7 +4309,7 @@
       <w:tr>
         <w:tc>
           <w:tcPr>
-            <w:tcW w:type="dxa" w:w="2880"/>
+            <w:tcW w:type="dxa" w:w="1728"/>
           </w:tcPr>
           <w:p>
             <w:r>
@@ -2446,13 +4321,13 @@
               <w:rPr>
                 <w:sz w:val="18"/>
               </w:rPr>
-              <w:t>Same attacks with the permission enforcement removed</w:t>
+              <w:t>Payer order across policies, including BPJS and Jasa Raharja</w:t>
             </w:r>
           </w:p>
         </w:tc>
         <w:tc>
           <w:tcPr>
-            <w:tcW w:type="dxa" w:w="2880"/>
+            <w:tcW w:type="dxa" w:w="1728"/>
           </w:tcPr>
           <w:p>
             <w:r>
@@ -2464,13 +4339,13 @@
               <w:rPr>
                 <w:sz w:val="18"/>
               </w:rPr>
-              <w:t>1 of 27 succeeded</w:t>
+              <w:t>No</w:t>
             </w:r>
           </w:p>
         </w:tc>
         <w:tc>
           <w:tcPr>
-            <w:tcW w:type="dxa" w:w="2880"/>
+            <w:tcW w:type="dxa" w:w="1728"/>
           </w:tcPr>
           <w:p>
             <w:r>
@@ -2482,7 +4357,43 @@
               <w:rPr>
                 <w:sz w:val="18"/>
               </w:rPr>
-              <w:t>adversarial report</w:t>
+              <w:t>Inconsistent</w:t>
+            </w:r>
+          </w:p>
+        </w:tc>
+        <w:tc>
+          <w:tcPr>
+            <w:tcW w:type="dxa" w:w="1728"/>
+          </w:tcPr>
+          <w:p>
+            <w:r>
+              <w:rPr>
+                <w:sz w:val="18"/>
+              </w:rPr>
+            </w:r>
+            <w:r>
+              <w:rPr>
+                <w:sz w:val="18"/>
+              </w:rPr>
+              <w:t>No</w:t>
+            </w:r>
+          </w:p>
+        </w:tc>
+        <w:tc>
+          <w:tcPr>
+            <w:tcW w:type="dxa" w:w="1728"/>
+          </w:tcPr>
+          <w:p>
+            <w:r>
+              <w:rPr>
+                <w:sz w:val="18"/>
+              </w:rPr>
+            </w:r>
+            <w:r>
+              <w:rPr>
+                <w:sz w:val="18"/>
+              </w:rPr>
+              <w:t>Yes</w:t>
             </w:r>
           </w:p>
         </w:tc>
@@ -2490,7 +4401,7 @@
       <w:tr>
         <w:tc>
           <w:tcPr>
-            <w:tcW w:type="dxa" w:w="2880"/>
+            <w:tcW w:type="dxa" w:w="1728"/>
           </w:tcPr>
           <w:p>
             <w:r>
@@ -2502,13 +4413,13 @@
               <w:rPr>
                 <w:sz w:val="18"/>
               </w:rPr>
-              <w:t>Public benchmark, extracted rules plus engine (n = 390)</w:t>
+              <w:t>Fills in the insurer's own claim form from documents</w:t>
             </w:r>
           </w:p>
         </w:tc>
         <w:tc>
           <w:tcPr>
-            <w:tcW w:type="dxa" w:w="2880"/>
+            <w:tcW w:type="dxa" w:w="1728"/>
           </w:tcPr>
           <w:p>
             <w:r>
@@ -2520,13 +4431,13 @@
               <w:rPr>
                 <w:sz w:val="18"/>
               </w:rPr>
-              <w:t>84.6% accuracy [77.8, 90.0]; 1.4% invented denials</w:t>
+              <w:t>Own form</w:t>
             </w:r>
           </w:p>
         </w:tc>
         <w:tc>
           <w:tcPr>
-            <w:tcW w:type="dxa" w:w="2880"/>
+            <w:tcW w:type="dxa" w:w="1728"/>
           </w:tcPr>
           <w:p>
             <w:r>
@@ -2538,7 +4449,43 @@
               <w:rPr>
                 <w:sz w:val="18"/>
               </w:rPr>
-              <w:t>benchmark report</w:t>
+              <w:t>No</w:t>
+            </w:r>
+          </w:p>
+        </w:tc>
+        <w:tc>
+          <w:tcPr>
+            <w:tcW w:type="dxa" w:w="1728"/>
+          </w:tcPr>
+          <w:p>
+            <w:r>
+              <w:rPr>
+                <w:sz w:val="18"/>
+              </w:rPr>
+            </w:r>
+            <w:r>
+              <w:rPr>
+                <w:sz w:val="18"/>
+              </w:rPr>
+              <w:t>No</w:t>
+            </w:r>
+          </w:p>
+        </w:tc>
+        <w:tc>
+          <w:tcPr>
+            <w:tcW w:type="dxa" w:w="1728"/>
+          </w:tcPr>
+          <w:p>
+            <w:r>
+              <w:rPr>
+                <w:sz w:val="18"/>
+              </w:rPr>
+            </w:r>
+            <w:r>
+              <w:rPr>
+                <w:sz w:val="18"/>
+              </w:rPr>
+              <w:t>Yes</w:t>
             </w:r>
           </w:p>
         </w:tc>
@@ -2546,7 +4493,7 @@
       <w:tr>
         <w:tc>
           <w:tcPr>
-            <w:tcW w:type="dxa" w:w="2880"/>
+            <w:tcW w:type="dxa" w:w="1728"/>
           </w:tcPr>
           <w:p>
             <w:r>
@@ -2558,13 +4505,13 @@
               <w:rPr>
                 <w:sz w:val="18"/>
               </w:rPr>
-              <w:t>Same, with the benchmark's own gold rules (n = 342)</w:t>
+              <w:t>Files a claim with confirmation and receives the decision in the chat</w:t>
             </w:r>
           </w:p>
         </w:tc>
         <w:tc>
           <w:tcPr>
-            <w:tcW w:type="dxa" w:w="2880"/>
+            <w:tcW w:type="dxa" w:w="1728"/>
           </w:tcPr>
           <w:p>
             <w:r>
@@ -2576,13 +4523,13 @@
               <w:rPr>
                 <w:sz w:val="18"/>
               </w:rPr>
-              <w:t>91.8%; the remaining gap comes from document reading</w:t>
+              <w:t>Partly</w:t>
             </w:r>
           </w:p>
         </w:tc>
         <w:tc>
           <w:tcPr>
-            <w:tcW w:type="dxa" w:w="2880"/>
+            <w:tcW w:type="dxa" w:w="1728"/>
           </w:tcPr>
           <w:p>
             <w:r>
@@ -2594,7 +4541,43 @@
               <w:rPr>
                 <w:sz w:val="18"/>
               </w:rPr>
-              <w:t>benchmark report</w:t>
+              <w:t>No</w:t>
+            </w:r>
+          </w:p>
+        </w:tc>
+        <w:tc>
+          <w:tcPr>
+            <w:tcW w:type="dxa" w:w="1728"/>
+          </w:tcPr>
+          <w:p>
+            <w:r>
+              <w:rPr>
+                <w:sz w:val="18"/>
+              </w:rPr>
+            </w:r>
+            <w:r>
+              <w:rPr>
+                <w:sz w:val="18"/>
+              </w:rPr>
+              <w:t>No</w:t>
+            </w:r>
+          </w:p>
+        </w:tc>
+        <w:tc>
+          <w:tcPr>
+            <w:tcW w:type="dxa" w:w="1728"/>
+          </w:tcPr>
+          <w:p>
+            <w:r>
+              <w:rPr>
+                <w:sz w:val="18"/>
+              </w:rPr>
+            </w:r>
+            <w:r>
+              <w:rPr>
+                <w:sz w:val="18"/>
+              </w:rPr>
+              <w:t>Yes</w:t>
             </w:r>
           </w:p>
         </w:tc>
@@ -2602,7 +4585,7 @@
       <w:tr>
         <w:tc>
           <w:tcPr>
-            <w:tcW w:type="dxa" w:w="2880"/>
+            <w:tcW w:type="dxa" w:w="1728"/>
           </w:tcPr>
           <w:p>
             <w:r>
@@ -2614,13 +4597,13 @@
               <w:rPr>
                 <w:sz w:val="18"/>
               </w:rPr>
-              <w:t>Clarification (ask only when the answer would change)</w:t>
+              <w:t>Checks whether a rejection has grounds for appeal</w:t>
             </w:r>
           </w:p>
         </w:tc>
         <w:tc>
           <w:tcPr>
-            <w:tcW w:type="dxa" w:w="2880"/>
+            <w:tcW w:type="dxa" w:w="1728"/>
           </w:tcPr>
           <w:p>
             <w:r>
@@ -2632,13 +4615,13 @@
               <w:rPr>
                 <w:sz w:val="18"/>
               </w:rPr>
-              <w:t>asks when needed 87%; stays silent when not needed 100%</w:t>
+              <w:t>No</w:t>
             </w:r>
           </w:p>
         </w:tc>
         <w:tc>
           <w:tcPr>
-            <w:tcW w:type="dxa" w:w="2880"/>
+            <w:tcW w:type="dxa" w:w="1728"/>
           </w:tcPr>
           <w:p>
             <w:r>
@@ -2650,7 +4633,43 @@
               <w:rPr>
                 <w:sz w:val="18"/>
               </w:rPr>
-              <w:t>clarification report</w:t>
+              <w:t>Not verified</w:t>
+            </w:r>
+          </w:p>
+        </w:tc>
+        <w:tc>
+          <w:tcPr>
+            <w:tcW w:type="dxa" w:w="1728"/>
+          </w:tcPr>
+          <w:p>
+            <w:r>
+              <w:rPr>
+                <w:sz w:val="18"/>
+              </w:rPr>
+            </w:r>
+            <w:r>
+              <w:rPr>
+                <w:sz w:val="18"/>
+              </w:rPr>
+              <w:t>No</w:t>
+            </w:r>
+          </w:p>
+        </w:tc>
+        <w:tc>
+          <w:tcPr>
+            <w:tcW w:type="dxa" w:w="1728"/>
+          </w:tcPr>
+          <w:p>
+            <w:r>
+              <w:rPr>
+                <w:sz w:val="18"/>
+              </w:rPr>
+            </w:r>
+            <w:r>
+              <w:rPr>
+                <w:sz w:val="18"/>
+              </w:rPr>
+              <w:t>Yes, with the clause</w:t>
             </w:r>
           </w:p>
         </w:tc>
@@ -2658,7 +4677,7 @@
       <w:tr>
         <w:tc>
           <w:tcPr>
-            <w:tcW w:type="dxa" w:w="2880"/>
+            <w:tcW w:type="dxa" w:w="1728"/>
           </w:tcPr>
           <w:p>
             <w:r>
@@ -2670,13 +4689,13 @@
               <w:rPr>
                 <w:sz w:val="18"/>
               </w:rPr>
-              <w:t>Paraphrase consistency (three wordings per question)</w:t>
+              <w:t>Action limits enforced in code</w:t>
             </w:r>
           </w:p>
         </w:tc>
         <w:tc>
           <w:tcPr>
-            <w:tcW w:type="dxa" w:w="2880"/>
+            <w:tcW w:type="dxa" w:w="1728"/>
           </w:tcPr>
           <w:p>
             <w:r>
@@ -2688,13 +4707,13 @@
               <w:rPr>
                 <w:sz w:val="18"/>
               </w:rPr>
-              <w:t>20 of 20 identical decisions</w:t>
+              <w:t>Not relevant</w:t>
             </w:r>
           </w:p>
         </w:tc>
         <w:tc>
           <w:tcPr>
-            <w:tcW w:type="dxa" w:w="2880"/>
+            <w:tcW w:type="dxa" w:w="1728"/>
           </w:tcPr>
           <w:p>
             <w:r>
@@ -2706,33 +4725,13 @@
               <w:rPr>
                 <w:sz w:val="18"/>
               </w:rPr>
-              <w:t>paraphrase report</w:t>
-            </w:r>
-          </w:p>
-        </w:tc>
-      </w:tr>
-      <w:tr>
-        <w:tc>
-          <w:tcPr>
-            <w:tcW w:type="dxa" w:w="2880"/>
-          </w:tcPr>
-          <w:p>
-            <w:r>
-              <w:rPr>
-                <w:sz w:val="18"/>
-              </w:rPr>
-            </w:r>
-            <w:r>
-              <w:rPr>
-                <w:sz w:val="18"/>
-              </w:rPr>
-              <w:t>Payer order versus claiming in the order held (500 households, real US plans)</w:t>
+              <w:t>None</w:t>
             </w:r>
           </w:p>
         </w:tc>
         <w:tc>
           <w:tcPr>
-            <w:tcW w:type="dxa" w:w="2880"/>
+            <w:tcW w:type="dxa" w:w="1728"/>
           </w:tcPr>
           <w:p>
             <w:r>
@@ -2744,13 +4743,13 @@
               <w:rPr>
                 <w:sz w:val="18"/>
               </w:rPr>
-              <w:t>the held order is suboptimal in 47.2% of households, by USD 988 on average</w:t>
+              <w:t>Not relevant</w:t>
             </w:r>
           </w:p>
         </w:tc>
         <w:tc>
           <w:tcPr>
-            <w:tcW w:type="dxa" w:w="2880"/>
+            <w:tcW w:type="dxa" w:w="1728"/>
           </w:tcPr>
           <w:p>
             <w:r>
@@ -2762,343 +4761,7 @@
               <w:rPr>
                 <w:sz w:val="18"/>
               </w:rPr>
-              <w:t>allocation report</w:t>
-            </w:r>
-          </w:p>
-        </w:tc>
-      </w:tr>
-      <w:tr>
-        <w:tc>
-          <w:tcPr>
-            <w:tcW w:type="dxa" w:w="2880"/>
-          </w:tcPr>
-          <w:p>
-            <w:r>
-              <w:rPr>
-                <w:sz w:val="18"/>
-              </w:rPr>
-            </w:r>
-            <w:r>
-              <w:rPr>
-                <w:sz w:val="18"/>
-              </w:rPr>
-              <w:t>Plan selection versus cheapest plan (100 households)</w:t>
-            </w:r>
-          </w:p>
-        </w:tc>
-        <w:tc>
-          <w:tcPr>
-            <w:tcW w:type="dxa" w:w="2880"/>
-          </w:tcPr>
-          <w:p>
-            <w:r>
-              <w:rPr>
-                <w:sz w:val="18"/>
-              </w:rPr>
-            </w:r>
-            <w:r>
-              <w:rPr>
-                <w:sz w:val="18"/>
-              </w:rPr>
-              <w:t>closes more gap in 73 of 100</w:t>
-            </w:r>
-          </w:p>
-        </w:tc>
-        <w:tc>
-          <w:tcPr>
-            <w:tcW w:type="dxa" w:w="2880"/>
-          </w:tcPr>
-          <w:p>
-            <w:r>
-              <w:rPr>
-                <w:sz w:val="18"/>
-              </w:rPr>
-            </w:r>
-            <w:r>
-              <w:rPr>
-                <w:sz w:val="18"/>
-              </w:rPr>
-              <w:t>plan selection report</w:t>
-            </w:r>
-          </w:p>
-        </w:tc>
-      </w:tr>
-      <w:tr>
-        <w:tc>
-          <w:tcPr>
-            <w:tcW w:type="dxa" w:w="2880"/>
-          </w:tcPr>
-          <w:p>
-            <w:r>
-              <w:rPr>
-                <w:sz w:val="18"/>
-              </w:rPr>
-            </w:r>
-            <w:r>
-              <w:rPr>
-                <w:sz w:val="18"/>
-              </w:rPr>
-              <w:t>Hidden-text detection (20 files per technique)</w:t>
-            </w:r>
-          </w:p>
-        </w:tc>
-        <w:tc>
-          <w:tcPr>
-            <w:tcW w:type="dxa" w:w="2880"/>
-          </w:tcPr>
-          <w:p>
-            <w:r>
-              <w:rPr>
-                <w:sz w:val="18"/>
-              </w:rPr>
-            </w:r>
-            <w:r>
-              <w:rPr>
-                <w:sz w:val="18"/>
-              </w:rPr>
-              <w:t>20 of 20 for white, tiny, off-page and annotation text; 0 of 20 for text drawn inside an image</w:t>
-            </w:r>
-          </w:p>
-        </w:tc>
-        <w:tc>
-          <w:tcPr>
-            <w:tcW w:type="dxa" w:w="2880"/>
-          </w:tcPr>
-          <w:p>
-            <w:r>
-              <w:rPr>
-                <w:sz w:val="18"/>
-              </w:rPr>
-            </w:r>
-            <w:r>
-              <w:rPr>
-                <w:sz w:val="18"/>
-              </w:rPr>
-              <w:t>adversarial report</w:t>
-            </w:r>
-          </w:p>
-        </w:tc>
-      </w:tr>
-      <w:tr>
-        <w:tc>
-          <w:tcPr>
-            <w:tcW w:type="dxa" w:w="2880"/>
-          </w:tcPr>
-          <w:p>
-            <w:r>
-              <w:rPr>
-                <w:sz w:val="18"/>
-              </w:rPr>
-            </w:r>
-            <w:r>
-              <w:rPr>
-                <w:sz w:val="18"/>
-              </w:rPr>
-              <w:t>Diagnosis coding (76 labelled lines)</w:t>
-            </w:r>
-          </w:p>
-        </w:tc>
-        <w:tc>
-          <w:tcPr>
-            <w:tcW w:type="dxa" w:w="2880"/>
-          </w:tcPr>
-          <w:p>
-            <w:r>
-              <w:rPr>
-                <w:sz w:val="18"/>
-              </w:rPr>
-            </w:r>
-            <w:r>
-              <w:rPr>
-                <w:sz w:val="18"/>
-              </w:rPr>
-              <w:t>92.2% correct category; 3 of 76 wrong codes, none inside a critical-illness range</w:t>
-            </w:r>
-          </w:p>
-        </w:tc>
-        <w:tc>
-          <w:tcPr>
-            <w:tcW w:type="dxa" w:w="2880"/>
-          </w:tcPr>
-          <w:p>
-            <w:r>
-              <w:rPr>
-                <w:sz w:val="18"/>
-              </w:rPr>
-            </w:r>
-            <w:r>
-              <w:rPr>
-                <w:sz w:val="18"/>
-              </w:rPr>
-              <w:t>diagnosis report</w:t>
-            </w:r>
-          </w:p>
-        </w:tc>
-      </w:tr>
-      <w:tr>
-        <w:tc>
-          <w:tcPr>
-            <w:tcW w:type="dxa" w:w="2880"/>
-          </w:tcPr>
-          <w:p>
-            <w:r>
-              <w:rPr>
-                <w:sz w:val="18"/>
-              </w:rPr>
-            </w:r>
-            <w:r>
-              <w:rPr>
-                <w:sz w:val="18"/>
-              </w:rPr>
-              <w:t>Conversation quality (47 turns: slang, typos, corrections, what-ifs, small talk, attacks)</w:t>
-            </w:r>
-          </w:p>
-        </w:tc>
-        <w:tc>
-          <w:tcPr>
-            <w:tcW w:type="dxa" w:w="2880"/>
-          </w:tcPr>
-          <w:p>
-            <w:r>
-              <w:rPr>
-                <w:sz w:val="18"/>
-              </w:rPr>
-            </w:r>
-            <w:r>
-              <w:rPr>
-                <w:sz w:val="18"/>
-              </w:rPr>
-              <w:t>42 of 47 passed</w:t>
-            </w:r>
-          </w:p>
-        </w:tc>
-        <w:tc>
-          <w:tcPr>
-            <w:tcW w:type="dxa" w:w="2880"/>
-          </w:tcPr>
-          <w:p>
-            <w:r>
-              <w:rPr>
-                <w:sz w:val="18"/>
-              </w:rPr>
-            </w:r>
-            <w:r>
-              <w:rPr>
-                <w:sz w:val="18"/>
-              </w:rPr>
-              <w:t>conversation report</w:t>
-            </w:r>
-          </w:p>
-        </w:tc>
-      </w:tr>
-      <w:tr>
-        <w:tc>
-          <w:tcPr>
-            <w:tcW w:type="dxa" w:w="2880"/>
-          </w:tcPr>
-          <w:p>
-            <w:r>
-              <w:rPr>
-                <w:sz w:val="18"/>
-              </w:rPr>
-            </w:r>
-            <w:r>
-              <w:rPr>
-                <w:sz w:val="18"/>
-              </w:rPr>
-              <w:t>Cost</w:t>
-            </w:r>
-          </w:p>
-        </w:tc>
-        <w:tc>
-          <w:tcPr>
-            <w:tcW w:type="dxa" w:w="2880"/>
-          </w:tcPr>
-          <w:p>
-            <w:r>
-              <w:rPr>
-                <w:sz w:val="18"/>
-              </w:rPr>
-            </w:r>
-            <w:r>
-              <w:rPr>
-                <w:sz w:val="18"/>
-              </w:rPr>
-              <w:t>0.98 model calls per chat turn on average</w:t>
-            </w:r>
-          </w:p>
-        </w:tc>
-        <w:tc>
-          <w:tcPr>
-            <w:tcW w:type="dxa" w:w="2880"/>
-          </w:tcPr>
-          <w:p>
-            <w:r>
-              <w:rPr>
-                <w:sz w:val="18"/>
-              </w:rPr>
-            </w:r>
-            <w:r>
-              <w:rPr>
-                <w:sz w:val="18"/>
-              </w:rPr>
-              <w:t>cost report</w:t>
-            </w:r>
-          </w:p>
-        </w:tc>
-      </w:tr>
-      <w:tr>
-        <w:tc>
-          <w:tcPr>
-            <w:tcW w:type="dxa" w:w="2880"/>
-          </w:tcPr>
-          <w:p>
-            <w:r>
-              <w:rPr>
-                <w:sz w:val="18"/>
-              </w:rPr>
-            </w:r>
-            <w:r>
-              <w:rPr>
-                <w:sz w:val="18"/>
-              </w:rPr>
-              <w:t>Automated tests</w:t>
-            </w:r>
-          </w:p>
-        </w:tc>
-        <w:tc>
-          <w:tcPr>
-            <w:tcW w:type="dxa" w:w="2880"/>
-          </w:tcPr>
-          <w:p>
-            <w:r>
-              <w:rPr>
-                <w:sz w:val="18"/>
-              </w:rPr>
-            </w:r>
-            <w:r>
-              <w:rPr>
-                <w:sz w:val="18"/>
-              </w:rPr>
-              <w:t>554 passed</w:t>
-            </w:r>
-          </w:p>
-        </w:tc>
-        <w:tc>
-          <w:tcPr>
-            <w:tcW w:type="dxa" w:w="2880"/>
-          </w:tcPr>
-          <w:p>
-            <w:r>
-              <w:rPr>
-                <w:sz w:val="18"/>
-              </w:rPr>
-            </w:r>
-            <w:r>
-              <w:rPr>
-                <w:sz w:val="18"/>
-              </w:rPr>
-              <w:t>test suite</w:t>
+              <w:t>Four permission tiers</w:t>
             </w:r>
           </w:p>
         </w:tc>
@@ -3107,13 +4770,116 @@
     <w:p/>
     <w:p>
       <w:r>
+        <w:t>The core innovation is to treat an insurance policy as a program of rules. The language model understands the conversation and the documents. The rules engine computes what the customer is owed. Every answer can be proven with a clause.</w:t>
+      </w:r>
+    </w:p>
+    <w:p>
+      <w:pPr>
+        <w:pStyle w:val="Heading2"/>
+      </w:pPr>
+      <w:r>
+        <w:rPr>
+          <w:color w:val="14213D"/>
+        </w:rPr>
+        <w:t>5.2 Interaction design</w:t>
+      </w:r>
+    </w:p>
+    <w:p>
+      <w:pPr>
+        <w:pStyle w:val="ListNumber"/>
+      </w:pPr>
+      <w:r>
         <w:rPr>
           <w:b/>
         </w:rPr>
-        <w:t>Why each component exists.</w:t>
+        <w:t>Everyday language.</w:t>
       </w:r>
       <w:r>
-        <w:t xml:space="preserve"> On the benchmark, model-only answers invent denials where no clause governs more often (3.1%) than the engine (1.4%), and cannot show which clause decided. Without the permission layer, one attack succeeds; with it, none does. Asking only verdict-changing questions kept the assistant silent on all 35 irrelevant gaps. The payer-order optimiser recovers more than claiming in the order policies are held whenever deductibles, co-payments or caps are involved.</w:t>
+        <w:t xml:space="preserve"> Customers write in Indonesian, English or a mix, including abbreviations and typos. The agent replies in the same language.</w:t>
+      </w:r>
+    </w:p>
+    <w:p>
+      <w:pPr>
+        <w:pStyle w:val="ListNumber"/>
+      </w:pPr>
+      <w:r>
+        <w:rPr>
+          <w:b/>
+        </w:rPr>
+        <w:t>One question only.</w:t>
+      </w:r>
+      <w:r>
+        <w:t xml:space="preserve"> The agent asks only when the answer would change, with quick-reply buttons.</w:t>
+      </w:r>
+    </w:p>
+    <w:p>
+      <w:pPr>
+        <w:pStyle w:val="ListNumber"/>
+      </w:pPr>
+      <w:r>
+        <w:rPr>
+          <w:b/>
+        </w:rPr>
+        <w:t>Evidence cards.</w:t>
+      </w:r>
+      <w:r>
+        <w:t xml:space="preserve"> Verdicts per policy, clause quotes, payer order, claim readiness and the content of each document appear as cards. For follow-up questions the cards fold so the conversation stays short.</w:t>
+      </w:r>
+    </w:p>
+    <w:p>
+      <w:pPr>
+        <w:pStyle w:val="ListNumber"/>
+      </w:pPr>
+      <w:r>
+        <w:rPr>
+          <w:b/>
+        </w:rPr>
+        <w:t>Correctable form.</w:t>
+      </w:r>
+      <w:r>
+        <w:t xml:space="preserve"> The claim form is shown before it is sent. The customer can change fields such as the hospital name or a date, and the form is rebuilt.</w:t>
+      </w:r>
+    </w:p>
+    <w:p>
+      <w:pPr>
+        <w:pStyle w:val="ListNumber"/>
+      </w:pPr>
+      <w:r>
+        <w:rPr>
+          <w:b/>
+        </w:rPr>
+        <w:t>Confirmation card.</w:t>
+      </w:r>
+      <w:r>
+        <w:t xml:space="preserve"> Filing needs one Confirm tap, and the card shows the documents attached and those still missing.</w:t>
+      </w:r>
+    </w:p>
+    <w:p>
+      <w:pPr>
+        <w:pStyle w:val="ListNumber"/>
+      </w:pPr>
+      <w:r>
+        <w:rPr>
+          <w:b/>
+        </w:rPr>
+        <w:t>Proactive news.</w:t>
+      </w:r>
+      <w:r>
+        <w:t xml:space="preserve"> The insurer's decision appears in the chat without being asked for, with an explanation and the next step.</w:t>
+      </w:r>
+    </w:p>
+    <w:p>
+      <w:pPr>
+        <w:pStyle w:val="ListNumber"/>
+      </w:pPr>
+      <w:r>
+        <w:rPr>
+          <w:b/>
+        </w:rPr>
+        <w:t>Autonomy mode.</w:t>
+      </w:r>
+      <w:r>
+        <w:t xml:space="preserve"> The Observe, Draft and Act switch is always visible at the top of the screen.</w:t>
       </w:r>
     </w:p>
     <w:p>
@@ -3124,7 +4890,12 @@
         <w:rPr>
           <w:color w:val="14213D"/>
         </w:rPr>
-        <w:t>9. Implementation and deployment</w:t>
+        <w:t>6. Limitations &amp; known risks</w:t>
+      </w:r>
+    </w:p>
+    <w:p>
+      <w:r>
+        <w:t>This list is consistent with the risk register in the Security Self-Assessment. The K numbers refer to that document.</w:t>
       </w:r>
     </w:p>
     <w:tbl>
@@ -3134,13 +4905,15 @@
         <w:tblLook w:firstColumn="1" w:firstRow="1" w:lastColumn="0" w:lastRow="0" w:noHBand="0" w:noVBand="1" w:val="04A0"/>
       </w:tblPr>
       <w:tblGrid>
-        <w:gridCol w:w="4320"/>
-        <w:gridCol w:w="4320"/>
+        <w:gridCol w:w="2160"/>
+        <w:gridCol w:w="2160"/>
+        <w:gridCol w:w="2160"/>
+        <w:gridCol w:w="2160"/>
       </w:tblGrid>
       <w:tr>
         <w:tc>
           <w:tcPr>
-            <w:tcW w:type="dxa" w:w="4320"/>
+            <w:tcW w:type="dxa" w:w="2160"/>
           </w:tcPr>
           <w:p>
             <w:r>
@@ -3154,13 +4927,13 @@
                 <w:b/>
                 <w:sz w:val="18"/>
               </w:rPr>
-              <w:t>Layer</w:t>
+              <w:t>No.</w:t>
             </w:r>
           </w:p>
         </w:tc>
         <w:tc>
           <w:tcPr>
-            <w:tcW w:type="dxa" w:w="4320"/>
+            <w:tcW w:type="dxa" w:w="2160"/>
           </w:tcPr>
           <w:p>
             <w:r>
@@ -3174,7 +4947,47 @@
                 <w:b/>
                 <w:sz w:val="18"/>
               </w:rPr>
-              <w:t>Technology</w:t>
+              <w:t>Limitation or risk</w:t>
+            </w:r>
+          </w:p>
+        </w:tc>
+        <w:tc>
+          <w:tcPr>
+            <w:tcW w:type="dxa" w:w="2160"/>
+          </w:tcPr>
+          <w:p>
+            <w:r>
+              <w:rPr>
+                <w:b/>
+                <w:sz w:val="18"/>
+              </w:rPr>
+            </w:r>
+            <w:r>
+              <w:rPr>
+                <w:b/>
+                <w:sz w:val="18"/>
+              </w:rPr>
+              <w:t>Residual level</w:t>
+            </w:r>
+          </w:p>
+        </w:tc>
+        <w:tc>
+          <w:tcPr>
+            <w:tcW w:type="dxa" w:w="2160"/>
+          </w:tcPr>
+          <w:p>
+            <w:r>
+              <w:rPr>
+                <w:b/>
+                <w:sz w:val="18"/>
+              </w:rPr>
+            </w:r>
+            <w:r>
+              <w:rPr>
+                <w:b/>
+                <w:sz w:val="18"/>
+              </w:rPr>
+              <w:t>Current handling</w:t>
             </w:r>
           </w:p>
         </w:tc>
@@ -3182,7 +4995,7 @@
       <w:tr>
         <w:tc>
           <w:tcPr>
-            <w:tcW w:type="dxa" w:w="4320"/>
+            <w:tcW w:type="dxa" w:w="2160"/>
           </w:tcPr>
           <w:p>
             <w:r>
@@ -3194,13 +5007,13 @@
               <w:rPr>
                 <w:sz w:val="18"/>
               </w:rPr>
-              <w:t>Rules engine, agents, sandbox insurer API</w:t>
+              <w:t>K1</w:t>
             </w:r>
           </w:p>
         </w:tc>
         <w:tc>
           <w:tcPr>
-            <w:tcW w:type="dxa" w:w="4320"/>
+            <w:tcW w:type="dxa" w:w="2160"/>
           </w:tcPr>
           <w:p>
             <w:r>
@@ -3212,7 +5025,43 @@
               <w:rPr>
                 <w:sz w:val="18"/>
               </w:rPr>
-              <w:t>Python, FastAPI, Pydantic</w:t>
+              <w:t>The extractor is a model and can misread a value inside the schema. On the benchmark, extracted rules score 7 points below gold rules</w:t>
+            </w:r>
+          </w:p>
+        </w:tc>
+        <w:tc>
+          <w:tcPr>
+            <w:tcW w:type="dxa" w:w="2160"/>
+          </w:tcPr>
+          <w:p>
+            <w:r>
+              <w:rPr>
+                <w:sz w:val="18"/>
+              </w:rPr>
+            </w:r>
+            <w:r>
+              <w:rPr>
+                <w:sz w:val="18"/>
+              </w:rPr>
+              <w:t>High</w:t>
+            </w:r>
+          </w:p>
+        </w:tc>
+        <w:tc>
+          <w:tcPr>
+            <w:tcW w:type="dxa" w:w="2160"/>
+          </w:tcPr>
+          <w:p>
+            <w:r>
+              <w:rPr>
+                <w:sz w:val="18"/>
+              </w:rPr>
+            </w:r>
+            <w:r>
+              <w:rPr>
+                <w:sz w:val="18"/>
+              </w:rPr>
+              <w:t>Cross-checks of totals and line items, an unverified label, and the customer reviews values from documents before sending</w:t>
             </w:r>
           </w:p>
         </w:tc>
@@ -3220,7 +5069,7 @@
       <w:tr>
         <w:tc>
           <w:tcPr>
-            <w:tcW w:type="dxa" w:w="4320"/>
+            <w:tcW w:type="dxa" w:w="2160"/>
           </w:tcPr>
           <w:p>
             <w:r>
@@ -3232,13 +5081,13 @@
               <w:rPr>
                 <w:sz w:val="18"/>
               </w:rPr>
-              <w:t>Language models</w:t>
+              <w:t>K2</w:t>
             </w:r>
           </w:p>
         </w:tc>
         <w:tc>
           <w:tcPr>
-            <w:tcW w:type="dxa" w:w="4320"/>
+            <w:tcW w:type="dxa" w:w="2160"/>
           </w:tcPr>
           <w:p>
             <w:r>
@@ -3250,7 +5099,43 @@
               <w:rPr>
                 <w:sz w:val="18"/>
               </w:rPr>
-              <w:t>Google Gemini (schema-constrained JSON output, temperature zero)</w:t>
+              <w:t>Advice text can be wrong. The permission layer limits actions and does not check the correctness of advice</w:t>
+            </w:r>
+          </w:p>
+        </w:tc>
+        <w:tc>
+          <w:tcPr>
+            <w:tcW w:type="dxa" w:w="2160"/>
+          </w:tcPr>
+          <w:p>
+            <w:r>
+              <w:rPr>
+                <w:sz w:val="18"/>
+              </w:rPr>
+            </w:r>
+            <w:r>
+              <w:rPr>
+                <w:sz w:val="18"/>
+              </w:rPr>
+              <w:t>Medium</w:t>
+            </w:r>
+          </w:p>
+        </w:tc>
+        <w:tc>
+          <w:tcPr>
+            <w:tcW w:type="dxa" w:w="2160"/>
+          </w:tcPr>
+          <w:p>
+            <w:r>
+              <w:rPr>
+                <w:sz w:val="18"/>
+              </w:rPr>
+            </w:r>
+            <w:r>
+              <w:rPr>
+                <w:sz w:val="18"/>
+              </w:rPr>
+              <w:t>Verdicts from the rules engine, a number check on replies, an indicative label</w:t>
             </w:r>
           </w:p>
         </w:tc>
@@ -3258,7 +5143,7 @@
       <w:tr>
         <w:tc>
           <w:tcPr>
-            <w:tcW w:type="dxa" w:w="4320"/>
+            <w:tcW w:type="dxa" w:w="2160"/>
           </w:tcPr>
           <w:p>
             <w:r>
@@ -3270,13 +5155,13 @@
               <w:rPr>
                 <w:sz w:val="18"/>
               </w:rPr>
-              <w:t>Web application and insurer desk</w:t>
+              <w:t>K3</w:t>
             </w:r>
           </w:p>
         </w:tc>
         <w:tc>
           <w:tcPr>
-            <w:tcW w:type="dxa" w:w="4320"/>
+            <w:tcW w:type="dxa" w:w="2160"/>
           </w:tcPr>
           <w:p>
             <w:r>
@@ -3288,7 +5173,43 @@
               <w:rPr>
                 <w:sz w:val="18"/>
               </w:rPr>
-              <w:t>Next.js, TypeScript, Tailwind CSS</w:t>
+              <w:t>Text drawn inside an image is not detected as hidden text (0 of 20)</w:t>
+            </w:r>
+          </w:p>
+        </w:tc>
+        <w:tc>
+          <w:tcPr>
+            <w:tcW w:type="dxa" w:w="2160"/>
+          </w:tcPr>
+          <w:p>
+            <w:r>
+              <w:rPr>
+                <w:sz w:val="18"/>
+              </w:rPr>
+            </w:r>
+            <w:r>
+              <w:rPr>
+                <w:sz w:val="18"/>
+              </w:rPr>
+              <w:t>Medium</w:t>
+            </w:r>
+          </w:p>
+        </w:tc>
+        <w:tc>
+          <w:tcPr>
+            <w:tcW w:type="dxa" w:w="2160"/>
+          </w:tcPr>
+          <w:p>
+            <w:r>
+              <w:rPr>
+                <w:sz w:val="18"/>
+              </w:rPr>
+            </w:r>
+            <w:r>
+              <w:rPr>
+                <w:sz w:val="18"/>
+              </w:rPr>
+              <w:t>Typed extractor output, untrusted labels that block T2</w:t>
             </w:r>
           </w:p>
         </w:tc>
@@ -3296,7 +5217,7 @@
       <w:tr>
         <w:tc>
           <w:tcPr>
-            <w:tcW w:type="dxa" w:w="4320"/>
+            <w:tcW w:type="dxa" w:w="2160"/>
           </w:tcPr>
           <w:p>
             <w:r>
@@ -3308,13 +5229,13 @@
               <w:rPr>
                 <w:sz w:val="18"/>
               </w:rPr>
-              <w:t>Accounts and storage</w:t>
+              <w:t>K4</w:t>
             </w:r>
           </w:p>
         </w:tc>
         <w:tc>
           <w:tcPr>
-            <w:tcW w:type="dxa" w:w="4320"/>
+            <w:tcW w:type="dxa" w:w="2160"/>
           </w:tcPr>
           <w:p>
             <w:r>
@@ -3326,7 +5247,43 @@
               <w:rPr>
                 <w:sz w:val="18"/>
               </w:rPr>
-              <w:t>Supabase Auth and Postgres (audit chain, chat history, claims), with row-level security</w:t>
+              <w:t>The audit log can be rebuilt by anyone with write access to its storage</w:t>
+            </w:r>
+          </w:p>
+        </w:tc>
+        <w:tc>
+          <w:tcPr>
+            <w:tcW w:type="dxa" w:w="2160"/>
+          </w:tcPr>
+          <w:p>
+            <w:r>
+              <w:rPr>
+                <w:sz w:val="18"/>
+              </w:rPr>
+            </w:r>
+            <w:r>
+              <w:rPr>
+                <w:sz w:val="18"/>
+              </w:rPr>
+              <w:t>Medium</w:t>
+            </w:r>
+          </w:p>
+        </w:tc>
+        <w:tc>
+          <w:tcPr>
+            <w:tcW w:type="dxa" w:w="2160"/>
+          </w:tcPr>
+          <w:p>
+            <w:r>
+              <w:rPr>
+                <w:sz w:val="18"/>
+              </w:rPr>
+            </w:r>
+            <w:r>
+              <w:rPr>
+                <w:sz w:val="18"/>
+              </w:rPr>
+              <w:t>Chain verification shows changes to existing records</w:t>
             </w:r>
           </w:p>
         </w:tc>
@@ -3334,7 +5291,7 @@
       <w:tr>
         <w:tc>
           <w:tcPr>
-            <w:tcW w:type="dxa" w:w="4320"/>
+            <w:tcW w:type="dxa" w:w="2160"/>
           </w:tcPr>
           <w:p>
             <w:r>
@@ -3346,13 +5303,13 @@
               <w:rPr>
                 <w:sz w:val="18"/>
               </w:rPr>
-              <w:t>Hosting</w:t>
+              <w:t>K8</w:t>
             </w:r>
           </w:p>
         </w:tc>
         <w:tc>
           <w:tcPr>
-            <w:tcW w:type="dxa" w:w="4320"/>
+            <w:tcW w:type="dxa" w:w="2160"/>
           </w:tcPr>
           <w:p>
             <w:r>
@@ -3364,7 +5321,339 @@
               <w:rPr>
                 <w:sz w:val="18"/>
               </w:rPr>
-              <w:t>Railway: web service and API service, Southeast Asia region</w:t>
+              <w:t>A policy uploaded by the customer can mislead verdicts if its content was manipulated</w:t>
+            </w:r>
+          </w:p>
+        </w:tc>
+        <w:tc>
+          <w:tcPr>
+            <w:tcW w:type="dxa" w:w="2160"/>
+          </w:tcPr>
+          <w:p>
+            <w:r>
+              <w:rPr>
+                <w:sz w:val="18"/>
+              </w:rPr>
+            </w:r>
+            <w:r>
+              <w:rPr>
+                <w:sz w:val="18"/>
+              </w:rPr>
+              <w:t>Medium</w:t>
+            </w:r>
+          </w:p>
+        </w:tc>
+        <w:tc>
+          <w:tcPr>
+            <w:tcW w:type="dxa" w:w="2160"/>
+          </w:tcPr>
+          <w:p>
+            <w:r>
+              <w:rPr>
+                <w:sz w:val="18"/>
+              </w:rPr>
+            </w:r>
+            <w:r>
+              <w:rPr>
+                <w:sz w:val="18"/>
+              </w:rPr>
+              <w:t>An unverified label, and it cannot trigger T2</w:t>
+            </w:r>
+          </w:p>
+        </w:tc>
+      </w:tr>
+      <w:tr>
+        <w:tc>
+          <w:tcPr>
+            <w:tcW w:type="dxa" w:w="2160"/>
+          </w:tcPr>
+          <w:p>
+            <w:r>
+              <w:rPr>
+                <w:sz w:val="18"/>
+              </w:rPr>
+            </w:r>
+            <w:r>
+              <w:rPr>
+                <w:sz w:val="18"/>
+              </w:rPr>
+              <w:t>K9</w:t>
+            </w:r>
+          </w:p>
+        </w:tc>
+        <w:tc>
+          <w:tcPr>
+            <w:tcW w:type="dxa" w:w="2160"/>
+          </w:tcPr>
+          <w:p>
+            <w:r>
+              <w:rPr>
+                <w:sz w:val="18"/>
+              </w:rPr>
+            </w:r>
+            <w:r>
+              <w:rPr>
+                <w:sz w:val="18"/>
+              </w:rPr>
+              <w:t>Confirmation relies on the customer reading the card</w:t>
+            </w:r>
+          </w:p>
+        </w:tc>
+        <w:tc>
+          <w:tcPr>
+            <w:tcW w:type="dxa" w:w="2160"/>
+          </w:tcPr>
+          <w:p>
+            <w:r>
+              <w:rPr>
+                <w:sz w:val="18"/>
+              </w:rPr>
+            </w:r>
+            <w:r>
+              <w:rPr>
+                <w:sz w:val="18"/>
+              </w:rPr>
+              <w:t>Medium</w:t>
+            </w:r>
+          </w:p>
+        </w:tc>
+        <w:tc>
+          <w:tcPr>
+            <w:tcW w:type="dxa" w:w="2160"/>
+          </w:tcPr>
+          <w:p>
+            <w:r>
+              <w:rPr>
+                <w:sz w:val="18"/>
+              </w:rPr>
+            </w:r>
+            <w:r>
+              <w:rPr>
+                <w:sz w:val="18"/>
+              </w:rPr>
+              <w:t>A summary with trust labels and a token per call</w:t>
+            </w:r>
+          </w:p>
+        </w:tc>
+      </w:tr>
+      <w:tr>
+        <w:tc>
+          <w:tcPr>
+            <w:tcW w:type="dxa" w:w="2160"/>
+          </w:tcPr>
+          <w:p>
+            <w:r>
+              <w:rPr>
+                <w:sz w:val="18"/>
+              </w:rPr>
+            </w:r>
+            <w:r>
+              <w:rPr>
+                <w:sz w:val="18"/>
+              </w:rPr>
+              <w:t>K12</w:t>
+            </w:r>
+          </w:p>
+        </w:tc>
+        <w:tc>
+          <w:tcPr>
+            <w:tcW w:type="dxa" w:w="2160"/>
+          </w:tcPr>
+          <w:p>
+            <w:r>
+              <w:rPr>
+                <w:sz w:val="18"/>
+              </w:rPr>
+            </w:r>
+            <w:r>
+              <w:rPr>
+                <w:sz w:val="18"/>
+              </w:rPr>
+              <w:t>Dependence on a hosted model service and its quota</w:t>
+            </w:r>
+          </w:p>
+        </w:tc>
+        <w:tc>
+          <w:tcPr>
+            <w:tcW w:type="dxa" w:w="2160"/>
+          </w:tcPr>
+          <w:p>
+            <w:r>
+              <w:rPr>
+                <w:sz w:val="18"/>
+              </w:rPr>
+            </w:r>
+            <w:r>
+              <w:rPr>
+                <w:sz w:val="18"/>
+              </w:rPr>
+              <w:t>Low</w:t>
+            </w:r>
+          </w:p>
+        </w:tc>
+        <w:tc>
+          <w:tcPr>
+            <w:tcW w:type="dxa" w:w="2160"/>
+          </w:tcPr>
+          <w:p>
+            <w:r>
+              <w:rPr>
+                <w:sz w:val="18"/>
+              </w:rPr>
+            </w:r>
+            <w:r>
+              <w:rPr>
+                <w:sz w:val="18"/>
+              </w:rPr>
+              <w:t>Key rotation, a plain notice to the customer, and the option to use the customer's own key</w:t>
+            </w:r>
+          </w:p>
+        </w:tc>
+      </w:tr>
+      <w:tr>
+        <w:tc>
+          <w:tcPr>
+            <w:tcW w:type="dxa" w:w="2160"/>
+          </w:tcPr>
+          <w:p>
+            <w:r>
+              <w:rPr>
+                <w:sz w:val="18"/>
+              </w:rPr>
+            </w:r>
+            <w:r>
+              <w:rPr>
+                <w:sz w:val="18"/>
+              </w:rPr>
+              <w:t>K15</w:t>
+            </w:r>
+          </w:p>
+        </w:tc>
+        <w:tc>
+          <w:tcPr>
+            <w:tcW w:type="dxa" w:w="2160"/>
+          </w:tcPr>
+          <w:p>
+            <w:r>
+              <w:rPr>
+                <w:sz w:val="18"/>
+              </w:rPr>
+            </w:r>
+            <w:r>
+              <w:rPr>
+                <w:sz w:val="18"/>
+              </w:rPr>
+              <w:t>Test sets are small and written by the team. The blind question batch for the model-free mode passed 3 of 14</w:t>
+            </w:r>
+          </w:p>
+        </w:tc>
+        <w:tc>
+          <w:tcPr>
+            <w:tcW w:type="dxa" w:w="2160"/>
+          </w:tcPr>
+          <w:p>
+            <w:r>
+              <w:rPr>
+                <w:sz w:val="18"/>
+              </w:rPr>
+            </w:r>
+            <w:r>
+              <w:rPr>
+                <w:sz w:val="18"/>
+              </w:rPr>
+              <w:t>High</w:t>
+            </w:r>
+          </w:p>
+        </w:tc>
+        <w:tc>
+          <w:tcPr>
+            <w:tcW w:type="dxa" w:w="2160"/>
+          </w:tcPr>
+          <w:p>
+            <w:r>
+              <w:rPr>
+                <w:sz w:val="18"/>
+              </w:rPr>
+            </w:r>
+            <w:r>
+              <w:rPr>
+                <w:sz w:val="18"/>
+              </w:rPr>
+              <w:t>Every result is reported with its sample size</w:t>
+            </w:r>
+          </w:p>
+        </w:tc>
+      </w:tr>
+      <w:tr>
+        <w:tc>
+          <w:tcPr>
+            <w:tcW w:type="dxa" w:w="2160"/>
+          </w:tcPr>
+          <w:p>
+            <w:r>
+              <w:rPr>
+                <w:sz w:val="18"/>
+              </w:rPr>
+            </w:r>
+            <w:r>
+              <w:rPr>
+                <w:sz w:val="18"/>
+              </w:rPr>
+              <w:t>K18</w:t>
+            </w:r>
+          </w:p>
+        </w:tc>
+        <w:tc>
+          <w:tcPr>
+            <w:tcW w:type="dxa" w:w="2160"/>
+          </w:tcPr>
+          <w:p>
+            <w:r>
+              <w:rPr>
+                <w:sz w:val="18"/>
+              </w:rPr>
+            </w:r>
+            <w:r>
+              <w:rPr>
+                <w:sz w:val="18"/>
+              </w:rPr>
+              <w:t>Session working memory ends when the server restarts</w:t>
+            </w:r>
+          </w:p>
+        </w:tc>
+        <w:tc>
+          <w:tcPr>
+            <w:tcW w:type="dxa" w:w="2160"/>
+          </w:tcPr>
+          <w:p>
+            <w:r>
+              <w:rPr>
+                <w:sz w:val="18"/>
+              </w:rPr>
+            </w:r>
+            <w:r>
+              <w:rPr>
+                <w:sz w:val="18"/>
+              </w:rPr>
+              <w:t>Low</w:t>
+            </w:r>
+          </w:p>
+        </w:tc>
+        <w:tc>
+          <w:tcPr>
+            <w:tcW w:type="dxa" w:w="2160"/>
+          </w:tcPr>
+          <w:p>
+            <w:r>
+              <w:rPr>
+                <w:sz w:val="18"/>
+              </w:rPr>
+            </w:r>
+            <w:r>
+              <w:rPr>
+                <w:sz w:val="18"/>
+              </w:rPr>
+              <w:t>Chat history is stored, and the customer is told and asked to restate the situation</w:t>
             </w:r>
           </w:p>
         </w:tc>
@@ -3373,7 +5662,39 @@
     <w:p/>
     <w:p>
       <w:r>
-        <w:t>The sandbox insurer is a separate service with its own claims desk. Claims filed by the assistant arrive there with the filled form and the attached files; a person moves them through received, under review, approved, rejected or paid, with a note that is returned to the customer.</w:t>
+        <w:t>Other scope limitations:</w:t>
+      </w:r>
+    </w:p>
+    <w:p>
+      <w:pPr>
+        <w:pStyle w:val="ListBullet"/>
+      </w:pPr>
+      <w:r>
+        <w:t>The public benchmark covers life insurance only. Indonesian products are tested on hand-verified sandbox policies.</w:t>
+      </w:r>
+    </w:p>
+    <w:p>
+      <w:pPr>
+        <w:pStyle w:val="ListBullet"/>
+      </w:pPr>
+      <w:r>
+        <w:t>The rules engine covers coverage, exclusion, period, rider and termination questions. 24 of 58 benchmark scenarios (dividends, investment-linked caps, estate planning) are outside its scope.</w:t>
+      </w:r>
+    </w:p>
+    <w:p>
+      <w:pPr>
+        <w:pStyle w:val="ListBullet"/>
+      </w:pPr>
+      <w:r>
+        <w:t>Amounts and payer rules for BPJS Kesehatan and Jasa Raharja are modelled from public regulation and marked to be verified with the payer. INA-CBG tariff grouping is not implemented.</w:t>
+      </w:r>
+    </w:p>
+    <w:p>
+      <w:pPr>
+        <w:pStyle w:val="ListBullet"/>
+      </w:pPr>
+      <w:r>
+        <w:t>A claim that has been filed cannot be amended directly. A fixable rejection is followed by a new submission after the customer confirms.</w:t>
       </w:r>
     </w:p>
     <w:p>
@@ -3384,105 +5705,7 @@
         <w:rPr>
           <w:color w:val="14213D"/>
         </w:rPr>
-        <w:t>10. Limitations</w:t>
-      </w:r>
-    </w:p>
-    <w:p>
-      <w:pPr>
-        <w:pStyle w:val="ListBullet"/>
-      </w:pPr>
-      <w:r>
-        <w:t>The extractor is a language model and can read a value wrongly inside the schema; on the benchmark, extraction coverage per contract ranges from 0.62 to 1.00, and the gap between extracted and gold rules is 7 points.</w:t>
-      </w:r>
-    </w:p>
-    <w:p>
-      <w:pPr>
-        <w:pStyle w:val="ListBullet"/>
-      </w:pPr>
-      <w:r>
-        <w:t>The engine covers coverage, exclusion, period, rider and termination questions; 24 of 58 benchmark scenarios (dividends, investment-linked caps, estate planning) are outside its scope.</w:t>
-      </w:r>
-    </w:p>
-    <w:p>
-      <w:pPr>
-        <w:pStyle w:val="ListBullet"/>
-      </w:pPr>
-      <w:r>
-        <w:t>The public benchmark covers life insurance only; Indonesian products are tested on hand-verified sandbox policies and team-written tasks. The blind off-script batch for the rule-only mode passed 3 of 14.</w:t>
-      </w:r>
-    </w:p>
-    <w:p>
-      <w:pPr>
-        <w:pStyle w:val="ListBullet"/>
-      </w:pPr>
-      <w:r>
-        <w:t>Statutory amounts and payer rules are modelled and marked "verify with the payer"; INA-CBG tariff grouping is not implemented.</w:t>
-      </w:r>
-    </w:p>
-    <w:p>
-      <w:pPr>
-        <w:pStyle w:val="ListBullet"/>
-      </w:pPr>
-      <w:r>
-        <w:t>Text drawn inside an image is not detected as hidden text.</w:t>
-      </w:r>
-    </w:p>
-    <w:p>
-      <w:pPr>
-        <w:pStyle w:val="ListBullet"/>
-      </w:pPr>
-      <w:r>
-        <w:t>The permission layer limits what the assistant can do; it does not guarantee that advice text is correct, which is why every answer is marked indicative.</w:t>
-      </w:r>
-    </w:p>
-    <w:p>
-      <w:pPr>
-        <w:pStyle w:val="ListBullet"/>
-      </w:pPr>
-      <w:r>
-        <w:t>The assistant's working memory of a conversation ends when the server restarts; the customer is told and asked to restate the situation. Saved chats and filed claims are kept.</w:t>
-      </w:r>
-    </w:p>
-    <w:p>
-      <w:pPr>
-        <w:pStyle w:val="Heading1"/>
-      </w:pPr>
-      <w:r>
-        <w:rPr>
-          <w:color w:val="14213D"/>
-        </w:rPr>
-        <w:t>11. Running it</w:t>
-      </w:r>
-    </w:p>
-    <w:p>
-      <w:r>
-        <w:rPr>
-          <w:rFonts w:ascii="Consolas" w:hAnsi="Consolas"/>
-          <w:sz w:val="18"/>
-        </w:rPr>
-        <w:t>git clone https://github.com/bungagana/clauseguard.git &amp;&amp; cd clauseguard</w:t>
-        <w:br/>
-        <w:t>cd clauseguard &amp;&amp; pip install -r requirements.txt &amp;&amp; python scripts/serve.py --fresh</w:t>
-        <w:br/>
-        <w:t>cd ../clauseguard-web &amp;&amp; npm install &amp;&amp; npm run dev</w:t>
-        <w:br/>
-        <w:t>cd ../clauseguard &amp;&amp; python -m pytest -q</w:t>
-      </w:r>
-    </w:p>
-    <w:p>
-      <w:r>
-        <w:t>Without a model key, every step falls back to its deterministic path. The full list of evaluation commands is in the Execution Evidence Index.</w:t>
-      </w:r>
-    </w:p>
-    <w:p>
-      <w:pPr>
-        <w:pStyle w:val="Heading1"/>
-      </w:pPr>
-      <w:r>
-        <w:rPr>
-          <w:color w:val="14213D"/>
-        </w:rPr>
-        <w:t>12. References</w:t>
+        <w:t>References</w:t>
       </w:r>
     </w:p>
     <w:p>
@@ -3506,7 +5729,7 @@
         <w:pStyle w:val="ListBullet"/>
       </w:pPr>
       <w:r>
-        <w:t>Wachter, Mittelstadt and Russell (2017); Ustun, Spangher and Liu (2019). Counterfactual explanations and algorithmic recourse.</w:t>
+        <w:t>Wachter, Mittelstadt and Russell (2017). Ustun, Spangher and Liu (2019). Counterfactual explanations and algorithmic recourse.</w:t>
       </w:r>
     </w:p>
     <w:p>

--- a/SUBMISSION/1_Technical_Documentation.docx
+++ b/SUBMISSION/1_Technical_Documentation.docx
@@ -46,24 +46,58 @@
       </w:r>
     </w:p>
     <w:p>
-      <w:pPr>
-        <w:pStyle w:val="Heading2"/>
-      </w:pPr>
       <w:r>
-        <w:rPr>
-          <w:color w:val="14213D"/>
-        </w:rPr>
-        <w:t>1.1 Topic and problem</w:t>
+        <w:t>ClauseGuard is an AI insurance assistant that helps customers understand their policies, check their coverage, calculate benefits and handle claims. One household can hold several policies, such as national health insurance (BPJS Kesehatan), an employer plan, a personal plan and an accident cover. The rules on waiting periods, filing deadlines, required documents and payment order are spread across long policy documents.</w:t>
       </w:r>
     </w:p>
     <w:p>
       <w:r>
-        <w:t>ClauseGuard addresses Topic D, the AI insurance assistant. Many households hold several policies at once, for example national health insurance (BPJS Kesehatan), an employer plan, a personal policy and an accident cover. The rules that decide a claim sit in long policy documents that people rarely read. These rules include filing deadlines, waiting periods, required documents and the order in which payers pay. Indonesia's financial services authority (OJK) reports that more than half of insurance complaints concern difficulty with claims. In the United States, about one in five in-network claims was denied in 2023 and fewer than 1% were appealed (KFF, 2025).</w:t>
+        <w:t>This creates five main risks:</w:t>
+      </w:r>
+    </w:p>
+    <w:p>
+      <w:pPr>
+        <w:pStyle w:val="ListNumber"/>
+      </w:pPr>
+      <w:r>
+        <w:t>A claim is filed after the deadline.</w:t>
+      </w:r>
+    </w:p>
+    <w:p>
+      <w:pPr>
+        <w:pStyle w:val="ListNumber"/>
+      </w:pPr>
+      <w:r>
+        <w:t>A claim is filed during a waiting period.</w:t>
+      </w:r>
+    </w:p>
+    <w:p>
+      <w:pPr>
+        <w:pStyle w:val="ListNumber"/>
+      </w:pPr>
+      <w:r>
+        <w:t>A claim is filed with a payer that does not match the payment order.</w:t>
+      </w:r>
+    </w:p>
+    <w:p>
+      <w:pPr>
+        <w:pStyle w:val="ListNumber"/>
+      </w:pPr>
+      <w:r>
+        <w:t>Overlapping benefits are not optimised, or benefits that can be stacked are not used.</w:t>
+      </w:r>
+    </w:p>
+    <w:p>
+      <w:pPr>
+        <w:pStyle w:val="ListNumber"/>
+      </w:pPr>
+      <w:r>
+        <w:t>A policy lapses because the premium was not paid during the grace period.</w:t>
       </w:r>
     </w:p>
     <w:p>
       <w:r>
-        <w:t>Five costly mistakes recur. A claim is filed after the deadline. A claim is filed inside a waiting period. The wrong payer is claimed first. The customer pays twice for overlapping cover or misses benefits that stack. A policy lapses during its grace period. All five can be computed from the customer's own documents.</w:t>
+        <w:t>ClauseGuard analyses the customer's own policies to help avoid these mistakes. According to KFF (2025), about one in five in-network health insurance claims in the United States was denied in 2023, and fewer than 1% of denied claims were appealed. In Indonesia, OJK (2023) reports that more than half of insurance complaints concern difficulty with claims.</w:t>
       </w:r>
     </w:p>
     <w:p>
@@ -74,7 +108,20 @@
         <w:rPr>
           <w:color w:val="14213D"/>
         </w:rPr>
-        <w:t>1.2 User personas</w:t>
+        <w:t>1.1 User personas</w:t>
+      </w:r>
+    </w:p>
+    <w:p>
+      <w:r>
+        <w:t>The project builds simulated data for three personas that represent common claim cases. Each persona can be tried directly in the demo with its own account.</w:t>
+      </w:r>
+    </w:p>
+    <w:p>
+      <w:r>
+        <w:rPr>
+          <w:b/>
+        </w:rPr>
+        <w:t>Table 1. ClauseGuard personas and demo accounts</w:t>
       </w:r>
     </w:p>
     <w:tbl>
@@ -145,7 +192,7 @@
                 <w:b/>
                 <w:sz w:val="18"/>
               </w:rPr>
-              <w:t>Policies held</w:t>
+              <w:t>Policies</w:t>
             </w:r>
           </w:p>
         </w:tc>
@@ -183,7 +230,7 @@
               <w:rPr>
                 <w:sz w:val="18"/>
               </w:rPr>
-              <w:t>Graduate student with a dengue hospital claim in progress</w:t>
+              <w:t>Graduate student handling a dengue hospital claim</w:t>
             </w:r>
           </w:p>
         </w:tc>
@@ -201,7 +248,7 @@
               <w:rPr>
                 <w:sz w:val="18"/>
               </w:rPr>
-              <w:t>Hospital cash plan (Sompo), term life with an overdue premium, critical illness, BPJS Kesehatan class 2</w:t>
+              <w:t>Sompo hospital cash plan, term life with an overdue premium, critical illness cover and BPJS Kesehatan class 2</w:t>
             </w:r>
           </w:p>
         </w:tc>
@@ -239,7 +286,7 @@
               <w:rPr>
                 <w:sz w:val="18"/>
               </w:rPr>
-              <w:t>Family of four, the head of the family is an employee</w:t>
+              <w:t>Family of four whose head works as a private-sector employee</w:t>
             </w:r>
           </w:p>
         </w:tc>
@@ -257,7 +304,7 @@
               <w:rPr>
                 <w:sz w:val="18"/>
               </w:rPr>
-              <w:t>Employer group health and life, a family hospital-cash rider, the wife's individual health plan, BPJS Kesehatan class 1</w:t>
+              <w:t>Employer group health and life, a family hospital cash rider, the wife's personal health plan and BPJS Kesehatan class 1</w:t>
             </w:r>
           </w:p>
         </w:tc>
@@ -313,7 +360,7 @@
               <w:rPr>
                 <w:sz w:val="18"/>
               </w:rPr>
-              <w:t>Personal accident, the platform's on-trip accident cover, BPJS Kesehatan class 3 with three months of arrears, Jasa Raharja</w:t>
+              <w:t>Personal accident cover, the platform's on-trip accident protection, BPJS Kesehatan class 3 with three months of arrears and Jasa Raharja</w:t>
             </w:r>
           </w:p>
         </w:tc>
@@ -322,7 +369,7 @@
     <w:p/>
     <w:p>
       <w:r>
-        <w:t>The three personas and their policies are synthetic. Their policy wording is modelled on public insurer documents. Real customers can also sign up, upload their own policy PDF and ask about it right away.</w:t>
+        <w:t>All persona data is synthetic. The policy wording is modelled on public insurer documents. New users can also sign up, upload their own policy PDF and ask about it right away.</w:t>
       </w:r>
     </w:p>
     <w:p>
@@ -333,102 +380,20 @@
         <w:rPr>
           <w:color w:val="14213D"/>
         </w:rPr>
-        <w:t>1.3 Financial tasks the agent completes</w:t>
+        <w:t>1.2 Features</w:t>
       </w:r>
     </w:p>
     <w:p>
-      <w:pPr>
-        <w:pStyle w:val="ListNumber"/>
-      </w:pPr>
+      <w:r>
+        <w:t>ClauseGuard has three core features and three supporting features.</w:t>
+      </w:r>
+    </w:p>
+    <w:p>
       <w:r>
         <w:rPr>
           <w:b/>
         </w:rPr>
-        <w:t>Check coverage.</w:t>
-      </w:r>
-      <w:r>
-        <w:t xml:space="preserve"> For each policy the agent decides whether the event is covered, the indicative benefit and the filing deadline, with the deciding clause quoted.</w:t>
-      </w:r>
-    </w:p>
-    <w:p>
-      <w:pPr>
-        <w:pStyle w:val="ListNumber"/>
-      </w:pPr>
-      <w:r>
-        <w:rPr>
-          <w:b/>
-        </w:rPr>
-        <w:t>Order the payers.</w:t>
-      </w:r>
-      <w:r>
-        <w:t xml:space="preserve"> For one hospital bill the agent computes which policy pays first and how much each one pays.</w:t>
-      </w:r>
-    </w:p>
-    <w:p>
-      <w:pPr>
-        <w:pStyle w:val="ListNumber"/>
-      </w:pPr>
-      <w:r>
-        <w:rPr>
-          <w:b/>
-        </w:rPr>
-        <w:t>Prepare and file the claim.</w:t>
-      </w:r>
-      <w:r>
-        <w:t xml:space="preserve"> The agent reads the hospital documents, matches them to the insurer's list of required documents, fills in that insurer's claim form and files it after the customer taps Confirm.</w:t>
-      </w:r>
-    </w:p>
-    <w:p>
-      <w:pPr>
-        <w:pStyle w:val="ListNumber"/>
-      </w:pPr>
-      <w:r>
-        <w:rPr>
-          <w:b/>
-        </w:rPr>
-        <w:t>Follow up on the decision.</w:t>
-      </w:r>
-      <w:r>
-        <w:t xml:space="preserve"> The agent relays the insurer's decision, explains what can be fixed and checks whether a rejection has grounds for appeal.</w:t>
-      </w:r>
-    </w:p>
-    <w:p>
-      <w:pPr>
-        <w:pStyle w:val="ListNumber"/>
-      </w:pPr>
-      <w:r>
-        <w:rPr>
-          <w:b/>
-        </w:rPr>
-        <w:t>Watch deadlines and policy status.</w:t>
-      </w:r>
-      <w:r>
-        <w:t xml:space="preserve"> The agent warns before a filing deadline or a premium grace period runs out.</w:t>
-      </w:r>
-    </w:p>
-    <w:p>
-      <w:pPr>
-        <w:pStyle w:val="ListNumber"/>
-      </w:pPr>
-      <w:r>
-        <w:rPr>
-          <w:b/>
-        </w:rPr>
-        <w:t>Close coverage gaps.</w:t>
-      </w:r>
-      <w:r>
-        <w:t xml:space="preserve"> The agent recommends the plans that close the largest gap within a monthly budget.</w:t>
-      </w:r>
-    </w:p>
-    <w:p>
-      <w:pPr>
-        <w:pStyle w:val="Heading2"/>
-      </w:pPr>
-      <w:r>
-        <w:rPr>
-          <w:color w:val="14213D"/>
-        </w:rPr>
-        <w:t>1.4 Success metrics</w:t>
+        <w:t>Table 2. Core features</w:t>
       </w:r>
     </w:p>
     <w:tbl>
@@ -459,7 +424,7 @@
                 <w:b/>
                 <w:sz w:val="18"/>
               </w:rPr>
-              <w:t>Metric</w:t>
+              <w:t>Feature</w:t>
             </w:r>
           </w:p>
         </w:tc>
@@ -479,7 +444,7 @@
                 <w:b/>
                 <w:sz w:val="18"/>
               </w:rPr>
-              <w:t>Definition</w:t>
+              <w:t>Purpose</w:t>
             </w:r>
           </w:p>
         </w:tc>
@@ -499,7 +464,7 @@
                 <w:b/>
                 <w:sz w:val="18"/>
               </w:rPr>
-              <w:t>Result</w:t>
+              <w:t>Financial task completed</w:t>
             </w:r>
           </w:p>
         </w:tc>
@@ -519,7 +484,7 @@
               <w:rPr>
                 <w:sz w:val="18"/>
               </w:rPr>
-              <w:t>Scripted task completion</w:t>
+              <w:t>ClauseLens</w:t>
             </w:r>
           </w:p>
         </w:tc>
@@ -537,7 +502,7 @@
               <w:rPr>
                 <w:sz w:val="18"/>
               </w:rPr>
-              <w:t>Share of claim tasks that pass automatic checks on verdict, amount, deadline, denial code and actions</w:t>
+              <w:t>Understands the customer's cover</w:t>
             </w:r>
           </w:p>
         </w:tc>
@@ -555,7 +520,7 @@
               <w:rPr>
                 <w:sz w:val="18"/>
               </w:rPr>
-              <w:t>33 of 33 (100%)</w:t>
+              <w:t>Decides whether an event is covered, how much is paid, the filing deadline and which policy pays first, with the clause quoted</w:t>
             </w:r>
           </w:p>
         </w:tc>
@@ -575,7 +540,7 @@
               <w:rPr>
                 <w:sz w:val="18"/>
               </w:rPr>
-              <w:t>Coverage accuracy</w:t>
+              <w:t>ClaimFlow</w:t>
             </w:r>
           </w:p>
         </w:tc>
@@ -593,7 +558,7 @@
               <w:rPr>
                 <w:sz w:val="18"/>
               </w:rPr>
-              <w:t>Correct verdicts on a public insurance benchmark</w:t>
+              <w:t>Handles the customer's claim</w:t>
             </w:r>
           </w:p>
         </w:tc>
@@ -611,7 +576,7 @@
               <w:rPr>
                 <w:sz w:val="18"/>
               </w:rPr>
-              <w:t>84.6% (n = 390)</w:t>
+              <w:t>Reads hospital documents, matches them to the required documents, fills in the insurer's own claim form, files after confirmation and relays the insurer's decision</w:t>
             </w:r>
           </w:p>
         </w:tc>
@@ -631,7 +596,7 @@
               <w:rPr>
                 <w:sz w:val="18"/>
               </w:rPr>
-              <w:t>Invented denials</w:t>
+              <w:t>TrustLock</w:t>
             </w:r>
           </w:p>
         </w:tc>
@@ -649,7 +614,7 @@
               <w:rPr>
                 <w:sz w:val="18"/>
               </w:rPr>
-              <w:t>Denials returned where no clause applies</w:t>
+              <w:t>Keeps the customer in control</w:t>
             </w:r>
           </w:p>
         </w:tc>
@@ -667,7 +632,287 @@
               <w:rPr>
                 <w:sz w:val="18"/>
               </w:rPr>
-              <w:t>1.4%</w:t>
+              <w:t>Limits every agent action with four permission tiers, a single-use confirmation and an audit log</w:t>
+            </w:r>
+          </w:p>
+        </w:tc>
+      </w:tr>
+    </w:tbl>
+    <w:p/>
+    <w:p>
+      <w:r>
+        <w:rPr>
+          <w:b/>
+        </w:rPr>
+        <w:t>Table 3. Supporting features</w:t>
+      </w:r>
+    </w:p>
+    <w:tbl>
+      <w:tblPr>
+        <w:tblStyle w:val="TableGrid"/>
+        <w:tblW w:type="auto" w:w="0"/>
+        <w:tblLook w:firstColumn="1" w:firstRow="1" w:lastColumn="0" w:lastRow="0" w:noHBand="0" w:noVBand="1" w:val="04A0"/>
+      </w:tblPr>
+      <w:tblGrid>
+        <w:gridCol w:w="4320"/>
+        <w:gridCol w:w="4320"/>
+      </w:tblGrid>
+      <w:tr>
+        <w:tc>
+          <w:tcPr>
+            <w:tcW w:type="dxa" w:w="4320"/>
+          </w:tcPr>
+          <w:p>
+            <w:r>
+              <w:rPr>
+                <w:b/>
+                <w:sz w:val="18"/>
+              </w:rPr>
+            </w:r>
+            <w:r>
+              <w:rPr>
+                <w:b/>
+                <w:sz w:val="18"/>
+              </w:rPr>
+              <w:t>Feature</w:t>
+            </w:r>
+          </w:p>
+        </w:tc>
+        <w:tc>
+          <w:tcPr>
+            <w:tcW w:type="dxa" w:w="4320"/>
+          </w:tcPr>
+          <w:p>
+            <w:r>
+              <w:rPr>
+                <w:b/>
+                <w:sz w:val="18"/>
+              </w:rPr>
+            </w:r>
+            <w:r>
+              <w:rPr>
+                <w:b/>
+                <w:sz w:val="18"/>
+              </w:rPr>
+              <w:t>Purpose</w:t>
+            </w:r>
+          </w:p>
+        </w:tc>
+      </w:tr>
+      <w:tr>
+        <w:tc>
+          <w:tcPr>
+            <w:tcW w:type="dxa" w:w="4320"/>
+          </w:tcPr>
+          <w:p>
+            <w:r>
+              <w:rPr>
+                <w:sz w:val="18"/>
+              </w:rPr>
+            </w:r>
+            <w:r>
+              <w:rPr>
+                <w:sz w:val="18"/>
+              </w:rPr>
+              <w:t>Claim Simulator</w:t>
+            </w:r>
+          </w:p>
+        </w:tc>
+        <w:tc>
+          <w:tcPr>
+            <w:tcW w:type="dxa" w:w="4320"/>
+          </w:tcPr>
+          <w:p>
+            <w:r>
+              <w:rPr>
+                <w:sz w:val="18"/>
+              </w:rPr>
+            </w:r>
+            <w:r>
+              <w:rPr>
+                <w:sz w:val="18"/>
+              </w:rPr>
+              <w:t>Answers what-ifs, for example "if I had stayed five days", without affecting a real claim</w:t>
+            </w:r>
+          </w:p>
+        </w:tc>
+      </w:tr>
+      <w:tr>
+        <w:tc>
+          <w:tcPr>
+            <w:tcW w:type="dxa" w:w="4320"/>
+          </w:tcPr>
+          <w:p>
+            <w:r>
+              <w:rPr>
+                <w:sz w:val="18"/>
+              </w:rPr>
+            </w:r>
+            <w:r>
+              <w:rPr>
+                <w:sz w:val="18"/>
+              </w:rPr>
+              <w:t>Deadline Tracker</w:t>
+            </w:r>
+          </w:p>
+        </w:tc>
+        <w:tc>
+          <w:tcPr>
+            <w:tcW w:type="dxa" w:w="4320"/>
+          </w:tcPr>
+          <w:p>
+            <w:r>
+              <w:rPr>
+                <w:sz w:val="18"/>
+              </w:rPr>
+            </w:r>
+            <w:r>
+              <w:rPr>
+                <w:sz w:val="18"/>
+              </w:rPr>
+              <w:t>Warns before a claim deadline or a premium grace period runs out</w:t>
+            </w:r>
+          </w:p>
+        </w:tc>
+      </w:tr>
+      <w:tr>
+        <w:tc>
+          <w:tcPr>
+            <w:tcW w:type="dxa" w:w="4320"/>
+          </w:tcPr>
+          <w:p>
+            <w:r>
+              <w:rPr>
+                <w:sz w:val="18"/>
+              </w:rPr>
+            </w:r>
+            <w:r>
+              <w:rPr>
+                <w:sz w:val="18"/>
+              </w:rPr>
+              <w:t>PDF Export</w:t>
+            </w:r>
+          </w:p>
+        </w:tc>
+        <w:tc>
+          <w:tcPr>
+            <w:tcW w:type="dxa" w:w="4320"/>
+          </w:tcPr>
+          <w:p>
+            <w:r>
+              <w:rPr>
+                <w:sz w:val="18"/>
+              </w:rPr>
+            </w:r>
+            <w:r>
+              <w:rPr>
+                <w:sz w:val="18"/>
+              </w:rPr>
+              <w:t>Saves the answer, the clause evidence and the claim form as a document</w:t>
+            </w:r>
+          </w:p>
+        </w:tc>
+      </w:tr>
+    </w:tbl>
+    <w:p/>
+    <w:p>
+      <w:r>
+        <w:t>Besides these features, ClauseGuard has base capabilities that support all of them: uploading one's own policy, two languages (Indonesian and English), accounts with chat history, a sandbox insurer with a claims desk, a "How was this decided" panel on every answer, and the audit log.</w:t>
+      </w:r>
+    </w:p>
+    <w:p>
+      <w:pPr>
+        <w:pStyle w:val="Heading2"/>
+      </w:pPr>
+      <w:r>
+        <w:rPr>
+          <w:color w:val="14213D"/>
+        </w:rPr>
+        <w:t>1.3 Success metrics</w:t>
+      </w:r>
+    </w:p>
+    <w:p>
+      <w:r>
+        <w:t>Task success is measured by automatic checks. No model judges the results.</w:t>
+      </w:r>
+    </w:p>
+    <w:p>
+      <w:r>
+        <w:rPr>
+          <w:b/>
+        </w:rPr>
+        <w:t>Table 4. Success metrics and results</w:t>
+      </w:r>
+    </w:p>
+    <w:tbl>
+      <w:tblPr>
+        <w:tblStyle w:val="TableGrid"/>
+        <w:tblW w:type="auto" w:w="0"/>
+        <w:tblLook w:firstColumn="1" w:firstRow="1" w:lastColumn="0" w:lastRow="0" w:noHBand="0" w:noVBand="1" w:val="04A0"/>
+      </w:tblPr>
+      <w:tblGrid>
+        <w:gridCol w:w="2880"/>
+        <w:gridCol w:w="2880"/>
+        <w:gridCol w:w="2880"/>
+      </w:tblGrid>
+      <w:tr>
+        <w:tc>
+          <w:tcPr>
+            <w:tcW w:type="dxa" w:w="2880"/>
+          </w:tcPr>
+          <w:p>
+            <w:r>
+              <w:rPr>
+                <w:b/>
+                <w:sz w:val="18"/>
+              </w:rPr>
+            </w:r>
+            <w:r>
+              <w:rPr>
+                <w:b/>
+                <w:sz w:val="18"/>
+              </w:rPr>
+              <w:t>Metric</w:t>
+            </w:r>
+          </w:p>
+        </w:tc>
+        <w:tc>
+          <w:tcPr>
+            <w:tcW w:type="dxa" w:w="2880"/>
+          </w:tcPr>
+          <w:p>
+            <w:r>
+              <w:rPr>
+                <w:b/>
+                <w:sz w:val="18"/>
+              </w:rPr>
+            </w:r>
+            <w:r>
+              <w:rPr>
+                <w:b/>
+                <w:sz w:val="18"/>
+              </w:rPr>
+              <w:t>How it is measured</w:t>
+            </w:r>
+          </w:p>
+        </w:tc>
+        <w:tc>
+          <w:tcPr>
+            <w:tcW w:type="dxa" w:w="2880"/>
+          </w:tcPr>
+          <w:p>
+            <w:r>
+              <w:rPr>
+                <w:b/>
+                <w:sz w:val="18"/>
+              </w:rPr>
+            </w:r>
+            <w:r>
+              <w:rPr>
+                <w:b/>
+                <w:sz w:val="18"/>
+              </w:rPr>
+              <w:t>Result</w:t>
             </w:r>
           </w:p>
         </w:tc>
@@ -687,7 +932,7 @@
               <w:rPr>
                 <w:sz w:val="18"/>
               </w:rPr>
-              <w:t>Clarification precision</w:t>
+              <w:t>Claim task completion</w:t>
             </w:r>
           </w:p>
         </w:tc>
@@ -705,7 +950,7 @@
               <w:rPr>
                 <w:sz w:val="18"/>
               </w:rPr>
-              <w:t>Asks when the answer would change and stays silent otherwise</w:t>
+              <w:t>Scripted tasks that pass checks on verdict, amount, deadline, denial code and actions</w:t>
             </w:r>
           </w:p>
         </w:tc>
@@ -723,7 +968,7 @@
               <w:rPr>
                 <w:sz w:val="18"/>
               </w:rPr>
-              <w:t>87% and 100%</w:t>
+              <w:t>33 of 33 (100%)</w:t>
             </w:r>
           </w:p>
         </w:tc>
@@ -743,7 +988,7 @@
               <w:rPr>
                 <w:sz w:val="18"/>
               </w:rPr>
-              <w:t>End-to-end claim</w:t>
+              <w:t>Coverage accuracy</w:t>
             </w:r>
           </w:p>
         </w:tc>
@@ -761,7 +1006,7 @@
               <w:rPr>
                 <w:sz w:val="18"/>
               </w:rPr>
-              <w:t>Documents, form, confirmation, desk decision and the decision back in the chat</w:t>
+              <w:t>Correct verdicts on a public insurance benchmark</w:t>
             </w:r>
           </w:p>
         </w:tc>
@@ -779,7 +1024,175 @@
               <w:rPr>
                 <w:sz w:val="18"/>
               </w:rPr>
-              <w:t>Completed and recorded with audit sequence numbers</w:t>
+              <w:t>84.6% of 390 labels</w:t>
+            </w:r>
+          </w:p>
+        </w:tc>
+      </w:tr>
+      <w:tr>
+        <w:tc>
+          <w:tcPr>
+            <w:tcW w:type="dxa" w:w="2880"/>
+          </w:tcPr>
+          <w:p>
+            <w:r>
+              <w:rPr>
+                <w:sz w:val="18"/>
+              </w:rPr>
+            </w:r>
+            <w:r>
+              <w:rPr>
+                <w:sz w:val="18"/>
+              </w:rPr>
+              <w:t>Invented denials</w:t>
+            </w:r>
+          </w:p>
+        </w:tc>
+        <w:tc>
+          <w:tcPr>
+            <w:tcW w:type="dxa" w:w="2880"/>
+          </w:tcPr>
+          <w:p>
+            <w:r>
+              <w:rPr>
+                <w:sz w:val="18"/>
+              </w:rPr>
+            </w:r>
+            <w:r>
+              <w:rPr>
+                <w:sz w:val="18"/>
+              </w:rPr>
+              <w:t>Denials returned where no clause applies</w:t>
+            </w:r>
+          </w:p>
+        </w:tc>
+        <w:tc>
+          <w:tcPr>
+            <w:tcW w:type="dxa" w:w="2880"/>
+          </w:tcPr>
+          <w:p>
+            <w:r>
+              <w:rPr>
+                <w:sz w:val="18"/>
+              </w:rPr>
+            </w:r>
+            <w:r>
+              <w:rPr>
+                <w:sz w:val="18"/>
+              </w:rPr>
+              <w:t>1.4%</w:t>
+            </w:r>
+          </w:p>
+        </w:tc>
+      </w:tr>
+      <w:tr>
+        <w:tc>
+          <w:tcPr>
+            <w:tcW w:type="dxa" w:w="2880"/>
+          </w:tcPr>
+          <w:p>
+            <w:r>
+              <w:rPr>
+                <w:sz w:val="18"/>
+              </w:rPr>
+            </w:r>
+            <w:r>
+              <w:rPr>
+                <w:sz w:val="18"/>
+              </w:rPr>
+              <w:t>Question precision</w:t>
+            </w:r>
+          </w:p>
+        </w:tc>
+        <w:tc>
+          <w:tcPr>
+            <w:tcW w:type="dxa" w:w="2880"/>
+          </w:tcPr>
+          <w:p>
+            <w:r>
+              <w:rPr>
+                <w:sz w:val="18"/>
+              </w:rPr>
+            </w:r>
+            <w:r>
+              <w:rPr>
+                <w:sz w:val="18"/>
+              </w:rPr>
+              <w:t>Asks when the answer would change and stays silent otherwise</w:t>
+            </w:r>
+          </w:p>
+        </w:tc>
+        <w:tc>
+          <w:tcPr>
+            <w:tcW w:type="dxa" w:w="2880"/>
+          </w:tcPr>
+          <w:p>
+            <w:r>
+              <w:rPr>
+                <w:sz w:val="18"/>
+              </w:rPr>
+            </w:r>
+            <w:r>
+              <w:rPr>
+                <w:sz w:val="18"/>
+              </w:rPr>
+              <w:t>87% and 100%</w:t>
+            </w:r>
+          </w:p>
+        </w:tc>
+      </w:tr>
+      <w:tr>
+        <w:tc>
+          <w:tcPr>
+            <w:tcW w:type="dxa" w:w="2880"/>
+          </w:tcPr>
+          <w:p>
+            <w:r>
+              <w:rPr>
+                <w:sz w:val="18"/>
+              </w:rPr>
+            </w:r>
+            <w:r>
+              <w:rPr>
+                <w:sz w:val="18"/>
+              </w:rPr>
+              <w:t>End-to-end claim</w:t>
+            </w:r>
+          </w:p>
+        </w:tc>
+        <w:tc>
+          <w:tcPr>
+            <w:tcW w:type="dxa" w:w="2880"/>
+          </w:tcPr>
+          <w:p>
+            <w:r>
+              <w:rPr>
+                <w:sz w:val="18"/>
+              </w:rPr>
+            </w:r>
+            <w:r>
+              <w:rPr>
+                <w:sz w:val="18"/>
+              </w:rPr>
+              <w:t>From documents to the insurer's decision back in the chat</w:t>
+            </w:r>
+          </w:p>
+        </w:tc>
+        <w:tc>
+          <w:tcPr>
+            <w:tcW w:type="dxa" w:w="2880"/>
+          </w:tcPr>
+          <w:p>
+            <w:r>
+              <w:rPr>
+                <w:sz w:val="18"/>
+              </w:rPr>
+            </w:r>
+            <w:r>
+              <w:rPr>
+                <w:sz w:val="18"/>
+              </w:rPr>
+              <w:t>Completed and recorded in the audit log</w:t>
             </w:r>
           </w:p>
         </w:tc>
@@ -917,7 +1330,12 @@
         <w:rPr>
           <w:color w:val="14213D"/>
         </w:rPr>
-        <w:t>2.1 Component diagram</w:t>
+        <w:t>2.1 System components</w:t>
+      </w:r>
+    </w:p>
+    <w:p>
+      <w:r>
+        <w:t>Figure 1 shows the components of ClauseGuard. AI agents understand and explain. The rules engine decides. The Guardian enforces permissions. Every step is recorded in the audit log.</w:t>
       </w:r>
     </w:p>
     <w:p>
@@ -968,7 +1386,15 @@
           <w:i/>
           <w:sz w:val="18"/>
         </w:rPr>
-        <w:t>Figure 1. ClauseGuard architecture. AI agents understand and explain, the rules engine decides, the guardian enforces permissions and every step is recorded.</w:t>
+        <w:t>Figure 1. ClauseGuard component architecture</w:t>
+      </w:r>
+    </w:p>
+    <w:p>
+      <w:r>
+        <w:rPr>
+          <w:b/>
+        </w:rPr>
+        <w:t>Table 5. Role of each component</w:t>
       </w:r>
     </w:p>
     <w:tbl>
@@ -1056,7 +1482,7 @@
               <w:rPr>
                 <w:sz w:val="18"/>
               </w:rPr>
-              <w:t>A web app for customers (chat, verdict cards, claim form, document upload) and a claims desk for the insurer's staff</w:t>
+              <w:t>The customer web app (chat, verdict cards, claim form, document upload) and the claims desk for insurer staff</w:t>
             </w:r>
           </w:p>
         </w:tc>
@@ -1094,7 +1520,7 @@
               <w:rPr>
                 <w:sz w:val="18"/>
               </w:rPr>
-              <w:t>The agent loop that runs planning, the permission check, tool calls, fact binding, the rules engine and reply writing for every turn</w:t>
+              <w:t>The agent loop that runs planning, the permission check, tool calls, the rules engine and reply writing in every turn</w:t>
             </w:r>
           </w:p>
         </w:tc>
@@ -1132,7 +1558,7 @@
               <w:rPr>
                 <w:sz w:val="18"/>
               </w:rPr>
-              <w:t>Google Gemini, used to understand messages, read documents and word replies</w:t>
+              <w:t>Google Gemini to understand messages, read documents and word replies</w:t>
             </w:r>
           </w:p>
         </w:tc>
@@ -1170,7 +1596,7 @@
               <w:rPr>
                 <w:sz w:val="18"/>
               </w:rPr>
-              <w:t>Conversation Agent, Fact Agent, Document Reader Agent, Explainer Agent and Watchdog Agent</w:t>
+              <w:t>Seven agents with narrow tasks, described in section 3.1</w:t>
             </w:r>
           </w:p>
         </w:tc>
@@ -1208,7 +1634,7 @@
               <w:rPr>
                 <w:sz w:val="18"/>
               </w:rPr>
-              <w:t>19 permission-tiered tools (read policies, check coverage, draft a claim, file a claim, attach a document, file an appeal and others) that call the sandbox insurer API</w:t>
+              <w:t>19 permission-tiered tools that call the sandbox insurer API</w:t>
             </w:r>
           </w:p>
         </w:tc>
@@ -1284,7 +1710,7 @@
               <w:rPr>
                 <w:sz w:val="18"/>
               </w:rPr>
-              <w:t>The permission enforcement point in code that checks every tool call</w:t>
+              <w:t>The permission enforcement point that checks every tool call</w:t>
             </w:r>
           </w:p>
         </w:tc>
@@ -1322,7 +1748,7 @@
               <w:rPr>
                 <w:sz w:val="18"/>
               </w:rPr>
-              <w:t>Postgres on Supabase for the audit chain, chat history, claims and tickets. A sandbox database for policies and customers</w:t>
+              <w:t>Postgres on Supabase for the audit log, chat history, claims and tickets</w:t>
             </w:r>
           </w:p>
         </w:tc>
@@ -1360,7 +1786,7 @@
               <w:rPr>
                 <w:sz w:val="18"/>
               </w:rPr>
-              <w:t>A simulated insurer with its own claims desk, where a person decides the claims the agent files</w:t>
+              <w:t>A simulated insurer with a claims desk where staff decide claims</w:t>
             </w:r>
           </w:p>
         </w:tc>
@@ -1375,47 +1801,63 @@
         <w:rPr>
           <w:color w:val="14213D"/>
         </w:rPr>
-        <w:t>2.2 Data flow</w:t>
+        <w:t>2.2 Claim flow</w:t>
+      </w:r>
+    </w:p>
+    <w:p>
+      <w:r>
+        <w:t>Figure 2 shows one claim from the first question to the insurer's decision. The box colours show who acts at each step.</w:t>
       </w:r>
     </w:p>
     <w:p>
       <w:pPr>
-        <w:pStyle w:val="ListNumber"/>
+        <w:jc w:val="center"/>
       </w:pPr>
       <w:r>
-        <w:t>The customer sends a message or a file through the web app.</w:t>
+        <w:drawing>
+          <wp:inline xmlns:a="http://schemas.openxmlformats.org/drawingml/2006/main" xmlns:pic="http://schemas.openxmlformats.org/drawingml/2006/picture">
+            <wp:extent cx="3291840" cy="8937025"/>
+            <wp:docPr id="2" name="Picture 2"/>
+            <wp:cNvGraphicFramePr>
+              <a:graphicFrameLocks noChangeAspect="1"/>
+            </wp:cNvGraphicFramePr>
+            <a:graphic>
+              <a:graphicData uri="http://schemas.openxmlformats.org/drawingml/2006/picture">
+                <pic:pic>
+                  <pic:nvPicPr>
+                    <pic:cNvPr id="0" name="flow_claim_en.png"/>
+                    <pic:cNvPicPr/>
+                  </pic:nvPicPr>
+                  <pic:blipFill>
+                    <a:blip r:embed="rId10"/>
+                    <a:stretch>
+                      <a:fillRect/>
+                    </a:stretch>
+                  </pic:blipFill>
+                  <pic:spPr>
+                    <a:xfrm>
+                      <a:off x="0" y="0"/>
+                      <a:ext cx="3291840" cy="8937025"/>
+                    </a:xfrm>
+                    <a:prstGeom prst="rect"/>
+                  </pic:spPr>
+                </pic:pic>
+              </a:graphicData>
+            </a:graphic>
+          </wp:inline>
+        </w:drawing>
       </w:r>
     </w:p>
     <w:p>
       <w:pPr>
-        <w:pStyle w:val="ListNumber"/>
+        <w:jc w:val="center"/>
       </w:pPr>
       <w:r>
-        <w:t>Files pass a hidden-text scanner. Personal data such as national ID numbers, bank accounts and phone numbers is removed locally.</w:t>
-      </w:r>
-    </w:p>
-    <w:p>
-      <w:pPr>
-        <w:pStyle w:val="ListNumber"/>
-      </w:pPr>
-      <w:r>
-        <w:t>The Document Reader Agent turns the file into a typed record, for example document type, dates, bill total and diagnosis.</w:t>
-      </w:r>
-    </w:p>
-    <w:p>
-      <w:pPr>
-        <w:pStyle w:val="ListNumber"/>
-      </w:pPr>
-      <w:r>
-        <w:t>The customer's policies are available as typed rules, and each rule links to its sentence in the policy.</w:t>
-      </w:r>
-    </w:p>
-    <w:p>
-      <w:pPr>
-        <w:pStyle w:val="ListNumber"/>
-      </w:pPr>
-      <w:r>
-        <w:t>Engine results and replies are kept in the customer's session. Chat history, claims and the audit log are stored in Postgres per account.</w:t>
+        <w:rPr>
+          <w:i/>
+          <w:sz w:val="18"/>
+        </w:rPr>
+        <w:t>Figure 2. Claim flow from question to decision</w:t>
       </w:r>
     </w:p>
     <w:p>
@@ -1426,63 +1868,63 @@
         <w:rPr>
           <w:color w:val="14213D"/>
         </w:rPr>
-        <w:t>2.3 Decision flow</w:t>
+        <w:t>2.3 Decision flow in one turn</w:t>
+      </w:r>
+    </w:p>
+    <w:p>
+      <w:r>
+        <w:t>Figure 3 shows the steps that run every time the customer sends a message. Safety rules are decided by code before the model reads the intent. The verdict is always computed by the rules engine.</w:t>
       </w:r>
     </w:p>
     <w:p>
       <w:pPr>
-        <w:pStyle w:val="ListNumber"/>
+        <w:jc w:val="center"/>
       </w:pPr>
       <w:r>
-        <w:t>The Conversation Agent decides how the message relates to the conversation: a new situation, a correction, an answer to a question, a what-if or a general question.</w:t>
+        <w:drawing>
+          <wp:inline xmlns:a="http://schemas.openxmlformats.org/drawingml/2006/main" xmlns:pic="http://schemas.openxmlformats.org/drawingml/2006/picture">
+            <wp:extent cx="3474720" cy="7225211"/>
+            <wp:docPr id="3" name="Picture 3"/>
+            <wp:cNvGraphicFramePr>
+              <a:graphicFrameLocks noChangeAspect="1"/>
+            </wp:cNvGraphicFramePr>
+            <a:graphic>
+              <a:graphicData uri="http://schemas.openxmlformats.org/drawingml/2006/picture">
+                <pic:pic>
+                  <pic:nvPicPr>
+                    <pic:cNvPr id="0" name="flow_turn_en.png"/>
+                    <pic:cNvPicPr/>
+                  </pic:nvPicPr>
+                  <pic:blipFill>
+                    <a:blip r:embed="rId11"/>
+                    <a:stretch>
+                      <a:fillRect/>
+                    </a:stretch>
+                  </pic:blipFill>
+                  <pic:spPr>
+                    <a:xfrm>
+                      <a:off x="0" y="0"/>
+                      <a:ext cx="3474720" cy="7225211"/>
+                    </a:xfrm>
+                    <a:prstGeom prst="rect"/>
+                  </pic:spPr>
+                </pic:pic>
+              </a:graphicData>
+            </a:graphic>
+          </wp:inline>
+        </w:drawing>
       </w:r>
     </w:p>
     <w:p>
       <w:pPr>
-        <w:pStyle w:val="ListNumber"/>
+        <w:jc w:val="center"/>
       </w:pPr>
       <w:r>
-        <w:t>The planner decides the intent and the tools needed. Safety classifications are decided first by code.</w:t>
-      </w:r>
-    </w:p>
-    <w:p>
-      <w:pPr>
-        <w:pStyle w:val="ListNumber"/>
-      </w:pPr>
-      <w:r>
-        <w:t>The Guardian checks every tool against its permission tier and the autonomy mode the customer chose.</w:t>
-      </w:r>
-    </w:p>
-    <w:p>
-      <w:pPr>
-        <w:pStyle w:val="ListNumber"/>
-      </w:pPr>
-      <w:r>
-        <w:t>The Fact Agent turns sentences into typed facts. The rules engine computes the verdict for every policy.</w:t>
-      </w:r>
-    </w:p>
-    <w:p>
-      <w:pPr>
-        <w:pStyle w:val="ListNumber"/>
-      </w:pPr>
-      <w:r>
-        <w:t>If one unknown fact would change the verdict, the agent asks for that fact only.</w:t>
-      </w:r>
-    </w:p>
-    <w:p>
-      <w:pPr>
-        <w:pStyle w:val="ListNumber"/>
-      </w:pPr>
-      <w:r>
-        <w:t>The Explainer Agent writes the reply. Every amount, date and identifier is checked against the engine's results before it is shown.</w:t>
-      </w:r>
-    </w:p>
-    <w:p>
-      <w:pPr>
-        <w:pStyle w:val="ListNumber"/>
-      </w:pPr>
-      <w:r>
-        <w:t>Any action that sends something to the insurer waits for the customer's confirmation. A person at the insurer decides the claim, and the decision comes back to the chat.</w:t>
+        <w:rPr>
+          <w:i/>
+          <w:sz w:val="18"/>
+        </w:rPr>
+        <w:t>Figure 3. Decision flow in one conversation turn</w:t>
       </w:r>
     </w:p>
     <w:p>
@@ -1493,7 +1935,20 @@
         <w:rPr>
           <w:color w:val="14213D"/>
         </w:rPr>
-        <w:t>2.4 Technology stack, deployment and rationale</w:t>
+        <w:t>2.4 Technology stack and deployment</w:t>
+      </w:r>
+    </w:p>
+    <w:p>
+      <w:r>
+        <w:t>Each technology was chosen because it supports structured, safe and checkable output.</w:t>
+      </w:r>
+    </w:p>
+    <w:p>
+      <w:r>
+        <w:rPr>
+          <w:b/>
+        </w:rPr>
+        <w:t>Table 6. Technology stack and rationale</w:t>
       </w:r>
     </w:p>
     <w:tbl>
@@ -1620,7 +2075,7 @@
               <w:rPr>
                 <w:sz w:val="18"/>
               </w:rPr>
-              <w:t>Strict typed schemas for policy rules, facts and model output. Pydantic rejects model output that does not fit the schema</w:t>
+              <w:t>Strict typed schemas for policy rules, facts and model output</w:t>
             </w:r>
           </w:p>
         </w:tc>
@@ -1732,7 +2187,7 @@
               <w:rPr>
                 <w:sz w:val="18"/>
               </w:rPr>
-              <w:t>Plan selection as an integer programme with optimal, checkable results</w:t>
+              <w:t>Plan selection with optimal results that can be checked</w:t>
             </w:r>
           </w:p>
         </w:tc>
@@ -1788,7 +2243,7 @@
               <w:rPr>
                 <w:sz w:val="18"/>
               </w:rPr>
-              <w:t>A chat interface with interactive cards, one code base for customers and the insurer's desk</w:t>
+              <w:t>A chat interface with interactive cards for customers and the insurer's desk</w:t>
             </w:r>
           </w:p>
         </w:tc>
@@ -1844,7 +2299,7 @@
               <w:rPr>
                 <w:sz w:val="18"/>
               </w:rPr>
-              <w:t>Email sign-in with confirmation, row-level security, and an audit chain that survives server restarts</w:t>
+              <w:t>Confirmed email sign-in, row-level security and a persistent audit log</w:t>
             </w:r>
           </w:p>
         </w:tc>
@@ -1900,7 +2355,7 @@
               <w:rPr>
                 <w:sz w:val="18"/>
               </w:rPr>
-              <w:t>Web and API as two services close to the database, deployed automatically from the repository</w:t>
+              <w:t>Separate web and API services close to the database, updated automatically from the repository</w:t>
             </w:r>
           </w:p>
         </w:tc>
@@ -1926,12 +2381,933 @@
         <w:rPr>
           <w:color w:val="14213D"/>
         </w:rPr>
-        <w:t>3.1 Planning</w:t>
+        <w:t>3.1 AI agents and prompt design</w:t>
       </w:r>
     </w:p>
     <w:p>
       <w:r>
-        <w:t>The planner has two layers. The first layer is code rules for safety-relevant classifications, such as misrepresentation requests, access to another customer's data, account changes and requests to reveal system internals. The model cannot change these classifications. The second layer is a model that reads the message in the context of the conversation. It decides the intent, the read-only tools needed and the topic of the question, for example documents, deadline, amount or claim progress. A request to act is accepted only when the model reads a clear request or an accepted offer from the agent.</w:t>
+        <w:t>ClauseGuard uses seven AI agents. Each agent does one narrow task and fills a closed output schema. Code validates every output before it is used. Message and document content is always treated as data, so instructions hidden inside it are ignored.</w:t>
+      </w:r>
+    </w:p>
+    <w:p>
+      <w:r>
+        <w:rPr>
+          <w:b/>
+        </w:rPr>
+        <w:t>Table 7. AI agents and prompt design</w:t>
+      </w:r>
+    </w:p>
+    <w:tbl>
+      <w:tblPr>
+        <w:tblStyle w:val="TableGrid"/>
+        <w:tblW w:type="auto" w:w="0"/>
+        <w:tblLook w:firstColumn="1" w:firstRow="1" w:lastColumn="0" w:lastRow="0" w:noHBand="0" w:noVBand="1" w:val="04A0"/>
+      </w:tblPr>
+      <w:tblGrid>
+        <w:gridCol w:w="1440"/>
+        <w:gridCol w:w="1440"/>
+        <w:gridCol w:w="1440"/>
+        <w:gridCol w:w="1440"/>
+        <w:gridCol w:w="1440"/>
+        <w:gridCol w:w="1440"/>
+      </w:tblGrid>
+      <w:tr>
+        <w:tc>
+          <w:tcPr>
+            <w:tcW w:type="dxa" w:w="1440"/>
+          </w:tcPr>
+          <w:p>
+            <w:r>
+              <w:rPr>
+                <w:b/>
+                <w:sz w:val="18"/>
+              </w:rPr>
+            </w:r>
+            <w:r>
+              <w:rPr>
+                <w:b/>
+                <w:sz w:val="18"/>
+              </w:rPr>
+              <w:t>Agent</w:t>
+            </w:r>
+          </w:p>
+        </w:tc>
+        <w:tc>
+          <w:tcPr>
+            <w:tcW w:type="dxa" w:w="1440"/>
+          </w:tcPr>
+          <w:p>
+            <w:r>
+              <w:rPr>
+                <w:b/>
+                <w:sz w:val="18"/>
+              </w:rPr>
+            </w:r>
+            <w:r>
+              <w:rPr>
+                <w:b/>
+                <w:sz w:val="18"/>
+              </w:rPr>
+              <w:t>Task</w:t>
+            </w:r>
+          </w:p>
+        </w:tc>
+        <w:tc>
+          <w:tcPr>
+            <w:tcW w:type="dxa" w:w="1440"/>
+          </w:tcPr>
+          <w:p>
+            <w:r>
+              <w:rPr>
+                <w:b/>
+                <w:sz w:val="18"/>
+              </w:rPr>
+            </w:r>
+            <w:r>
+              <w:rPr>
+                <w:b/>
+                <w:sz w:val="18"/>
+              </w:rPr>
+              <w:t>Input</w:t>
+            </w:r>
+          </w:p>
+        </w:tc>
+        <w:tc>
+          <w:tcPr>
+            <w:tcW w:type="dxa" w:w="1440"/>
+          </w:tcPr>
+          <w:p>
+            <w:r>
+              <w:rPr>
+                <w:b/>
+                <w:sz w:val="18"/>
+              </w:rPr>
+            </w:r>
+            <w:r>
+              <w:rPr>
+                <w:b/>
+                <w:sz w:val="18"/>
+              </w:rPr>
+              <w:t>Prompt core</w:t>
+            </w:r>
+          </w:p>
+        </w:tc>
+        <w:tc>
+          <w:tcPr>
+            <w:tcW w:type="dxa" w:w="1440"/>
+          </w:tcPr>
+          <w:p>
+            <w:r>
+              <w:rPr>
+                <w:b/>
+                <w:sz w:val="18"/>
+              </w:rPr>
+            </w:r>
+            <w:r>
+              <w:rPr>
+                <w:b/>
+                <w:sz w:val="18"/>
+              </w:rPr>
+              <w:t>Output</w:t>
+            </w:r>
+          </w:p>
+        </w:tc>
+        <w:tc>
+          <w:tcPr>
+            <w:tcW w:type="dxa" w:w="1440"/>
+          </w:tcPr>
+          <w:p>
+            <w:r>
+              <w:rPr>
+                <w:b/>
+                <w:sz w:val="18"/>
+              </w:rPr>
+            </w:r>
+            <w:r>
+              <w:rPr>
+                <w:b/>
+                <w:sz w:val="18"/>
+              </w:rPr>
+              <w:t>Safeguard</w:t>
+            </w:r>
+          </w:p>
+        </w:tc>
+      </w:tr>
+      <w:tr>
+        <w:tc>
+          <w:tcPr>
+            <w:tcW w:type="dxa" w:w="1440"/>
+          </w:tcPr>
+          <w:p>
+            <w:r>
+              <w:rPr>
+                <w:sz w:val="18"/>
+              </w:rPr>
+            </w:r>
+            <w:r>
+              <w:rPr>
+                <w:sz w:val="18"/>
+              </w:rPr>
+              <w:t>Conversation Agent</w:t>
+            </w:r>
+          </w:p>
+        </w:tc>
+        <w:tc>
+          <w:tcPr>
+            <w:tcW w:type="dxa" w:w="1440"/>
+          </w:tcPr>
+          <w:p>
+            <w:r>
+              <w:rPr>
+                <w:sz w:val="18"/>
+              </w:rPr>
+            </w:r>
+            <w:r>
+              <w:rPr>
+                <w:sz w:val="18"/>
+              </w:rPr>
+              <w:t>Reads how a message relates to the conversation</w:t>
+            </w:r>
+          </w:p>
+        </w:tc>
+        <w:tc>
+          <w:tcPr>
+            <w:tcW w:type="dxa" w:w="1440"/>
+          </w:tcPr>
+          <w:p>
+            <w:r>
+              <w:rPr>
+                <w:sz w:val="18"/>
+              </w:rPr>
+            </w:r>
+            <w:r>
+              <w:rPr>
+                <w:sz w:val="18"/>
+              </w:rPr>
+              <w:t>Message, known facts, the agent's last question, the last four exchanges</w:t>
+            </w:r>
+          </w:p>
+        </w:tc>
+        <w:tc>
+          <w:tcPr>
+            <w:tcW w:type="dxa" w:w="1440"/>
+          </w:tcPr>
+          <w:p>
+            <w:r>
+              <w:rPr>
+                <w:sz w:val="18"/>
+              </w:rPr>
+            </w:r>
+            <w:r>
+              <w:rPr>
+                <w:sz w:val="18"/>
+              </w:rPr>
+              <w:t>Classify the message as an answer, correction, continuation, new situation, what-if or general question, with examples in two languages</w:t>
+            </w:r>
+          </w:p>
+        </w:tc>
+        <w:tc>
+          <w:tcPr>
+            <w:tcW w:type="dxa" w:w="1440"/>
+          </w:tcPr>
+          <w:p>
+            <w:r>
+              <w:rPr>
+                <w:sz w:val="18"/>
+              </w:rPr>
+            </w:r>
+            <w:r>
+              <w:rPr>
+                <w:sz w:val="18"/>
+              </w:rPr>
+              <w:t>One relation type, the message language and the facts that still apply</w:t>
+            </w:r>
+          </w:p>
+        </w:tc>
+        <w:tc>
+          <w:tcPr>
+            <w:tcW w:type="dxa" w:w="1440"/>
+          </w:tcPr>
+          <w:p>
+            <w:r>
+              <w:rPr>
+                <w:sz w:val="18"/>
+              </w:rPr>
+            </w:r>
+            <w:r>
+              <w:rPr>
+                <w:sz w:val="18"/>
+              </w:rPr>
+              <w:t>It can only drop facts. Facts are kept when the message brings no new event</w:t>
+            </w:r>
+          </w:p>
+        </w:tc>
+      </w:tr>
+      <w:tr>
+        <w:tc>
+          <w:tcPr>
+            <w:tcW w:type="dxa" w:w="1440"/>
+          </w:tcPr>
+          <w:p>
+            <w:r>
+              <w:rPr>
+                <w:sz w:val="18"/>
+              </w:rPr>
+            </w:r>
+            <w:r>
+              <w:rPr>
+                <w:sz w:val="18"/>
+              </w:rPr>
+              <w:t>Planner Agent</w:t>
+            </w:r>
+          </w:p>
+        </w:tc>
+        <w:tc>
+          <w:tcPr>
+            <w:tcW w:type="dxa" w:w="1440"/>
+          </w:tcPr>
+          <w:p>
+            <w:r>
+              <w:rPr>
+                <w:sz w:val="18"/>
+              </w:rPr>
+            </w:r>
+            <w:r>
+              <w:rPr>
+                <w:sz w:val="18"/>
+              </w:rPr>
+              <w:t>Decides intent, topic and tools</w:t>
+            </w:r>
+          </w:p>
+        </w:tc>
+        <w:tc>
+          <w:tcPr>
+            <w:tcW w:type="dxa" w:w="1440"/>
+          </w:tcPr>
+          <w:p>
+            <w:r>
+              <w:rPr>
+                <w:sz w:val="18"/>
+              </w:rPr>
+            </w:r>
+            <w:r>
+              <w:rPr>
+                <w:sz w:val="18"/>
+              </w:rPr>
+              <w:t>Message, typed situation, the last four exchanges</w:t>
+            </w:r>
+          </w:p>
+        </w:tc>
+        <w:tc>
+          <w:tcPr>
+            <w:tcW w:type="dxa" w:w="1440"/>
+          </w:tcPr>
+          <w:p>
+            <w:r>
+              <w:rPr>
+                <w:sz w:val="18"/>
+              </w:rPr>
+            </w:r>
+            <w:r>
+              <w:rPr>
+                <w:sz w:val="18"/>
+              </w:rPr>
+              <w:t>Write a short reading first, then pick an intent from a fixed list and the read-only tools needed, with examples in two languages</w:t>
+            </w:r>
+          </w:p>
+        </w:tc>
+        <w:tc>
+          <w:tcPr>
+            <w:tcW w:type="dxa" w:w="1440"/>
+          </w:tcPr>
+          <w:p>
+            <w:r>
+              <w:rPr>
+                <w:sz w:val="18"/>
+              </w:rPr>
+            </w:r>
+            <w:r>
+              <w:rPr>
+                <w:sz w:val="18"/>
+              </w:rPr>
+              <w:t>Intent, question topic, tools and an action-request flag</w:t>
+            </w:r>
+          </w:p>
+        </w:tc>
+        <w:tc>
+          <w:tcPr>
+            <w:tcW w:type="dxa" w:w="1440"/>
+          </w:tcPr>
+          <w:p>
+            <w:r>
+              <w:rPr>
+                <w:sz w:val="18"/>
+              </w:rPr>
+            </w:r>
+            <w:r>
+              <w:rPr>
+                <w:sz w:val="18"/>
+              </w:rPr>
+              <w:t>Safety classifications are decided by code. An action is accepted only on a clear request or an accepted offer</w:t>
+            </w:r>
+          </w:p>
+        </w:tc>
+      </w:tr>
+      <w:tr>
+        <w:tc>
+          <w:tcPr>
+            <w:tcW w:type="dxa" w:w="1440"/>
+          </w:tcPr>
+          <w:p>
+            <w:r>
+              <w:rPr>
+                <w:sz w:val="18"/>
+              </w:rPr>
+            </w:r>
+            <w:r>
+              <w:rPr>
+                <w:sz w:val="18"/>
+              </w:rPr>
+              <w:t>Fact Agent</w:t>
+            </w:r>
+          </w:p>
+        </w:tc>
+        <w:tc>
+          <w:tcPr>
+            <w:tcW w:type="dxa" w:w="1440"/>
+          </w:tcPr>
+          <w:p>
+            <w:r>
+              <w:rPr>
+                <w:sz w:val="18"/>
+              </w:rPr>
+            </w:r>
+            <w:r>
+              <w:rPr>
+                <w:sz w:val="18"/>
+              </w:rPr>
+              <w:t>Turns sentences into typed facts</w:t>
+            </w:r>
+          </w:p>
+        </w:tc>
+        <w:tc>
+          <w:tcPr>
+            <w:tcW w:type="dxa" w:w="1440"/>
+          </w:tcPr>
+          <w:p>
+            <w:r>
+              <w:rPr>
+                <w:sz w:val="18"/>
+              </w:rPr>
+            </w:r>
+            <w:r>
+              <w:rPr>
+                <w:sz w:val="18"/>
+              </w:rPr>
+              <w:t>Customer message</w:t>
+            </w:r>
+          </w:p>
+        </w:tc>
+        <w:tc>
+          <w:tcPr>
+            <w:tcW w:type="dxa" w:w="1440"/>
+          </w:tcPr>
+          <w:p>
+            <w:r>
+              <w:rPr>
+                <w:sz w:val="18"/>
+              </w:rPr>
+            </w:r>
+            <w:r>
+              <w:rPr>
+                <w:sz w:val="18"/>
+              </w:rPr>
+              <w:t>Fill a field only when the text states it, never guessing dates, ages, amounts or causes</w:t>
+            </w:r>
+          </w:p>
+        </w:tc>
+        <w:tc>
+          <w:tcPr>
+            <w:tcW w:type="dxa" w:w="1440"/>
+          </w:tcPr>
+          <w:p>
+            <w:r>
+              <w:rPr>
+                <w:sz w:val="18"/>
+              </w:rPr>
+            </w:r>
+            <w:r>
+              <w:rPr>
+                <w:sz w:val="18"/>
+              </w:rPr>
+              <w:t>Facts from a fixed vocabulary, such as admission date, days in hospital, bill, cause</w:t>
+            </w:r>
+          </w:p>
+        </w:tc>
+        <w:tc>
+          <w:tcPr>
+            <w:tcW w:type="dxa" w:w="1440"/>
+          </w:tcPr>
+          <w:p>
+            <w:r>
+              <w:rPr>
+                <w:sz w:val="18"/>
+              </w:rPr>
+            </w:r>
+            <w:r>
+              <w:rPr>
+                <w:sz w:val="18"/>
+              </w:rPr>
+              <w:t>Event facts are locked and cannot be changed to fit a policy</w:t>
+            </w:r>
+          </w:p>
+        </w:tc>
+      </w:tr>
+      <w:tr>
+        <w:tc>
+          <w:tcPr>
+            <w:tcW w:type="dxa" w:w="1440"/>
+          </w:tcPr>
+          <w:p>
+            <w:r>
+              <w:rPr>
+                <w:sz w:val="18"/>
+              </w:rPr>
+            </w:r>
+            <w:r>
+              <w:rPr>
+                <w:sz w:val="18"/>
+              </w:rPr>
+              <w:t>Document Reader Agent</w:t>
+            </w:r>
+          </w:p>
+        </w:tc>
+        <w:tc>
+          <w:tcPr>
+            <w:tcW w:type="dxa" w:w="1440"/>
+          </w:tcPr>
+          <w:p>
+            <w:r>
+              <w:rPr>
+                <w:sz w:val="18"/>
+              </w:rPr>
+            </w:r>
+            <w:r>
+              <w:rPr>
+                <w:sz w:val="18"/>
+              </w:rPr>
+              <w:t>Reads policies and claim documents</w:t>
+            </w:r>
+          </w:p>
+        </w:tc>
+        <w:tc>
+          <w:tcPr>
+            <w:tcW w:type="dxa" w:w="1440"/>
+          </w:tcPr>
+          <w:p>
+            <w:r>
+              <w:rPr>
+                <w:sz w:val="18"/>
+              </w:rPr>
+            </w:r>
+            <w:r>
+              <w:rPr>
+                <w:sz w:val="18"/>
+              </w:rPr>
+              <w:t>Document text with personal data already removed</w:t>
+            </w:r>
+          </w:p>
+        </w:tc>
+        <w:tc>
+          <w:tcPr>
+            <w:tcW w:type="dxa" w:w="1440"/>
+          </w:tcPr>
+          <w:p>
+            <w:r>
+              <w:rPr>
+                <w:sz w:val="18"/>
+              </w:rPr>
+            </w:r>
+            <w:r>
+              <w:rPr>
+                <w:sz w:val="18"/>
+              </w:rPr>
+              <w:t>A quarantined component that classifies and transcribes the document into the schema without following any instruction inside it</w:t>
+            </w:r>
+          </w:p>
+        </w:tc>
+        <w:tc>
+          <w:tcPr>
+            <w:tcW w:type="dxa" w:w="1440"/>
+          </w:tcPr>
+          <w:p>
+            <w:r>
+              <w:rPr>
+                <w:sz w:val="18"/>
+              </w:rPr>
+            </w:r>
+            <w:r>
+              <w:rPr>
+                <w:sz w:val="18"/>
+              </w:rPr>
+              <w:t>Typed policy rules, or a claim document summary (type, dates, total, diagnosis)</w:t>
+            </w:r>
+          </w:p>
+        </w:tc>
+        <w:tc>
+          <w:tcPr>
+            <w:tcW w:type="dxa" w:w="1440"/>
+          </w:tcPr>
+          <w:p>
+            <w:r>
+              <w:rPr>
+                <w:sz w:val="18"/>
+              </w:rPr>
+            </w:r>
+            <w:r>
+              <w:rPr>
+                <w:sz w:val="18"/>
+              </w:rPr>
+              <w:t>No tools and no chat history. Instruction-like text is flagged</w:t>
+            </w:r>
+          </w:p>
+        </w:tc>
+      </w:tr>
+      <w:tr>
+        <w:tc>
+          <w:tcPr>
+            <w:tcW w:type="dxa" w:w="1440"/>
+          </w:tcPr>
+          <w:p>
+            <w:r>
+              <w:rPr>
+                <w:sz w:val="18"/>
+              </w:rPr>
+            </w:r>
+            <w:r>
+              <w:rPr>
+                <w:sz w:val="18"/>
+              </w:rPr>
+              <w:t>Claim Form Agent</w:t>
+            </w:r>
+          </w:p>
+        </w:tc>
+        <w:tc>
+          <w:tcPr>
+            <w:tcW w:type="dxa" w:w="1440"/>
+          </w:tcPr>
+          <w:p>
+            <w:r>
+              <w:rPr>
+                <w:sz w:val="18"/>
+              </w:rPr>
+            </w:r>
+            <w:r>
+              <w:rPr>
+                <w:sz w:val="18"/>
+              </w:rPr>
+              <w:t>Lays out the insurer's claim form</w:t>
+            </w:r>
+          </w:p>
+        </w:tc>
+        <w:tc>
+          <w:tcPr>
+            <w:tcW w:type="dxa" w:w="1440"/>
+          </w:tcPr>
+          <w:p>
+            <w:r>
+              <w:rPr>
+                <w:sz w:val="18"/>
+              </w:rPr>
+            </w:r>
+            <w:r>
+              <w:rPr>
+                <w:sz w:val="18"/>
+              </w:rPr>
+              <w:t>The policy's claim clauses</w:t>
+            </w:r>
+          </w:p>
+        </w:tc>
+        <w:tc>
+          <w:tcPr>
+            <w:tcW w:type="dxa" w:w="1440"/>
+          </w:tcPr>
+          <w:p>
+            <w:r>
+              <w:rPr>
+                <w:sz w:val="18"/>
+              </w:rPr>
+            </w:r>
+            <w:r>
+              <w:rPr>
+                <w:sz w:val="18"/>
+              </w:rPr>
+              <w:t>Design a title, sections and fields in the insurer's own terms, each field bound to one data source</w:t>
+            </w:r>
+          </w:p>
+        </w:tc>
+        <w:tc>
+          <w:tcPr>
+            <w:tcW w:type="dxa" w:w="1440"/>
+          </w:tcPr>
+          <w:p>
+            <w:r>
+              <w:rPr>
+                <w:sz w:val="18"/>
+              </w:rPr>
+            </w:r>
+            <w:r>
+              <w:rPr>
+                <w:sz w:val="18"/>
+              </w:rPr>
+              <w:t>Form structure</w:t>
+            </w:r>
+          </w:p>
+        </w:tc>
+        <w:tc>
+          <w:tcPr>
+            <w:tcW w:type="dxa" w:w="1440"/>
+          </w:tcPr>
+          <w:p>
+            <w:r>
+              <w:rPr>
+                <w:sz w:val="18"/>
+              </w:rPr>
+            </w:r>
+            <w:r>
+              <w:rPr>
+                <w:sz w:val="18"/>
+              </w:rPr>
+              <w:t>Values are filled by code from the claim draft. The model never writes values</w:t>
+            </w:r>
+          </w:p>
+        </w:tc>
+      </w:tr>
+      <w:tr>
+        <w:tc>
+          <w:tcPr>
+            <w:tcW w:type="dxa" w:w="1440"/>
+          </w:tcPr>
+          <w:p>
+            <w:r>
+              <w:rPr>
+                <w:sz w:val="18"/>
+              </w:rPr>
+            </w:r>
+            <w:r>
+              <w:rPr>
+                <w:sz w:val="18"/>
+              </w:rPr>
+              <w:t>Explainer Agent</w:t>
+            </w:r>
+          </w:p>
+        </w:tc>
+        <w:tc>
+          <w:tcPr>
+            <w:tcW w:type="dxa" w:w="1440"/>
+          </w:tcPr>
+          <w:p>
+            <w:r>
+              <w:rPr>
+                <w:sz w:val="18"/>
+              </w:rPr>
+            </w:r>
+            <w:r>
+              <w:rPr>
+                <w:sz w:val="18"/>
+              </w:rPr>
+              <w:t>Words the reply</w:t>
+            </w:r>
+          </w:p>
+        </w:tc>
+        <w:tc>
+          <w:tcPr>
+            <w:tcW w:type="dxa" w:w="1440"/>
+          </w:tcPr>
+          <w:p>
+            <w:r>
+              <w:rPr>
+                <w:sz w:val="18"/>
+              </w:rPr>
+            </w:r>
+            <w:r>
+              <w:rPr>
+                <w:sz w:val="18"/>
+              </w:rPr>
+              <w:t>Engine results, the last four exchanges, six example replies</w:t>
+            </w:r>
+          </w:p>
+        </w:tc>
+        <w:tc>
+          <w:tcPr>
+            <w:tcW w:type="dxa" w:w="1440"/>
+          </w:tcPr>
+          <w:p>
+            <w:r>
+              <w:rPr>
+                <w:sz w:val="18"/>
+              </w:rPr>
+            </w:r>
+            <w:r>
+              <w:rPr>
+                <w:sz w:val="18"/>
+              </w:rPr>
+              <w:t>Write short reasoning notes, then two friendly and concise candidate replies in the customer's language</w:t>
+            </w:r>
+          </w:p>
+        </w:tc>
+        <w:tc>
+          <w:tcPr>
+            <w:tcW w:type="dxa" w:w="1440"/>
+          </w:tcPr>
+          <w:p>
+            <w:r>
+              <w:rPr>
+                <w:sz w:val="18"/>
+              </w:rPr>
+            </w:r>
+            <w:r>
+              <w:rPr>
+                <w:sz w:val="18"/>
+              </w:rPr>
+              <w:t>Candidate replies and the best pick</w:t>
+            </w:r>
+          </w:p>
+        </w:tc>
+        <w:tc>
+          <w:tcPr>
+            <w:tcW w:type="dxa" w:w="1440"/>
+          </w:tcPr>
+          <w:p>
+            <w:r>
+              <w:rPr>
+                <w:sz w:val="18"/>
+              </w:rPr>
+            </w:r>
+            <w:r>
+              <w:rPr>
+                <w:sz w:val="18"/>
+              </w:rPr>
+              <w:t>Every amount, date and identifier is checked against the engine. Clause quotes must match exactly</w:t>
+            </w:r>
+          </w:p>
+        </w:tc>
+      </w:tr>
+      <w:tr>
+        <w:tc>
+          <w:tcPr>
+            <w:tcW w:type="dxa" w:w="1440"/>
+          </w:tcPr>
+          <w:p>
+            <w:r>
+              <w:rPr>
+                <w:sz w:val="18"/>
+              </w:rPr>
+            </w:r>
+            <w:r>
+              <w:rPr>
+                <w:sz w:val="18"/>
+              </w:rPr>
+              <w:t>Watchdog Agent</w:t>
+            </w:r>
+          </w:p>
+        </w:tc>
+        <w:tc>
+          <w:tcPr>
+            <w:tcW w:type="dxa" w:w="1440"/>
+          </w:tcPr>
+          <w:p>
+            <w:r>
+              <w:rPr>
+                <w:sz w:val="18"/>
+              </w:rPr>
+            </w:r>
+            <w:r>
+              <w:rPr>
+                <w:sz w:val="18"/>
+              </w:rPr>
+              <w:t>Follows deadlines and insurer decisions</w:t>
+            </w:r>
+          </w:p>
+        </w:tc>
+        <w:tc>
+          <w:tcPr>
+            <w:tcW w:type="dxa" w:w="1440"/>
+          </w:tcPr>
+          <w:p>
+            <w:r>
+              <w:rPr>
+                <w:sz w:val="18"/>
+              </w:rPr>
+            </w:r>
+            <w:r>
+              <w:rPr>
+                <w:sz w:val="18"/>
+              </w:rPr>
+              <w:t>Claim status, the assessor's note, claim facts</w:t>
+            </w:r>
+          </w:p>
+        </w:tc>
+        <w:tc>
+          <w:tcPr>
+            <w:tcW w:type="dxa" w:w="1440"/>
+          </w:tcPr>
+          <w:p>
+            <w:r>
+              <w:rPr>
+                <w:sz w:val="18"/>
+              </w:rPr>
+            </w:r>
+            <w:r>
+              <w:rPr>
+                <w:sz w:val="18"/>
+              </w:rPr>
+              <w:t>Classify the assessor's note as a fixable defect, a reason that contradicts the policy, a valid reason or unclear</w:t>
+            </w:r>
+          </w:p>
+        </w:tc>
+        <w:tc>
+          <w:tcPr>
+            <w:tcW w:type="dxa" w:w="1440"/>
+          </w:tcPr>
+          <w:p>
+            <w:r>
+              <w:rPr>
+                <w:sz w:val="18"/>
+              </w:rPr>
+            </w:r>
+            <w:r>
+              <w:rPr>
+                <w:sz w:val="18"/>
+              </w:rPr>
+              <w:t>Note type and next step</w:t>
+            </w:r>
+          </w:p>
+        </w:tc>
+        <w:tc>
+          <w:tcPr>
+            <w:tcW w:type="dxa" w:w="1440"/>
+          </w:tcPr>
+          <w:p>
+            <w:r>
+              <w:rPr>
+                <w:sz w:val="18"/>
+              </w:rPr>
+            </w:r>
+            <w:r>
+              <w:rPr>
+                <w:sz w:val="18"/>
+              </w:rPr>
+              <w:t>It sends nothing. Appeals and resubmissions still wait for the customer's confirmation</w:t>
+            </w:r>
+          </w:p>
+        </w:tc>
+      </w:tr>
+    </w:tbl>
+    <w:p/>
+    <w:p>
+      <w:r>
+        <w:t>Every model call runs at temperature zero. If the model is unavailable, the customer receives a clear notice and can use their own API key.</w:t>
       </w:r>
     </w:p>
     <w:p>
@@ -1942,12 +3318,12 @@
         <w:rPr>
           <w:color w:val="14213D"/>
         </w:rPr>
-        <w:t>3.2 Tool calling</w:t>
+        <w:t>3.2 Planning and tool calling</w:t>
       </w:r>
     </w:p>
     <w:p>
       <w:r>
-        <w:t>Every tool is registered with a permission tier, argument types and a result type. Tool results are stored as typed handles with a trust label. Tier 2 tools accept handles only, so free text from documents or models cannot become an argument of a submission. When several policies could take a claim, the agent asks which one to file first, with one button per policy.</w:t>
+        <w:t>Planning runs in two layers. Code decides safety classifications first, then the Planner Agent reads the intent of the message in the context of the conversation. Every tool is registered with a permission tier, argument types and a result type. Tool results are stored as typed handles with a trust label. Tier 2 tools accept handles only, so text from documents or models cannot become an argument of a submission. When several policies could take a claim, the agent asks which one to file first.</w:t>
       </w:r>
     </w:p>
     <w:p>
@@ -1963,7 +3339,49 @@
     </w:p>
     <w:p>
       <w:r>
-        <w:t>The agent uses three kinds of memory. Session working memory holds typed facts, dates, documents read and any form waiting for confirmation. Conversation memory holds the last four exchanges as data for references such as "that one" or "the other policy". Chat history is stored per account in Postgres, so it can be opened from another device.</w:t>
+        <w:t>The agent uses three kinds of memory.</w:t>
+      </w:r>
+    </w:p>
+    <w:p>
+      <w:pPr>
+        <w:pStyle w:val="ListNumber"/>
+      </w:pPr>
+      <w:r>
+        <w:rPr>
+          <w:b/>
+        </w:rPr>
+        <w:t>Session memory</w:t>
+      </w:r>
+      <w:r>
+        <w:t xml:space="preserve"> holds facts, dates, documents read and any form waiting for confirmation.</w:t>
+      </w:r>
+    </w:p>
+    <w:p>
+      <w:pPr>
+        <w:pStyle w:val="ListNumber"/>
+      </w:pPr>
+      <w:r>
+        <w:rPr>
+          <w:b/>
+        </w:rPr>
+        <w:t>Conversation memory</w:t>
+      </w:r>
+      <w:r>
+        <w:t xml:space="preserve"> holds the last four exchanges to understand references such as "that one" or "the other policy".</w:t>
+      </w:r>
+    </w:p>
+    <w:p>
+      <w:pPr>
+        <w:pStyle w:val="ListNumber"/>
+      </w:pPr>
+      <w:r>
+        <w:rPr>
+          <w:b/>
+        </w:rPr>
+        <w:t>Account history</w:t>
+      </w:r>
+      <w:r>
+        <w:t xml:space="preserve"> stores conversations in Postgres so they can be opened from another device.</w:t>
       </w:r>
     </w:p>
     <w:p>
@@ -1979,7 +3397,7 @@
     </w:p>
     <w:p>
       <w:r>
-        <w:t>Policy information is retrieved from a typed clause store. Each policy has been compiled into rules such as covers, excludes, waiting period, filing deadline, pays and requires document. The rules engine retrieves the relevant rules by event, cause and insured person. This design was chosen because an insurance verdict needs the exact rule with its numbers and time windows. Every rule used can be shown with its original sentence. For diagnoses, the agent uses BM25 retrieval over 74,879 ICD-10 code descriptions, then the model picks one code from the candidate list and code verifies the pick.</w:t>
+        <w:t>Policy information is retrieved from a typed clause store. Each policy is compiled into rules such as covers, excludes, waiting period, filing deadline, pays and requires document. The rules engine retrieves the relevant rules by event, cause and insured person. This design was chosen because an insurance verdict needs the exact rule with its numbers and time windows. For diagnoses, the agent uses BM25 retrieval over 74,879 ICD-10 codes. The model picks one code from the candidate list, and code verifies the pick.</w:t>
       </w:r>
     </w:p>
     <w:p>
@@ -1995,66 +3413,53 @@
     </w:p>
     <w:p>
       <w:r>
-        <w:t xml:space="preserve">For one bill </w:t>
+        <w:t>For one hospital bill, ClauseLens layers the payers by the Indonesian coordination rules.</w:t>
+      </w:r>
+    </w:p>
+    <w:p>
+      <w:pPr>
+        <w:pStyle w:val="ListNumber"/>
+      </w:pPr>
+      <w:r>
+        <w:t>Jasa Raharja pays first for road accidents involving two or more vehicles.</w:t>
+      </w:r>
+    </w:p>
+    <w:p>
+      <w:pPr>
+        <w:pStyle w:val="ListNumber"/>
+      </w:pPr>
+      <w:r>
+        <w:t>BPJS Kesehatan pays when the hospital is a partner facility and membership is active.</w:t>
+      </w:r>
+    </w:p>
+    <w:p>
+      <w:pPr>
+        <w:pStyle w:val="ListNumber"/>
+      </w:pPr>
+      <w:r>
+        <w:t>Employer cover pays before personal cover.</w:t>
+      </w:r>
+    </w:p>
+    <w:p>
+      <w:pPr>
+        <w:pStyle w:val="ListNumber"/>
+      </w:pPr>
+      <w:r>
+        <w:t>Daily cash benefits are paid at the same time because they stack.</w:t>
+      </w:r>
+    </w:p>
+    <w:p>
+      <w:r>
+        <w:t xml:space="preserve">Each policy pays </w:t>
       </w:r>
       <w:r>
         <w:rPr>
           <w:i/>
         </w:rPr>
-        <w:t>B</w:t>
+        <w:t>min(policy cap, amount presented minus the member's cost sharing)</w:t>
       </w:r>
       <w:r>
-        <w:t xml:space="preserve"> and several policies, payers are layered by the Indonesian coordination rules. Jasa Raharja pays first for road accidents involving two or more vehicles. BPJS Kesehatan pays when the hospital is a partner facility and membership is active. Employer group cover pays before individual cover. Daily cash benefits are paid in parallel because they stack.</w:t>
-      </w:r>
-    </w:p>
-    <w:p>
-      <w:r>
-        <w:t xml:space="preserve">Policy </w:t>
-      </w:r>
-      <w:r>
-        <w:rPr>
-          <w:i/>
-        </w:rPr>
-        <w:t>i</w:t>
-      </w:r>
-      <w:r>
-        <w:t xml:space="preserve"> pays </w:t>
-      </w:r>
-      <w:r>
-        <w:rPr>
-          <w:i/>
-        </w:rPr>
-        <w:t>min(A_i, s_i − m_i)</w:t>
-      </w:r>
-      <w:r>
-        <w:t xml:space="preserve">. Here </w:t>
-      </w:r>
-      <w:r>
-        <w:rPr>
-          <w:i/>
-        </w:rPr>
-        <w:t>s_i</w:t>
-      </w:r>
-      <w:r>
-        <w:t xml:space="preserve"> is the amount presented, </w:t>
-      </w:r>
-      <w:r>
-        <w:rPr>
-          <w:i/>
-        </w:rPr>
-        <w:t>m_i</w:t>
-      </w:r>
-      <w:r>
-        <w:t xml:space="preserve"> is the member's cost sharing (deductible and co-payment) and </w:t>
-      </w:r>
-      <w:r>
-        <w:rPr>
-          <w:i/>
-        </w:rPr>
-        <w:t>A_i</w:t>
-      </w:r>
-      <w:r>
-        <w:t xml:space="preserve"> is the policy's payment cap. Each payer is presented only what is still unpaid, so the total never exceeds the bill. Within a layer, every claiming order is evaluated and the order that recovers the most is chosen.</w:t>
+        <w:t>. Each payer is presented only the part of the bill that is still unpaid, so the total never exceeds the bill. Within a layer, every claiming order is computed and the order that recovers the most is chosen.</w:t>
       </w:r>
     </w:p>
     <w:p>
@@ -2070,7 +3475,7 @@
     </w:p>
     <w:p>
       <w:r>
-        <w:t>The adjudication twin checks each clause that could deny a claim separately and lists every ground an assessor could raise. Documents are cross-checked, for example dates against days in hospital, diagnosis codes against the cause, and receipt totals against their line items. The result is a claim readiness score with the grounds that can be fixed. When a claim is denied, the engine searches for the smallest legitimate change that makes it covered, such as waiting until a date, providing a document or using another policy. Facts that describe what happened, such as cause, dates and diagnosis, are locked in code and are never changed.</w:t>
+        <w:t>Before a claim is filed, ClaimFlow assesses its readiness the way an insurer's assessor would. Each clause that could deny the claim is checked one by one. Documents are cross-checked, for example dates against days in hospital and receipt totals against their line items. The result is a readiness score with the grounds that can be fixed. If a claim is denied, the engine searches for the smallest legitimate change that makes it covered, such as providing a document or using another policy. Event facts are locked in code and are never changed.</w:t>
       </w:r>
     </w:p>
     <w:p>
@@ -2081,12 +3486,12 @@
         <w:rPr>
           <w:color w:val="14213D"/>
         </w:rPr>
-        <w:t>3.7 Prompt design</w:t>
+        <w:t>3.7 Guardrails and explainability</w:t>
       </w:r>
     </w:p>
     <w:p>
       <w:r>
-        <w:t>Every model call uses a closed output schema at temperature zero. The model fills choices from fixed lists, for example the intent, the relation of the message or one policy from a candidate list. Code validates every output before it is used. Customer messages and document content are marked as data in the prompt, and the model is instructed to ignore any instruction inside them. The planner and conversation prompts contain worked examples in Indonesian and English. The reply writer receives the engine's results and six example replies. The model writes short private reasoning notes, drafts two candidate replies and picks the better one.</w:t>
+        <w:t>Every answer can be traced. The "How was this decided" panel shows how the message was understood, the facts used, the clauses that applied, the engine's verdict, the wording check and the audit record numbers. The reply verifier makes sure every amount and date comes from the engine. If the first candidate fails, the second is checked, then a fixed text is used.</w:t>
       </w:r>
     </w:p>
     <w:p>
@@ -2097,23 +3502,20 @@
         <w:rPr>
           <w:color w:val="14213D"/>
         </w:rPr>
-        <w:t>3.8 Guardrails and explainability</w:t>
+        <w:t>3.8 Evaluation</w:t>
       </w:r>
     </w:p>
     <w:p>
       <w:r>
-        <w:t>A reply verifier checks that every amount, date, percentage and policy number in a reply comes from the engine's results. If the first candidate fails, the second is checked, then a fixed text is used. Clause quotes must match the policy text exactly. Every answer has a "How was this decided" panel that shows how the message was understood, the facts used, the clauses that applied, the engine's verdict, the wording check and the audit record numbers. If the model is unavailable, the customer is told plainly and can use their own API key.</w:t>
+        <w:t>Every evaluation can be rerun from the scripts listed in the Execution Evidence Index.</w:t>
       </w:r>
     </w:p>
     <w:p>
-      <w:pPr>
-        <w:pStyle w:val="Heading2"/>
-      </w:pPr>
       <w:r>
         <w:rPr>
-          <w:color w:val="14213D"/>
+          <w:b/>
         </w:rPr>
-        <w:t>3.9 Evaluation</w:t>
+        <w:t>Table 8. Evaluation results</w:t>
       </w:r>
     </w:p>
     <w:tbl>
@@ -2165,7 +3567,7 @@
                 <w:b/>
                 <w:sz w:val="18"/>
               </w:rPr>
-              <w:t>Dataset or scenario</w:t>
+              <w:t>Scenario</w:t>
             </w:r>
           </w:p>
         </w:tc>
@@ -2243,7 +3645,7 @@
               <w:rPr>
                 <w:sz w:val="18"/>
               </w:rPr>
-              <w:t>33 scripted tasks (20 functional, 10 adversarial, 3 recommendations)</w:t>
+              <w:t>33 scripted tasks</w:t>
             </w:r>
           </w:p>
         </w:tc>
@@ -2317,7 +3719,7 @@
               <w:rPr>
                 <w:sz w:val="18"/>
               </w:rPr>
-              <w:t>Public life insurance benchmark, 10 contracts, 580 labels (CC-BY-4.0)</w:t>
+              <w:t>Public life insurance benchmark, 580 labels</w:t>
             </w:r>
           </w:p>
         </w:tc>
@@ -2335,7 +3737,7 @@
               <w:rPr>
                 <w:sz w:val="18"/>
               </w:rPr>
-              <w:t>A model reading the whole contract (b0, b0cw)</w:t>
+              <w:t>A model reading the whole contract</w:t>
             </w:r>
           </w:p>
         </w:tc>
@@ -2353,7 +3755,7 @@
               <w:rPr>
                 <w:sz w:val="18"/>
               </w:rPr>
-              <w:t>84.6% with 1.4% invented denials. Baseline b0cw 87.5% with 3.1% invented denials on a 112-item subset</w:t>
+              <w:t>84.6% with 1.4% invented denials. Baseline 87.5% with 3.1% invented denials</w:t>
             </w:r>
           </w:p>
         </w:tc>
@@ -2373,7 +3775,7 @@
               <w:rPr>
                 <w:sz w:val="18"/>
               </w:rPr>
-              <w:t>Clarification</w:t>
+              <w:t>Question precision</w:t>
             </w:r>
           </w:p>
         </w:tc>
@@ -2391,7 +3793,7 @@
               <w:rPr>
                 <w:sz w:val="18"/>
               </w:rPr>
-              <w:t>18 messages with one fact removed per test, judged by an oracle</w:t>
+              <w:t>18 messages with one fact removed</w:t>
             </w:r>
           </w:p>
         </w:tc>
@@ -2447,7 +3849,7 @@
               <w:rPr>
                 <w:sz w:val="18"/>
               </w:rPr>
-              <w:t>Paraphrase consistency</w:t>
+              <w:t>Consistency</w:t>
             </w:r>
           </w:p>
         </w:tc>
@@ -2539,7 +3941,7 @@
               <w:rPr>
                 <w:sz w:val="18"/>
               </w:rPr>
-              <w:t>500 households with 200 real US marketplace plans</w:t>
+              <w:t>500 households, 200 US marketplace plans</w:t>
             </w:r>
           </w:p>
         </w:tc>
@@ -2557,7 +3959,7 @@
               <w:rPr>
                 <w:sz w:val="18"/>
               </w:rPr>
-              <w:t>Claiming in the order held, single policy only</w:t>
+              <w:t>Claiming in the order the policies are held</w:t>
             </w:r>
           </w:p>
         </w:tc>
@@ -2613,7 +4015,7 @@
               <w:rPr>
                 <w:sz w:val="18"/>
               </w:rPr>
-              <w:t>100 households, mixed catalogue</w:t>
+              <w:t>100 households</w:t>
             </w:r>
           </w:p>
         </w:tc>
@@ -2631,7 +4033,7 @@
               <w:rPr>
                 <w:sz w:val="18"/>
               </w:rPr>
-              <w:t>Cheapest plan, most expensive plan</w:t>
+              <w:t>Cheapest plan</w:t>
             </w:r>
           </w:p>
         </w:tc>
@@ -2649,7 +4051,7 @@
               <w:rPr>
                 <w:sz w:val="18"/>
               </w:rPr>
-              <w:t>Closes more gap in 73 and 79 of 100</w:t>
+              <w:t>Closes more gap in 73 of 100</w:t>
             </w:r>
           </w:p>
         </w:tc>
@@ -2669,7 +4071,7 @@
               <w:rPr>
                 <w:sz w:val="18"/>
               </w:rPr>
-              <w:t>Diagnosis coding</w:t>
+              <w:t>Diagnosis codes</w:t>
             </w:r>
           </w:p>
         </w:tc>
@@ -2687,7 +4089,7 @@
               <w:rPr>
                 <w:sz w:val="18"/>
               </w:rPr>
-              <w:t>76 labelled diagnosis lines</w:t>
+              <w:t>76 diagnosis lines</w:t>
             </w:r>
           </w:p>
         </w:tc>
@@ -2723,7 +4125,7 @@
               <w:rPr>
                 <w:sz w:val="18"/>
               </w:rPr>
-              <w:t>92.2% correct category. Alias dictionary 17.2%</w:t>
+              <w:t>92.2% correct. Alias dictionary 17.2%</w:t>
             </w:r>
           </w:p>
         </w:tc>
@@ -2761,7 +4163,7 @@
               <w:rPr>
                 <w:sz w:val="18"/>
               </w:rPr>
-              <w:t>47 narrative, slang, typo, correction and what-if turns</w:t>
+              <w:t>47 narrative turns</w:t>
             </w:r>
           </w:p>
         </w:tc>
@@ -2835,7 +4237,7 @@
               <w:rPr>
                 <w:sz w:val="18"/>
               </w:rPr>
-              <w:t>90 turns of the scripted tasks</w:t>
+              <w:t>90 turns</w:t>
             </w:r>
           </w:p>
         </w:tc>
@@ -2883,7 +4285,7 @@
         <w:rPr>
           <w:b/>
         </w:rPr>
-        <w:t>Ablation.</w:t>
+        <w:t>Table 9. Ablation</w:t>
       </w:r>
     </w:p>
     <w:tbl>
@@ -2991,7 +4393,7 @@
               <w:rPr>
                 <w:sz w:val="18"/>
               </w:rPr>
-              <w:t>Extracted rules replaced by the benchmark's gold rules</w:t>
+              <w:t>Extracted rules replaced by the benchmark's reference rules</w:t>
             </w:r>
           </w:p>
         </w:tc>
@@ -3009,7 +4411,7 @@
               <w:rPr>
                 <w:sz w:val="18"/>
               </w:rPr>
-              <w:t>Accuracy rises from 84.6% to 91.8%, so the remaining gap comes from document reading</w:t>
+              <w:t>Accuracy rises from 84.6% to 91.8%. The gap comes from document reading</w:t>
             </w:r>
           </w:p>
         </w:tc>
@@ -3067,7 +4469,7 @@
               <w:rPr>
                 <w:sz w:val="18"/>
               </w:rPr>
-              <w:t>Verdict-sensitivity clarification</w:t>
+              <w:t>Verdict-change questions</w:t>
             </w:r>
           </w:p>
         </w:tc>
@@ -3085,7 +4487,7 @@
               <w:rPr>
                 <w:sz w:val="18"/>
               </w:rPr>
-              <w:t>Without it the agent asks for every missing fact. With it, 35 of 35 irrelevant gaps were not asked about</w:t>
+              <w:t>The agent asks for every missing fact. With this component, 35 of 35 irrelevant gaps were not asked about</w:t>
             </w:r>
           </w:p>
         </w:tc>
@@ -3114,6 +4516,70 @@
         <w:t>4.1 Permission tiers</w:t>
       </w:r>
     </w:p>
+    <w:p>
+      <w:r>
+        <w:t>TrustLock places every agent action in one of four permission tiers. Figure 4 shows the path each action takes.</w:t>
+      </w:r>
+    </w:p>
+    <w:p>
+      <w:pPr>
+        <w:jc w:val="center"/>
+      </w:pPr>
+      <w:r>
+        <w:drawing>
+          <wp:inline xmlns:a="http://schemas.openxmlformats.org/drawingml/2006/main" xmlns:pic="http://schemas.openxmlformats.org/drawingml/2006/picture">
+            <wp:extent cx="5760720" cy="4013808"/>
+            <wp:docPr id="4" name="Picture 4"/>
+            <wp:cNvGraphicFramePr>
+              <a:graphicFrameLocks noChangeAspect="1"/>
+            </wp:cNvGraphicFramePr>
+            <a:graphic>
+              <a:graphicData uri="http://schemas.openxmlformats.org/drawingml/2006/picture">
+                <pic:pic>
+                  <pic:nvPicPr>
+                    <pic:cNvPr id="0" name="flow_tier_en.png"/>
+                    <pic:cNvPicPr/>
+                  </pic:nvPicPr>
+                  <pic:blipFill>
+                    <a:blip r:embed="rId12"/>
+                    <a:stretch>
+                      <a:fillRect/>
+                    </a:stretch>
+                  </pic:blipFill>
+                  <pic:spPr>
+                    <a:xfrm>
+                      <a:off x="0" y="0"/>
+                      <a:ext cx="5760720" cy="4013808"/>
+                    </a:xfrm>
+                    <a:prstGeom prst="rect"/>
+                  </pic:spPr>
+                </pic:pic>
+              </a:graphicData>
+            </a:graphic>
+          </wp:inline>
+        </w:drawing>
+      </w:r>
+    </w:p>
+    <w:p>
+      <w:pPr>
+        <w:jc w:val="center"/>
+      </w:pPr>
+      <w:r>
+        <w:rPr>
+          <w:i/>
+          <w:sz w:val="18"/>
+        </w:rPr>
+        <w:t>Figure 4. Permission flow for every agent action</w:t>
+      </w:r>
+    </w:p>
+    <w:p>
+      <w:r>
+        <w:rPr>
+          <w:b/>
+        </w:rPr>
+        <w:t>Table 10. Permission tiers</w:t>
+      </w:r>
+    </w:p>
     <w:tbl>
       <w:tblPr>
         <w:tblStyle w:val="TableGrid"/>
@@ -3121,15 +4587,14 @@
         <w:tblLook w:firstColumn="1" w:firstRow="1" w:lastColumn="0" w:lastRow="0" w:noHBand="0" w:noVBand="1" w:val="04A0"/>
       </w:tblPr>
       <w:tblGrid>
-        <w:gridCol w:w="2160"/>
-        <w:gridCol w:w="2160"/>
-        <w:gridCol w:w="2160"/>
-        <w:gridCol w:w="2160"/>
+        <w:gridCol w:w="2880"/>
+        <w:gridCol w:w="2880"/>
+        <w:gridCol w:w="2880"/>
       </w:tblGrid>
       <w:tr>
         <w:tc>
           <w:tcPr>
-            <w:tcW w:type="dxa" w:w="2160"/>
+            <w:tcW w:type="dxa" w:w="2880"/>
           </w:tcPr>
           <w:p>
             <w:r>
@@ -3149,7 +4614,7 @@
         </w:tc>
         <w:tc>
           <w:tcPr>
-            <w:tcW w:type="dxa" w:w="2160"/>
+            <w:tcW w:type="dxa" w:w="2880"/>
           </w:tcPr>
           <w:p>
             <w:r>
@@ -3169,7 +4634,7 @@
         </w:tc>
         <w:tc>
           <w:tcPr>
-            <w:tcW w:type="dxa" w:w="2160"/>
+            <w:tcW w:type="dxa" w:w="2880"/>
           </w:tcPr>
           <w:p>
             <w:r>
@@ -3184,26 +4649,6 @@
                 <w:sz w:val="18"/>
               </w:rPr>
               <w:t>Example actions</w:t>
-            </w:r>
-          </w:p>
-        </w:tc>
-        <w:tc>
-          <w:tcPr>
-            <w:tcW w:type="dxa" w:w="2160"/>
-          </w:tcPr>
-          <w:p>
-            <w:r>
-              <w:rPr>
-                <w:b/>
-                <w:sz w:val="18"/>
-              </w:rPr>
-            </w:r>
-            <w:r>
-              <w:rPr>
-                <w:b/>
-                <w:sz w:val="18"/>
-              </w:rPr>
-              <w:t>Rule</w:t>
             </w:r>
           </w:p>
         </w:tc>
@@ -3211,7 +4656,7 @@
       <w:tr>
         <w:tc>
           <w:tcPr>
-            <w:tcW w:type="dxa" w:w="2160"/>
+            <w:tcW w:type="dxa" w:w="2880"/>
           </w:tcPr>
           <w:p>
             <w:r>
@@ -3229,7 +4674,7 @@
         </w:tc>
         <w:tc>
           <w:tcPr>
-            <w:tcW w:type="dxa" w:w="2160"/>
+            <w:tcW w:type="dxa" w:w="2880"/>
           </w:tcPr>
           <w:p>
             <w:r>
@@ -3247,7 +4692,7 @@
         </w:tc>
         <w:tc>
           <w:tcPr>
-            <w:tcW w:type="dxa" w:w="2160"/>
+            <w:tcW w:type="dxa" w:w="2880"/>
           </w:tcPr>
           <w:p>
             <w:r>
@@ -3260,24 +4705,6 @@
                 <w:sz w:val="18"/>
               </w:rPr>
               <w:t>Read the customer's own policies, claim status, premium status and deadline reminders</w:t>
-            </w:r>
-          </w:p>
-        </w:tc>
-        <w:tc>
-          <w:tcPr>
-            <w:tcW w:type="dxa" w:w="2160"/>
-          </w:tcPr>
-          <w:p>
-            <w:r>
-              <w:rPr>
-                <w:sz w:val="18"/>
-              </w:rPr>
-            </w:r>
-            <w:r>
-              <w:rPr>
-                <w:sz w:val="18"/>
-              </w:rPr>
-              <w:t>Always restricted to the signed-in account</w:t>
             </w:r>
           </w:p>
         </w:tc>
@@ -3285,7 +4712,7 @@
       <w:tr>
         <w:tc>
           <w:tcPr>
-            <w:tcW w:type="dxa" w:w="2160"/>
+            <w:tcW w:type="dxa" w:w="2880"/>
           </w:tcPr>
           <w:p>
             <w:r>
@@ -3303,7 +4730,7 @@
         </w:tc>
         <w:tc>
           <w:tcPr>
-            <w:tcW w:type="dxa" w:w="2160"/>
+            <w:tcW w:type="dxa" w:w="2880"/>
           </w:tcPr>
           <w:p>
             <w:r>
@@ -3321,7 +4748,7 @@
         </w:tc>
         <w:tc>
           <w:tcPr>
-            <w:tcW w:type="dxa" w:w="2160"/>
+            <w:tcW w:type="dxa" w:w="2880"/>
           </w:tcPr>
           <w:p>
             <w:r>
@@ -3333,25 +4760,7 @@
               <w:rPr>
                 <w:sz w:val="18"/>
               </w:rPr>
-              <w:t>Check coverage, compute payer order, draft a claim, prepare a form, draft an appeal</w:t>
-            </w:r>
-          </w:p>
-        </w:tc>
-        <w:tc>
-          <w:tcPr>
-            <w:tcW w:type="dxa" w:w="2160"/>
-          </w:tcPr>
-          <w:p>
-            <w:r>
-              <w:rPr>
-                <w:sz w:val="18"/>
-              </w:rPr>
-            </w:r>
-            <w:r>
-              <w:rPr>
-                <w:sz w:val="18"/>
-              </w:rPr>
-              <w:t>No effect outside the session</w:t>
+              <w:t>Check coverage, compute payer order, draft a claim and its form, draft an appeal</w:t>
             </w:r>
           </w:p>
         </w:tc>
@@ -3359,7 +4768,7 @@
       <w:tr>
         <w:tc>
           <w:tcPr>
-            <w:tcW w:type="dxa" w:w="2160"/>
+            <w:tcW w:type="dxa" w:w="2880"/>
           </w:tcPr>
           <w:p>
             <w:r>
@@ -3377,7 +4786,7 @@
         </w:tc>
         <w:tc>
           <w:tcPr>
-            <w:tcW w:type="dxa" w:w="2160"/>
+            <w:tcW w:type="dxa" w:w="2880"/>
           </w:tcPr>
           <w:p>
             <w:r>
@@ -3395,7 +4804,7 @@
         </w:tc>
         <w:tc>
           <w:tcPr>
-            <w:tcW w:type="dxa" w:w="2160"/>
+            <w:tcW w:type="dxa" w:w="2880"/>
           </w:tcPr>
           <w:p>
             <w:r>
@@ -3407,25 +4816,7 @@
               <w:rPr>
                 <w:sz w:val="18"/>
               </w:rPr>
-              <w:t>File a claim, attach a document to a claim, file an appeal, book a call-back</w:t>
-            </w:r>
-          </w:p>
-        </w:tc>
-        <w:tc>
-          <w:tcPr>
-            <w:tcW w:type="dxa" w:w="2160"/>
-          </w:tcPr>
-          <w:p>
-            <w:r>
-              <w:rPr>
-                <w:sz w:val="18"/>
-              </w:rPr>
-            </w:r>
-            <w:r>
-              <w:rPr>
-                <w:sz w:val="18"/>
-              </w:rPr>
-              <w:t>Runs after the customer taps Confirm. The server issues a single-use token bound to the session, the tool and the exact arguments</w:t>
+              <w:t>File a claim, attach a document, file an appeal, book a call-back</w:t>
             </w:r>
           </w:p>
         </w:tc>
@@ -3433,7 +4824,7 @@
       <w:tr>
         <w:tc>
           <w:tcPr>
-            <w:tcW w:type="dxa" w:w="2160"/>
+            <w:tcW w:type="dxa" w:w="2880"/>
           </w:tcPr>
           <w:p>
             <w:r>
@@ -3451,7 +4842,7 @@
         </w:tc>
         <w:tc>
           <w:tcPr>
-            <w:tcW w:type="dxa" w:w="2160"/>
+            <w:tcW w:type="dxa" w:w="2880"/>
           </w:tcPr>
           <w:p>
             <w:r>
@@ -3469,7 +4860,7 @@
         </w:tc>
         <w:tc>
           <w:tcPr>
-            <w:tcW w:type="dxa" w:w="2160"/>
+            <w:tcW w:type="dxa" w:w="2880"/>
           </w:tcPr>
           <w:p>
             <w:r>
@@ -3482,24 +4873,6 @@
                 <w:sz w:val="18"/>
               </w:rPr>
               <w:t>Change the payout account, change a beneficiary, move money</w:t>
-            </w:r>
-          </w:p>
-        </w:tc>
-        <w:tc>
-          <w:tcPr>
-            <w:tcW w:type="dxa" w:w="2160"/>
-          </w:tcPr>
-          <w:p>
-            <w:r>
-              <w:rPr>
-                <w:sz w:val="18"/>
-              </w:rPr>
-            </w:r>
-            <w:r>
-              <w:rPr>
-                <w:sz w:val="18"/>
-              </w:rPr>
-              <w:t>No tool executes it. The agent opens a ticket for a person at the insurer, who verifies identity through a separate channel</w:t>
             </w:r>
           </w:p>
         </w:tc>
@@ -3522,6 +4895,14 @@
         <w:t>4.2 Threat model</w:t>
       </w:r>
     </w:p>
+    <w:p>
+      <w:r>
+        <w:rPr>
+          <w:b/>
+        </w:rPr>
+        <w:t>Table 11. Threats, controls and test results</w:t>
+      </w:r>
+    </w:p>
     <w:tbl>
       <w:tblPr>
         <w:tblStyle w:val="TableGrid"/>
@@ -3649,7 +5030,7 @@
               <w:rPr>
                 <w:sz w:val="18"/>
               </w:rPr>
-              <w:t>Hidden instructions in a hospital receipt, such as white text asking to approve the claim</w:t>
+              <w:t>Hidden white text in a receipt asking to approve the claim</w:t>
             </w:r>
           </w:p>
         </w:tc>
@@ -3667,7 +5048,7 @@
               <w:rPr>
                 <w:sz w:val="18"/>
               </w:rPr>
-              <w:t>Hidden-text scanner, a quarantined extractor with no tools, untrusted labels on document text, handle-only T2 arguments</w:t>
+              <w:t>Hidden-text scanner, quarantined Document Reader Agent, untrusted labels, handle-only T2 arguments</w:t>
             </w:r>
           </w:p>
         </w:tc>
@@ -3723,7 +5104,7 @@
               <w:rPr>
                 <w:sz w:val="18"/>
               </w:rPr>
-              <w:t>Asking for another customer's policies or claims, or for system internals</w:t>
+              <w:t>Asking for another customer's data or for system internals</w:t>
             </w:r>
           </w:p>
         </w:tc>
@@ -3741,7 +5122,7 @@
               <w:rPr>
                 <w:sz w:val="18"/>
               </w:rPr>
-              <w:t>Account isolation on every route, row-level security in the database, output filtering for account and identity numbers, removal of personal data before a document reaches the model</w:t>
+              <w:t>Account isolation, row-level security, filtering of account and identity numbers, removal of personal data before a document reaches the model</w:t>
             </w:r>
           </w:p>
         </w:tc>
@@ -3759,7 +5140,7 @@
               <w:rPr>
                 <w:sz w:val="18"/>
               </w:rPr>
-              <w:t>A second account gets a refusal or an empty list for the first account's uploads, chats and claims. Every attempt is recorded in the audit log</w:t>
+              <w:t>Other accounts get a refusal or an empty list. Every attempt is recorded in the audit log</w:t>
             </w:r>
           </w:p>
         </w:tc>
@@ -3797,7 +5178,7 @@
               <w:rPr>
                 <w:sz w:val="18"/>
               </w:rPr>
-              <w:t>Filing a claim without confirmation, changing a bank account with an urgent excuse</w:t>
+              <w:t>Filing a claim without confirmation or changing a bank account with an urgent excuse</w:t>
             </w:r>
           </w:p>
         </w:tc>
@@ -3815,7 +5196,7 @@
               <w:rPr>
                 <w:sz w:val="18"/>
               </w:rPr>
-              <w:t>Single-use confirmation tokens, no T3 tools, per-session action limits, a circuit breaker, a halt switch at the insurer's desk</w:t>
+              <w:t>Single-use confirmation tokens, no T3 tools, per-session action limits, a halt switch</w:t>
             </w:r>
           </w:p>
         </w:tc>
@@ -3833,7 +5214,7 @@
               <w:rPr>
                 <w:sz w:val="18"/>
               </w:rPr>
-              <w:t>Attacks without confirmation and account-change requests produced no effect</w:t>
+              <w:t>No submission or account change took place</w:t>
             </w:r>
           </w:p>
         </w:tc>
@@ -3889,7 +5270,7 @@
               <w:rPr>
                 <w:sz w:val="18"/>
               </w:rPr>
-              <w:t>Verdicts from the rules engine, a number and date check on replies, exact clause quotes, an indicative label</w:t>
+              <w:t>Verdicts from the rules engine, a number and date check, exact clause quotes, an indicative label</w:t>
             </w:r>
           </w:p>
         </w:tc>
@@ -3907,7 +5288,7 @@
               <w:rPr>
                 <w:sz w:val="18"/>
               </w:rPr>
-              <w:t>1.4% invented denials on the benchmark. Replies that state values outside the engine's results are rejected before they are shown</w:t>
+              <w:t>1.4% invented denials on the benchmark. Replies with values outside the engine's results are not shown</w:t>
             </w:r>
           </w:p>
         </w:tc>
@@ -3926,6 +5307,9 @@
       </w:r>
     </w:p>
     <w:p>
+      <w:pPr>
+        <w:pStyle w:val="ListNumber"/>
+      </w:pPr>
       <w:r>
         <w:rPr>
           <w:b/>
@@ -3933,10 +5317,13 @@
         <w:t>Transaction limits.</w:t>
       </w:r>
       <w:r>
-        <w:t xml:space="preserve"> A claim amount cap of IDR 100,000,000 per submission. At most three T2 actions and 60 tool calls per session. One T3 ticket per 24 hours. A session stops automatically after three permission denials.</w:t>
+        <w:t xml:space="preserve"> A claim cap of IDR 100,000,000 per submission, at most three T2 actions and 60 tool calls per session, one T3 ticket per 24 hours, and an automatic stop after three permission denials.</w:t>
       </w:r>
     </w:p>
     <w:p>
+      <w:pPr>
+        <w:pStyle w:val="ListNumber"/>
+      </w:pPr>
       <w:r>
         <w:rPr>
           <w:b/>
@@ -3944,10 +5331,13 @@
         <w:t>Audit log.</w:t>
       </w:r>
       <w:r>
-        <w:t xml:space="preserve"> Every message, plan, tool call, permission decision and reply is recorded in a hash chain. Each record carries the hash of the previous record, so a change to any record is detected on verification.</w:t>
+        <w:t xml:space="preserve"> Every message, plan, tool call, permission decision and reply is recorded in a hash chain, so a change to any record is detected on verification.</w:t>
       </w:r>
     </w:p>
     <w:p>
+      <w:pPr>
+        <w:pStyle w:val="ListNumber"/>
+      </w:pPr>
       <w:r>
         <w:rPr>
           <w:b/>
@@ -3955,10 +5345,13 @@
         <w:t>Human in the loop.</w:t>
       </w:r>
       <w:r>
-        <w:t xml:space="preserve"> The customer confirms every submission. A person at the insurer decides every claim at the claims desk. The insurer holds a halt switch that stops every agent action for every customer.</w:t>
+        <w:t xml:space="preserve"> The customer confirms every submission. Insurer staff decide every claim. The insurer holds a halt switch that stops every agent action.</w:t>
       </w:r>
     </w:p>
     <w:p>
+      <w:pPr>
+        <w:pStyle w:val="ListNumber"/>
+      </w:pPr>
       <w:r>
         <w:rPr>
           <w:b/>
@@ -3966,10 +5359,13 @@
         <w:t>Data privacy.</w:t>
       </w:r>
       <w:r>
-        <w:t xml:space="preserve"> National ID numbers, bank account numbers, card numbers, phone numbers, dates of birth and personal names are removed locally before a document is sent to the model. If any personal data remains, the model call is blocked. Customers sign in with a confirmed email, and each account's data is isolated.</w:t>
+        <w:t xml:space="preserve"> National ID numbers, bank account numbers, card numbers, phone numbers, dates of birth and personal names are removed locally before a document is sent to the model. Every account is isolated.</w:t>
       </w:r>
     </w:p>
     <w:p>
+      <w:pPr>
+        <w:pStyle w:val="ListNumber"/>
+      </w:pPr>
       <w:r>
         <w:rPr>
           <w:b/>
@@ -3977,12 +5373,12 @@
         <w:t>Regulatory compliance.</w:t>
       </w:r>
       <w:r>
-        <w:t xml:space="preserve"> Every answer is marked indicative and states that the policy wording prevails. After a rejection, the agent gives the official complaint route (the insurer's complaint unit, OJK contact 157 and the financial services dispute resolution body LAPS SJK). Identity verification (KYC) for sensitive changes is done by the insurer through a separate channel. The agent does not move funds, so AML screening stays with the insurer.</w:t>
+        <w:t xml:space="preserve"> Every answer is marked indicative. After a rejection, the agent gives the official complaint route (the insurer's complaint unit, OJK contact 157 and LAPS SJK). Identity verification (KYC) for sensitive changes is done by the insurer through a separate channel. The agent does not move funds, so AML screening stays with the insurer.</w:t>
       </w:r>
     </w:p>
     <w:p>
       <w:r>
-        <w:t>This topic does not use a blockchain, so key management, signing policy and transaction simulation for Topic F do not apply.</w:t>
+        <w:t>Topic D does not use a blockchain, so key management, signing policy and transaction simulation for Topic F do not apply.</w:t>
       </w:r>
     </w:p>
     <w:p>
@@ -4007,6 +5403,19 @@
         <w:t>5.1 Difference from existing solutions</w:t>
       </w:r>
     </w:p>
+    <w:p>
+      <w:r>
+        <w:t>Table 12 compares ClauseGuard with three kinds of solutions already available to customers.</w:t>
+      </w:r>
+    </w:p>
+    <w:p>
+      <w:r>
+        <w:rPr>
+          <w:b/>
+        </w:rPr>
+        <w:t>Table 12. Comparison with existing solutions</w:t>
+      </w:r>
+    </w:p>
     <w:tbl>
       <w:tblPr>
         <w:tblStyle w:val="TableGrid"/>
@@ -4137,7 +5546,7 @@
               <w:rPr>
                 <w:sz w:val="18"/>
               </w:rPr>
-              <w:t>Reads all of a customer's policies from different insurers together</w:t>
+              <w:t>Reads all policies from different insurers</w:t>
             </w:r>
           </w:p>
         </w:tc>
@@ -4155,7 +5564,7 @@
               <w:rPr>
                 <w:sz w:val="18"/>
               </w:rPr>
-              <w:t>Own products only</w:t>
+              <w:t>Own products</w:t>
             </w:r>
           </w:p>
         </w:tc>
@@ -4173,7 +5582,7 @@
               <w:rPr>
                 <w:sz w:val="18"/>
               </w:rPr>
-              <w:t>When uploaded, with no fixed rules</w:t>
+              <w:t>When uploaded</w:t>
             </w:r>
           </w:p>
         </w:tc>
@@ -4229,7 +5638,7 @@
               <w:rPr>
                 <w:sz w:val="18"/>
               </w:rPr>
-              <w:t>Coverage verdict with the deciding clause quoted</w:t>
+              <w:t>Verdict with the deciding clause quoted</w:t>
             </w:r>
           </w:p>
         </w:tc>
@@ -4301,7 +5710,7 @@
               <w:rPr>
                 <w:sz w:val="18"/>
               </w:rPr>
-              <w:t>Yes, computed by the rules engine</w:t>
+              <w:t>Yes</w:t>
             </w:r>
           </w:p>
         </w:tc>
@@ -4321,7 +5730,7 @@
               <w:rPr>
                 <w:sz w:val="18"/>
               </w:rPr>
-              <w:t>Payer order across policies, including BPJS and Jasa Raharja</w:t>
+              <w:t>Payer order including BPJS and Jasa Raharja</w:t>
             </w:r>
           </w:p>
         </w:tc>
@@ -4413,7 +5822,7 @@
               <w:rPr>
                 <w:sz w:val="18"/>
               </w:rPr>
-              <w:t>Fills in the insurer's own claim form from documents</w:t>
+              <w:t>Fills in the insurer's claim form from documents</w:t>
             </w:r>
           </w:p>
         </w:tc>
@@ -4505,7 +5914,7 @@
               <w:rPr>
                 <w:sz w:val="18"/>
               </w:rPr>
-              <w:t>Files a claim with confirmation and receives the decision in the chat</w:t>
+              <w:t>Files a claim and receives the decision in the chat</w:t>
             </w:r>
           </w:p>
         </w:tc>
@@ -4597,7 +6006,7 @@
               <w:rPr>
                 <w:sz w:val="18"/>
               </w:rPr>
-              <w:t>Checks whether a rejection has grounds for appeal</w:t>
+              <w:t>Checks grounds for appeal</w:t>
             </w:r>
           </w:p>
         </w:tc>
@@ -4669,7 +6078,7 @@
               <w:rPr>
                 <w:sz w:val="18"/>
               </w:rPr>
-              <w:t>Yes, with the clause</w:t>
+              <w:t>Yes</w:t>
             </w:r>
           </w:p>
         </w:tc>
@@ -4770,7 +6179,7 @@
     <w:p/>
     <w:p>
       <w:r>
-        <w:t>The core innovation is to treat an insurance policy as a program of rules. The language model understands the conversation and the documents. The rules engine computes what the customer is owed. Every answer can be proven with a clause.</w:t>
+        <w:t>The core innovation of ClauseGuard is to treat an insurance policy as a program of rules. The language model understands the conversation and the documents. The rules engine computes what the customer is owed. Every answer can be proven with a clause.</w:t>
       </w:r>
     </w:p>
     <w:p>
@@ -4795,7 +6204,7 @@
         <w:t>Everyday language.</w:t>
       </w:r>
       <w:r>
-        <w:t xml:space="preserve"> Customers write in Indonesian, English or a mix, including abbreviations and typos. The agent replies in the same language.</w:t>
+        <w:t xml:space="preserve"> Customers can write in Indonesian, English or a mix, including abbreviations and typos.</w:t>
       </w:r>
     </w:p>
     <w:p>
@@ -4806,7 +6215,7 @@
         <w:rPr>
           <w:b/>
         </w:rPr>
-        <w:t>One question only.</w:t>
+        <w:t>One question.</w:t>
       </w:r>
       <w:r>
         <w:t xml:space="preserve"> The agent asks only when the answer would change, with quick-reply buttons.</w:t>
@@ -4823,7 +6232,7 @@
         <w:t>Evidence cards.</w:t>
       </w:r>
       <w:r>
-        <w:t xml:space="preserve"> Verdicts per policy, clause quotes, payer order, claim readiness and the content of each document appear as cards. For follow-up questions the cards fold so the conversation stays short.</w:t>
+        <w:t xml:space="preserve"> Verdicts, clause quotes, payer order, claim readiness and document contents appear as cards that can be opened.</w:t>
       </w:r>
     </w:p>
     <w:p>
@@ -4837,7 +6246,7 @@
         <w:t>Correctable form.</w:t>
       </w:r>
       <w:r>
-        <w:t xml:space="preserve"> The claim form is shown before it is sent. The customer can change fields such as the hospital name or a date, and the form is rebuilt.</w:t>
+        <w:t xml:space="preserve"> The claim form is shown before it is sent and every field can be changed.</w:t>
       </w:r>
     </w:p>
     <w:p>
@@ -4865,7 +6274,7 @@
         <w:t>Proactive news.</w:t>
       </w:r>
       <w:r>
-        <w:t xml:space="preserve"> The insurer's decision appears in the chat without being asked for, with an explanation and the next step.</w:t>
+        <w:t xml:space="preserve"> The insurer's decision appears in the chat with an explanation and the next step.</w:t>
       </w:r>
     </w:p>
     <w:p>
@@ -4895,7 +6304,15 @@
     </w:p>
     <w:p>
       <w:r>
-        <w:t>This list is consistent with the risk register in the Security Self-Assessment. The K numbers refer to that document.</w:t>
+        <w:t>The list below is consistent with the risk register in the Security Self-Assessment. The K numbers refer to that document.</w:t>
+      </w:r>
+    </w:p>
+    <w:p>
+      <w:r>
+        <w:rPr>
+          <w:b/>
+        </w:rPr>
+        <w:t>Table 13. Limitations and known risks</w:t>
       </w:r>
     </w:p>
     <w:tbl>
@@ -4947,7 +6364,7 @@
                 <w:b/>
                 <w:sz w:val="18"/>
               </w:rPr>
-              <w:t>Limitation or risk</w:t>
+              <w:t>Risk</w:t>
             </w:r>
           </w:p>
         </w:tc>
@@ -4987,7 +6404,7 @@
                 <w:b/>
                 <w:sz w:val="18"/>
               </w:rPr>
-              <w:t>Current handling</w:t>
+              <w:t>Handling</w:t>
             </w:r>
           </w:p>
         </w:tc>
@@ -5025,7 +6442,7 @@
               <w:rPr>
                 <w:sz w:val="18"/>
               </w:rPr>
-              <w:t>The extractor is a model and can misread a value inside the schema. On the benchmark, extracted rules score 7 points below gold rules</w:t>
+              <w:t>The Document Reader Agent can misread a value. Extracted rules score 7 points below the benchmark's reference rules</w:t>
             </w:r>
           </w:p>
         </w:tc>
@@ -5061,7 +6478,7 @@
               <w:rPr>
                 <w:sz w:val="18"/>
               </w:rPr>
-              <w:t>Cross-checks of totals and line items, an unverified label, and the customer reviews values from documents before sending</w:t>
+              <w:t>Cross-checks, an unverified label, and the customer reviews values before sending</w:t>
             </w:r>
           </w:p>
         </w:tc>
@@ -5135,7 +6552,7 @@
               <w:rPr>
                 <w:sz w:val="18"/>
               </w:rPr>
-              <w:t>Verdicts from the rules engine, a number check on replies, an indicative label</w:t>
+              <w:t>Verdicts from the rules engine, a number check, an indicative label</w:t>
             </w:r>
           </w:p>
         </w:tc>
@@ -5173,7 +6590,7 @@
               <w:rPr>
                 <w:sz w:val="18"/>
               </w:rPr>
-              <w:t>Text drawn inside an image is not detected as hidden text (0 of 20)</w:t>
+              <w:t>Text drawn inside an image is not detected (0 of 20)</w:t>
             </w:r>
           </w:p>
         </w:tc>
@@ -5209,7 +6626,7 @@
               <w:rPr>
                 <w:sz w:val="18"/>
               </w:rPr>
-              <w:t>Typed extractor output, untrusted labels that block T2</w:t>
+              <w:t>Typed output and untrusted labels block T2</w:t>
             </w:r>
           </w:p>
         </w:tc>
@@ -5469,7 +6886,7 @@
               <w:rPr>
                 <w:sz w:val="18"/>
               </w:rPr>
-              <w:t>Dependence on a hosted model service and its quota</w:t>
+              <w:t>Dependence on the model service and its quota</w:t>
             </w:r>
           </w:p>
         </w:tc>
@@ -5505,7 +6922,7 @@
               <w:rPr>
                 <w:sz w:val="18"/>
               </w:rPr>
-              <w:t>Key rotation, a plain notice to the customer, and the option to use the customer's own key</w:t>
+              <w:t>Key rotation, a notice to the customer, and the option to use the customer's own key</w:t>
             </w:r>
           </w:p>
         </w:tc>
@@ -5543,7 +6960,7 @@
               <w:rPr>
                 <w:sz w:val="18"/>
               </w:rPr>
-              <w:t>Test sets are small and written by the team. The blind question batch for the model-free mode passed 3 of 14</w:t>
+              <w:t>Test sets are small and written by the team</w:t>
             </w:r>
           </w:p>
         </w:tc>
@@ -5617,7 +7034,7 @@
               <w:rPr>
                 <w:sz w:val="18"/>
               </w:rPr>
-              <w:t>Session working memory ends when the server restarts</w:t>
+              <w:t>Session memory ends when the server restarts</w:t>
             </w:r>
           </w:p>
         </w:tc>
@@ -5653,7 +7070,7 @@
               <w:rPr>
                 <w:sz w:val="18"/>
               </w:rPr>
-              <w:t>Chat history is stored, and the customer is told and asked to restate the situation</w:t>
+              <w:t>Chat history is stored and the customer is asked to restate the situation</w:t>
             </w:r>
           </w:p>
         </w:tc>
@@ -5667,7 +7084,7 @@
     </w:p>
     <w:p>
       <w:pPr>
-        <w:pStyle w:val="ListBullet"/>
+        <w:pStyle w:val="ListNumber"/>
       </w:pPr>
       <w:r>
         <w:t>The public benchmark covers life insurance only. Indonesian products are tested on hand-verified sandbox policies.</w:t>
@@ -5675,23 +7092,23 @@
     </w:p>
     <w:p>
       <w:pPr>
-        <w:pStyle w:val="ListBullet"/>
+        <w:pStyle w:val="ListNumber"/>
       </w:pPr>
       <w:r>
-        <w:t>The rules engine covers coverage, exclusion, period, rider and termination questions. 24 of 58 benchmark scenarios (dividends, investment-linked caps, estate planning) are outside its scope.</w:t>
+        <w:t>24 of 58 benchmark scenarios, such as dividends and estate planning, are outside the scope of the rules engine.</w:t>
       </w:r>
     </w:p>
     <w:p>
       <w:pPr>
-        <w:pStyle w:val="ListBullet"/>
+        <w:pStyle w:val="ListNumber"/>
       </w:pPr>
       <w:r>
-        <w:t>Amounts and payer rules for BPJS Kesehatan and Jasa Raharja are modelled from public regulation and marked to be verified with the payer. INA-CBG tariff grouping is not implemented.</w:t>
+        <w:t>BPJS Kesehatan and Jasa Raharja rules are modelled from public regulation. INA-CBG tariff grouping is not implemented.</w:t>
       </w:r>
     </w:p>
     <w:p>
       <w:pPr>
-        <w:pStyle w:val="ListBullet"/>
+        <w:pStyle w:val="ListNumber"/>
       </w:pPr>
       <w:r>
         <w:t>A claim that has been filed cannot be amended directly. A fixable rejection is followed by a new submission after the customer confirms.</w:t>
@@ -5710,7 +7127,7 @@
     </w:p>
     <w:p>
       <w:pPr>
-        <w:pStyle w:val="ListBullet"/>
+        <w:pStyle w:val="ListNumber"/>
       </w:pPr>
       <w:r>
         <w:t>Mridul, Kapa and Seneviratne (2026). A benchmark for gap and overlap analysis of insurance contracts. arXiv:2604.10853.</w:t>
@@ -5718,7 +7135,7 @@
     </w:p>
     <w:p>
       <w:pPr>
-        <w:pStyle w:val="ListBullet"/>
+        <w:pStyle w:val="ListNumber"/>
       </w:pPr>
       <w:r>
         <w:t>Debenedetti et al. (2025). CaMeL: defeating prompt injections by design. arXiv:2503.18813.</w:t>
@@ -5726,15 +7143,15 @@
     </w:p>
     <w:p>
       <w:pPr>
-        <w:pStyle w:val="ListBullet"/>
+        <w:pStyle w:val="ListNumber"/>
       </w:pPr>
       <w:r>
-        <w:t>Wachter, Mittelstadt and Russell (2017). Ustun, Spangher and Liu (2019). Counterfactual explanations and algorithmic recourse.</w:t>
+        <w:t>Wachter, Mittelstadt and Russell (2017). Counterfactual explanations without opening the black box.</w:t>
       </w:r>
     </w:p>
     <w:p>
       <w:pPr>
-        <w:pStyle w:val="ListBullet"/>
+        <w:pStyle w:val="ListNumber"/>
       </w:pPr>
       <w:r>
         <w:t>OWASP Top 10 for Agentic Applications (2026).</w:t>
@@ -5742,7 +7159,7 @@
     </w:p>
     <w:p>
       <w:pPr>
-        <w:pStyle w:val="ListBullet"/>
+        <w:pStyle w:val="ListNumber"/>
       </w:pPr>
       <w:r>
         <w:t>KFF (2025). HealthCare.gov insurers denied nearly 1 in 5 in-network claims in 2023.</w:t>
@@ -5750,7 +7167,7 @@
     </w:p>
     <w:p>
       <w:pPr>
-        <w:pStyle w:val="ListBullet"/>
+        <w:pStyle w:val="ListNumber"/>
       </w:pPr>
       <w:r>
         <w:t>OJK (2023). Claim difficulty is the most reported insurance complaint.</w:t>

--- a/SUBMISSION/1_Technical_Documentation.docx
+++ b/SUBMISSION/1_Technical_Documentation.docx
@@ -1313,6 +1313,852 @@
     <w:p/>
     <w:p>
       <w:pPr>
+        <w:pStyle w:val="Heading2"/>
+      </w:pPr>
+      <w:r>
+        <w:rPr>
+          <w:color w:val="14213D"/>
+        </w:rPr>
+        <w:t>1.4 Analysis of existing products</w:t>
+      </w:r>
+    </w:p>
+    <w:p>
+      <w:r>
+        <w:t>ClauseGuard is built for a real case: Indonesian households that hold several policies from different insurers. The same customers already know insurer virtual assistants, digital insurers and product comparison sites. Figure 1 shows the products we reviewed and Table 5 compares their capabilities.</w:t>
+      </w:r>
+    </w:p>
+    <w:p>
+      <w:r>
+        <w:t>The comparison uses public information we found, with the year of each source. We did not test these products ourselves. A cell that says "Not found" means the sources we checked do not mention the capability.</w:t>
+      </w:r>
+    </w:p>
+    <w:p>
+      <w:pPr>
+        <w:jc w:val="center"/>
+      </w:pPr>
+      <w:r>
+        <w:drawing>
+          <wp:inline xmlns:a="http://schemas.openxmlformats.org/drawingml/2006/main" xmlns:pic="http://schemas.openxmlformats.org/drawingml/2006/picture">
+            <wp:extent cx="5760720" cy="1488999"/>
+            <wp:docPr id="1" name="Picture 1"/>
+            <wp:cNvGraphicFramePr>
+              <a:graphicFrameLocks noChangeAspect="1"/>
+            </wp:cNvGraphicFramePr>
+            <a:graphic>
+              <a:graphicData uri="http://schemas.openxmlformats.org/drawingml/2006/picture">
+                <pic:pic>
+                  <pic:nvPicPr>
+                    <pic:cNvPr id="0" name="competitors_en.png"/>
+                    <pic:cNvPicPr/>
+                  </pic:nvPicPr>
+                  <pic:blipFill>
+                    <a:blip r:embed="rId9"/>
+                    <a:stretch>
+                      <a:fillRect/>
+                    </a:stretch>
+                  </pic:blipFill>
+                  <pic:spPr>
+                    <a:xfrm>
+                      <a:off x="0" y="0"/>
+                      <a:ext cx="5760720" cy="1488999"/>
+                    </a:xfrm>
+                    <a:prstGeom prst="rect"/>
+                  </pic:spPr>
+                </pic:pic>
+              </a:graphicData>
+            </a:graphic>
+          </wp:inline>
+        </w:drawing>
+      </w:r>
+    </w:p>
+    <w:p>
+      <w:pPr>
+        <w:jc w:val="center"/>
+      </w:pPr>
+      <w:r>
+        <w:rPr>
+          <w:i/>
+          <w:sz w:val="18"/>
+        </w:rPr>
+        <w:t>Figure 1. Products and services used for comparison</w:t>
+      </w:r>
+    </w:p>
+    <w:p>
+      <w:r>
+        <w:rPr>
+          <w:b/>
+        </w:rPr>
+        <w:t>Table 5. Capability comparison with existing products</w:t>
+      </w:r>
+    </w:p>
+    <w:tbl>
+      <w:tblPr>
+        <w:tblStyle w:val="TableGrid"/>
+        <w:tblW w:type="auto" w:w="0"/>
+        <w:tblLook w:firstColumn="1" w:firstRow="1" w:lastColumn="0" w:lastRow="0" w:noHBand="0" w:noVBand="1" w:val="04A0"/>
+      </w:tblPr>
+      <w:tblGrid>
+        <w:gridCol w:w="1728"/>
+        <w:gridCol w:w="1728"/>
+        <w:gridCol w:w="1728"/>
+        <w:gridCol w:w="1728"/>
+        <w:gridCol w:w="1728"/>
+      </w:tblGrid>
+      <w:tr>
+        <w:tc>
+          <w:tcPr>
+            <w:tcW w:type="dxa" w:w="1728"/>
+          </w:tcPr>
+          <w:p>
+            <w:r>
+              <w:rPr>
+                <w:b/>
+                <w:sz w:val="18"/>
+              </w:rPr>
+            </w:r>
+            <w:r>
+              <w:rPr>
+                <w:b/>
+                <w:sz w:val="18"/>
+              </w:rPr>
+              <w:t>Capability</w:t>
+            </w:r>
+          </w:p>
+        </w:tc>
+        <w:tc>
+          <w:tcPr>
+            <w:tcW w:type="dxa" w:w="1728"/>
+          </w:tcPr>
+          <w:p>
+            <w:r>
+              <w:rPr>
+                <w:b/>
+                <w:sz w:val="18"/>
+              </w:rPr>
+            </w:r>
+            <w:r>
+              <w:rPr>
+                <w:b/>
+                <w:sz w:val="18"/>
+              </w:rPr>
+              <w:t>Insurer virtual assistants</w:t>
+            </w:r>
+          </w:p>
+        </w:tc>
+        <w:tc>
+          <w:tcPr>
+            <w:tcW w:type="dxa" w:w="1728"/>
+          </w:tcPr>
+          <w:p>
+            <w:r>
+              <w:rPr>
+                <w:b/>
+                <w:sz w:val="18"/>
+              </w:rPr>
+            </w:r>
+            <w:r>
+              <w:rPr>
+                <w:b/>
+                <w:sz w:val="18"/>
+              </w:rPr>
+              <w:t>Lemonade</w:t>
+            </w:r>
+          </w:p>
+        </w:tc>
+        <w:tc>
+          <w:tcPr>
+            <w:tcW w:type="dxa" w:w="1728"/>
+          </w:tcPr>
+          <w:p>
+            <w:r>
+              <w:rPr>
+                <w:b/>
+                <w:sz w:val="18"/>
+              </w:rPr>
+            </w:r>
+            <w:r>
+              <w:rPr>
+                <w:b/>
+                <w:sz w:val="18"/>
+              </w:rPr>
+              <w:t>Insurance marketplaces</w:t>
+            </w:r>
+          </w:p>
+        </w:tc>
+        <w:tc>
+          <w:tcPr>
+            <w:tcW w:type="dxa" w:w="1728"/>
+          </w:tcPr>
+          <w:p>
+            <w:r>
+              <w:rPr>
+                <w:b/>
+                <w:sz w:val="18"/>
+              </w:rPr>
+            </w:r>
+            <w:r>
+              <w:rPr>
+                <w:b/>
+                <w:sz w:val="18"/>
+              </w:rPr>
+              <w:t>ClauseGuard</w:t>
+            </w:r>
+          </w:p>
+        </w:tc>
+      </w:tr>
+      <w:tr>
+        <w:tc>
+          <w:tcPr>
+            <w:tcW w:type="dxa" w:w="1728"/>
+          </w:tcPr>
+          <w:p>
+            <w:r>
+              <w:rPr>
+                <w:sz w:val="18"/>
+              </w:rPr>
+            </w:r>
+            <w:r>
+              <w:rPr>
+                <w:sz w:val="18"/>
+              </w:rPr>
+              <w:t>Service focus</w:t>
+            </w:r>
+          </w:p>
+        </w:tc>
+        <w:tc>
+          <w:tcPr>
+            <w:tcW w:type="dxa" w:w="1728"/>
+          </w:tcPr>
+          <w:p>
+            <w:r>
+              <w:rPr>
+                <w:sz w:val="18"/>
+              </w:rPr>
+            </w:r>
+            <w:r>
+              <w:rPr>
+                <w:sz w:val="18"/>
+              </w:rPr>
+              <w:t>Round-the-clock answers, premium simulation and claims by message or app (2017 to 2020)</w:t>
+            </w:r>
+          </w:p>
+        </w:tc>
+        <w:tc>
+          <w:tcPr>
+            <w:tcW w:type="dxa" w:w="1728"/>
+          </w:tcPr>
+          <w:p>
+            <w:r>
+              <w:rPr>
+                <w:sz w:val="18"/>
+              </w:rPr>
+            </w:r>
+            <w:r>
+              <w:rPr>
+                <w:sz w:val="18"/>
+              </w:rPr>
+              <w:t>Takes the first notice of loss and builds policies through conversation. According to its CEO, AI Jim takes the first notice of loss in 96% of cases (2023)</w:t>
+            </w:r>
+          </w:p>
+        </w:tc>
+        <w:tc>
+          <w:tcPr>
+            <w:tcW w:type="dxa" w:w="1728"/>
+          </w:tcPr>
+          <w:p>
+            <w:r>
+              <w:rPr>
+                <w:sz w:val="18"/>
+              </w:rPr>
+            </w:r>
+            <w:r>
+              <w:rPr>
+                <w:sz w:val="18"/>
+              </w:rPr>
+              <w:t>Compares and sells products. PasarPolis stresses microinsurance from purchase to claim</w:t>
+            </w:r>
+          </w:p>
+        </w:tc>
+        <w:tc>
+          <w:tcPr>
+            <w:tcW w:type="dxa" w:w="1728"/>
+          </w:tcPr>
+          <w:p>
+            <w:r>
+              <w:rPr>
+                <w:sz w:val="18"/>
+              </w:rPr>
+            </w:r>
+            <w:r>
+              <w:rPr>
+                <w:sz w:val="18"/>
+              </w:rPr>
+              <w:t>Understands the policies a customer already holds and handles the claim through to the decision</w:t>
+            </w:r>
+          </w:p>
+        </w:tc>
+      </w:tr>
+      <w:tr>
+        <w:tc>
+          <w:tcPr>
+            <w:tcW w:type="dxa" w:w="1728"/>
+          </w:tcPr>
+          <w:p>
+            <w:r>
+              <w:rPr>
+                <w:sz w:val="18"/>
+              </w:rPr>
+            </w:r>
+            <w:r>
+              <w:rPr>
+                <w:sz w:val="18"/>
+              </w:rPr>
+              <w:t>Policies read</w:t>
+            </w:r>
+          </w:p>
+        </w:tc>
+        <w:tc>
+          <w:tcPr>
+            <w:tcW w:type="dxa" w:w="1728"/>
+          </w:tcPr>
+          <w:p>
+            <w:r>
+              <w:rPr>
+                <w:sz w:val="18"/>
+              </w:rPr>
+            </w:r>
+            <w:r>
+              <w:rPr>
+                <w:sz w:val="18"/>
+              </w:rPr>
+              <w:t>The insurer's own products</w:t>
+            </w:r>
+          </w:p>
+        </w:tc>
+        <w:tc>
+          <w:tcPr>
+            <w:tcW w:type="dxa" w:w="1728"/>
+          </w:tcPr>
+          <w:p>
+            <w:r>
+              <w:rPr>
+                <w:sz w:val="18"/>
+              </w:rPr>
+            </w:r>
+            <w:r>
+              <w:rPr>
+                <w:sz w:val="18"/>
+              </w:rPr>
+              <w:t>Lemonade's own products</w:t>
+            </w:r>
+          </w:p>
+        </w:tc>
+        <w:tc>
+          <w:tcPr>
+            <w:tcW w:type="dxa" w:w="1728"/>
+          </w:tcPr>
+          <w:p>
+            <w:r>
+              <w:rPr>
+                <w:sz w:val="18"/>
+              </w:rPr>
+            </w:r>
+            <w:r>
+              <w:rPr>
+                <w:sz w:val="18"/>
+              </w:rPr>
+              <w:t>Products to be bought</w:t>
+            </w:r>
+          </w:p>
+        </w:tc>
+        <w:tc>
+          <w:tcPr>
+            <w:tcW w:type="dxa" w:w="1728"/>
+          </w:tcPr>
+          <w:p>
+            <w:r>
+              <w:rPr>
+                <w:sz w:val="18"/>
+              </w:rPr>
+            </w:r>
+            <w:r>
+              <w:rPr>
+                <w:sz w:val="18"/>
+              </w:rPr>
+              <w:t>Policies from many insurers that the customer already holds, including BPJS Kesehatan and Jasa Raharja</w:t>
+            </w:r>
+          </w:p>
+        </w:tc>
+      </w:tr>
+      <w:tr>
+        <w:tc>
+          <w:tcPr>
+            <w:tcW w:type="dxa" w:w="1728"/>
+          </w:tcPr>
+          <w:p>
+            <w:r>
+              <w:rPr>
+                <w:sz w:val="18"/>
+              </w:rPr>
+            </w:r>
+            <w:r>
+              <w:rPr>
+                <w:sz w:val="18"/>
+              </w:rPr>
+              <w:t>Verdict with the deciding clause quoted</w:t>
+            </w:r>
+          </w:p>
+        </w:tc>
+        <w:tc>
+          <w:tcPr>
+            <w:tcW w:type="dxa" w:w="1728"/>
+          </w:tcPr>
+          <w:p>
+            <w:r>
+              <w:rPr>
+                <w:sz w:val="18"/>
+              </w:rPr>
+            </w:r>
+            <w:r>
+              <w:rPr>
+                <w:sz w:val="18"/>
+              </w:rPr>
+              <w:t>Not found</w:t>
+            </w:r>
+          </w:p>
+        </w:tc>
+        <w:tc>
+          <w:tcPr>
+            <w:tcW w:type="dxa" w:w="1728"/>
+          </w:tcPr>
+          <w:p>
+            <w:r>
+              <w:rPr>
+                <w:sz w:val="18"/>
+              </w:rPr>
+            </w:r>
+            <w:r>
+              <w:rPr>
+                <w:sz w:val="18"/>
+              </w:rPr>
+              <w:t>Not found</w:t>
+            </w:r>
+          </w:p>
+        </w:tc>
+        <w:tc>
+          <w:tcPr>
+            <w:tcW w:type="dxa" w:w="1728"/>
+          </w:tcPr>
+          <w:p>
+            <w:r>
+              <w:rPr>
+                <w:sz w:val="18"/>
+              </w:rPr>
+            </w:r>
+            <w:r>
+              <w:rPr>
+                <w:sz w:val="18"/>
+              </w:rPr>
+              <w:t>Not found</w:t>
+            </w:r>
+          </w:p>
+        </w:tc>
+        <w:tc>
+          <w:tcPr>
+            <w:tcW w:type="dxa" w:w="1728"/>
+          </w:tcPr>
+          <w:p>
+            <w:r>
+              <w:rPr>
+                <w:sz w:val="18"/>
+              </w:rPr>
+            </w:r>
+            <w:r>
+              <w:rPr>
+                <w:sz w:val="18"/>
+              </w:rPr>
+              <w:t>Yes, every verdict quotes its clause</w:t>
+            </w:r>
+          </w:p>
+        </w:tc>
+      </w:tr>
+      <w:tr>
+        <w:tc>
+          <w:tcPr>
+            <w:tcW w:type="dxa" w:w="1728"/>
+          </w:tcPr>
+          <w:p>
+            <w:r>
+              <w:rPr>
+                <w:sz w:val="18"/>
+              </w:rPr>
+            </w:r>
+            <w:r>
+              <w:rPr>
+                <w:sz w:val="18"/>
+              </w:rPr>
+              <w:t>Payer order across policies</w:t>
+            </w:r>
+          </w:p>
+        </w:tc>
+        <w:tc>
+          <w:tcPr>
+            <w:tcW w:type="dxa" w:w="1728"/>
+          </w:tcPr>
+          <w:p>
+            <w:r>
+              <w:rPr>
+                <w:sz w:val="18"/>
+              </w:rPr>
+            </w:r>
+            <w:r>
+              <w:rPr>
+                <w:sz w:val="18"/>
+              </w:rPr>
+              <w:t>Not found</w:t>
+            </w:r>
+          </w:p>
+        </w:tc>
+        <w:tc>
+          <w:tcPr>
+            <w:tcW w:type="dxa" w:w="1728"/>
+          </w:tcPr>
+          <w:p>
+            <w:r>
+              <w:rPr>
+                <w:sz w:val="18"/>
+              </w:rPr>
+            </w:r>
+            <w:r>
+              <w:rPr>
+                <w:sz w:val="18"/>
+              </w:rPr>
+              <w:t>Not found</w:t>
+            </w:r>
+          </w:p>
+        </w:tc>
+        <w:tc>
+          <w:tcPr>
+            <w:tcW w:type="dxa" w:w="1728"/>
+          </w:tcPr>
+          <w:p>
+            <w:r>
+              <w:rPr>
+                <w:sz w:val="18"/>
+              </w:rPr>
+            </w:r>
+            <w:r>
+              <w:rPr>
+                <w:sz w:val="18"/>
+              </w:rPr>
+              <w:t>Not found</w:t>
+            </w:r>
+          </w:p>
+        </w:tc>
+        <w:tc>
+          <w:tcPr>
+            <w:tcW w:type="dxa" w:w="1728"/>
+          </w:tcPr>
+          <w:p>
+            <w:r>
+              <w:rPr>
+                <w:sz w:val="18"/>
+              </w:rPr>
+            </w:r>
+            <w:r>
+              <w:rPr>
+                <w:sz w:val="18"/>
+              </w:rPr>
+              <w:t>Yes, including BPJS Kesehatan and Jasa Raharja</w:t>
+            </w:r>
+          </w:p>
+        </w:tc>
+      </w:tr>
+      <w:tr>
+        <w:tc>
+          <w:tcPr>
+            <w:tcW w:type="dxa" w:w="1728"/>
+          </w:tcPr>
+          <w:p>
+            <w:r>
+              <w:rPr>
+                <w:sz w:val="18"/>
+              </w:rPr>
+            </w:r>
+            <w:r>
+              <w:rPr>
+                <w:sz w:val="18"/>
+              </w:rPr>
+              <w:t>Claim form filling</w:t>
+            </w:r>
+          </w:p>
+        </w:tc>
+        <w:tc>
+          <w:tcPr>
+            <w:tcW w:type="dxa" w:w="1728"/>
+          </w:tcPr>
+          <w:p>
+            <w:r>
+              <w:rPr>
+                <w:sz w:val="18"/>
+              </w:rPr>
+            </w:r>
+            <w:r>
+              <w:rPr>
+                <w:sz w:val="18"/>
+              </w:rPr>
+              <w:t>WE+ provides claim forms. Garxia and Tripa take claims by message or app</w:t>
+            </w:r>
+          </w:p>
+        </w:tc>
+        <w:tc>
+          <w:tcPr>
+            <w:tcW w:type="dxa" w:w="1728"/>
+          </w:tcPr>
+          <w:p>
+            <w:r>
+              <w:rPr>
+                <w:sz w:val="18"/>
+              </w:rPr>
+            </w:r>
+            <w:r>
+              <w:rPr>
+                <w:sz w:val="18"/>
+              </w:rPr>
+              <w:t>Takes the first notice of loss</w:t>
+            </w:r>
+          </w:p>
+        </w:tc>
+        <w:tc>
+          <w:tcPr>
+            <w:tcW w:type="dxa" w:w="1728"/>
+          </w:tcPr>
+          <w:p>
+            <w:r>
+              <w:rPr>
+                <w:sz w:val="18"/>
+              </w:rPr>
+            </w:r>
+            <w:r>
+              <w:rPr>
+                <w:sz w:val="18"/>
+              </w:rPr>
+              <w:t>Not found</w:t>
+            </w:r>
+          </w:p>
+        </w:tc>
+        <w:tc>
+          <w:tcPr>
+            <w:tcW w:type="dxa" w:w="1728"/>
+          </w:tcPr>
+          <w:p>
+            <w:r>
+              <w:rPr>
+                <w:sz w:val="18"/>
+              </w:rPr>
+            </w:r>
+            <w:r>
+              <w:rPr>
+                <w:sz w:val="18"/>
+              </w:rPr>
+              <w:t>Fills in the insurer's form from hospital documents and waits for the customer to Confirm</w:t>
+            </w:r>
+          </w:p>
+        </w:tc>
+      </w:tr>
+      <w:tr>
+        <w:tc>
+          <w:tcPr>
+            <w:tcW w:type="dxa" w:w="1728"/>
+          </w:tcPr>
+          <w:p>
+            <w:r>
+              <w:rPr>
+                <w:sz w:val="18"/>
+              </w:rPr>
+            </w:r>
+            <w:r>
+              <w:rPr>
+                <w:sz w:val="18"/>
+              </w:rPr>
+              <w:t>Decision returned to the conversation</w:t>
+            </w:r>
+          </w:p>
+        </w:tc>
+        <w:tc>
+          <w:tcPr>
+            <w:tcW w:type="dxa" w:w="1728"/>
+          </w:tcPr>
+          <w:p>
+            <w:r>
+              <w:rPr>
+                <w:sz w:val="18"/>
+              </w:rPr>
+            </w:r>
+            <w:r>
+              <w:rPr>
+                <w:sz w:val="18"/>
+              </w:rPr>
+              <w:t>Not found</w:t>
+            </w:r>
+          </w:p>
+        </w:tc>
+        <w:tc>
+          <w:tcPr>
+            <w:tcW w:type="dxa" w:w="1728"/>
+          </w:tcPr>
+          <w:p>
+            <w:r>
+              <w:rPr>
+                <w:sz w:val="18"/>
+              </w:rPr>
+            </w:r>
+            <w:r>
+              <w:rPr>
+                <w:sz w:val="18"/>
+              </w:rPr>
+              <w:t>According to its CEO, claims finished without human involvement reach the 40s in percent (2023)</w:t>
+            </w:r>
+          </w:p>
+        </w:tc>
+        <w:tc>
+          <w:tcPr>
+            <w:tcW w:type="dxa" w:w="1728"/>
+          </w:tcPr>
+          <w:p>
+            <w:r>
+              <w:rPr>
+                <w:sz w:val="18"/>
+              </w:rPr>
+            </w:r>
+            <w:r>
+              <w:rPr>
+                <w:sz w:val="18"/>
+              </w:rPr>
+              <w:t>Not found</w:t>
+            </w:r>
+          </w:p>
+        </w:tc>
+        <w:tc>
+          <w:tcPr>
+            <w:tcW w:type="dxa" w:w="1728"/>
+          </w:tcPr>
+          <w:p>
+            <w:r>
+              <w:rPr>
+                <w:sz w:val="18"/>
+              </w:rPr>
+            </w:r>
+            <w:r>
+              <w:rPr>
+                <w:sz w:val="18"/>
+              </w:rPr>
+              <w:t>Yes, the officer's decision appears in the chat with an explanation and the next step</w:t>
+            </w:r>
+          </w:p>
+        </w:tc>
+      </w:tr>
+      <w:tr>
+        <w:tc>
+          <w:tcPr>
+            <w:tcW w:type="dxa" w:w="1728"/>
+          </w:tcPr>
+          <w:p>
+            <w:r>
+              <w:rPr>
+                <w:sz w:val="18"/>
+              </w:rPr>
+            </w:r>
+            <w:r>
+              <w:rPr>
+                <w:sz w:val="18"/>
+              </w:rPr>
+              <w:t>Limits on agent actions</w:t>
+            </w:r>
+          </w:p>
+        </w:tc>
+        <w:tc>
+          <w:tcPr>
+            <w:tcW w:type="dxa" w:w="1728"/>
+          </w:tcPr>
+          <w:p>
+            <w:r>
+              <w:rPr>
+                <w:sz w:val="18"/>
+              </w:rPr>
+            </w:r>
+            <w:r>
+              <w:rPr>
+                <w:sz w:val="18"/>
+              </w:rPr>
+              <w:t>Not found</w:t>
+            </w:r>
+          </w:p>
+        </w:tc>
+        <w:tc>
+          <w:tcPr>
+            <w:tcW w:type="dxa" w:w="1728"/>
+          </w:tcPr>
+          <w:p>
+            <w:r>
+              <w:rPr>
+                <w:sz w:val="18"/>
+              </w:rPr>
+            </w:r>
+            <w:r>
+              <w:rPr>
+                <w:sz w:val="18"/>
+              </w:rPr>
+              <w:t>Not found</w:t>
+            </w:r>
+          </w:p>
+        </w:tc>
+        <w:tc>
+          <w:tcPr>
+            <w:tcW w:type="dxa" w:w="1728"/>
+          </w:tcPr>
+          <w:p>
+            <w:r>
+              <w:rPr>
+                <w:sz w:val="18"/>
+              </w:rPr>
+            </w:r>
+            <w:r>
+              <w:rPr>
+                <w:sz w:val="18"/>
+              </w:rPr>
+              <w:t>Not relevant</w:t>
+            </w:r>
+          </w:p>
+        </w:tc>
+        <w:tc>
+          <w:tcPr>
+            <w:tcW w:type="dxa" w:w="1728"/>
+          </w:tcPr>
+          <w:p>
+            <w:r>
+              <w:rPr>
+                <w:sz w:val="18"/>
+              </w:rPr>
+            </w:r>
+            <w:r>
+              <w:rPr>
+                <w:sz w:val="18"/>
+              </w:rPr>
+              <w:t>Four permission tiers enforced in code</w:t>
+            </w:r>
+          </w:p>
+        </w:tc>
+      </w:tr>
+    </w:tbl>
+    <w:p/>
+    <w:p>
+      <w:r>
+        <w:t>The comparison shows the gap ClauseGuard fills. Existing products serve one insurer or help customers buy a new policy. In the sources we checked, none reads every policy a household holds, decides the payer order and handles the claim with action limits enforced in code.</w:t>
+      </w:r>
+    </w:p>
+    <w:p>
+      <w:pPr>
         <w:pStyle w:val="Heading1"/>
       </w:pPr>
       <w:r>
@@ -1335,7 +2181,7 @@
     </w:p>
     <w:p>
       <w:r>
-        <w:t>Figure 1 shows the components of ClauseGuard. AI agents understand and explain. The rules engine decides. The Guardian enforces permissions. Every step is recorded in the audit log.</w:t>
+        <w:t>Figure 2 shows the components of ClauseGuard. AI agents understand and explain. The rules engine decides. The Guardian enforces permissions. Every step is recorded in the audit log.</w:t>
       </w:r>
     </w:p>
     <w:p>
@@ -1346,7 +2192,7 @@
         <w:drawing>
           <wp:inline xmlns:a="http://schemas.openxmlformats.org/drawingml/2006/main" xmlns:pic="http://schemas.openxmlformats.org/drawingml/2006/picture">
             <wp:extent cx="5760720" cy="3418794"/>
-            <wp:docPr id="1" name="Picture 1"/>
+            <wp:docPr id="2" name="Picture 2"/>
             <wp:cNvGraphicFramePr>
               <a:graphicFrameLocks noChangeAspect="1"/>
             </wp:cNvGraphicFramePr>
@@ -1358,7 +2204,7 @@
                     <pic:cNvPicPr/>
                   </pic:nvPicPr>
                   <pic:blipFill>
-                    <a:blip r:embed="rId9"/>
+                    <a:blip r:embed="rId10"/>
                     <a:stretch>
                       <a:fillRect/>
                     </a:stretch>
@@ -1386,7 +2232,7 @@
           <w:i/>
           <w:sz w:val="18"/>
         </w:rPr>
-        <w:t>Figure 1. ClauseGuard component architecture</w:t>
+        <w:t>Figure 2. ClauseGuard component architecture</w:t>
       </w:r>
     </w:p>
     <w:p>
@@ -1394,7 +2240,7 @@
         <w:rPr>
           <w:b/>
         </w:rPr>
-        <w:t>Table 5. Role of each component</w:t>
+        <w:t>Table 6. Role of each component</w:t>
       </w:r>
     </w:p>
     <w:tbl>
@@ -1806,7 +2652,7 @@
     </w:p>
     <w:p>
       <w:r>
-        <w:t>Figure 2 shows one claim from the first question to the insurer's decision. The box colours show who acts at each step.</w:t>
+        <w:t>Figure 3 shows one claim from the first question to the insurer's decision. The box colours show who acts at each step.</w:t>
       </w:r>
     </w:p>
     <w:p>
@@ -1816,8 +2662,8 @@
       <w:r>
         <w:drawing>
           <wp:inline xmlns:a="http://schemas.openxmlformats.org/drawingml/2006/main" xmlns:pic="http://schemas.openxmlformats.org/drawingml/2006/picture">
-            <wp:extent cx="3291840" cy="8937025"/>
-            <wp:docPr id="2" name="Picture 2"/>
+            <wp:extent cx="5760720" cy="2716895"/>
+            <wp:docPr id="3" name="Picture 3"/>
             <wp:cNvGraphicFramePr>
               <a:graphicFrameLocks noChangeAspect="1"/>
             </wp:cNvGraphicFramePr>
@@ -1829,7 +2675,7 @@
                     <pic:cNvPicPr/>
                   </pic:nvPicPr>
                   <pic:blipFill>
-                    <a:blip r:embed="rId10"/>
+                    <a:blip r:embed="rId11"/>
                     <a:stretch>
                       <a:fillRect/>
                     </a:stretch>
@@ -1837,7 +2683,7 @@
                   <pic:spPr>
                     <a:xfrm>
                       <a:off x="0" y="0"/>
-                      <a:ext cx="3291840" cy="8937025"/>
+                      <a:ext cx="5760720" cy="2716895"/>
                     </a:xfrm>
                     <a:prstGeom prst="rect"/>
                   </pic:spPr>
@@ -1857,7 +2703,7 @@
           <w:i/>
           <w:sz w:val="18"/>
         </w:rPr>
-        <w:t>Figure 2. Claim flow from question to decision</w:t>
+        <w:t>Figure 3. Claim flow from question to decision</w:t>
       </w:r>
     </w:p>
     <w:p>
@@ -1873,7 +2719,7 @@
     </w:p>
     <w:p>
       <w:r>
-        <w:t>Figure 3 shows the steps that run every time the customer sends a message. Safety rules are decided by code before the model reads the intent. The verdict is always computed by the rules engine.</w:t>
+        <w:t>Figure 4 shows the steps that run every time the customer sends a message. Safety rules are decided by code before the model reads the intent. The verdict is always computed by the rules engine.</w:t>
       </w:r>
     </w:p>
     <w:p>
@@ -1883,8 +2729,8 @@
       <w:r>
         <w:drawing>
           <wp:inline xmlns:a="http://schemas.openxmlformats.org/drawingml/2006/main" xmlns:pic="http://schemas.openxmlformats.org/drawingml/2006/picture">
-            <wp:extent cx="3474720" cy="7225211"/>
-            <wp:docPr id="3" name="Picture 3"/>
+            <wp:extent cx="5760720" cy="4139184"/>
+            <wp:docPr id="4" name="Picture 4"/>
             <wp:cNvGraphicFramePr>
               <a:graphicFrameLocks noChangeAspect="1"/>
             </wp:cNvGraphicFramePr>
@@ -1896,7 +2742,7 @@
                     <pic:cNvPicPr/>
                   </pic:nvPicPr>
                   <pic:blipFill>
-                    <a:blip r:embed="rId11"/>
+                    <a:blip r:embed="rId12"/>
                     <a:stretch>
                       <a:fillRect/>
                     </a:stretch>
@@ -1904,7 +2750,7 @@
                   <pic:spPr>
                     <a:xfrm>
                       <a:off x="0" y="0"/>
-                      <a:ext cx="3474720" cy="7225211"/>
+                      <a:ext cx="5760720" cy="4139184"/>
                     </a:xfrm>
                     <a:prstGeom prst="rect"/>
                   </pic:spPr>
@@ -1924,7 +2770,7 @@
           <w:i/>
           <w:sz w:val="18"/>
         </w:rPr>
-        <w:t>Figure 3. Decision flow in one conversation turn</w:t>
+        <w:t>Figure 4. Decision flow in one conversation turn</w:t>
       </w:r>
     </w:p>
     <w:p>
@@ -1948,7 +2794,7 @@
         <w:rPr>
           <w:b/>
         </w:rPr>
-        <w:t>Table 6. Technology stack and rationale</w:t>
+        <w:t>Table 7. Technology stack and rationale</w:t>
       </w:r>
     </w:p>
     <w:tbl>
@@ -2362,6 +3208,2999 @@
       </w:tr>
     </w:tbl>
     <w:p/>
+    <w:p>
+      <w:pPr>
+        <w:pStyle w:val="Heading2"/>
+      </w:pPr>
+      <w:r>
+        <w:rPr>
+          <w:color w:val="14213D"/>
+        </w:rPr>
+        <w:t>2.5 API</w:t>
+      </w:r>
+    </w:p>
+    <w:p>
+      <w:r>
+        <w:t xml:space="preserve">The ClauseGuard sandbox exposes 52 JSON endpoints built with FastAPI. The customer's browser calls them through the </w:t>
+      </w:r>
+      <w:r>
+        <w:rPr>
+          <w:rFonts w:ascii="Consolas" w:hAnsi="Consolas"/>
+          <w:sz w:val="19"/>
+        </w:rPr>
+        <w:t>/api/cg</w:t>
+      </w:r>
+      <w:r>
+        <w:t xml:space="preserve"> path of the web app, which forwards requests to the API. Customer endpoints need the </w:t>
+      </w:r>
+      <w:r>
+        <w:rPr>
+          <w:rFonts w:ascii="Consolas" w:hAnsi="Consolas"/>
+          <w:sz w:val="19"/>
+        </w:rPr>
+        <w:t>X-Session-Token</w:t>
+      </w:r>
+      <w:r>
+        <w:t xml:space="preserve"> header obtained from </w:t>
+      </w:r>
+      <w:r>
+        <w:rPr>
+          <w:rFonts w:ascii="Consolas" w:hAnsi="Consolas"/>
+          <w:sz w:val="19"/>
+        </w:rPr>
+        <w:t>POST /login</w:t>
+      </w:r>
+      <w:r>
+        <w:t xml:space="preserve">. Insurer desk endpoints need the </w:t>
+      </w:r>
+      <w:r>
+        <w:rPr>
+          <w:rFonts w:ascii="Consolas" w:hAnsi="Consolas"/>
+          <w:sz w:val="19"/>
+        </w:rPr>
+        <w:t>X-Admin-Token</w:t>
+      </w:r>
+      <w:r>
+        <w:t xml:space="preserve"> header. Errors return an HTTP status code and a </w:t>
+      </w:r>
+      <w:r>
+        <w:rPr>
+          <w:rFonts w:ascii="Consolas" w:hAnsi="Consolas"/>
+          <w:sz w:val="19"/>
+        </w:rPr>
+        <w:t>detail</w:t>
+      </w:r>
+      <w:r>
+        <w:t xml:space="preserve"> body. Table 8 summarises the endpoints by group.</w:t>
+      </w:r>
+    </w:p>
+    <w:p>
+      <w:r>
+        <w:rPr>
+          <w:b/>
+        </w:rPr>
+        <w:t>Table 8. API endpoint groups</w:t>
+      </w:r>
+    </w:p>
+    <w:tbl>
+      <w:tblPr>
+        <w:tblStyle w:val="TableGrid"/>
+        <w:tblW w:type="auto" w:w="0"/>
+        <w:tblLook w:firstColumn="1" w:firstRow="1" w:lastColumn="0" w:lastRow="0" w:noHBand="0" w:noVBand="1" w:val="04A0"/>
+      </w:tblPr>
+      <w:tblGrid>
+        <w:gridCol w:w="2880"/>
+        <w:gridCol w:w="2880"/>
+        <w:gridCol w:w="2880"/>
+      </w:tblGrid>
+      <w:tr>
+        <w:tc>
+          <w:tcPr>
+            <w:tcW w:type="dxa" w:w="2880"/>
+          </w:tcPr>
+          <w:p>
+            <w:r>
+              <w:rPr>
+                <w:b/>
+                <w:sz w:val="18"/>
+              </w:rPr>
+            </w:r>
+            <w:r>
+              <w:rPr>
+                <w:b/>
+                <w:sz w:val="18"/>
+              </w:rPr>
+              <w:t>Group</w:t>
+            </w:r>
+          </w:p>
+        </w:tc>
+        <w:tc>
+          <w:tcPr>
+            <w:tcW w:type="dxa" w:w="2880"/>
+          </w:tcPr>
+          <w:p>
+            <w:r>
+              <w:rPr>
+                <w:b/>
+                <w:sz w:val="18"/>
+              </w:rPr>
+            </w:r>
+            <w:r>
+              <w:rPr>
+                <w:b/>
+                <w:sz w:val="18"/>
+              </w:rPr>
+              <w:t>Endpoints</w:t>
+            </w:r>
+          </w:p>
+        </w:tc>
+        <w:tc>
+          <w:tcPr>
+            <w:tcW w:type="dxa" w:w="2880"/>
+          </w:tcPr>
+          <w:p>
+            <w:r>
+              <w:rPr>
+                <w:b/>
+                <w:sz w:val="18"/>
+              </w:rPr>
+            </w:r>
+            <w:r>
+              <w:rPr>
+                <w:b/>
+                <w:sz w:val="18"/>
+              </w:rPr>
+              <w:t>Access</w:t>
+            </w:r>
+          </w:p>
+        </w:tc>
+      </w:tr>
+      <w:tr>
+        <w:tc>
+          <w:tcPr>
+            <w:tcW w:type="dxa" w:w="2880"/>
+          </w:tcPr>
+          <w:p>
+            <w:r>
+              <w:rPr>
+                <w:sz w:val="18"/>
+              </w:rPr>
+            </w:r>
+            <w:r>
+              <w:rPr>
+                <w:sz w:val="18"/>
+              </w:rPr>
+              <w:t>Account and session</w:t>
+            </w:r>
+          </w:p>
+        </w:tc>
+        <w:tc>
+          <w:tcPr>
+            <w:tcW w:type="dxa" w:w="2880"/>
+          </w:tcPr>
+          <w:p>
+            <w:r>
+              <w:rPr>
+                <w:sz w:val="18"/>
+              </w:rPr>
+            </w:r>
+            <w:r>
+              <w:rPr>
+                <w:rFonts w:ascii="Consolas" w:hAnsi="Consolas"/>
+                <w:sz w:val="18"/>
+              </w:rPr>
+              <w:t>POST /login</w:t>
+            </w:r>
+            <w:r>
+              <w:rPr>
+                <w:sz w:val="18"/>
+              </w:rPr>
+              <w:t xml:space="preserve">, </w:t>
+            </w:r>
+            <w:r>
+              <w:rPr>
+                <w:rFonts w:ascii="Consolas" w:hAnsi="Consolas"/>
+                <w:sz w:val="18"/>
+              </w:rPr>
+              <w:t>GET /session</w:t>
+            </w:r>
+            <w:r>
+              <w:rPr>
+                <w:sz w:val="18"/>
+              </w:rPr>
+              <w:t xml:space="preserve">, </w:t>
+            </w:r>
+            <w:r>
+              <w:rPr>
+                <w:rFonts w:ascii="Consolas" w:hAnsi="Consolas"/>
+                <w:sz w:val="18"/>
+              </w:rPr>
+              <w:t>POST /session/reset</w:t>
+            </w:r>
+            <w:r>
+              <w:rPr>
+                <w:sz w:val="18"/>
+              </w:rPr>
+              <w:t xml:space="preserve">, </w:t>
+            </w:r>
+            <w:r>
+              <w:rPr>
+                <w:rFonts w:ascii="Consolas" w:hAnsi="Consolas"/>
+                <w:sz w:val="18"/>
+              </w:rPr>
+              <w:t>POST /session/autonomy</w:t>
+            </w:r>
+            <w:r>
+              <w:rPr>
+                <w:sz w:val="18"/>
+              </w:rPr>
+              <w:t xml:space="preserve">, </w:t>
+            </w:r>
+            <w:r>
+              <w:rPr>
+                <w:rFonts w:ascii="Consolas" w:hAnsi="Consolas"/>
+                <w:sz w:val="18"/>
+              </w:rPr>
+              <w:t>POST /session/clock</w:t>
+            </w:r>
+            <w:r>
+              <w:rPr>
+                <w:sz w:val="18"/>
+              </w:rPr>
+              <w:t xml:space="preserve">, </w:t>
+            </w:r>
+            <w:r>
+              <w:rPr>
+                <w:rFonts w:ascii="Consolas" w:hAnsi="Consolas"/>
+                <w:sz w:val="18"/>
+              </w:rPr>
+              <w:t>POST</w:t>
+            </w:r>
+            <w:r>
+              <w:rPr>
+                <w:sz w:val="18"/>
+              </w:rPr>
+              <w:t xml:space="preserve"> and </w:t>
+            </w:r>
+            <w:r>
+              <w:rPr>
+                <w:rFonts w:ascii="Consolas" w:hAnsi="Consolas"/>
+                <w:sz w:val="18"/>
+              </w:rPr>
+              <w:t>DELETE /session/api-key</w:t>
+            </w:r>
+            <w:r>
+              <w:rPr>
+                <w:sz w:val="18"/>
+              </w:rPr>
+              <w:t xml:space="preserve">, </w:t>
+            </w:r>
+            <w:r>
+              <w:rPr>
+                <w:rFonts w:ascii="Consolas" w:hAnsi="Consolas"/>
+                <w:sz w:val="18"/>
+              </w:rPr>
+              <w:t>GET /personas</w:t>
+            </w:r>
+            <w:r>
+              <w:rPr>
+                <w:sz w:val="18"/>
+              </w:rPr>
+              <w:t xml:space="preserve">, </w:t>
+            </w:r>
+            <w:r>
+              <w:rPr>
+                <w:rFonts w:ascii="Consolas" w:hAnsi="Consolas"/>
+                <w:sz w:val="18"/>
+              </w:rPr>
+              <w:t>GET /health</w:t>
+            </w:r>
+            <w:r>
+              <w:rPr>
+                <w:sz w:val="18"/>
+              </w:rPr>
+              <w:t xml:space="preserve">, </w:t>
+            </w:r>
+            <w:r>
+              <w:rPr>
+                <w:rFonts w:ascii="Consolas" w:hAnsi="Consolas"/>
+                <w:sz w:val="18"/>
+              </w:rPr>
+              <w:t>GET /system/status</w:t>
+            </w:r>
+          </w:p>
+        </w:tc>
+        <w:tc>
+          <w:tcPr>
+            <w:tcW w:type="dxa" w:w="2880"/>
+          </w:tcPr>
+          <w:p>
+            <w:r>
+              <w:rPr>
+                <w:sz w:val="18"/>
+              </w:rPr>
+            </w:r>
+            <w:r>
+              <w:rPr>
+                <w:rFonts w:ascii="Consolas" w:hAnsi="Consolas"/>
+                <w:sz w:val="18"/>
+              </w:rPr>
+              <w:t>/login</w:t>
+            </w:r>
+            <w:r>
+              <w:rPr>
+                <w:sz w:val="18"/>
+              </w:rPr>
+              <w:t xml:space="preserve">, </w:t>
+            </w:r>
+            <w:r>
+              <w:rPr>
+                <w:rFonts w:ascii="Consolas" w:hAnsi="Consolas"/>
+                <w:sz w:val="18"/>
+              </w:rPr>
+              <w:t>/personas</w:t>
+            </w:r>
+            <w:r>
+              <w:rPr>
+                <w:sz w:val="18"/>
+              </w:rPr>
+              <w:t xml:space="preserve">, </w:t>
+            </w:r>
+            <w:r>
+              <w:rPr>
+                <w:rFonts w:ascii="Consolas" w:hAnsi="Consolas"/>
+                <w:sz w:val="18"/>
+              </w:rPr>
+              <w:t>/health</w:t>
+            </w:r>
+            <w:r>
+              <w:rPr>
+                <w:sz w:val="18"/>
+              </w:rPr>
+              <w:t xml:space="preserve"> and </w:t>
+            </w:r>
+            <w:r>
+              <w:rPr>
+                <w:rFonts w:ascii="Consolas" w:hAnsi="Consolas"/>
+                <w:sz w:val="18"/>
+              </w:rPr>
+              <w:t>/system/status</w:t>
+            </w:r>
+            <w:r>
+              <w:rPr>
+                <w:sz w:val="18"/>
+              </w:rPr>
+              <w:t xml:space="preserve"> are open. The rest need a session</w:t>
+            </w:r>
+          </w:p>
+        </w:tc>
+      </w:tr>
+      <w:tr>
+        <w:tc>
+          <w:tcPr>
+            <w:tcW w:type="dxa" w:w="2880"/>
+          </w:tcPr>
+          <w:p>
+            <w:r>
+              <w:rPr>
+                <w:sz w:val="18"/>
+              </w:rPr>
+            </w:r>
+            <w:r>
+              <w:rPr>
+                <w:sz w:val="18"/>
+              </w:rPr>
+              <w:t>Conversation</w:t>
+            </w:r>
+          </w:p>
+        </w:tc>
+        <w:tc>
+          <w:tcPr>
+            <w:tcW w:type="dxa" w:w="2880"/>
+          </w:tcPr>
+          <w:p>
+            <w:r>
+              <w:rPr>
+                <w:sz w:val="18"/>
+              </w:rPr>
+            </w:r>
+            <w:r>
+              <w:rPr>
+                <w:rFonts w:ascii="Consolas" w:hAnsi="Consolas"/>
+                <w:sz w:val="18"/>
+              </w:rPr>
+              <w:t>POST /chat</w:t>
+            </w:r>
+            <w:r>
+              <w:rPr>
+                <w:sz w:val="18"/>
+              </w:rPr>
+              <w:t xml:space="preserve">, </w:t>
+            </w:r>
+            <w:r>
+              <w:rPr>
+                <w:rFonts w:ascii="Consolas" w:hAnsi="Consolas"/>
+                <w:sz w:val="18"/>
+              </w:rPr>
+              <w:t>POST /chat/confirm</w:t>
+            </w:r>
+            <w:r>
+              <w:rPr>
+                <w:sz w:val="18"/>
+              </w:rPr>
+              <w:t xml:space="preserve">, </w:t>
+            </w:r>
+            <w:r>
+              <w:rPr>
+                <w:rFonts w:ascii="Consolas" w:hAnsi="Consolas"/>
+                <w:sz w:val="18"/>
+              </w:rPr>
+              <w:t>GET /chat/pending</w:t>
+            </w:r>
+            <w:r>
+              <w:rPr>
+                <w:sz w:val="18"/>
+              </w:rPr>
+              <w:t xml:space="preserve">, </w:t>
+            </w:r>
+            <w:r>
+              <w:rPr>
+                <w:rFonts w:ascii="Consolas" w:hAnsi="Consolas"/>
+                <w:sz w:val="18"/>
+              </w:rPr>
+              <w:t>POST /confirm</w:t>
+            </w:r>
+            <w:r>
+              <w:rPr>
+                <w:sz w:val="18"/>
+              </w:rPr>
+              <w:t xml:space="preserve">, </w:t>
+            </w:r>
+            <w:r>
+              <w:rPr>
+                <w:rFonts w:ascii="Consolas" w:hAnsi="Consolas"/>
+                <w:sz w:val="18"/>
+              </w:rPr>
+              <w:t>POST /form</w:t>
+            </w:r>
+          </w:p>
+        </w:tc>
+        <w:tc>
+          <w:tcPr>
+            <w:tcW w:type="dxa" w:w="2880"/>
+          </w:tcPr>
+          <w:p>
+            <w:r>
+              <w:rPr>
+                <w:sz w:val="18"/>
+              </w:rPr>
+            </w:r>
+            <w:r>
+              <w:rPr>
+                <w:sz w:val="18"/>
+              </w:rPr>
+              <w:t>Session</w:t>
+            </w:r>
+          </w:p>
+        </w:tc>
+      </w:tr>
+      <w:tr>
+        <w:tc>
+          <w:tcPr>
+            <w:tcW w:type="dxa" w:w="2880"/>
+          </w:tcPr>
+          <w:p>
+            <w:r>
+              <w:rPr>
+                <w:sz w:val="18"/>
+              </w:rPr>
+            </w:r>
+            <w:r>
+              <w:rPr>
+                <w:sz w:val="18"/>
+              </w:rPr>
+              <w:t>Policies and documents</w:t>
+            </w:r>
+          </w:p>
+        </w:tc>
+        <w:tc>
+          <w:tcPr>
+            <w:tcW w:type="dxa" w:w="2880"/>
+          </w:tcPr>
+          <w:p>
+            <w:r>
+              <w:rPr>
+                <w:sz w:val="18"/>
+              </w:rPr>
+            </w:r>
+            <w:r>
+              <w:rPr>
+                <w:rFonts w:ascii="Consolas" w:hAnsi="Consolas"/>
+                <w:sz w:val="18"/>
+              </w:rPr>
+              <w:t>GET /policies</w:t>
+            </w:r>
+            <w:r>
+              <w:rPr>
+                <w:sz w:val="18"/>
+              </w:rPr>
+              <w:t xml:space="preserve">, </w:t>
+            </w:r>
+            <w:r>
+              <w:rPr>
+                <w:rFonts w:ascii="Consolas" w:hAnsi="Consolas"/>
+                <w:sz w:val="18"/>
+              </w:rPr>
+              <w:t>GET /portfolio</w:t>
+            </w:r>
+            <w:r>
+              <w:rPr>
+                <w:sz w:val="18"/>
+              </w:rPr>
+              <w:t xml:space="preserve">, </w:t>
+            </w:r>
+            <w:r>
+              <w:rPr>
+                <w:rFonts w:ascii="Consolas" w:hAnsi="Consolas"/>
+                <w:sz w:val="18"/>
+              </w:rPr>
+              <w:t>POST /policies/upload</w:t>
+            </w:r>
+            <w:r>
+              <w:rPr>
+                <w:sz w:val="18"/>
+              </w:rPr>
+              <w:t xml:space="preserve">, </w:t>
+            </w:r>
+            <w:r>
+              <w:rPr>
+                <w:rFonts w:ascii="Consolas" w:hAnsi="Consolas"/>
+                <w:sz w:val="18"/>
+              </w:rPr>
+              <w:t>POST /upload</w:t>
+            </w:r>
+            <w:r>
+              <w:rPr>
+                <w:sz w:val="18"/>
+              </w:rPr>
+              <w:t xml:space="preserve">, </w:t>
+            </w:r>
+            <w:r>
+              <w:rPr>
+                <w:rFonts w:ascii="Consolas" w:hAnsi="Consolas"/>
+                <w:sz w:val="18"/>
+              </w:rPr>
+              <w:t>GET /uploads/{doc_id}</w:t>
+            </w:r>
+          </w:p>
+        </w:tc>
+        <w:tc>
+          <w:tcPr>
+            <w:tcW w:type="dxa" w:w="2880"/>
+          </w:tcPr>
+          <w:p>
+            <w:r>
+              <w:rPr>
+                <w:sz w:val="18"/>
+              </w:rPr>
+            </w:r>
+            <w:r>
+              <w:rPr>
+                <w:sz w:val="18"/>
+              </w:rPr>
+              <w:t>Session</w:t>
+            </w:r>
+          </w:p>
+        </w:tc>
+      </w:tr>
+      <w:tr>
+        <w:tc>
+          <w:tcPr>
+            <w:tcW w:type="dxa" w:w="2880"/>
+          </w:tcPr>
+          <w:p>
+            <w:r>
+              <w:rPr>
+                <w:sz w:val="18"/>
+              </w:rPr>
+            </w:r>
+            <w:r>
+              <w:rPr>
+                <w:sz w:val="18"/>
+              </w:rPr>
+              <w:t>Entitlement analysis</w:t>
+            </w:r>
+          </w:p>
+        </w:tc>
+        <w:tc>
+          <w:tcPr>
+            <w:tcW w:type="dxa" w:w="2880"/>
+          </w:tcPr>
+          <w:p>
+            <w:r>
+              <w:rPr>
+                <w:sz w:val="18"/>
+              </w:rPr>
+            </w:r>
+            <w:r>
+              <w:rPr>
+                <w:rFonts w:ascii="Consolas" w:hAnsi="Consolas"/>
+                <w:sz w:val="18"/>
+              </w:rPr>
+              <w:t>GET /entitlement/plans</w:t>
+            </w:r>
+            <w:r>
+              <w:rPr>
+                <w:sz w:val="18"/>
+              </w:rPr>
+              <w:t xml:space="preserve">, </w:t>
+            </w:r>
+            <w:r>
+              <w:rPr>
+                <w:rFonts w:ascii="Consolas" w:hAnsi="Consolas"/>
+                <w:sz w:val="18"/>
+              </w:rPr>
+              <w:t>/allocation</w:t>
+            </w:r>
+            <w:r>
+              <w:rPr>
+                <w:sz w:val="18"/>
+              </w:rPr>
+              <w:t xml:space="preserve">, </w:t>
+            </w:r>
+            <w:r>
+              <w:rPr>
+                <w:rFonts w:ascii="Consolas" w:hAnsi="Consolas"/>
+                <w:sz w:val="18"/>
+              </w:rPr>
+              <w:t>/timeline</w:t>
+            </w:r>
+            <w:r>
+              <w:rPr>
+                <w:sz w:val="18"/>
+              </w:rPr>
+              <w:t xml:space="preserve">, </w:t>
+            </w:r>
+            <w:r>
+              <w:rPr>
+                <w:rFonts w:ascii="Consolas" w:hAnsi="Consolas"/>
+                <w:sz w:val="18"/>
+              </w:rPr>
+              <w:t>/digest</w:t>
+            </w:r>
+            <w:r>
+              <w:rPr>
+                <w:sz w:val="18"/>
+              </w:rPr>
+              <w:t xml:space="preserve">, </w:t>
+            </w:r>
+            <w:r>
+              <w:rPr>
+                <w:rFonts w:ascii="Consolas" w:hAnsi="Consolas"/>
+                <w:sz w:val="18"/>
+              </w:rPr>
+              <w:t>/twin</w:t>
+            </w:r>
+            <w:r>
+              <w:rPr>
+                <w:sz w:val="18"/>
+              </w:rPr>
+              <w:t xml:space="preserve">, </w:t>
+            </w:r>
+            <w:r>
+              <w:rPr>
+                <w:rFonts w:ascii="Consolas" w:hAnsi="Consolas"/>
+                <w:sz w:val="18"/>
+              </w:rPr>
+              <w:t>/recourse</w:t>
+            </w:r>
+            <w:r>
+              <w:rPr>
+                <w:sz w:val="18"/>
+              </w:rPr>
+              <w:t xml:space="preserve">, </w:t>
+            </w:r>
+            <w:r>
+              <w:rPr>
+                <w:rFonts w:ascii="Consolas" w:hAnsi="Consolas"/>
+                <w:sz w:val="18"/>
+              </w:rPr>
+              <w:t>POST /entitlement/whatif</w:t>
+            </w:r>
+            <w:r>
+              <w:rPr>
+                <w:sz w:val="18"/>
+              </w:rPr>
+              <w:t xml:space="preserve">, </w:t>
+            </w:r>
+            <w:r>
+              <w:rPr>
+                <w:rFonts w:ascii="Consolas" w:hAnsi="Consolas"/>
+                <w:sz w:val="18"/>
+              </w:rPr>
+              <w:t>POST /export/pdf</w:t>
+            </w:r>
+          </w:p>
+        </w:tc>
+        <w:tc>
+          <w:tcPr>
+            <w:tcW w:type="dxa" w:w="2880"/>
+          </w:tcPr>
+          <w:p>
+            <w:r>
+              <w:rPr>
+                <w:sz w:val="18"/>
+              </w:rPr>
+            </w:r>
+            <w:r>
+              <w:rPr>
+                <w:sz w:val="18"/>
+              </w:rPr>
+              <w:t>Session</w:t>
+            </w:r>
+          </w:p>
+        </w:tc>
+      </w:tr>
+      <w:tr>
+        <w:tc>
+          <w:tcPr>
+            <w:tcW w:type="dxa" w:w="2880"/>
+          </w:tcPr>
+          <w:p>
+            <w:r>
+              <w:rPr>
+                <w:sz w:val="18"/>
+              </w:rPr>
+            </w:r>
+            <w:r>
+              <w:rPr>
+                <w:sz w:val="18"/>
+              </w:rPr>
+              <w:t>Claims and history</w:t>
+            </w:r>
+          </w:p>
+        </w:tc>
+        <w:tc>
+          <w:tcPr>
+            <w:tcW w:type="dxa" w:w="2880"/>
+          </w:tcPr>
+          <w:p>
+            <w:r>
+              <w:rPr>
+                <w:sz w:val="18"/>
+              </w:rPr>
+            </w:r>
+            <w:r>
+              <w:rPr>
+                <w:rFonts w:ascii="Consolas" w:hAnsi="Consolas"/>
+                <w:sz w:val="18"/>
+              </w:rPr>
+              <w:t>GET /claims/{claim_id}</w:t>
+            </w:r>
+            <w:r>
+              <w:rPr>
+                <w:sz w:val="18"/>
+              </w:rPr>
+              <w:t xml:space="preserve">, </w:t>
+            </w:r>
+            <w:r>
+              <w:rPr>
+                <w:rFonts w:ascii="Consolas" w:hAnsi="Consolas"/>
+                <w:sz w:val="18"/>
+              </w:rPr>
+              <w:t>GET /history</w:t>
+            </w:r>
+            <w:r>
+              <w:rPr>
+                <w:sz w:val="18"/>
+              </w:rPr>
+              <w:t xml:space="preserve">, </w:t>
+            </w:r>
+            <w:r>
+              <w:rPr>
+                <w:rFonts w:ascii="Consolas" w:hAnsi="Consolas"/>
+                <w:sz w:val="18"/>
+              </w:rPr>
+              <w:t>GET</w:t>
+            </w:r>
+            <w:r>
+              <w:rPr>
+                <w:sz w:val="18"/>
+              </w:rPr>
+              <w:t xml:space="preserve">, </w:t>
+            </w:r>
+            <w:r>
+              <w:rPr>
+                <w:rFonts w:ascii="Consolas" w:hAnsi="Consolas"/>
+                <w:sz w:val="18"/>
+              </w:rPr>
+              <w:t>PUT</w:t>
+            </w:r>
+            <w:r>
+              <w:rPr>
+                <w:sz w:val="18"/>
+              </w:rPr>
+              <w:t xml:space="preserve">, </w:t>
+            </w:r>
+            <w:r>
+              <w:rPr>
+                <w:rFonts w:ascii="Consolas" w:hAnsi="Consolas"/>
+                <w:sz w:val="18"/>
+              </w:rPr>
+              <w:t>PATCH</w:t>
+            </w:r>
+            <w:r>
+              <w:rPr>
+                <w:sz w:val="18"/>
+              </w:rPr>
+              <w:t xml:space="preserve"> and </w:t>
+            </w:r>
+            <w:r>
+              <w:rPr>
+                <w:rFonts w:ascii="Consolas" w:hAnsi="Consolas"/>
+                <w:sz w:val="18"/>
+              </w:rPr>
+              <w:t>DELETE /history/{conversation_id}</w:t>
+            </w:r>
+            <w:r>
+              <w:rPr>
+                <w:sz w:val="18"/>
+              </w:rPr>
+              <w:t xml:space="preserve">, </w:t>
+            </w:r>
+            <w:r>
+              <w:rPr>
+                <w:rFonts w:ascii="Consolas" w:hAnsi="Consolas"/>
+                <w:sz w:val="18"/>
+              </w:rPr>
+              <w:t>DELETE /history</w:t>
+            </w:r>
+          </w:p>
+        </w:tc>
+        <w:tc>
+          <w:tcPr>
+            <w:tcW w:type="dxa" w:w="2880"/>
+          </w:tcPr>
+          <w:p>
+            <w:r>
+              <w:rPr>
+                <w:sz w:val="18"/>
+              </w:rPr>
+            </w:r>
+            <w:r>
+              <w:rPr>
+                <w:sz w:val="18"/>
+              </w:rPr>
+              <w:t>Session</w:t>
+            </w:r>
+          </w:p>
+        </w:tc>
+      </w:tr>
+      <w:tr>
+        <w:tc>
+          <w:tcPr>
+            <w:tcW w:type="dxa" w:w="2880"/>
+          </w:tcPr>
+          <w:p>
+            <w:r>
+              <w:rPr>
+                <w:sz w:val="18"/>
+              </w:rPr>
+            </w:r>
+            <w:r>
+              <w:rPr>
+                <w:sz w:val="18"/>
+              </w:rPr>
+              <w:t>Agent tools and security</w:t>
+            </w:r>
+          </w:p>
+        </w:tc>
+        <w:tc>
+          <w:tcPr>
+            <w:tcW w:type="dxa" w:w="2880"/>
+          </w:tcPr>
+          <w:p>
+            <w:r>
+              <w:rPr>
+                <w:sz w:val="18"/>
+              </w:rPr>
+            </w:r>
+            <w:r>
+              <w:rPr>
+                <w:rFonts w:ascii="Consolas" w:hAnsi="Consolas"/>
+                <w:sz w:val="18"/>
+              </w:rPr>
+              <w:t>GET /tools</w:t>
+            </w:r>
+            <w:r>
+              <w:rPr>
+                <w:sz w:val="18"/>
+              </w:rPr>
+              <w:t xml:space="preserve">, </w:t>
+            </w:r>
+            <w:r>
+              <w:rPr>
+                <w:rFonts w:ascii="Consolas" w:hAnsi="Consolas"/>
+                <w:sz w:val="18"/>
+              </w:rPr>
+              <w:t>POST /tools/{name}</w:t>
+            </w:r>
+            <w:r>
+              <w:rPr>
+                <w:sz w:val="18"/>
+              </w:rPr>
+              <w:t xml:space="preserve">, </w:t>
+            </w:r>
+            <w:r>
+              <w:rPr>
+                <w:rFonts w:ascii="Consolas" w:hAnsi="Consolas"/>
+                <w:sz w:val="18"/>
+              </w:rPr>
+              <w:t>GET /audit</w:t>
+            </w:r>
+            <w:r>
+              <w:rPr>
+                <w:sz w:val="18"/>
+              </w:rPr>
+              <w:t xml:space="preserve">, </w:t>
+            </w:r>
+            <w:r>
+              <w:rPr>
+                <w:rFonts w:ascii="Consolas" w:hAnsi="Consolas"/>
+                <w:sz w:val="18"/>
+              </w:rPr>
+              <w:t>GET /audit/verify</w:t>
+            </w:r>
+            <w:r>
+              <w:rPr>
+                <w:sz w:val="18"/>
+              </w:rPr>
+              <w:t xml:space="preserve">, </w:t>
+            </w:r>
+            <w:r>
+              <w:rPr>
+                <w:rFonts w:ascii="Consolas" w:hAnsi="Consolas"/>
+                <w:sz w:val="18"/>
+              </w:rPr>
+              <w:t>GET /security/status</w:t>
+            </w:r>
+            <w:r>
+              <w:rPr>
+                <w:sz w:val="18"/>
+              </w:rPr>
+              <w:t xml:space="preserve">, </w:t>
+            </w:r>
+            <w:r>
+              <w:rPr>
+                <w:rFonts w:ascii="Consolas" w:hAnsi="Consolas"/>
+                <w:sz w:val="18"/>
+              </w:rPr>
+              <w:t>GET /demo/attacks</w:t>
+            </w:r>
+            <w:r>
+              <w:rPr>
+                <w:sz w:val="18"/>
+              </w:rPr>
+              <w:t xml:space="preserve">, </w:t>
+            </w:r>
+            <w:r>
+              <w:rPr>
+                <w:rFonts w:ascii="Consolas" w:hAnsi="Consolas"/>
+                <w:sz w:val="18"/>
+              </w:rPr>
+              <w:t>POST /demo/attack</w:t>
+            </w:r>
+            <w:r>
+              <w:rPr>
+                <w:sz w:val="18"/>
+              </w:rPr>
+              <w:t xml:space="preserve">, </w:t>
+            </w:r>
+            <w:r>
+              <w:rPr>
+                <w:rFonts w:ascii="Consolas" w:hAnsi="Consolas"/>
+                <w:sz w:val="18"/>
+              </w:rPr>
+              <w:t>POST /demo/audit_tamper</w:t>
+            </w:r>
+          </w:p>
+        </w:tc>
+        <w:tc>
+          <w:tcPr>
+            <w:tcW w:type="dxa" w:w="2880"/>
+          </w:tcPr>
+          <w:p>
+            <w:r>
+              <w:rPr>
+                <w:sz w:val="18"/>
+              </w:rPr>
+            </w:r>
+            <w:r>
+              <w:rPr>
+                <w:rFonts w:ascii="Consolas" w:hAnsi="Consolas"/>
+                <w:sz w:val="18"/>
+              </w:rPr>
+              <w:t>/tools</w:t>
+            </w:r>
+            <w:r>
+              <w:rPr>
+                <w:sz w:val="18"/>
+              </w:rPr>
+              <w:t xml:space="preserve"> and </w:t>
+            </w:r>
+            <w:r>
+              <w:rPr>
+                <w:rFonts w:ascii="Consolas" w:hAnsi="Consolas"/>
+                <w:sz w:val="18"/>
+              </w:rPr>
+              <w:t>/audit/verify</w:t>
+            </w:r>
+            <w:r>
+              <w:rPr>
+                <w:sz w:val="18"/>
+              </w:rPr>
+              <w:t xml:space="preserve"> are open. The rest need a session</w:t>
+            </w:r>
+          </w:p>
+        </w:tc>
+      </w:tr>
+      <w:tr>
+        <w:tc>
+          <w:tcPr>
+            <w:tcW w:type="dxa" w:w="2880"/>
+          </w:tcPr>
+          <w:p>
+            <w:r>
+              <w:rPr>
+                <w:sz w:val="18"/>
+              </w:rPr>
+            </w:r>
+            <w:r>
+              <w:rPr>
+                <w:sz w:val="18"/>
+              </w:rPr>
+              <w:t>Insurer desk and admin</w:t>
+            </w:r>
+          </w:p>
+        </w:tc>
+        <w:tc>
+          <w:tcPr>
+            <w:tcW w:type="dxa" w:w="2880"/>
+          </w:tcPr>
+          <w:p>
+            <w:r>
+              <w:rPr>
+                <w:sz w:val="18"/>
+              </w:rPr>
+            </w:r>
+            <w:r>
+              <w:rPr>
+                <w:rFonts w:ascii="Consolas" w:hAnsi="Consolas"/>
+                <w:sz w:val="18"/>
+              </w:rPr>
+              <w:t>GET /backoffice/claims</w:t>
+            </w:r>
+            <w:r>
+              <w:rPr>
+                <w:sz w:val="18"/>
+              </w:rPr>
+              <w:t xml:space="preserve">, </w:t>
+            </w:r>
+            <w:r>
+              <w:rPr>
+                <w:rFonts w:ascii="Consolas" w:hAnsi="Consolas"/>
+                <w:sz w:val="18"/>
+              </w:rPr>
+              <w:t>GET /backoffice/claims/{claim_id}</w:t>
+            </w:r>
+            <w:r>
+              <w:rPr>
+                <w:sz w:val="18"/>
+              </w:rPr>
+              <w:t xml:space="preserve">, </w:t>
+            </w:r>
+            <w:r>
+              <w:rPr>
+                <w:rFonts w:ascii="Consolas" w:hAnsi="Consolas"/>
+                <w:sz w:val="18"/>
+              </w:rPr>
+              <w:t>POST /backoffice/claims/{claim_id}/decide</w:t>
+            </w:r>
+            <w:r>
+              <w:rPr>
+                <w:sz w:val="18"/>
+              </w:rPr>
+              <w:t xml:space="preserve">, </w:t>
+            </w:r>
+            <w:r>
+              <w:rPr>
+                <w:rFonts w:ascii="Consolas" w:hAnsi="Consolas"/>
+                <w:sz w:val="18"/>
+              </w:rPr>
+              <w:t>GET /backoffice/documents/{doc_id}</w:t>
+            </w:r>
+            <w:r>
+              <w:rPr>
+                <w:sz w:val="18"/>
+              </w:rPr>
+              <w:t xml:space="preserve">, </w:t>
+            </w:r>
+            <w:r>
+              <w:rPr>
+                <w:rFonts w:ascii="Consolas" w:hAnsi="Consolas"/>
+                <w:sz w:val="18"/>
+              </w:rPr>
+              <w:t>GET /backoffice/tickets</w:t>
+            </w:r>
+            <w:r>
+              <w:rPr>
+                <w:sz w:val="18"/>
+              </w:rPr>
+              <w:t xml:space="preserve">, </w:t>
+            </w:r>
+            <w:r>
+              <w:rPr>
+                <w:rFonts w:ascii="Consolas" w:hAnsi="Consolas"/>
+                <w:sz w:val="18"/>
+              </w:rPr>
+              <w:t>GET</w:t>
+            </w:r>
+            <w:r>
+              <w:rPr>
+                <w:sz w:val="18"/>
+              </w:rPr>
+              <w:t xml:space="preserve">, </w:t>
+            </w:r>
+            <w:r>
+              <w:rPr>
+                <w:rFonts w:ascii="Consolas" w:hAnsi="Consolas"/>
+                <w:sz w:val="18"/>
+              </w:rPr>
+              <w:t>POST</w:t>
+            </w:r>
+            <w:r>
+              <w:rPr>
+                <w:sz w:val="18"/>
+              </w:rPr>
+              <w:t xml:space="preserve"> and </w:t>
+            </w:r>
+            <w:r>
+              <w:rPr>
+                <w:rFonts w:ascii="Consolas" w:hAnsi="Consolas"/>
+                <w:sz w:val="18"/>
+              </w:rPr>
+              <w:t>DELETE /admin/kill</w:t>
+            </w:r>
+            <w:r>
+              <w:rPr>
+                <w:sz w:val="18"/>
+              </w:rPr>
+              <w:t xml:space="preserve">, </w:t>
+            </w:r>
+            <w:r>
+              <w:rPr>
+                <w:rFonts w:ascii="Consolas" w:hAnsi="Consolas"/>
+                <w:sz w:val="18"/>
+              </w:rPr>
+              <w:t>POST /system/add-key</w:t>
+            </w:r>
+          </w:p>
+        </w:tc>
+        <w:tc>
+          <w:tcPr>
+            <w:tcW w:type="dxa" w:w="2880"/>
+          </w:tcPr>
+          <w:p>
+            <w:r>
+              <w:rPr>
+                <w:sz w:val="18"/>
+              </w:rPr>
+            </w:r>
+            <w:r>
+              <w:rPr>
+                <w:sz w:val="18"/>
+              </w:rPr>
+              <w:t>Admin token</w:t>
+            </w:r>
+          </w:p>
+        </w:tc>
+      </w:tr>
+    </w:tbl>
+    <w:p/>
+    <w:p>
+      <w:r>
+        <w:t xml:space="preserve">Every endpoint that touches customer data resolves the session first and filters the data by that account. A request that names another account's claim is recorded as </w:t>
+      </w:r>
+      <w:r>
+        <w:rPr>
+          <w:rFonts w:ascii="Consolas" w:hAnsi="Consolas"/>
+          <w:sz w:val="19"/>
+        </w:rPr>
+        <w:t>IDOR_ATTEMPT</w:t>
+      </w:r>
+      <w:r>
+        <w:t xml:space="preserve"> in the audit log.</w:t>
+      </w:r>
+    </w:p>
+    <w:p>
+      <w:pPr>
+        <w:pStyle w:val="Heading2"/>
+      </w:pPr>
+      <w:r>
+        <w:rPr>
+          <w:color w:val="14213D"/>
+        </w:rPr>
+        <w:t>2.6 Third-party services</w:t>
+      </w:r>
+    </w:p>
+    <w:p>
+      <w:r>
+        <w:t>ClauseGuard uses several third-party services and data sources. Table 9 lists what each is used for and what data is sent to it.</w:t>
+      </w:r>
+    </w:p>
+    <w:p>
+      <w:r>
+        <w:rPr>
+          <w:b/>
+        </w:rPr>
+        <w:t>Table 9. Third-party services and data sources</w:t>
+      </w:r>
+    </w:p>
+    <w:tbl>
+      <w:tblPr>
+        <w:tblStyle w:val="TableGrid"/>
+        <w:tblW w:type="auto" w:w="0"/>
+        <w:tblLook w:firstColumn="1" w:firstRow="1" w:lastColumn="0" w:lastRow="0" w:noHBand="0" w:noVBand="1" w:val="04A0"/>
+      </w:tblPr>
+      <w:tblGrid>
+        <w:gridCol w:w="2160"/>
+        <w:gridCol w:w="2160"/>
+        <w:gridCol w:w="2160"/>
+        <w:gridCol w:w="2160"/>
+      </w:tblGrid>
+      <w:tr>
+        <w:tc>
+          <w:tcPr>
+            <w:tcW w:type="dxa" w:w="2160"/>
+          </w:tcPr>
+          <w:p>
+            <w:r>
+              <w:rPr>
+                <w:b/>
+                <w:sz w:val="18"/>
+              </w:rPr>
+            </w:r>
+            <w:r>
+              <w:rPr>
+                <w:b/>
+                <w:sz w:val="18"/>
+              </w:rPr>
+              <w:t>Service</w:t>
+            </w:r>
+          </w:p>
+        </w:tc>
+        <w:tc>
+          <w:tcPr>
+            <w:tcW w:type="dxa" w:w="2160"/>
+          </w:tcPr>
+          <w:p>
+            <w:r>
+              <w:rPr>
+                <w:b/>
+                <w:sz w:val="18"/>
+              </w:rPr>
+            </w:r>
+            <w:r>
+              <w:rPr>
+                <w:b/>
+                <w:sz w:val="18"/>
+              </w:rPr>
+              <w:t>Used for</w:t>
+            </w:r>
+          </w:p>
+        </w:tc>
+        <w:tc>
+          <w:tcPr>
+            <w:tcW w:type="dxa" w:w="2160"/>
+          </w:tcPr>
+          <w:p>
+            <w:r>
+              <w:rPr>
+                <w:b/>
+                <w:sz w:val="18"/>
+              </w:rPr>
+            </w:r>
+            <w:r>
+              <w:rPr>
+                <w:b/>
+                <w:sz w:val="18"/>
+              </w:rPr>
+              <w:t>Data sent</w:t>
+            </w:r>
+          </w:p>
+        </w:tc>
+        <w:tc>
+          <w:tcPr>
+            <w:tcW w:type="dxa" w:w="2160"/>
+          </w:tcPr>
+          <w:p>
+            <w:r>
+              <w:rPr>
+                <w:b/>
+                <w:sz w:val="18"/>
+              </w:rPr>
+            </w:r>
+            <w:r>
+              <w:rPr>
+                <w:b/>
+                <w:sz w:val="18"/>
+              </w:rPr>
+              <w:t>Notes</w:t>
+            </w:r>
+          </w:p>
+        </w:tc>
+      </w:tr>
+      <w:tr>
+        <w:tc>
+          <w:tcPr>
+            <w:tcW w:type="dxa" w:w="2160"/>
+          </w:tcPr>
+          <w:p>
+            <w:r>
+              <w:rPr>
+                <w:sz w:val="18"/>
+              </w:rPr>
+            </w:r>
+            <w:r>
+              <w:rPr>
+                <w:sz w:val="18"/>
+              </w:rPr>
+              <w:t>Google Gemini API</w:t>
+            </w:r>
+          </w:p>
+        </w:tc>
+        <w:tc>
+          <w:tcPr>
+            <w:tcW w:type="dxa" w:w="2160"/>
+          </w:tcPr>
+          <w:p>
+            <w:r>
+              <w:rPr>
+                <w:sz w:val="18"/>
+              </w:rPr>
+            </w:r>
+            <w:r>
+              <w:rPr>
+                <w:sz w:val="18"/>
+              </w:rPr>
+              <w:t>Reading policies and claim documents, understanding messages, writing replies and diagnosis code embeddings</w:t>
+            </w:r>
+          </w:p>
+        </w:tc>
+        <w:tc>
+          <w:tcPr>
+            <w:tcW w:type="dxa" w:w="2160"/>
+          </w:tcPr>
+          <w:p>
+            <w:r>
+              <w:rPr>
+                <w:sz w:val="18"/>
+              </w:rPr>
+            </w:r>
+            <w:r>
+              <w:rPr>
+                <w:sz w:val="18"/>
+              </w:rPr>
+              <w:t>Customer messages and document text with personal data already removed</w:t>
+            </w:r>
+          </w:p>
+        </w:tc>
+        <w:tc>
+          <w:tcPr>
+            <w:tcW w:type="dxa" w:w="2160"/>
+          </w:tcPr>
+          <w:p>
+            <w:r>
+              <w:rPr>
+                <w:sz w:val="18"/>
+              </w:rPr>
+            </w:r>
+            <w:r>
+              <w:rPr>
+                <w:sz w:val="18"/>
+              </w:rPr>
+              <w:t>Several keys rotate when a quota runs out. Customers can use their own key</w:t>
+            </w:r>
+          </w:p>
+        </w:tc>
+      </w:tr>
+      <w:tr>
+        <w:tc>
+          <w:tcPr>
+            <w:tcW w:type="dxa" w:w="2160"/>
+          </w:tcPr>
+          <w:p>
+            <w:r>
+              <w:rPr>
+                <w:sz w:val="18"/>
+              </w:rPr>
+            </w:r>
+            <w:r>
+              <w:rPr>
+                <w:sz w:val="18"/>
+              </w:rPr>
+              <w:t>Supabase Auth</w:t>
+            </w:r>
+          </w:p>
+        </w:tc>
+        <w:tc>
+          <w:tcPr>
+            <w:tcW w:type="dxa" w:w="2160"/>
+          </w:tcPr>
+          <w:p>
+            <w:r>
+              <w:rPr>
+                <w:sz w:val="18"/>
+              </w:rPr>
+            </w:r>
+            <w:r>
+              <w:rPr>
+                <w:sz w:val="18"/>
+              </w:rPr>
+              <w:t>Sign-in with a confirmed email</w:t>
+            </w:r>
+          </w:p>
+        </w:tc>
+        <w:tc>
+          <w:tcPr>
+            <w:tcW w:type="dxa" w:w="2160"/>
+          </w:tcPr>
+          <w:p>
+            <w:r>
+              <w:rPr>
+                <w:sz w:val="18"/>
+              </w:rPr>
+            </w:r>
+            <w:r>
+              <w:rPr>
+                <w:sz w:val="18"/>
+              </w:rPr>
+              <w:t>Account email and password</w:t>
+            </w:r>
+          </w:p>
+        </w:tc>
+        <w:tc>
+          <w:tcPr>
+            <w:tcW w:type="dxa" w:w="2160"/>
+          </w:tcPr>
+          <w:p>
+            <w:r>
+              <w:rPr>
+                <w:sz w:val="18"/>
+              </w:rPr>
+            </w:r>
+            <w:r>
+              <w:rPr>
+                <w:sz w:val="18"/>
+              </w:rPr>
+              <w:t>The backend verifies the account token on every login</w:t>
+            </w:r>
+          </w:p>
+        </w:tc>
+      </w:tr>
+      <w:tr>
+        <w:tc>
+          <w:tcPr>
+            <w:tcW w:type="dxa" w:w="2160"/>
+          </w:tcPr>
+          <w:p>
+            <w:r>
+              <w:rPr>
+                <w:sz w:val="18"/>
+              </w:rPr>
+            </w:r>
+            <w:r>
+              <w:rPr>
+                <w:sz w:val="18"/>
+              </w:rPr>
+              <w:t>Supabase Postgres</w:t>
+            </w:r>
+          </w:p>
+        </w:tc>
+        <w:tc>
+          <w:tcPr>
+            <w:tcW w:type="dxa" w:w="2160"/>
+          </w:tcPr>
+          <w:p>
+            <w:r>
+              <w:rPr>
+                <w:sz w:val="18"/>
+              </w:rPr>
+            </w:r>
+            <w:r>
+              <w:rPr>
+                <w:sz w:val="18"/>
+              </w:rPr>
+              <w:t>Audit log, conversation history, claims and tickets</w:t>
+            </w:r>
+          </w:p>
+        </w:tc>
+        <w:tc>
+          <w:tcPr>
+            <w:tcW w:type="dxa" w:w="2160"/>
+          </w:tcPr>
+          <w:p>
+            <w:r>
+              <w:rPr>
+                <w:sz w:val="18"/>
+              </w:rPr>
+            </w:r>
+            <w:r>
+              <w:rPr>
+                <w:sz w:val="18"/>
+              </w:rPr>
+              <w:t>The account's application data</w:t>
+            </w:r>
+          </w:p>
+        </w:tc>
+        <w:tc>
+          <w:tcPr>
+            <w:tcW w:type="dxa" w:w="2160"/>
+          </w:tcPr>
+          <w:p>
+            <w:r>
+              <w:rPr>
+                <w:sz w:val="18"/>
+              </w:rPr>
+            </w:r>
+            <w:r>
+              <w:rPr>
+                <w:sz w:val="18"/>
+              </w:rPr>
+              <w:t>Row level security is on with no public policy. The backend uses a dedicated connection</w:t>
+            </w:r>
+          </w:p>
+        </w:tc>
+      </w:tr>
+      <w:tr>
+        <w:tc>
+          <w:tcPr>
+            <w:tcW w:type="dxa" w:w="2160"/>
+          </w:tcPr>
+          <w:p>
+            <w:r>
+              <w:rPr>
+                <w:sz w:val="18"/>
+              </w:rPr>
+            </w:r>
+            <w:r>
+              <w:rPr>
+                <w:sz w:val="18"/>
+              </w:rPr>
+              <w:t>Railway, Southeast Asia region</w:t>
+            </w:r>
+          </w:p>
+        </w:tc>
+        <w:tc>
+          <w:tcPr>
+            <w:tcW w:type="dxa" w:w="2160"/>
+          </w:tcPr>
+          <w:p>
+            <w:r>
+              <w:rPr>
+                <w:sz w:val="18"/>
+              </w:rPr>
+            </w:r>
+            <w:r>
+              <w:rPr>
+                <w:sz w:val="18"/>
+              </w:rPr>
+              <w:t>Runs the web and API services</w:t>
+            </w:r>
+          </w:p>
+        </w:tc>
+        <w:tc>
+          <w:tcPr>
+            <w:tcW w:type="dxa" w:w="2160"/>
+          </w:tcPr>
+          <w:p>
+            <w:r>
+              <w:rPr>
+                <w:sz w:val="18"/>
+              </w:rPr>
+            </w:r>
+            <w:r>
+              <w:rPr>
+                <w:sz w:val="18"/>
+              </w:rPr>
+              <w:t>All application traffic</w:t>
+            </w:r>
+          </w:p>
+        </w:tc>
+        <w:tc>
+          <w:tcPr>
+            <w:tcW w:type="dxa" w:w="2160"/>
+          </w:tcPr>
+          <w:p>
+            <w:r>
+              <w:rPr>
+                <w:sz w:val="18"/>
+              </w:rPr>
+            </w:r>
+            <w:r>
+              <w:rPr>
+                <w:sz w:val="18"/>
+              </w:rPr>
+              <w:t>Updated automatically from the repository</w:t>
+            </w:r>
+          </w:p>
+        </w:tc>
+      </w:tr>
+      <w:tr>
+        <w:tc>
+          <w:tcPr>
+            <w:tcW w:type="dxa" w:w="2160"/>
+          </w:tcPr>
+          <w:p>
+            <w:r>
+              <w:rPr>
+                <w:sz w:val="18"/>
+              </w:rPr>
+            </w:r>
+            <w:r>
+              <w:rPr>
+                <w:sz w:val="18"/>
+              </w:rPr>
+              <w:t>Google Fonts through Next.js</w:t>
+            </w:r>
+          </w:p>
+        </w:tc>
+        <w:tc>
+          <w:tcPr>
+            <w:tcW w:type="dxa" w:w="2160"/>
+          </w:tcPr>
+          <w:p>
+            <w:r>
+              <w:rPr>
+                <w:sz w:val="18"/>
+              </w:rPr>
+            </w:r>
+            <w:r>
+              <w:rPr>
+                <w:sz w:val="18"/>
+              </w:rPr>
+              <w:t>Inter and Sora typefaces</w:t>
+            </w:r>
+          </w:p>
+        </w:tc>
+        <w:tc>
+          <w:tcPr>
+            <w:tcW w:type="dxa" w:w="2160"/>
+          </w:tcPr>
+          <w:p>
+            <w:r>
+              <w:rPr>
+                <w:sz w:val="18"/>
+              </w:rPr>
+            </w:r>
+            <w:r>
+              <w:rPr>
+                <w:sz w:val="18"/>
+              </w:rPr>
+              <w:t>No customer data</w:t>
+            </w:r>
+          </w:p>
+        </w:tc>
+        <w:tc>
+          <w:tcPr>
+            <w:tcW w:type="dxa" w:w="2160"/>
+          </w:tcPr>
+          <w:p>
+            <w:r>
+              <w:rPr>
+                <w:sz w:val="18"/>
+              </w:rPr>
+            </w:r>
+            <w:r>
+              <w:rPr>
+                <w:sz w:val="18"/>
+              </w:rPr>
+              <w:t>Downloaded at build time</w:t>
+            </w:r>
+          </w:p>
+        </w:tc>
+      </w:tr>
+      <w:tr>
+        <w:tc>
+          <w:tcPr>
+            <w:tcW w:type="dxa" w:w="2160"/>
+          </w:tcPr>
+          <w:p>
+            <w:r>
+              <w:rPr>
+                <w:sz w:val="18"/>
+              </w:rPr>
+            </w:r>
+            <w:r>
+              <w:rPr>
+                <w:sz w:val="18"/>
+              </w:rPr>
+              <w:t>ICD-10-CM code list from CMS and NCHS</w:t>
+            </w:r>
+          </w:p>
+        </w:tc>
+        <w:tc>
+          <w:tcPr>
+            <w:tcW w:type="dxa" w:w="2160"/>
+          </w:tcPr>
+          <w:p>
+            <w:r>
+              <w:rPr>
+                <w:sz w:val="18"/>
+              </w:rPr>
+            </w:r>
+            <w:r>
+              <w:rPr>
+                <w:sz w:val="18"/>
+              </w:rPr>
+              <w:t>Basis for diagnosis code search</w:t>
+            </w:r>
+          </w:p>
+        </w:tc>
+        <w:tc>
+          <w:tcPr>
+            <w:tcW w:type="dxa" w:w="2160"/>
+          </w:tcPr>
+          <w:p>
+            <w:r>
+              <w:rPr>
+                <w:sz w:val="18"/>
+              </w:rPr>
+            </w:r>
+            <w:r>
+              <w:rPr>
+                <w:sz w:val="18"/>
+              </w:rPr>
+              <w:t>None</w:t>
+            </w:r>
+          </w:p>
+        </w:tc>
+        <w:tc>
+          <w:tcPr>
+            <w:tcW w:type="dxa" w:w="2160"/>
+          </w:tcPr>
+          <w:p>
+            <w:r>
+              <w:rPr>
+                <w:sz w:val="18"/>
+              </w:rPr>
+            </w:r>
+            <w:r>
+              <w:rPr>
+                <w:sz w:val="18"/>
+              </w:rPr>
+              <w:t>Public domain. Stored in the repository</w:t>
+            </w:r>
+          </w:p>
+        </w:tc>
+      </w:tr>
+      <w:tr>
+        <w:tc>
+          <w:tcPr>
+            <w:tcW w:type="dxa" w:w="2160"/>
+          </w:tcPr>
+          <w:p>
+            <w:r>
+              <w:rPr>
+                <w:sz w:val="18"/>
+              </w:rPr>
+            </w:r>
+            <w:r>
+              <w:rPr>
+                <w:sz w:val="18"/>
+              </w:rPr>
+              <w:t>Multilingual e5 small embedding model (ONNX)</w:t>
+            </w:r>
+          </w:p>
+        </w:tc>
+        <w:tc>
+          <w:tcPr>
+            <w:tcW w:type="dxa" w:w="2160"/>
+          </w:tcPr>
+          <w:p>
+            <w:r>
+              <w:rPr>
+                <w:sz w:val="18"/>
+              </w:rPr>
+            </w:r>
+            <w:r>
+              <w:rPr>
+                <w:sz w:val="18"/>
+              </w:rPr>
+              <w:t>Local diagnosis code search</w:t>
+            </w:r>
+          </w:p>
+        </w:tc>
+        <w:tc>
+          <w:tcPr>
+            <w:tcW w:type="dxa" w:w="2160"/>
+          </w:tcPr>
+          <w:p>
+            <w:r>
+              <w:rPr>
+                <w:sz w:val="18"/>
+              </w:rPr>
+            </w:r>
+            <w:r>
+              <w:rPr>
+                <w:sz w:val="18"/>
+              </w:rPr>
+              <w:t>None</w:t>
+            </w:r>
+          </w:p>
+        </w:tc>
+        <w:tc>
+          <w:tcPr>
+            <w:tcW w:type="dxa" w:w="2160"/>
+          </w:tcPr>
+          <w:p>
+            <w:r>
+              <w:rPr>
+                <w:sz w:val="18"/>
+              </w:rPr>
+            </w:r>
+            <w:r>
+              <w:rPr>
+                <w:sz w:val="18"/>
+              </w:rPr>
+              <w:t>Optional and runs on CPU</w:t>
+            </w:r>
+          </w:p>
+        </w:tc>
+      </w:tr>
+      <w:tr>
+        <w:tc>
+          <w:tcPr>
+            <w:tcW w:type="dxa" w:w="2160"/>
+          </w:tcPr>
+          <w:p>
+            <w:r>
+              <w:rPr>
+                <w:sz w:val="18"/>
+              </w:rPr>
+            </w:r>
+            <w:r>
+              <w:rPr>
+                <w:sz w:val="18"/>
+              </w:rPr>
+              <w:t>Public data from KFF, CMS marketplace and the arXiv 2604.10853 benchmark</w:t>
+            </w:r>
+          </w:p>
+        </w:tc>
+        <w:tc>
+          <w:tcPr>
+            <w:tcW w:type="dxa" w:w="2160"/>
+          </w:tcPr>
+          <w:p>
+            <w:r>
+              <w:rPr>
+                <w:sz w:val="18"/>
+              </w:rPr>
+            </w:r>
+            <w:r>
+              <w:rPr>
+                <w:sz w:val="18"/>
+              </w:rPr>
+              <w:t>Evaluation and plan selection</w:t>
+            </w:r>
+          </w:p>
+        </w:tc>
+        <w:tc>
+          <w:tcPr>
+            <w:tcW w:type="dxa" w:w="2160"/>
+          </w:tcPr>
+          <w:p>
+            <w:r>
+              <w:rPr>
+                <w:sz w:val="18"/>
+              </w:rPr>
+            </w:r>
+            <w:r>
+              <w:rPr>
+                <w:sz w:val="18"/>
+              </w:rPr>
+              <w:t>None</w:t>
+            </w:r>
+          </w:p>
+        </w:tc>
+        <w:tc>
+          <w:tcPr>
+            <w:tcW w:type="dxa" w:w="2160"/>
+          </w:tcPr>
+          <w:p>
+            <w:r>
+              <w:rPr>
+                <w:sz w:val="18"/>
+              </w:rPr>
+            </w:r>
+            <w:r>
+              <w:rPr>
+                <w:sz w:val="18"/>
+              </w:rPr>
+              <w:t>Offline testing only</w:t>
+            </w:r>
+          </w:p>
+        </w:tc>
+      </w:tr>
+    </w:tbl>
+    <w:p/>
+    <w:p>
+      <w:r>
+        <w:t>The open-source libraries include FastAPI, Pydantic, SciPy, PyMuPDF, ReportLab, Next.js, React and Tailwind CSS.</w:t>
+      </w:r>
+    </w:p>
+    <w:p>
+      <w:pPr>
+        <w:pStyle w:val="Heading2"/>
+      </w:pPr>
+      <w:r>
+        <w:rPr>
+          <w:color w:val="14213D"/>
+        </w:rPr>
+        <w:t>2.7 Database</w:t>
+      </w:r>
+    </w:p>
+    <w:p>
+      <w:r>
+        <w:t xml:space="preserve">The backend chooses its storage through the </w:t>
+      </w:r>
+      <w:r>
+        <w:rPr>
+          <w:rFonts w:ascii="Consolas" w:hAnsi="Consolas"/>
+          <w:sz w:val="19"/>
+        </w:rPr>
+        <w:t>CG_STORAGE</w:t>
+      </w:r>
+      <w:r>
+        <w:t xml:space="preserve"> variable. Mode </w:t>
+      </w:r>
+      <w:r>
+        <w:rPr>
+          <w:rFonts w:ascii="Consolas" w:hAnsi="Consolas"/>
+          <w:sz w:val="19"/>
+        </w:rPr>
+        <w:t>local</w:t>
+      </w:r>
+      <w:r>
+        <w:t xml:space="preserve"> uses SQLite and JSONL files for development and tests. Mode </w:t>
+      </w:r>
+      <w:r>
+        <w:rPr>
+          <w:rFonts w:ascii="Consolas" w:hAnsi="Consolas"/>
+          <w:sz w:val="19"/>
+        </w:rPr>
+        <w:t>postgres</w:t>
+      </w:r>
+      <w:r>
+        <w:t xml:space="preserve"> uses Supabase Postgres and runs on the hosted service. Table 10 lists what each part holds.</w:t>
+      </w:r>
+    </w:p>
+    <w:p>
+      <w:r>
+        <w:rPr>
+          <w:b/>
+        </w:rPr>
+        <w:t>Table 10. Database tables by function</w:t>
+      </w:r>
+    </w:p>
+    <w:tbl>
+      <w:tblPr>
+        <w:tblStyle w:val="TableGrid"/>
+        <w:tblW w:type="auto" w:w="0"/>
+        <w:tblLook w:firstColumn="1" w:firstRow="1" w:lastColumn="0" w:lastRow="0" w:noHBand="0" w:noVBand="1" w:val="04A0"/>
+      </w:tblPr>
+      <w:tblGrid>
+        <w:gridCol w:w="2880"/>
+        <w:gridCol w:w="2880"/>
+        <w:gridCol w:w="2880"/>
+      </w:tblGrid>
+      <w:tr>
+        <w:tc>
+          <w:tcPr>
+            <w:tcW w:type="dxa" w:w="2880"/>
+          </w:tcPr>
+          <w:p>
+            <w:r>
+              <w:rPr>
+                <w:b/>
+                <w:sz w:val="18"/>
+              </w:rPr>
+            </w:r>
+            <w:r>
+              <w:rPr>
+                <w:b/>
+                <w:sz w:val="18"/>
+              </w:rPr>
+              <w:t>Part</w:t>
+            </w:r>
+          </w:p>
+        </w:tc>
+        <w:tc>
+          <w:tcPr>
+            <w:tcW w:type="dxa" w:w="2880"/>
+          </w:tcPr>
+          <w:p>
+            <w:r>
+              <w:rPr>
+                <w:b/>
+                <w:sz w:val="18"/>
+              </w:rPr>
+            </w:r>
+            <w:r>
+              <w:rPr>
+                <w:b/>
+                <w:sz w:val="18"/>
+              </w:rPr>
+              <w:t>Tables</w:t>
+            </w:r>
+          </w:p>
+        </w:tc>
+        <w:tc>
+          <w:tcPr>
+            <w:tcW w:type="dxa" w:w="2880"/>
+          </w:tcPr>
+          <w:p>
+            <w:r>
+              <w:rPr>
+                <w:b/>
+                <w:sz w:val="18"/>
+              </w:rPr>
+            </w:r>
+            <w:r>
+              <w:rPr>
+                <w:b/>
+                <w:sz w:val="18"/>
+              </w:rPr>
+              <w:t>Function</w:t>
+            </w:r>
+          </w:p>
+        </w:tc>
+      </w:tr>
+      <w:tr>
+        <w:tc>
+          <w:tcPr>
+            <w:tcW w:type="dxa" w:w="2880"/>
+          </w:tcPr>
+          <w:p>
+            <w:r>
+              <w:rPr>
+                <w:sz w:val="18"/>
+              </w:rPr>
+            </w:r>
+            <w:r>
+              <w:rPr>
+                <w:sz w:val="18"/>
+              </w:rPr>
+              <w:t>Evidence and history (Postgres)</w:t>
+            </w:r>
+          </w:p>
+        </w:tc>
+        <w:tc>
+          <w:tcPr>
+            <w:tcW w:type="dxa" w:w="2880"/>
+          </w:tcPr>
+          <w:p>
+            <w:r>
+              <w:rPr>
+                <w:sz w:val="18"/>
+              </w:rPr>
+            </w:r>
+            <w:r>
+              <w:rPr>
+                <w:rFonts w:ascii="Consolas" w:hAnsi="Consolas"/>
+                <w:sz w:val="18"/>
+              </w:rPr>
+              <w:t>audit_events</w:t>
+            </w:r>
+            <w:r>
+              <w:rPr>
+                <w:sz w:val="18"/>
+              </w:rPr>
+              <w:t xml:space="preserve">, </w:t>
+            </w:r>
+            <w:r>
+              <w:rPr>
+                <w:rFonts w:ascii="Consolas" w:hAnsi="Consolas"/>
+                <w:sz w:val="18"/>
+              </w:rPr>
+              <w:t>audit_head</w:t>
+            </w:r>
+            <w:r>
+              <w:rPr>
+                <w:sz w:val="18"/>
+              </w:rPr>
+              <w:t xml:space="preserve">, </w:t>
+            </w:r>
+            <w:r>
+              <w:rPr>
+                <w:rFonts w:ascii="Consolas" w:hAnsi="Consolas"/>
+                <w:sz w:val="18"/>
+              </w:rPr>
+              <w:t>conversations</w:t>
+            </w:r>
+            <w:r>
+              <w:rPr>
+                <w:sz w:val="18"/>
+              </w:rPr>
+              <w:t xml:space="preserve">, </w:t>
+            </w:r>
+            <w:r>
+              <w:rPr>
+                <w:rFonts w:ascii="Consolas" w:hAnsi="Consolas"/>
+                <w:sz w:val="18"/>
+              </w:rPr>
+              <w:t>claims_log</w:t>
+            </w:r>
+            <w:r>
+              <w:rPr>
+                <w:sz w:val="18"/>
+              </w:rPr>
+              <w:t xml:space="preserve">, </w:t>
+            </w:r>
+            <w:r>
+              <w:rPr>
+                <w:rFonts w:ascii="Consolas" w:hAnsi="Consolas"/>
+                <w:sz w:val="18"/>
+              </w:rPr>
+              <w:t>tickets_log</w:t>
+            </w:r>
+            <w:r>
+              <w:rPr>
+                <w:sz w:val="18"/>
+              </w:rPr>
+              <w:t xml:space="preserve">, </w:t>
+            </w:r>
+            <w:r>
+              <w:rPr>
+                <w:rFonts w:ascii="Consolas" w:hAnsi="Consolas"/>
+                <w:sz w:val="18"/>
+              </w:rPr>
+              <w:t>claim_payments_log</w:t>
+            </w:r>
+            <w:r>
+              <w:rPr>
+                <w:sz w:val="18"/>
+              </w:rPr>
+              <w:t xml:space="preserve">, </w:t>
+            </w:r>
+            <w:r>
+              <w:rPr>
+                <w:rFonts w:ascii="Consolas" w:hAnsi="Consolas"/>
+                <w:sz w:val="18"/>
+              </w:rPr>
+              <w:t>schema_migrations</w:t>
+            </w:r>
+          </w:p>
+        </w:tc>
+        <w:tc>
+          <w:tcPr>
+            <w:tcW w:type="dxa" w:w="2880"/>
+          </w:tcPr>
+          <w:p>
+            <w:r>
+              <w:rPr>
+                <w:sz w:val="18"/>
+              </w:rPr>
+            </w:r>
+            <w:r>
+              <w:rPr>
+                <w:sz w:val="18"/>
+              </w:rPr>
+              <w:t>Hash-chained audit log, conversation history, claims and tickets written by the agent or the insurer desk, and the schema version</w:t>
+            </w:r>
+          </w:p>
+        </w:tc>
+      </w:tr>
+      <w:tr>
+        <w:tc>
+          <w:tcPr>
+            <w:tcW w:type="dxa" w:w="2880"/>
+          </w:tcPr>
+          <w:p>
+            <w:r>
+              <w:rPr>
+                <w:sz w:val="18"/>
+              </w:rPr>
+            </w:r>
+            <w:r>
+              <w:rPr>
+                <w:sz w:val="18"/>
+              </w:rPr>
+              <w:t>Insurer sandbox (SQLite, reseeded at server start)</w:t>
+            </w:r>
+          </w:p>
+        </w:tc>
+        <w:tc>
+          <w:tcPr>
+            <w:tcW w:type="dxa" w:w="2880"/>
+          </w:tcPr>
+          <w:p>
+            <w:r>
+              <w:rPr>
+                <w:sz w:val="18"/>
+              </w:rPr>
+            </w:r>
+            <w:r>
+              <w:rPr>
+                <w:rFonts w:ascii="Consolas" w:hAnsi="Consolas"/>
+                <w:sz w:val="18"/>
+              </w:rPr>
+              <w:t>customers</w:t>
+            </w:r>
+            <w:r>
+              <w:rPr>
+                <w:sz w:val="18"/>
+              </w:rPr>
+              <w:t xml:space="preserve">, </w:t>
+            </w:r>
+            <w:r>
+              <w:rPr>
+                <w:rFonts w:ascii="Consolas" w:hAnsi="Consolas"/>
+                <w:sz w:val="18"/>
+              </w:rPr>
+              <w:t>policies</w:t>
+            </w:r>
+            <w:r>
+              <w:rPr>
+                <w:sz w:val="18"/>
+              </w:rPr>
+              <w:t xml:space="preserve">, </w:t>
+            </w:r>
+            <w:r>
+              <w:rPr>
+                <w:rFonts w:ascii="Consolas" w:hAnsi="Consolas"/>
+                <w:sz w:val="18"/>
+              </w:rPr>
+              <w:t>coverages</w:t>
+            </w:r>
+            <w:r>
+              <w:rPr>
+                <w:sz w:val="18"/>
+              </w:rPr>
+              <w:t xml:space="preserve">, </w:t>
+            </w:r>
+            <w:r>
+              <w:rPr>
+                <w:rFonts w:ascii="Consolas" w:hAnsi="Consolas"/>
+                <w:sz w:val="18"/>
+              </w:rPr>
+              <w:t>riders</w:t>
+            </w:r>
+            <w:r>
+              <w:rPr>
+                <w:sz w:val="18"/>
+              </w:rPr>
+              <w:t xml:space="preserve">, </w:t>
+            </w:r>
+            <w:r>
+              <w:rPr>
+                <w:rFonts w:ascii="Consolas" w:hAnsi="Consolas"/>
+                <w:sz w:val="18"/>
+              </w:rPr>
+              <w:t>exclusions</w:t>
+            </w:r>
+            <w:r>
+              <w:rPr>
+                <w:sz w:val="18"/>
+              </w:rPr>
+              <w:t xml:space="preserve">, </w:t>
+            </w:r>
+            <w:r>
+              <w:rPr>
+                <w:rFonts w:ascii="Consolas" w:hAnsi="Consolas"/>
+                <w:sz w:val="18"/>
+              </w:rPr>
+              <w:t>claim_rules</w:t>
+            </w:r>
+            <w:r>
+              <w:rPr>
+                <w:sz w:val="18"/>
+              </w:rPr>
+              <w:t xml:space="preserve">, </w:t>
+            </w:r>
+            <w:r>
+              <w:rPr>
+                <w:rFonts w:ascii="Consolas" w:hAnsi="Consolas"/>
+                <w:sz w:val="18"/>
+              </w:rPr>
+              <w:t>other_insurance_clauses</w:t>
+            </w:r>
+            <w:r>
+              <w:rPr>
+                <w:sz w:val="18"/>
+              </w:rPr>
+              <w:t xml:space="preserve">, </w:t>
+            </w:r>
+            <w:r>
+              <w:rPr>
+                <w:rFonts w:ascii="Consolas" w:hAnsi="Consolas"/>
+                <w:sz w:val="18"/>
+              </w:rPr>
+              <w:t>claims</w:t>
+            </w:r>
+            <w:r>
+              <w:rPr>
+                <w:sz w:val="18"/>
+              </w:rPr>
+              <w:t xml:space="preserve">, </w:t>
+            </w:r>
+            <w:r>
+              <w:rPr>
+                <w:rFonts w:ascii="Consolas" w:hAnsi="Consolas"/>
+                <w:sz w:val="18"/>
+              </w:rPr>
+              <w:t>claim_payments</w:t>
+            </w:r>
+            <w:r>
+              <w:rPr>
+                <w:sz w:val="18"/>
+              </w:rPr>
+              <w:t xml:space="preserve">, </w:t>
+            </w:r>
+            <w:r>
+              <w:rPr>
+                <w:rFonts w:ascii="Consolas" w:hAnsi="Consolas"/>
+                <w:sz w:val="18"/>
+              </w:rPr>
+              <w:t>payments</w:t>
+            </w:r>
+            <w:r>
+              <w:rPr>
+                <w:sz w:val="18"/>
+              </w:rPr>
+              <w:t xml:space="preserve">, </w:t>
+            </w:r>
+            <w:r>
+              <w:rPr>
+                <w:rFonts w:ascii="Consolas" w:hAnsi="Consolas"/>
+                <w:sz w:val="18"/>
+              </w:rPr>
+              <w:t>beneficiaries</w:t>
+            </w:r>
+            <w:r>
+              <w:rPr>
+                <w:sz w:val="18"/>
+              </w:rPr>
+              <w:t xml:space="preserve">, </w:t>
+            </w:r>
+            <w:r>
+              <w:rPr>
+                <w:rFonts w:ascii="Consolas" w:hAnsi="Consolas"/>
+                <w:sz w:val="18"/>
+              </w:rPr>
+              <w:t>documents</w:t>
+            </w:r>
+            <w:r>
+              <w:rPr>
+                <w:sz w:val="18"/>
+              </w:rPr>
+              <w:t xml:space="preserve">, </w:t>
+            </w:r>
+            <w:r>
+              <w:rPr>
+                <w:rFonts w:ascii="Consolas" w:hAnsi="Consolas"/>
+                <w:sz w:val="18"/>
+              </w:rPr>
+              <w:t>facilities</w:t>
+            </w:r>
+            <w:r>
+              <w:rPr>
+                <w:sz w:val="18"/>
+              </w:rPr>
+              <w:t xml:space="preserve">, </w:t>
+            </w:r>
+            <w:r>
+              <w:rPr>
+                <w:rFonts w:ascii="Consolas" w:hAnsi="Consolas"/>
+                <w:sz w:val="18"/>
+              </w:rPr>
+              <w:t>tickets</w:t>
+            </w:r>
+            <w:r>
+              <w:rPr>
+                <w:sz w:val="18"/>
+              </w:rPr>
+              <w:t xml:space="preserve">, </w:t>
+            </w:r>
+            <w:r>
+              <w:rPr>
+                <w:rFonts w:ascii="Consolas" w:hAnsi="Consolas"/>
+                <w:sz w:val="18"/>
+              </w:rPr>
+              <w:t>audit_log</w:t>
+            </w:r>
+          </w:p>
+        </w:tc>
+        <w:tc>
+          <w:tcPr>
+            <w:tcW w:type="dxa" w:w="2880"/>
+          </w:tcPr>
+          <w:p>
+            <w:r>
+              <w:rPr>
+                <w:sz w:val="18"/>
+              </w:rPr>
+            </w:r>
+            <w:r>
+              <w:rPr>
+                <w:sz w:val="18"/>
+              </w:rPr>
+              <w:t>Data for the three personas, policies and their benefits, claims, premium payments, documents, partner hospitals and tickets</w:t>
+            </w:r>
+          </w:p>
+        </w:tc>
+      </w:tr>
+      <w:tr>
+        <w:tc>
+          <w:tcPr>
+            <w:tcW w:type="dxa" w:w="2880"/>
+          </w:tcPr>
+          <w:p>
+            <w:r>
+              <w:rPr>
+                <w:sz w:val="18"/>
+              </w:rPr>
+            </w:r>
+            <w:r>
+              <w:rPr>
+                <w:sz w:val="18"/>
+              </w:rPr>
+              <w:t>Tariff reference</w:t>
+            </w:r>
+          </w:p>
+        </w:tc>
+        <w:tc>
+          <w:tcPr>
+            <w:tcW w:type="dxa" w:w="2880"/>
+          </w:tcPr>
+          <w:p>
+            <w:r>
+              <w:rPr>
+                <w:sz w:val="18"/>
+              </w:rPr>
+            </w:r>
+            <w:r>
+              <w:rPr>
+                <w:rFonts w:ascii="Consolas" w:hAnsi="Consolas"/>
+                <w:sz w:val="18"/>
+              </w:rPr>
+              <w:t>tariffs_ina_cbg</w:t>
+            </w:r>
+          </w:p>
+        </w:tc>
+        <w:tc>
+          <w:tcPr>
+            <w:tcW w:type="dxa" w:w="2880"/>
+          </w:tcPr>
+          <w:p>
+            <w:r>
+              <w:rPr>
+                <w:sz w:val="18"/>
+              </w:rPr>
+            </w:r>
+            <w:r>
+              <w:rPr>
+                <w:sz w:val="18"/>
+              </w:rPr>
+              <w:t>Reference tariffs in the sandbox. The rules engine does not yet use them for INA-CBG grouping</w:t>
+            </w:r>
+          </w:p>
+        </w:tc>
+      </w:tr>
+      <w:tr>
+        <w:tc>
+          <w:tcPr>
+            <w:tcW w:type="dxa" w:w="2880"/>
+          </w:tcPr>
+          <w:p>
+            <w:r>
+              <w:rPr>
+                <w:sz w:val="18"/>
+              </w:rPr>
+            </w:r>
+            <w:r>
+              <w:rPr>
+                <w:sz w:val="18"/>
+              </w:rPr>
+              <w:t>Clause store</w:t>
+            </w:r>
+          </w:p>
+        </w:tc>
+        <w:tc>
+          <w:tcPr>
+            <w:tcW w:type="dxa" w:w="2880"/>
+          </w:tcPr>
+          <w:p>
+            <w:r>
+              <w:rPr>
+                <w:sz w:val="18"/>
+              </w:rPr>
+            </w:r>
+            <w:r>
+              <w:rPr>
+                <w:rFonts w:ascii="Consolas" w:hAnsi="Consolas"/>
+                <w:sz w:val="18"/>
+              </w:rPr>
+              <w:t>clause_policies</w:t>
+            </w:r>
+            <w:r>
+              <w:rPr>
+                <w:sz w:val="18"/>
+              </w:rPr>
+              <w:t xml:space="preserve">, </w:t>
+            </w:r>
+            <w:r>
+              <w:rPr>
+                <w:rFonts w:ascii="Consolas" w:hAnsi="Consolas"/>
+                <w:sz w:val="18"/>
+              </w:rPr>
+              <w:t>clause_tuples</w:t>
+            </w:r>
+            <w:r>
+              <w:rPr>
+                <w:sz w:val="18"/>
+              </w:rPr>
+              <w:t xml:space="preserve">, </w:t>
+            </w:r>
+            <w:r>
+              <w:rPr>
+                <w:rFonts w:ascii="Consolas" w:hAnsi="Consolas"/>
+                <w:sz w:val="18"/>
+              </w:rPr>
+              <w:t>clause_embeddings</w:t>
+            </w:r>
+            <w:r>
+              <w:rPr>
+                <w:sz w:val="18"/>
+              </w:rPr>
+              <w:t xml:space="preserve">, </w:t>
+            </w:r>
+            <w:r>
+              <w:rPr>
+                <w:rFonts w:ascii="Consolas" w:hAnsi="Consolas"/>
+                <w:sz w:val="18"/>
+              </w:rPr>
+              <w:t>clause_owners</w:t>
+            </w:r>
+          </w:p>
+        </w:tc>
+        <w:tc>
+          <w:tcPr>
+            <w:tcW w:type="dxa" w:w="2880"/>
+          </w:tcPr>
+          <w:p>
+            <w:r>
+              <w:rPr>
+                <w:sz w:val="18"/>
+              </w:rPr>
+            </w:r>
+            <w:r>
+              <w:rPr>
+                <w:sz w:val="18"/>
+              </w:rPr>
+              <w:t>Extracted policy clauses and their owners</w:t>
+            </w:r>
+          </w:p>
+        </w:tc>
+      </w:tr>
+    </w:tbl>
+    <w:p/>
+    <w:p>
+      <w:r>
+        <w:t xml:space="preserve">Every Postgres table has row level security on with no policies, and all privileges are revoked from </w:t>
+      </w:r>
+      <w:r>
+        <w:rPr>
+          <w:rFonts w:ascii="Consolas" w:hAnsi="Consolas"/>
+          <w:sz w:val="19"/>
+        </w:rPr>
+        <w:t>anon</w:t>
+      </w:r>
+      <w:r>
+        <w:t xml:space="preserve"> and </w:t>
+      </w:r>
+      <w:r>
+        <w:rPr>
+          <w:rFonts w:ascii="Consolas" w:hAnsi="Consolas"/>
+          <w:sz w:val="19"/>
+        </w:rPr>
+        <w:t>authenticated</w:t>
+      </w:r>
+      <w:r>
+        <w:t xml:space="preserve">, so the public key cannot read data. The </w:t>
+      </w:r>
+      <w:r>
+        <w:rPr>
+          <w:rFonts w:ascii="Consolas" w:hAnsi="Consolas"/>
+          <w:sz w:val="19"/>
+        </w:rPr>
+        <w:t>audit_events</w:t>
+      </w:r>
+      <w:r>
+        <w:t xml:space="preserve"> table also has a trigger that rejects UPDATE and DELETE. User sessions are kept in the memory of one process, and after a server restart the web app signs in again automatically. A shared session store for several instances is part of future work.</w:t>
+      </w:r>
+    </w:p>
+    <w:p>
+      <w:pPr>
+        <w:pStyle w:val="Heading2"/>
+      </w:pPr>
+      <w:r>
+        <w:rPr>
+          <w:color w:val="14213D"/>
+        </w:rPr>
+        <w:t>2.8 Insurer sandbox</w:t>
+      </w:r>
+    </w:p>
+    <w:p>
+      <w:r>
+        <w:t xml:space="preserve">The sandbox is a simulated insurer that stands in for a real insurer's systems. It provides data for the three personas, policies with their benefits, partner hospitals and claim intake. Insurer staff work at the insurer desk at the </w:t>
+      </w:r>
+      <w:r>
+        <w:rPr>
+          <w:rFonts w:ascii="Consolas" w:hAnsi="Consolas"/>
+          <w:sz w:val="19"/>
+        </w:rPr>
+        <w:t>/insurer</w:t>
+      </w:r>
+      <w:r>
+        <w:t xml:space="preserve"> address. There they open a claim with its documents, decide it with a note and handle appeal or call-back tickets. The officer's decision returns to the customer's conversation. The agent cannot approve or deny a claim because the tool does not exist. The sandbox also has a halt switch that stops every agent action. All sandbox data is synthetic.</w:t>
+      </w:r>
+    </w:p>
+    <w:p>
+      <w:pPr>
+        <w:pStyle w:val="Heading2"/>
+      </w:pPr>
+      <w:r>
+        <w:rPr>
+          <w:color w:val="14213D"/>
+        </w:rPr>
+        <w:t>2.9 Environment configuration and judge access</w:t>
+      </w:r>
+    </w:p>
+    <w:p>
+      <w:r>
+        <w:t xml:space="preserve">The example below comes from the </w:t>
+      </w:r>
+      <w:r>
+        <w:rPr>
+          <w:rFonts w:ascii="Consolas" w:hAnsi="Consolas"/>
+          <w:sz w:val="19"/>
+        </w:rPr>
+        <w:t>.env.example</w:t>
+      </w:r>
+      <w:r>
+        <w:t xml:space="preserve"> files. Secret values are replaced with placeholders.</w:t>
+      </w:r>
+    </w:p>
+    <w:p>
+      <w:r>
+        <w:rPr>
+          <w:rFonts w:ascii="Consolas" w:hAnsi="Consolas"/>
+          <w:sz w:val="18"/>
+        </w:rPr>
+        <w:t># Backend (clauseguard/.env)</w:t>
+        <w:br/>
+        <w:t>GEMINI_API_KEY=&lt;Gemini key&gt;</w:t>
+        <w:br/>
+        <w:t>GEMINI_API_KEYS=&lt;extra keys separated by commas, optional&gt;</w:t>
+        <w:br/>
+        <w:t>CG_MODEL_EXTRACT=gemini-3.6-flash</w:t>
+        <w:br/>
+        <w:t>CG_MODEL_FAST=gemini-3.5-flash-lite</w:t>
+        <w:br/>
+        <w:t>CG_MODEL_CLAIM_DOC=gemini-3.5-flash-lite</w:t>
+        <w:br/>
+        <w:t>CG_MODEL_EMBED=gemini-embedding-001</w:t>
+        <w:br/>
+        <w:t>CG_CLAIM_AMOUNT_CAP_IDR=100000000</w:t>
+        <w:br/>
+        <w:t>CG_ADMIN_TOKEN=&lt;random token for the insurer desk&gt;</w:t>
+        <w:br/>
+        <w:t>CG_AUTH=supabase</w:t>
+        <w:br/>
+        <w:t>SUPABASE_URL=https://&lt;project-ref&gt;.supabase.co</w:t>
+        <w:br/>
+        <w:t>SUPABASE_PUBLISHABLE_KEY=&lt;Supabase publishable key&gt;</w:t>
+        <w:br/>
+        <w:t>CG_DEMO_ACCOUNTS=rizky@demo.clauseguard.id=rizky,santoso@demo.clauseguard.id=santoso,dewi@demo.clauseguard.id=dewi</w:t>
+        <w:br/>
+        <w:t>CG_STORAGE=postgres</w:t>
+        <w:br/>
+        <w:t>DATABASE_URL=postgresql://&lt;user&gt;:&lt;password&gt;@&lt;host&gt;:5432/postgres</w:t>
+        <w:br/>
+        <w:br/>
+        <w:t># Web (clauseguard-web/.env.local)</w:t>
+        <w:br/>
+        <w:t>BACKEND_URL=https://&lt;api-address&gt;</w:t>
+        <w:br/>
+        <w:t>NEXT_PUBLIC_APP_MODE=demo</w:t>
+        <w:br/>
+        <w:t>NEXT_PUBLIC_SUPABASE_URL=https://&lt;project-ref&gt;.supabase.co</w:t>
+        <w:br/>
+        <w:t>NEXT_PUBLIC_SUPABASE_ANON_KEY=&lt;Supabase publishable key&gt;</w:t>
+      </w:r>
+    </w:p>
+    <w:p>
+      <w:r>
+        <w:t>Table 11 shows how judges can try the sandbox.</w:t>
+      </w:r>
+    </w:p>
+    <w:p>
+      <w:r>
+        <w:rPr>
+          <w:b/>
+        </w:rPr>
+        <w:t>Table 11. Judge access</w:t>
+      </w:r>
+    </w:p>
+    <w:tbl>
+      <w:tblPr>
+        <w:tblStyle w:val="TableGrid"/>
+        <w:tblW w:type="auto" w:w="0"/>
+        <w:tblLook w:firstColumn="1" w:firstRow="1" w:lastColumn="0" w:lastRow="0" w:noHBand="0" w:noVBand="1" w:val="04A0"/>
+      </w:tblPr>
+      <w:tblGrid>
+        <w:gridCol w:w="4320"/>
+        <w:gridCol w:w="4320"/>
+      </w:tblGrid>
+      <w:tr>
+        <w:tc>
+          <w:tcPr>
+            <w:tcW w:type="dxa" w:w="4320"/>
+          </w:tcPr>
+          <w:p>
+            <w:r>
+              <w:rPr>
+                <w:b/>
+                <w:sz w:val="18"/>
+              </w:rPr>
+            </w:r>
+            <w:r>
+              <w:rPr>
+                <w:b/>
+                <w:sz w:val="18"/>
+              </w:rPr>
+              <w:t>Need</w:t>
+            </w:r>
+          </w:p>
+        </w:tc>
+        <w:tc>
+          <w:tcPr>
+            <w:tcW w:type="dxa" w:w="4320"/>
+          </w:tcPr>
+          <w:p>
+            <w:r>
+              <w:rPr>
+                <w:b/>
+                <w:sz w:val="18"/>
+              </w:rPr>
+            </w:r>
+            <w:r>
+              <w:rPr>
+                <w:b/>
+                <w:sz w:val="18"/>
+              </w:rPr>
+              <w:t>How</w:t>
+            </w:r>
+          </w:p>
+        </w:tc>
+      </w:tr>
+      <w:tr>
+        <w:tc>
+          <w:tcPr>
+            <w:tcW w:type="dxa" w:w="4320"/>
+          </w:tcPr>
+          <w:p>
+            <w:r>
+              <w:rPr>
+                <w:sz w:val="18"/>
+              </w:rPr>
+            </w:r>
+            <w:r>
+              <w:rPr>
+                <w:sz w:val="18"/>
+              </w:rPr>
+              <w:t>Customer app</w:t>
+            </w:r>
+          </w:p>
+        </w:tc>
+        <w:tc>
+          <w:tcPr>
+            <w:tcW w:type="dxa" w:w="4320"/>
+          </w:tcPr>
+          <w:p>
+            <w:r>
+              <w:rPr>
+                <w:sz w:val="18"/>
+              </w:rPr>
+            </w:r>
+            <w:r>
+              <w:rPr>
+                <w:sz w:val="18"/>
+              </w:rPr>
+              <w:t>https://clauseguard.up.railway.app</w:t>
+            </w:r>
+          </w:p>
+        </w:tc>
+      </w:tr>
+      <w:tr>
+        <w:tc>
+          <w:tcPr>
+            <w:tcW w:type="dxa" w:w="4320"/>
+          </w:tcPr>
+          <w:p>
+            <w:r>
+              <w:rPr>
+                <w:sz w:val="18"/>
+              </w:rPr>
+            </w:r>
+            <w:r>
+              <w:rPr>
+                <w:sz w:val="18"/>
+              </w:rPr>
+              <w:t>Demo accounts</w:t>
+            </w:r>
+          </w:p>
+        </w:tc>
+        <w:tc>
+          <w:tcPr>
+            <w:tcW w:type="dxa" w:w="4320"/>
+          </w:tcPr>
+          <w:p>
+            <w:r>
+              <w:rPr>
+                <w:sz w:val="18"/>
+              </w:rPr>
+            </w:r>
+            <w:r>
+              <w:rPr>
+                <w:sz w:val="18"/>
+              </w:rPr>
+              <w:t>rizky, santoso and dewi at the demo.clauseguard.id domain. Each account holds its persona's policies and claims</w:t>
+            </w:r>
+          </w:p>
+        </w:tc>
+      </w:tr>
+      <w:tr>
+        <w:tc>
+          <w:tcPr>
+            <w:tcW w:type="dxa" w:w="4320"/>
+          </w:tcPr>
+          <w:p>
+            <w:r>
+              <w:rPr>
+                <w:sz w:val="18"/>
+              </w:rPr>
+            </w:r>
+            <w:r>
+              <w:rPr>
+                <w:sz w:val="18"/>
+              </w:rPr>
+              <w:t>Demo account passwords and admin token</w:t>
+            </w:r>
+          </w:p>
+        </w:tc>
+        <w:tc>
+          <w:tcPr>
+            <w:tcW w:type="dxa" w:w="4320"/>
+          </w:tcPr>
+          <w:p>
+            <w:r>
+              <w:rPr>
+                <w:sz w:val="18"/>
+              </w:rPr>
+            </w:r>
+            <w:r>
+              <w:rPr>
+                <w:sz w:val="18"/>
+              </w:rPr>
+              <w:t>Provided in the registration form. The values are not printed in this document because the document is also kept in the repository</w:t>
+            </w:r>
+          </w:p>
+        </w:tc>
+      </w:tr>
+      <w:tr>
+        <w:tc>
+          <w:tcPr>
+            <w:tcW w:type="dxa" w:w="4320"/>
+          </w:tcPr>
+          <w:p>
+            <w:r>
+              <w:rPr>
+                <w:sz w:val="18"/>
+              </w:rPr>
+            </w:r>
+            <w:r>
+              <w:rPr>
+                <w:sz w:val="18"/>
+              </w:rPr>
+              <w:t>Insurer desk</w:t>
+            </w:r>
+          </w:p>
+        </w:tc>
+        <w:tc>
+          <w:tcPr>
+            <w:tcW w:type="dxa" w:w="4320"/>
+          </w:tcPr>
+          <w:p>
+            <w:r>
+              <w:rPr>
+                <w:sz w:val="18"/>
+              </w:rPr>
+            </w:r>
+            <w:r>
+              <w:rPr>
+                <w:sz w:val="18"/>
+              </w:rPr>
+              <w:t xml:space="preserve">The </w:t>
+            </w:r>
+            <w:r>
+              <w:rPr>
+                <w:rFonts w:ascii="Consolas" w:hAnsi="Consolas"/>
+                <w:sz w:val="18"/>
+              </w:rPr>
+              <w:t>/insurer</w:t>
+            </w:r>
+            <w:r>
+              <w:rPr>
+                <w:sz w:val="18"/>
+              </w:rPr>
+              <w:t xml:space="preserve"> address of the same app. Staff enter the admin token</w:t>
+            </w:r>
+          </w:p>
+        </w:tc>
+      </w:tr>
+    </w:tbl>
+    <w:p/>
+    <w:p>
+      <w:r>
+        <w:t>Steps to try the sandbox:</w:t>
+      </w:r>
+    </w:p>
+    <w:p>
+      <w:pPr>
+        <w:pStyle w:val="ListNumber"/>
+      </w:pPr>
+      <w:r>
+        <w:t>Sign in as rizky and file a claim through the chat up to the Confirm card.</w:t>
+      </w:r>
+    </w:p>
+    <w:p>
+      <w:pPr>
+        <w:pStyle w:val="ListNumber"/>
+      </w:pPr>
+      <w:r>
+        <w:t xml:space="preserve">Open </w:t>
+      </w:r>
+      <w:r>
+        <w:rPr>
+          <w:rFonts w:ascii="Consolas" w:hAnsi="Consolas"/>
+          <w:sz w:val="19"/>
+        </w:rPr>
+        <w:t>/insurer</w:t>
+      </w:r>
+      <w:r>
+        <w:t xml:space="preserve"> with the admin token and decide that claim.</w:t>
+      </w:r>
+    </w:p>
+    <w:p>
+      <w:pPr>
+        <w:pStyle w:val="ListNumber"/>
+      </w:pPr>
+      <w:r>
+        <w:t>Return to the customer chat and read the decision explanation and the next step.</w:t>
+      </w:r>
+    </w:p>
     <w:p>
       <w:pPr>
         <w:pStyle w:val="Heading1"/>
@@ -2394,7 +6233,7 @@
         <w:rPr>
           <w:b/>
         </w:rPr>
-        <w:t>Table 7. AI agents and prompt design</w:t>
+        <w:t>Table 12. AI agents and prompt design</w:t>
       </w:r>
     </w:p>
     <w:tbl>
@@ -3515,7 +7354,7 @@
         <w:rPr>
           <w:b/>
         </w:rPr>
-        <w:t>Table 8. Evaluation results</w:t>
+        <w:t>Table 13. Evaluation results</w:t>
       </w:r>
     </w:p>
     <w:tbl>
@@ -3719,7 +7558,7 @@
               <w:rPr>
                 <w:sz w:val="18"/>
               </w:rPr>
-              <w:t>Public life insurance benchmark, 580 labels</w:t>
+              <w:t>Public life insurance benchmark, 390 of 580 labels</w:t>
             </w:r>
           </w:p>
         </w:tc>
@@ -4285,7 +8124,7 @@
         <w:rPr>
           <w:b/>
         </w:rPr>
-        <w:t>Table 9. Ablation</w:t>
+        <w:t>Table 14. Ablation</w:t>
       </w:r>
     </w:p>
     <w:tbl>
@@ -4518,7 +8357,7 @@
     </w:p>
     <w:p>
       <w:r>
-        <w:t>TrustLock places every agent action in one of four permission tiers. Figure 4 shows the path each action takes.</w:t>
+        <w:t>TrustLock places every agent action in one of four permission tiers. Figure 5 shows the path each action takes.</w:t>
       </w:r>
     </w:p>
     <w:p>
@@ -4528,8 +8367,8 @@
       <w:r>
         <w:drawing>
           <wp:inline xmlns:a="http://schemas.openxmlformats.org/drawingml/2006/main" xmlns:pic="http://schemas.openxmlformats.org/drawingml/2006/picture">
-            <wp:extent cx="5760720" cy="4013808"/>
-            <wp:docPr id="4" name="Picture 4"/>
+            <wp:extent cx="5760720" cy="4066391"/>
+            <wp:docPr id="5" name="Picture 5"/>
             <wp:cNvGraphicFramePr>
               <a:graphicFrameLocks noChangeAspect="1"/>
             </wp:cNvGraphicFramePr>
@@ -4541,7 +8380,7 @@
                     <pic:cNvPicPr/>
                   </pic:nvPicPr>
                   <pic:blipFill>
-                    <a:blip r:embed="rId12"/>
+                    <a:blip r:embed="rId13"/>
                     <a:stretch>
                       <a:fillRect/>
                     </a:stretch>
@@ -4549,7 +8388,7 @@
                   <pic:spPr>
                     <a:xfrm>
                       <a:off x="0" y="0"/>
-                      <a:ext cx="5760720" cy="4013808"/>
+                      <a:ext cx="5760720" cy="4066391"/>
                     </a:xfrm>
                     <a:prstGeom prst="rect"/>
                   </pic:spPr>
@@ -4569,7 +8408,7 @@
           <w:i/>
           <w:sz w:val="18"/>
         </w:rPr>
-        <w:t>Figure 4. Permission flow for every agent action</w:t>
+        <w:t>Figure 5. Permission flow for every agent action</w:t>
       </w:r>
     </w:p>
     <w:p>
@@ -4577,7 +8416,7 @@
         <w:rPr>
           <w:b/>
         </w:rPr>
-        <w:t>Table 10. Permission tiers</w:t>
+        <w:t>Table 15. Permission tiers</w:t>
       </w:r>
     </w:p>
     <w:tbl>
@@ -4900,7 +8739,7 @@
         <w:rPr>
           <w:b/>
         </w:rPr>
-        <w:t>Table 11. Threats, controls and test results</w:t>
+        <w:t>Table 16. Threats, controls and test results</w:t>
       </w:r>
     </w:p>
     <w:tbl>
@@ -5405,781 +9244,7 @@
     </w:p>
     <w:p>
       <w:r>
-        <w:t>Table 12 compares ClauseGuard with three kinds of solutions already available to customers.</w:t>
-      </w:r>
-    </w:p>
-    <w:p>
-      <w:r>
-        <w:rPr>
-          <w:b/>
-        </w:rPr>
-        <w:t>Table 12. Comparison with existing solutions</w:t>
-      </w:r>
-    </w:p>
-    <w:tbl>
-      <w:tblPr>
-        <w:tblStyle w:val="TableGrid"/>
-        <w:tblW w:type="auto" w:w="0"/>
-        <w:tblLook w:firstColumn="1" w:firstRow="1" w:lastColumn="0" w:lastRow="0" w:noHBand="0" w:noVBand="1" w:val="04A0"/>
-      </w:tblPr>
-      <w:tblGrid>
-        <w:gridCol w:w="1728"/>
-        <w:gridCol w:w="1728"/>
-        <w:gridCol w:w="1728"/>
-        <w:gridCol w:w="1728"/>
-        <w:gridCol w:w="1728"/>
-      </w:tblGrid>
-      <w:tr>
-        <w:tc>
-          <w:tcPr>
-            <w:tcW w:type="dxa" w:w="1728"/>
-          </w:tcPr>
-          <w:p>
-            <w:r>
-              <w:rPr>
-                <w:b/>
-                <w:sz w:val="18"/>
-              </w:rPr>
-            </w:r>
-            <w:r>
-              <w:rPr>
-                <w:b/>
-                <w:sz w:val="18"/>
-              </w:rPr>
-              <w:t>Capability</w:t>
-            </w:r>
-          </w:p>
-        </w:tc>
-        <w:tc>
-          <w:tcPr>
-            <w:tcW w:type="dxa" w:w="1728"/>
-          </w:tcPr>
-          <w:p>
-            <w:r>
-              <w:rPr>
-                <w:b/>
-                <w:sz w:val="18"/>
-              </w:rPr>
-            </w:r>
-            <w:r>
-              <w:rPr>
-                <w:b/>
-                <w:sz w:val="18"/>
-              </w:rPr>
-              <w:t>Insurer chatbot</w:t>
-            </w:r>
-          </w:p>
-        </w:tc>
-        <w:tc>
-          <w:tcPr>
-            <w:tcW w:type="dxa" w:w="1728"/>
-          </w:tcPr>
-          <w:p>
-            <w:r>
-              <w:rPr>
-                <w:b/>
-                <w:sz w:val="18"/>
-              </w:rPr>
-            </w:r>
-            <w:r>
-              <w:rPr>
-                <w:b/>
-                <w:sz w:val="18"/>
-              </w:rPr>
-              <w:t>General AI chatbot</w:t>
-            </w:r>
-          </w:p>
-        </w:tc>
-        <w:tc>
-          <w:tcPr>
-            <w:tcW w:type="dxa" w:w="1728"/>
-          </w:tcPr>
-          <w:p>
-            <w:r>
-              <w:rPr>
-                <w:b/>
-                <w:sz w:val="18"/>
-              </w:rPr>
-            </w:r>
-            <w:r>
-              <w:rPr>
-                <w:b/>
-                <w:sz w:val="18"/>
-              </w:rPr>
-              <w:t>Policy comparison site</w:t>
-            </w:r>
-          </w:p>
-        </w:tc>
-        <w:tc>
-          <w:tcPr>
-            <w:tcW w:type="dxa" w:w="1728"/>
-          </w:tcPr>
-          <w:p>
-            <w:r>
-              <w:rPr>
-                <w:b/>
-                <w:sz w:val="18"/>
-              </w:rPr>
-            </w:r>
-            <w:r>
-              <w:rPr>
-                <w:b/>
-                <w:sz w:val="18"/>
-              </w:rPr>
-              <w:t>ClauseGuard</w:t>
-            </w:r>
-          </w:p>
-        </w:tc>
-      </w:tr>
-      <w:tr>
-        <w:tc>
-          <w:tcPr>
-            <w:tcW w:type="dxa" w:w="1728"/>
-          </w:tcPr>
-          <w:p>
-            <w:r>
-              <w:rPr>
-                <w:sz w:val="18"/>
-              </w:rPr>
-            </w:r>
-            <w:r>
-              <w:rPr>
-                <w:sz w:val="18"/>
-              </w:rPr>
-              <w:t>Reads all policies from different insurers</w:t>
-            </w:r>
-          </w:p>
-        </w:tc>
-        <w:tc>
-          <w:tcPr>
-            <w:tcW w:type="dxa" w:w="1728"/>
-          </w:tcPr>
-          <w:p>
-            <w:r>
-              <w:rPr>
-                <w:sz w:val="18"/>
-              </w:rPr>
-            </w:r>
-            <w:r>
-              <w:rPr>
-                <w:sz w:val="18"/>
-              </w:rPr>
-              <w:t>Own products</w:t>
-            </w:r>
-          </w:p>
-        </w:tc>
-        <w:tc>
-          <w:tcPr>
-            <w:tcW w:type="dxa" w:w="1728"/>
-          </w:tcPr>
-          <w:p>
-            <w:r>
-              <w:rPr>
-                <w:sz w:val="18"/>
-              </w:rPr>
-            </w:r>
-            <w:r>
-              <w:rPr>
-                <w:sz w:val="18"/>
-              </w:rPr>
-              <w:t>When uploaded</w:t>
-            </w:r>
-          </w:p>
-        </w:tc>
-        <w:tc>
-          <w:tcPr>
-            <w:tcW w:type="dxa" w:w="1728"/>
-          </w:tcPr>
-          <w:p>
-            <w:r>
-              <w:rPr>
-                <w:sz w:val="18"/>
-              </w:rPr>
-            </w:r>
-            <w:r>
-              <w:rPr>
-                <w:sz w:val="18"/>
-              </w:rPr>
-              <w:t>No</w:t>
-            </w:r>
-          </w:p>
-        </w:tc>
-        <w:tc>
-          <w:tcPr>
-            <w:tcW w:type="dxa" w:w="1728"/>
-          </w:tcPr>
-          <w:p>
-            <w:r>
-              <w:rPr>
-                <w:sz w:val="18"/>
-              </w:rPr>
-            </w:r>
-            <w:r>
-              <w:rPr>
-                <w:sz w:val="18"/>
-              </w:rPr>
-              <w:t>Yes</w:t>
-            </w:r>
-          </w:p>
-        </w:tc>
-      </w:tr>
-      <w:tr>
-        <w:tc>
-          <w:tcPr>
-            <w:tcW w:type="dxa" w:w="1728"/>
-          </w:tcPr>
-          <w:p>
-            <w:r>
-              <w:rPr>
-                <w:sz w:val="18"/>
-              </w:rPr>
-            </w:r>
-            <w:r>
-              <w:rPr>
-                <w:sz w:val="18"/>
-              </w:rPr>
-              <w:t>Verdict with the deciding clause quoted</w:t>
-            </w:r>
-          </w:p>
-        </w:tc>
-        <w:tc>
-          <w:tcPr>
-            <w:tcW w:type="dxa" w:w="1728"/>
-          </w:tcPr>
-          <w:p>
-            <w:r>
-              <w:rPr>
-                <w:sz w:val="18"/>
-              </w:rPr>
-            </w:r>
-            <w:r>
-              <w:rPr>
-                <w:sz w:val="18"/>
-              </w:rPr>
-              <w:t>General answers</w:t>
-            </w:r>
-          </w:p>
-        </w:tc>
-        <w:tc>
-          <w:tcPr>
-            <w:tcW w:type="dxa" w:w="1728"/>
-          </w:tcPr>
-          <w:p>
-            <w:r>
-              <w:rPr>
-                <w:sz w:val="18"/>
-              </w:rPr>
-            </w:r>
-            <w:r>
-              <w:rPr>
-                <w:sz w:val="18"/>
-              </w:rPr>
-              <w:t>From model memory</w:t>
-            </w:r>
-          </w:p>
-        </w:tc>
-        <w:tc>
-          <w:tcPr>
-            <w:tcW w:type="dxa" w:w="1728"/>
-          </w:tcPr>
-          <w:p>
-            <w:r>
-              <w:rPr>
-                <w:sz w:val="18"/>
-              </w:rPr>
-            </w:r>
-            <w:r>
-              <w:rPr>
-                <w:sz w:val="18"/>
-              </w:rPr>
-              <w:t>No</w:t>
-            </w:r>
-          </w:p>
-        </w:tc>
-        <w:tc>
-          <w:tcPr>
-            <w:tcW w:type="dxa" w:w="1728"/>
-          </w:tcPr>
-          <w:p>
-            <w:r>
-              <w:rPr>
-                <w:sz w:val="18"/>
-              </w:rPr>
-            </w:r>
-            <w:r>
-              <w:rPr>
-                <w:sz w:val="18"/>
-              </w:rPr>
-              <w:t>Yes</w:t>
-            </w:r>
-          </w:p>
-        </w:tc>
-      </w:tr>
-      <w:tr>
-        <w:tc>
-          <w:tcPr>
-            <w:tcW w:type="dxa" w:w="1728"/>
-          </w:tcPr>
-          <w:p>
-            <w:r>
-              <w:rPr>
-                <w:sz w:val="18"/>
-              </w:rPr>
-            </w:r>
-            <w:r>
-              <w:rPr>
-                <w:sz w:val="18"/>
-              </w:rPr>
-              <w:t>Payer order including BPJS and Jasa Raharja</w:t>
-            </w:r>
-          </w:p>
-        </w:tc>
-        <w:tc>
-          <w:tcPr>
-            <w:tcW w:type="dxa" w:w="1728"/>
-          </w:tcPr>
-          <w:p>
-            <w:r>
-              <w:rPr>
-                <w:sz w:val="18"/>
-              </w:rPr>
-            </w:r>
-            <w:r>
-              <w:rPr>
-                <w:sz w:val="18"/>
-              </w:rPr>
-              <w:t>No</w:t>
-            </w:r>
-          </w:p>
-        </w:tc>
-        <w:tc>
-          <w:tcPr>
-            <w:tcW w:type="dxa" w:w="1728"/>
-          </w:tcPr>
-          <w:p>
-            <w:r>
-              <w:rPr>
-                <w:sz w:val="18"/>
-              </w:rPr>
-            </w:r>
-            <w:r>
-              <w:rPr>
-                <w:sz w:val="18"/>
-              </w:rPr>
-              <w:t>Inconsistent</w:t>
-            </w:r>
-          </w:p>
-        </w:tc>
-        <w:tc>
-          <w:tcPr>
-            <w:tcW w:type="dxa" w:w="1728"/>
-          </w:tcPr>
-          <w:p>
-            <w:r>
-              <w:rPr>
-                <w:sz w:val="18"/>
-              </w:rPr>
-            </w:r>
-            <w:r>
-              <w:rPr>
-                <w:sz w:val="18"/>
-              </w:rPr>
-              <w:t>No</w:t>
-            </w:r>
-          </w:p>
-        </w:tc>
-        <w:tc>
-          <w:tcPr>
-            <w:tcW w:type="dxa" w:w="1728"/>
-          </w:tcPr>
-          <w:p>
-            <w:r>
-              <w:rPr>
-                <w:sz w:val="18"/>
-              </w:rPr>
-            </w:r>
-            <w:r>
-              <w:rPr>
-                <w:sz w:val="18"/>
-              </w:rPr>
-              <w:t>Yes</w:t>
-            </w:r>
-          </w:p>
-        </w:tc>
-      </w:tr>
-      <w:tr>
-        <w:tc>
-          <w:tcPr>
-            <w:tcW w:type="dxa" w:w="1728"/>
-          </w:tcPr>
-          <w:p>
-            <w:r>
-              <w:rPr>
-                <w:sz w:val="18"/>
-              </w:rPr>
-            </w:r>
-            <w:r>
-              <w:rPr>
-                <w:sz w:val="18"/>
-              </w:rPr>
-              <w:t>Fills in the insurer's claim form from documents</w:t>
-            </w:r>
-          </w:p>
-        </w:tc>
-        <w:tc>
-          <w:tcPr>
-            <w:tcW w:type="dxa" w:w="1728"/>
-          </w:tcPr>
-          <w:p>
-            <w:r>
-              <w:rPr>
-                <w:sz w:val="18"/>
-              </w:rPr>
-            </w:r>
-            <w:r>
-              <w:rPr>
-                <w:sz w:val="18"/>
-              </w:rPr>
-              <w:t>Own form</w:t>
-            </w:r>
-          </w:p>
-        </w:tc>
-        <w:tc>
-          <w:tcPr>
-            <w:tcW w:type="dxa" w:w="1728"/>
-          </w:tcPr>
-          <w:p>
-            <w:r>
-              <w:rPr>
-                <w:sz w:val="18"/>
-              </w:rPr>
-            </w:r>
-            <w:r>
-              <w:rPr>
-                <w:sz w:val="18"/>
-              </w:rPr>
-              <w:t>No</w:t>
-            </w:r>
-          </w:p>
-        </w:tc>
-        <w:tc>
-          <w:tcPr>
-            <w:tcW w:type="dxa" w:w="1728"/>
-          </w:tcPr>
-          <w:p>
-            <w:r>
-              <w:rPr>
-                <w:sz w:val="18"/>
-              </w:rPr>
-            </w:r>
-            <w:r>
-              <w:rPr>
-                <w:sz w:val="18"/>
-              </w:rPr>
-              <w:t>No</w:t>
-            </w:r>
-          </w:p>
-        </w:tc>
-        <w:tc>
-          <w:tcPr>
-            <w:tcW w:type="dxa" w:w="1728"/>
-          </w:tcPr>
-          <w:p>
-            <w:r>
-              <w:rPr>
-                <w:sz w:val="18"/>
-              </w:rPr>
-            </w:r>
-            <w:r>
-              <w:rPr>
-                <w:sz w:val="18"/>
-              </w:rPr>
-              <w:t>Yes</w:t>
-            </w:r>
-          </w:p>
-        </w:tc>
-      </w:tr>
-      <w:tr>
-        <w:tc>
-          <w:tcPr>
-            <w:tcW w:type="dxa" w:w="1728"/>
-          </w:tcPr>
-          <w:p>
-            <w:r>
-              <w:rPr>
-                <w:sz w:val="18"/>
-              </w:rPr>
-            </w:r>
-            <w:r>
-              <w:rPr>
-                <w:sz w:val="18"/>
-              </w:rPr>
-              <w:t>Files a claim and receives the decision in the chat</w:t>
-            </w:r>
-          </w:p>
-        </w:tc>
-        <w:tc>
-          <w:tcPr>
-            <w:tcW w:type="dxa" w:w="1728"/>
-          </w:tcPr>
-          <w:p>
-            <w:r>
-              <w:rPr>
-                <w:sz w:val="18"/>
-              </w:rPr>
-            </w:r>
-            <w:r>
-              <w:rPr>
-                <w:sz w:val="18"/>
-              </w:rPr>
-              <w:t>Partly</w:t>
-            </w:r>
-          </w:p>
-        </w:tc>
-        <w:tc>
-          <w:tcPr>
-            <w:tcW w:type="dxa" w:w="1728"/>
-          </w:tcPr>
-          <w:p>
-            <w:r>
-              <w:rPr>
-                <w:sz w:val="18"/>
-              </w:rPr>
-            </w:r>
-            <w:r>
-              <w:rPr>
-                <w:sz w:val="18"/>
-              </w:rPr>
-              <w:t>No</w:t>
-            </w:r>
-          </w:p>
-        </w:tc>
-        <w:tc>
-          <w:tcPr>
-            <w:tcW w:type="dxa" w:w="1728"/>
-          </w:tcPr>
-          <w:p>
-            <w:r>
-              <w:rPr>
-                <w:sz w:val="18"/>
-              </w:rPr>
-            </w:r>
-            <w:r>
-              <w:rPr>
-                <w:sz w:val="18"/>
-              </w:rPr>
-              <w:t>No</w:t>
-            </w:r>
-          </w:p>
-        </w:tc>
-        <w:tc>
-          <w:tcPr>
-            <w:tcW w:type="dxa" w:w="1728"/>
-          </w:tcPr>
-          <w:p>
-            <w:r>
-              <w:rPr>
-                <w:sz w:val="18"/>
-              </w:rPr>
-            </w:r>
-            <w:r>
-              <w:rPr>
-                <w:sz w:val="18"/>
-              </w:rPr>
-              <w:t>Yes</w:t>
-            </w:r>
-          </w:p>
-        </w:tc>
-      </w:tr>
-      <w:tr>
-        <w:tc>
-          <w:tcPr>
-            <w:tcW w:type="dxa" w:w="1728"/>
-          </w:tcPr>
-          <w:p>
-            <w:r>
-              <w:rPr>
-                <w:sz w:val="18"/>
-              </w:rPr>
-            </w:r>
-            <w:r>
-              <w:rPr>
-                <w:sz w:val="18"/>
-              </w:rPr>
-              <w:t>Checks grounds for appeal</w:t>
-            </w:r>
-          </w:p>
-        </w:tc>
-        <w:tc>
-          <w:tcPr>
-            <w:tcW w:type="dxa" w:w="1728"/>
-          </w:tcPr>
-          <w:p>
-            <w:r>
-              <w:rPr>
-                <w:sz w:val="18"/>
-              </w:rPr>
-            </w:r>
-            <w:r>
-              <w:rPr>
-                <w:sz w:val="18"/>
-              </w:rPr>
-              <w:t>No</w:t>
-            </w:r>
-          </w:p>
-        </w:tc>
-        <w:tc>
-          <w:tcPr>
-            <w:tcW w:type="dxa" w:w="1728"/>
-          </w:tcPr>
-          <w:p>
-            <w:r>
-              <w:rPr>
-                <w:sz w:val="18"/>
-              </w:rPr>
-            </w:r>
-            <w:r>
-              <w:rPr>
-                <w:sz w:val="18"/>
-              </w:rPr>
-              <w:t>Not verified</w:t>
-            </w:r>
-          </w:p>
-        </w:tc>
-        <w:tc>
-          <w:tcPr>
-            <w:tcW w:type="dxa" w:w="1728"/>
-          </w:tcPr>
-          <w:p>
-            <w:r>
-              <w:rPr>
-                <w:sz w:val="18"/>
-              </w:rPr>
-            </w:r>
-            <w:r>
-              <w:rPr>
-                <w:sz w:val="18"/>
-              </w:rPr>
-              <w:t>No</w:t>
-            </w:r>
-          </w:p>
-        </w:tc>
-        <w:tc>
-          <w:tcPr>
-            <w:tcW w:type="dxa" w:w="1728"/>
-          </w:tcPr>
-          <w:p>
-            <w:r>
-              <w:rPr>
-                <w:sz w:val="18"/>
-              </w:rPr>
-            </w:r>
-            <w:r>
-              <w:rPr>
-                <w:sz w:val="18"/>
-              </w:rPr>
-              <w:t>Yes</w:t>
-            </w:r>
-          </w:p>
-        </w:tc>
-      </w:tr>
-      <w:tr>
-        <w:tc>
-          <w:tcPr>
-            <w:tcW w:type="dxa" w:w="1728"/>
-          </w:tcPr>
-          <w:p>
-            <w:r>
-              <w:rPr>
-                <w:sz w:val="18"/>
-              </w:rPr>
-            </w:r>
-            <w:r>
-              <w:rPr>
-                <w:sz w:val="18"/>
-              </w:rPr>
-              <w:t>Action limits enforced in code</w:t>
-            </w:r>
-          </w:p>
-        </w:tc>
-        <w:tc>
-          <w:tcPr>
-            <w:tcW w:type="dxa" w:w="1728"/>
-          </w:tcPr>
-          <w:p>
-            <w:r>
-              <w:rPr>
-                <w:sz w:val="18"/>
-              </w:rPr>
-            </w:r>
-            <w:r>
-              <w:rPr>
-                <w:sz w:val="18"/>
-              </w:rPr>
-              <w:t>Not relevant</w:t>
-            </w:r>
-          </w:p>
-        </w:tc>
-        <w:tc>
-          <w:tcPr>
-            <w:tcW w:type="dxa" w:w="1728"/>
-          </w:tcPr>
-          <w:p>
-            <w:r>
-              <w:rPr>
-                <w:sz w:val="18"/>
-              </w:rPr>
-            </w:r>
-            <w:r>
-              <w:rPr>
-                <w:sz w:val="18"/>
-              </w:rPr>
-              <w:t>None</w:t>
-            </w:r>
-          </w:p>
-        </w:tc>
-        <w:tc>
-          <w:tcPr>
-            <w:tcW w:type="dxa" w:w="1728"/>
-          </w:tcPr>
-          <w:p>
-            <w:r>
-              <w:rPr>
-                <w:sz w:val="18"/>
-              </w:rPr>
-            </w:r>
-            <w:r>
-              <w:rPr>
-                <w:sz w:val="18"/>
-              </w:rPr>
-              <w:t>Not relevant</w:t>
-            </w:r>
-          </w:p>
-        </w:tc>
-        <w:tc>
-          <w:tcPr>
-            <w:tcW w:type="dxa" w:w="1728"/>
-          </w:tcPr>
-          <w:p>
-            <w:r>
-              <w:rPr>
-                <w:sz w:val="18"/>
-              </w:rPr>
-            </w:r>
-            <w:r>
-              <w:rPr>
-                <w:sz w:val="18"/>
-              </w:rPr>
-              <w:t>Four permission tiers</w:t>
-            </w:r>
-          </w:p>
-        </w:tc>
-      </w:tr>
-    </w:tbl>
-    <w:p/>
-    <w:p>
-      <w:r>
-        <w:t>The core innovation of ClauseGuard is to treat an insurance policy as a program of rules. The language model understands the conversation and the documents. The rules engine computes what the customer is owed. Every answer can be proven with a clause.</w:t>
+        <w:t>Section 1.4 already compares ClauseGuard with the available products. The difference lies in the core method. ClauseGuard treats an insurance policy as a program of rules. The language model understands the conversation and the documents. The rules engine computes what the customer is owed. Every answer can be proven with a clause.</w:t>
       </w:r>
     </w:p>
     <w:p>
@@ -6293,6 +9358,1572 @@
     </w:p>
     <w:p>
       <w:pPr>
+        <w:pStyle w:val="Heading2"/>
+      </w:pPr>
+      <w:r>
+        <w:rPr>
+          <w:color w:val="14213D"/>
+        </w:rPr>
+        <w:t>5.3 Interface design and visual hierarchy</w:t>
+      </w:r>
+    </w:p>
+    <w:p>
+      <w:r>
+        <w:t>The interface uses one blue palette with three status colours, and every colour has a light and a dark version. Table 17 lists the colours.</w:t>
+      </w:r>
+    </w:p>
+    <w:p>
+      <w:r>
+        <w:rPr>
+          <w:b/>
+        </w:rPr>
+        <w:t>Table 17. Colour palette</w:t>
+      </w:r>
+    </w:p>
+    <w:tbl>
+      <w:tblPr>
+        <w:tblStyle w:val="TableGrid"/>
+        <w:tblW w:type="auto" w:w="0"/>
+        <w:tblLook w:firstColumn="1" w:firstRow="1" w:lastColumn="0" w:lastRow="0" w:noHBand="0" w:noVBand="1" w:val="04A0"/>
+      </w:tblPr>
+      <w:tblGrid>
+        <w:gridCol w:w="2160"/>
+        <w:gridCol w:w="2160"/>
+        <w:gridCol w:w="2160"/>
+        <w:gridCol w:w="2160"/>
+      </w:tblGrid>
+      <w:tr>
+        <w:tc>
+          <w:tcPr>
+            <w:tcW w:type="dxa" w:w="2160"/>
+          </w:tcPr>
+          <w:p>
+            <w:r>
+              <w:rPr>
+                <w:b/>
+                <w:sz w:val="18"/>
+              </w:rPr>
+            </w:r>
+            <w:r>
+              <w:rPr>
+                <w:b/>
+                <w:sz w:val="18"/>
+              </w:rPr>
+              <w:t>Role</w:t>
+            </w:r>
+          </w:p>
+        </w:tc>
+        <w:tc>
+          <w:tcPr>
+            <w:tcW w:type="dxa" w:w="2160"/>
+          </w:tcPr>
+          <w:p>
+            <w:r>
+              <w:rPr>
+                <w:b/>
+                <w:sz w:val="18"/>
+              </w:rPr>
+            </w:r>
+            <w:r>
+              <w:rPr>
+                <w:b/>
+                <w:sz w:val="18"/>
+              </w:rPr>
+              <w:t>Light mode</w:t>
+            </w:r>
+          </w:p>
+        </w:tc>
+        <w:tc>
+          <w:tcPr>
+            <w:tcW w:type="dxa" w:w="2160"/>
+          </w:tcPr>
+          <w:p>
+            <w:r>
+              <w:rPr>
+                <w:b/>
+                <w:sz w:val="18"/>
+              </w:rPr>
+            </w:r>
+            <w:r>
+              <w:rPr>
+                <w:b/>
+                <w:sz w:val="18"/>
+              </w:rPr>
+              <w:t>Dark mode</w:t>
+            </w:r>
+          </w:p>
+        </w:tc>
+        <w:tc>
+          <w:tcPr>
+            <w:tcW w:type="dxa" w:w="2160"/>
+          </w:tcPr>
+          <w:p>
+            <w:r>
+              <w:rPr>
+                <w:b/>
+                <w:sz w:val="18"/>
+              </w:rPr>
+            </w:r>
+            <w:r>
+              <w:rPr>
+                <w:b/>
+                <w:sz w:val="18"/>
+              </w:rPr>
+              <w:t>Use</w:t>
+            </w:r>
+          </w:p>
+        </w:tc>
+      </w:tr>
+      <w:tr>
+        <w:tc>
+          <w:tcPr>
+            <w:tcW w:type="dxa" w:w="2160"/>
+          </w:tcPr>
+          <w:p>
+            <w:r>
+              <w:rPr>
+                <w:sz w:val="18"/>
+              </w:rPr>
+            </w:r>
+            <w:r>
+              <w:rPr>
+                <w:sz w:val="18"/>
+              </w:rPr>
+              <w:t>Primary</w:t>
+            </w:r>
+          </w:p>
+        </w:tc>
+        <w:tc>
+          <w:tcPr>
+            <w:tcW w:type="dxa" w:w="2160"/>
+          </w:tcPr>
+          <w:p>
+            <w:r>
+              <w:rPr>
+                <w:sz w:val="18"/>
+              </w:rPr>
+            </w:r>
+            <w:r>
+              <w:rPr>
+                <w:sz w:val="18"/>
+              </w:rPr>
+              <w:t>#1C58E3</w:t>
+            </w:r>
+          </w:p>
+        </w:tc>
+        <w:tc>
+          <w:tcPr>
+            <w:tcW w:type="dxa" w:w="2160"/>
+          </w:tcPr>
+          <w:p>
+            <w:r>
+              <w:rPr>
+                <w:sz w:val="18"/>
+              </w:rPr>
+            </w:r>
+            <w:r>
+              <w:rPr>
+                <w:sz w:val="18"/>
+              </w:rPr>
+              <w:t>#649AF7</w:t>
+            </w:r>
+          </w:p>
+        </w:tc>
+        <w:tc>
+          <w:tcPr>
+            <w:tcW w:type="dxa" w:w="2160"/>
+          </w:tcPr>
+          <w:p>
+            <w:r>
+              <w:rPr>
+                <w:sz w:val="18"/>
+              </w:rPr>
+            </w:r>
+            <w:r>
+              <w:rPr>
+                <w:sz w:val="18"/>
+              </w:rPr>
+              <w:t>Main buttons, links and focus</w:t>
+            </w:r>
+          </w:p>
+        </w:tc>
+      </w:tr>
+      <w:tr>
+        <w:tc>
+          <w:tcPr>
+            <w:tcW w:type="dxa" w:w="2160"/>
+          </w:tcPr>
+          <w:p>
+            <w:r>
+              <w:rPr>
+                <w:sz w:val="18"/>
+              </w:rPr>
+            </w:r>
+            <w:r>
+              <w:rPr>
+                <w:sz w:val="18"/>
+              </w:rPr>
+              <w:t>Page background</w:t>
+            </w:r>
+          </w:p>
+        </w:tc>
+        <w:tc>
+          <w:tcPr>
+            <w:tcW w:type="dxa" w:w="2160"/>
+          </w:tcPr>
+          <w:p>
+            <w:r>
+              <w:rPr>
+                <w:sz w:val="18"/>
+              </w:rPr>
+            </w:r>
+            <w:r>
+              <w:rPr>
+                <w:sz w:val="18"/>
+              </w:rPr>
+              <w:t>#FBFCFD</w:t>
+            </w:r>
+          </w:p>
+        </w:tc>
+        <w:tc>
+          <w:tcPr>
+            <w:tcW w:type="dxa" w:w="2160"/>
+          </w:tcPr>
+          <w:p>
+            <w:r>
+              <w:rPr>
+                <w:sz w:val="18"/>
+              </w:rPr>
+            </w:r>
+            <w:r>
+              <w:rPr>
+                <w:sz w:val="18"/>
+              </w:rPr>
+              <w:t>#0E0D1C</w:t>
+            </w:r>
+          </w:p>
+        </w:tc>
+        <w:tc>
+          <w:tcPr>
+            <w:tcW w:type="dxa" w:w="2160"/>
+          </w:tcPr>
+          <w:p>
+            <w:r>
+              <w:rPr>
+                <w:sz w:val="18"/>
+              </w:rPr>
+            </w:r>
+            <w:r>
+              <w:rPr>
+                <w:sz w:val="18"/>
+              </w:rPr>
+              <w:t>Main background</w:t>
+            </w:r>
+          </w:p>
+        </w:tc>
+      </w:tr>
+      <w:tr>
+        <w:tc>
+          <w:tcPr>
+            <w:tcW w:type="dxa" w:w="2160"/>
+          </w:tcPr>
+          <w:p>
+            <w:r>
+              <w:rPr>
+                <w:sz w:val="18"/>
+              </w:rPr>
+            </w:r>
+            <w:r>
+              <w:rPr>
+                <w:sz w:val="18"/>
+              </w:rPr>
+              <w:t>Card</w:t>
+            </w:r>
+          </w:p>
+        </w:tc>
+        <w:tc>
+          <w:tcPr>
+            <w:tcW w:type="dxa" w:w="2160"/>
+          </w:tcPr>
+          <w:p>
+            <w:r>
+              <w:rPr>
+                <w:sz w:val="18"/>
+              </w:rPr>
+            </w:r>
+            <w:r>
+              <w:rPr>
+                <w:sz w:val="18"/>
+              </w:rPr>
+              <w:t>#FFFFFF</w:t>
+            </w:r>
+          </w:p>
+        </w:tc>
+        <w:tc>
+          <w:tcPr>
+            <w:tcW w:type="dxa" w:w="2160"/>
+          </w:tcPr>
+          <w:p>
+            <w:r>
+              <w:rPr>
+                <w:sz w:val="18"/>
+              </w:rPr>
+            </w:r>
+            <w:r>
+              <w:rPr>
+                <w:sz w:val="18"/>
+              </w:rPr>
+              <w:t>#161528</w:t>
+            </w:r>
+          </w:p>
+        </w:tc>
+        <w:tc>
+          <w:tcPr>
+            <w:tcW w:type="dxa" w:w="2160"/>
+          </w:tcPr>
+          <w:p>
+            <w:r>
+              <w:rPr>
+                <w:sz w:val="18"/>
+              </w:rPr>
+            </w:r>
+            <w:r>
+              <w:rPr>
+                <w:sz w:val="18"/>
+              </w:rPr>
+              <w:t>Cards and replies</w:t>
+            </w:r>
+          </w:p>
+        </w:tc>
+      </w:tr>
+      <w:tr>
+        <w:tc>
+          <w:tcPr>
+            <w:tcW w:type="dxa" w:w="2160"/>
+          </w:tcPr>
+          <w:p>
+            <w:r>
+              <w:rPr>
+                <w:sz w:val="18"/>
+              </w:rPr>
+            </w:r>
+            <w:r>
+              <w:rPr>
+                <w:sz w:val="18"/>
+              </w:rPr>
+              <w:t>Main text</w:t>
+            </w:r>
+          </w:p>
+        </w:tc>
+        <w:tc>
+          <w:tcPr>
+            <w:tcW w:type="dxa" w:w="2160"/>
+          </w:tcPr>
+          <w:p>
+            <w:r>
+              <w:rPr>
+                <w:sz w:val="18"/>
+              </w:rPr>
+            </w:r>
+            <w:r>
+              <w:rPr>
+                <w:sz w:val="18"/>
+              </w:rPr>
+              <w:t>#141A29</w:t>
+            </w:r>
+          </w:p>
+        </w:tc>
+        <w:tc>
+          <w:tcPr>
+            <w:tcW w:type="dxa" w:w="2160"/>
+          </w:tcPr>
+          <w:p>
+            <w:r>
+              <w:rPr>
+                <w:sz w:val="18"/>
+              </w:rPr>
+            </w:r>
+            <w:r>
+              <w:rPr>
+                <w:sz w:val="18"/>
+              </w:rPr>
+              <w:t>#ECECF4</w:t>
+            </w:r>
+          </w:p>
+        </w:tc>
+        <w:tc>
+          <w:tcPr>
+            <w:tcW w:type="dxa" w:w="2160"/>
+          </w:tcPr>
+          <w:p>
+            <w:r>
+              <w:rPr>
+                <w:sz w:val="18"/>
+              </w:rPr>
+            </w:r>
+            <w:r>
+              <w:rPr>
+                <w:sz w:val="18"/>
+              </w:rPr>
+              <w:t>Headings and body</w:t>
+            </w:r>
+          </w:p>
+        </w:tc>
+      </w:tr>
+      <w:tr>
+        <w:tc>
+          <w:tcPr>
+            <w:tcW w:type="dxa" w:w="2160"/>
+          </w:tcPr>
+          <w:p>
+            <w:r>
+              <w:rPr>
+                <w:sz w:val="18"/>
+              </w:rPr>
+            </w:r>
+            <w:r>
+              <w:rPr>
+                <w:sz w:val="18"/>
+              </w:rPr>
+              <w:t>Supporting text</w:t>
+            </w:r>
+          </w:p>
+        </w:tc>
+        <w:tc>
+          <w:tcPr>
+            <w:tcW w:type="dxa" w:w="2160"/>
+          </w:tcPr>
+          <w:p>
+            <w:r>
+              <w:rPr>
+                <w:sz w:val="18"/>
+              </w:rPr>
+            </w:r>
+            <w:r>
+              <w:rPr>
+                <w:sz w:val="18"/>
+              </w:rPr>
+              <w:t>#677083</w:t>
+            </w:r>
+          </w:p>
+        </w:tc>
+        <w:tc>
+          <w:tcPr>
+            <w:tcW w:type="dxa" w:w="2160"/>
+          </w:tcPr>
+          <w:p>
+            <w:r>
+              <w:rPr>
+                <w:sz w:val="18"/>
+              </w:rPr>
+            </w:r>
+            <w:r>
+              <w:rPr>
+                <w:sz w:val="18"/>
+              </w:rPr>
+              <w:t>#9C9CB4</w:t>
+            </w:r>
+          </w:p>
+        </w:tc>
+        <w:tc>
+          <w:tcPr>
+            <w:tcW w:type="dxa" w:w="2160"/>
+          </w:tcPr>
+          <w:p>
+            <w:r>
+              <w:rPr>
+                <w:sz w:val="18"/>
+              </w:rPr>
+            </w:r>
+            <w:r>
+              <w:rPr>
+                <w:sz w:val="18"/>
+              </w:rPr>
+              <w:t>Captions and small labels</w:t>
+            </w:r>
+          </w:p>
+        </w:tc>
+      </w:tr>
+      <w:tr>
+        <w:tc>
+          <w:tcPr>
+            <w:tcW w:type="dxa" w:w="2160"/>
+          </w:tcPr>
+          <w:p>
+            <w:r>
+              <w:rPr>
+                <w:sz w:val="18"/>
+              </w:rPr>
+            </w:r>
+            <w:r>
+              <w:rPr>
+                <w:sz w:val="18"/>
+              </w:rPr>
+              <w:t>Soft accent</w:t>
+            </w:r>
+          </w:p>
+        </w:tc>
+        <w:tc>
+          <w:tcPr>
+            <w:tcW w:type="dxa" w:w="2160"/>
+          </w:tcPr>
+          <w:p>
+            <w:r>
+              <w:rPr>
+                <w:sz w:val="18"/>
+              </w:rPr>
+            </w:r>
+            <w:r>
+              <w:rPr>
+                <w:sz w:val="18"/>
+              </w:rPr>
+              <w:t>#E7ECF9</w:t>
+            </w:r>
+          </w:p>
+        </w:tc>
+        <w:tc>
+          <w:tcPr>
+            <w:tcW w:type="dxa" w:w="2160"/>
+          </w:tcPr>
+          <w:p>
+            <w:r>
+              <w:rPr>
+                <w:sz w:val="18"/>
+              </w:rPr>
+            </w:r>
+            <w:r>
+              <w:rPr>
+                <w:sz w:val="18"/>
+              </w:rPr>
+              <w:t>#24233E</w:t>
+            </w:r>
+          </w:p>
+        </w:tc>
+        <w:tc>
+          <w:tcPr>
+            <w:tcW w:type="dxa" w:w="2160"/>
+          </w:tcPr>
+          <w:p>
+            <w:r>
+              <w:rPr>
+                <w:sz w:val="18"/>
+              </w:rPr>
+            </w:r>
+            <w:r>
+              <w:rPr>
+                <w:sz w:val="18"/>
+              </w:rPr>
+              <w:t>Background highlights</w:t>
+            </w:r>
+          </w:p>
+        </w:tc>
+      </w:tr>
+      <w:tr>
+        <w:tc>
+          <w:tcPr>
+            <w:tcW w:type="dxa" w:w="2160"/>
+          </w:tcPr>
+          <w:p>
+            <w:r>
+              <w:rPr>
+                <w:sz w:val="18"/>
+              </w:rPr>
+            </w:r>
+            <w:r>
+              <w:rPr>
+                <w:sz w:val="18"/>
+              </w:rPr>
+              <w:t>Border</w:t>
+            </w:r>
+          </w:p>
+        </w:tc>
+        <w:tc>
+          <w:tcPr>
+            <w:tcW w:type="dxa" w:w="2160"/>
+          </w:tcPr>
+          <w:p>
+            <w:r>
+              <w:rPr>
+                <w:sz w:val="18"/>
+              </w:rPr>
+            </w:r>
+            <w:r>
+              <w:rPr>
+                <w:sz w:val="18"/>
+              </w:rPr>
+              <w:t>#E1E4EA</w:t>
+            </w:r>
+          </w:p>
+        </w:tc>
+        <w:tc>
+          <w:tcPr>
+            <w:tcW w:type="dxa" w:w="2160"/>
+          </w:tcPr>
+          <w:p>
+            <w:r>
+              <w:rPr>
+                <w:sz w:val="18"/>
+              </w:rPr>
+            </w:r>
+            <w:r>
+              <w:rPr>
+                <w:sz w:val="18"/>
+              </w:rPr>
+              <w:t>#2C2B40</w:t>
+            </w:r>
+          </w:p>
+        </w:tc>
+        <w:tc>
+          <w:tcPr>
+            <w:tcW w:type="dxa" w:w="2160"/>
+          </w:tcPr>
+          <w:p>
+            <w:r>
+              <w:rPr>
+                <w:sz w:val="18"/>
+              </w:rPr>
+            </w:r>
+            <w:r>
+              <w:rPr>
+                <w:sz w:val="18"/>
+              </w:rPr>
+              <w:t>Card dividers</w:t>
+            </w:r>
+          </w:p>
+        </w:tc>
+      </w:tr>
+      <w:tr>
+        <w:tc>
+          <w:tcPr>
+            <w:tcW w:type="dxa" w:w="2160"/>
+          </w:tcPr>
+          <w:p>
+            <w:r>
+              <w:rPr>
+                <w:sz w:val="18"/>
+              </w:rPr>
+            </w:r>
+            <w:r>
+              <w:rPr>
+                <w:sz w:val="18"/>
+              </w:rPr>
+              <w:t>Success</w:t>
+            </w:r>
+          </w:p>
+        </w:tc>
+        <w:tc>
+          <w:tcPr>
+            <w:tcW w:type="dxa" w:w="2160"/>
+          </w:tcPr>
+          <w:p>
+            <w:r>
+              <w:rPr>
+                <w:sz w:val="18"/>
+              </w:rPr>
+            </w:r>
+            <w:r>
+              <w:rPr>
+                <w:sz w:val="18"/>
+              </w:rPr>
+              <w:t>#248967</w:t>
+            </w:r>
+          </w:p>
+        </w:tc>
+        <w:tc>
+          <w:tcPr>
+            <w:tcW w:type="dxa" w:w="2160"/>
+          </w:tcPr>
+          <w:p>
+            <w:r>
+              <w:rPr>
+                <w:sz w:val="18"/>
+              </w:rPr>
+            </w:r>
+            <w:r>
+              <w:rPr>
+                <w:sz w:val="18"/>
+              </w:rPr>
+              <w:t>#39C697</w:t>
+            </w:r>
+          </w:p>
+        </w:tc>
+        <w:tc>
+          <w:tcPr>
+            <w:tcW w:type="dxa" w:w="2160"/>
+          </w:tcPr>
+          <w:p>
+            <w:r>
+              <w:rPr>
+                <w:sz w:val="18"/>
+              </w:rPr>
+            </w:r>
+            <w:r>
+              <w:rPr>
+                <w:sz w:val="18"/>
+              </w:rPr>
+              <w:t>Positive status, for example covered</w:t>
+            </w:r>
+          </w:p>
+        </w:tc>
+      </w:tr>
+      <w:tr>
+        <w:tc>
+          <w:tcPr>
+            <w:tcW w:type="dxa" w:w="2160"/>
+          </w:tcPr>
+          <w:p>
+            <w:r>
+              <w:rPr>
+                <w:sz w:val="18"/>
+              </w:rPr>
+            </w:r>
+            <w:r>
+              <w:rPr>
+                <w:sz w:val="18"/>
+              </w:rPr>
+              <w:t>Warning</w:t>
+            </w:r>
+          </w:p>
+        </w:tc>
+        <w:tc>
+          <w:tcPr>
+            <w:tcW w:type="dxa" w:w="2160"/>
+          </w:tcPr>
+          <w:p>
+            <w:r>
+              <w:rPr>
+                <w:sz w:val="18"/>
+              </w:rPr>
+            </w:r>
+            <w:r>
+              <w:rPr>
+                <w:sz w:val="18"/>
+              </w:rPr>
+              <w:t>#E9890C</w:t>
+            </w:r>
+          </w:p>
+        </w:tc>
+        <w:tc>
+          <w:tcPr>
+            <w:tcW w:type="dxa" w:w="2160"/>
+          </w:tcPr>
+          <w:p>
+            <w:r>
+              <w:rPr>
+                <w:sz w:val="18"/>
+              </w:rPr>
+            </w:r>
+            <w:r>
+              <w:rPr>
+                <w:sz w:val="18"/>
+              </w:rPr>
+              <w:t>#F6A831</w:t>
+            </w:r>
+          </w:p>
+        </w:tc>
+        <w:tc>
+          <w:tcPr>
+            <w:tcW w:type="dxa" w:w="2160"/>
+          </w:tcPr>
+          <w:p>
+            <w:r>
+              <w:rPr>
+                <w:sz w:val="18"/>
+              </w:rPr>
+            </w:r>
+            <w:r>
+              <w:rPr>
+                <w:sz w:val="18"/>
+              </w:rPr>
+              <w:t>Needs attention, for example a near deadline</w:t>
+            </w:r>
+          </w:p>
+        </w:tc>
+      </w:tr>
+      <w:tr>
+        <w:tc>
+          <w:tcPr>
+            <w:tcW w:type="dxa" w:w="2160"/>
+          </w:tcPr>
+          <w:p>
+            <w:r>
+              <w:rPr>
+                <w:sz w:val="18"/>
+              </w:rPr>
+            </w:r>
+            <w:r>
+              <w:rPr>
+                <w:sz w:val="18"/>
+              </w:rPr>
+              <w:t>Danger</w:t>
+            </w:r>
+          </w:p>
+        </w:tc>
+        <w:tc>
+          <w:tcPr>
+            <w:tcW w:type="dxa" w:w="2160"/>
+          </w:tcPr>
+          <w:p>
+            <w:r>
+              <w:rPr>
+                <w:sz w:val="18"/>
+              </w:rPr>
+            </w:r>
+            <w:r>
+              <w:rPr>
+                <w:sz w:val="18"/>
+              </w:rPr>
+              <w:t>#D62940</w:t>
+            </w:r>
+          </w:p>
+        </w:tc>
+        <w:tc>
+          <w:tcPr>
+            <w:tcW w:type="dxa" w:w="2160"/>
+          </w:tcPr>
+          <w:p>
+            <w:r>
+              <w:rPr>
+                <w:sz w:val="18"/>
+              </w:rPr>
+            </w:r>
+            <w:r>
+              <w:rPr>
+                <w:sz w:val="18"/>
+              </w:rPr>
+              <w:t>#E75569</w:t>
+            </w:r>
+          </w:p>
+        </w:tc>
+        <w:tc>
+          <w:tcPr>
+            <w:tcW w:type="dxa" w:w="2160"/>
+          </w:tcPr>
+          <w:p>
+            <w:r>
+              <w:rPr>
+                <w:sz w:val="18"/>
+              </w:rPr>
+            </w:r>
+            <w:r>
+              <w:rPr>
+                <w:sz w:val="18"/>
+              </w:rPr>
+              <w:t>Negative status, for example rejected</w:t>
+            </w:r>
+          </w:p>
+        </w:tc>
+      </w:tr>
+      <w:tr>
+        <w:tc>
+          <w:tcPr>
+            <w:tcW w:type="dxa" w:w="2160"/>
+          </w:tcPr>
+          <w:p>
+            <w:r>
+              <w:rPr>
+                <w:sz w:val="18"/>
+              </w:rPr>
+            </w:r>
+            <w:r>
+              <w:rPr>
+                <w:sz w:val="18"/>
+              </w:rPr>
+              <w:t>Navy</w:t>
+            </w:r>
+          </w:p>
+        </w:tc>
+        <w:tc>
+          <w:tcPr>
+            <w:tcW w:type="dxa" w:w="2160"/>
+          </w:tcPr>
+          <w:p>
+            <w:r>
+              <w:rPr>
+                <w:sz w:val="18"/>
+              </w:rPr>
+            </w:r>
+            <w:r>
+              <w:rPr>
+                <w:sz w:val="18"/>
+              </w:rPr>
+              <w:t>#0E182F</w:t>
+            </w:r>
+          </w:p>
+        </w:tc>
+        <w:tc>
+          <w:tcPr>
+            <w:tcW w:type="dxa" w:w="2160"/>
+          </w:tcPr>
+          <w:p>
+            <w:r>
+              <w:rPr>
+                <w:sz w:val="18"/>
+              </w:rPr>
+            </w:r>
+            <w:r>
+              <w:rPr>
+                <w:sz w:val="18"/>
+              </w:rPr>
+              <w:t>#080812</w:t>
+            </w:r>
+          </w:p>
+        </w:tc>
+        <w:tc>
+          <w:tcPr>
+            <w:tcW w:type="dxa" w:w="2160"/>
+          </w:tcPr>
+          <w:p>
+            <w:r>
+              <w:rPr>
+                <w:sz w:val="18"/>
+              </w:rPr>
+            </w:r>
+            <w:r>
+              <w:rPr>
+                <w:sz w:val="18"/>
+              </w:rPr>
+              <w:t>Brand icon background</w:t>
+            </w:r>
+          </w:p>
+        </w:tc>
+      </w:tr>
+    </w:tbl>
+    <w:p/>
+    <w:p>
+      <w:r>
+        <w:t>Body text uses Inter. Headings use Sora at weights 600 to 800. Cards have 1 rem rounded corners and a light shadow. Table 18 shows the order of importance of the elements on the chat screen from top to bottom.</w:t>
+      </w:r>
+    </w:p>
+    <w:p>
+      <w:r>
+        <w:rPr>
+          <w:b/>
+        </w:rPr>
+        <w:t>Table 18. Interface hierarchy</w:t>
+      </w:r>
+    </w:p>
+    <w:tbl>
+      <w:tblPr>
+        <w:tblStyle w:val="TableGrid"/>
+        <w:tblW w:type="auto" w:w="0"/>
+        <w:tblLook w:firstColumn="1" w:firstRow="1" w:lastColumn="0" w:lastRow="0" w:noHBand="0" w:noVBand="1" w:val="04A0"/>
+      </w:tblPr>
+      <w:tblGrid>
+        <w:gridCol w:w="2160"/>
+        <w:gridCol w:w="2160"/>
+        <w:gridCol w:w="2160"/>
+        <w:gridCol w:w="2160"/>
+      </w:tblGrid>
+      <w:tr>
+        <w:tc>
+          <w:tcPr>
+            <w:tcW w:type="dxa" w:w="2160"/>
+          </w:tcPr>
+          <w:p>
+            <w:r>
+              <w:rPr>
+                <w:b/>
+                <w:sz w:val="18"/>
+              </w:rPr>
+            </w:r>
+            <w:r>
+              <w:rPr>
+                <w:b/>
+                <w:sz w:val="18"/>
+              </w:rPr>
+              <w:t>Level</w:t>
+            </w:r>
+          </w:p>
+        </w:tc>
+        <w:tc>
+          <w:tcPr>
+            <w:tcW w:type="dxa" w:w="2160"/>
+          </w:tcPr>
+          <w:p>
+            <w:r>
+              <w:rPr>
+                <w:b/>
+                <w:sz w:val="18"/>
+              </w:rPr>
+            </w:r>
+            <w:r>
+              <w:rPr>
+                <w:b/>
+                <w:sz w:val="18"/>
+              </w:rPr>
+              <w:t>Part</w:t>
+            </w:r>
+          </w:p>
+        </w:tc>
+        <w:tc>
+          <w:tcPr>
+            <w:tcW w:type="dxa" w:w="2160"/>
+          </w:tcPr>
+          <w:p>
+            <w:r>
+              <w:rPr>
+                <w:b/>
+                <w:sz w:val="18"/>
+              </w:rPr>
+            </w:r>
+            <w:r>
+              <w:rPr>
+                <w:b/>
+                <w:sz w:val="18"/>
+              </w:rPr>
+              <w:t>Content</w:t>
+            </w:r>
+          </w:p>
+        </w:tc>
+        <w:tc>
+          <w:tcPr>
+            <w:tcW w:type="dxa" w:w="2160"/>
+          </w:tcPr>
+          <w:p>
+            <w:r>
+              <w:rPr>
+                <w:b/>
+                <w:sz w:val="18"/>
+              </w:rPr>
+            </w:r>
+            <w:r>
+              <w:rPr>
+                <w:b/>
+                <w:sz w:val="18"/>
+              </w:rPr>
+              <w:t>Reason</w:t>
+            </w:r>
+          </w:p>
+        </w:tc>
+      </w:tr>
+      <w:tr>
+        <w:tc>
+          <w:tcPr>
+            <w:tcW w:type="dxa" w:w="2160"/>
+          </w:tcPr>
+          <w:p>
+            <w:r>
+              <w:rPr>
+                <w:sz w:val="18"/>
+              </w:rPr>
+            </w:r>
+            <w:r>
+              <w:rPr>
+                <w:sz w:val="18"/>
+              </w:rPr>
+              <w:t>1</w:t>
+            </w:r>
+          </w:p>
+        </w:tc>
+        <w:tc>
+          <w:tcPr>
+            <w:tcW w:type="dxa" w:w="2160"/>
+          </w:tcPr>
+          <w:p>
+            <w:r>
+              <w:rPr>
+                <w:sz w:val="18"/>
+              </w:rPr>
+            </w:r>
+            <w:r>
+              <w:rPr>
+                <w:sz w:val="18"/>
+              </w:rPr>
+              <w:t>Top bar and session controls</w:t>
+            </w:r>
+          </w:p>
+        </w:tc>
+        <w:tc>
+          <w:tcPr>
+            <w:tcW w:type="dxa" w:w="2160"/>
+          </w:tcPr>
+          <w:p>
+            <w:r>
+              <w:rPr>
+                <w:sz w:val="18"/>
+              </w:rPr>
+            </w:r>
+            <w:r>
+              <w:rPr>
+                <w:sz w:val="18"/>
+              </w:rPr>
+              <w:t>Autonomy mode, theme, persona switch, AI status and history</w:t>
+            </w:r>
+          </w:p>
+        </w:tc>
+        <w:tc>
+          <w:tcPr>
+            <w:tcW w:type="dxa" w:w="2160"/>
+          </w:tcPr>
+          <w:p>
+            <w:r>
+              <w:rPr>
+                <w:sz w:val="18"/>
+              </w:rPr>
+            </w:r>
+            <w:r>
+              <w:rPr>
+                <w:sz w:val="18"/>
+              </w:rPr>
+              <w:t>Always visible so the customer knows what the agent may do</w:t>
+            </w:r>
+          </w:p>
+        </w:tc>
+      </w:tr>
+      <w:tr>
+        <w:tc>
+          <w:tcPr>
+            <w:tcW w:type="dxa" w:w="2160"/>
+          </w:tcPr>
+          <w:p>
+            <w:r>
+              <w:rPr>
+                <w:sz w:val="18"/>
+              </w:rPr>
+            </w:r>
+            <w:r>
+              <w:rPr>
+                <w:sz w:val="18"/>
+              </w:rPr>
+              <w:t>2</w:t>
+            </w:r>
+          </w:p>
+        </w:tc>
+        <w:tc>
+          <w:tcPr>
+            <w:tcW w:type="dxa" w:w="2160"/>
+          </w:tcPr>
+          <w:p>
+            <w:r>
+              <w:rPr>
+                <w:sz w:val="18"/>
+              </w:rPr>
+            </w:r>
+            <w:r>
+              <w:rPr>
+                <w:sz w:val="18"/>
+              </w:rPr>
+              <w:t>Proactive news</w:t>
+            </w:r>
+          </w:p>
+        </w:tc>
+        <w:tc>
+          <w:tcPr>
+            <w:tcW w:type="dxa" w:w="2160"/>
+          </w:tcPr>
+          <w:p>
+            <w:r>
+              <w:rPr>
+                <w:sz w:val="18"/>
+              </w:rPr>
+            </w:r>
+            <w:r>
+              <w:rPr>
+                <w:sz w:val="18"/>
+              </w:rPr>
+              <w:t>Claim stage strip, deadline card and alert banner</w:t>
+            </w:r>
+          </w:p>
+        </w:tc>
+        <w:tc>
+          <w:tcPr>
+            <w:tcW w:type="dxa" w:w="2160"/>
+          </w:tcPr>
+          <w:p>
+            <w:r>
+              <w:rPr>
+                <w:sz w:val="18"/>
+              </w:rPr>
+            </w:r>
+            <w:r>
+              <w:rPr>
+                <w:sz w:val="18"/>
+              </w:rPr>
+              <w:t>Urgent items appear before the conversation</w:t>
+            </w:r>
+          </w:p>
+        </w:tc>
+      </w:tr>
+      <w:tr>
+        <w:tc>
+          <w:tcPr>
+            <w:tcW w:type="dxa" w:w="2160"/>
+          </w:tcPr>
+          <w:p>
+            <w:r>
+              <w:rPr>
+                <w:sz w:val="18"/>
+              </w:rPr>
+            </w:r>
+            <w:r>
+              <w:rPr>
+                <w:sz w:val="18"/>
+              </w:rPr>
+              <w:t>3</w:t>
+            </w:r>
+          </w:p>
+        </w:tc>
+        <w:tc>
+          <w:tcPr>
+            <w:tcW w:type="dxa" w:w="2160"/>
+          </w:tcPr>
+          <w:p>
+            <w:r>
+              <w:rPr>
+                <w:sz w:val="18"/>
+              </w:rPr>
+            </w:r>
+            <w:r>
+              <w:rPr>
+                <w:sz w:val="18"/>
+              </w:rPr>
+              <w:t>Conversation</w:t>
+            </w:r>
+          </w:p>
+        </w:tc>
+        <w:tc>
+          <w:tcPr>
+            <w:tcW w:type="dxa" w:w="2160"/>
+          </w:tcPr>
+          <w:p>
+            <w:r>
+              <w:rPr>
+                <w:sz w:val="18"/>
+              </w:rPr>
+            </w:r>
+            <w:r>
+              <w:rPr>
+                <w:sz w:val="18"/>
+              </w:rPr>
+              <w:t>Message bubbles and reply text</w:t>
+            </w:r>
+          </w:p>
+        </w:tc>
+        <w:tc>
+          <w:tcPr>
+            <w:tcW w:type="dxa" w:w="2160"/>
+          </w:tcPr>
+          <w:p>
+            <w:r>
+              <w:rPr>
+                <w:sz w:val="18"/>
+              </w:rPr>
+            </w:r>
+            <w:r>
+              <w:rPr>
+                <w:sz w:val="18"/>
+              </w:rPr>
+              <w:t>The main path of interaction</w:t>
+            </w:r>
+          </w:p>
+        </w:tc>
+      </w:tr>
+      <w:tr>
+        <w:tc>
+          <w:tcPr>
+            <w:tcW w:type="dxa" w:w="2160"/>
+          </w:tcPr>
+          <w:p>
+            <w:r>
+              <w:rPr>
+                <w:sz w:val="18"/>
+              </w:rPr>
+            </w:r>
+            <w:r>
+              <w:rPr>
+                <w:sz w:val="18"/>
+              </w:rPr>
+              <w:t>4</w:t>
+            </w:r>
+          </w:p>
+        </w:tc>
+        <w:tc>
+          <w:tcPr>
+            <w:tcW w:type="dxa" w:w="2160"/>
+          </w:tcPr>
+          <w:p>
+            <w:r>
+              <w:rPr>
+                <w:sz w:val="18"/>
+              </w:rPr>
+            </w:r>
+            <w:r>
+              <w:rPr>
+                <w:sz w:val="18"/>
+              </w:rPr>
+              <w:t>Evidence cards</w:t>
+            </w:r>
+          </w:p>
+        </w:tc>
+        <w:tc>
+          <w:tcPr>
+            <w:tcW w:type="dxa" w:w="2160"/>
+          </w:tcPr>
+          <w:p>
+            <w:r>
+              <w:rPr>
+                <w:sz w:val="18"/>
+              </w:rPr>
+            </w:r>
+            <w:r>
+              <w:rPr>
+                <w:sz w:val="18"/>
+              </w:rPr>
+              <w:t>Verdict, clause quote, payer order, timeline, claim readiness, plan cards and what-if</w:t>
+            </w:r>
+          </w:p>
+        </w:tc>
+        <w:tc>
+          <w:tcPr>
+            <w:tcW w:type="dxa" w:w="2160"/>
+          </w:tcPr>
+          <w:p>
+            <w:r>
+              <w:rPr>
+                <w:sz w:val="18"/>
+              </w:rPr>
+            </w:r>
+            <w:r>
+              <w:rPr>
+                <w:sz w:val="18"/>
+              </w:rPr>
+              <w:t>Evidence can be opened without filling the screen</w:t>
+            </w:r>
+          </w:p>
+        </w:tc>
+      </w:tr>
+      <w:tr>
+        <w:tc>
+          <w:tcPr>
+            <w:tcW w:type="dxa" w:w="2160"/>
+          </w:tcPr>
+          <w:p>
+            <w:r>
+              <w:rPr>
+                <w:sz w:val="18"/>
+              </w:rPr>
+            </w:r>
+            <w:r>
+              <w:rPr>
+                <w:sz w:val="18"/>
+              </w:rPr>
+              <w:t>5</w:t>
+            </w:r>
+          </w:p>
+        </w:tc>
+        <w:tc>
+          <w:tcPr>
+            <w:tcW w:type="dxa" w:w="2160"/>
+          </w:tcPr>
+          <w:p>
+            <w:r>
+              <w:rPr>
+                <w:sz w:val="18"/>
+              </w:rPr>
+            </w:r>
+            <w:r>
+              <w:rPr>
+                <w:sz w:val="18"/>
+              </w:rPr>
+              <w:t>Action cards</w:t>
+            </w:r>
+          </w:p>
+        </w:tc>
+        <w:tc>
+          <w:tcPr>
+            <w:tcW w:type="dxa" w:w="2160"/>
+          </w:tcPr>
+          <w:p>
+            <w:r>
+              <w:rPr>
+                <w:sz w:val="18"/>
+              </w:rPr>
+            </w:r>
+            <w:r>
+              <w:rPr>
+                <w:sz w:val="18"/>
+              </w:rPr>
+              <w:t>Claim form preview, Confirm card and document reads</w:t>
+            </w:r>
+          </w:p>
+        </w:tc>
+        <w:tc>
+          <w:tcPr>
+            <w:tcW w:type="dxa" w:w="2160"/>
+          </w:tcPr>
+          <w:p>
+            <w:r>
+              <w:rPr>
+                <w:sz w:val="18"/>
+              </w:rPr>
+            </w:r>
+            <w:r>
+              <w:rPr>
+                <w:sz w:val="18"/>
+              </w:rPr>
+              <w:t>Actions with consequences need full attention</w:t>
+            </w:r>
+          </w:p>
+        </w:tc>
+      </w:tr>
+      <w:tr>
+        <w:tc>
+          <w:tcPr>
+            <w:tcW w:type="dxa" w:w="2160"/>
+          </w:tcPr>
+          <w:p>
+            <w:r>
+              <w:rPr>
+                <w:sz w:val="18"/>
+              </w:rPr>
+            </w:r>
+            <w:r>
+              <w:rPr>
+                <w:sz w:val="18"/>
+              </w:rPr>
+              <w:t>6</w:t>
+            </w:r>
+          </w:p>
+        </w:tc>
+        <w:tc>
+          <w:tcPr>
+            <w:tcW w:type="dxa" w:w="2160"/>
+          </w:tcPr>
+          <w:p>
+            <w:r>
+              <w:rPr>
+                <w:sz w:val="18"/>
+              </w:rPr>
+            </w:r>
+            <w:r>
+              <w:rPr>
+                <w:sz w:val="18"/>
+              </w:rPr>
+              <w:t>Further explanation</w:t>
+            </w:r>
+          </w:p>
+        </w:tc>
+        <w:tc>
+          <w:tcPr>
+            <w:tcW w:type="dxa" w:w="2160"/>
+          </w:tcPr>
+          <w:p>
+            <w:r>
+              <w:rPr>
+                <w:sz w:val="18"/>
+              </w:rPr>
+            </w:r>
+            <w:r>
+              <w:rPr>
+                <w:sz w:val="18"/>
+              </w:rPr>
+              <w:t>The "How was this decided" panel and the evidence chain</w:t>
+            </w:r>
+          </w:p>
+        </w:tc>
+        <w:tc>
+          <w:tcPr>
+            <w:tcW w:type="dxa" w:w="2160"/>
+          </w:tcPr>
+          <w:p>
+            <w:r>
+              <w:rPr>
+                <w:sz w:val="18"/>
+              </w:rPr>
+            </w:r>
+            <w:r>
+              <w:rPr>
+                <w:sz w:val="18"/>
+              </w:rPr>
+              <w:t>Available for those who want to check</w:t>
+            </w:r>
+          </w:p>
+        </w:tc>
+      </w:tr>
+      <w:tr>
+        <w:tc>
+          <w:tcPr>
+            <w:tcW w:type="dxa" w:w="2160"/>
+          </w:tcPr>
+          <w:p>
+            <w:r>
+              <w:rPr>
+                <w:sz w:val="18"/>
+              </w:rPr>
+            </w:r>
+            <w:r>
+              <w:rPr>
+                <w:sz w:val="18"/>
+              </w:rPr>
+              <w:t>7</w:t>
+            </w:r>
+          </w:p>
+        </w:tc>
+        <w:tc>
+          <w:tcPr>
+            <w:tcW w:type="dxa" w:w="2160"/>
+          </w:tcPr>
+          <w:p>
+            <w:r>
+              <w:rPr>
+                <w:sz w:val="18"/>
+              </w:rPr>
+            </w:r>
+            <w:r>
+              <w:rPr>
+                <w:sz w:val="18"/>
+              </w:rPr>
+              <w:t>Support panels</w:t>
+            </w:r>
+          </w:p>
+        </w:tc>
+        <w:tc>
+          <w:tcPr>
+            <w:tcW w:type="dxa" w:w="2160"/>
+          </w:tcPr>
+          <w:p>
+            <w:r>
+              <w:rPr>
+                <w:sz w:val="18"/>
+              </w:rPr>
+            </w:r>
+            <w:r>
+              <w:rPr>
+                <w:sz w:val="18"/>
+              </w:rPr>
+              <w:t>History, policy list and insurer desk</w:t>
+            </w:r>
+          </w:p>
+        </w:tc>
+        <w:tc>
+          <w:tcPr>
+            <w:tcW w:type="dxa" w:w="2160"/>
+          </w:tcPr>
+          <w:p>
+            <w:r>
+              <w:rPr>
+                <w:sz w:val="18"/>
+              </w:rPr>
+            </w:r>
+            <w:r>
+              <w:rPr>
+                <w:sz w:val="18"/>
+              </w:rPr>
+              <w:t>Opened when needed</w:t>
+            </w:r>
+          </w:p>
+        </w:tc>
+      </w:tr>
+    </w:tbl>
+    <w:p/>
+    <w:p>
+      <w:r>
+        <w:t>The message box sits at the bottom with a single paperclip icon for attaching files. A file appears as an attachment card and is sent only when the customer presses Send.</w:t>
+      </w:r>
+    </w:p>
+    <w:p>
+      <w:pPr>
         <w:pStyle w:val="Heading1"/>
       </w:pPr>
       <w:r>
@@ -6312,7 +10943,7 @@
         <w:rPr>
           <w:b/>
         </w:rPr>
-        <w:t>Table 13. Limitations and known risks</w:t>
+        <w:t>Table 19. Limitations and known risks</w:t>
       </w:r>
     </w:p>
     <w:tbl>
@@ -7112,6 +11743,558 @@
       </w:pPr>
       <w:r>
         <w:t>A claim that has been filed cannot be amended directly. A fixable rejection is followed by a new submission after the customer confirms.</w:t>
+      </w:r>
+    </w:p>
+    <w:p>
+      <w:pPr>
+        <w:pStyle w:val="Heading1"/>
+      </w:pPr>
+      <w:r>
+        <w:rPr>
+          <w:color w:val="14213D"/>
+        </w:rPr>
+        <w:t>7. Summary of results</w:t>
+      </w:r>
+    </w:p>
+    <w:p>
+      <w:r>
+        <w:t>Table 20 summarises the main results. Details and the way to rerun each test are in section 3.8 and in the Execution Evidence Index.</w:t>
+      </w:r>
+    </w:p>
+    <w:p>
+      <w:r>
+        <w:rPr>
+          <w:b/>
+        </w:rPr>
+        <w:t>Table 20. Summary of results</w:t>
+      </w:r>
+    </w:p>
+    <w:tbl>
+      <w:tblPr>
+        <w:tblStyle w:val="TableGrid"/>
+        <w:tblW w:type="auto" w:w="0"/>
+        <w:tblLook w:firstColumn="1" w:firstRow="1" w:lastColumn="0" w:lastRow="0" w:noHBand="0" w:noVBand="1" w:val="04A0"/>
+      </w:tblPr>
+      <w:tblGrid>
+        <w:gridCol w:w="2880"/>
+        <w:gridCol w:w="2880"/>
+        <w:gridCol w:w="2880"/>
+      </w:tblGrid>
+      <w:tr>
+        <w:tc>
+          <w:tcPr>
+            <w:tcW w:type="dxa" w:w="2880"/>
+          </w:tcPr>
+          <w:p>
+            <w:r>
+              <w:rPr>
+                <w:b/>
+                <w:sz w:val="18"/>
+              </w:rPr>
+            </w:r>
+            <w:r>
+              <w:rPr>
+                <w:b/>
+                <w:sz w:val="18"/>
+              </w:rPr>
+              <w:t>Aspect</w:t>
+            </w:r>
+          </w:p>
+        </w:tc>
+        <w:tc>
+          <w:tcPr>
+            <w:tcW w:type="dxa" w:w="2880"/>
+          </w:tcPr>
+          <w:p>
+            <w:r>
+              <w:rPr>
+                <w:b/>
+                <w:sz w:val="18"/>
+              </w:rPr>
+            </w:r>
+            <w:r>
+              <w:rPr>
+                <w:b/>
+                <w:sz w:val="18"/>
+              </w:rPr>
+              <w:t>Result</w:t>
+            </w:r>
+          </w:p>
+        </w:tc>
+        <w:tc>
+          <w:tcPr>
+            <w:tcW w:type="dxa" w:w="2880"/>
+          </w:tcPr>
+          <w:p>
+            <w:r>
+              <w:rPr>
+                <w:b/>
+                <w:sz w:val="18"/>
+              </w:rPr>
+            </w:r>
+            <w:r>
+              <w:rPr>
+                <w:b/>
+                <w:sz w:val="18"/>
+              </w:rPr>
+              <w:t>Note</w:t>
+            </w:r>
+          </w:p>
+        </w:tc>
+      </w:tr>
+      <w:tr>
+        <w:tc>
+          <w:tcPr>
+            <w:tcW w:type="dxa" w:w="2880"/>
+          </w:tcPr>
+          <w:p>
+            <w:r>
+              <w:rPr>
+                <w:sz w:val="18"/>
+              </w:rPr>
+            </w:r>
+            <w:r>
+              <w:rPr>
+                <w:sz w:val="18"/>
+              </w:rPr>
+              <w:t>Claim task completion</w:t>
+            </w:r>
+          </w:p>
+        </w:tc>
+        <w:tc>
+          <w:tcPr>
+            <w:tcW w:type="dxa" w:w="2880"/>
+          </w:tcPr>
+          <w:p>
+            <w:r>
+              <w:rPr>
+                <w:sz w:val="18"/>
+              </w:rPr>
+            </w:r>
+            <w:r>
+              <w:rPr>
+                <w:sz w:val="18"/>
+              </w:rPr>
+              <w:t>33 of 33 tasks passed</w:t>
+            </w:r>
+          </w:p>
+        </w:tc>
+        <w:tc>
+          <w:tcPr>
+            <w:tcW w:type="dxa" w:w="2880"/>
+          </w:tcPr>
+          <w:p>
+            <w:r>
+              <w:rPr>
+                <w:sz w:val="18"/>
+              </w:rPr>
+            </w:r>
+            <w:r>
+              <w:rPr>
+                <w:sz w:val="18"/>
+              </w:rPr>
+              <w:t>Automatic checks on verdict, amount, deadline, denial code and actions</w:t>
+            </w:r>
+          </w:p>
+        </w:tc>
+      </w:tr>
+      <w:tr>
+        <w:tc>
+          <w:tcPr>
+            <w:tcW w:type="dxa" w:w="2880"/>
+          </w:tcPr>
+          <w:p>
+            <w:r>
+              <w:rPr>
+                <w:sz w:val="18"/>
+              </w:rPr>
+            </w:r>
+            <w:r>
+              <w:rPr>
+                <w:sz w:val="18"/>
+              </w:rPr>
+              <w:t>Coverage accuracy</w:t>
+            </w:r>
+          </w:p>
+        </w:tc>
+        <w:tc>
+          <w:tcPr>
+            <w:tcW w:type="dxa" w:w="2880"/>
+          </w:tcPr>
+          <w:p>
+            <w:r>
+              <w:rPr>
+                <w:sz w:val="18"/>
+              </w:rPr>
+            </w:r>
+            <w:r>
+              <w:rPr>
+                <w:sz w:val="18"/>
+              </w:rPr>
+              <w:t>84.6% on 390 labels of a public benchmark</w:t>
+            </w:r>
+          </w:p>
+        </w:tc>
+        <w:tc>
+          <w:tcPr>
+            <w:tcW w:type="dxa" w:w="2880"/>
+          </w:tcPr>
+          <w:p>
+            <w:r>
+              <w:rPr>
+                <w:sz w:val="18"/>
+              </w:rPr>
+            </w:r>
+            <w:r>
+              <w:rPr>
+                <w:sz w:val="18"/>
+              </w:rPr>
+              <w:t>Invented denials 1.4%</w:t>
+            </w:r>
+          </w:p>
+        </w:tc>
+      </w:tr>
+      <w:tr>
+        <w:tc>
+          <w:tcPr>
+            <w:tcW w:type="dxa" w:w="2880"/>
+          </w:tcPr>
+          <w:p>
+            <w:r>
+              <w:rPr>
+                <w:sz w:val="18"/>
+              </w:rPr>
+            </w:r>
+            <w:r>
+              <w:rPr>
+                <w:sz w:val="18"/>
+              </w:rPr>
+              <w:t>Diagnosis code accuracy</w:t>
+            </w:r>
+          </w:p>
+        </w:tc>
+        <w:tc>
+          <w:tcPr>
+            <w:tcW w:type="dxa" w:w="2880"/>
+          </w:tcPr>
+          <w:p>
+            <w:r>
+              <w:rPr>
+                <w:sz w:val="18"/>
+              </w:rPr>
+            </w:r>
+            <w:r>
+              <w:rPr>
+                <w:sz w:val="18"/>
+              </w:rPr>
+              <w:t>92.2% on 76 diagnosis lines</w:t>
+            </w:r>
+          </w:p>
+        </w:tc>
+        <w:tc>
+          <w:tcPr>
+            <w:tcW w:type="dxa" w:w="2880"/>
+          </w:tcPr>
+          <w:p>
+            <w:r>
+              <w:rPr>
+                <w:sz w:val="18"/>
+              </w:rPr>
+            </w:r>
+            <w:r>
+              <w:rPr>
+                <w:sz w:val="18"/>
+              </w:rPr>
+              <w:t>The alias dictionary alone reaches 17.2%</w:t>
+            </w:r>
+          </w:p>
+        </w:tc>
+      </w:tr>
+      <w:tr>
+        <w:tc>
+          <w:tcPr>
+            <w:tcW w:type="dxa" w:w="2880"/>
+          </w:tcPr>
+          <w:p>
+            <w:r>
+              <w:rPr>
+                <w:sz w:val="18"/>
+              </w:rPr>
+            </w:r>
+            <w:r>
+              <w:rPr>
+                <w:sz w:val="18"/>
+              </w:rPr>
+              <w:t>Action safety</w:t>
+            </w:r>
+          </w:p>
+        </w:tc>
+        <w:tc>
+          <w:tcPr>
+            <w:tcW w:type="dxa" w:w="2880"/>
+          </w:tcPr>
+          <w:p>
+            <w:r>
+              <w:rPr>
+                <w:sz w:val="18"/>
+              </w:rPr>
+            </w:r>
+            <w:r>
+              <w:rPr>
+                <w:sz w:val="18"/>
+              </w:rPr>
+              <w:t>0 of 27 attacks succeeded</w:t>
+            </w:r>
+          </w:p>
+        </w:tc>
+        <w:tc>
+          <w:tcPr>
+            <w:tcW w:type="dxa" w:w="2880"/>
+          </w:tcPr>
+          <w:p>
+            <w:r>
+              <w:rPr>
+                <w:sz w:val="18"/>
+              </w:rPr>
+            </w:r>
+            <w:r>
+              <w:rPr>
+                <w:sz w:val="18"/>
+              </w:rPr>
+              <w:t>Includes injection through documents</w:t>
+            </w:r>
+          </w:p>
+        </w:tc>
+      </w:tr>
+      <w:tr>
+        <w:tc>
+          <w:tcPr>
+            <w:tcW w:type="dxa" w:w="2880"/>
+          </w:tcPr>
+          <w:p>
+            <w:r>
+              <w:rPr>
+                <w:sz w:val="18"/>
+              </w:rPr>
+            </w:r>
+            <w:r>
+              <w:rPr>
+                <w:sz w:val="18"/>
+              </w:rPr>
+              <w:t>Conversation quality</w:t>
+            </w:r>
+          </w:p>
+        </w:tc>
+        <w:tc>
+          <w:tcPr>
+            <w:tcW w:type="dxa" w:w="2880"/>
+          </w:tcPr>
+          <w:p>
+            <w:r>
+              <w:rPr>
+                <w:sz w:val="18"/>
+              </w:rPr>
+            </w:r>
+            <w:r>
+              <w:rPr>
+                <w:sz w:val="18"/>
+              </w:rPr>
+              <w:t>42 of 47 turns passed</w:t>
+            </w:r>
+          </w:p>
+        </w:tc>
+        <w:tc>
+          <w:tcPr>
+            <w:tcW w:type="dxa" w:w="2880"/>
+          </w:tcPr>
+          <w:p>
+            <w:r>
+              <w:rPr>
+                <w:sz w:val="18"/>
+              </w:rPr>
+            </w:r>
+            <w:r>
+              <w:rPr>
+                <w:sz w:val="18"/>
+              </w:rPr>
+              <w:t>Everyday language, typos, corrections and what-ifs</w:t>
+            </w:r>
+          </w:p>
+        </w:tc>
+      </w:tr>
+      <w:tr>
+        <w:tc>
+          <w:tcPr>
+            <w:tcW w:type="dxa" w:w="2880"/>
+          </w:tcPr>
+          <w:p>
+            <w:r>
+              <w:rPr>
+                <w:sz w:val="18"/>
+              </w:rPr>
+            </w:r>
+            <w:r>
+              <w:rPr>
+                <w:sz w:val="18"/>
+              </w:rPr>
+              <w:t>Model cost</w:t>
+            </w:r>
+          </w:p>
+        </w:tc>
+        <w:tc>
+          <w:tcPr>
+            <w:tcW w:type="dxa" w:w="2880"/>
+          </w:tcPr>
+          <w:p>
+            <w:r>
+              <w:rPr>
+                <w:sz w:val="18"/>
+              </w:rPr>
+            </w:r>
+            <w:r>
+              <w:rPr>
+                <w:sz w:val="18"/>
+              </w:rPr>
+              <w:t>0.98 calls per turn</w:t>
+            </w:r>
+          </w:p>
+        </w:tc>
+        <w:tc>
+          <w:tcPr>
+            <w:tcW w:type="dxa" w:w="2880"/>
+          </w:tcPr>
+          <w:p>
+            <w:r>
+              <w:rPr>
+                <w:sz w:val="18"/>
+              </w:rPr>
+            </w:r>
+            <w:r>
+              <w:rPr>
+                <w:sz w:val="18"/>
+              </w:rPr>
+              <w:t>About 17% of the tokens of the baseline that reads whole documents</w:t>
+            </w:r>
+          </w:p>
+        </w:tc>
+      </w:tr>
+      <w:tr>
+        <w:tc>
+          <w:tcPr>
+            <w:tcW w:type="dxa" w:w="2880"/>
+          </w:tcPr>
+          <w:p>
+            <w:r>
+              <w:rPr>
+                <w:sz w:val="18"/>
+              </w:rPr>
+            </w:r>
+            <w:r>
+              <w:rPr>
+                <w:sz w:val="18"/>
+              </w:rPr>
+              <w:t>Speed without the model</w:t>
+            </w:r>
+          </w:p>
+        </w:tc>
+        <w:tc>
+          <w:tcPr>
+            <w:tcW w:type="dxa" w:w="2880"/>
+          </w:tcPr>
+          <w:p>
+            <w:r>
+              <w:rPr>
+                <w:sz w:val="18"/>
+              </w:rPr>
+            </w:r>
+            <w:r>
+              <w:rPr>
+                <w:sz w:val="18"/>
+              </w:rPr>
+              <w:t>Median 0.18 s, p90 0.30 s</w:t>
+            </w:r>
+          </w:p>
+        </w:tc>
+        <w:tc>
+          <w:tcPr>
+            <w:tcW w:type="dxa" w:w="2880"/>
+          </w:tcPr>
+          <w:p>
+            <w:r>
+              <w:rPr>
+                <w:sz w:val="18"/>
+              </w:rPr>
+            </w:r>
+            <w:r>
+              <w:rPr>
+                <w:sz w:val="18"/>
+              </w:rPr>
+              <w:t>20 turns, measured locally on the rules engine path</w:t>
+            </w:r>
+          </w:p>
+        </w:tc>
+      </w:tr>
+      <w:tr>
+        <w:tc>
+          <w:tcPr>
+            <w:tcW w:type="dxa" w:w="2880"/>
+          </w:tcPr>
+          <w:p>
+            <w:r>
+              <w:rPr>
+                <w:sz w:val="18"/>
+              </w:rPr>
+            </w:r>
+            <w:r>
+              <w:rPr>
+                <w:sz w:val="18"/>
+              </w:rPr>
+              <w:t>Speed with the model</w:t>
+            </w:r>
+          </w:p>
+        </w:tc>
+        <w:tc>
+          <w:tcPr>
+            <w:tcW w:type="dxa" w:w="2880"/>
+          </w:tcPr>
+          <w:p>
+            <w:r>
+              <w:rPr>
+                <w:sz w:val="18"/>
+              </w:rPr>
+            </w:r>
+            <w:r>
+              <w:rPr>
+                <w:sz w:val="18"/>
+              </w:rPr>
+              <w:t>Median 8.59 s, p90 12.74 s</w:t>
+            </w:r>
+          </w:p>
+        </w:tc>
+        <w:tc>
+          <w:tcPr>
+            <w:tcW w:type="dxa" w:w="2880"/>
+          </w:tcPr>
+          <w:p>
+            <w:r>
+              <w:rPr>
+                <w:sz w:val="18"/>
+              </w:rPr>
+            </w:r>
+            <w:r>
+              <w:rPr>
+                <w:sz w:val="18"/>
+              </w:rPr>
+              <w:t>5 turns, measured locally. The longest was 40.51 s when keys rotated because of a quota</w:t>
+            </w:r>
+          </w:p>
+        </w:tc>
+      </w:tr>
+    </w:tbl>
+    <w:p/>
+    <w:p>
+      <w:r>
+        <w:t>Speed with the model depends on the Gemini service and its quota. This measurement is small and was taken on one machine.</w:t>
       </w:r>
     </w:p>
     <w:p>
@@ -7171,6 +12354,54 @@
       </w:pPr>
       <w:r>
         <w:t>OJK (2023). Claim difficulty is the most reported insurance complaint.</w:t>
+      </w:r>
+    </w:p>
+    <w:p>
+      <w:pPr>
+        <w:pStyle w:val="ListNumber"/>
+      </w:pPr>
+      <w:r>
+        <w:t>Kontan (2019). Asuransi Cakrawala Proteksi Indonesia launches the Hummi chat virtual assistant. keuangan.kontan.co.id.</w:t>
+      </w:r>
+    </w:p>
+    <w:p>
+      <w:pPr>
+        <w:pStyle w:val="ListNumber"/>
+      </w:pPr>
+      <w:r>
+        <w:t>Bisnis.com (2017). Aswata's digital strategy launches a virtual assistant. finansial.bisnis.com/read/20171208/215/716475.</w:t>
+      </w:r>
+    </w:p>
+    <w:p>
+      <w:pPr>
+        <w:pStyle w:val="ListNumber"/>
+      </w:pPr>
+      <w:r>
+        <w:t>Bisnis.com (2020). Asuransi Tripa completes its digital services with a virtual assistant. finansial.bisnis.com/read/20200603/215/1247720.</w:t>
+      </w:r>
+    </w:p>
+    <w:p>
+      <w:pPr>
+        <w:pStyle w:val="ListNumber"/>
+      </w:pPr>
+      <w:r>
+        <w:t>Detik Oto (2018). A short message is enough, vehicle insurance can pay out right away. oto.detik.com/berita/d-4209016.</w:t>
+      </w:r>
+    </w:p>
+    <w:p>
+      <w:pPr>
+        <w:pStyle w:val="ListNumber"/>
+      </w:pPr>
+      <w:r>
+        <w:t>PYMNTS (2023). Lemonade CEO says insurance platform built for AI since day one. pymnts.com.</w:t>
+      </w:r>
+    </w:p>
+    <w:p>
+      <w:pPr>
+        <w:pStyle w:val="ListNumber"/>
+      </w:pPr>
+      <w:r>
+        <w:t>CB Insights. Company profiles of PasarPolis, Qoala and Lifepal. cbinsights.com.</w:t>
       </w:r>
     </w:p>
     <w:sectPr>
